--- a/docs/02_Data_Setup_and_Semantic_Model_Guide.docx
+++ b/docs/02_Data_Setup_and_Semantic_Model_Guide.docx
@@ -4004,12 +4004,6 @@
         <w:gridCol w:w="2434"/>
       </w:tblGrid>
       <w:tr>
-        <w:tblPrEx>
-          <w:tblCellMar>
-            <w:top w:w="0" w:type="dxa"/>
-            <w:bottom w:w="0" w:type="dxa"/>
-          </w:tblCellMar>
-        </w:tblPrEx>
         <w:trPr>
           <w:tblHeader/>
         </w:trPr>
@@ -4107,12 +4101,6 @@
         </w:tc>
       </w:tr>
       <w:tr>
-        <w:tblPrEx>
-          <w:tblCellMar>
-            <w:top w:w="0" w:type="dxa"/>
-            <w:bottom w:w="0" w:type="dxa"/>
-          </w:tblCellMar>
-        </w:tblPrEx>
         <w:trPr>
           <w:cantSplit/>
         </w:trPr>
@@ -4198,12 +4186,6 @@
         </w:tc>
       </w:tr>
       <w:tr>
-        <w:tblPrEx>
-          <w:tblCellMar>
-            <w:top w:w="0" w:type="dxa"/>
-            <w:bottom w:w="0" w:type="dxa"/>
-          </w:tblCellMar>
-        </w:tblPrEx>
         <w:trPr>
           <w:cantSplit/>
         </w:trPr>
@@ -4289,12 +4271,6 @@
         </w:tc>
       </w:tr>
       <w:tr>
-        <w:tblPrEx>
-          <w:tblCellMar>
-            <w:top w:w="0" w:type="dxa"/>
-            <w:bottom w:w="0" w:type="dxa"/>
-          </w:tblCellMar>
-        </w:tblPrEx>
         <w:trPr>
           <w:cantSplit/>
         </w:trPr>
@@ -4380,12 +4356,6 @@
         </w:tc>
       </w:tr>
       <w:tr>
-        <w:tblPrEx>
-          <w:tblCellMar>
-            <w:top w:w="0" w:type="dxa"/>
-            <w:bottom w:w="0" w:type="dxa"/>
-          </w:tblCellMar>
-        </w:tblPrEx>
         <w:trPr>
           <w:cantSplit/>
         </w:trPr>
@@ -4507,12 +4477,6 @@
         <w:gridCol w:w="9360"/>
       </w:tblGrid>
       <w:tr>
-        <w:tblPrEx>
-          <w:tblCellMar>
-            <w:top w:w="0" w:type="dxa"/>
-            <w:bottom w:w="0" w:type="dxa"/>
-          </w:tblCellMar>
-        </w:tblPrEx>
         <w:tc>
           <w:tcPr>
             <w:tcW w:w="9360" w:type="dxa"/>
@@ -4605,7 +4569,10 @@
         <w:spacing w:after="120" w:line="276" w:lineRule="auto"/>
       </w:pPr>
       <w:r>
-        <w:t>Read this before anything else. It is the division the whole project rests on, the map for every section that follows, and the most common thing to get wrong. There are four Power BI files. One of them holds everything built in this document; the other three hold no data, no tables and no measures at all. Getting the order wrong — building report pages inside the model file and splitting them afterwards — means rebuilding every visual by hand, because pages cannot be moved between files.</w:t>
+        <w:t xml:space="preserve">There are four Power BI files. One of them holds everything built in this document; the other three hold no data, no tables and no measures at all. </w:t>
+      </w:r>
+      <w:r>
+        <w:t xml:space="preserve"> </w:t>
       </w:r>
     </w:p>
     <w:p>
@@ -5195,12 +5162,6 @@
         <w:gridCol w:w="2398"/>
       </w:tblGrid>
       <w:tr>
-        <w:tblPrEx>
-          <w:tblCellMar>
-            <w:top w:w="0" w:type="dxa"/>
-            <w:bottom w:w="0" w:type="dxa"/>
-          </w:tblCellMar>
-        </w:tblPrEx>
         <w:trPr>
           <w:tblHeader/>
         </w:trPr>
@@ -5288,12 +5249,6 @@
         </w:tc>
       </w:tr>
       <w:tr>
-        <w:tblPrEx>
-          <w:tblCellMar>
-            <w:top w:w="0" w:type="dxa"/>
-            <w:bottom w:w="0" w:type="dxa"/>
-          </w:tblCellMar>
-        </w:tblPrEx>
         <w:trPr>
           <w:cantSplit/>
         </w:trPr>
@@ -5379,12 +5334,6 @@
         </w:tc>
       </w:tr>
       <w:tr>
-        <w:tblPrEx>
-          <w:tblCellMar>
-            <w:top w:w="0" w:type="dxa"/>
-            <w:bottom w:w="0" w:type="dxa"/>
-          </w:tblCellMar>
-        </w:tblPrEx>
         <w:trPr>
           <w:cantSplit/>
         </w:trPr>
@@ -5470,12 +5419,6 @@
         </w:tc>
       </w:tr>
       <w:tr>
-        <w:tblPrEx>
-          <w:tblCellMar>
-            <w:top w:w="0" w:type="dxa"/>
-            <w:bottom w:w="0" w:type="dxa"/>
-          </w:tblCellMar>
-        </w:tblPrEx>
         <w:trPr>
           <w:cantSplit/>
         </w:trPr>
@@ -5561,12 +5504,6 @@
         </w:tc>
       </w:tr>
       <w:tr>
-        <w:tblPrEx>
-          <w:tblCellMar>
-            <w:top w:w="0" w:type="dxa"/>
-            <w:bottom w:w="0" w:type="dxa"/>
-          </w:tblCellMar>
-        </w:tblPrEx>
         <w:trPr>
           <w:cantSplit/>
         </w:trPr>
@@ -5652,12 +5589,6 @@
         </w:tc>
       </w:tr>
       <w:tr>
-        <w:tblPrEx>
-          <w:tblCellMar>
-            <w:top w:w="0" w:type="dxa"/>
-            <w:bottom w:w="0" w:type="dxa"/>
-          </w:tblCellMar>
-        </w:tblPrEx>
         <w:trPr>
           <w:cantSplit/>
         </w:trPr>
@@ -5743,12 +5674,6 @@
         </w:tc>
       </w:tr>
       <w:tr>
-        <w:tblPrEx>
-          <w:tblCellMar>
-            <w:top w:w="0" w:type="dxa"/>
-            <w:bottom w:w="0" w:type="dxa"/>
-          </w:tblCellMar>
-        </w:tblPrEx>
         <w:trPr>
           <w:cantSplit/>
         </w:trPr>
@@ -5768,7 +5693,6 @@
                 <w:sz w:val="19"/>
                 <w:szCs w:val="19"/>
               </w:rPr>
-              <w:lastRenderedPageBreak/>
               <w:t>Saved as</w:t>
             </w:r>
           </w:p>
@@ -5835,12 +5759,6 @@
         </w:tc>
       </w:tr>
       <w:tr>
-        <w:tblPrEx>
-          <w:tblCellMar>
-            <w:top w:w="0" w:type="dxa"/>
-            <w:bottom w:w="0" w:type="dxa"/>
-          </w:tblCellMar>
-        </w:tblPrEx>
         <w:trPr>
           <w:cantSplit/>
         </w:trPr>
@@ -5860,6 +5778,7 @@
                 <w:sz w:val="19"/>
                 <w:szCs w:val="19"/>
               </w:rPr>
+              <w:lastRenderedPageBreak/>
               <w:t>Published</w:t>
             </w:r>
           </w:p>
@@ -6106,12 +6025,6 @@
         <w:gridCol w:w="4239"/>
       </w:tblGrid>
       <w:tr>
-        <w:tblPrEx>
-          <w:tblCellMar>
-            <w:top w:w="0" w:type="dxa"/>
-            <w:bottom w:w="0" w:type="dxa"/>
-          </w:tblCellMar>
-        </w:tblPrEx>
         <w:trPr>
           <w:tblHeader/>
         </w:trPr>
@@ -6186,12 +6099,6 @@
         </w:tc>
       </w:tr>
       <w:tr>
-        <w:tblPrEx>
-          <w:tblCellMar>
-            <w:top w:w="0" w:type="dxa"/>
-            <w:bottom w:w="0" w:type="dxa"/>
-          </w:tblCellMar>
-        </w:tblPrEx>
         <w:trPr>
           <w:cantSplit/>
         </w:trPr>
@@ -6257,12 +6164,6 @@
         </w:tc>
       </w:tr>
       <w:tr>
-        <w:tblPrEx>
-          <w:tblCellMar>
-            <w:top w:w="0" w:type="dxa"/>
-            <w:bottom w:w="0" w:type="dxa"/>
-          </w:tblCellMar>
-        </w:tblPrEx>
         <w:trPr>
           <w:cantSplit/>
         </w:trPr>
@@ -6328,12 +6229,6 @@
         </w:tc>
       </w:tr>
       <w:tr>
-        <w:tblPrEx>
-          <w:tblCellMar>
-            <w:top w:w="0" w:type="dxa"/>
-            <w:bottom w:w="0" w:type="dxa"/>
-          </w:tblCellMar>
-        </w:tblPrEx>
         <w:trPr>
           <w:cantSplit/>
         </w:trPr>
@@ -6399,12 +6294,6 @@
         </w:tc>
       </w:tr>
       <w:tr>
-        <w:tblPrEx>
-          <w:tblCellMar>
-            <w:top w:w="0" w:type="dxa"/>
-            <w:bottom w:w="0" w:type="dxa"/>
-          </w:tblCellMar>
-        </w:tblPrEx>
         <w:trPr>
           <w:cantSplit/>
         </w:trPr>
@@ -6470,12 +6359,6 @@
         </w:tc>
       </w:tr>
       <w:tr>
-        <w:tblPrEx>
-          <w:tblCellMar>
-            <w:top w:w="0" w:type="dxa"/>
-            <w:bottom w:w="0" w:type="dxa"/>
-          </w:tblCellMar>
-        </w:tblPrEx>
         <w:trPr>
           <w:cantSplit/>
         </w:trPr>
@@ -6541,12 +6424,6 @@
         </w:tc>
       </w:tr>
       <w:tr>
-        <w:tblPrEx>
-          <w:tblCellMar>
-            <w:top w:w="0" w:type="dxa"/>
-            <w:bottom w:w="0" w:type="dxa"/>
-          </w:tblCellMar>
-        </w:tblPrEx>
         <w:trPr>
           <w:cantSplit/>
         </w:trPr>
@@ -6612,12 +6489,6 @@
         </w:tc>
       </w:tr>
       <w:tr>
-        <w:tblPrEx>
-          <w:tblCellMar>
-            <w:top w:w="0" w:type="dxa"/>
-            <w:bottom w:w="0" w:type="dxa"/>
-          </w:tblCellMar>
-        </w:tblPrEx>
         <w:trPr>
           <w:cantSplit/>
         </w:trPr>
@@ -6637,7 +6508,6 @@
                 <w:sz w:val="19"/>
                 <w:szCs w:val="19"/>
               </w:rPr>
-              <w:lastRenderedPageBreak/>
               <w:t>Microsoft Excel</w:t>
             </w:r>
           </w:p>
@@ -6698,6 +6568,7 @@
           <w:sz w:val="25"/>
           <w:szCs w:val="25"/>
         </w:rPr>
+        <w:lastRenderedPageBreak/>
         <w:t>2.1 The Verified Build Environment</w:t>
       </w:r>
       <w:bookmarkEnd w:id="4"/>
@@ -6733,12 +6604,6 @@
         <w:gridCol w:w="2995"/>
       </w:tblGrid>
       <w:tr>
-        <w:tblPrEx>
-          <w:tblCellMar>
-            <w:top w:w="0" w:type="dxa"/>
-            <w:bottom w:w="0" w:type="dxa"/>
-          </w:tblCellMar>
-        </w:tblPrEx>
         <w:trPr>
           <w:tblHeader/>
         </w:trPr>
@@ -6813,12 +6678,6 @@
         </w:tc>
       </w:tr>
       <w:tr>
-        <w:tblPrEx>
-          <w:tblCellMar>
-            <w:top w:w="0" w:type="dxa"/>
-            <w:bottom w:w="0" w:type="dxa"/>
-          </w:tblCellMar>
-        </w:tblPrEx>
         <w:trPr>
           <w:cantSplit/>
         </w:trPr>
@@ -6884,12 +6743,6 @@
         </w:tc>
       </w:tr>
       <w:tr>
-        <w:tblPrEx>
-          <w:tblCellMar>
-            <w:top w:w="0" w:type="dxa"/>
-            <w:bottom w:w="0" w:type="dxa"/>
-          </w:tblCellMar>
-        </w:tblPrEx>
         <w:trPr>
           <w:cantSplit/>
         </w:trPr>
@@ -6955,12 +6808,6 @@
         </w:tc>
       </w:tr>
       <w:tr>
-        <w:tblPrEx>
-          <w:tblCellMar>
-            <w:top w:w="0" w:type="dxa"/>
-            <w:bottom w:w="0" w:type="dxa"/>
-          </w:tblCellMar>
-        </w:tblPrEx>
         <w:trPr>
           <w:cantSplit/>
         </w:trPr>
@@ -7026,12 +6873,6 @@
         </w:tc>
       </w:tr>
       <w:tr>
-        <w:tblPrEx>
-          <w:tblCellMar>
-            <w:top w:w="0" w:type="dxa"/>
-            <w:bottom w:w="0" w:type="dxa"/>
-          </w:tblCellMar>
-        </w:tblPrEx>
         <w:trPr>
           <w:cantSplit/>
         </w:trPr>
@@ -7097,12 +6938,6 @@
         </w:tc>
       </w:tr>
       <w:tr>
-        <w:tblPrEx>
-          <w:tblCellMar>
-            <w:top w:w="0" w:type="dxa"/>
-            <w:bottom w:w="0" w:type="dxa"/>
-          </w:tblCellMar>
-        </w:tblPrEx>
         <w:trPr>
           <w:cantSplit/>
         </w:trPr>
@@ -7208,75 +7043,6 @@
           <w:szCs w:val="21"/>
         </w:rPr>
         <w:t>In SSMS 22, Connect → Database Engine shows the Server name box pre-filled with the last instance used. Or run SELECT @@SERVERNAME, @@VERSION; in any query window against the instance you intend to build on. If it does not read BRUNO\MSSQLSERVER01, replace that string everywhere it appears in this document — §5.11, §7.1 and the Power BI connection step — before starting.</w:t>
-      </w:r>
-    </w:p>
-    <w:p>
-      <w:pPr>
-        <w:pBdr>
-          <w:left w:val="single" w:sz="18" w:space="8" w:color="C0504D"/>
-        </w:pBdr>
-        <w:shd w:val="clear" w:color="auto" w:fill="FBE9E7"/>
-        <w:spacing w:before="140" w:after="180" w:line="276" w:lineRule="auto"/>
-        <w:ind w:left="140" w:right="140"/>
-      </w:pPr>
-      <w:r>
-        <w:rPr>
-          <w:b/>
-          <w:bCs/>
-          <w:color w:val="963634"/>
-          <w:sz w:val="21"/>
-          <w:szCs w:val="21"/>
-        </w:rPr>
-        <w:t xml:space="preserve">If you are reproducing this on Express.  </w:t>
-      </w:r>
-      <w:r>
-        <w:rPr>
-          <w:sz w:val="21"/>
-          <w:szCs w:val="21"/>
-        </w:rPr>
-        <w:t>SQL Server 2025 Express runs the whole project unchanged. Its limits are a 50 GB maximum database size and a 1,410 MB buffer pool, against a fact table of 330,080 rows and a database well under a gigabyte — neither binds here. Express also has no SQL Server Agent, which this project never uses: the load is run by hand from the scripts in sql/, and the only scheduled thing in the project is the semantic model refresh, which the Power BI Service runs. The instance name will differ, commonly ending \SQLEXPRESS</w:t>
-      </w:r>
-      <w:r>
-        <w:rPr>
-          <w:sz w:val="21"/>
-          <w:szCs w:val="21"/>
-        </w:rPr>
-        <w:t>.</w:t>
-      </w:r>
-    </w:p>
-    <w:p>
-      <w:pPr>
-        <w:pBdr>
-          <w:left w:val="single" w:sz="18" w:space="8" w:color="C0504D"/>
-        </w:pBdr>
-        <w:shd w:val="clear" w:color="auto" w:fill="FBE9E7"/>
-        <w:spacing w:before="140" w:after="180" w:line="276" w:lineRule="auto"/>
-        <w:ind w:left="140" w:right="140"/>
-      </w:pPr>
-      <w:r>
-        <w:rPr>
-          <w:b/>
-          <w:bCs/>
-          <w:color w:val="963634"/>
-          <w:sz w:val="21"/>
-          <w:szCs w:val="21"/>
-        </w:rPr>
-        <w:t xml:space="preserve">The repository must exist and be cloned before you start.  </w:t>
-      </w:r>
-      <w:r>
-        <w:rPr>
-          <w:sz w:val="21"/>
-          <w:szCs w:val="21"/>
-        </w:rPr>
-        <w:t>Document 00 §4 creates the GitHub repository and §5 clones it to X:\Multisource. Do that first. Every file this guide produces — SQL scripts, the .pbip, the reference workbook — is saved inside that clone, and work done outside it is not version-</w:t>
-      </w:r>
-      <w:r>
-        <w:rPr>
-          <w:sz w:val="21"/>
-          <w:szCs w:val="21"/>
-        </w:rPr>
-        <w:lastRenderedPageBreak/>
-        <w:t>controlled. Relocating files afterwards collapses the commit history into one bulk commit and throws away the record of how the model was built.</w:t>
       </w:r>
     </w:p>
     <w:p>
@@ -7392,6 +7158,7 @@
           <w:sz w:val="21"/>
           <w:szCs w:val="21"/>
         </w:rPr>
+        <w:lastRenderedPageBreak/>
         <w:t xml:space="preserve">Never inline the key into M code.  </w:t>
       </w:r>
       <w:r>
@@ -7461,12 +7228,6 @@
         <w:gridCol w:w="3370"/>
       </w:tblGrid>
       <w:tr>
-        <w:tblPrEx>
-          <w:tblCellMar>
-            <w:top w:w="0" w:type="dxa"/>
-            <w:bottom w:w="0" w:type="dxa"/>
-          </w:tblCellMar>
-        </w:tblPrEx>
         <w:trPr>
           <w:tblHeader/>
         </w:trPr>
@@ -7541,12 +7302,6 @@
         </w:tc>
       </w:tr>
       <w:tr>
-        <w:tblPrEx>
-          <w:tblCellMar>
-            <w:top w:w="0" w:type="dxa"/>
-            <w:bottom w:w="0" w:type="dxa"/>
-          </w:tblCellMar>
-        </w:tblPrEx>
         <w:trPr>
           <w:cantSplit/>
         </w:trPr>
@@ -7612,12 +7367,6 @@
         </w:tc>
       </w:tr>
       <w:tr>
-        <w:tblPrEx>
-          <w:tblCellMar>
-            <w:top w:w="0" w:type="dxa"/>
-            <w:bottom w:w="0" w:type="dxa"/>
-          </w:tblCellMar>
-        </w:tblPrEx>
         <w:trPr>
           <w:cantSplit/>
         </w:trPr>
@@ -7683,12 +7432,6 @@
         </w:tc>
       </w:tr>
       <w:tr>
-        <w:tblPrEx>
-          <w:tblCellMar>
-            <w:top w:w="0" w:type="dxa"/>
-            <w:bottom w:w="0" w:type="dxa"/>
-          </w:tblCellMar>
-        </w:tblPrEx>
         <w:trPr>
           <w:cantSplit/>
         </w:trPr>
@@ -7754,12 +7497,6 @@
         </w:tc>
       </w:tr>
       <w:tr>
-        <w:tblPrEx>
-          <w:tblCellMar>
-            <w:top w:w="0" w:type="dxa"/>
-            <w:bottom w:w="0" w:type="dxa"/>
-          </w:tblCellMar>
-        </w:tblPrEx>
         <w:trPr>
           <w:cantSplit/>
         </w:trPr>
@@ -7825,12 +7562,6 @@
         </w:tc>
       </w:tr>
       <w:tr>
-        <w:tblPrEx>
-          <w:tblCellMar>
-            <w:top w:w="0" w:type="dxa"/>
-            <w:bottom w:w="0" w:type="dxa"/>
-          </w:tblCellMar>
-        </w:tblPrEx>
         <w:trPr>
           <w:cantSplit/>
         </w:trPr>
@@ -7896,12 +7627,6 @@
         </w:tc>
       </w:tr>
       <w:tr>
-        <w:tblPrEx>
-          <w:tblCellMar>
-            <w:top w:w="0" w:type="dxa"/>
-            <w:bottom w:w="0" w:type="dxa"/>
-          </w:tblCellMar>
-        </w:tblPrEx>
         <w:trPr>
           <w:cantSplit/>
         </w:trPr>
@@ -7967,12 +7692,6 @@
         </w:tc>
       </w:tr>
       <w:tr>
-        <w:tblPrEx>
-          <w:tblCellMar>
-            <w:top w:w="0" w:type="dxa"/>
-            <w:bottom w:w="0" w:type="dxa"/>
-          </w:tblCellMar>
-        </w:tblPrEx>
         <w:trPr>
           <w:cantSplit/>
         </w:trPr>
@@ -8087,12 +7806,6 @@
         <w:gridCol w:w="3931"/>
       </w:tblGrid>
       <w:tr>
-        <w:tblPrEx>
-          <w:tblCellMar>
-            <w:top w:w="0" w:type="dxa"/>
-            <w:bottom w:w="0" w:type="dxa"/>
-          </w:tblCellMar>
-        </w:tblPrEx>
         <w:trPr>
           <w:tblHeader/>
         </w:trPr>
@@ -8167,12 +7880,6 @@
         </w:tc>
       </w:tr>
       <w:tr>
-        <w:tblPrEx>
-          <w:tblCellMar>
-            <w:top w:w="0" w:type="dxa"/>
-            <w:bottom w:w="0" w:type="dxa"/>
-          </w:tblCellMar>
-        </w:tblPrEx>
         <w:trPr>
           <w:cantSplit/>
         </w:trPr>
@@ -8238,12 +7945,6 @@
         </w:tc>
       </w:tr>
       <w:tr>
-        <w:tblPrEx>
-          <w:tblCellMar>
-            <w:top w:w="0" w:type="dxa"/>
-            <w:bottom w:w="0" w:type="dxa"/>
-          </w:tblCellMar>
-        </w:tblPrEx>
         <w:trPr>
           <w:cantSplit/>
         </w:trPr>
@@ -8309,12 +8010,6 @@
         </w:tc>
       </w:tr>
       <w:tr>
-        <w:tblPrEx>
-          <w:tblCellMar>
-            <w:top w:w="0" w:type="dxa"/>
-            <w:bottom w:w="0" w:type="dxa"/>
-          </w:tblCellMar>
-        </w:tblPrEx>
         <w:trPr>
           <w:cantSplit/>
         </w:trPr>
@@ -8380,12 +8075,6 @@
         </w:tc>
       </w:tr>
       <w:tr>
-        <w:tblPrEx>
-          <w:tblCellMar>
-            <w:top w:w="0" w:type="dxa"/>
-            <w:bottom w:w="0" w:type="dxa"/>
-          </w:tblCellMar>
-        </w:tblPrEx>
         <w:trPr>
           <w:cantSplit/>
         </w:trPr>
@@ -8405,7 +8094,6 @@
                 <w:sz w:val="19"/>
                 <w:szCs w:val="19"/>
               </w:rPr>
-              <w:lastRenderedPageBreak/>
               <w:t>442</w:t>
             </w:r>
           </w:p>
@@ -8452,12 +8140,6 @@
         </w:tc>
       </w:tr>
       <w:tr>
-        <w:tblPrEx>
-          <w:tblCellMar>
-            <w:top w:w="0" w:type="dxa"/>
-            <w:bottom w:w="0" w:type="dxa"/>
-          </w:tblCellMar>
-        </w:tblPrEx>
         <w:trPr>
           <w:cantSplit/>
         </w:trPr>
@@ -8523,12 +8205,6 @@
         </w:tc>
       </w:tr>
       <w:tr>
-        <w:tblPrEx>
-          <w:tblCellMar>
-            <w:top w:w="0" w:type="dxa"/>
-            <w:bottom w:w="0" w:type="dxa"/>
-          </w:tblCellMar>
-        </w:tblPrEx>
         <w:trPr>
           <w:cantSplit/>
         </w:trPr>
@@ -8594,12 +8270,6 @@
         </w:tc>
       </w:tr>
       <w:tr>
-        <w:tblPrEx>
-          <w:tblCellMar>
-            <w:top w:w="0" w:type="dxa"/>
-            <w:bottom w:w="0" w:type="dxa"/>
-          </w:tblCellMar>
-        </w:tblPrEx>
         <w:trPr>
           <w:cantSplit/>
         </w:trPr>
@@ -8665,12 +8335,6 @@
         </w:tc>
       </w:tr>
       <w:tr>
-        <w:tblPrEx>
-          <w:tblCellMar>
-            <w:top w:w="0" w:type="dxa"/>
-            <w:bottom w:w="0" w:type="dxa"/>
-          </w:tblCellMar>
-        </w:tblPrEx>
         <w:trPr>
           <w:cantSplit/>
         </w:trPr>
@@ -8736,12 +8400,6 @@
         </w:tc>
       </w:tr>
       <w:tr>
-        <w:tblPrEx>
-          <w:tblCellMar>
-            <w:top w:w="0" w:type="dxa"/>
-            <w:bottom w:w="0" w:type="dxa"/>
-          </w:tblCellMar>
-        </w:tblPrEx>
         <w:trPr>
           <w:cantSplit/>
         </w:trPr>
@@ -8807,12 +8465,6 @@
         </w:tc>
       </w:tr>
       <w:tr>
-        <w:tblPrEx>
-          <w:tblCellMar>
-            <w:top w:w="0" w:type="dxa"/>
-            <w:bottom w:w="0" w:type="dxa"/>
-          </w:tblCellMar>
-        </w:tblPrEx>
         <w:trPr>
           <w:cantSplit/>
         </w:trPr>
@@ -8878,12 +8530,6 @@
         </w:tc>
       </w:tr>
       <w:tr>
-        <w:tblPrEx>
-          <w:tblCellMar>
-            <w:top w:w="0" w:type="dxa"/>
-            <w:bottom w:w="0" w:type="dxa"/>
-          </w:tblCellMar>
-        </w:tblPrEx>
         <w:trPr>
           <w:cantSplit/>
         </w:trPr>
@@ -8949,12 +8595,6 @@
         </w:tc>
       </w:tr>
       <w:tr>
-        <w:tblPrEx>
-          <w:tblCellMar>
-            <w:top w:w="0" w:type="dxa"/>
-            <w:bottom w:w="0" w:type="dxa"/>
-          </w:tblCellMar>
-        </w:tblPrEx>
         <w:trPr>
           <w:cantSplit/>
         </w:trPr>
@@ -9020,12 +8660,6 @@
         </w:tc>
       </w:tr>
       <w:tr>
-        <w:tblPrEx>
-          <w:tblCellMar>
-            <w:top w:w="0" w:type="dxa"/>
-            <w:bottom w:w="0" w:type="dxa"/>
-          </w:tblCellMar>
-        </w:tblPrEx>
         <w:trPr>
           <w:cantSplit/>
         </w:trPr>
@@ -9091,12 +8725,6 @@
         </w:tc>
       </w:tr>
       <w:tr>
-        <w:tblPrEx>
-          <w:tblCellMar>
-            <w:top w:w="0" w:type="dxa"/>
-            <w:bottom w:w="0" w:type="dxa"/>
-          </w:tblCellMar>
-        </w:tblPrEx>
         <w:trPr>
           <w:cantSplit/>
         </w:trPr>
@@ -9162,12 +8790,6 @@
         </w:tc>
       </w:tr>
       <w:tr>
-        <w:tblPrEx>
-          <w:tblCellMar>
-            <w:top w:w="0" w:type="dxa"/>
-            <w:bottom w:w="0" w:type="dxa"/>
-          </w:tblCellMar>
-        </w:tblPrEx>
         <w:trPr>
           <w:cantSplit/>
         </w:trPr>
@@ -9187,6 +8809,7 @@
                 <w:sz w:val="19"/>
                 <w:szCs w:val="19"/>
               </w:rPr>
+              <w:lastRenderedPageBreak/>
               <w:t>452311</w:t>
             </w:r>
           </w:p>
@@ -9233,12 +8856,6 @@
         </w:tc>
       </w:tr>
       <w:tr>
-        <w:tblPrEx>
-          <w:tblCellMar>
-            <w:top w:w="0" w:type="dxa"/>
-            <w:bottom w:w="0" w:type="dxa"/>
-          </w:tblCellMar>
-        </w:tblPrEx>
         <w:trPr>
           <w:cantSplit/>
         </w:trPr>
@@ -9304,12 +8921,6 @@
         </w:tc>
       </w:tr>
       <w:tr>
-        <w:tblPrEx>
-          <w:tblCellMar>
-            <w:top w:w="0" w:type="dxa"/>
-            <w:bottom w:w="0" w:type="dxa"/>
-          </w:tblCellMar>
-        </w:tblPrEx>
         <w:trPr>
           <w:cantSplit/>
         </w:trPr>
@@ -9375,12 +8986,6 @@
         </w:tc>
       </w:tr>
       <w:tr>
-        <w:tblPrEx>
-          <w:tblCellMar>
-            <w:top w:w="0" w:type="dxa"/>
-            <w:bottom w:w="0" w:type="dxa"/>
-          </w:tblCellMar>
-        </w:tblPrEx>
         <w:trPr>
           <w:cantSplit/>
         </w:trPr>
@@ -9446,12 +9051,6 @@
         </w:tc>
       </w:tr>
       <w:tr>
-        <w:tblPrEx>
-          <w:tblCellMar>
-            <w:top w:w="0" w:type="dxa"/>
-            <w:bottom w:w="0" w:type="dxa"/>
-          </w:tblCellMar>
-        </w:tblPrEx>
         <w:trPr>
           <w:cantSplit/>
         </w:trPr>
@@ -9949,7 +9548,6 @@
           <w:sz w:val="16"/>
           <w:szCs w:val="16"/>
         </w:rPr>
-        <w:lastRenderedPageBreak/>
         <w:t xml:space="preserve">    // EITS returns an array of arrays; row 0 is the header row.</w:t>
       </w:r>
     </w:p>
@@ -10293,6 +9891,7 @@
           <w:sz w:val="16"/>
           <w:szCs w:val="16"/>
         </w:rPr>
+        <w:lastRenderedPageBreak/>
         <w:t xml:space="preserve">    Source =</w:t>
       </w:r>
     </w:p>
@@ -11024,7 +10623,6 @@
           <w:sz w:val="16"/>
           <w:szCs w:val="16"/>
         </w:rPr>
-        <w:lastRenderedPageBreak/>
         <w:t xml:space="preserve"> </w:t>
       </w:r>
     </w:p>
@@ -11247,6 +10845,7 @@
         <w:spacing w:after="120" w:line="276" w:lineRule="auto"/>
       </w:pPr>
       <w:r>
+        <w:lastRenderedPageBreak/>
         <w:t>Microsoft documents two exceptions that do refresh, and both are used above: Web.Contents called with the RelativePath and Query options, and queries that reference Power Query parameters. Keeping the base URL a static literal and pushing everything variable into the Query record satisfies both.</w:t>
       </w:r>
     </w:p>
@@ -11326,12 +10925,6 @@
         <w:gridCol w:w="1866"/>
       </w:tblGrid>
       <w:tr>
-        <w:tblPrEx>
-          <w:tblCellMar>
-            <w:top w:w="0" w:type="dxa"/>
-            <w:bottom w:w="0" w:type="dxa"/>
-          </w:tblCellMar>
-        </w:tblPrEx>
         <w:trPr>
           <w:tblHeader/>
         </w:trPr>
@@ -11429,12 +11022,6 @@
         </w:tc>
       </w:tr>
       <w:tr>
-        <w:tblPrEx>
-          <w:tblCellMar>
-            <w:top w:w="0" w:type="dxa"/>
-            <w:bottom w:w="0" w:type="dxa"/>
-          </w:tblCellMar>
-        </w:tblPrEx>
         <w:trPr>
           <w:cantSplit/>
         </w:trPr>
@@ -11520,12 +11107,6 @@
         </w:tc>
       </w:tr>
       <w:tr>
-        <w:tblPrEx>
-          <w:tblCellMar>
-            <w:top w:w="0" w:type="dxa"/>
-            <w:bottom w:w="0" w:type="dxa"/>
-          </w:tblCellMar>
-        </w:tblPrEx>
         <w:trPr>
           <w:cantSplit/>
         </w:trPr>
@@ -11611,12 +11192,6 @@
         </w:tc>
       </w:tr>
       <w:tr>
-        <w:tblPrEx>
-          <w:tblCellMar>
-            <w:top w:w="0" w:type="dxa"/>
-            <w:bottom w:w="0" w:type="dxa"/>
-          </w:tblCellMar>
-        </w:tblPrEx>
         <w:trPr>
           <w:cantSplit/>
         </w:trPr>
@@ -11702,12 +11277,6 @@
         </w:tc>
       </w:tr>
       <w:tr>
-        <w:tblPrEx>
-          <w:tblCellMar>
-            <w:top w:w="0" w:type="dxa"/>
-            <w:bottom w:w="0" w:type="dxa"/>
-          </w:tblCellMar>
-        </w:tblPrEx>
         <w:trPr>
           <w:cantSplit/>
         </w:trPr>
@@ -11793,12 +11362,6 @@
         </w:tc>
       </w:tr>
       <w:tr>
-        <w:tblPrEx>
-          <w:tblCellMar>
-            <w:top w:w="0" w:type="dxa"/>
-            <w:bottom w:w="0" w:type="dxa"/>
-          </w:tblCellMar>
-        </w:tblPrEx>
         <w:trPr>
           <w:cantSplit/>
         </w:trPr>
@@ -11884,12 +11447,6 @@
         </w:tc>
       </w:tr>
       <w:tr>
-        <w:tblPrEx>
-          <w:tblCellMar>
-            <w:top w:w="0" w:type="dxa"/>
-            <w:bottom w:w="0" w:type="dxa"/>
-          </w:tblCellMar>
-        </w:tblPrEx>
         <w:trPr>
           <w:cantSplit/>
         </w:trPr>
@@ -11975,12 +11532,6 @@
         </w:tc>
       </w:tr>
       <w:tr>
-        <w:tblPrEx>
-          <w:tblCellMar>
-            <w:top w:w="0" w:type="dxa"/>
-            <w:bottom w:w="0" w:type="dxa"/>
-          </w:tblCellMar>
-        </w:tblPrEx>
         <w:trPr>
           <w:cantSplit/>
         </w:trPr>
@@ -12066,12 +11617,6 @@
         </w:tc>
       </w:tr>
       <w:tr>
-        <w:tblPrEx>
-          <w:tblCellMar>
-            <w:top w:w="0" w:type="dxa"/>
-            <w:bottom w:w="0" w:type="dxa"/>
-          </w:tblCellMar>
-        </w:tblPrEx>
         <w:trPr>
           <w:cantSplit/>
         </w:trPr>
@@ -12091,7 +11636,6 @@
                 <w:sz w:val="19"/>
                 <w:szCs w:val="19"/>
               </w:rPr>
-              <w:lastRenderedPageBreak/>
               <w:t>PSAVERT</w:t>
             </w:r>
           </w:p>
@@ -12158,12 +11702,6 @@
         </w:tc>
       </w:tr>
       <w:tr>
-        <w:tblPrEx>
-          <w:tblCellMar>
-            <w:top w:w="0" w:type="dxa"/>
-            <w:bottom w:w="0" w:type="dxa"/>
-          </w:tblCellMar>
-        </w:tblPrEx>
         <w:trPr>
           <w:cantSplit/>
         </w:trPr>
@@ -12535,6 +12073,7 @@
           <w:sz w:val="16"/>
           <w:szCs w:val="16"/>
         </w:rPr>
+        <w:lastRenderedPageBreak/>
         <w:t xml:space="preserve"> </w:t>
       </w:r>
     </w:p>
@@ -13199,340 +12738,340 @@
           <w:sz w:val="25"/>
           <w:szCs w:val="25"/>
         </w:rPr>
+        <w:t>4.3 FactMacro</w:t>
+      </w:r>
+      <w:bookmarkEnd w:id="15"/>
+    </w:p>
+    <w:p>
+      <w:pPr>
+        <w:spacing w:after="120" w:line="276" w:lineRule="auto"/>
+      </w:pPr>
+      <w:r>
+        <w:t>This produces a narrow, unpivoted fact — one row per series per month — which is the correct shape for a star schema and avoids a wide table that must be re-edited every time a series is added.</w:t>
+      </w:r>
+    </w:p>
+    <w:p>
+      <w:pPr>
+        <w:pBdr>
+          <w:left w:val="single" w:sz="12" w:space="6" w:color="A6A6A6"/>
+        </w:pBdr>
+        <w:shd w:val="clear" w:color="auto" w:fill="F2F2F2"/>
+        <w:spacing w:before="120"/>
+        <w:ind w:left="180"/>
+      </w:pPr>
+      <w:r>
+        <w:rPr>
+          <w:rFonts w:ascii="Consolas" w:eastAsia="Consolas" w:hAnsi="Consolas" w:cs="Consolas"/>
+          <w:sz w:val="16"/>
+          <w:szCs w:val="16"/>
+        </w:rPr>
+        <w:t>let</w:t>
+      </w:r>
+    </w:p>
+    <w:p>
+      <w:pPr>
+        <w:pBdr>
+          <w:left w:val="single" w:sz="12" w:space="6" w:color="A6A6A6"/>
+        </w:pBdr>
+        <w:shd w:val="clear" w:color="auto" w:fill="F2F2F2"/>
+        <w:ind w:left="180"/>
+      </w:pPr>
+      <w:r>
+        <w:rPr>
+          <w:rFonts w:ascii="Consolas" w:eastAsia="Consolas" w:hAnsi="Consolas" w:cs="Consolas"/>
+          <w:sz w:val="16"/>
+          <w:szCs w:val="16"/>
+        </w:rPr>
+        <w:t xml:space="preserve">    SeriesList = {</w:t>
+      </w:r>
+    </w:p>
+    <w:p>
+      <w:pPr>
+        <w:pBdr>
+          <w:left w:val="single" w:sz="12" w:space="6" w:color="A6A6A6"/>
+        </w:pBdr>
+        <w:shd w:val="clear" w:color="auto" w:fill="F2F2F2"/>
+        <w:ind w:left="180"/>
+      </w:pPr>
+      <w:r>
+        <w:rPr>
+          <w:rFonts w:ascii="Consolas" w:eastAsia="Consolas" w:hAnsi="Consolas" w:cs="Consolas"/>
+          <w:sz w:val="16"/>
+          <w:szCs w:val="16"/>
+        </w:rPr>
+        <w:t xml:space="preserve">        "CPIAUCSL", "RSAFS", "RRSFS", "MRTSSM452USS",</w:t>
+      </w:r>
+    </w:p>
+    <w:p>
+      <w:pPr>
+        <w:pBdr>
+          <w:left w:val="single" w:sz="12" w:space="6" w:color="A6A6A6"/>
+        </w:pBdr>
+        <w:shd w:val="clear" w:color="auto" w:fill="F2F2F2"/>
+        <w:ind w:left="180"/>
+      </w:pPr>
+      <w:r>
+        <w:rPr>
+          <w:rFonts w:ascii="Consolas" w:eastAsia="Consolas" w:hAnsi="Consolas" w:cs="Consolas"/>
+          <w:sz w:val="16"/>
+          <w:szCs w:val="16"/>
+        </w:rPr>
+        <w:t xml:space="preserve">        "FEDFUNDS", "UMCSENT", "UNRATE", "PSAVERT", "DSPIC96"</w:t>
+      </w:r>
+    </w:p>
+    <w:p>
+      <w:pPr>
+        <w:pBdr>
+          <w:left w:val="single" w:sz="12" w:space="6" w:color="A6A6A6"/>
+        </w:pBdr>
+        <w:shd w:val="clear" w:color="auto" w:fill="F2F2F2"/>
+        <w:ind w:left="180"/>
+      </w:pPr>
+      <w:r>
+        <w:rPr>
+          <w:rFonts w:ascii="Consolas" w:eastAsia="Consolas" w:hAnsi="Consolas" w:cs="Consolas"/>
+          <w:sz w:val="16"/>
+          <w:szCs w:val="16"/>
+        </w:rPr>
+        <w:t xml:space="preserve">    },</w:t>
+      </w:r>
+    </w:p>
+    <w:p>
+      <w:pPr>
+        <w:pBdr>
+          <w:left w:val="single" w:sz="12" w:space="6" w:color="A6A6A6"/>
+        </w:pBdr>
+        <w:shd w:val="clear" w:color="auto" w:fill="F2F2F2"/>
+        <w:ind w:left="180"/>
+      </w:pPr>
+      <w:r>
+        <w:rPr>
+          <w:rFonts w:ascii="Consolas" w:eastAsia="Consolas" w:hAnsi="Consolas" w:cs="Consolas"/>
+          <w:sz w:val="16"/>
+          <w:szCs w:val="16"/>
+        </w:rPr>
+        <w:t xml:space="preserve"> </w:t>
+      </w:r>
+    </w:p>
+    <w:p>
+      <w:pPr>
+        <w:pBdr>
+          <w:left w:val="single" w:sz="12" w:space="6" w:color="A6A6A6"/>
+        </w:pBdr>
+        <w:shd w:val="clear" w:color="auto" w:fill="F2F2F2"/>
+        <w:ind w:left="180"/>
+      </w:pPr>
+      <w:r>
+        <w:rPr>
+          <w:rFonts w:ascii="Consolas" w:eastAsia="Consolas" w:hAnsi="Consolas" w:cs="Consolas"/>
+          <w:sz w:val="16"/>
+          <w:szCs w:val="16"/>
+        </w:rPr>
+        <w:t xml:space="preserve">    AsTable  = Table.FromList(SeriesList, Splitter.SplitByNothing(), {"SeriesId"}),</w:t>
+      </w:r>
+    </w:p>
+    <w:p>
+      <w:pPr>
+        <w:pBdr>
+          <w:left w:val="single" w:sz="12" w:space="6" w:color="A6A6A6"/>
+        </w:pBdr>
+        <w:shd w:val="clear" w:color="auto" w:fill="F2F2F2"/>
+        <w:ind w:left="180"/>
+      </w:pPr>
+      <w:r>
+        <w:rPr>
+          <w:rFonts w:ascii="Consolas" w:eastAsia="Consolas" w:hAnsi="Consolas" w:cs="Consolas"/>
+          <w:sz w:val="16"/>
+          <w:szCs w:val="16"/>
+        </w:rPr>
+        <w:t xml:space="preserve"> </w:t>
+      </w:r>
+    </w:p>
+    <w:p>
+      <w:pPr>
+        <w:pBdr>
+          <w:left w:val="single" w:sz="12" w:space="6" w:color="A6A6A6"/>
+        </w:pBdr>
+        <w:shd w:val="clear" w:color="auto" w:fill="F2F2F2"/>
+        <w:ind w:left="180"/>
+      </w:pPr>
+      <w:r>
+        <w:rPr>
+          <w:rFonts w:ascii="Consolas" w:eastAsia="Consolas" w:hAnsi="Consolas" w:cs="Consolas"/>
+          <w:sz w:val="16"/>
+          <w:szCs w:val="16"/>
+        </w:rPr>
+        <w:t xml:space="preserve">    Invoked  = Table.AddColumn(AsTable, "Data", each fnGetFredSeries([SeriesId])),</w:t>
+      </w:r>
+    </w:p>
+    <w:p>
+      <w:pPr>
+        <w:pBdr>
+          <w:left w:val="single" w:sz="12" w:space="6" w:color="A6A6A6"/>
+        </w:pBdr>
+        <w:shd w:val="clear" w:color="auto" w:fill="F2F2F2"/>
+        <w:ind w:left="180"/>
+      </w:pPr>
+      <w:r>
+        <w:rPr>
+          <w:rFonts w:ascii="Consolas" w:eastAsia="Consolas" w:hAnsi="Consolas" w:cs="Consolas"/>
+          <w:sz w:val="16"/>
+          <w:szCs w:val="16"/>
+        </w:rPr>
+        <w:t xml:space="preserve"> </w:t>
+      </w:r>
+    </w:p>
+    <w:p>
+      <w:pPr>
+        <w:pBdr>
+          <w:left w:val="single" w:sz="12" w:space="6" w:color="A6A6A6"/>
+        </w:pBdr>
+        <w:shd w:val="clear" w:color="auto" w:fill="F2F2F2"/>
+        <w:ind w:left="180"/>
+      </w:pPr>
+      <w:r>
+        <w:rPr>
+          <w:rFonts w:ascii="Consolas" w:eastAsia="Consolas" w:hAnsi="Consolas" w:cs="Consolas"/>
+          <w:sz w:val="16"/>
+          <w:szCs w:val="16"/>
+        </w:rPr>
+        <w:t xml:space="preserve">    Expanded = Table.ExpandTableColumn(</w:t>
+      </w:r>
+    </w:p>
+    <w:p>
+      <w:pPr>
+        <w:pBdr>
+          <w:left w:val="single" w:sz="12" w:space="6" w:color="A6A6A6"/>
+        </w:pBdr>
+        <w:shd w:val="clear" w:color="auto" w:fill="F2F2F2"/>
+        <w:ind w:left="180"/>
+      </w:pPr>
+      <w:r>
+        <w:rPr>
+          <w:rFonts w:ascii="Consolas" w:eastAsia="Consolas" w:hAnsi="Consolas" w:cs="Consolas"/>
+          <w:sz w:val="16"/>
+          <w:szCs w:val="16"/>
+        </w:rPr>
+        <w:t xml:space="preserve">                   Invoked, "Data",</w:t>
+      </w:r>
+    </w:p>
+    <w:p>
+      <w:pPr>
+        <w:pBdr>
+          <w:left w:val="single" w:sz="12" w:space="6" w:color="A6A6A6"/>
+        </w:pBdr>
+        <w:shd w:val="clear" w:color="auto" w:fill="F2F2F2"/>
+        <w:ind w:left="180"/>
+      </w:pPr>
+      <w:r>
+        <w:rPr>
+          <w:rFonts w:ascii="Consolas" w:eastAsia="Consolas" w:hAnsi="Consolas" w:cs="Consolas"/>
+          <w:sz w:val="16"/>
+          <w:szCs w:val="16"/>
+        </w:rPr>
+        <w:t xml:space="preserve">                   {"DateKey", "ReportDate", "Value"},</w:t>
+      </w:r>
+    </w:p>
+    <w:p>
+      <w:pPr>
+        <w:pBdr>
+          <w:left w:val="single" w:sz="12" w:space="6" w:color="A6A6A6"/>
+        </w:pBdr>
+        <w:shd w:val="clear" w:color="auto" w:fill="F2F2F2"/>
+        <w:ind w:left="180"/>
+      </w:pPr>
+      <w:r>
+        <w:rPr>
+          <w:rFonts w:ascii="Consolas" w:eastAsia="Consolas" w:hAnsi="Consolas" w:cs="Consolas"/>
+          <w:sz w:val="16"/>
+          <w:szCs w:val="16"/>
+        </w:rPr>
+        <w:t xml:space="preserve">                   {"DateKey", "ReportDate", "Value"}</w:t>
+      </w:r>
+    </w:p>
+    <w:p>
+      <w:pPr>
+        <w:pBdr>
+          <w:left w:val="single" w:sz="12" w:space="6" w:color="A6A6A6"/>
+        </w:pBdr>
+        <w:shd w:val="clear" w:color="auto" w:fill="F2F2F2"/>
+        <w:ind w:left="180"/>
+      </w:pPr>
+      <w:r>
+        <w:rPr>
+          <w:rFonts w:ascii="Consolas" w:eastAsia="Consolas" w:hAnsi="Consolas" w:cs="Consolas"/>
+          <w:sz w:val="16"/>
+          <w:szCs w:val="16"/>
+        </w:rPr>
+        <w:t xml:space="preserve">               ),</w:t>
+      </w:r>
+    </w:p>
+    <w:p>
+      <w:pPr>
+        <w:pBdr>
+          <w:left w:val="single" w:sz="12" w:space="6" w:color="A6A6A6"/>
+        </w:pBdr>
+        <w:shd w:val="clear" w:color="auto" w:fill="F2F2F2"/>
+        <w:ind w:left="180"/>
+      </w:pPr>
+      <w:r>
+        <w:rPr>
+          <w:rFonts w:ascii="Consolas" w:eastAsia="Consolas" w:hAnsi="Consolas" w:cs="Consolas"/>
+          <w:sz w:val="16"/>
+          <w:szCs w:val="16"/>
+        </w:rPr>
+        <w:t xml:space="preserve"> </w:t>
+      </w:r>
+    </w:p>
+    <w:p>
+      <w:pPr>
+        <w:pBdr>
+          <w:left w:val="single" w:sz="12" w:space="6" w:color="A6A6A6"/>
+        </w:pBdr>
+        <w:shd w:val="clear" w:color="auto" w:fill="F2F2F2"/>
+        <w:ind w:left="180"/>
+      </w:pPr>
+      <w:r>
+        <w:rPr>
+          <w:rFonts w:ascii="Consolas" w:eastAsia="Consolas" w:hAnsi="Consolas" w:cs="Consolas"/>
+          <w:sz w:val="16"/>
+          <w:szCs w:val="16"/>
+        </w:rPr>
+        <w:t xml:space="preserve">    Typed    = Table.TransformColumnTypes(</w:t>
+      </w:r>
+    </w:p>
+    <w:p>
+      <w:pPr>
+        <w:pBdr>
+          <w:left w:val="single" w:sz="12" w:space="6" w:color="A6A6A6"/>
+        </w:pBdr>
+        <w:shd w:val="clear" w:color="auto" w:fill="F2F2F2"/>
+        <w:ind w:left="180"/>
+      </w:pPr>
+      <w:r>
+        <w:rPr>
+          <w:rFonts w:ascii="Consolas" w:eastAsia="Consolas" w:hAnsi="Consolas" w:cs="Consolas"/>
+          <w:sz w:val="16"/>
+          <w:szCs w:val="16"/>
+        </w:rPr>
+        <w:t xml:space="preserve">                   Expanded,</w:t>
+      </w:r>
+    </w:p>
+    <w:p>
+      <w:pPr>
+        <w:pBdr>
+          <w:left w:val="single" w:sz="12" w:space="6" w:color="A6A6A6"/>
+        </w:pBdr>
+        <w:shd w:val="clear" w:color="auto" w:fill="F2F2F2"/>
+        <w:ind w:left="180"/>
+      </w:pPr>
+      <w:r>
+        <w:rPr>
+          <w:rFonts w:ascii="Consolas" w:eastAsia="Consolas" w:hAnsi="Consolas" w:cs="Consolas"/>
+          <w:sz w:val="16"/>
+          <w:szCs w:val="16"/>
+        </w:rPr>
         <w:lastRenderedPageBreak/>
-        <w:t>4.3 FactMacro</w:t>
-      </w:r>
-      <w:bookmarkEnd w:id="15"/>
-    </w:p>
-    <w:p>
-      <w:pPr>
-        <w:spacing w:after="120" w:line="276" w:lineRule="auto"/>
-      </w:pPr>
-      <w:r>
-        <w:t>This produces a narrow, unpivoted fact — one row per series per month — which is the correct shape for a star schema and avoids a wide table that must be re-edited every time a series is added.</w:t>
-      </w:r>
-    </w:p>
-    <w:p>
-      <w:pPr>
-        <w:pBdr>
-          <w:left w:val="single" w:sz="12" w:space="6" w:color="A6A6A6"/>
-        </w:pBdr>
-        <w:shd w:val="clear" w:color="auto" w:fill="F2F2F2"/>
-        <w:spacing w:before="120"/>
-        <w:ind w:left="180"/>
-      </w:pPr>
-      <w:r>
-        <w:rPr>
-          <w:rFonts w:ascii="Consolas" w:eastAsia="Consolas" w:hAnsi="Consolas" w:cs="Consolas"/>
-          <w:sz w:val="16"/>
-          <w:szCs w:val="16"/>
-        </w:rPr>
-        <w:t>let</w:t>
-      </w:r>
-    </w:p>
-    <w:p>
-      <w:pPr>
-        <w:pBdr>
-          <w:left w:val="single" w:sz="12" w:space="6" w:color="A6A6A6"/>
-        </w:pBdr>
-        <w:shd w:val="clear" w:color="auto" w:fill="F2F2F2"/>
-        <w:ind w:left="180"/>
-      </w:pPr>
-      <w:r>
-        <w:rPr>
-          <w:rFonts w:ascii="Consolas" w:eastAsia="Consolas" w:hAnsi="Consolas" w:cs="Consolas"/>
-          <w:sz w:val="16"/>
-          <w:szCs w:val="16"/>
-        </w:rPr>
-        <w:t xml:space="preserve">    SeriesList = {</w:t>
-      </w:r>
-    </w:p>
-    <w:p>
-      <w:pPr>
-        <w:pBdr>
-          <w:left w:val="single" w:sz="12" w:space="6" w:color="A6A6A6"/>
-        </w:pBdr>
-        <w:shd w:val="clear" w:color="auto" w:fill="F2F2F2"/>
-        <w:ind w:left="180"/>
-      </w:pPr>
-      <w:r>
-        <w:rPr>
-          <w:rFonts w:ascii="Consolas" w:eastAsia="Consolas" w:hAnsi="Consolas" w:cs="Consolas"/>
-          <w:sz w:val="16"/>
-          <w:szCs w:val="16"/>
-        </w:rPr>
-        <w:t xml:space="preserve">        "CPIAUCSL", "RSAFS", "RRSFS", "MRTSSM452USS",</w:t>
-      </w:r>
-    </w:p>
-    <w:p>
-      <w:pPr>
-        <w:pBdr>
-          <w:left w:val="single" w:sz="12" w:space="6" w:color="A6A6A6"/>
-        </w:pBdr>
-        <w:shd w:val="clear" w:color="auto" w:fill="F2F2F2"/>
-        <w:ind w:left="180"/>
-      </w:pPr>
-      <w:r>
-        <w:rPr>
-          <w:rFonts w:ascii="Consolas" w:eastAsia="Consolas" w:hAnsi="Consolas" w:cs="Consolas"/>
-          <w:sz w:val="16"/>
-          <w:szCs w:val="16"/>
-        </w:rPr>
-        <w:t xml:space="preserve">        "FEDFUNDS", "UMCSENT", "UNRATE", "PSAVERT", "DSPIC96"</w:t>
-      </w:r>
-    </w:p>
-    <w:p>
-      <w:pPr>
-        <w:pBdr>
-          <w:left w:val="single" w:sz="12" w:space="6" w:color="A6A6A6"/>
-        </w:pBdr>
-        <w:shd w:val="clear" w:color="auto" w:fill="F2F2F2"/>
-        <w:ind w:left="180"/>
-      </w:pPr>
-      <w:r>
-        <w:rPr>
-          <w:rFonts w:ascii="Consolas" w:eastAsia="Consolas" w:hAnsi="Consolas" w:cs="Consolas"/>
-          <w:sz w:val="16"/>
-          <w:szCs w:val="16"/>
-        </w:rPr>
-        <w:t xml:space="preserve">    },</w:t>
-      </w:r>
-    </w:p>
-    <w:p>
-      <w:pPr>
-        <w:pBdr>
-          <w:left w:val="single" w:sz="12" w:space="6" w:color="A6A6A6"/>
-        </w:pBdr>
-        <w:shd w:val="clear" w:color="auto" w:fill="F2F2F2"/>
-        <w:ind w:left="180"/>
-      </w:pPr>
-      <w:r>
-        <w:rPr>
-          <w:rFonts w:ascii="Consolas" w:eastAsia="Consolas" w:hAnsi="Consolas" w:cs="Consolas"/>
-          <w:sz w:val="16"/>
-          <w:szCs w:val="16"/>
-        </w:rPr>
-        <w:t xml:space="preserve"> </w:t>
-      </w:r>
-    </w:p>
-    <w:p>
-      <w:pPr>
-        <w:pBdr>
-          <w:left w:val="single" w:sz="12" w:space="6" w:color="A6A6A6"/>
-        </w:pBdr>
-        <w:shd w:val="clear" w:color="auto" w:fill="F2F2F2"/>
-        <w:ind w:left="180"/>
-      </w:pPr>
-      <w:r>
-        <w:rPr>
-          <w:rFonts w:ascii="Consolas" w:eastAsia="Consolas" w:hAnsi="Consolas" w:cs="Consolas"/>
-          <w:sz w:val="16"/>
-          <w:szCs w:val="16"/>
-        </w:rPr>
-        <w:t xml:space="preserve">    AsTable  = Table.FromList(SeriesList, Splitter.SplitByNothing(), {"SeriesId"}),</w:t>
-      </w:r>
-    </w:p>
-    <w:p>
-      <w:pPr>
-        <w:pBdr>
-          <w:left w:val="single" w:sz="12" w:space="6" w:color="A6A6A6"/>
-        </w:pBdr>
-        <w:shd w:val="clear" w:color="auto" w:fill="F2F2F2"/>
-        <w:ind w:left="180"/>
-      </w:pPr>
-      <w:r>
-        <w:rPr>
-          <w:rFonts w:ascii="Consolas" w:eastAsia="Consolas" w:hAnsi="Consolas" w:cs="Consolas"/>
-          <w:sz w:val="16"/>
-          <w:szCs w:val="16"/>
-        </w:rPr>
-        <w:t xml:space="preserve"> </w:t>
-      </w:r>
-    </w:p>
-    <w:p>
-      <w:pPr>
-        <w:pBdr>
-          <w:left w:val="single" w:sz="12" w:space="6" w:color="A6A6A6"/>
-        </w:pBdr>
-        <w:shd w:val="clear" w:color="auto" w:fill="F2F2F2"/>
-        <w:ind w:left="180"/>
-      </w:pPr>
-      <w:r>
-        <w:rPr>
-          <w:rFonts w:ascii="Consolas" w:eastAsia="Consolas" w:hAnsi="Consolas" w:cs="Consolas"/>
-          <w:sz w:val="16"/>
-          <w:szCs w:val="16"/>
-        </w:rPr>
-        <w:t xml:space="preserve">    Invoked  = Table.AddColumn(AsTable, "Data", each fnGetFredSeries([SeriesId])),</w:t>
-      </w:r>
-    </w:p>
-    <w:p>
-      <w:pPr>
-        <w:pBdr>
-          <w:left w:val="single" w:sz="12" w:space="6" w:color="A6A6A6"/>
-        </w:pBdr>
-        <w:shd w:val="clear" w:color="auto" w:fill="F2F2F2"/>
-        <w:ind w:left="180"/>
-      </w:pPr>
-      <w:r>
-        <w:rPr>
-          <w:rFonts w:ascii="Consolas" w:eastAsia="Consolas" w:hAnsi="Consolas" w:cs="Consolas"/>
-          <w:sz w:val="16"/>
-          <w:szCs w:val="16"/>
-        </w:rPr>
-        <w:t xml:space="preserve"> </w:t>
-      </w:r>
-    </w:p>
-    <w:p>
-      <w:pPr>
-        <w:pBdr>
-          <w:left w:val="single" w:sz="12" w:space="6" w:color="A6A6A6"/>
-        </w:pBdr>
-        <w:shd w:val="clear" w:color="auto" w:fill="F2F2F2"/>
-        <w:ind w:left="180"/>
-      </w:pPr>
-      <w:r>
-        <w:rPr>
-          <w:rFonts w:ascii="Consolas" w:eastAsia="Consolas" w:hAnsi="Consolas" w:cs="Consolas"/>
-          <w:sz w:val="16"/>
-          <w:szCs w:val="16"/>
-        </w:rPr>
-        <w:t xml:space="preserve">    Expanded = Table.ExpandTableColumn(</w:t>
-      </w:r>
-    </w:p>
-    <w:p>
-      <w:pPr>
-        <w:pBdr>
-          <w:left w:val="single" w:sz="12" w:space="6" w:color="A6A6A6"/>
-        </w:pBdr>
-        <w:shd w:val="clear" w:color="auto" w:fill="F2F2F2"/>
-        <w:ind w:left="180"/>
-      </w:pPr>
-      <w:r>
-        <w:rPr>
-          <w:rFonts w:ascii="Consolas" w:eastAsia="Consolas" w:hAnsi="Consolas" w:cs="Consolas"/>
-          <w:sz w:val="16"/>
-          <w:szCs w:val="16"/>
-        </w:rPr>
-        <w:t xml:space="preserve">                   Invoked, "Data",</w:t>
-      </w:r>
-    </w:p>
-    <w:p>
-      <w:pPr>
-        <w:pBdr>
-          <w:left w:val="single" w:sz="12" w:space="6" w:color="A6A6A6"/>
-        </w:pBdr>
-        <w:shd w:val="clear" w:color="auto" w:fill="F2F2F2"/>
-        <w:ind w:left="180"/>
-      </w:pPr>
-      <w:r>
-        <w:rPr>
-          <w:rFonts w:ascii="Consolas" w:eastAsia="Consolas" w:hAnsi="Consolas" w:cs="Consolas"/>
-          <w:sz w:val="16"/>
-          <w:szCs w:val="16"/>
-        </w:rPr>
-        <w:t xml:space="preserve">                   {"DateKey", "ReportDate", "Value"},</w:t>
-      </w:r>
-    </w:p>
-    <w:p>
-      <w:pPr>
-        <w:pBdr>
-          <w:left w:val="single" w:sz="12" w:space="6" w:color="A6A6A6"/>
-        </w:pBdr>
-        <w:shd w:val="clear" w:color="auto" w:fill="F2F2F2"/>
-        <w:ind w:left="180"/>
-      </w:pPr>
-      <w:r>
-        <w:rPr>
-          <w:rFonts w:ascii="Consolas" w:eastAsia="Consolas" w:hAnsi="Consolas" w:cs="Consolas"/>
-          <w:sz w:val="16"/>
-          <w:szCs w:val="16"/>
-        </w:rPr>
-        <w:t xml:space="preserve">                   {"DateKey", "ReportDate", "Value"}</w:t>
-      </w:r>
-    </w:p>
-    <w:p>
-      <w:pPr>
-        <w:pBdr>
-          <w:left w:val="single" w:sz="12" w:space="6" w:color="A6A6A6"/>
-        </w:pBdr>
-        <w:shd w:val="clear" w:color="auto" w:fill="F2F2F2"/>
-        <w:ind w:left="180"/>
-      </w:pPr>
-      <w:r>
-        <w:rPr>
-          <w:rFonts w:ascii="Consolas" w:eastAsia="Consolas" w:hAnsi="Consolas" w:cs="Consolas"/>
-          <w:sz w:val="16"/>
-          <w:szCs w:val="16"/>
-        </w:rPr>
-        <w:t xml:space="preserve">               ),</w:t>
-      </w:r>
-    </w:p>
-    <w:p>
-      <w:pPr>
-        <w:pBdr>
-          <w:left w:val="single" w:sz="12" w:space="6" w:color="A6A6A6"/>
-        </w:pBdr>
-        <w:shd w:val="clear" w:color="auto" w:fill="F2F2F2"/>
-        <w:ind w:left="180"/>
-      </w:pPr>
-      <w:r>
-        <w:rPr>
-          <w:rFonts w:ascii="Consolas" w:eastAsia="Consolas" w:hAnsi="Consolas" w:cs="Consolas"/>
-          <w:sz w:val="16"/>
-          <w:szCs w:val="16"/>
-        </w:rPr>
-        <w:t xml:space="preserve"> </w:t>
-      </w:r>
-    </w:p>
-    <w:p>
-      <w:pPr>
-        <w:pBdr>
-          <w:left w:val="single" w:sz="12" w:space="6" w:color="A6A6A6"/>
-        </w:pBdr>
-        <w:shd w:val="clear" w:color="auto" w:fill="F2F2F2"/>
-        <w:ind w:left="180"/>
-      </w:pPr>
-      <w:r>
-        <w:rPr>
-          <w:rFonts w:ascii="Consolas" w:eastAsia="Consolas" w:hAnsi="Consolas" w:cs="Consolas"/>
-          <w:sz w:val="16"/>
-          <w:szCs w:val="16"/>
-        </w:rPr>
-        <w:t xml:space="preserve">    Typed    = Table.TransformColumnTypes(</w:t>
-      </w:r>
-    </w:p>
-    <w:p>
-      <w:pPr>
-        <w:pBdr>
-          <w:left w:val="single" w:sz="12" w:space="6" w:color="A6A6A6"/>
-        </w:pBdr>
-        <w:shd w:val="clear" w:color="auto" w:fill="F2F2F2"/>
-        <w:ind w:left="180"/>
-      </w:pPr>
-      <w:r>
-        <w:rPr>
-          <w:rFonts w:ascii="Consolas" w:eastAsia="Consolas" w:hAnsi="Consolas" w:cs="Consolas"/>
-          <w:sz w:val="16"/>
-          <w:szCs w:val="16"/>
-        </w:rPr>
-        <w:t xml:space="preserve">                   Expanded,</w:t>
-      </w:r>
-    </w:p>
-    <w:p>
-      <w:pPr>
-        <w:pBdr>
-          <w:left w:val="single" w:sz="12" w:space="6" w:color="A6A6A6"/>
-        </w:pBdr>
-        <w:shd w:val="clear" w:color="auto" w:fill="F2F2F2"/>
-        <w:ind w:left="180"/>
-      </w:pPr>
-      <w:r>
-        <w:rPr>
-          <w:rFonts w:ascii="Consolas" w:eastAsia="Consolas" w:hAnsi="Consolas" w:cs="Consolas"/>
-          <w:sz w:val="16"/>
-          <w:szCs w:val="16"/>
-        </w:rPr>
         <w:t xml:space="preserve">                   {</w:t>
       </w:r>
     </w:p>
@@ -13826,12 +13365,6 @@
         <w:gridCol w:w="6739"/>
       </w:tblGrid>
       <w:tr>
-        <w:tblPrEx>
-          <w:tblCellMar>
-            <w:top w:w="0" w:type="dxa"/>
-            <w:bottom w:w="0" w:type="dxa"/>
-          </w:tblCellMar>
-        </w:tblPrEx>
         <w:trPr>
           <w:tblHeader/>
         </w:trPr>
@@ -13883,12 +13416,6 @@
         </w:tc>
       </w:tr>
       <w:tr>
-        <w:tblPrEx>
-          <w:tblCellMar>
-            <w:top w:w="0" w:type="dxa"/>
-            <w:bottom w:w="0" w:type="dxa"/>
-          </w:tblCellMar>
-        </w:tblPrEx>
         <w:trPr>
           <w:cantSplit/>
         </w:trPr>
@@ -13934,12 +13461,6 @@
         </w:tc>
       </w:tr>
       <w:tr>
-        <w:tblPrEx>
-          <w:tblCellMar>
-            <w:top w:w="0" w:type="dxa"/>
-            <w:bottom w:w="0" w:type="dxa"/>
-          </w:tblCellMar>
-        </w:tblPrEx>
         <w:trPr>
           <w:cantSplit/>
         </w:trPr>
@@ -13985,12 +13506,6 @@
         </w:tc>
       </w:tr>
       <w:tr>
-        <w:tblPrEx>
-          <w:tblCellMar>
-            <w:top w:w="0" w:type="dxa"/>
-            <w:bottom w:w="0" w:type="dxa"/>
-          </w:tblCellMar>
-        </w:tblPrEx>
         <w:trPr>
           <w:cantSplit/>
         </w:trPr>
@@ -14010,7 +13525,6 @@
                 <w:sz w:val="19"/>
                 <w:szCs w:val="19"/>
               </w:rPr>
-              <w:lastRenderedPageBreak/>
               <w:t>Rows / period</w:t>
             </w:r>
           </w:p>
@@ -14037,12 +13551,6 @@
         </w:tc>
       </w:tr>
       <w:tr>
-        <w:tblPrEx>
-          <w:tblCellMar>
-            <w:top w:w="0" w:type="dxa"/>
-            <w:bottom w:w="0" w:type="dxa"/>
-          </w:tblCellMar>
-        </w:tblPrEx>
         <w:trPr>
           <w:cantSplit/>
         </w:trPr>
@@ -14088,12 +13596,6 @@
         </w:tc>
       </w:tr>
       <w:tr>
-        <w:tblPrEx>
-          <w:tblCellMar>
-            <w:top w:w="0" w:type="dxa"/>
-            <w:bottom w:w="0" w:type="dxa"/>
-          </w:tblCellMar>
-        </w:tblPrEx>
         <w:trPr>
           <w:cantSplit/>
         </w:trPr>
@@ -14139,12 +13641,6 @@
         </w:tc>
       </w:tr>
       <w:tr>
-        <w:tblPrEx>
-          <w:tblCellMar>
-            <w:top w:w="0" w:type="dxa"/>
-            <w:bottom w:w="0" w:type="dxa"/>
-          </w:tblCellMar>
-        </w:tblPrEx>
         <w:trPr>
           <w:cantSplit/>
         </w:trPr>
@@ -14190,12 +13686,6 @@
         </w:tc>
       </w:tr>
       <w:tr>
-        <w:tblPrEx>
-          <w:tblCellMar>
-            <w:top w:w="0" w:type="dxa"/>
-            <w:bottom w:w="0" w:type="dxa"/>
-          </w:tblCellMar>
-        </w:tblPrEx>
         <w:trPr>
           <w:cantSplit/>
         </w:trPr>
@@ -14393,6 +13883,7 @@
           <w:sz w:val="16"/>
           <w:szCs w:val="16"/>
         </w:rPr>
+        <w:lastRenderedPageBreak/>
         <w:t>https://data.montgomerycountymd.gov/resource/v76h-r7br.json?$select=count(*)</w:t>
       </w:r>
     </w:p>
@@ -14840,7 +14331,6 @@
           <w:sz w:val="16"/>
           <w:szCs w:val="16"/>
         </w:rPr>
-        <w:lastRenderedPageBreak/>
         <w:t>);</w:t>
       </w:r>
     </w:p>
@@ -15167,6 +14657,7 @@
         <w:spacing w:after="120" w:line="276" w:lineRule="auto"/>
       </w:pPr>
       <w:r>
+        <w:lastRenderedPageBreak/>
         <w:t>Run these before building anything. They are also the evidence base for the data-quality section of the published reports — a reviewer who sees the defects named is more inclined to trust the numbers than one who sees a clean result with no working.</w:t>
       </w:r>
     </w:p>
@@ -15706,44 +15197,673 @@
           <w:sz w:val="25"/>
           <w:szCs w:val="25"/>
         </w:rPr>
+        <w:t>5.6 Dimensions</w:t>
+      </w:r>
+      <w:bookmarkEnd w:id="23"/>
+    </w:p>
+    <w:p>
+      <w:pPr>
+        <w:pBdr>
+          <w:left w:val="single" w:sz="12" w:space="6" w:color="A6A6A6"/>
+        </w:pBdr>
+        <w:shd w:val="clear" w:color="auto" w:fill="F2F2F2"/>
+        <w:spacing w:before="120"/>
+        <w:ind w:left="180"/>
+      </w:pPr>
+      <w:r>
+        <w:rPr>
+          <w:rFonts w:ascii="Consolas" w:eastAsia="Consolas" w:hAnsi="Consolas" w:cs="Consolas"/>
+          <w:sz w:val="16"/>
+          <w:szCs w:val="16"/>
+        </w:rPr>
+        <w:t>/* ---------- Supplier ---------- */</w:t>
+      </w:r>
+    </w:p>
+    <w:p>
+      <w:pPr>
+        <w:pBdr>
+          <w:left w:val="single" w:sz="12" w:space="6" w:color="A6A6A6"/>
+        </w:pBdr>
+        <w:shd w:val="clear" w:color="auto" w:fill="F2F2F2"/>
+        <w:ind w:left="180"/>
+      </w:pPr>
+      <w:r>
+        <w:rPr>
+          <w:rFonts w:ascii="Consolas" w:eastAsia="Consolas" w:hAnsi="Consolas" w:cs="Consolas"/>
+          <w:sz w:val="16"/>
+          <w:szCs w:val="16"/>
+        </w:rPr>
+        <w:t>CREATE TABLE dw.DimSupplier</w:t>
+      </w:r>
+    </w:p>
+    <w:p>
+      <w:pPr>
+        <w:pBdr>
+          <w:left w:val="single" w:sz="12" w:space="6" w:color="A6A6A6"/>
+        </w:pBdr>
+        <w:shd w:val="clear" w:color="auto" w:fill="F2F2F2"/>
+        <w:ind w:left="180"/>
+      </w:pPr>
+      <w:r>
+        <w:rPr>
+          <w:rFonts w:ascii="Consolas" w:eastAsia="Consolas" w:hAnsi="Consolas" w:cs="Consolas"/>
+          <w:sz w:val="16"/>
+          <w:szCs w:val="16"/>
+        </w:rPr>
+        <w:t>(</w:t>
+      </w:r>
+    </w:p>
+    <w:p>
+      <w:pPr>
+        <w:pBdr>
+          <w:left w:val="single" w:sz="12" w:space="6" w:color="A6A6A6"/>
+        </w:pBdr>
+        <w:shd w:val="clear" w:color="auto" w:fill="F2F2F2"/>
+        <w:ind w:left="180"/>
+      </w:pPr>
+      <w:r>
+        <w:rPr>
+          <w:rFonts w:ascii="Consolas" w:eastAsia="Consolas" w:hAnsi="Consolas" w:cs="Consolas"/>
+          <w:sz w:val="16"/>
+          <w:szCs w:val="16"/>
+        </w:rPr>
+        <w:t xml:space="preserve">    SupplierKey  INT IDENTITY(1,1) NOT NULL,</w:t>
+      </w:r>
+    </w:p>
+    <w:p>
+      <w:pPr>
+        <w:pBdr>
+          <w:left w:val="single" w:sz="12" w:space="6" w:color="A6A6A6"/>
+        </w:pBdr>
+        <w:shd w:val="clear" w:color="auto" w:fill="F2F2F2"/>
+        <w:ind w:left="180"/>
+      </w:pPr>
+      <w:r>
+        <w:rPr>
+          <w:rFonts w:ascii="Consolas" w:eastAsia="Consolas" w:hAnsi="Consolas" w:cs="Consolas"/>
+          <w:sz w:val="16"/>
+          <w:szCs w:val="16"/>
+        </w:rPr>
+        <w:t xml:space="preserve">    SupplierName NVARCHAR(255)     NOT NULL,</w:t>
+      </w:r>
+    </w:p>
+    <w:p>
+      <w:pPr>
+        <w:pBdr>
+          <w:left w:val="single" w:sz="12" w:space="6" w:color="A6A6A6"/>
+        </w:pBdr>
+        <w:shd w:val="clear" w:color="auto" w:fill="F2F2F2"/>
+        <w:ind w:left="180"/>
+      </w:pPr>
+      <w:r>
+        <w:rPr>
+          <w:rFonts w:ascii="Consolas" w:eastAsia="Consolas" w:hAnsi="Consolas" w:cs="Consolas"/>
+          <w:sz w:val="16"/>
+          <w:szCs w:val="16"/>
+        </w:rPr>
+        <w:t xml:space="preserve">    CONSTRAINT PK_DimSupplier PRIMARY KEY CLUSTERED (SupplierKey),</w:t>
+      </w:r>
+    </w:p>
+    <w:p>
+      <w:pPr>
+        <w:pBdr>
+          <w:left w:val="single" w:sz="12" w:space="6" w:color="A6A6A6"/>
+        </w:pBdr>
+        <w:shd w:val="clear" w:color="auto" w:fill="F2F2F2"/>
+        <w:ind w:left="180"/>
+      </w:pPr>
+      <w:r>
+        <w:rPr>
+          <w:rFonts w:ascii="Consolas" w:eastAsia="Consolas" w:hAnsi="Consolas" w:cs="Consolas"/>
+          <w:sz w:val="16"/>
+          <w:szCs w:val="16"/>
+        </w:rPr>
+        <w:t xml:space="preserve">    CONSTRAINT UQ_DimSupplier_Name UNIQUE (SupplierName)</w:t>
+      </w:r>
+    </w:p>
+    <w:p>
+      <w:pPr>
+        <w:pBdr>
+          <w:left w:val="single" w:sz="12" w:space="6" w:color="A6A6A6"/>
+        </w:pBdr>
+        <w:shd w:val="clear" w:color="auto" w:fill="F2F2F2"/>
+        <w:ind w:left="180"/>
+      </w:pPr>
+      <w:r>
+        <w:rPr>
+          <w:rFonts w:ascii="Consolas" w:eastAsia="Consolas" w:hAnsi="Consolas" w:cs="Consolas"/>
+          <w:sz w:val="16"/>
+          <w:szCs w:val="16"/>
+        </w:rPr>
+        <w:t>);</w:t>
+      </w:r>
+    </w:p>
+    <w:p>
+      <w:pPr>
+        <w:pBdr>
+          <w:left w:val="single" w:sz="12" w:space="6" w:color="A6A6A6"/>
+        </w:pBdr>
+        <w:shd w:val="clear" w:color="auto" w:fill="F2F2F2"/>
+        <w:ind w:left="180"/>
+      </w:pPr>
+      <w:r>
+        <w:rPr>
+          <w:rFonts w:ascii="Consolas" w:eastAsia="Consolas" w:hAnsi="Consolas" w:cs="Consolas"/>
+          <w:sz w:val="16"/>
+          <w:szCs w:val="16"/>
+        </w:rPr>
+        <w:t>GO</w:t>
+      </w:r>
+    </w:p>
+    <w:p>
+      <w:pPr>
+        <w:pBdr>
+          <w:left w:val="single" w:sz="12" w:space="6" w:color="A6A6A6"/>
+        </w:pBdr>
+        <w:shd w:val="clear" w:color="auto" w:fill="F2F2F2"/>
+        <w:ind w:left="180"/>
+      </w:pPr>
+      <w:r>
+        <w:rPr>
+          <w:rFonts w:ascii="Consolas" w:eastAsia="Consolas" w:hAnsi="Consolas" w:cs="Consolas"/>
+          <w:sz w:val="16"/>
+          <w:szCs w:val="16"/>
+        </w:rPr>
+        <w:t xml:space="preserve"> </w:t>
+      </w:r>
+    </w:p>
+    <w:p>
+      <w:pPr>
+        <w:pBdr>
+          <w:left w:val="single" w:sz="12" w:space="6" w:color="A6A6A6"/>
+        </w:pBdr>
+        <w:shd w:val="clear" w:color="auto" w:fill="F2F2F2"/>
+        <w:ind w:left="180"/>
+      </w:pPr>
+      <w:r>
+        <w:rPr>
+          <w:rFonts w:ascii="Consolas" w:eastAsia="Consolas" w:hAnsi="Consolas" w:cs="Consolas"/>
+          <w:sz w:val="16"/>
+          <w:szCs w:val="16"/>
+        </w:rPr>
+        <w:t>INSERT INTO dw.DimSupplier (SupplierName)</w:t>
+      </w:r>
+    </w:p>
+    <w:p>
+      <w:pPr>
+        <w:pBdr>
+          <w:left w:val="single" w:sz="12" w:space="6" w:color="A6A6A6"/>
+        </w:pBdr>
+        <w:shd w:val="clear" w:color="auto" w:fill="F2F2F2"/>
+        <w:ind w:left="180"/>
+      </w:pPr>
+      <w:r>
+        <w:rPr>
+          <w:rFonts w:ascii="Consolas" w:eastAsia="Consolas" w:hAnsi="Consolas" w:cs="Consolas"/>
+          <w:sz w:val="16"/>
+          <w:szCs w:val="16"/>
+        </w:rPr>
+        <w:t>SELECT DISTINCT</w:t>
+      </w:r>
+    </w:p>
+    <w:p>
+      <w:pPr>
+        <w:pBdr>
+          <w:left w:val="single" w:sz="12" w:space="6" w:color="A6A6A6"/>
+        </w:pBdr>
+        <w:shd w:val="clear" w:color="auto" w:fill="F2F2F2"/>
+        <w:ind w:left="180"/>
+      </w:pPr>
+      <w:r>
+        <w:rPr>
+          <w:rFonts w:ascii="Consolas" w:eastAsia="Consolas" w:hAnsi="Consolas" w:cs="Consolas"/>
+          <w:sz w:val="16"/>
+          <w:szCs w:val="16"/>
+        </w:rPr>
+        <w:t xml:space="preserve">       COALESCE(NULLIF(LTRIM(RTRIM([SUPPLIER])), ''), 'Unknown Supplier')</w:t>
+      </w:r>
+    </w:p>
+    <w:p>
+      <w:pPr>
+        <w:pBdr>
+          <w:left w:val="single" w:sz="12" w:space="6" w:color="A6A6A6"/>
+        </w:pBdr>
+        <w:shd w:val="clear" w:color="auto" w:fill="F2F2F2"/>
+        <w:ind w:left="180"/>
+      </w:pPr>
+      <w:r>
+        <w:rPr>
+          <w:rFonts w:ascii="Consolas" w:eastAsia="Consolas" w:hAnsi="Consolas" w:cs="Consolas"/>
+          <w:sz w:val="16"/>
+          <w:szCs w:val="16"/>
+        </w:rPr>
+        <w:t>FROM   stg.WarehouseRetailSales;</w:t>
+      </w:r>
+    </w:p>
+    <w:p>
+      <w:pPr>
+        <w:pBdr>
+          <w:left w:val="single" w:sz="12" w:space="6" w:color="A6A6A6"/>
+        </w:pBdr>
+        <w:shd w:val="clear" w:color="auto" w:fill="F2F2F2"/>
+        <w:ind w:left="180"/>
+      </w:pPr>
+      <w:r>
+        <w:rPr>
+          <w:rFonts w:ascii="Consolas" w:eastAsia="Consolas" w:hAnsi="Consolas" w:cs="Consolas"/>
+          <w:sz w:val="16"/>
+          <w:szCs w:val="16"/>
+        </w:rPr>
+        <w:t>GO</w:t>
+      </w:r>
+    </w:p>
+    <w:p>
+      <w:pPr>
+        <w:pBdr>
+          <w:left w:val="single" w:sz="12" w:space="6" w:color="A6A6A6"/>
+        </w:pBdr>
+        <w:shd w:val="clear" w:color="auto" w:fill="F2F2F2"/>
+        <w:ind w:left="180"/>
+      </w:pPr>
+      <w:r>
+        <w:rPr>
+          <w:rFonts w:ascii="Consolas" w:eastAsia="Consolas" w:hAnsi="Consolas" w:cs="Consolas"/>
+          <w:sz w:val="16"/>
+          <w:szCs w:val="16"/>
+        </w:rPr>
+        <w:t xml:space="preserve"> </w:t>
+      </w:r>
+    </w:p>
+    <w:p>
+      <w:pPr>
+        <w:pBdr>
+          <w:left w:val="single" w:sz="12" w:space="6" w:color="A6A6A6"/>
+        </w:pBdr>
+        <w:shd w:val="clear" w:color="auto" w:fill="F2F2F2"/>
+        <w:ind w:left="180"/>
+      </w:pPr>
+      <w:r>
+        <w:rPr>
+          <w:rFonts w:ascii="Consolas" w:eastAsia="Consolas" w:hAnsi="Consolas" w:cs="Consolas"/>
+          <w:sz w:val="16"/>
+          <w:szCs w:val="16"/>
+        </w:rPr>
+        <w:t>/* ---------- Item ---------- */</w:t>
+      </w:r>
+    </w:p>
+    <w:p>
+      <w:pPr>
+        <w:pBdr>
+          <w:left w:val="single" w:sz="12" w:space="6" w:color="A6A6A6"/>
+        </w:pBdr>
+        <w:shd w:val="clear" w:color="auto" w:fill="F2F2F2"/>
+        <w:ind w:left="180"/>
+      </w:pPr>
+      <w:r>
+        <w:rPr>
+          <w:rFonts w:ascii="Consolas" w:eastAsia="Consolas" w:hAnsi="Consolas" w:cs="Consolas"/>
+          <w:sz w:val="16"/>
+          <w:szCs w:val="16"/>
+        </w:rPr>
+        <w:t>CREATE TABLE dw.DimItem</w:t>
+      </w:r>
+    </w:p>
+    <w:p>
+      <w:pPr>
+        <w:pBdr>
+          <w:left w:val="single" w:sz="12" w:space="6" w:color="A6A6A6"/>
+        </w:pBdr>
+        <w:shd w:val="clear" w:color="auto" w:fill="F2F2F2"/>
+        <w:ind w:left="180"/>
+      </w:pPr>
+      <w:r>
+        <w:rPr>
+          <w:rFonts w:ascii="Consolas" w:eastAsia="Consolas" w:hAnsi="Consolas" w:cs="Consolas"/>
+          <w:sz w:val="16"/>
+          <w:szCs w:val="16"/>
+        </w:rPr>
+        <w:t>(</w:t>
+      </w:r>
+    </w:p>
+    <w:p>
+      <w:pPr>
+        <w:pBdr>
+          <w:left w:val="single" w:sz="12" w:space="6" w:color="A6A6A6"/>
+        </w:pBdr>
+        <w:shd w:val="clear" w:color="auto" w:fill="F2F2F2"/>
+        <w:ind w:left="180"/>
+      </w:pPr>
+      <w:r>
+        <w:rPr>
+          <w:rFonts w:ascii="Consolas" w:eastAsia="Consolas" w:hAnsi="Consolas" w:cs="Consolas"/>
+          <w:sz w:val="16"/>
+          <w:szCs w:val="16"/>
+        </w:rPr>
+        <w:t xml:space="preserve">    ItemKey         INT IDENTITY(1,1) NOT NULL,</w:t>
+      </w:r>
+    </w:p>
+    <w:p>
+      <w:pPr>
+        <w:pBdr>
+          <w:left w:val="single" w:sz="12" w:space="6" w:color="A6A6A6"/>
+        </w:pBdr>
+        <w:shd w:val="clear" w:color="auto" w:fill="F2F2F2"/>
+        <w:ind w:left="180"/>
+      </w:pPr>
+      <w:r>
+        <w:rPr>
+          <w:rFonts w:ascii="Consolas" w:eastAsia="Consolas" w:hAnsi="Consolas" w:cs="Consolas"/>
+          <w:sz w:val="16"/>
+          <w:szCs w:val="16"/>
+        </w:rPr>
+        <w:t xml:space="preserve">    ItemCode        NVARCHAR(100)     NOT NULL,</w:t>
+      </w:r>
+    </w:p>
+    <w:p>
+      <w:pPr>
+        <w:pBdr>
+          <w:left w:val="single" w:sz="12" w:space="6" w:color="A6A6A6"/>
+        </w:pBdr>
+        <w:shd w:val="clear" w:color="auto" w:fill="F2F2F2"/>
+        <w:ind w:left="180"/>
+      </w:pPr>
+      <w:r>
+        <w:rPr>
+          <w:rFonts w:ascii="Consolas" w:eastAsia="Consolas" w:hAnsi="Consolas" w:cs="Consolas"/>
+          <w:sz w:val="16"/>
+          <w:szCs w:val="16"/>
+        </w:rPr>
+        <w:t xml:space="preserve">    ItemDescription NVARCHAR(500)     NULL,</w:t>
+      </w:r>
+    </w:p>
+    <w:p>
+      <w:pPr>
+        <w:pBdr>
+          <w:left w:val="single" w:sz="12" w:space="6" w:color="A6A6A6"/>
+        </w:pBdr>
+        <w:shd w:val="clear" w:color="auto" w:fill="F2F2F2"/>
+        <w:ind w:left="180"/>
+      </w:pPr>
+      <w:r>
+        <w:rPr>
+          <w:rFonts w:ascii="Consolas" w:eastAsia="Consolas" w:hAnsi="Consolas" w:cs="Consolas"/>
+          <w:sz w:val="16"/>
+          <w:szCs w:val="16"/>
+        </w:rPr>
         <w:lastRenderedPageBreak/>
-        <w:t>5.6 Dimensions</w:t>
-      </w:r>
-      <w:bookmarkEnd w:id="23"/>
-    </w:p>
-    <w:p>
-      <w:pPr>
-        <w:pBdr>
-          <w:left w:val="single" w:sz="12" w:space="6" w:color="A6A6A6"/>
-        </w:pBdr>
-        <w:shd w:val="clear" w:color="auto" w:fill="F2F2F2"/>
-        <w:spacing w:before="120"/>
-        <w:ind w:left="180"/>
-      </w:pPr>
-      <w:r>
-        <w:rPr>
-          <w:rFonts w:ascii="Consolas" w:eastAsia="Consolas" w:hAnsi="Consolas" w:cs="Consolas"/>
-          <w:sz w:val="16"/>
-          <w:szCs w:val="16"/>
-        </w:rPr>
-        <w:t>/* ---------- Supplier ---------- */</w:t>
-      </w:r>
-    </w:p>
-    <w:p>
-      <w:pPr>
-        <w:pBdr>
-          <w:left w:val="single" w:sz="12" w:space="6" w:color="A6A6A6"/>
-        </w:pBdr>
-        <w:shd w:val="clear" w:color="auto" w:fill="F2F2F2"/>
-        <w:ind w:left="180"/>
-      </w:pPr>
-      <w:r>
-        <w:rPr>
-          <w:rFonts w:ascii="Consolas" w:eastAsia="Consolas" w:hAnsi="Consolas" w:cs="Consolas"/>
-          <w:sz w:val="16"/>
-          <w:szCs w:val="16"/>
-        </w:rPr>
-        <w:t>CREATE TABLE dw.DimSupplier</w:t>
+        <w:t xml:space="preserve">    ItemType        NVARCHAR(100)     NOT NULL,</w:t>
+      </w:r>
+    </w:p>
+    <w:p>
+      <w:pPr>
+        <w:pBdr>
+          <w:left w:val="single" w:sz="12" w:space="6" w:color="A6A6A6"/>
+        </w:pBdr>
+        <w:shd w:val="clear" w:color="auto" w:fill="F2F2F2"/>
+        <w:ind w:left="180"/>
+      </w:pPr>
+      <w:r>
+        <w:rPr>
+          <w:rFonts w:ascii="Consolas" w:eastAsia="Consolas" w:hAnsi="Consolas" w:cs="Consolas"/>
+          <w:sz w:val="16"/>
+          <w:szCs w:val="16"/>
+        </w:rPr>
+        <w:t xml:space="preserve">    CONSTRAINT PK_DimItem PRIMARY KEY CLUSTERED (ItemKey),</w:t>
+      </w:r>
+    </w:p>
+    <w:p>
+      <w:pPr>
+        <w:pBdr>
+          <w:left w:val="single" w:sz="12" w:space="6" w:color="A6A6A6"/>
+        </w:pBdr>
+        <w:shd w:val="clear" w:color="auto" w:fill="F2F2F2"/>
+        <w:ind w:left="180"/>
+      </w:pPr>
+      <w:r>
+        <w:rPr>
+          <w:rFonts w:ascii="Consolas" w:eastAsia="Consolas" w:hAnsi="Consolas" w:cs="Consolas"/>
+          <w:sz w:val="16"/>
+          <w:szCs w:val="16"/>
+        </w:rPr>
+        <w:t xml:space="preserve">    CONSTRAINT UQ_DimItem_Code UNIQUE (ItemCode)</w:t>
+      </w:r>
+    </w:p>
+    <w:p>
+      <w:pPr>
+        <w:pBdr>
+          <w:left w:val="single" w:sz="12" w:space="6" w:color="A6A6A6"/>
+        </w:pBdr>
+        <w:shd w:val="clear" w:color="auto" w:fill="F2F2F2"/>
+        <w:ind w:left="180"/>
+      </w:pPr>
+      <w:r>
+        <w:rPr>
+          <w:rFonts w:ascii="Consolas" w:eastAsia="Consolas" w:hAnsi="Consolas" w:cs="Consolas"/>
+          <w:sz w:val="16"/>
+          <w:szCs w:val="16"/>
+        </w:rPr>
+        <w:t>);</w:t>
+      </w:r>
+    </w:p>
+    <w:p>
+      <w:pPr>
+        <w:pBdr>
+          <w:left w:val="single" w:sz="12" w:space="6" w:color="A6A6A6"/>
+        </w:pBdr>
+        <w:shd w:val="clear" w:color="auto" w:fill="F2F2F2"/>
+        <w:ind w:left="180"/>
+      </w:pPr>
+      <w:r>
+        <w:rPr>
+          <w:rFonts w:ascii="Consolas" w:eastAsia="Consolas" w:hAnsi="Consolas" w:cs="Consolas"/>
+          <w:sz w:val="16"/>
+          <w:szCs w:val="16"/>
+        </w:rPr>
+        <w:t>GO</w:t>
+      </w:r>
+    </w:p>
+    <w:p>
+      <w:pPr>
+        <w:pBdr>
+          <w:left w:val="single" w:sz="12" w:space="6" w:color="A6A6A6"/>
+        </w:pBdr>
+        <w:shd w:val="clear" w:color="auto" w:fill="F2F2F2"/>
+        <w:ind w:left="180"/>
+      </w:pPr>
+      <w:r>
+        <w:rPr>
+          <w:rFonts w:ascii="Consolas" w:eastAsia="Consolas" w:hAnsi="Consolas" w:cs="Consolas"/>
+          <w:sz w:val="16"/>
+          <w:szCs w:val="16"/>
+        </w:rPr>
+        <w:t xml:space="preserve"> </w:t>
+      </w:r>
+    </w:p>
+    <w:p>
+      <w:pPr>
+        <w:pBdr>
+          <w:left w:val="single" w:sz="12" w:space="6" w:color="A6A6A6"/>
+        </w:pBdr>
+        <w:shd w:val="clear" w:color="auto" w:fill="F2F2F2"/>
+        <w:ind w:left="180"/>
+      </w:pPr>
+      <w:r>
+        <w:rPr>
+          <w:rFonts w:ascii="Consolas" w:eastAsia="Consolas" w:hAnsi="Consolas" w:cs="Consolas"/>
+          <w:sz w:val="16"/>
+          <w:szCs w:val="16"/>
+        </w:rPr>
+        <w:t>INSERT INTO dw.DimItem (ItemCode, ItemDescription, ItemType)</w:t>
+      </w:r>
+    </w:p>
+    <w:p>
+      <w:pPr>
+        <w:pBdr>
+          <w:left w:val="single" w:sz="12" w:space="6" w:color="A6A6A6"/>
+        </w:pBdr>
+        <w:shd w:val="clear" w:color="auto" w:fill="F2F2F2"/>
+        <w:ind w:left="180"/>
+      </w:pPr>
+      <w:r>
+        <w:rPr>
+          <w:rFonts w:ascii="Consolas" w:eastAsia="Consolas" w:hAnsi="Consolas" w:cs="Consolas"/>
+          <w:sz w:val="16"/>
+          <w:szCs w:val="16"/>
+        </w:rPr>
+        <w:t>SELECT  LTRIM(RTRIM([ITEM CODE])),</w:t>
+      </w:r>
+    </w:p>
+    <w:p>
+      <w:pPr>
+        <w:pBdr>
+          <w:left w:val="single" w:sz="12" w:space="6" w:color="A6A6A6"/>
+        </w:pBdr>
+        <w:shd w:val="clear" w:color="auto" w:fill="F2F2F2"/>
+        <w:ind w:left="180"/>
+      </w:pPr>
+      <w:r>
+        <w:rPr>
+          <w:rFonts w:ascii="Consolas" w:eastAsia="Consolas" w:hAnsi="Consolas" w:cs="Consolas"/>
+          <w:sz w:val="16"/>
+          <w:szCs w:val="16"/>
+        </w:rPr>
+        <w:t xml:space="preserve">        MAX(LTRIM(RTRIM([ITEM DESCRIPTION]))),</w:t>
+      </w:r>
+    </w:p>
+    <w:p>
+      <w:pPr>
+        <w:pBdr>
+          <w:left w:val="single" w:sz="12" w:space="6" w:color="A6A6A6"/>
+        </w:pBdr>
+        <w:shd w:val="clear" w:color="auto" w:fill="F2F2F2"/>
+        <w:ind w:left="180"/>
+      </w:pPr>
+      <w:r>
+        <w:rPr>
+          <w:rFonts w:ascii="Consolas" w:eastAsia="Consolas" w:hAnsi="Consolas" w:cs="Consolas"/>
+          <w:sz w:val="16"/>
+          <w:szCs w:val="16"/>
+        </w:rPr>
+        <w:t xml:space="preserve">        COALESCE(NULLIF(LTRIM(RTRIM(MAX([ITEM TYPE]))), ''), 'Unclassified')</w:t>
+      </w:r>
+    </w:p>
+    <w:p>
+      <w:pPr>
+        <w:pBdr>
+          <w:left w:val="single" w:sz="12" w:space="6" w:color="A6A6A6"/>
+        </w:pBdr>
+        <w:shd w:val="clear" w:color="auto" w:fill="F2F2F2"/>
+        <w:ind w:left="180"/>
+      </w:pPr>
+      <w:r>
+        <w:rPr>
+          <w:rFonts w:ascii="Consolas" w:eastAsia="Consolas" w:hAnsi="Consolas" w:cs="Consolas"/>
+          <w:sz w:val="16"/>
+          <w:szCs w:val="16"/>
+        </w:rPr>
+        <w:t>FROM    stg.WarehouseRetailSales</w:t>
+      </w:r>
+    </w:p>
+    <w:p>
+      <w:pPr>
+        <w:pBdr>
+          <w:left w:val="single" w:sz="12" w:space="6" w:color="A6A6A6"/>
+        </w:pBdr>
+        <w:shd w:val="clear" w:color="auto" w:fill="F2F2F2"/>
+        <w:ind w:left="180"/>
+      </w:pPr>
+      <w:r>
+        <w:rPr>
+          <w:rFonts w:ascii="Consolas" w:eastAsia="Consolas" w:hAnsi="Consolas" w:cs="Consolas"/>
+          <w:sz w:val="16"/>
+          <w:szCs w:val="16"/>
+        </w:rPr>
+        <w:t>WHERE   NULLIF(LTRIM(RTRIM([ITEM CODE])), '') IS NOT NULL</w:t>
+      </w:r>
+    </w:p>
+    <w:p>
+      <w:pPr>
+        <w:pBdr>
+          <w:left w:val="single" w:sz="12" w:space="6" w:color="A6A6A6"/>
+        </w:pBdr>
+        <w:shd w:val="clear" w:color="auto" w:fill="F2F2F2"/>
+        <w:ind w:left="180"/>
+      </w:pPr>
+      <w:r>
+        <w:rPr>
+          <w:rFonts w:ascii="Consolas" w:eastAsia="Consolas" w:hAnsi="Consolas" w:cs="Consolas"/>
+          <w:sz w:val="16"/>
+          <w:szCs w:val="16"/>
+        </w:rPr>
+        <w:t>GROUP BY LTRIM(RTRIM([ITEM CODE]));</w:t>
+      </w:r>
+    </w:p>
+    <w:p>
+      <w:pPr>
+        <w:pBdr>
+          <w:left w:val="single" w:sz="12" w:space="6" w:color="A6A6A6"/>
+        </w:pBdr>
+        <w:shd w:val="clear" w:color="auto" w:fill="F2F2F2"/>
+        <w:ind w:left="180"/>
+      </w:pPr>
+      <w:r>
+        <w:rPr>
+          <w:rFonts w:ascii="Consolas" w:eastAsia="Consolas" w:hAnsi="Consolas" w:cs="Consolas"/>
+          <w:sz w:val="16"/>
+          <w:szCs w:val="16"/>
+        </w:rPr>
+        <w:t>GO</w:t>
+      </w:r>
+    </w:p>
+    <w:p>
+      <w:pPr>
+        <w:pBdr>
+          <w:left w:val="single" w:sz="12" w:space="6" w:color="A6A6A6"/>
+        </w:pBdr>
+        <w:shd w:val="clear" w:color="auto" w:fill="F2F2F2"/>
+        <w:ind w:left="180"/>
+      </w:pPr>
+      <w:r>
+        <w:rPr>
+          <w:rFonts w:ascii="Consolas" w:eastAsia="Consolas" w:hAnsi="Consolas" w:cs="Consolas"/>
+          <w:sz w:val="16"/>
+          <w:szCs w:val="16"/>
+        </w:rPr>
+        <w:t xml:space="preserve"> </w:t>
+      </w:r>
+    </w:p>
+    <w:p>
+      <w:pPr>
+        <w:pBdr>
+          <w:left w:val="single" w:sz="12" w:space="6" w:color="A6A6A6"/>
+        </w:pBdr>
+        <w:shd w:val="clear" w:color="auto" w:fill="F2F2F2"/>
+        <w:ind w:left="180"/>
+      </w:pPr>
+      <w:r>
+        <w:rPr>
+          <w:rFonts w:ascii="Consolas" w:eastAsia="Consolas" w:hAnsi="Consolas" w:cs="Consolas"/>
+          <w:sz w:val="16"/>
+          <w:szCs w:val="16"/>
+        </w:rPr>
+        <w:t>/* ---------- Date: MONTHLY, shared by all three tiers ---------- */</w:t>
+      </w:r>
+    </w:p>
+    <w:p>
+      <w:pPr>
+        <w:pBdr>
+          <w:left w:val="single" w:sz="12" w:space="6" w:color="A6A6A6"/>
+        </w:pBdr>
+        <w:shd w:val="clear" w:color="auto" w:fill="F2F2F2"/>
+        <w:ind w:left="180"/>
+      </w:pPr>
+      <w:r>
+        <w:rPr>
+          <w:rFonts w:ascii="Consolas" w:eastAsia="Consolas" w:hAnsi="Consolas" w:cs="Consolas"/>
+          <w:sz w:val="16"/>
+          <w:szCs w:val="16"/>
+        </w:rPr>
+        <w:t>CREATE TABLE dw.DimDate</w:t>
       </w:r>
     </w:p>
     <w:p>
@@ -15777,58 +15897,143 @@
           <w:sz w:val="16"/>
           <w:szCs w:val="16"/>
         </w:rPr>
-        <w:t xml:space="preserve">    SupplierKey  INT IDENTITY(1,1) NOT NULL,</w:t>
-      </w:r>
-    </w:p>
-    <w:p>
-      <w:pPr>
-        <w:pBdr>
-          <w:left w:val="single" w:sz="12" w:space="6" w:color="A6A6A6"/>
-        </w:pBdr>
-        <w:shd w:val="clear" w:color="auto" w:fill="F2F2F2"/>
-        <w:ind w:left="180"/>
-      </w:pPr>
-      <w:r>
-        <w:rPr>
-          <w:rFonts w:ascii="Consolas" w:eastAsia="Consolas" w:hAnsi="Consolas" w:cs="Consolas"/>
-          <w:sz w:val="16"/>
-          <w:szCs w:val="16"/>
-        </w:rPr>
-        <w:t xml:space="preserve">    SupplierName NVARCHAR(255)     NOT NULL,</w:t>
-      </w:r>
-    </w:p>
-    <w:p>
-      <w:pPr>
-        <w:pBdr>
-          <w:left w:val="single" w:sz="12" w:space="6" w:color="A6A6A6"/>
-        </w:pBdr>
-        <w:shd w:val="clear" w:color="auto" w:fill="F2F2F2"/>
-        <w:ind w:left="180"/>
-      </w:pPr>
-      <w:r>
-        <w:rPr>
-          <w:rFonts w:ascii="Consolas" w:eastAsia="Consolas" w:hAnsi="Consolas" w:cs="Consolas"/>
-          <w:sz w:val="16"/>
-          <w:szCs w:val="16"/>
-        </w:rPr>
-        <w:t xml:space="preserve">    CONSTRAINT PK_DimSupplier PRIMARY KEY CLUSTERED (SupplierKey),</w:t>
-      </w:r>
-    </w:p>
-    <w:p>
-      <w:pPr>
-        <w:pBdr>
-          <w:left w:val="single" w:sz="12" w:space="6" w:color="A6A6A6"/>
-        </w:pBdr>
-        <w:shd w:val="clear" w:color="auto" w:fill="F2F2F2"/>
-        <w:ind w:left="180"/>
-      </w:pPr>
-      <w:r>
-        <w:rPr>
-          <w:rFonts w:ascii="Consolas" w:eastAsia="Consolas" w:hAnsi="Consolas" w:cs="Consolas"/>
-          <w:sz w:val="16"/>
-          <w:szCs w:val="16"/>
-        </w:rPr>
-        <w:t xml:space="preserve">    CONSTRAINT UQ_DimSupplier_Name UNIQUE (SupplierName)</w:t>
+        <w:t xml:space="preserve">    DateKey     INT         NOT NULL,   -- YYYYMM01</w:t>
+      </w:r>
+    </w:p>
+    <w:p>
+      <w:pPr>
+        <w:pBdr>
+          <w:left w:val="single" w:sz="12" w:space="6" w:color="A6A6A6"/>
+        </w:pBdr>
+        <w:shd w:val="clear" w:color="auto" w:fill="F2F2F2"/>
+        <w:ind w:left="180"/>
+      </w:pPr>
+      <w:r>
+        <w:rPr>
+          <w:rFonts w:ascii="Consolas" w:eastAsia="Consolas" w:hAnsi="Consolas" w:cs="Consolas"/>
+          <w:sz w:val="16"/>
+          <w:szCs w:val="16"/>
+        </w:rPr>
+        <w:t xml:space="preserve">    [Date]      DATE        NOT NULL,</w:t>
+      </w:r>
+    </w:p>
+    <w:p>
+      <w:pPr>
+        <w:pBdr>
+          <w:left w:val="single" w:sz="12" w:space="6" w:color="A6A6A6"/>
+        </w:pBdr>
+        <w:shd w:val="clear" w:color="auto" w:fill="F2F2F2"/>
+        <w:ind w:left="180"/>
+      </w:pPr>
+      <w:r>
+        <w:rPr>
+          <w:rFonts w:ascii="Consolas" w:eastAsia="Consolas" w:hAnsi="Consolas" w:cs="Consolas"/>
+          <w:sz w:val="16"/>
+          <w:szCs w:val="16"/>
+        </w:rPr>
+        <w:t xml:space="preserve">    [Year]      SMALLINT    NOT NULL,</w:t>
+      </w:r>
+    </w:p>
+    <w:p>
+      <w:pPr>
+        <w:pBdr>
+          <w:left w:val="single" w:sz="12" w:space="6" w:color="A6A6A6"/>
+        </w:pBdr>
+        <w:shd w:val="clear" w:color="auto" w:fill="F2F2F2"/>
+        <w:ind w:left="180"/>
+      </w:pPr>
+      <w:r>
+        <w:rPr>
+          <w:rFonts w:ascii="Consolas" w:eastAsia="Consolas" w:hAnsi="Consolas" w:cs="Consolas"/>
+          <w:sz w:val="16"/>
+          <w:szCs w:val="16"/>
+        </w:rPr>
+        <w:t xml:space="preserve">    [Quarter]   TINYINT     NOT NULL,</w:t>
+      </w:r>
+    </w:p>
+    <w:p>
+      <w:pPr>
+        <w:pBdr>
+          <w:left w:val="single" w:sz="12" w:space="6" w:color="A6A6A6"/>
+        </w:pBdr>
+        <w:shd w:val="clear" w:color="auto" w:fill="F2F2F2"/>
+        <w:ind w:left="180"/>
+      </w:pPr>
+      <w:r>
+        <w:rPr>
+          <w:rFonts w:ascii="Consolas" w:eastAsia="Consolas" w:hAnsi="Consolas" w:cs="Consolas"/>
+          <w:sz w:val="16"/>
+          <w:szCs w:val="16"/>
+        </w:rPr>
+        <w:t xml:space="preserve">    QuarterName CHAR(7)     NOT NULL,</w:t>
+      </w:r>
+    </w:p>
+    <w:p>
+      <w:pPr>
+        <w:pBdr>
+          <w:left w:val="single" w:sz="12" w:space="6" w:color="A6A6A6"/>
+        </w:pBdr>
+        <w:shd w:val="clear" w:color="auto" w:fill="F2F2F2"/>
+        <w:ind w:left="180"/>
+      </w:pPr>
+      <w:r>
+        <w:rPr>
+          <w:rFonts w:ascii="Consolas" w:eastAsia="Consolas" w:hAnsi="Consolas" w:cs="Consolas"/>
+          <w:sz w:val="16"/>
+          <w:szCs w:val="16"/>
+        </w:rPr>
+        <w:t xml:space="preserve">    MonthNumber TINYINT     NOT NULL,</w:t>
+      </w:r>
+    </w:p>
+    <w:p>
+      <w:pPr>
+        <w:pBdr>
+          <w:left w:val="single" w:sz="12" w:space="6" w:color="A6A6A6"/>
+        </w:pBdr>
+        <w:shd w:val="clear" w:color="auto" w:fill="F2F2F2"/>
+        <w:ind w:left="180"/>
+      </w:pPr>
+      <w:r>
+        <w:rPr>
+          <w:rFonts w:ascii="Consolas" w:eastAsia="Consolas" w:hAnsi="Consolas" w:cs="Consolas"/>
+          <w:sz w:val="16"/>
+          <w:szCs w:val="16"/>
+        </w:rPr>
+        <w:t xml:space="preserve">    MonthName   VARCHAR(12) NOT NULL,</w:t>
+      </w:r>
+    </w:p>
+    <w:p>
+      <w:pPr>
+        <w:pBdr>
+          <w:left w:val="single" w:sz="12" w:space="6" w:color="A6A6A6"/>
+        </w:pBdr>
+        <w:shd w:val="clear" w:color="auto" w:fill="F2F2F2"/>
+        <w:ind w:left="180"/>
+      </w:pPr>
+      <w:r>
+        <w:rPr>
+          <w:rFonts w:ascii="Consolas" w:eastAsia="Consolas" w:hAnsi="Consolas" w:cs="Consolas"/>
+          <w:sz w:val="16"/>
+          <w:szCs w:val="16"/>
+        </w:rPr>
+        <w:t xml:space="preserve">    MonthYear   CHAR(8)     NOT NULL,</w:t>
+      </w:r>
+    </w:p>
+    <w:p>
+      <w:pPr>
+        <w:pBdr>
+          <w:left w:val="single" w:sz="12" w:space="6" w:color="A6A6A6"/>
+        </w:pBdr>
+        <w:shd w:val="clear" w:color="auto" w:fill="F2F2F2"/>
+        <w:ind w:left="180"/>
+      </w:pPr>
+      <w:r>
+        <w:rPr>
+          <w:rFonts w:ascii="Consolas" w:eastAsia="Consolas" w:hAnsi="Consolas" w:cs="Consolas"/>
+          <w:sz w:val="16"/>
+          <w:szCs w:val="16"/>
+        </w:rPr>
+        <w:t xml:space="preserve">    CONSTRAINT PK_DimDate PRIMARY KEY CLUSTERED (DateKey)</w:t>
       </w:r>
     </w:p>
     <w:p>
@@ -15896,720 +16101,6 @@
           <w:sz w:val="16"/>
           <w:szCs w:val="16"/>
         </w:rPr>
-        <w:t>INSERT INTO dw.DimSupplier (SupplierName)</w:t>
-      </w:r>
-    </w:p>
-    <w:p>
-      <w:pPr>
-        <w:pBdr>
-          <w:left w:val="single" w:sz="12" w:space="6" w:color="A6A6A6"/>
-        </w:pBdr>
-        <w:shd w:val="clear" w:color="auto" w:fill="F2F2F2"/>
-        <w:ind w:left="180"/>
-      </w:pPr>
-      <w:r>
-        <w:rPr>
-          <w:rFonts w:ascii="Consolas" w:eastAsia="Consolas" w:hAnsi="Consolas" w:cs="Consolas"/>
-          <w:sz w:val="16"/>
-          <w:szCs w:val="16"/>
-        </w:rPr>
-        <w:t>SELECT DISTINCT</w:t>
-      </w:r>
-    </w:p>
-    <w:p>
-      <w:pPr>
-        <w:pBdr>
-          <w:left w:val="single" w:sz="12" w:space="6" w:color="A6A6A6"/>
-        </w:pBdr>
-        <w:shd w:val="clear" w:color="auto" w:fill="F2F2F2"/>
-        <w:ind w:left="180"/>
-      </w:pPr>
-      <w:r>
-        <w:rPr>
-          <w:rFonts w:ascii="Consolas" w:eastAsia="Consolas" w:hAnsi="Consolas" w:cs="Consolas"/>
-          <w:sz w:val="16"/>
-          <w:szCs w:val="16"/>
-        </w:rPr>
-        <w:t xml:space="preserve">       COALESCE(NULLIF(LTRIM(RTRIM([SUPPLIER])), ''), 'Unknown Supplier')</w:t>
-      </w:r>
-    </w:p>
-    <w:p>
-      <w:pPr>
-        <w:pBdr>
-          <w:left w:val="single" w:sz="12" w:space="6" w:color="A6A6A6"/>
-        </w:pBdr>
-        <w:shd w:val="clear" w:color="auto" w:fill="F2F2F2"/>
-        <w:ind w:left="180"/>
-      </w:pPr>
-      <w:r>
-        <w:rPr>
-          <w:rFonts w:ascii="Consolas" w:eastAsia="Consolas" w:hAnsi="Consolas" w:cs="Consolas"/>
-          <w:sz w:val="16"/>
-          <w:szCs w:val="16"/>
-        </w:rPr>
-        <w:t>FROM   stg.WarehouseRetailSales;</w:t>
-      </w:r>
-    </w:p>
-    <w:p>
-      <w:pPr>
-        <w:pBdr>
-          <w:left w:val="single" w:sz="12" w:space="6" w:color="A6A6A6"/>
-        </w:pBdr>
-        <w:shd w:val="clear" w:color="auto" w:fill="F2F2F2"/>
-        <w:ind w:left="180"/>
-      </w:pPr>
-      <w:r>
-        <w:rPr>
-          <w:rFonts w:ascii="Consolas" w:eastAsia="Consolas" w:hAnsi="Consolas" w:cs="Consolas"/>
-          <w:sz w:val="16"/>
-          <w:szCs w:val="16"/>
-        </w:rPr>
-        <w:t>GO</w:t>
-      </w:r>
-    </w:p>
-    <w:p>
-      <w:pPr>
-        <w:pBdr>
-          <w:left w:val="single" w:sz="12" w:space="6" w:color="A6A6A6"/>
-        </w:pBdr>
-        <w:shd w:val="clear" w:color="auto" w:fill="F2F2F2"/>
-        <w:ind w:left="180"/>
-      </w:pPr>
-      <w:r>
-        <w:rPr>
-          <w:rFonts w:ascii="Consolas" w:eastAsia="Consolas" w:hAnsi="Consolas" w:cs="Consolas"/>
-          <w:sz w:val="16"/>
-          <w:szCs w:val="16"/>
-        </w:rPr>
-        <w:t xml:space="preserve"> </w:t>
-      </w:r>
-    </w:p>
-    <w:p>
-      <w:pPr>
-        <w:pBdr>
-          <w:left w:val="single" w:sz="12" w:space="6" w:color="A6A6A6"/>
-        </w:pBdr>
-        <w:shd w:val="clear" w:color="auto" w:fill="F2F2F2"/>
-        <w:ind w:left="180"/>
-      </w:pPr>
-      <w:r>
-        <w:rPr>
-          <w:rFonts w:ascii="Consolas" w:eastAsia="Consolas" w:hAnsi="Consolas" w:cs="Consolas"/>
-          <w:sz w:val="16"/>
-          <w:szCs w:val="16"/>
-        </w:rPr>
-        <w:t>/* ---------- Item ---------- */</w:t>
-      </w:r>
-    </w:p>
-    <w:p>
-      <w:pPr>
-        <w:pBdr>
-          <w:left w:val="single" w:sz="12" w:space="6" w:color="A6A6A6"/>
-        </w:pBdr>
-        <w:shd w:val="clear" w:color="auto" w:fill="F2F2F2"/>
-        <w:ind w:left="180"/>
-      </w:pPr>
-      <w:r>
-        <w:rPr>
-          <w:rFonts w:ascii="Consolas" w:eastAsia="Consolas" w:hAnsi="Consolas" w:cs="Consolas"/>
-          <w:sz w:val="16"/>
-          <w:szCs w:val="16"/>
-        </w:rPr>
-        <w:t>CREATE TABLE dw.DimItem</w:t>
-      </w:r>
-    </w:p>
-    <w:p>
-      <w:pPr>
-        <w:pBdr>
-          <w:left w:val="single" w:sz="12" w:space="6" w:color="A6A6A6"/>
-        </w:pBdr>
-        <w:shd w:val="clear" w:color="auto" w:fill="F2F2F2"/>
-        <w:ind w:left="180"/>
-      </w:pPr>
-      <w:r>
-        <w:rPr>
-          <w:rFonts w:ascii="Consolas" w:eastAsia="Consolas" w:hAnsi="Consolas" w:cs="Consolas"/>
-          <w:sz w:val="16"/>
-          <w:szCs w:val="16"/>
-        </w:rPr>
-        <w:t>(</w:t>
-      </w:r>
-    </w:p>
-    <w:p>
-      <w:pPr>
-        <w:pBdr>
-          <w:left w:val="single" w:sz="12" w:space="6" w:color="A6A6A6"/>
-        </w:pBdr>
-        <w:shd w:val="clear" w:color="auto" w:fill="F2F2F2"/>
-        <w:ind w:left="180"/>
-      </w:pPr>
-      <w:r>
-        <w:rPr>
-          <w:rFonts w:ascii="Consolas" w:eastAsia="Consolas" w:hAnsi="Consolas" w:cs="Consolas"/>
-          <w:sz w:val="16"/>
-          <w:szCs w:val="16"/>
-        </w:rPr>
-        <w:t xml:space="preserve">    ItemKey         INT IDENTITY(1,1) NOT NULL,</w:t>
-      </w:r>
-    </w:p>
-    <w:p>
-      <w:pPr>
-        <w:pBdr>
-          <w:left w:val="single" w:sz="12" w:space="6" w:color="A6A6A6"/>
-        </w:pBdr>
-        <w:shd w:val="clear" w:color="auto" w:fill="F2F2F2"/>
-        <w:ind w:left="180"/>
-      </w:pPr>
-      <w:r>
-        <w:rPr>
-          <w:rFonts w:ascii="Consolas" w:eastAsia="Consolas" w:hAnsi="Consolas" w:cs="Consolas"/>
-          <w:sz w:val="16"/>
-          <w:szCs w:val="16"/>
-        </w:rPr>
-        <w:t xml:space="preserve">    ItemCode        NVARCHAR(100)     NOT NULL,</w:t>
-      </w:r>
-    </w:p>
-    <w:p>
-      <w:pPr>
-        <w:pBdr>
-          <w:left w:val="single" w:sz="12" w:space="6" w:color="A6A6A6"/>
-        </w:pBdr>
-        <w:shd w:val="clear" w:color="auto" w:fill="F2F2F2"/>
-        <w:ind w:left="180"/>
-      </w:pPr>
-      <w:r>
-        <w:rPr>
-          <w:rFonts w:ascii="Consolas" w:eastAsia="Consolas" w:hAnsi="Consolas" w:cs="Consolas"/>
-          <w:sz w:val="16"/>
-          <w:szCs w:val="16"/>
-        </w:rPr>
-        <w:t xml:space="preserve">    ItemDescription NVARCHAR(500)     NULL,</w:t>
-      </w:r>
-    </w:p>
-    <w:p>
-      <w:pPr>
-        <w:pBdr>
-          <w:left w:val="single" w:sz="12" w:space="6" w:color="A6A6A6"/>
-        </w:pBdr>
-        <w:shd w:val="clear" w:color="auto" w:fill="F2F2F2"/>
-        <w:ind w:left="180"/>
-      </w:pPr>
-      <w:r>
-        <w:rPr>
-          <w:rFonts w:ascii="Consolas" w:eastAsia="Consolas" w:hAnsi="Consolas" w:cs="Consolas"/>
-          <w:sz w:val="16"/>
-          <w:szCs w:val="16"/>
-        </w:rPr>
-        <w:t xml:space="preserve">    ItemType        NVARCHAR(100)     NOT NULL,</w:t>
-      </w:r>
-    </w:p>
-    <w:p>
-      <w:pPr>
-        <w:pBdr>
-          <w:left w:val="single" w:sz="12" w:space="6" w:color="A6A6A6"/>
-        </w:pBdr>
-        <w:shd w:val="clear" w:color="auto" w:fill="F2F2F2"/>
-        <w:ind w:left="180"/>
-      </w:pPr>
-      <w:r>
-        <w:rPr>
-          <w:rFonts w:ascii="Consolas" w:eastAsia="Consolas" w:hAnsi="Consolas" w:cs="Consolas"/>
-          <w:sz w:val="16"/>
-          <w:szCs w:val="16"/>
-        </w:rPr>
-        <w:t xml:space="preserve">    CONSTRAINT PK_DimItem PRIMARY KEY CLUSTERED (ItemKey),</w:t>
-      </w:r>
-    </w:p>
-    <w:p>
-      <w:pPr>
-        <w:pBdr>
-          <w:left w:val="single" w:sz="12" w:space="6" w:color="A6A6A6"/>
-        </w:pBdr>
-        <w:shd w:val="clear" w:color="auto" w:fill="F2F2F2"/>
-        <w:ind w:left="180"/>
-      </w:pPr>
-      <w:r>
-        <w:rPr>
-          <w:rFonts w:ascii="Consolas" w:eastAsia="Consolas" w:hAnsi="Consolas" w:cs="Consolas"/>
-          <w:sz w:val="16"/>
-          <w:szCs w:val="16"/>
-        </w:rPr>
-        <w:t xml:space="preserve">    CONSTRAINT UQ_DimItem_Code UNIQUE (ItemCode)</w:t>
-      </w:r>
-    </w:p>
-    <w:p>
-      <w:pPr>
-        <w:pBdr>
-          <w:left w:val="single" w:sz="12" w:space="6" w:color="A6A6A6"/>
-        </w:pBdr>
-        <w:shd w:val="clear" w:color="auto" w:fill="F2F2F2"/>
-        <w:ind w:left="180"/>
-      </w:pPr>
-      <w:r>
-        <w:rPr>
-          <w:rFonts w:ascii="Consolas" w:eastAsia="Consolas" w:hAnsi="Consolas" w:cs="Consolas"/>
-          <w:sz w:val="16"/>
-          <w:szCs w:val="16"/>
-        </w:rPr>
-        <w:t>);</w:t>
-      </w:r>
-    </w:p>
-    <w:p>
-      <w:pPr>
-        <w:pBdr>
-          <w:left w:val="single" w:sz="12" w:space="6" w:color="A6A6A6"/>
-        </w:pBdr>
-        <w:shd w:val="clear" w:color="auto" w:fill="F2F2F2"/>
-        <w:ind w:left="180"/>
-      </w:pPr>
-      <w:r>
-        <w:rPr>
-          <w:rFonts w:ascii="Consolas" w:eastAsia="Consolas" w:hAnsi="Consolas" w:cs="Consolas"/>
-          <w:sz w:val="16"/>
-          <w:szCs w:val="16"/>
-        </w:rPr>
-        <w:t>GO</w:t>
-      </w:r>
-    </w:p>
-    <w:p>
-      <w:pPr>
-        <w:pBdr>
-          <w:left w:val="single" w:sz="12" w:space="6" w:color="A6A6A6"/>
-        </w:pBdr>
-        <w:shd w:val="clear" w:color="auto" w:fill="F2F2F2"/>
-        <w:ind w:left="180"/>
-      </w:pPr>
-      <w:r>
-        <w:rPr>
-          <w:rFonts w:ascii="Consolas" w:eastAsia="Consolas" w:hAnsi="Consolas" w:cs="Consolas"/>
-          <w:sz w:val="16"/>
-          <w:szCs w:val="16"/>
-        </w:rPr>
-        <w:t xml:space="preserve"> </w:t>
-      </w:r>
-    </w:p>
-    <w:p>
-      <w:pPr>
-        <w:pBdr>
-          <w:left w:val="single" w:sz="12" w:space="6" w:color="A6A6A6"/>
-        </w:pBdr>
-        <w:shd w:val="clear" w:color="auto" w:fill="F2F2F2"/>
-        <w:ind w:left="180"/>
-      </w:pPr>
-      <w:r>
-        <w:rPr>
-          <w:rFonts w:ascii="Consolas" w:eastAsia="Consolas" w:hAnsi="Consolas" w:cs="Consolas"/>
-          <w:sz w:val="16"/>
-          <w:szCs w:val="16"/>
-        </w:rPr>
-        <w:t>INSERT INTO dw.DimItem (ItemCode, ItemDescription, ItemType)</w:t>
-      </w:r>
-    </w:p>
-    <w:p>
-      <w:pPr>
-        <w:pBdr>
-          <w:left w:val="single" w:sz="12" w:space="6" w:color="A6A6A6"/>
-        </w:pBdr>
-        <w:shd w:val="clear" w:color="auto" w:fill="F2F2F2"/>
-        <w:ind w:left="180"/>
-      </w:pPr>
-      <w:r>
-        <w:rPr>
-          <w:rFonts w:ascii="Consolas" w:eastAsia="Consolas" w:hAnsi="Consolas" w:cs="Consolas"/>
-          <w:sz w:val="16"/>
-          <w:szCs w:val="16"/>
-        </w:rPr>
-        <w:t>SELECT  LTRIM(RTRIM([ITEM CODE])),</w:t>
-      </w:r>
-    </w:p>
-    <w:p>
-      <w:pPr>
-        <w:pBdr>
-          <w:left w:val="single" w:sz="12" w:space="6" w:color="A6A6A6"/>
-        </w:pBdr>
-        <w:shd w:val="clear" w:color="auto" w:fill="F2F2F2"/>
-        <w:ind w:left="180"/>
-      </w:pPr>
-      <w:r>
-        <w:rPr>
-          <w:rFonts w:ascii="Consolas" w:eastAsia="Consolas" w:hAnsi="Consolas" w:cs="Consolas"/>
-          <w:sz w:val="16"/>
-          <w:szCs w:val="16"/>
-        </w:rPr>
-        <w:t xml:space="preserve">        MAX(LTRIM(RTRIM([ITEM DESCRIPTION]))),</w:t>
-      </w:r>
-    </w:p>
-    <w:p>
-      <w:pPr>
-        <w:pBdr>
-          <w:left w:val="single" w:sz="12" w:space="6" w:color="A6A6A6"/>
-        </w:pBdr>
-        <w:shd w:val="clear" w:color="auto" w:fill="F2F2F2"/>
-        <w:ind w:left="180"/>
-      </w:pPr>
-      <w:r>
-        <w:rPr>
-          <w:rFonts w:ascii="Consolas" w:eastAsia="Consolas" w:hAnsi="Consolas" w:cs="Consolas"/>
-          <w:sz w:val="16"/>
-          <w:szCs w:val="16"/>
-        </w:rPr>
-        <w:t xml:space="preserve">        COALESCE(NULLIF(LTRIM(RTRIM(MAX([ITEM TYPE]))), ''), 'Unclassified')</w:t>
-      </w:r>
-    </w:p>
-    <w:p>
-      <w:pPr>
-        <w:pBdr>
-          <w:left w:val="single" w:sz="12" w:space="6" w:color="A6A6A6"/>
-        </w:pBdr>
-        <w:shd w:val="clear" w:color="auto" w:fill="F2F2F2"/>
-        <w:ind w:left="180"/>
-      </w:pPr>
-      <w:r>
-        <w:rPr>
-          <w:rFonts w:ascii="Consolas" w:eastAsia="Consolas" w:hAnsi="Consolas" w:cs="Consolas"/>
-          <w:sz w:val="16"/>
-          <w:szCs w:val="16"/>
-        </w:rPr>
-        <w:t>FROM    stg.WarehouseRetailSales</w:t>
-      </w:r>
-    </w:p>
-    <w:p>
-      <w:pPr>
-        <w:pBdr>
-          <w:left w:val="single" w:sz="12" w:space="6" w:color="A6A6A6"/>
-        </w:pBdr>
-        <w:shd w:val="clear" w:color="auto" w:fill="F2F2F2"/>
-        <w:ind w:left="180"/>
-      </w:pPr>
-      <w:r>
-        <w:rPr>
-          <w:rFonts w:ascii="Consolas" w:eastAsia="Consolas" w:hAnsi="Consolas" w:cs="Consolas"/>
-          <w:sz w:val="16"/>
-          <w:szCs w:val="16"/>
-        </w:rPr>
-        <w:t>WHERE   NULLIF(LTRIM(RTRIM([ITEM CODE])), '') IS NOT NULL</w:t>
-      </w:r>
-    </w:p>
-    <w:p>
-      <w:pPr>
-        <w:pBdr>
-          <w:left w:val="single" w:sz="12" w:space="6" w:color="A6A6A6"/>
-        </w:pBdr>
-        <w:shd w:val="clear" w:color="auto" w:fill="F2F2F2"/>
-        <w:ind w:left="180"/>
-      </w:pPr>
-      <w:r>
-        <w:rPr>
-          <w:rFonts w:ascii="Consolas" w:eastAsia="Consolas" w:hAnsi="Consolas" w:cs="Consolas"/>
-          <w:sz w:val="16"/>
-          <w:szCs w:val="16"/>
-        </w:rPr>
-        <w:t>GROUP BY LTRIM(RTRIM([ITEM CODE]));</w:t>
-      </w:r>
-    </w:p>
-    <w:p>
-      <w:pPr>
-        <w:pBdr>
-          <w:left w:val="single" w:sz="12" w:space="6" w:color="A6A6A6"/>
-        </w:pBdr>
-        <w:shd w:val="clear" w:color="auto" w:fill="F2F2F2"/>
-        <w:ind w:left="180"/>
-      </w:pPr>
-      <w:r>
-        <w:rPr>
-          <w:rFonts w:ascii="Consolas" w:eastAsia="Consolas" w:hAnsi="Consolas" w:cs="Consolas"/>
-          <w:sz w:val="16"/>
-          <w:szCs w:val="16"/>
-        </w:rPr>
-        <w:t>GO</w:t>
-      </w:r>
-    </w:p>
-    <w:p>
-      <w:pPr>
-        <w:pBdr>
-          <w:left w:val="single" w:sz="12" w:space="6" w:color="A6A6A6"/>
-        </w:pBdr>
-        <w:shd w:val="clear" w:color="auto" w:fill="F2F2F2"/>
-        <w:ind w:left="180"/>
-      </w:pPr>
-      <w:r>
-        <w:rPr>
-          <w:rFonts w:ascii="Consolas" w:eastAsia="Consolas" w:hAnsi="Consolas" w:cs="Consolas"/>
-          <w:sz w:val="16"/>
-          <w:szCs w:val="16"/>
-        </w:rPr>
-        <w:t xml:space="preserve"> </w:t>
-      </w:r>
-    </w:p>
-    <w:p>
-      <w:pPr>
-        <w:pBdr>
-          <w:left w:val="single" w:sz="12" w:space="6" w:color="A6A6A6"/>
-        </w:pBdr>
-        <w:shd w:val="clear" w:color="auto" w:fill="F2F2F2"/>
-        <w:ind w:left="180"/>
-      </w:pPr>
-      <w:r>
-        <w:rPr>
-          <w:rFonts w:ascii="Consolas" w:eastAsia="Consolas" w:hAnsi="Consolas" w:cs="Consolas"/>
-          <w:sz w:val="16"/>
-          <w:szCs w:val="16"/>
-        </w:rPr>
-        <w:t>/* ---------- Date: MONTHLY, shared by all three tiers ---------- */</w:t>
-      </w:r>
-    </w:p>
-    <w:p>
-      <w:pPr>
-        <w:pBdr>
-          <w:left w:val="single" w:sz="12" w:space="6" w:color="A6A6A6"/>
-        </w:pBdr>
-        <w:shd w:val="clear" w:color="auto" w:fill="F2F2F2"/>
-        <w:ind w:left="180"/>
-      </w:pPr>
-      <w:r>
-        <w:rPr>
-          <w:rFonts w:ascii="Consolas" w:eastAsia="Consolas" w:hAnsi="Consolas" w:cs="Consolas"/>
-          <w:sz w:val="16"/>
-          <w:szCs w:val="16"/>
-        </w:rPr>
-        <w:t>CREATE TABLE dw.DimDate</w:t>
-      </w:r>
-    </w:p>
-    <w:p>
-      <w:pPr>
-        <w:pBdr>
-          <w:left w:val="single" w:sz="12" w:space="6" w:color="A6A6A6"/>
-        </w:pBdr>
-        <w:shd w:val="clear" w:color="auto" w:fill="F2F2F2"/>
-        <w:ind w:left="180"/>
-      </w:pPr>
-      <w:r>
-        <w:rPr>
-          <w:rFonts w:ascii="Consolas" w:eastAsia="Consolas" w:hAnsi="Consolas" w:cs="Consolas"/>
-          <w:sz w:val="16"/>
-          <w:szCs w:val="16"/>
-        </w:rPr>
-        <w:t>(</w:t>
-      </w:r>
-    </w:p>
-    <w:p>
-      <w:pPr>
-        <w:pBdr>
-          <w:left w:val="single" w:sz="12" w:space="6" w:color="A6A6A6"/>
-        </w:pBdr>
-        <w:shd w:val="clear" w:color="auto" w:fill="F2F2F2"/>
-        <w:ind w:left="180"/>
-      </w:pPr>
-      <w:r>
-        <w:rPr>
-          <w:rFonts w:ascii="Consolas" w:eastAsia="Consolas" w:hAnsi="Consolas" w:cs="Consolas"/>
-          <w:sz w:val="16"/>
-          <w:szCs w:val="16"/>
-        </w:rPr>
-        <w:t xml:space="preserve">    DateKey     INT         NOT NULL,   -- YYYYMM01</w:t>
-      </w:r>
-    </w:p>
-    <w:p>
-      <w:pPr>
-        <w:pBdr>
-          <w:left w:val="single" w:sz="12" w:space="6" w:color="A6A6A6"/>
-        </w:pBdr>
-        <w:shd w:val="clear" w:color="auto" w:fill="F2F2F2"/>
-        <w:ind w:left="180"/>
-      </w:pPr>
-      <w:r>
-        <w:rPr>
-          <w:rFonts w:ascii="Consolas" w:eastAsia="Consolas" w:hAnsi="Consolas" w:cs="Consolas"/>
-          <w:sz w:val="16"/>
-          <w:szCs w:val="16"/>
-        </w:rPr>
-        <w:t xml:space="preserve">    [Date]      DATE        NOT NULL,</w:t>
-      </w:r>
-    </w:p>
-    <w:p>
-      <w:pPr>
-        <w:pBdr>
-          <w:left w:val="single" w:sz="12" w:space="6" w:color="A6A6A6"/>
-        </w:pBdr>
-        <w:shd w:val="clear" w:color="auto" w:fill="F2F2F2"/>
-        <w:ind w:left="180"/>
-      </w:pPr>
-      <w:r>
-        <w:rPr>
-          <w:rFonts w:ascii="Consolas" w:eastAsia="Consolas" w:hAnsi="Consolas" w:cs="Consolas"/>
-          <w:sz w:val="16"/>
-          <w:szCs w:val="16"/>
-        </w:rPr>
-        <w:t xml:space="preserve">    [Year]      SMALLINT    NOT NULL,</w:t>
-      </w:r>
-    </w:p>
-    <w:p>
-      <w:pPr>
-        <w:pBdr>
-          <w:left w:val="single" w:sz="12" w:space="6" w:color="A6A6A6"/>
-        </w:pBdr>
-        <w:shd w:val="clear" w:color="auto" w:fill="F2F2F2"/>
-        <w:ind w:left="180"/>
-      </w:pPr>
-      <w:r>
-        <w:rPr>
-          <w:rFonts w:ascii="Consolas" w:eastAsia="Consolas" w:hAnsi="Consolas" w:cs="Consolas"/>
-          <w:sz w:val="16"/>
-          <w:szCs w:val="16"/>
-        </w:rPr>
-        <w:t xml:space="preserve">    [Quarter]   TINYINT     NOT NULL,</w:t>
-      </w:r>
-    </w:p>
-    <w:p>
-      <w:pPr>
-        <w:pBdr>
-          <w:left w:val="single" w:sz="12" w:space="6" w:color="A6A6A6"/>
-        </w:pBdr>
-        <w:shd w:val="clear" w:color="auto" w:fill="F2F2F2"/>
-        <w:ind w:left="180"/>
-      </w:pPr>
-      <w:r>
-        <w:rPr>
-          <w:rFonts w:ascii="Consolas" w:eastAsia="Consolas" w:hAnsi="Consolas" w:cs="Consolas"/>
-          <w:sz w:val="16"/>
-          <w:szCs w:val="16"/>
-        </w:rPr>
-        <w:t xml:space="preserve">    QuarterName CHAR(7)     NOT NULL,</w:t>
-      </w:r>
-    </w:p>
-    <w:p>
-      <w:pPr>
-        <w:pBdr>
-          <w:left w:val="single" w:sz="12" w:space="6" w:color="A6A6A6"/>
-        </w:pBdr>
-        <w:shd w:val="clear" w:color="auto" w:fill="F2F2F2"/>
-        <w:ind w:left="180"/>
-      </w:pPr>
-      <w:r>
-        <w:rPr>
-          <w:rFonts w:ascii="Consolas" w:eastAsia="Consolas" w:hAnsi="Consolas" w:cs="Consolas"/>
-          <w:sz w:val="16"/>
-          <w:szCs w:val="16"/>
-        </w:rPr>
-        <w:t xml:space="preserve">    MonthNumber TINYINT     NOT NULL,</w:t>
-      </w:r>
-    </w:p>
-    <w:p>
-      <w:pPr>
-        <w:pBdr>
-          <w:left w:val="single" w:sz="12" w:space="6" w:color="A6A6A6"/>
-        </w:pBdr>
-        <w:shd w:val="clear" w:color="auto" w:fill="F2F2F2"/>
-        <w:ind w:left="180"/>
-      </w:pPr>
-      <w:r>
-        <w:rPr>
-          <w:rFonts w:ascii="Consolas" w:eastAsia="Consolas" w:hAnsi="Consolas" w:cs="Consolas"/>
-          <w:sz w:val="16"/>
-          <w:szCs w:val="16"/>
-        </w:rPr>
-        <w:t xml:space="preserve">    MonthName   VARCHAR(12) NOT NULL,</w:t>
-      </w:r>
-    </w:p>
-    <w:p>
-      <w:pPr>
-        <w:pBdr>
-          <w:left w:val="single" w:sz="12" w:space="6" w:color="A6A6A6"/>
-        </w:pBdr>
-        <w:shd w:val="clear" w:color="auto" w:fill="F2F2F2"/>
-        <w:ind w:left="180"/>
-      </w:pPr>
-      <w:r>
-        <w:rPr>
-          <w:rFonts w:ascii="Consolas" w:eastAsia="Consolas" w:hAnsi="Consolas" w:cs="Consolas"/>
-          <w:sz w:val="16"/>
-          <w:szCs w:val="16"/>
-        </w:rPr>
-        <w:t xml:space="preserve">    MonthYear   CHAR(8)     NOT NULL,</w:t>
-      </w:r>
-    </w:p>
-    <w:p>
-      <w:pPr>
-        <w:pBdr>
-          <w:left w:val="single" w:sz="12" w:space="6" w:color="A6A6A6"/>
-        </w:pBdr>
-        <w:shd w:val="clear" w:color="auto" w:fill="F2F2F2"/>
-        <w:ind w:left="180"/>
-      </w:pPr>
-      <w:r>
-        <w:rPr>
-          <w:rFonts w:ascii="Consolas" w:eastAsia="Consolas" w:hAnsi="Consolas" w:cs="Consolas"/>
-          <w:sz w:val="16"/>
-          <w:szCs w:val="16"/>
-        </w:rPr>
-        <w:t xml:space="preserve">    CONSTRAINT PK_DimDate PRIMARY KEY CLUSTERED (DateKey)</w:t>
-      </w:r>
-    </w:p>
-    <w:p>
-      <w:pPr>
-        <w:pBdr>
-          <w:left w:val="single" w:sz="12" w:space="6" w:color="A6A6A6"/>
-        </w:pBdr>
-        <w:shd w:val="clear" w:color="auto" w:fill="F2F2F2"/>
-        <w:ind w:left="180"/>
-      </w:pPr>
-      <w:r>
-        <w:rPr>
-          <w:rFonts w:ascii="Consolas" w:eastAsia="Consolas" w:hAnsi="Consolas" w:cs="Consolas"/>
-          <w:sz w:val="16"/>
-          <w:szCs w:val="16"/>
-        </w:rPr>
-        <w:t>);</w:t>
-      </w:r>
-    </w:p>
-    <w:p>
-      <w:pPr>
-        <w:pBdr>
-          <w:left w:val="single" w:sz="12" w:space="6" w:color="A6A6A6"/>
-        </w:pBdr>
-        <w:shd w:val="clear" w:color="auto" w:fill="F2F2F2"/>
-        <w:ind w:left="180"/>
-      </w:pPr>
-      <w:r>
-        <w:rPr>
-          <w:rFonts w:ascii="Consolas" w:eastAsia="Consolas" w:hAnsi="Consolas" w:cs="Consolas"/>
-          <w:sz w:val="16"/>
-          <w:szCs w:val="16"/>
-        </w:rPr>
-        <w:t>GO</w:t>
-      </w:r>
-    </w:p>
-    <w:p>
-      <w:pPr>
-        <w:pBdr>
-          <w:left w:val="single" w:sz="12" w:space="6" w:color="A6A6A6"/>
-        </w:pBdr>
-        <w:shd w:val="clear" w:color="auto" w:fill="F2F2F2"/>
-        <w:ind w:left="180"/>
-      </w:pPr>
-      <w:r>
-        <w:rPr>
-          <w:rFonts w:ascii="Consolas" w:eastAsia="Consolas" w:hAnsi="Consolas" w:cs="Consolas"/>
-          <w:sz w:val="16"/>
-          <w:szCs w:val="16"/>
-        </w:rPr>
-        <w:t xml:space="preserve"> </w:t>
-      </w:r>
-    </w:p>
-    <w:p>
-      <w:pPr>
-        <w:pBdr>
-          <w:left w:val="single" w:sz="12" w:space="6" w:color="A6A6A6"/>
-        </w:pBdr>
-        <w:shd w:val="clear" w:color="auto" w:fill="F2F2F2"/>
-        <w:ind w:left="180"/>
-      </w:pPr>
-      <w:r>
-        <w:rPr>
-          <w:rFonts w:ascii="Consolas" w:eastAsia="Consolas" w:hAnsi="Consolas" w:cs="Consolas"/>
-          <w:sz w:val="16"/>
-          <w:szCs w:val="16"/>
-        </w:rPr>
         <w:t>;WITH Months AS (</w:t>
       </w:r>
     </w:p>
@@ -16831,7 +16322,6 @@
           <w:sz w:val="16"/>
           <w:szCs w:val="16"/>
         </w:rPr>
-        <w:lastRenderedPageBreak/>
         <w:t>FROM    Months</w:t>
       </w:r>
     </w:p>
@@ -17209,6 +16699,7 @@
           <w:sz w:val="16"/>
           <w:szCs w:val="16"/>
         </w:rPr>
+        <w:lastRenderedPageBreak/>
         <w:t xml:space="preserve"> </w:t>
       </w:r>
     </w:p>
@@ -17924,7 +17415,6 @@
           <w:sz w:val="16"/>
           <w:szCs w:val="16"/>
         </w:rPr>
-        <w:lastRenderedPageBreak/>
         <w:t>GO</w:t>
       </w:r>
     </w:p>
@@ -18098,6 +17588,7 @@
           <w:sz w:val="16"/>
           <w:szCs w:val="16"/>
         </w:rPr>
+        <w:lastRenderedPageBreak/>
         <w:t xml:space="preserve"> </w:t>
       </w:r>
     </w:p>
@@ -18518,7 +18009,6 @@
           <w:sz w:val="16"/>
           <w:szCs w:val="16"/>
         </w:rPr>
-        <w:lastRenderedPageBreak/>
         <w:t xml:space="preserve">    ON dw.FactItemMovement</w:t>
       </w:r>
     </w:p>
@@ -18802,6 +18292,7 @@
           <w:sz w:val="16"/>
           <w:szCs w:val="16"/>
         </w:rPr>
+        <w:lastRenderedPageBreak/>
         <w:t xml:space="preserve">        f.RetailTransfers,</w:t>
       </w:r>
     </w:p>
@@ -19133,7 +18624,6 @@
         <w:spacing w:after="120" w:line="276" w:lineRule="auto"/>
       </w:pPr>
       <w:r>
-        <w:lastRenderedPageBreak/>
         <w:t>Create C:\Data\RetailEconomics\RefMappings.xlsx with two worksheets, each formatted as an Excel Table (Ctrl+T) so the connector binds to a named range rather than a sheet extent that grows unpredictably.</w:t>
       </w:r>
     </w:p>
@@ -19160,12 +18650,6 @@
         <w:gridCol w:w="4867"/>
       </w:tblGrid>
       <w:tr>
-        <w:tblPrEx>
-          <w:tblCellMar>
-            <w:top w:w="0" w:type="dxa"/>
-            <w:bottom w:w="0" w:type="dxa"/>
-          </w:tblCellMar>
-        </w:tblPrEx>
         <w:trPr>
           <w:tblHeader/>
         </w:trPr>
@@ -19240,12 +18724,6 @@
         </w:tc>
       </w:tr>
       <w:tr>
-        <w:tblPrEx>
-          <w:tblCellMar>
-            <w:top w:w="0" w:type="dxa"/>
-            <w:bottom w:w="0" w:type="dxa"/>
-          </w:tblCellMar>
-        </w:tblPrEx>
         <w:trPr>
           <w:cantSplit/>
         </w:trPr>
@@ -19320,12 +18798,6 @@
         </w:tc>
       </w:tr>
       <w:tr>
-        <w:tblPrEx>
-          <w:tblCellMar>
-            <w:top w:w="0" w:type="dxa"/>
-            <w:bottom w:w="0" w:type="dxa"/>
-          </w:tblCellMar>
-        </w:tblPrEx>
         <w:trPr>
           <w:cantSplit/>
         </w:trPr>
@@ -19501,6 +18973,7 @@
           <w:sz w:val="16"/>
           <w:szCs w:val="16"/>
         </w:rPr>
+        <w:lastRenderedPageBreak/>
         <w:t xml:space="preserve">               ),</w:t>
       </w:r>
     </w:p>
@@ -20150,7 +19623,6 @@
           <w:sz w:val="16"/>
           <w:szCs w:val="16"/>
         </w:rPr>
-        <w:lastRenderedPageBreak/>
         <w:t xml:space="preserve">    Joined   = Table.NestedJoin(</w:t>
       </w:r>
     </w:p>
@@ -20518,6 +19990,7 @@
         <w:spacing w:after="120" w:line="276" w:lineRule="auto"/>
       </w:pPr>
       <w:r>
+        <w:lastRenderedPageBreak/>
         <w:t>A reference workbook is the one place in this project where a human types values into the model, so its provenance has to be stated rather than assumed. Each column below is either DERIVED from a source, in which case the source is named and the value can be regenerated, or it is ANALYST JUDGEMENT, in which case it is a presentation or grouping choice that changes how results are displayed but never what they are.</w:t>
       </w:r>
     </w:p>
@@ -20544,12 +20017,6 @@
         <w:gridCol w:w="5428"/>
       </w:tblGrid>
       <w:tr>
-        <w:tblPrEx>
-          <w:tblCellMar>
-            <w:top w:w="0" w:type="dxa"/>
-            <w:bottom w:w="0" w:type="dxa"/>
-          </w:tblCellMar>
-        </w:tblPrEx>
         <w:trPr>
           <w:tblHeader/>
         </w:trPr>
@@ -20624,12 +20091,6 @@
         </w:tc>
       </w:tr>
       <w:tr>
-        <w:tblPrEx>
-          <w:tblCellMar>
-            <w:top w:w="0" w:type="dxa"/>
-            <w:bottom w:w="0" w:type="dxa"/>
-          </w:tblCellMar>
-        </w:tblPrEx>
         <w:trPr>
           <w:cantSplit/>
         </w:trPr>
@@ -20695,12 +20156,6 @@
         </w:tc>
       </w:tr>
       <w:tr>
-        <w:tblPrEx>
-          <w:tblCellMar>
-            <w:top w:w="0" w:type="dxa"/>
-            <w:bottom w:w="0" w:type="dxa"/>
-          </w:tblCellMar>
-        </w:tblPrEx>
         <w:trPr>
           <w:cantSplit/>
         </w:trPr>
@@ -20766,12 +20221,6 @@
         </w:tc>
       </w:tr>
       <w:tr>
-        <w:tblPrEx>
-          <w:tblCellMar>
-            <w:top w:w="0" w:type="dxa"/>
-            <w:bottom w:w="0" w:type="dxa"/>
-          </w:tblCellMar>
-        </w:tblPrEx>
         <w:trPr>
           <w:cantSplit/>
         </w:trPr>
@@ -20837,12 +20286,6 @@
         </w:tc>
       </w:tr>
       <w:tr>
-        <w:tblPrEx>
-          <w:tblCellMar>
-            <w:top w:w="0" w:type="dxa"/>
-            <w:bottom w:w="0" w:type="dxa"/>
-          </w:tblCellMar>
-        </w:tblPrEx>
         <w:trPr>
           <w:cantSplit/>
         </w:trPr>
@@ -20908,12 +20351,6 @@
         </w:tc>
       </w:tr>
       <w:tr>
-        <w:tblPrEx>
-          <w:tblCellMar>
-            <w:top w:w="0" w:type="dxa"/>
-            <w:bottom w:w="0" w:type="dxa"/>
-          </w:tblCellMar>
-        </w:tblPrEx>
         <w:trPr>
           <w:cantSplit/>
         </w:trPr>
@@ -20979,12 +20416,6 @@
         </w:tc>
       </w:tr>
       <w:tr>
-        <w:tblPrEx>
-          <w:tblCellMar>
-            <w:top w:w="0" w:type="dxa"/>
-            <w:bottom w:w="0" w:type="dxa"/>
-          </w:tblCellMar>
-        </w:tblPrEx>
         <w:trPr>
           <w:cantSplit/>
         </w:trPr>
@@ -21050,12 +20481,6 @@
         </w:tc>
       </w:tr>
       <w:tr>
-        <w:tblPrEx>
-          <w:tblCellMar>
-            <w:top w:w="0" w:type="dxa"/>
-            <w:bottom w:w="0" w:type="dxa"/>
-          </w:tblCellMar>
-        </w:tblPrEx>
         <w:trPr>
           <w:cantSplit/>
         </w:trPr>
@@ -21160,22 +20585,7 @@
           <w:sz w:val="21"/>
           <w:szCs w:val="21"/>
         </w:rPr>
-        <w:t xml:space="preserve">Two columns were removed from an earlier draft for exactly that reason. ABVBand assigned an alcohol-by-volume band to each item type, but ABV appears nowhere in the source and no measure consumed it. PriceTier assigned Premium / Mid / Value, and there is no price data anywhere in this project — the county file records CASES, and Census reports dollars only at category level with no item detail. A tier column would have been a number typed from outside the evidence, </w:t>
-      </w:r>
-      <w:r>
-        <w:rPr>
-          <w:sz w:val="21"/>
-          <w:szCs w:val="21"/>
-        </w:rPr>
-        <w:lastRenderedPageBreak/>
-        <w:t>carrying a whole report page on top of it.</w:t>
-      </w:r>
-      <w:r>
-        <w:rPr>
-          <w:sz w:val="21"/>
-          <w:szCs w:val="21"/>
-        </w:rPr>
-        <w:t xml:space="preserve"> Report 2 Page 2 now measures mix shift between item types instead, which the data supports directly.</w:t>
+        <w:t>Two columns were removed from an earlier draft for exactly that reason. ABVBand assigned an alcohol-by-volume band to each item type, but ABV appears nowhere in the source and no measure consumed it. PriceTier assigned Premium / Mid / Value, and there is no price data anywhere in this project — the county file records CASES, and Census reports dollars only at category level with no item detail. A tier column would have been a number typed from outside the evidence, carrying a whole report page on top of it. Report 2 Page 2 now measures mix shift between item types instead, which the data supports directly.</w:t>
       </w:r>
     </w:p>
     <w:p>
@@ -21407,6 +20817,7 @@
           <w:sz w:val="30"/>
           <w:szCs w:val="30"/>
         </w:rPr>
+        <w:lastRenderedPageBreak/>
         <w:t>7. Building the Semantic Model</w:t>
       </w:r>
       <w:bookmarkEnd w:id="35"/>
@@ -21460,12 +20871,6 @@
         <w:gridCol w:w="5990"/>
       </w:tblGrid>
       <w:tr>
-        <w:tblPrEx>
-          <w:tblCellMar>
-            <w:top w:w="0" w:type="dxa"/>
-            <w:bottom w:w="0" w:type="dxa"/>
-          </w:tblCellMar>
-        </w:tblPrEx>
         <w:trPr>
           <w:tblHeader/>
         </w:trPr>
@@ -21540,12 +20945,6 @@
         </w:tc>
       </w:tr>
       <w:tr>
-        <w:tblPrEx>
-          <w:tblCellMar>
-            <w:top w:w="0" w:type="dxa"/>
-            <w:bottom w:w="0" w:type="dxa"/>
-          </w:tblCellMar>
-        </w:tblPrEx>
         <w:trPr>
           <w:cantSplit/>
         </w:trPr>
@@ -21611,12 +21010,6 @@
         </w:tc>
       </w:tr>
       <w:tr>
-        <w:tblPrEx>
-          <w:tblCellMar>
-            <w:top w:w="0" w:type="dxa"/>
-            <w:bottom w:w="0" w:type="dxa"/>
-          </w:tblCellMar>
-        </w:tblPrEx>
         <w:trPr>
           <w:cantSplit/>
         </w:trPr>
@@ -21682,12 +21075,6 @@
         </w:tc>
       </w:tr>
       <w:tr>
-        <w:tblPrEx>
-          <w:tblCellMar>
-            <w:top w:w="0" w:type="dxa"/>
-            <w:bottom w:w="0" w:type="dxa"/>
-          </w:tblCellMar>
-        </w:tblPrEx>
         <w:trPr>
           <w:cantSplit/>
         </w:trPr>
@@ -21753,12 +21140,6 @@
         </w:tc>
       </w:tr>
       <w:tr>
-        <w:tblPrEx>
-          <w:tblCellMar>
-            <w:top w:w="0" w:type="dxa"/>
-            <w:bottom w:w="0" w:type="dxa"/>
-          </w:tblCellMar>
-        </w:tblPrEx>
         <w:trPr>
           <w:cantSplit/>
         </w:trPr>
@@ -21824,12 +21205,6 @@
         </w:tc>
       </w:tr>
       <w:tr>
-        <w:tblPrEx>
-          <w:tblCellMar>
-            <w:top w:w="0" w:type="dxa"/>
-            <w:bottom w:w="0" w:type="dxa"/>
-          </w:tblCellMar>
-        </w:tblPrEx>
         <w:trPr>
           <w:cantSplit/>
         </w:trPr>
@@ -21895,12 +21270,6 @@
         </w:tc>
       </w:tr>
       <w:tr>
-        <w:tblPrEx>
-          <w:tblCellMar>
-            <w:top w:w="0" w:type="dxa"/>
-            <w:bottom w:w="0" w:type="dxa"/>
-          </w:tblCellMar>
-        </w:tblPrEx>
         <w:trPr>
           <w:cantSplit/>
         </w:trPr>
@@ -21966,12 +21335,6 @@
         </w:tc>
       </w:tr>
       <w:tr>
-        <w:tblPrEx>
-          <w:tblCellMar>
-            <w:top w:w="0" w:type="dxa"/>
-            <w:bottom w:w="0" w:type="dxa"/>
-          </w:tblCellMar>
-        </w:tblPrEx>
         <w:trPr>
           <w:cantSplit/>
         </w:trPr>
@@ -22037,12 +21400,6 @@
         </w:tc>
       </w:tr>
       <w:tr>
-        <w:tblPrEx>
-          <w:tblCellMar>
-            <w:top w:w="0" w:type="dxa"/>
-            <w:bottom w:w="0" w:type="dxa"/>
-          </w:tblCellMar>
-        </w:tblPrEx>
         <w:trPr>
           <w:cantSplit/>
         </w:trPr>
@@ -22108,12 +21465,6 @@
         </w:tc>
       </w:tr>
       <w:tr>
-        <w:tblPrEx>
-          <w:tblCellMar>
-            <w:top w:w="0" w:type="dxa"/>
-            <w:bottom w:w="0" w:type="dxa"/>
-          </w:tblCellMar>
-        </w:tblPrEx>
         <w:trPr>
           <w:cantSplit/>
         </w:trPr>
@@ -22228,12 +21579,6 @@
         <w:gridCol w:w="3557"/>
       </w:tblGrid>
       <w:tr>
-        <w:tblPrEx>
-          <w:tblCellMar>
-            <w:top w:w="0" w:type="dxa"/>
-            <w:bottom w:w="0" w:type="dxa"/>
-          </w:tblCellMar>
-        </w:tblPrEx>
         <w:trPr>
           <w:tblHeader/>
         </w:trPr>
@@ -22308,12 +21653,6 @@
         </w:tc>
       </w:tr>
       <w:tr>
-        <w:tblPrEx>
-          <w:tblCellMar>
-            <w:top w:w="0" w:type="dxa"/>
-            <w:bottom w:w="0" w:type="dxa"/>
-          </w:tblCellMar>
-        </w:tblPrEx>
         <w:trPr>
           <w:cantSplit/>
         </w:trPr>
@@ -22379,12 +21718,6 @@
         </w:tc>
       </w:tr>
       <w:tr>
-        <w:tblPrEx>
-          <w:tblCellMar>
-            <w:top w:w="0" w:type="dxa"/>
-            <w:bottom w:w="0" w:type="dxa"/>
-          </w:tblCellMar>
-        </w:tblPrEx>
         <w:trPr>
           <w:cantSplit/>
         </w:trPr>
@@ -22450,12 +21783,6 @@
         </w:tc>
       </w:tr>
       <w:tr>
-        <w:tblPrEx>
-          <w:tblCellMar>
-            <w:top w:w="0" w:type="dxa"/>
-            <w:bottom w:w="0" w:type="dxa"/>
-          </w:tblCellMar>
-        </w:tblPrEx>
         <w:trPr>
           <w:cantSplit/>
         </w:trPr>
@@ -22475,7 +21802,6 @@
                 <w:sz w:val="19"/>
                 <w:szCs w:val="19"/>
               </w:rPr>
-              <w:lastRenderedPageBreak/>
               <w:t>DimDate[DateKey]</w:t>
             </w:r>
           </w:p>
@@ -22522,12 +21848,6 @@
         </w:tc>
       </w:tr>
       <w:tr>
-        <w:tblPrEx>
-          <w:tblCellMar>
-            <w:top w:w="0" w:type="dxa"/>
-            <w:bottom w:w="0" w:type="dxa"/>
-          </w:tblCellMar>
-        </w:tblPrEx>
         <w:trPr>
           <w:cantSplit/>
         </w:trPr>
@@ -22593,12 +21913,6 @@
         </w:tc>
       </w:tr>
       <w:tr>
-        <w:tblPrEx>
-          <w:tblCellMar>
-            <w:top w:w="0" w:type="dxa"/>
-            <w:bottom w:w="0" w:type="dxa"/>
-          </w:tblCellMar>
-        </w:tblPrEx>
         <w:trPr>
           <w:cantSplit/>
         </w:trPr>
@@ -22664,12 +21978,6 @@
         </w:tc>
       </w:tr>
       <w:tr>
-        <w:tblPrEx>
-          <w:tblCellMar>
-            <w:top w:w="0" w:type="dxa"/>
-            <w:bottom w:w="0" w:type="dxa"/>
-          </w:tblCellMar>
-        </w:tblPrEx>
         <w:trPr>
           <w:cantSplit/>
         </w:trPr>
@@ -22735,12 +22043,6 @@
         </w:tc>
       </w:tr>
       <w:tr>
-        <w:tblPrEx>
-          <w:tblCellMar>
-            <w:top w:w="0" w:type="dxa"/>
-            <w:bottom w:w="0" w:type="dxa"/>
-          </w:tblCellMar>
-        </w:tblPrEx>
         <w:trPr>
           <w:cantSplit/>
         </w:trPr>
@@ -22860,6 +22162,7 @@
         <w:spacing w:after="60" w:line="276" w:lineRule="auto"/>
       </w:pPr>
       <w:r>
+        <w:lastRenderedPageBreak/>
         <w:t>Hide from Report view: every DateKey, SeriesId, CategoryCode, SupplierKey, ItemKey, ReportDate, FirstSeenDateKey, LastSeenDateKey, Quarter, DisplayOrder.</w:t>
       </w:r>
     </w:p>
@@ -23007,7 +22310,6 @@
         <w:spacing w:after="120" w:line="276" w:lineRule="auto"/>
       </w:pPr>
       <w:r>
-        <w:lastRenderedPageBreak/>
         <w:t>Every measure in this project lives in the semantic model file, on a dedicated table, and nowhere else. Get the location right before writing a single definition, because moving measures afterwards breaks every reference to them.</w:t>
       </w:r>
     </w:p>
@@ -23112,12 +22414,6 @@
         <w:gridCol w:w="4306"/>
       </w:tblGrid>
       <w:tr>
-        <w:tblPrEx>
-          <w:tblCellMar>
-            <w:top w:w="0" w:type="dxa"/>
-            <w:bottom w:w="0" w:type="dxa"/>
-          </w:tblCellMar>
-        </w:tblPrEx>
         <w:trPr>
           <w:tblHeader/>
         </w:trPr>
@@ -23140,6 +22436,7 @@
                 <w:sz w:val="19"/>
                 <w:szCs w:val="19"/>
               </w:rPr>
+              <w:lastRenderedPageBreak/>
               <w:t>Property</w:t>
             </w:r>
           </w:p>
@@ -23192,12 +22489,6 @@
         </w:tc>
       </w:tr>
       <w:tr>
-        <w:tblPrEx>
-          <w:tblCellMar>
-            <w:top w:w="0" w:type="dxa"/>
-            <w:bottom w:w="0" w:type="dxa"/>
-          </w:tblCellMar>
-        </w:tblPrEx>
         <w:trPr>
           <w:cantSplit/>
         </w:trPr>
@@ -23263,12 +22554,6 @@
         </w:tc>
       </w:tr>
       <w:tr>
-        <w:tblPrEx>
-          <w:tblCellMar>
-            <w:top w:w="0" w:type="dxa"/>
-            <w:bottom w:w="0" w:type="dxa"/>
-          </w:tblCellMar>
-        </w:tblPrEx>
         <w:trPr>
           <w:cantSplit/>
         </w:trPr>
@@ -23334,12 +22619,6 @@
         </w:tc>
       </w:tr>
       <w:tr>
-        <w:tblPrEx>
-          <w:tblCellMar>
-            <w:top w:w="0" w:type="dxa"/>
-            <w:bottom w:w="0" w:type="dxa"/>
-          </w:tblCellMar>
-        </w:tblPrEx>
         <w:trPr>
           <w:cantSplit/>
         </w:trPr>
@@ -23405,12 +22684,6 @@
         </w:tc>
       </w:tr>
       <w:tr>
-        <w:tblPrEx>
-          <w:tblCellMar>
-            <w:top w:w="0" w:type="dxa"/>
-            <w:bottom w:w="0" w:type="dxa"/>
-          </w:tblCellMar>
-        </w:tblPrEx>
         <w:trPr>
           <w:cantSplit/>
         </w:trPr>
@@ -23572,7 +22845,6 @@
         <w:spacing w:after="60" w:line="276" w:lineRule="auto"/>
       </w:pPr>
       <w:r>
-        <w:lastRenderedPageBreak/>
         <w:t>Naming carries the unit. A measure ending % returns a decimal formatted as a percentage. One ending (pp) returns a difference between two percentages, expressed in percentage points — those two are not the same thing and mixing them is the defect this convention prevents. A measure ending Real is deflated; without it, nominal.</w:t>
       </w:r>
     </w:p>
@@ -23788,6 +23060,7 @@
           <w:sz w:val="16"/>
           <w:szCs w:val="16"/>
         </w:rPr>
+        <w:lastRenderedPageBreak/>
         <w:t xml:space="preserve"> </w:t>
       </w:r>
     </w:p>
@@ -23884,12 +23157,6 @@
         <w:gridCol w:w="3369"/>
       </w:tblGrid>
       <w:tr>
-        <w:tblPrEx>
-          <w:tblCellMar>
-            <w:top w:w="0" w:type="dxa"/>
-            <w:bottom w:w="0" w:type="dxa"/>
-          </w:tblCellMar>
-        </w:tblPrEx>
         <w:trPr>
           <w:tblHeader/>
         </w:trPr>
@@ -24010,12 +23277,6 @@
         </w:tc>
       </w:tr>
       <w:tr>
-        <w:tblPrEx>
-          <w:tblCellMar>
-            <w:top w:w="0" w:type="dxa"/>
-            <w:bottom w:w="0" w:type="dxa"/>
-          </w:tblCellMar>
-        </w:tblPrEx>
         <w:trPr>
           <w:cantSplit/>
         </w:trPr>
@@ -24121,12 +23382,6 @@
         </w:tc>
       </w:tr>
       <w:tr>
-        <w:tblPrEx>
-          <w:tblCellMar>
-            <w:top w:w="0" w:type="dxa"/>
-            <w:bottom w:w="0" w:type="dxa"/>
-          </w:tblCellMar>
-        </w:tblPrEx>
         <w:trPr>
           <w:cantSplit/>
         </w:trPr>
@@ -24232,12 +23487,6 @@
         </w:tc>
       </w:tr>
       <w:tr>
-        <w:tblPrEx>
-          <w:tblCellMar>
-            <w:top w:w="0" w:type="dxa"/>
-            <w:bottom w:w="0" w:type="dxa"/>
-          </w:tblCellMar>
-        </w:tblPrEx>
         <w:trPr>
           <w:cantSplit/>
         </w:trPr>
@@ -24343,12 +23592,6 @@
         </w:tc>
       </w:tr>
       <w:tr>
-        <w:tblPrEx>
-          <w:tblCellMar>
-            <w:top w:w="0" w:type="dxa"/>
-            <w:bottom w:w="0" w:type="dxa"/>
-          </w:tblCellMar>
-        </w:tblPrEx>
         <w:trPr>
           <w:cantSplit/>
         </w:trPr>
@@ -24454,12 +23697,6 @@
         </w:tc>
       </w:tr>
       <w:tr>
-        <w:tblPrEx>
-          <w:tblCellMar>
-            <w:top w:w="0" w:type="dxa"/>
-            <w:bottom w:w="0" w:type="dxa"/>
-          </w:tblCellMar>
-        </w:tblPrEx>
         <w:trPr>
           <w:cantSplit/>
         </w:trPr>
@@ -24565,12 +23802,6 @@
         </w:tc>
       </w:tr>
       <w:tr>
-        <w:tblPrEx>
-          <w:tblCellMar>
-            <w:top w:w="0" w:type="dxa"/>
-            <w:bottom w:w="0" w:type="dxa"/>
-          </w:tblCellMar>
-        </w:tblPrEx>
         <w:trPr>
           <w:cantSplit/>
         </w:trPr>
@@ -24590,7 +23821,6 @@
                 <w:sz w:val="19"/>
                 <w:szCs w:val="19"/>
               </w:rPr>
-              <w:lastRenderedPageBreak/>
               <w:t>6</w:t>
             </w:r>
           </w:p>
@@ -24677,12 +23907,6 @@
         </w:tc>
       </w:tr>
       <w:tr>
-        <w:tblPrEx>
-          <w:tblCellMar>
-            <w:top w:w="0" w:type="dxa"/>
-            <w:bottom w:w="0" w:type="dxa"/>
-          </w:tblCellMar>
-        </w:tblPrEx>
         <w:trPr>
           <w:cantSplit/>
         </w:trPr>
@@ -24788,12 +24012,6 @@
         </w:tc>
       </w:tr>
       <w:tr>
-        <w:tblPrEx>
-          <w:tblCellMar>
-            <w:top w:w="0" w:type="dxa"/>
-            <w:bottom w:w="0" w:type="dxa"/>
-          </w:tblCellMar>
-        </w:tblPrEx>
         <w:trPr>
           <w:cantSplit/>
         </w:trPr>
@@ -24899,12 +24117,6 @@
         </w:tc>
       </w:tr>
       <w:tr>
-        <w:tblPrEx>
-          <w:tblCellMar>
-            <w:top w:w="0" w:type="dxa"/>
-            <w:bottom w:w="0" w:type="dxa"/>
-          </w:tblCellMar>
-        </w:tblPrEx>
         <w:trPr>
           <w:cantSplit/>
         </w:trPr>
@@ -25010,12 +24222,6 @@
         </w:tc>
       </w:tr>
       <w:tr>
-        <w:tblPrEx>
-          <w:tblCellMar>
-            <w:top w:w="0" w:type="dxa"/>
-            <w:bottom w:w="0" w:type="dxa"/>
-          </w:tblCellMar>
-        </w:tblPrEx>
         <w:trPr>
           <w:cantSplit/>
         </w:trPr>
@@ -25168,7 +24374,11 @@
         <w:spacing w:after="120" w:line="276" w:lineRule="auto"/>
       </w:pPr>
       <w:r>
-        <w:t>The catalog follows: one table per display folder, in build order, on the landscape pages after this one. Every row carries what the measure depends on, its definition exactly as it should be entered, its format string, what it is for, and any caveat that governs when it is valid. The pages turn landscape because the definitions do not read at portrait width, and turn back afterwards.</w:t>
+        <w:t xml:space="preserve">The catalog follows: one table per display folder, in build order, on the landscape pages after this one. Every row carries what the measure depends on, its definition exactly as it should be entered, its format </w:t>
+      </w:r>
+      <w:r>
+        <w:lastRenderedPageBreak/>
+        <w:t>string, what it is for, and any caveat that governs when it is valid. The pages turn landscape because the definitions do not read at portrait width, and turn back afterwards.</w:t>
       </w:r>
     </w:p>
     <w:p>
@@ -25261,12 +24471,6 @@
         <w:gridCol w:w="2074"/>
       </w:tblGrid>
       <w:tr>
-        <w:tblPrEx>
-          <w:tblCellMar>
-            <w:top w:w="0" w:type="dxa"/>
-            <w:bottom w:w="0" w:type="dxa"/>
-          </w:tblCellMar>
-        </w:tblPrEx>
         <w:trPr>
           <w:tblHeader/>
         </w:trPr>
@@ -25428,12 +24632,6 @@
         </w:tc>
       </w:tr>
       <w:tr>
-        <w:tblPrEx>
-          <w:tblCellMar>
-            <w:top w:w="0" w:type="dxa"/>
-            <w:bottom w:w="0" w:type="dxa"/>
-          </w:tblCellMar>
-        </w:tblPrEx>
         <w:tc>
           <w:tcPr>
             <w:tcW w:w="1426" w:type="dxa"/>
@@ -25576,12 +24774,6 @@
         </w:tc>
       </w:tr>
       <w:tr>
-        <w:tblPrEx>
-          <w:tblCellMar>
-            <w:top w:w="0" w:type="dxa"/>
-            <w:bottom w:w="0" w:type="dxa"/>
-          </w:tblCellMar>
-        </w:tblPrEx>
         <w:tc>
           <w:tcPr>
             <w:tcW w:w="1426" w:type="dxa"/>
@@ -25736,12 +24928,6 @@
         </w:tc>
       </w:tr>
       <w:tr>
-        <w:tblPrEx>
-          <w:tblCellMar>
-            <w:top w:w="0" w:type="dxa"/>
-            <w:bottom w:w="0" w:type="dxa"/>
-          </w:tblCellMar>
-        </w:tblPrEx>
         <w:tc>
           <w:tcPr>
             <w:tcW w:w="1426" w:type="dxa"/>
@@ -25896,12 +25082,6 @@
         </w:tc>
       </w:tr>
       <w:tr>
-        <w:tblPrEx>
-          <w:tblCellMar>
-            <w:top w:w="0" w:type="dxa"/>
-            <w:bottom w:w="0" w:type="dxa"/>
-          </w:tblCellMar>
-        </w:tblPrEx>
         <w:tc>
           <w:tcPr>
             <w:tcW w:w="1426" w:type="dxa"/>
@@ -26056,12 +25236,6 @@
         </w:tc>
       </w:tr>
       <w:tr>
-        <w:tblPrEx>
-          <w:tblCellMar>
-            <w:top w:w="0" w:type="dxa"/>
-            <w:bottom w:w="0" w:type="dxa"/>
-          </w:tblCellMar>
-        </w:tblPrEx>
         <w:tc>
           <w:tcPr>
             <w:tcW w:w="1426" w:type="dxa"/>
@@ -26255,12 +25429,6 @@
         </w:tc>
       </w:tr>
       <w:tr>
-        <w:tblPrEx>
-          <w:tblCellMar>
-            <w:top w:w="0" w:type="dxa"/>
-            <w:bottom w:w="0" w:type="dxa"/>
-          </w:tblCellMar>
-        </w:tblPrEx>
         <w:tc>
           <w:tcPr>
             <w:tcW w:w="1426" w:type="dxa"/>
@@ -26415,12 +25583,6 @@
         </w:tc>
       </w:tr>
       <w:tr>
-        <w:tblPrEx>
-          <w:tblCellMar>
-            <w:top w:w="0" w:type="dxa"/>
-            <w:bottom w:w="0" w:type="dxa"/>
-          </w:tblCellMar>
-        </w:tblPrEx>
         <w:tc>
           <w:tcPr>
             <w:tcW w:w="1426" w:type="dxa"/>
@@ -26575,12 +25737,6 @@
         </w:tc>
       </w:tr>
       <w:tr>
-        <w:tblPrEx>
-          <w:tblCellMar>
-            <w:top w:w="0" w:type="dxa"/>
-            <w:bottom w:w="0" w:type="dxa"/>
-          </w:tblCellMar>
-        </w:tblPrEx>
         <w:tc>
           <w:tcPr>
             <w:tcW w:w="1426" w:type="dxa"/>
@@ -26854,12 +26010,6 @@
         <w:gridCol w:w="2074"/>
       </w:tblGrid>
       <w:tr>
-        <w:tblPrEx>
-          <w:tblCellMar>
-            <w:top w:w="0" w:type="dxa"/>
-            <w:bottom w:w="0" w:type="dxa"/>
-          </w:tblCellMar>
-        </w:tblPrEx>
         <w:trPr>
           <w:tblHeader/>
         </w:trPr>
@@ -27021,12 +26171,6 @@
         </w:tc>
       </w:tr>
       <w:tr>
-        <w:tblPrEx>
-          <w:tblCellMar>
-            <w:top w:w="0" w:type="dxa"/>
-            <w:bottom w:w="0" w:type="dxa"/>
-          </w:tblCellMar>
-        </w:tblPrEx>
         <w:tc>
           <w:tcPr>
             <w:tcW w:w="1426" w:type="dxa"/>
@@ -27169,12 +26313,6 @@
         </w:tc>
       </w:tr>
       <w:tr>
-        <w:tblPrEx>
-          <w:tblCellMar>
-            <w:top w:w="0" w:type="dxa"/>
-            <w:bottom w:w="0" w:type="dxa"/>
-          </w:tblCellMar>
-        </w:tblPrEx>
         <w:tc>
           <w:tcPr>
             <w:tcW w:w="1426" w:type="dxa"/>
@@ -27331,12 +26469,6 @@
         </w:tc>
       </w:tr>
       <w:tr>
-        <w:tblPrEx>
-          <w:tblCellMar>
-            <w:top w:w="0" w:type="dxa"/>
-            <w:bottom w:w="0" w:type="dxa"/>
-          </w:tblCellMar>
-        </w:tblPrEx>
         <w:tc>
           <w:tcPr>
             <w:tcW w:w="1426" w:type="dxa"/>
@@ -27479,12 +26611,6 @@
         </w:tc>
       </w:tr>
       <w:tr>
-        <w:tblPrEx>
-          <w:tblCellMar>
-            <w:top w:w="0" w:type="dxa"/>
-            <w:bottom w:w="0" w:type="dxa"/>
-          </w:tblCellMar>
-        </w:tblPrEx>
         <w:tc>
           <w:tcPr>
             <w:tcW w:w="1426" w:type="dxa"/>
@@ -27652,12 +26778,6 @@
         </w:tc>
       </w:tr>
       <w:tr>
-        <w:tblPrEx>
-          <w:tblCellMar>
-            <w:top w:w="0" w:type="dxa"/>
-            <w:bottom w:w="0" w:type="dxa"/>
-          </w:tblCellMar>
-        </w:tblPrEx>
         <w:tc>
           <w:tcPr>
             <w:tcW w:w="1426" w:type="dxa"/>
@@ -27825,12 +26945,6 @@
         </w:tc>
       </w:tr>
       <w:tr>
-        <w:tblPrEx>
-          <w:tblCellMar>
-            <w:top w:w="0" w:type="dxa"/>
-            <w:bottom w:w="0" w:type="dxa"/>
-          </w:tblCellMar>
-        </w:tblPrEx>
         <w:tc>
           <w:tcPr>
             <w:tcW w:w="1426" w:type="dxa"/>
@@ -27998,12 +27112,6 @@
         </w:tc>
       </w:tr>
       <w:tr>
-        <w:tblPrEx>
-          <w:tblCellMar>
-            <w:top w:w="0" w:type="dxa"/>
-            <w:bottom w:w="0" w:type="dxa"/>
-          </w:tblCellMar>
-        </w:tblPrEx>
         <w:tc>
           <w:tcPr>
             <w:tcW w:w="1426" w:type="dxa"/>
@@ -28171,12 +27279,6 @@
         </w:tc>
       </w:tr>
       <w:tr>
-        <w:tblPrEx>
-          <w:tblCellMar>
-            <w:top w:w="0" w:type="dxa"/>
-            <w:bottom w:w="0" w:type="dxa"/>
-          </w:tblCellMar>
-        </w:tblPrEx>
         <w:tc>
           <w:tcPr>
             <w:tcW w:w="1426" w:type="dxa"/>
@@ -28357,12 +27459,6 @@
         </w:tc>
       </w:tr>
       <w:tr>
-        <w:tblPrEx>
-          <w:tblCellMar>
-            <w:top w:w="0" w:type="dxa"/>
-            <w:bottom w:w="0" w:type="dxa"/>
-          </w:tblCellMar>
-        </w:tblPrEx>
         <w:tc>
           <w:tcPr>
             <w:tcW w:w="1426" w:type="dxa"/>
@@ -28556,12 +27652,6 @@
         </w:tc>
       </w:tr>
       <w:tr>
-        <w:tblPrEx>
-          <w:tblCellMar>
-            <w:top w:w="0" w:type="dxa"/>
-            <w:bottom w:w="0" w:type="dxa"/>
-          </w:tblCellMar>
-        </w:tblPrEx>
         <w:tc>
           <w:tcPr>
             <w:tcW w:w="1426" w:type="dxa"/>
@@ -28771,12 +27861,6 @@
         <w:gridCol w:w="2074"/>
       </w:tblGrid>
       <w:tr>
-        <w:tblPrEx>
-          <w:tblCellMar>
-            <w:top w:w="0" w:type="dxa"/>
-            <w:bottom w:w="0" w:type="dxa"/>
-          </w:tblCellMar>
-        </w:tblPrEx>
         <w:trPr>
           <w:tblHeader/>
         </w:trPr>
@@ -28938,12 +28022,6 @@
         </w:tc>
       </w:tr>
       <w:tr>
-        <w:tblPrEx>
-          <w:tblCellMar>
-            <w:top w:w="0" w:type="dxa"/>
-            <w:bottom w:w="0" w:type="dxa"/>
-          </w:tblCellMar>
-        </w:tblPrEx>
         <w:tc>
           <w:tcPr>
             <w:tcW w:w="1426" w:type="dxa"/>
@@ -29086,12 +28164,6 @@
         </w:tc>
       </w:tr>
       <w:tr>
-        <w:tblPrEx>
-          <w:tblCellMar>
-            <w:top w:w="0" w:type="dxa"/>
-            <w:bottom w:w="0" w:type="dxa"/>
-          </w:tblCellMar>
-        </w:tblPrEx>
         <w:tc>
           <w:tcPr>
             <w:tcW w:w="1426" w:type="dxa"/>
@@ -29234,12 +28306,6 @@
         </w:tc>
       </w:tr>
       <w:tr>
-        <w:tblPrEx>
-          <w:tblCellMar>
-            <w:top w:w="0" w:type="dxa"/>
-            <w:bottom w:w="0" w:type="dxa"/>
-          </w:tblCellMar>
-        </w:tblPrEx>
         <w:tc>
           <w:tcPr>
             <w:tcW w:w="1426" w:type="dxa"/>
@@ -29382,12 +28448,6 @@
         </w:tc>
       </w:tr>
       <w:tr>
-        <w:tblPrEx>
-          <w:tblCellMar>
-            <w:top w:w="0" w:type="dxa"/>
-            <w:bottom w:w="0" w:type="dxa"/>
-          </w:tblCellMar>
-        </w:tblPrEx>
         <w:tc>
           <w:tcPr>
             <w:tcW w:w="1426" w:type="dxa"/>
@@ -29531,12 +28591,6 @@
         </w:tc>
       </w:tr>
       <w:tr>
-        <w:tblPrEx>
-          <w:tblCellMar>
-            <w:top w:w="0" w:type="dxa"/>
-            <w:bottom w:w="0" w:type="dxa"/>
-          </w:tblCellMar>
-        </w:tblPrEx>
         <w:tc>
           <w:tcPr>
             <w:tcW w:w="1426" w:type="dxa"/>
@@ -29717,12 +28771,6 @@
         </w:tc>
       </w:tr>
       <w:tr>
-        <w:tblPrEx>
-          <w:tblCellMar>
-            <w:top w:w="0" w:type="dxa"/>
-            <w:bottom w:w="0" w:type="dxa"/>
-          </w:tblCellMar>
-        </w:tblPrEx>
         <w:tc>
           <w:tcPr>
             <w:tcW w:w="1426" w:type="dxa"/>
@@ -29903,12 +28951,6 @@
         </w:tc>
       </w:tr>
       <w:tr>
-        <w:tblPrEx>
-          <w:tblCellMar>
-            <w:top w:w="0" w:type="dxa"/>
-            <w:bottom w:w="0" w:type="dxa"/>
-          </w:tblCellMar>
-        </w:tblPrEx>
         <w:tc>
           <w:tcPr>
             <w:tcW w:w="1426" w:type="dxa"/>
@@ -30051,12 +29093,6 @@
         </w:tc>
       </w:tr>
       <w:tr>
-        <w:tblPrEx>
-          <w:tblCellMar>
-            <w:top w:w="0" w:type="dxa"/>
-            <w:bottom w:w="0" w:type="dxa"/>
-          </w:tblCellMar>
-        </w:tblPrEx>
         <w:tc>
           <w:tcPr>
             <w:tcW w:w="1426" w:type="dxa"/>
@@ -30199,12 +29235,6 @@
         </w:tc>
       </w:tr>
       <w:tr>
-        <w:tblPrEx>
-          <w:tblCellMar>
-            <w:top w:w="0" w:type="dxa"/>
-            <w:bottom w:w="0" w:type="dxa"/>
-          </w:tblCellMar>
-        </w:tblPrEx>
         <w:tc>
           <w:tcPr>
             <w:tcW w:w="1426" w:type="dxa"/>
@@ -30347,12 +29377,6 @@
         </w:tc>
       </w:tr>
       <w:tr>
-        <w:tblPrEx>
-          <w:tblCellMar>
-            <w:top w:w="0" w:type="dxa"/>
-            <w:bottom w:w="0" w:type="dxa"/>
-          </w:tblCellMar>
-        </w:tblPrEx>
         <w:tc>
           <w:tcPr>
             <w:tcW w:w="1426" w:type="dxa"/>
@@ -30495,12 +29519,6 @@
         </w:tc>
       </w:tr>
       <w:tr>
-        <w:tblPrEx>
-          <w:tblCellMar>
-            <w:top w:w="0" w:type="dxa"/>
-            <w:bottom w:w="0" w:type="dxa"/>
-          </w:tblCellMar>
-        </w:tblPrEx>
         <w:tc>
           <w:tcPr>
             <w:tcW w:w="1426" w:type="dxa"/>
@@ -30695,12 +29713,6 @@
         </w:tc>
       </w:tr>
       <w:tr>
-        <w:tblPrEx>
-          <w:tblCellMar>
-            <w:top w:w="0" w:type="dxa"/>
-            <w:bottom w:w="0" w:type="dxa"/>
-          </w:tblCellMar>
-        </w:tblPrEx>
         <w:tc>
           <w:tcPr>
             <w:tcW w:w="1426" w:type="dxa"/>
@@ -30923,12 +29935,6 @@
         <w:gridCol w:w="2074"/>
       </w:tblGrid>
       <w:tr>
-        <w:tblPrEx>
-          <w:tblCellMar>
-            <w:top w:w="0" w:type="dxa"/>
-            <w:bottom w:w="0" w:type="dxa"/>
-          </w:tblCellMar>
-        </w:tblPrEx>
         <w:trPr>
           <w:tblHeader/>
         </w:trPr>
@@ -31090,12 +30096,6 @@
         </w:tc>
       </w:tr>
       <w:tr>
-        <w:tblPrEx>
-          <w:tblCellMar>
-            <w:top w:w="0" w:type="dxa"/>
-            <w:bottom w:w="0" w:type="dxa"/>
-          </w:tblCellMar>
-        </w:tblPrEx>
         <w:tc>
           <w:tcPr>
             <w:tcW w:w="1426" w:type="dxa"/>
@@ -31263,12 +30263,6 @@
         </w:tc>
       </w:tr>
       <w:tr>
-        <w:tblPrEx>
-          <w:tblCellMar>
-            <w:top w:w="0" w:type="dxa"/>
-            <w:bottom w:w="0" w:type="dxa"/>
-          </w:tblCellMar>
-        </w:tblPrEx>
         <w:tc>
           <w:tcPr>
             <w:tcW w:w="1426" w:type="dxa"/>
@@ -31450,12 +30444,6 @@
         </w:tc>
       </w:tr>
       <w:tr>
-        <w:tblPrEx>
-          <w:tblCellMar>
-            <w:top w:w="0" w:type="dxa"/>
-            <w:bottom w:w="0" w:type="dxa"/>
-          </w:tblCellMar>
-        </w:tblPrEx>
         <w:tc>
           <w:tcPr>
             <w:tcW w:w="1426" w:type="dxa"/>
@@ -31636,12 +30624,6 @@
         </w:tc>
       </w:tr>
       <w:tr>
-        <w:tblPrEx>
-          <w:tblCellMar>
-            <w:top w:w="0" w:type="dxa"/>
-            <w:bottom w:w="0" w:type="dxa"/>
-          </w:tblCellMar>
-        </w:tblPrEx>
         <w:tc>
           <w:tcPr>
             <w:tcW w:w="1426" w:type="dxa"/>
@@ -31822,12 +30804,6 @@
         </w:tc>
       </w:tr>
       <w:tr>
-        <w:tblPrEx>
-          <w:tblCellMar>
-            <w:top w:w="0" w:type="dxa"/>
-            <w:bottom w:w="0" w:type="dxa"/>
-          </w:tblCellMar>
-        </w:tblPrEx>
         <w:tc>
           <w:tcPr>
             <w:tcW w:w="1426" w:type="dxa"/>
@@ -31970,12 +30946,6 @@
         </w:tc>
       </w:tr>
       <w:tr>
-        <w:tblPrEx>
-          <w:tblCellMar>
-            <w:top w:w="0" w:type="dxa"/>
-            <w:bottom w:w="0" w:type="dxa"/>
-          </w:tblCellMar>
-        </w:tblPrEx>
         <w:tc>
           <w:tcPr>
             <w:tcW w:w="1426" w:type="dxa"/>
@@ -32198,12 +31168,6 @@
         <w:gridCol w:w="2074"/>
       </w:tblGrid>
       <w:tr>
-        <w:tblPrEx>
-          <w:tblCellMar>
-            <w:top w:w="0" w:type="dxa"/>
-            <w:bottom w:w="0" w:type="dxa"/>
-          </w:tblCellMar>
-        </w:tblPrEx>
         <w:trPr>
           <w:tblHeader/>
         </w:trPr>
@@ -32365,12 +31329,6 @@
         </w:tc>
       </w:tr>
       <w:tr>
-        <w:tblPrEx>
-          <w:tblCellMar>
-            <w:top w:w="0" w:type="dxa"/>
-            <w:bottom w:w="0" w:type="dxa"/>
-          </w:tblCellMar>
-        </w:tblPrEx>
         <w:tc>
           <w:tcPr>
             <w:tcW w:w="1426" w:type="dxa"/>
@@ -32513,12 +31471,6 @@
         </w:tc>
       </w:tr>
       <w:tr>
-        <w:tblPrEx>
-          <w:tblCellMar>
-            <w:top w:w="0" w:type="dxa"/>
-            <w:bottom w:w="0" w:type="dxa"/>
-          </w:tblCellMar>
-        </w:tblPrEx>
         <w:tc>
           <w:tcPr>
             <w:tcW w:w="1426" w:type="dxa"/>
@@ -32661,12 +31613,6 @@
         </w:tc>
       </w:tr>
       <w:tr>
-        <w:tblPrEx>
-          <w:tblCellMar>
-            <w:top w:w="0" w:type="dxa"/>
-            <w:bottom w:w="0" w:type="dxa"/>
-          </w:tblCellMar>
-        </w:tblPrEx>
         <w:tc>
           <w:tcPr>
             <w:tcW w:w="1426" w:type="dxa"/>
@@ -32809,12 +31755,6 @@
         </w:tc>
       </w:tr>
       <w:tr>
-        <w:tblPrEx>
-          <w:tblCellMar>
-            <w:top w:w="0" w:type="dxa"/>
-            <w:bottom w:w="0" w:type="dxa"/>
-          </w:tblCellMar>
-        </w:tblPrEx>
         <w:tc>
           <w:tcPr>
             <w:tcW w:w="1426" w:type="dxa"/>
@@ -32969,12 +31909,6 @@
         </w:tc>
       </w:tr>
       <w:tr>
-        <w:tblPrEx>
-          <w:tblCellMar>
-            <w:top w:w="0" w:type="dxa"/>
-            <w:bottom w:w="0" w:type="dxa"/>
-          </w:tblCellMar>
-        </w:tblPrEx>
         <w:tc>
           <w:tcPr>
             <w:tcW w:w="1426" w:type="dxa"/>
@@ -33117,12 +32051,6 @@
         </w:tc>
       </w:tr>
       <w:tr>
-        <w:tblPrEx>
-          <w:tblCellMar>
-            <w:top w:w="0" w:type="dxa"/>
-            <w:bottom w:w="0" w:type="dxa"/>
-          </w:tblCellMar>
-        </w:tblPrEx>
         <w:tc>
           <w:tcPr>
             <w:tcW w:w="1426" w:type="dxa"/>
@@ -33291,12 +32219,6 @@
         </w:tc>
       </w:tr>
       <w:tr>
-        <w:tblPrEx>
-          <w:tblCellMar>
-            <w:top w:w="0" w:type="dxa"/>
-            <w:bottom w:w="0" w:type="dxa"/>
-          </w:tblCellMar>
-        </w:tblPrEx>
         <w:tc>
           <w:tcPr>
             <w:tcW w:w="1426" w:type="dxa"/>
@@ -33439,12 +32361,6 @@
         </w:tc>
       </w:tr>
       <w:tr>
-        <w:tblPrEx>
-          <w:tblCellMar>
-            <w:top w:w="0" w:type="dxa"/>
-            <w:bottom w:w="0" w:type="dxa"/>
-          </w:tblCellMar>
-        </w:tblPrEx>
         <w:tc>
           <w:tcPr>
             <w:tcW w:w="1426" w:type="dxa"/>
@@ -33638,12 +32554,6 @@
         </w:tc>
       </w:tr>
       <w:tr>
-        <w:tblPrEx>
-          <w:tblCellMar>
-            <w:top w:w="0" w:type="dxa"/>
-            <w:bottom w:w="0" w:type="dxa"/>
-          </w:tblCellMar>
-        </w:tblPrEx>
         <w:tc>
           <w:tcPr>
             <w:tcW w:w="1426" w:type="dxa"/>
@@ -33930,12 +32840,6 @@
         <w:gridCol w:w="2074"/>
       </w:tblGrid>
       <w:tr>
-        <w:tblPrEx>
-          <w:tblCellMar>
-            <w:top w:w="0" w:type="dxa"/>
-            <w:bottom w:w="0" w:type="dxa"/>
-          </w:tblCellMar>
-        </w:tblPrEx>
         <w:trPr>
           <w:tblHeader/>
         </w:trPr>
@@ -34097,12 +33001,6 @@
         </w:tc>
       </w:tr>
       <w:tr>
-        <w:tblPrEx>
-          <w:tblCellMar>
-            <w:top w:w="0" w:type="dxa"/>
-            <w:bottom w:w="0" w:type="dxa"/>
-          </w:tblCellMar>
-        </w:tblPrEx>
         <w:tc>
           <w:tcPr>
             <w:tcW w:w="1426" w:type="dxa"/>
@@ -34257,12 +33155,6 @@
         </w:tc>
       </w:tr>
       <w:tr>
-        <w:tblPrEx>
-          <w:tblCellMar>
-            <w:top w:w="0" w:type="dxa"/>
-            <w:bottom w:w="0" w:type="dxa"/>
-          </w:tblCellMar>
-        </w:tblPrEx>
         <w:tc>
           <w:tcPr>
             <w:tcW w:w="1426" w:type="dxa"/>
@@ -34417,12 +33309,6 @@
         </w:tc>
       </w:tr>
       <w:tr>
-        <w:tblPrEx>
-          <w:tblCellMar>
-            <w:top w:w="0" w:type="dxa"/>
-            <w:bottom w:w="0" w:type="dxa"/>
-          </w:tblCellMar>
-        </w:tblPrEx>
         <w:tc>
           <w:tcPr>
             <w:tcW w:w="1426" w:type="dxa"/>
@@ -34577,12 +33463,6 @@
         </w:tc>
       </w:tr>
       <w:tr>
-        <w:tblPrEx>
-          <w:tblCellMar>
-            <w:top w:w="0" w:type="dxa"/>
-            <w:bottom w:w="0" w:type="dxa"/>
-          </w:tblCellMar>
-        </w:tblPrEx>
         <w:tc>
           <w:tcPr>
             <w:tcW w:w="1426" w:type="dxa"/>
@@ -34763,12 +33643,6 @@
         </w:tc>
       </w:tr>
       <w:tr>
-        <w:tblPrEx>
-          <w:tblCellMar>
-            <w:top w:w="0" w:type="dxa"/>
-            <w:bottom w:w="0" w:type="dxa"/>
-          </w:tblCellMar>
-        </w:tblPrEx>
         <w:tc>
           <w:tcPr>
             <w:tcW w:w="1426" w:type="dxa"/>
@@ -35068,12 +33942,6 @@
         </w:tc>
       </w:tr>
       <w:tr>
-        <w:tblPrEx>
-          <w:tblCellMar>
-            <w:top w:w="0" w:type="dxa"/>
-            <w:bottom w:w="0" w:type="dxa"/>
-          </w:tblCellMar>
-        </w:tblPrEx>
         <w:tc>
           <w:tcPr>
             <w:tcW w:w="1426" w:type="dxa"/>
@@ -35345,12 +34213,6 @@
         </w:tc>
       </w:tr>
       <w:tr>
-        <w:tblPrEx>
-          <w:tblCellMar>
-            <w:top w:w="0" w:type="dxa"/>
-            <w:bottom w:w="0" w:type="dxa"/>
-          </w:tblCellMar>
-        </w:tblPrEx>
         <w:tc>
           <w:tcPr>
             <w:tcW w:w="1426" w:type="dxa"/>
@@ -35519,12 +34381,6 @@
         </w:tc>
       </w:tr>
       <w:tr>
-        <w:tblPrEx>
-          <w:tblCellMar>
-            <w:top w:w="0" w:type="dxa"/>
-            <w:bottom w:w="0" w:type="dxa"/>
-          </w:tblCellMar>
-        </w:tblPrEx>
         <w:tc>
           <w:tcPr>
             <w:tcW w:w="1426" w:type="dxa"/>
@@ -35705,12 +34561,6 @@
         </w:tc>
       </w:tr>
       <w:tr>
-        <w:tblPrEx>
-          <w:tblCellMar>
-            <w:top w:w="0" w:type="dxa"/>
-            <w:bottom w:w="0" w:type="dxa"/>
-          </w:tblCellMar>
-        </w:tblPrEx>
         <w:tc>
           <w:tcPr>
             <w:tcW w:w="1426" w:type="dxa"/>
@@ -35878,12 +34728,6 @@
         </w:tc>
       </w:tr>
       <w:tr>
-        <w:tblPrEx>
-          <w:tblCellMar>
-            <w:top w:w="0" w:type="dxa"/>
-            <w:bottom w:w="0" w:type="dxa"/>
-          </w:tblCellMar>
-        </w:tblPrEx>
         <w:tc>
           <w:tcPr>
             <w:tcW w:w="1426" w:type="dxa"/>
@@ -36064,12 +34908,6 @@
         </w:tc>
       </w:tr>
       <w:tr>
-        <w:tblPrEx>
-          <w:tblCellMar>
-            <w:top w:w="0" w:type="dxa"/>
-            <w:bottom w:w="0" w:type="dxa"/>
-          </w:tblCellMar>
-        </w:tblPrEx>
         <w:tc>
           <w:tcPr>
             <w:tcW w:w="1426" w:type="dxa"/>
@@ -36212,12 +35050,6 @@
         </w:tc>
       </w:tr>
       <w:tr>
-        <w:tblPrEx>
-          <w:tblCellMar>
-            <w:top w:w="0" w:type="dxa"/>
-            <w:bottom w:w="0" w:type="dxa"/>
-          </w:tblCellMar>
-        </w:tblPrEx>
         <w:tc>
           <w:tcPr>
             <w:tcW w:w="1426" w:type="dxa"/>
@@ -36492,12 +35324,6 @@
         <w:gridCol w:w="2074"/>
       </w:tblGrid>
       <w:tr>
-        <w:tblPrEx>
-          <w:tblCellMar>
-            <w:top w:w="0" w:type="dxa"/>
-            <w:bottom w:w="0" w:type="dxa"/>
-          </w:tblCellMar>
-        </w:tblPrEx>
         <w:trPr>
           <w:tblHeader/>
         </w:trPr>
@@ -36659,12 +35485,6 @@
         </w:tc>
       </w:tr>
       <w:tr>
-        <w:tblPrEx>
-          <w:tblCellMar>
-            <w:top w:w="0" w:type="dxa"/>
-            <w:bottom w:w="0" w:type="dxa"/>
-          </w:tblCellMar>
-        </w:tblPrEx>
         <w:tc>
           <w:tcPr>
             <w:tcW w:w="1426" w:type="dxa"/>
@@ -36845,12 +35665,6 @@
         </w:tc>
       </w:tr>
       <w:tr>
-        <w:tblPrEx>
-          <w:tblCellMar>
-            <w:top w:w="0" w:type="dxa"/>
-            <w:bottom w:w="0" w:type="dxa"/>
-          </w:tblCellMar>
-        </w:tblPrEx>
         <w:tc>
           <w:tcPr>
             <w:tcW w:w="1426" w:type="dxa"/>
@@ -37031,12 +35845,6 @@
         </w:tc>
       </w:tr>
       <w:tr>
-        <w:tblPrEx>
-          <w:tblCellMar>
-            <w:top w:w="0" w:type="dxa"/>
-            <w:bottom w:w="0" w:type="dxa"/>
-          </w:tblCellMar>
-        </w:tblPrEx>
         <w:tc>
           <w:tcPr>
             <w:tcW w:w="1426" w:type="dxa"/>
@@ -37217,12 +36025,6 @@
         </w:tc>
       </w:tr>
       <w:tr>
-        <w:tblPrEx>
-          <w:tblCellMar>
-            <w:top w:w="0" w:type="dxa"/>
-            <w:bottom w:w="0" w:type="dxa"/>
-          </w:tblCellMar>
-        </w:tblPrEx>
         <w:tc>
           <w:tcPr>
             <w:tcW w:w="1426" w:type="dxa"/>
@@ -37416,12 +36218,6 @@
         </w:tc>
       </w:tr>
       <w:tr>
-        <w:tblPrEx>
-          <w:tblCellMar>
-            <w:top w:w="0" w:type="dxa"/>
-            <w:bottom w:w="0" w:type="dxa"/>
-          </w:tblCellMar>
-        </w:tblPrEx>
         <w:tc>
           <w:tcPr>
             <w:tcW w:w="1426" w:type="dxa"/>
@@ -37760,12 +36556,6 @@
         <w:gridCol w:w="2074"/>
       </w:tblGrid>
       <w:tr>
-        <w:tblPrEx>
-          <w:tblCellMar>
-            <w:top w:w="0" w:type="dxa"/>
-            <w:bottom w:w="0" w:type="dxa"/>
-          </w:tblCellMar>
-        </w:tblPrEx>
         <w:trPr>
           <w:tblHeader/>
         </w:trPr>
@@ -37927,12 +36717,6 @@
         </w:tc>
       </w:tr>
       <w:tr>
-        <w:tblPrEx>
-          <w:tblCellMar>
-            <w:top w:w="0" w:type="dxa"/>
-            <w:bottom w:w="0" w:type="dxa"/>
-          </w:tblCellMar>
-        </w:tblPrEx>
         <w:tc>
           <w:tcPr>
             <w:tcW w:w="1426" w:type="dxa"/>
@@ -38101,12 +36885,6 @@
         </w:tc>
       </w:tr>
       <w:tr>
-        <w:tblPrEx>
-          <w:tblCellMar>
-            <w:top w:w="0" w:type="dxa"/>
-            <w:bottom w:w="0" w:type="dxa"/>
-          </w:tblCellMar>
-        </w:tblPrEx>
         <w:tc>
           <w:tcPr>
             <w:tcW w:w="1426" w:type="dxa"/>
@@ -38325,12 +37103,6 @@
         </w:tc>
       </w:tr>
       <w:tr>
-        <w:tblPrEx>
-          <w:tblCellMar>
-            <w:top w:w="0" w:type="dxa"/>
-            <w:bottom w:w="0" w:type="dxa"/>
-          </w:tblCellMar>
-        </w:tblPrEx>
         <w:tc>
           <w:tcPr>
             <w:tcW w:w="1426" w:type="dxa"/>
@@ -38473,12 +37245,6 @@
         </w:tc>
       </w:tr>
       <w:tr>
-        <w:tblPrEx>
-          <w:tblCellMar>
-            <w:top w:w="0" w:type="dxa"/>
-            <w:bottom w:w="0" w:type="dxa"/>
-          </w:tblCellMar>
-        </w:tblPrEx>
         <w:tc>
           <w:tcPr>
             <w:tcW w:w="1426" w:type="dxa"/>
@@ -38634,12 +37400,6 @@
         </w:tc>
       </w:tr>
       <w:tr>
-        <w:tblPrEx>
-          <w:tblCellMar>
-            <w:top w:w="0" w:type="dxa"/>
-            <w:bottom w:w="0" w:type="dxa"/>
-          </w:tblCellMar>
-        </w:tblPrEx>
         <w:tc>
           <w:tcPr>
             <w:tcW w:w="1426" w:type="dxa"/>
@@ -38808,12 +37568,6 @@
         </w:tc>
       </w:tr>
       <w:tr>
-        <w:tblPrEx>
-          <w:tblCellMar>
-            <w:top w:w="0" w:type="dxa"/>
-            <w:bottom w:w="0" w:type="dxa"/>
-          </w:tblCellMar>
-        </w:tblPrEx>
         <w:tc>
           <w:tcPr>
             <w:tcW w:w="1426" w:type="dxa"/>
@@ -38982,12 +37736,6 @@
         </w:tc>
       </w:tr>
       <w:tr>
-        <w:tblPrEx>
-          <w:tblCellMar>
-            <w:top w:w="0" w:type="dxa"/>
-            <w:bottom w:w="0" w:type="dxa"/>
-          </w:tblCellMar>
-        </w:tblPrEx>
         <w:tc>
           <w:tcPr>
             <w:tcW w:w="1426" w:type="dxa"/>
@@ -39130,12 +37878,6 @@
         </w:tc>
       </w:tr>
       <w:tr>
-        <w:tblPrEx>
-          <w:tblCellMar>
-            <w:top w:w="0" w:type="dxa"/>
-            <w:bottom w:w="0" w:type="dxa"/>
-          </w:tblCellMar>
-        </w:tblPrEx>
         <w:tc>
           <w:tcPr>
             <w:tcW w:w="1426" w:type="dxa"/>
@@ -39303,12 +38045,6 @@
         </w:tc>
       </w:tr>
       <w:tr>
-        <w:tblPrEx>
-          <w:tblCellMar>
-            <w:top w:w="0" w:type="dxa"/>
-            <w:bottom w:w="0" w:type="dxa"/>
-          </w:tblCellMar>
-        </w:tblPrEx>
         <w:tc>
           <w:tcPr>
             <w:tcW w:w="1426" w:type="dxa"/>
@@ -39528,12 +38264,6 @@
         </w:tc>
       </w:tr>
       <w:tr>
-        <w:tblPrEx>
-          <w:tblCellMar>
-            <w:top w:w="0" w:type="dxa"/>
-            <w:bottom w:w="0" w:type="dxa"/>
-          </w:tblCellMar>
-        </w:tblPrEx>
         <w:tc>
           <w:tcPr>
             <w:tcW w:w="1426" w:type="dxa"/>
@@ -39833,12 +38563,6 @@
         <w:gridCol w:w="2074"/>
       </w:tblGrid>
       <w:tr>
-        <w:tblPrEx>
-          <w:tblCellMar>
-            <w:top w:w="0" w:type="dxa"/>
-            <w:bottom w:w="0" w:type="dxa"/>
-          </w:tblCellMar>
-        </w:tblPrEx>
         <w:trPr>
           <w:tblHeader/>
         </w:trPr>
@@ -40001,12 +38725,6 @@
         </w:tc>
       </w:tr>
       <w:tr>
-        <w:tblPrEx>
-          <w:tblCellMar>
-            <w:top w:w="0" w:type="dxa"/>
-            <w:bottom w:w="0" w:type="dxa"/>
-          </w:tblCellMar>
-        </w:tblPrEx>
         <w:tc>
           <w:tcPr>
             <w:tcW w:w="1426" w:type="dxa"/>
@@ -40188,12 +38906,6 @@
         </w:tc>
       </w:tr>
       <w:tr>
-        <w:tblPrEx>
-          <w:tblCellMar>
-            <w:top w:w="0" w:type="dxa"/>
-            <w:bottom w:w="0" w:type="dxa"/>
-          </w:tblCellMar>
-        </w:tblPrEx>
         <w:tc>
           <w:tcPr>
             <w:tcW w:w="1426" w:type="dxa"/>
@@ -40455,12 +39167,6 @@
         <w:gridCol w:w="2074"/>
       </w:tblGrid>
       <w:tr>
-        <w:tblPrEx>
-          <w:tblCellMar>
-            <w:top w:w="0" w:type="dxa"/>
-            <w:bottom w:w="0" w:type="dxa"/>
-          </w:tblCellMar>
-        </w:tblPrEx>
         <w:trPr>
           <w:tblHeader/>
         </w:trPr>
@@ -40622,12 +39328,6 @@
         </w:tc>
       </w:tr>
       <w:tr>
-        <w:tblPrEx>
-          <w:tblCellMar>
-            <w:top w:w="0" w:type="dxa"/>
-            <w:bottom w:w="0" w:type="dxa"/>
-          </w:tblCellMar>
-        </w:tblPrEx>
         <w:tc>
           <w:tcPr>
             <w:tcW w:w="1426" w:type="dxa"/>
@@ -40886,12 +39586,6 @@
         </w:tc>
       </w:tr>
       <w:tr>
-        <w:tblPrEx>
-          <w:tblCellMar>
-            <w:top w:w="0" w:type="dxa"/>
-            <w:bottom w:w="0" w:type="dxa"/>
-          </w:tblCellMar>
-        </w:tblPrEx>
         <w:tc>
           <w:tcPr>
             <w:tcW w:w="1426" w:type="dxa"/>
@@ -41034,12 +39728,6 @@
         </w:tc>
       </w:tr>
       <w:tr>
-        <w:tblPrEx>
-          <w:tblCellMar>
-            <w:top w:w="0" w:type="dxa"/>
-            <w:bottom w:w="0" w:type="dxa"/>
-          </w:tblCellMar>
-        </w:tblPrEx>
         <w:tc>
           <w:tcPr>
             <w:tcW w:w="1426" w:type="dxa"/>
@@ -41246,12 +39934,6 @@
         </w:tc>
       </w:tr>
       <w:tr>
-        <w:tblPrEx>
-          <w:tblCellMar>
-            <w:top w:w="0" w:type="dxa"/>
-            <w:bottom w:w="0" w:type="dxa"/>
-          </w:tblCellMar>
-        </w:tblPrEx>
         <w:tc>
           <w:tcPr>
             <w:tcW w:w="1426" w:type="dxa"/>
@@ -41432,12 +40114,6 @@
         </w:tc>
       </w:tr>
       <w:tr>
-        <w:tblPrEx>
-          <w:tblCellMar>
-            <w:top w:w="0" w:type="dxa"/>
-            <w:bottom w:w="0" w:type="dxa"/>
-          </w:tblCellMar>
-        </w:tblPrEx>
         <w:tc>
           <w:tcPr>
             <w:tcW w:w="1426" w:type="dxa"/>
@@ -41693,12 +40369,6 @@
         <w:gridCol w:w="5523"/>
       </w:tblGrid>
       <w:tr>
-        <w:tblPrEx>
-          <w:tblCellMar>
-            <w:top w:w="0" w:type="dxa"/>
-            <w:bottom w:w="0" w:type="dxa"/>
-          </w:tblCellMar>
-        </w:tblPrEx>
         <w:trPr>
           <w:tblHeader/>
         </w:trPr>
@@ -41773,12 +40443,6 @@
         </w:tc>
       </w:tr>
       <w:tr>
-        <w:tblPrEx>
-          <w:tblCellMar>
-            <w:top w:w="0" w:type="dxa"/>
-            <w:bottom w:w="0" w:type="dxa"/>
-          </w:tblCellMar>
-        </w:tblPrEx>
         <w:trPr>
           <w:cantSplit/>
         </w:trPr>
@@ -41844,12 +40508,6 @@
         </w:tc>
       </w:tr>
       <w:tr>
-        <w:tblPrEx>
-          <w:tblCellMar>
-            <w:top w:w="0" w:type="dxa"/>
-            <w:bottom w:w="0" w:type="dxa"/>
-          </w:tblCellMar>
-        </w:tblPrEx>
         <w:trPr>
           <w:cantSplit/>
         </w:trPr>
@@ -41915,12 +40573,6 @@
         </w:tc>
       </w:tr>
       <w:tr>
-        <w:tblPrEx>
-          <w:tblCellMar>
-            <w:top w:w="0" w:type="dxa"/>
-            <w:bottom w:w="0" w:type="dxa"/>
-          </w:tblCellMar>
-        </w:tblPrEx>
         <w:trPr>
           <w:cantSplit/>
         </w:trPr>
@@ -41986,12 +40638,6 @@
         </w:tc>
       </w:tr>
       <w:tr>
-        <w:tblPrEx>
-          <w:tblCellMar>
-            <w:top w:w="0" w:type="dxa"/>
-            <w:bottom w:w="0" w:type="dxa"/>
-          </w:tblCellMar>
-        </w:tblPrEx>
         <w:trPr>
           <w:cantSplit/>
         </w:trPr>
@@ -42057,12 +40703,6 @@
         </w:tc>
       </w:tr>
       <w:tr>
-        <w:tblPrEx>
-          <w:tblCellMar>
-            <w:top w:w="0" w:type="dxa"/>
-            <w:bottom w:w="0" w:type="dxa"/>
-          </w:tblCellMar>
-        </w:tblPrEx>
         <w:trPr>
           <w:cantSplit/>
         </w:trPr>
@@ -42128,12 +40768,6 @@
         </w:tc>
       </w:tr>
       <w:tr>
-        <w:tblPrEx>
-          <w:tblCellMar>
-            <w:top w:w="0" w:type="dxa"/>
-            <w:bottom w:w="0" w:type="dxa"/>
-          </w:tblCellMar>
-        </w:tblPrEx>
         <w:trPr>
           <w:cantSplit/>
         </w:trPr>
@@ -42199,12 +40833,6 @@
         </w:tc>
       </w:tr>
       <w:tr>
-        <w:tblPrEx>
-          <w:tblCellMar>
-            <w:top w:w="0" w:type="dxa"/>
-            <w:bottom w:w="0" w:type="dxa"/>
-          </w:tblCellMar>
-        </w:tblPrEx>
         <w:trPr>
           <w:cantSplit/>
         </w:trPr>
@@ -42270,12 +40898,6 @@
         </w:tc>
       </w:tr>
       <w:tr>
-        <w:tblPrEx>
-          <w:tblCellMar>
-            <w:top w:w="0" w:type="dxa"/>
-            <w:bottom w:w="0" w:type="dxa"/>
-          </w:tblCellMar>
-        </w:tblPrEx>
         <w:trPr>
           <w:cantSplit/>
         </w:trPr>
@@ -42341,12 +40963,6 @@
         </w:tc>
       </w:tr>
       <w:tr>
-        <w:tblPrEx>
-          <w:tblCellMar>
-            <w:top w:w="0" w:type="dxa"/>
-            <w:bottom w:w="0" w:type="dxa"/>
-          </w:tblCellMar>
-        </w:tblPrEx>
         <w:trPr>
           <w:cantSplit/>
         </w:trPr>
@@ -42412,12 +41028,6 @@
         </w:tc>
       </w:tr>
       <w:tr>
-        <w:tblPrEx>
-          <w:tblCellMar>
-            <w:top w:w="0" w:type="dxa"/>
-            <w:bottom w:w="0" w:type="dxa"/>
-          </w:tblCellMar>
-        </w:tblPrEx>
         <w:trPr>
           <w:cantSplit/>
         </w:trPr>
@@ -42483,12 +41093,6 @@
         </w:tc>
       </w:tr>
       <w:tr>
-        <w:tblPrEx>
-          <w:tblCellMar>
-            <w:top w:w="0" w:type="dxa"/>
-            <w:bottom w:w="0" w:type="dxa"/>
-          </w:tblCellMar>
-        </w:tblPrEx>
         <w:trPr>
           <w:cantSplit/>
         </w:trPr>
@@ -42554,12 +41158,6 @@
         </w:tc>
       </w:tr>
       <w:tr>
-        <w:tblPrEx>
-          <w:tblCellMar>
-            <w:top w:w="0" w:type="dxa"/>
-            <w:bottom w:w="0" w:type="dxa"/>
-          </w:tblCellMar>
-        </w:tblPrEx>
         <w:trPr>
           <w:cantSplit/>
         </w:trPr>
@@ -42625,12 +41223,6 @@
         </w:tc>
       </w:tr>
       <w:tr>
-        <w:tblPrEx>
-          <w:tblCellMar>
-            <w:top w:w="0" w:type="dxa"/>
-            <w:bottom w:w="0" w:type="dxa"/>
-          </w:tblCellMar>
-        </w:tblPrEx>
         <w:trPr>
           <w:cantSplit/>
         </w:trPr>
@@ -42696,12 +41288,6 @@
         </w:tc>
       </w:tr>
       <w:tr>
-        <w:tblPrEx>
-          <w:tblCellMar>
-            <w:top w:w="0" w:type="dxa"/>
-            <w:bottom w:w="0" w:type="dxa"/>
-          </w:tblCellMar>
-        </w:tblPrEx>
         <w:trPr>
           <w:cantSplit/>
         </w:trPr>
@@ -42767,12 +41353,6 @@
         </w:tc>
       </w:tr>
       <w:tr>
-        <w:tblPrEx>
-          <w:tblCellMar>
-            <w:top w:w="0" w:type="dxa"/>
-            <w:bottom w:w="0" w:type="dxa"/>
-          </w:tblCellMar>
-        </w:tblPrEx>
         <w:trPr>
           <w:cantSplit/>
         </w:trPr>
@@ -42838,12 +41418,6 @@
         </w:tc>
       </w:tr>
       <w:tr>
-        <w:tblPrEx>
-          <w:tblCellMar>
-            <w:top w:w="0" w:type="dxa"/>
-            <w:bottom w:w="0" w:type="dxa"/>
-          </w:tblCellMar>
-        </w:tblPrEx>
         <w:trPr>
           <w:cantSplit/>
         </w:trPr>
@@ -42909,12 +41483,6 @@
         </w:tc>
       </w:tr>
       <w:tr>
-        <w:tblPrEx>
-          <w:tblCellMar>
-            <w:top w:w="0" w:type="dxa"/>
-            <w:bottom w:w="0" w:type="dxa"/>
-          </w:tblCellMar>
-        </w:tblPrEx>
         <w:trPr>
           <w:cantSplit/>
         </w:trPr>
@@ -43178,12 +41746,6 @@
         <w:gridCol w:w="6552"/>
       </w:tblGrid>
       <w:tr>
-        <w:tblPrEx>
-          <w:tblCellMar>
-            <w:top w:w="0" w:type="dxa"/>
-            <w:bottom w:w="0" w:type="dxa"/>
-          </w:tblCellMar>
-        </w:tblPrEx>
         <w:trPr>
           <w:tblHeader/>
         </w:trPr>
@@ -43235,12 +41797,6 @@
         </w:tc>
       </w:tr>
       <w:tr>
-        <w:tblPrEx>
-          <w:tblCellMar>
-            <w:top w:w="0" w:type="dxa"/>
-            <w:bottom w:w="0" w:type="dxa"/>
-          </w:tblCellMar>
-        </w:tblPrEx>
         <w:trPr>
           <w:cantSplit/>
         </w:trPr>
@@ -43286,12 +41842,6 @@
         </w:tc>
       </w:tr>
       <w:tr>
-        <w:tblPrEx>
-          <w:tblCellMar>
-            <w:top w:w="0" w:type="dxa"/>
-            <w:bottom w:w="0" w:type="dxa"/>
-          </w:tblCellMar>
-        </w:tblPrEx>
         <w:trPr>
           <w:cantSplit/>
         </w:trPr>
@@ -43337,12 +41887,6 @@
         </w:tc>
       </w:tr>
       <w:tr>
-        <w:tblPrEx>
-          <w:tblCellMar>
-            <w:top w:w="0" w:type="dxa"/>
-            <w:bottom w:w="0" w:type="dxa"/>
-          </w:tblCellMar>
-        </w:tblPrEx>
         <w:trPr>
           <w:cantSplit/>
         </w:trPr>
@@ -43388,12 +41932,6 @@
         </w:tc>
       </w:tr>
       <w:tr>
-        <w:tblPrEx>
-          <w:tblCellMar>
-            <w:top w:w="0" w:type="dxa"/>
-            <w:bottom w:w="0" w:type="dxa"/>
-          </w:tblCellMar>
-        </w:tblPrEx>
         <w:trPr>
           <w:cantSplit/>
         </w:trPr>
@@ -43439,12 +41977,6 @@
         </w:tc>
       </w:tr>
       <w:tr>
-        <w:tblPrEx>
-          <w:tblCellMar>
-            <w:top w:w="0" w:type="dxa"/>
-            <w:bottom w:w="0" w:type="dxa"/>
-          </w:tblCellMar>
-        </w:tblPrEx>
         <w:trPr>
           <w:cantSplit/>
         </w:trPr>
@@ -43490,12 +42022,6 @@
         </w:tc>
       </w:tr>
       <w:tr>
-        <w:tblPrEx>
-          <w:tblCellMar>
-            <w:top w:w="0" w:type="dxa"/>
-            <w:bottom w:w="0" w:type="dxa"/>
-          </w:tblCellMar>
-        </w:tblPrEx>
         <w:trPr>
           <w:cantSplit/>
         </w:trPr>
@@ -43541,12 +42067,6 @@
         </w:tc>
       </w:tr>
       <w:tr>
-        <w:tblPrEx>
-          <w:tblCellMar>
-            <w:top w:w="0" w:type="dxa"/>
-            <w:bottom w:w="0" w:type="dxa"/>
-          </w:tblCellMar>
-        </w:tblPrEx>
         <w:trPr>
           <w:cantSplit/>
         </w:trPr>
@@ -43592,12 +42112,6 @@
         </w:tc>
       </w:tr>
       <w:tr>
-        <w:tblPrEx>
-          <w:tblCellMar>
-            <w:top w:w="0" w:type="dxa"/>
-            <w:bottom w:w="0" w:type="dxa"/>
-          </w:tblCellMar>
-        </w:tblPrEx>
         <w:trPr>
           <w:cantSplit/>
         </w:trPr>
@@ -43643,12 +42157,6 @@
         </w:tc>
       </w:tr>
       <w:tr>
-        <w:tblPrEx>
-          <w:tblCellMar>
-            <w:top w:w="0" w:type="dxa"/>
-            <w:bottom w:w="0" w:type="dxa"/>
-          </w:tblCellMar>
-        </w:tblPrEx>
         <w:trPr>
           <w:cantSplit/>
         </w:trPr>
@@ -43695,12 +42203,6 @@
         </w:tc>
       </w:tr>
       <w:tr>
-        <w:tblPrEx>
-          <w:tblCellMar>
-            <w:top w:w="0" w:type="dxa"/>
-            <w:bottom w:w="0" w:type="dxa"/>
-          </w:tblCellMar>
-        </w:tblPrEx>
         <w:trPr>
           <w:cantSplit/>
         </w:trPr>

--- a/docs/02_Data_Setup_and_Semantic_Model_Guide.docx
+++ b/docs/02_Data_Setup_and_Semantic_Model_Guide.docx
@@ -140,7 +140,7 @@
     <w:sdt>
       <w:sdtPr>
         <w:alias w:val="Contents"/>
-        <w:id w:val="-1843623504"/>
+        <w:id w:val="1002086155"/>
       </w:sdtPr>
       <w:sdtEndPr/>
       <w:sdtContent>
@@ -163,7 +163,7 @@
           <w:r>
             <w:fldChar w:fldCharType="separate"/>
           </w:r>
-          <w:hyperlink w:anchor="_Toc240549841" w:history="1">
+          <w:hyperlink w:anchor="_Toc240555525" w:history="1">
             <w:r>
               <w:rPr>
                 <w:rStyle w:val="Hyperlink"/>
@@ -189,7 +189,7 @@
               <w:rPr>
                 <w:noProof/>
               </w:rPr>
-              <w:instrText xml:space="preserve"> PAGEREF _Toc240549841 \h </w:instrText>
+              <w:instrText xml:space="preserve"> PAGEREF _Toc240555525 \h </w:instrText>
             </w:r>
             <w:r>
               <w:rPr>
@@ -226,7 +226,7 @@
               <w:noProof/>
             </w:rPr>
           </w:pPr>
-          <w:hyperlink w:anchor="_Toc240549842" w:history="1">
+          <w:hyperlink w:anchor="_Toc240555526" w:history="1">
             <w:r>
               <w:rPr>
                 <w:rStyle w:val="Hyperlink"/>
@@ -252,7 +252,7 @@
               <w:rPr>
                 <w:noProof/>
               </w:rPr>
-              <w:instrText xml:space="preserve"> PAGEREF _Toc240549842 \h </w:instrText>
+              <w:instrText xml:space="preserve"> PAGEREF _Toc240555526 \h </w:instrText>
             </w:r>
             <w:r>
               <w:rPr>
@@ -289,7 +289,7 @@
               <w:noProof/>
             </w:rPr>
           </w:pPr>
-          <w:hyperlink w:anchor="_Toc240549843" w:history="1">
+          <w:hyperlink w:anchor="_Toc240555527" w:history="1">
             <w:r>
               <w:rPr>
                 <w:rStyle w:val="Hyperlink"/>
@@ -315,7 +315,7 @@
               <w:rPr>
                 <w:noProof/>
               </w:rPr>
-              <w:instrText xml:space="preserve"> PAGEREF _Toc240549843 \h </w:instrText>
+              <w:instrText xml:space="preserve"> PAGEREF _Toc240555527 \h </w:instrText>
             </w:r>
             <w:r>
               <w:rPr>
@@ -352,7 +352,7 @@
               <w:noProof/>
             </w:rPr>
           </w:pPr>
-          <w:hyperlink w:anchor="_Toc240549844" w:history="1">
+          <w:hyperlink w:anchor="_Toc240555528" w:history="1">
             <w:r>
               <w:rPr>
                 <w:rStyle w:val="Hyperlink"/>
@@ -378,7 +378,7 @@
               <w:rPr>
                 <w:noProof/>
               </w:rPr>
-              <w:instrText xml:space="preserve"> PAGEREF _Toc240549844 \h </w:instrText>
+              <w:instrText xml:space="preserve"> PAGEREF _Toc240555528 \h </w:instrText>
             </w:r>
             <w:r>
               <w:rPr>
@@ -415,7 +415,7 @@
               <w:noProof/>
             </w:rPr>
           </w:pPr>
-          <w:hyperlink w:anchor="_Toc240549845" w:history="1">
+          <w:hyperlink w:anchor="_Toc240555529" w:history="1">
             <w:r>
               <w:rPr>
                 <w:rStyle w:val="Hyperlink"/>
@@ -441,7 +441,7 @@
               <w:rPr>
                 <w:noProof/>
               </w:rPr>
-              <w:instrText xml:space="preserve"> PAGEREF _Toc240549845 \h </w:instrText>
+              <w:instrText xml:space="preserve"> PAGEREF _Toc240555529 \h </w:instrText>
             </w:r>
             <w:r>
               <w:rPr>
@@ -478,7 +478,7 @@
               <w:noProof/>
             </w:rPr>
           </w:pPr>
-          <w:hyperlink w:anchor="_Toc240549846" w:history="1">
+          <w:hyperlink w:anchor="_Toc240555530" w:history="1">
             <w:r>
               <w:rPr>
                 <w:rStyle w:val="Hyperlink"/>
@@ -504,7 +504,7 @@
               <w:rPr>
                 <w:noProof/>
               </w:rPr>
-              <w:instrText xml:space="preserve"> PAGEREF _Toc240549846 \h </w:instrText>
+              <w:instrText xml:space="preserve"> PAGEREF _Toc240555530 \h </w:instrText>
             </w:r>
             <w:r>
               <w:rPr>
@@ -541,7 +541,7 @@
               <w:noProof/>
             </w:rPr>
           </w:pPr>
-          <w:hyperlink w:anchor="_Toc240549847" w:history="1">
+          <w:hyperlink w:anchor="_Toc240555531" w:history="1">
             <w:r>
               <w:rPr>
                 <w:rStyle w:val="Hyperlink"/>
@@ -567,7 +567,7 @@
               <w:rPr>
                 <w:noProof/>
               </w:rPr>
-              <w:instrText xml:space="preserve"> PAGEREF _Toc240549847 \h </w:instrText>
+              <w:instrText xml:space="preserve"> PAGEREF _Toc240555531 \h </w:instrText>
             </w:r>
             <w:r>
               <w:rPr>
@@ -604,7 +604,7 @@
               <w:noProof/>
             </w:rPr>
           </w:pPr>
-          <w:hyperlink w:anchor="_Toc240549848" w:history="1">
+          <w:hyperlink w:anchor="_Toc240555532" w:history="1">
             <w:r>
               <w:rPr>
                 <w:rStyle w:val="Hyperlink"/>
@@ -630,7 +630,7 @@
               <w:rPr>
                 <w:noProof/>
               </w:rPr>
-              <w:instrText xml:space="preserve"> PAGEREF _Toc240549848 \h </w:instrText>
+              <w:instrText xml:space="preserve"> PAGEREF _Toc240555532 \h </w:instrText>
             </w:r>
             <w:r>
               <w:rPr>
@@ -667,7 +667,7 @@
               <w:noProof/>
             </w:rPr>
           </w:pPr>
-          <w:hyperlink w:anchor="_Toc240549849" w:history="1">
+          <w:hyperlink w:anchor="_Toc240555533" w:history="1">
             <w:r>
               <w:rPr>
                 <w:rStyle w:val="Hyperlink"/>
@@ -693,7 +693,7 @@
               <w:rPr>
                 <w:noProof/>
               </w:rPr>
-              <w:instrText xml:space="preserve"> PAGEREF _Toc240549849 \h </w:instrText>
+              <w:instrText xml:space="preserve"> PAGEREF _Toc240555533 \h </w:instrText>
             </w:r>
             <w:r>
               <w:rPr>
@@ -730,7 +730,7 @@
               <w:noProof/>
             </w:rPr>
           </w:pPr>
-          <w:hyperlink w:anchor="_Toc240549850" w:history="1">
+          <w:hyperlink w:anchor="_Toc240555534" w:history="1">
             <w:r>
               <w:rPr>
                 <w:rStyle w:val="Hyperlink"/>
@@ -756,7 +756,7 @@
               <w:rPr>
                 <w:noProof/>
               </w:rPr>
-              <w:instrText xml:space="preserve"> PAGEREF _Toc240549850 \h </w:instrText>
+              <w:instrText xml:space="preserve"> PAGEREF _Toc240555534 \h </w:instrText>
             </w:r>
             <w:r>
               <w:rPr>
@@ -793,7 +793,7 @@
               <w:noProof/>
             </w:rPr>
           </w:pPr>
-          <w:hyperlink w:anchor="_Toc240549851" w:history="1">
+          <w:hyperlink w:anchor="_Toc240555535" w:history="1">
             <w:r>
               <w:rPr>
                 <w:rStyle w:val="Hyperlink"/>
@@ -819,7 +819,7 @@
               <w:rPr>
                 <w:noProof/>
               </w:rPr>
-              <w:instrText xml:space="preserve"> PAGEREF _Toc240549851 \h </w:instrText>
+              <w:instrText xml:space="preserve"> PAGEREF _Toc240555535 \h </w:instrText>
             </w:r>
             <w:r>
               <w:rPr>
@@ -856,7 +856,7 @@
               <w:noProof/>
             </w:rPr>
           </w:pPr>
-          <w:hyperlink w:anchor="_Toc240549852" w:history="1">
+          <w:hyperlink w:anchor="_Toc240555536" w:history="1">
             <w:r>
               <w:rPr>
                 <w:rStyle w:val="Hyperlink"/>
@@ -882,7 +882,7 @@
               <w:rPr>
                 <w:noProof/>
               </w:rPr>
-              <w:instrText xml:space="preserve"> PAGEREF _Toc240549852 \h </w:instrText>
+              <w:instrText xml:space="preserve"> PAGEREF _Toc240555536 \h </w:instrText>
             </w:r>
             <w:r>
               <w:rPr>
@@ -919,7 +919,7 @@
               <w:noProof/>
             </w:rPr>
           </w:pPr>
-          <w:hyperlink w:anchor="_Toc240549853" w:history="1">
+          <w:hyperlink w:anchor="_Toc240555537" w:history="1">
             <w:r>
               <w:rPr>
                 <w:rStyle w:val="Hyperlink"/>
@@ -945,7 +945,7 @@
               <w:rPr>
                 <w:noProof/>
               </w:rPr>
-              <w:instrText xml:space="preserve"> PAGEREF _Toc240549853 \h </w:instrText>
+              <w:instrText xml:space="preserve"> PAGEREF _Toc240555537 \h </w:instrText>
             </w:r>
             <w:r>
               <w:rPr>
@@ -982,7 +982,7 @@
               <w:noProof/>
             </w:rPr>
           </w:pPr>
-          <w:hyperlink w:anchor="_Toc240549854" w:history="1">
+          <w:hyperlink w:anchor="_Toc240555538" w:history="1">
             <w:r>
               <w:rPr>
                 <w:rStyle w:val="Hyperlink"/>
@@ -1008,7 +1008,7 @@
               <w:rPr>
                 <w:noProof/>
               </w:rPr>
-              <w:instrText xml:space="preserve"> PAGEREF _Toc240549854 \h </w:instrText>
+              <w:instrText xml:space="preserve"> PAGEREF _Toc240555538 \h </w:instrText>
             </w:r>
             <w:r>
               <w:rPr>
@@ -1045,7 +1045,7 @@
               <w:noProof/>
             </w:rPr>
           </w:pPr>
-          <w:hyperlink w:anchor="_Toc240549855" w:history="1">
+          <w:hyperlink w:anchor="_Toc240555539" w:history="1">
             <w:r>
               <w:rPr>
                 <w:rStyle w:val="Hyperlink"/>
@@ -1071,7 +1071,7 @@
               <w:rPr>
                 <w:noProof/>
               </w:rPr>
-              <w:instrText xml:space="preserve"> PAGEREF _Toc240549855 \h </w:instrText>
+              <w:instrText xml:space="preserve"> PAGEREF _Toc240555539 \h </w:instrText>
             </w:r>
             <w:r>
               <w:rPr>
@@ -1108,7 +1108,7 @@
               <w:noProof/>
             </w:rPr>
           </w:pPr>
-          <w:hyperlink w:anchor="_Toc240549856" w:history="1">
+          <w:hyperlink w:anchor="_Toc240555540" w:history="1">
             <w:r>
               <w:rPr>
                 <w:rStyle w:val="Hyperlink"/>
@@ -1134,7 +1134,7 @@
               <w:rPr>
                 <w:noProof/>
               </w:rPr>
-              <w:instrText xml:space="preserve"> PAGEREF _Toc240549856 \h </w:instrText>
+              <w:instrText xml:space="preserve"> PAGEREF _Toc240555540 \h </w:instrText>
             </w:r>
             <w:r>
               <w:rPr>
@@ -1171,7 +1171,7 @@
               <w:noProof/>
             </w:rPr>
           </w:pPr>
-          <w:hyperlink w:anchor="_Toc240549857" w:history="1">
+          <w:hyperlink w:anchor="_Toc240555541" w:history="1">
             <w:r>
               <w:rPr>
                 <w:rStyle w:val="Hyperlink"/>
@@ -1197,7 +1197,7 @@
               <w:rPr>
                 <w:noProof/>
               </w:rPr>
-              <w:instrText xml:space="preserve"> PAGEREF _Toc240549857 \h </w:instrText>
+              <w:instrText xml:space="preserve"> PAGEREF _Toc240555541 \h </w:instrText>
             </w:r>
             <w:r>
               <w:rPr>
@@ -1234,7 +1234,7 @@
               <w:noProof/>
             </w:rPr>
           </w:pPr>
-          <w:hyperlink w:anchor="_Toc240549858" w:history="1">
+          <w:hyperlink w:anchor="_Toc240555542" w:history="1">
             <w:r>
               <w:rPr>
                 <w:rStyle w:val="Hyperlink"/>
@@ -1260,7 +1260,7 @@
               <w:rPr>
                 <w:noProof/>
               </w:rPr>
-              <w:instrText xml:space="preserve"> PAGEREF _Toc240549858 \h </w:instrText>
+              <w:instrText xml:space="preserve"> PAGEREF _Toc240555542 \h </w:instrText>
             </w:r>
             <w:r>
               <w:rPr>
@@ -1297,7 +1297,7 @@
               <w:noProof/>
             </w:rPr>
           </w:pPr>
-          <w:hyperlink w:anchor="_Toc240549859" w:history="1">
+          <w:hyperlink w:anchor="_Toc240555543" w:history="1">
             <w:r>
               <w:rPr>
                 <w:rStyle w:val="Hyperlink"/>
@@ -1323,7 +1323,7 @@
               <w:rPr>
                 <w:noProof/>
               </w:rPr>
-              <w:instrText xml:space="preserve"> PAGEREF _Toc240549859 \h </w:instrText>
+              <w:instrText xml:space="preserve"> PAGEREF _Toc240555543 \h </w:instrText>
             </w:r>
             <w:r>
               <w:rPr>
@@ -1360,7 +1360,7 @@
               <w:noProof/>
             </w:rPr>
           </w:pPr>
-          <w:hyperlink w:anchor="_Toc240549860" w:history="1">
+          <w:hyperlink w:anchor="_Toc240555544" w:history="1">
             <w:r>
               <w:rPr>
                 <w:rStyle w:val="Hyperlink"/>
@@ -1386,7 +1386,7 @@
               <w:rPr>
                 <w:noProof/>
               </w:rPr>
-              <w:instrText xml:space="preserve"> PAGEREF _Toc240549860 \h </w:instrText>
+              <w:instrText xml:space="preserve"> PAGEREF _Toc240555544 \h </w:instrText>
             </w:r>
             <w:r>
               <w:rPr>
@@ -1423,7 +1423,7 @@
               <w:noProof/>
             </w:rPr>
           </w:pPr>
-          <w:hyperlink w:anchor="_Toc240549861" w:history="1">
+          <w:hyperlink w:anchor="_Toc240555545" w:history="1">
             <w:r>
               <w:rPr>
                 <w:rStyle w:val="Hyperlink"/>
@@ -1449,7 +1449,7 @@
               <w:rPr>
                 <w:noProof/>
               </w:rPr>
-              <w:instrText xml:space="preserve"> PAGEREF _Toc240549861 \h </w:instrText>
+              <w:instrText xml:space="preserve"> PAGEREF _Toc240555545 \h </w:instrText>
             </w:r>
             <w:r>
               <w:rPr>
@@ -1486,7 +1486,7 @@
               <w:noProof/>
             </w:rPr>
           </w:pPr>
-          <w:hyperlink w:anchor="_Toc240549862" w:history="1">
+          <w:hyperlink w:anchor="_Toc240555546" w:history="1">
             <w:r>
               <w:rPr>
                 <w:rStyle w:val="Hyperlink"/>
@@ -1512,7 +1512,7 @@
               <w:rPr>
                 <w:noProof/>
               </w:rPr>
-              <w:instrText xml:space="preserve"> PAGEREF _Toc240549862 \h </w:instrText>
+              <w:instrText xml:space="preserve"> PAGEREF _Toc240555546 \h </w:instrText>
             </w:r>
             <w:r>
               <w:rPr>
@@ -1549,7 +1549,7 @@
               <w:noProof/>
             </w:rPr>
           </w:pPr>
-          <w:hyperlink w:anchor="_Toc240549863" w:history="1">
+          <w:hyperlink w:anchor="_Toc240555547" w:history="1">
             <w:r>
               <w:rPr>
                 <w:rStyle w:val="Hyperlink"/>
@@ -1575,7 +1575,7 @@
               <w:rPr>
                 <w:noProof/>
               </w:rPr>
-              <w:instrText xml:space="preserve"> PAGEREF _Toc240549863 \h </w:instrText>
+              <w:instrText xml:space="preserve"> PAGEREF _Toc240555547 \h </w:instrText>
             </w:r>
             <w:r>
               <w:rPr>
@@ -1612,7 +1612,7 @@
               <w:noProof/>
             </w:rPr>
           </w:pPr>
-          <w:hyperlink w:anchor="_Toc240549864" w:history="1">
+          <w:hyperlink w:anchor="_Toc240555548" w:history="1">
             <w:r>
               <w:rPr>
                 <w:rStyle w:val="Hyperlink"/>
@@ -1638,7 +1638,7 @@
               <w:rPr>
                 <w:noProof/>
               </w:rPr>
-              <w:instrText xml:space="preserve"> PAGEREF _Toc240549864 \h </w:instrText>
+              <w:instrText xml:space="preserve"> PAGEREF _Toc240555548 \h </w:instrText>
             </w:r>
             <w:r>
               <w:rPr>
@@ -1675,7 +1675,7 @@
               <w:noProof/>
             </w:rPr>
           </w:pPr>
-          <w:hyperlink w:anchor="_Toc240549865" w:history="1">
+          <w:hyperlink w:anchor="_Toc240555549" w:history="1">
             <w:r>
               <w:rPr>
                 <w:rStyle w:val="Hyperlink"/>
@@ -1701,7 +1701,7 @@
               <w:rPr>
                 <w:noProof/>
               </w:rPr>
-              <w:instrText xml:space="preserve"> PAGEREF _Toc240549865 \h </w:instrText>
+              <w:instrText xml:space="preserve"> PAGEREF _Toc240555549 \h </w:instrText>
             </w:r>
             <w:r>
               <w:rPr>
@@ -1738,7 +1738,7 @@
               <w:noProof/>
             </w:rPr>
           </w:pPr>
-          <w:hyperlink w:anchor="_Toc240549866" w:history="1">
+          <w:hyperlink w:anchor="_Toc240555550" w:history="1">
             <w:r>
               <w:rPr>
                 <w:rStyle w:val="Hyperlink"/>
@@ -1764,7 +1764,7 @@
               <w:rPr>
                 <w:noProof/>
               </w:rPr>
-              <w:instrText xml:space="preserve"> PAGEREF _Toc240549866 \h </w:instrText>
+              <w:instrText xml:space="preserve"> PAGEREF _Toc240555550 \h </w:instrText>
             </w:r>
             <w:r>
               <w:rPr>
@@ -1801,7 +1801,7 @@
               <w:noProof/>
             </w:rPr>
           </w:pPr>
-          <w:hyperlink w:anchor="_Toc240549867" w:history="1">
+          <w:hyperlink w:anchor="_Toc240555551" w:history="1">
             <w:r>
               <w:rPr>
                 <w:rStyle w:val="Hyperlink"/>
@@ -1827,7 +1827,7 @@
               <w:rPr>
                 <w:noProof/>
               </w:rPr>
-              <w:instrText xml:space="preserve"> PAGEREF _Toc240549867 \h </w:instrText>
+              <w:instrText xml:space="preserve"> PAGEREF _Toc240555551 \h </w:instrText>
             </w:r>
             <w:r>
               <w:rPr>
@@ -1864,7 +1864,7 @@
               <w:noProof/>
             </w:rPr>
           </w:pPr>
-          <w:hyperlink w:anchor="_Toc240549868" w:history="1">
+          <w:hyperlink w:anchor="_Toc240555552" w:history="1">
             <w:r>
               <w:rPr>
                 <w:rStyle w:val="Hyperlink"/>
@@ -1890,7 +1890,7 @@
               <w:rPr>
                 <w:noProof/>
               </w:rPr>
-              <w:instrText xml:space="preserve"> PAGEREF _Toc240549868 \h </w:instrText>
+              <w:instrText xml:space="preserve"> PAGEREF _Toc240555552 \h </w:instrText>
             </w:r>
             <w:r>
               <w:rPr>
@@ -1927,7 +1927,7 @@
               <w:noProof/>
             </w:rPr>
           </w:pPr>
-          <w:hyperlink w:anchor="_Toc240549869" w:history="1">
+          <w:hyperlink w:anchor="_Toc240555553" w:history="1">
             <w:r>
               <w:rPr>
                 <w:rStyle w:val="Hyperlink"/>
@@ -1953,7 +1953,7 @@
               <w:rPr>
                 <w:noProof/>
               </w:rPr>
-              <w:instrText xml:space="preserve"> PAGEREF _Toc240549869 \h </w:instrText>
+              <w:instrText xml:space="preserve"> PAGEREF _Toc240555553 \h </w:instrText>
             </w:r>
             <w:r>
               <w:rPr>
@@ -1990,7 +1990,7 @@
               <w:noProof/>
             </w:rPr>
           </w:pPr>
-          <w:hyperlink w:anchor="_Toc240549870" w:history="1">
+          <w:hyperlink w:anchor="_Toc240555554" w:history="1">
             <w:r>
               <w:rPr>
                 <w:rStyle w:val="Hyperlink"/>
@@ -2016,7 +2016,7 @@
               <w:rPr>
                 <w:noProof/>
               </w:rPr>
-              <w:instrText xml:space="preserve"> PAGEREF _Toc240549870 \h </w:instrText>
+              <w:instrText xml:space="preserve"> PAGEREF _Toc240555554 \h </w:instrText>
             </w:r>
             <w:r>
               <w:rPr>
@@ -2053,7 +2053,7 @@
               <w:noProof/>
             </w:rPr>
           </w:pPr>
-          <w:hyperlink w:anchor="_Toc240549871" w:history="1">
+          <w:hyperlink w:anchor="_Toc240555555" w:history="1">
             <w:r>
               <w:rPr>
                 <w:rStyle w:val="Hyperlink"/>
@@ -2079,7 +2079,7 @@
               <w:rPr>
                 <w:noProof/>
               </w:rPr>
-              <w:instrText xml:space="preserve"> PAGEREF _Toc240549871 \h </w:instrText>
+              <w:instrText xml:space="preserve"> PAGEREF _Toc240555555 \h </w:instrText>
             </w:r>
             <w:r>
               <w:rPr>
@@ -2116,7 +2116,7 @@
               <w:noProof/>
             </w:rPr>
           </w:pPr>
-          <w:hyperlink w:anchor="_Toc240549872" w:history="1">
+          <w:hyperlink w:anchor="_Toc240555556" w:history="1">
             <w:r>
               <w:rPr>
                 <w:rStyle w:val="Hyperlink"/>
@@ -2142,7 +2142,7 @@
               <w:rPr>
                 <w:noProof/>
               </w:rPr>
-              <w:instrText xml:space="preserve"> PAGEREF _Toc240549872 \h </w:instrText>
+              <w:instrText xml:space="preserve"> PAGEREF _Toc240555556 \h </w:instrText>
             </w:r>
             <w:r>
               <w:rPr>
@@ -2179,7 +2179,7 @@
               <w:noProof/>
             </w:rPr>
           </w:pPr>
-          <w:hyperlink w:anchor="_Toc240549873" w:history="1">
+          <w:hyperlink w:anchor="_Toc240555557" w:history="1">
             <w:r>
               <w:rPr>
                 <w:rStyle w:val="Hyperlink"/>
@@ -2205,7 +2205,7 @@
               <w:rPr>
                 <w:noProof/>
               </w:rPr>
-              <w:instrText xml:space="preserve"> PAGEREF _Toc240549873 \h </w:instrText>
+              <w:instrText xml:space="preserve"> PAGEREF _Toc240555557 \h </w:instrText>
             </w:r>
             <w:r>
               <w:rPr>
@@ -2242,7 +2242,7 @@
               <w:noProof/>
             </w:rPr>
           </w:pPr>
-          <w:hyperlink w:anchor="_Toc240549874" w:history="1">
+          <w:hyperlink w:anchor="_Toc240555558" w:history="1">
             <w:r>
               <w:rPr>
                 <w:rStyle w:val="Hyperlink"/>
@@ -2268,7 +2268,7 @@
               <w:rPr>
                 <w:noProof/>
               </w:rPr>
-              <w:instrText xml:space="preserve"> PAGEREF _Toc240549874 \h </w:instrText>
+              <w:instrText xml:space="preserve"> PAGEREF _Toc240555558 \h </w:instrText>
             </w:r>
             <w:r>
               <w:rPr>
@@ -2305,7 +2305,7 @@
               <w:noProof/>
             </w:rPr>
           </w:pPr>
-          <w:hyperlink w:anchor="_Toc240549875" w:history="1">
+          <w:hyperlink w:anchor="_Toc240555559" w:history="1">
             <w:r>
               <w:rPr>
                 <w:rStyle w:val="Hyperlink"/>
@@ -2331,7 +2331,7 @@
               <w:rPr>
                 <w:noProof/>
               </w:rPr>
-              <w:instrText xml:space="preserve"> PAGEREF _Toc240549875 \h </w:instrText>
+              <w:instrText xml:space="preserve"> PAGEREF _Toc240555559 \h </w:instrText>
             </w:r>
             <w:r>
               <w:rPr>
@@ -2368,7 +2368,7 @@
               <w:noProof/>
             </w:rPr>
           </w:pPr>
-          <w:hyperlink w:anchor="_Toc240549876" w:history="1">
+          <w:hyperlink w:anchor="_Toc240555560" w:history="1">
             <w:r>
               <w:rPr>
                 <w:rStyle w:val="Hyperlink"/>
@@ -2394,7 +2394,7 @@
               <w:rPr>
                 <w:noProof/>
               </w:rPr>
-              <w:instrText xml:space="preserve"> PAGEREF _Toc240549876 \h </w:instrText>
+              <w:instrText xml:space="preserve"> PAGEREF _Toc240555560 \h </w:instrText>
             </w:r>
             <w:r>
               <w:rPr>
@@ -2431,7 +2431,7 @@
               <w:noProof/>
             </w:rPr>
           </w:pPr>
-          <w:hyperlink w:anchor="_Toc240549877" w:history="1">
+          <w:hyperlink w:anchor="_Toc240555561" w:history="1">
             <w:r>
               <w:rPr>
                 <w:rStyle w:val="Hyperlink"/>
@@ -2457,7 +2457,7 @@
               <w:rPr>
                 <w:noProof/>
               </w:rPr>
-              <w:instrText xml:space="preserve"> PAGEREF _Toc240549877 \h </w:instrText>
+              <w:instrText xml:space="preserve"> PAGEREF _Toc240555561 \h </w:instrText>
             </w:r>
             <w:r>
               <w:rPr>
@@ -2494,7 +2494,7 @@
               <w:noProof/>
             </w:rPr>
           </w:pPr>
-          <w:hyperlink w:anchor="_Toc240549878" w:history="1">
+          <w:hyperlink w:anchor="_Toc240555562" w:history="1">
             <w:r>
               <w:rPr>
                 <w:rStyle w:val="Hyperlink"/>
@@ -2520,7 +2520,7 @@
               <w:rPr>
                 <w:noProof/>
               </w:rPr>
-              <w:instrText xml:space="preserve"> PAGEREF _Toc240549878 \h </w:instrText>
+              <w:instrText xml:space="preserve"> PAGEREF _Toc240555562 \h </w:instrText>
             </w:r>
             <w:r>
               <w:rPr>
@@ -2557,7 +2557,7 @@
               <w:noProof/>
             </w:rPr>
           </w:pPr>
-          <w:hyperlink w:anchor="_Toc240549879" w:history="1">
+          <w:hyperlink w:anchor="_Toc240555563" w:history="1">
             <w:r>
               <w:rPr>
                 <w:rStyle w:val="Hyperlink"/>
@@ -2583,7 +2583,7 @@
               <w:rPr>
                 <w:noProof/>
               </w:rPr>
-              <w:instrText xml:space="preserve"> PAGEREF _Toc240549879 \h </w:instrText>
+              <w:instrText xml:space="preserve"> PAGEREF _Toc240555563 \h </w:instrText>
             </w:r>
             <w:r>
               <w:rPr>
@@ -2620,7 +2620,7 @@
               <w:noProof/>
             </w:rPr>
           </w:pPr>
-          <w:hyperlink w:anchor="_Toc240549880" w:history="1">
+          <w:hyperlink w:anchor="_Toc240555564" w:history="1">
             <w:r>
               <w:rPr>
                 <w:rStyle w:val="Hyperlink"/>
@@ -2646,7 +2646,7 @@
               <w:rPr>
                 <w:noProof/>
               </w:rPr>
-              <w:instrText xml:space="preserve"> PAGEREF _Toc240549880 \h </w:instrText>
+              <w:instrText xml:space="preserve"> PAGEREF _Toc240555564 \h </w:instrText>
             </w:r>
             <w:r>
               <w:rPr>
@@ -2683,7 +2683,7 @@
               <w:noProof/>
             </w:rPr>
           </w:pPr>
-          <w:hyperlink w:anchor="_Toc240549881" w:history="1">
+          <w:hyperlink w:anchor="_Toc240555565" w:history="1">
             <w:r>
               <w:rPr>
                 <w:rStyle w:val="Hyperlink"/>
@@ -2709,7 +2709,7 @@
               <w:rPr>
                 <w:noProof/>
               </w:rPr>
-              <w:instrText xml:space="preserve"> PAGEREF _Toc240549881 \h </w:instrText>
+              <w:instrText xml:space="preserve"> PAGEREF _Toc240555565 \h </w:instrText>
             </w:r>
             <w:r>
               <w:rPr>
@@ -2746,7 +2746,7 @@
               <w:noProof/>
             </w:rPr>
           </w:pPr>
-          <w:hyperlink w:anchor="_Toc240549882" w:history="1">
+          <w:hyperlink w:anchor="_Toc240555566" w:history="1">
             <w:r>
               <w:rPr>
                 <w:rStyle w:val="Hyperlink"/>
@@ -2772,7 +2772,7 @@
               <w:rPr>
                 <w:noProof/>
               </w:rPr>
-              <w:instrText xml:space="preserve"> PAGEREF _Toc240549882 \h </w:instrText>
+              <w:instrText xml:space="preserve"> PAGEREF _Toc240555566 \h </w:instrText>
             </w:r>
             <w:r>
               <w:rPr>
@@ -2809,7 +2809,7 @@
               <w:noProof/>
             </w:rPr>
           </w:pPr>
-          <w:hyperlink w:anchor="_Toc240549883" w:history="1">
+          <w:hyperlink w:anchor="_Toc240555567" w:history="1">
             <w:r>
               <w:rPr>
                 <w:rStyle w:val="Hyperlink"/>
@@ -2835,7 +2835,7 @@
               <w:rPr>
                 <w:noProof/>
               </w:rPr>
-              <w:instrText xml:space="preserve"> PAGEREF _Toc240549883 \h </w:instrText>
+              <w:instrText xml:space="preserve"> PAGEREF _Toc240555567 \h </w:instrText>
             </w:r>
             <w:r>
               <w:rPr>
@@ -2872,7 +2872,7 @@
               <w:noProof/>
             </w:rPr>
           </w:pPr>
-          <w:hyperlink w:anchor="_Toc240549884" w:history="1">
+          <w:hyperlink w:anchor="_Toc240555568" w:history="1">
             <w:r>
               <w:rPr>
                 <w:rStyle w:val="Hyperlink"/>
@@ -2898,7 +2898,7 @@
               <w:rPr>
                 <w:noProof/>
               </w:rPr>
-              <w:instrText xml:space="preserve"> PAGEREF _Toc240549884 \h </w:instrText>
+              <w:instrText xml:space="preserve"> PAGEREF _Toc240555568 \h </w:instrText>
             </w:r>
             <w:r>
               <w:rPr>
@@ -2935,7 +2935,7 @@
               <w:noProof/>
             </w:rPr>
           </w:pPr>
-          <w:hyperlink w:anchor="_Toc240549885" w:history="1">
+          <w:hyperlink w:anchor="_Toc240555569" w:history="1">
             <w:r>
               <w:rPr>
                 <w:rStyle w:val="Hyperlink"/>
@@ -2961,7 +2961,7 @@
               <w:rPr>
                 <w:noProof/>
               </w:rPr>
-              <w:instrText xml:space="preserve"> PAGEREF _Toc240549885 \h </w:instrText>
+              <w:instrText xml:space="preserve"> PAGEREF _Toc240555569 \h </w:instrText>
             </w:r>
             <w:r>
               <w:rPr>
@@ -2998,7 +2998,7 @@
               <w:noProof/>
             </w:rPr>
           </w:pPr>
-          <w:hyperlink w:anchor="_Toc240549886" w:history="1">
+          <w:hyperlink w:anchor="_Toc240555570" w:history="1">
             <w:r>
               <w:rPr>
                 <w:rStyle w:val="Hyperlink"/>
@@ -3024,7 +3024,7 @@
               <w:rPr>
                 <w:noProof/>
               </w:rPr>
-              <w:instrText xml:space="preserve"> PAGEREF _Toc240549886 \h </w:instrText>
+              <w:instrText xml:space="preserve"> PAGEREF _Toc240555570 \h </w:instrText>
             </w:r>
             <w:r>
               <w:rPr>
@@ -3061,7 +3061,7 @@
               <w:noProof/>
             </w:rPr>
           </w:pPr>
-          <w:hyperlink w:anchor="_Toc240549887" w:history="1">
+          <w:hyperlink w:anchor="_Toc240555571" w:history="1">
             <w:r>
               <w:rPr>
                 <w:rStyle w:val="Hyperlink"/>
@@ -3087,7 +3087,7 @@
               <w:rPr>
                 <w:noProof/>
               </w:rPr>
-              <w:instrText xml:space="preserve"> PAGEREF _Toc240549887 \h </w:instrText>
+              <w:instrText xml:space="preserve"> PAGEREF _Toc240555571 \h </w:instrText>
             </w:r>
             <w:r>
               <w:rPr>
@@ -3124,7 +3124,7 @@
               <w:noProof/>
             </w:rPr>
           </w:pPr>
-          <w:hyperlink w:anchor="_Toc240549888" w:history="1">
+          <w:hyperlink w:anchor="_Toc240555572" w:history="1">
             <w:r>
               <w:rPr>
                 <w:rStyle w:val="Hyperlink"/>
@@ -3150,7 +3150,7 @@
               <w:rPr>
                 <w:noProof/>
               </w:rPr>
-              <w:instrText xml:space="preserve"> PAGEREF _Toc240549888 \h </w:instrText>
+              <w:instrText xml:space="preserve"> PAGEREF _Toc240555572 \h </w:instrText>
             </w:r>
             <w:r>
               <w:rPr>
@@ -3187,7 +3187,7 @@
               <w:noProof/>
             </w:rPr>
           </w:pPr>
-          <w:hyperlink w:anchor="_Toc240549889" w:history="1">
+          <w:hyperlink w:anchor="_Toc240555573" w:history="1">
             <w:r>
               <w:rPr>
                 <w:rStyle w:val="Hyperlink"/>
@@ -3213,7 +3213,7 @@
               <w:rPr>
                 <w:noProof/>
               </w:rPr>
-              <w:instrText xml:space="preserve"> PAGEREF _Toc240549889 \h </w:instrText>
+              <w:instrText xml:space="preserve"> PAGEREF _Toc240555573 \h </w:instrText>
             </w:r>
             <w:r>
               <w:rPr>
@@ -3250,7 +3250,7 @@
               <w:noProof/>
             </w:rPr>
           </w:pPr>
-          <w:hyperlink w:anchor="_Toc240549890" w:history="1">
+          <w:hyperlink w:anchor="_Toc240555574" w:history="1">
             <w:r>
               <w:rPr>
                 <w:rStyle w:val="Hyperlink"/>
@@ -3276,7 +3276,7 @@
               <w:rPr>
                 <w:noProof/>
               </w:rPr>
-              <w:instrText xml:space="preserve"> PAGEREF _Toc240549890 \h </w:instrText>
+              <w:instrText xml:space="preserve"> PAGEREF _Toc240555574 \h </w:instrText>
             </w:r>
             <w:r>
               <w:rPr>
@@ -3313,7 +3313,7 @@
               <w:noProof/>
             </w:rPr>
           </w:pPr>
-          <w:hyperlink w:anchor="_Toc240549891" w:history="1">
+          <w:hyperlink w:anchor="_Toc240555575" w:history="1">
             <w:r>
               <w:rPr>
                 <w:rStyle w:val="Hyperlink"/>
@@ -3339,7 +3339,7 @@
               <w:rPr>
                 <w:noProof/>
               </w:rPr>
-              <w:instrText xml:space="preserve"> PAGEREF _Toc240549891 \h </w:instrText>
+              <w:instrText xml:space="preserve"> PAGEREF _Toc240555575 \h </w:instrText>
             </w:r>
             <w:r>
               <w:rPr>
@@ -3376,7 +3376,7 @@
               <w:noProof/>
             </w:rPr>
           </w:pPr>
-          <w:hyperlink w:anchor="_Toc240549892" w:history="1">
+          <w:hyperlink w:anchor="_Toc240555576" w:history="1">
             <w:r>
               <w:rPr>
                 <w:rStyle w:val="Hyperlink"/>
@@ -3402,7 +3402,7 @@
               <w:rPr>
                 <w:noProof/>
               </w:rPr>
-              <w:instrText xml:space="preserve"> PAGEREF _Toc240549892 \h </w:instrText>
+              <w:instrText xml:space="preserve"> PAGEREF _Toc240555576 \h </w:instrText>
             </w:r>
             <w:r>
               <w:rPr>
@@ -3439,7 +3439,7 @@
               <w:noProof/>
             </w:rPr>
           </w:pPr>
-          <w:hyperlink w:anchor="_Toc240549893" w:history="1">
+          <w:hyperlink w:anchor="_Toc240555577" w:history="1">
             <w:r>
               <w:rPr>
                 <w:rStyle w:val="Hyperlink"/>
@@ -3465,7 +3465,7 @@
               <w:rPr>
                 <w:noProof/>
               </w:rPr>
-              <w:instrText xml:space="preserve"> PAGEREF _Toc240549893 \h </w:instrText>
+              <w:instrText xml:space="preserve"> PAGEREF _Toc240555577 \h </w:instrText>
             </w:r>
             <w:r>
               <w:rPr>
@@ -3502,7 +3502,7 @@
               <w:noProof/>
             </w:rPr>
           </w:pPr>
-          <w:hyperlink w:anchor="_Toc240549894" w:history="1">
+          <w:hyperlink w:anchor="_Toc240555578" w:history="1">
             <w:r>
               <w:rPr>
                 <w:rStyle w:val="Hyperlink"/>
@@ -3528,7 +3528,7 @@
               <w:rPr>
                 <w:noProof/>
               </w:rPr>
-              <w:instrText xml:space="preserve"> PAGEREF _Toc240549894 \h </w:instrText>
+              <w:instrText xml:space="preserve"> PAGEREF _Toc240555578 \h </w:instrText>
             </w:r>
             <w:r>
               <w:rPr>
@@ -3565,7 +3565,7 @@
               <w:noProof/>
             </w:rPr>
           </w:pPr>
-          <w:hyperlink w:anchor="_Toc240549895" w:history="1">
+          <w:hyperlink w:anchor="_Toc240555579" w:history="1">
             <w:r>
               <w:rPr>
                 <w:rStyle w:val="Hyperlink"/>
@@ -3591,7 +3591,7 @@
               <w:rPr>
                 <w:noProof/>
               </w:rPr>
-              <w:instrText xml:space="preserve"> PAGEREF _Toc240549895 \h </w:instrText>
+              <w:instrText xml:space="preserve"> PAGEREF _Toc240555579 \h </w:instrText>
             </w:r>
             <w:r>
               <w:rPr>
@@ -3628,7 +3628,7 @@
               <w:noProof/>
             </w:rPr>
           </w:pPr>
-          <w:hyperlink w:anchor="_Toc240549896" w:history="1">
+          <w:hyperlink w:anchor="_Toc240555580" w:history="1">
             <w:r>
               <w:rPr>
                 <w:rStyle w:val="Hyperlink"/>
@@ -3654,7 +3654,7 @@
               <w:rPr>
                 <w:noProof/>
               </w:rPr>
-              <w:instrText xml:space="preserve"> PAGEREF _Toc240549896 \h </w:instrText>
+              <w:instrText xml:space="preserve"> PAGEREF _Toc240555580 \h </w:instrText>
             </w:r>
             <w:r>
               <w:rPr>
@@ -3691,7 +3691,7 @@
               <w:noProof/>
             </w:rPr>
           </w:pPr>
-          <w:hyperlink w:anchor="_Toc240549897" w:history="1">
+          <w:hyperlink w:anchor="_Toc240555581" w:history="1">
             <w:r>
               <w:rPr>
                 <w:rStyle w:val="Hyperlink"/>
@@ -3717,7 +3717,7 @@
               <w:rPr>
                 <w:noProof/>
               </w:rPr>
-              <w:instrText xml:space="preserve"> PAGEREF _Toc240549897 \h </w:instrText>
+              <w:instrText xml:space="preserve"> PAGEREF _Toc240555581 \h </w:instrText>
             </w:r>
             <w:r>
               <w:rPr>
@@ -3754,7 +3754,7 @@
               <w:noProof/>
             </w:rPr>
           </w:pPr>
-          <w:hyperlink w:anchor="_Toc240549898" w:history="1">
+          <w:hyperlink w:anchor="_Toc240555582" w:history="1">
             <w:r>
               <w:rPr>
                 <w:rStyle w:val="Hyperlink"/>
@@ -3780,7 +3780,7 @@
               <w:rPr>
                 <w:noProof/>
               </w:rPr>
-              <w:instrText xml:space="preserve"> PAGEREF _Toc240549898 \h </w:instrText>
+              <w:instrText xml:space="preserve"> PAGEREF _Toc240555582 \h </w:instrText>
             </w:r>
             <w:r>
               <w:rPr>
@@ -3817,7 +3817,7 @@
               <w:noProof/>
             </w:rPr>
           </w:pPr>
-          <w:hyperlink w:anchor="_Toc240549899" w:history="1">
+          <w:hyperlink w:anchor="_Toc240555583" w:history="1">
             <w:r>
               <w:rPr>
                 <w:rStyle w:val="Hyperlink"/>
@@ -3843,7 +3843,7 @@
               <w:rPr>
                 <w:noProof/>
               </w:rPr>
-              <w:instrText xml:space="preserve"> PAGEREF _Toc240549899 \h </w:instrText>
+              <w:instrText xml:space="preserve"> PAGEREF _Toc240555583 \h </w:instrText>
             </w:r>
             <w:r>
               <w:rPr>
@@ -3880,7 +3880,7 @@
               <w:noProof/>
             </w:rPr>
           </w:pPr>
-          <w:hyperlink w:anchor="_Toc240549900" w:history="1">
+          <w:hyperlink w:anchor="_Toc240555584" w:history="1">
             <w:r>
               <w:rPr>
                 <w:rStyle w:val="Hyperlink"/>
@@ -3906,7 +3906,7 @@
               <w:rPr>
                 <w:noProof/>
               </w:rPr>
-              <w:instrText xml:space="preserve"> PAGEREF _Toc240549900 \h </w:instrText>
+              <w:instrText xml:space="preserve"> PAGEREF _Toc240555584 \h </w:instrText>
             </w:r>
             <w:r>
               <w:rPr>
@@ -3950,7 +3950,7 @@
         <w:pStyle w:val="Heading1"/>
         <w:spacing w:before="360" w:after="160"/>
       </w:pPr>
-      <w:bookmarkStart w:id="0" w:name="_Toc240549841"/>
+      <w:bookmarkStart w:id="0" w:name="_Toc240555525"/>
       <w:r>
         <w:rPr>
           <w:b/>
@@ -4004,6 +4004,12 @@
         <w:gridCol w:w="2434"/>
       </w:tblGrid>
       <w:tr>
+        <w:tblPrEx>
+          <w:tblCellMar>
+            <w:top w:w="0" w:type="dxa"/>
+            <w:bottom w:w="0" w:type="dxa"/>
+          </w:tblCellMar>
+        </w:tblPrEx>
         <w:trPr>
           <w:tblHeader/>
         </w:trPr>
@@ -4101,6 +4107,12 @@
         </w:tc>
       </w:tr>
       <w:tr>
+        <w:tblPrEx>
+          <w:tblCellMar>
+            <w:top w:w="0" w:type="dxa"/>
+            <w:bottom w:w="0" w:type="dxa"/>
+          </w:tblCellMar>
+        </w:tblPrEx>
         <w:trPr>
           <w:cantSplit/>
         </w:trPr>
@@ -4186,6 +4198,12 @@
         </w:tc>
       </w:tr>
       <w:tr>
+        <w:tblPrEx>
+          <w:tblCellMar>
+            <w:top w:w="0" w:type="dxa"/>
+            <w:bottom w:w="0" w:type="dxa"/>
+          </w:tblCellMar>
+        </w:tblPrEx>
         <w:trPr>
           <w:cantSplit/>
         </w:trPr>
@@ -4271,6 +4289,12 @@
         </w:tc>
       </w:tr>
       <w:tr>
+        <w:tblPrEx>
+          <w:tblCellMar>
+            <w:top w:w="0" w:type="dxa"/>
+            <w:bottom w:w="0" w:type="dxa"/>
+          </w:tblCellMar>
+        </w:tblPrEx>
         <w:trPr>
           <w:cantSplit/>
         </w:trPr>
@@ -4356,6 +4380,12 @@
         </w:tc>
       </w:tr>
       <w:tr>
+        <w:tblPrEx>
+          <w:tblCellMar>
+            <w:top w:w="0" w:type="dxa"/>
+            <w:bottom w:w="0" w:type="dxa"/>
+          </w:tblCellMar>
+        </w:tblPrEx>
         <w:trPr>
           <w:cantSplit/>
         </w:trPr>
@@ -4477,6 +4507,12 @@
         <w:gridCol w:w="9360"/>
       </w:tblGrid>
       <w:tr>
+        <w:tblPrEx>
+          <w:tblCellMar>
+            <w:top w:w="0" w:type="dxa"/>
+            <w:bottom w:w="0" w:type="dxa"/>
+          </w:tblCellMar>
+        </w:tblPrEx>
         <w:tc>
           <w:tcPr>
             <w:tcW w:w="9360" w:type="dxa"/>
@@ -4550,7 +4586,7 @@
         <w:pStyle w:val="Heading2"/>
         <w:spacing w:before="280" w:after="120"/>
       </w:pPr>
-      <w:bookmarkStart w:id="1" w:name="_Toc240549842"/>
+      <w:bookmarkStart w:id="1" w:name="_Toc240555526"/>
       <w:r>
         <w:rPr>
           <w:b/>
@@ -4569,10 +4605,7 @@
         <w:spacing w:after="120" w:line="276" w:lineRule="auto"/>
       </w:pPr>
       <w:r>
-        <w:t xml:space="preserve">There are four Power BI files. One of them holds everything built in this document; the other three hold no data, no tables and no measures at all. </w:t>
-      </w:r>
-      <w:r>
-        <w:t xml:space="preserve"> </w:t>
+        <w:t>Read this before anything else. It is the division the whole project rests on, the map for every section that follows, and the most common thing to get wrong. There are four Power BI files. One of them holds everything built in this document; the other three hold no data, no tables and no measures at all. Getting the order wrong — building report pages inside the model file and splitting them afterwards — means rebuilding every visual by hand, because pages cannot be moved between files.</w:t>
       </w:r>
     </w:p>
     <w:p>
@@ -5162,6 +5195,12 @@
         <w:gridCol w:w="2398"/>
       </w:tblGrid>
       <w:tr>
+        <w:tblPrEx>
+          <w:tblCellMar>
+            <w:top w:w="0" w:type="dxa"/>
+            <w:bottom w:w="0" w:type="dxa"/>
+          </w:tblCellMar>
+        </w:tblPrEx>
         <w:trPr>
           <w:tblHeader/>
         </w:trPr>
@@ -5249,6 +5288,12 @@
         </w:tc>
       </w:tr>
       <w:tr>
+        <w:tblPrEx>
+          <w:tblCellMar>
+            <w:top w:w="0" w:type="dxa"/>
+            <w:bottom w:w="0" w:type="dxa"/>
+          </w:tblCellMar>
+        </w:tblPrEx>
         <w:trPr>
           <w:cantSplit/>
         </w:trPr>
@@ -5334,6 +5379,12 @@
         </w:tc>
       </w:tr>
       <w:tr>
+        <w:tblPrEx>
+          <w:tblCellMar>
+            <w:top w:w="0" w:type="dxa"/>
+            <w:bottom w:w="0" w:type="dxa"/>
+          </w:tblCellMar>
+        </w:tblPrEx>
         <w:trPr>
           <w:cantSplit/>
         </w:trPr>
@@ -5419,6 +5470,12 @@
         </w:tc>
       </w:tr>
       <w:tr>
+        <w:tblPrEx>
+          <w:tblCellMar>
+            <w:top w:w="0" w:type="dxa"/>
+            <w:bottom w:w="0" w:type="dxa"/>
+          </w:tblCellMar>
+        </w:tblPrEx>
         <w:trPr>
           <w:cantSplit/>
         </w:trPr>
@@ -5504,6 +5561,12 @@
         </w:tc>
       </w:tr>
       <w:tr>
+        <w:tblPrEx>
+          <w:tblCellMar>
+            <w:top w:w="0" w:type="dxa"/>
+            <w:bottom w:w="0" w:type="dxa"/>
+          </w:tblCellMar>
+        </w:tblPrEx>
         <w:trPr>
           <w:cantSplit/>
         </w:trPr>
@@ -5589,6 +5652,12 @@
         </w:tc>
       </w:tr>
       <w:tr>
+        <w:tblPrEx>
+          <w:tblCellMar>
+            <w:top w:w="0" w:type="dxa"/>
+            <w:bottom w:w="0" w:type="dxa"/>
+          </w:tblCellMar>
+        </w:tblPrEx>
         <w:trPr>
           <w:cantSplit/>
         </w:trPr>
@@ -5674,6 +5743,12 @@
         </w:tc>
       </w:tr>
       <w:tr>
+        <w:tblPrEx>
+          <w:tblCellMar>
+            <w:top w:w="0" w:type="dxa"/>
+            <w:bottom w:w="0" w:type="dxa"/>
+          </w:tblCellMar>
+        </w:tblPrEx>
         <w:trPr>
           <w:cantSplit/>
         </w:trPr>
@@ -5693,6 +5768,7 @@
                 <w:sz w:val="19"/>
                 <w:szCs w:val="19"/>
               </w:rPr>
+              <w:lastRenderedPageBreak/>
               <w:t>Saved as</w:t>
             </w:r>
           </w:p>
@@ -5759,6 +5835,12 @@
         </w:tc>
       </w:tr>
       <w:tr>
+        <w:tblPrEx>
+          <w:tblCellMar>
+            <w:top w:w="0" w:type="dxa"/>
+            <w:bottom w:w="0" w:type="dxa"/>
+          </w:tblCellMar>
+        </w:tblPrEx>
         <w:trPr>
           <w:cantSplit/>
         </w:trPr>
@@ -5778,7 +5860,6 @@
                 <w:sz w:val="19"/>
                 <w:szCs w:val="19"/>
               </w:rPr>
-              <w:lastRenderedPageBreak/>
               <w:t>Published</w:t>
             </w:r>
           </w:p>
@@ -5865,7 +5946,7 @@
         <w:pStyle w:val="Heading3"/>
         <w:spacing w:before="220" w:after="100"/>
       </w:pPr>
-      <w:bookmarkStart w:id="2" w:name="_Toc240549843"/>
+      <w:bookmarkStart w:id="2" w:name="_Toc240555527"/>
       <w:r>
         <w:rPr>
           <w:b/>
@@ -5989,7 +6070,7 @@
         <w:pStyle w:val="Heading1"/>
         <w:spacing w:before="360" w:after="160"/>
       </w:pPr>
-      <w:bookmarkStart w:id="3" w:name="_Toc240549844"/>
+      <w:bookmarkStart w:id="3" w:name="_Toc240555528"/>
       <w:r>
         <w:rPr>
           <w:b/>
@@ -6025,6 +6106,12 @@
         <w:gridCol w:w="4239"/>
       </w:tblGrid>
       <w:tr>
+        <w:tblPrEx>
+          <w:tblCellMar>
+            <w:top w:w="0" w:type="dxa"/>
+            <w:bottom w:w="0" w:type="dxa"/>
+          </w:tblCellMar>
+        </w:tblPrEx>
         <w:trPr>
           <w:tblHeader/>
         </w:trPr>
@@ -6099,6 +6186,12 @@
         </w:tc>
       </w:tr>
       <w:tr>
+        <w:tblPrEx>
+          <w:tblCellMar>
+            <w:top w:w="0" w:type="dxa"/>
+            <w:bottom w:w="0" w:type="dxa"/>
+          </w:tblCellMar>
+        </w:tblPrEx>
         <w:trPr>
           <w:cantSplit/>
         </w:trPr>
@@ -6164,6 +6257,12 @@
         </w:tc>
       </w:tr>
       <w:tr>
+        <w:tblPrEx>
+          <w:tblCellMar>
+            <w:top w:w="0" w:type="dxa"/>
+            <w:bottom w:w="0" w:type="dxa"/>
+          </w:tblCellMar>
+        </w:tblPrEx>
         <w:trPr>
           <w:cantSplit/>
         </w:trPr>
@@ -6229,6 +6328,12 @@
         </w:tc>
       </w:tr>
       <w:tr>
+        <w:tblPrEx>
+          <w:tblCellMar>
+            <w:top w:w="0" w:type="dxa"/>
+            <w:bottom w:w="0" w:type="dxa"/>
+          </w:tblCellMar>
+        </w:tblPrEx>
         <w:trPr>
           <w:cantSplit/>
         </w:trPr>
@@ -6294,6 +6399,12 @@
         </w:tc>
       </w:tr>
       <w:tr>
+        <w:tblPrEx>
+          <w:tblCellMar>
+            <w:top w:w="0" w:type="dxa"/>
+            <w:bottom w:w="0" w:type="dxa"/>
+          </w:tblCellMar>
+        </w:tblPrEx>
         <w:trPr>
           <w:cantSplit/>
         </w:trPr>
@@ -6359,6 +6470,12 @@
         </w:tc>
       </w:tr>
       <w:tr>
+        <w:tblPrEx>
+          <w:tblCellMar>
+            <w:top w:w="0" w:type="dxa"/>
+            <w:bottom w:w="0" w:type="dxa"/>
+          </w:tblCellMar>
+        </w:tblPrEx>
         <w:trPr>
           <w:cantSplit/>
         </w:trPr>
@@ -6424,6 +6541,12 @@
         </w:tc>
       </w:tr>
       <w:tr>
+        <w:tblPrEx>
+          <w:tblCellMar>
+            <w:top w:w="0" w:type="dxa"/>
+            <w:bottom w:w="0" w:type="dxa"/>
+          </w:tblCellMar>
+        </w:tblPrEx>
         <w:trPr>
           <w:cantSplit/>
         </w:trPr>
@@ -6489,6 +6612,12 @@
         </w:tc>
       </w:tr>
       <w:tr>
+        <w:tblPrEx>
+          <w:tblCellMar>
+            <w:top w:w="0" w:type="dxa"/>
+            <w:bottom w:w="0" w:type="dxa"/>
+          </w:tblCellMar>
+        </w:tblPrEx>
         <w:trPr>
           <w:cantSplit/>
         </w:trPr>
@@ -6508,6 +6637,7 @@
                 <w:sz w:val="19"/>
                 <w:szCs w:val="19"/>
               </w:rPr>
+              <w:lastRenderedPageBreak/>
               <w:t>Microsoft Excel</w:t>
             </w:r>
           </w:p>
@@ -6559,7 +6689,7 @@
         <w:pStyle w:val="Heading2"/>
         <w:spacing w:before="280" w:after="120"/>
       </w:pPr>
-      <w:bookmarkStart w:id="4" w:name="_Toc240549845"/>
+      <w:bookmarkStart w:id="4" w:name="_Toc240555529"/>
       <w:r>
         <w:rPr>
           <w:b/>
@@ -6568,7 +6698,6 @@
           <w:sz w:val="25"/>
           <w:szCs w:val="25"/>
         </w:rPr>
-        <w:lastRenderedPageBreak/>
         <w:t>2.1 The Verified Build Environment</w:t>
       </w:r>
       <w:bookmarkEnd w:id="4"/>
@@ -6604,6 +6733,12 @@
         <w:gridCol w:w="2995"/>
       </w:tblGrid>
       <w:tr>
+        <w:tblPrEx>
+          <w:tblCellMar>
+            <w:top w:w="0" w:type="dxa"/>
+            <w:bottom w:w="0" w:type="dxa"/>
+          </w:tblCellMar>
+        </w:tblPrEx>
         <w:trPr>
           <w:tblHeader/>
         </w:trPr>
@@ -6678,6 +6813,12 @@
         </w:tc>
       </w:tr>
       <w:tr>
+        <w:tblPrEx>
+          <w:tblCellMar>
+            <w:top w:w="0" w:type="dxa"/>
+            <w:bottom w:w="0" w:type="dxa"/>
+          </w:tblCellMar>
+        </w:tblPrEx>
         <w:trPr>
           <w:cantSplit/>
         </w:trPr>
@@ -6743,6 +6884,12 @@
         </w:tc>
       </w:tr>
       <w:tr>
+        <w:tblPrEx>
+          <w:tblCellMar>
+            <w:top w:w="0" w:type="dxa"/>
+            <w:bottom w:w="0" w:type="dxa"/>
+          </w:tblCellMar>
+        </w:tblPrEx>
         <w:trPr>
           <w:cantSplit/>
         </w:trPr>
@@ -6808,6 +6955,12 @@
         </w:tc>
       </w:tr>
       <w:tr>
+        <w:tblPrEx>
+          <w:tblCellMar>
+            <w:top w:w="0" w:type="dxa"/>
+            <w:bottom w:w="0" w:type="dxa"/>
+          </w:tblCellMar>
+        </w:tblPrEx>
         <w:trPr>
           <w:cantSplit/>
         </w:trPr>
@@ -6873,6 +7026,12 @@
         </w:tc>
       </w:tr>
       <w:tr>
+        <w:tblPrEx>
+          <w:tblCellMar>
+            <w:top w:w="0" w:type="dxa"/>
+            <w:bottom w:w="0" w:type="dxa"/>
+          </w:tblCellMar>
+        </w:tblPrEx>
         <w:trPr>
           <w:cantSplit/>
         </w:trPr>
@@ -6938,6 +7097,12 @@
         </w:tc>
       </w:tr>
       <w:tr>
+        <w:tblPrEx>
+          <w:tblCellMar>
+            <w:top w:w="0" w:type="dxa"/>
+            <w:bottom w:w="0" w:type="dxa"/>
+          </w:tblCellMar>
+        </w:tblPrEx>
         <w:trPr>
           <w:cantSplit/>
         </w:trPr>
@@ -7047,10 +7212,79 @@
     </w:p>
     <w:p>
       <w:pPr>
+        <w:pBdr>
+          <w:left w:val="single" w:sz="18" w:space="8" w:color="C0504D"/>
+        </w:pBdr>
+        <w:shd w:val="clear" w:color="auto" w:fill="FBE9E7"/>
+        <w:spacing w:before="140" w:after="180" w:line="276" w:lineRule="auto"/>
+        <w:ind w:left="140" w:right="140"/>
+      </w:pPr>
+      <w:r>
+        <w:rPr>
+          <w:b/>
+          <w:bCs/>
+          <w:color w:val="963634"/>
+          <w:sz w:val="21"/>
+          <w:szCs w:val="21"/>
+        </w:rPr>
+        <w:t xml:space="preserve">If you are reproducing this on Express.  </w:t>
+      </w:r>
+      <w:r>
+        <w:rPr>
+          <w:sz w:val="21"/>
+          <w:szCs w:val="21"/>
+        </w:rPr>
+        <w:t>SQL Server 2025 Express runs the whole project unchanged. Its limits are a 50 GB maximum database size and a 1,410 MB buffer pool, against a fact table of 330,080 rows and a database well under a gigabyte — neither binds here. Express also has no SQL Server Agent, which this project never uses: the load is run by hand from the scripts in sql/, and the only scheduled thing in the project is the semantic model refresh, which the Power BI Service runs. The instance name will differ, commonly ending \SQLEXPRESS</w:t>
+      </w:r>
+      <w:r>
+        <w:rPr>
+          <w:sz w:val="21"/>
+          <w:szCs w:val="21"/>
+        </w:rPr>
+        <w:t>.</w:t>
+      </w:r>
+    </w:p>
+    <w:p>
+      <w:pPr>
+        <w:pBdr>
+          <w:left w:val="single" w:sz="18" w:space="8" w:color="C0504D"/>
+        </w:pBdr>
+        <w:shd w:val="clear" w:color="auto" w:fill="FBE9E7"/>
+        <w:spacing w:before="140" w:after="180" w:line="276" w:lineRule="auto"/>
+        <w:ind w:left="140" w:right="140"/>
+      </w:pPr>
+      <w:r>
+        <w:rPr>
+          <w:b/>
+          <w:bCs/>
+          <w:color w:val="963634"/>
+          <w:sz w:val="21"/>
+          <w:szCs w:val="21"/>
+        </w:rPr>
+        <w:t xml:space="preserve">The repository must exist and be cloned before you start.  </w:t>
+      </w:r>
+      <w:r>
+        <w:rPr>
+          <w:sz w:val="21"/>
+          <w:szCs w:val="21"/>
+        </w:rPr>
+        <w:t xml:space="preserve">Document 00 §4 creates the GitHub repository and §5 clones it to X:\retail-sector-health. Do that first. Every file this guide produces — SQL scripts, the .pbip, the reference workbook — is saved inside that clone, and work done outside it is not </w:t>
+      </w:r>
+      <w:r>
+        <w:rPr>
+          <w:sz w:val="21"/>
+          <w:szCs w:val="21"/>
+        </w:rPr>
+        <w:lastRenderedPageBreak/>
+        <w:t>version-controlled. Relocating files afterwards collapses the commit history into one bulk commit and throws away the record of how the model was built.</w:t>
+      </w:r>
+    </w:p>
+    <w:p>
+      <w:pPr>
         <w:pStyle w:val="Heading1"/>
         <w:spacing w:before="360" w:after="160"/>
       </w:pPr>
-      <w:bookmarkStart w:id="5" w:name="_Toc240549846"/>
+      <w:bookmarkStart w:id="5" w:name="_Toc240555530"/>
       <w:r>
         <w:rPr>
           <w:b/>
@@ -7076,7 +7310,7 @@
         <w:pStyle w:val="Heading2"/>
         <w:spacing w:before="280" w:after="120"/>
       </w:pPr>
-      <w:bookmarkStart w:id="6" w:name="_Toc240549847"/>
+      <w:bookmarkStart w:id="6" w:name="_Toc240555531"/>
       <w:r>
         <w:rPr>
           <w:b/>
@@ -7158,7 +7392,6 @@
           <w:sz w:val="21"/>
           <w:szCs w:val="21"/>
         </w:rPr>
-        <w:lastRenderedPageBreak/>
         <w:t xml:space="preserve">Never inline the key into M code.  </w:t>
       </w:r>
       <w:r>
@@ -7174,7 +7407,7 @@
         <w:pStyle w:val="Heading2"/>
         <w:spacing w:before="280" w:after="120"/>
       </w:pPr>
-      <w:bookmarkStart w:id="7" w:name="_Toc240549848"/>
+      <w:bookmarkStart w:id="7" w:name="_Toc240555532"/>
       <w:r>
         <w:rPr>
           <w:b/>
@@ -7228,6 +7461,12 @@
         <w:gridCol w:w="3370"/>
       </w:tblGrid>
       <w:tr>
+        <w:tblPrEx>
+          <w:tblCellMar>
+            <w:top w:w="0" w:type="dxa"/>
+            <w:bottom w:w="0" w:type="dxa"/>
+          </w:tblCellMar>
+        </w:tblPrEx>
         <w:trPr>
           <w:tblHeader/>
         </w:trPr>
@@ -7302,6 +7541,12 @@
         </w:tc>
       </w:tr>
       <w:tr>
+        <w:tblPrEx>
+          <w:tblCellMar>
+            <w:top w:w="0" w:type="dxa"/>
+            <w:bottom w:w="0" w:type="dxa"/>
+          </w:tblCellMar>
+        </w:tblPrEx>
         <w:trPr>
           <w:cantSplit/>
         </w:trPr>
@@ -7367,6 +7612,12 @@
         </w:tc>
       </w:tr>
       <w:tr>
+        <w:tblPrEx>
+          <w:tblCellMar>
+            <w:top w:w="0" w:type="dxa"/>
+            <w:bottom w:w="0" w:type="dxa"/>
+          </w:tblCellMar>
+        </w:tblPrEx>
         <w:trPr>
           <w:cantSplit/>
         </w:trPr>
@@ -7432,6 +7683,12 @@
         </w:tc>
       </w:tr>
       <w:tr>
+        <w:tblPrEx>
+          <w:tblCellMar>
+            <w:top w:w="0" w:type="dxa"/>
+            <w:bottom w:w="0" w:type="dxa"/>
+          </w:tblCellMar>
+        </w:tblPrEx>
         <w:trPr>
           <w:cantSplit/>
         </w:trPr>
@@ -7497,6 +7754,12 @@
         </w:tc>
       </w:tr>
       <w:tr>
+        <w:tblPrEx>
+          <w:tblCellMar>
+            <w:top w:w="0" w:type="dxa"/>
+            <w:bottom w:w="0" w:type="dxa"/>
+          </w:tblCellMar>
+        </w:tblPrEx>
         <w:trPr>
           <w:cantSplit/>
         </w:trPr>
@@ -7562,6 +7825,12 @@
         </w:tc>
       </w:tr>
       <w:tr>
+        <w:tblPrEx>
+          <w:tblCellMar>
+            <w:top w:w="0" w:type="dxa"/>
+            <w:bottom w:w="0" w:type="dxa"/>
+          </w:tblCellMar>
+        </w:tblPrEx>
         <w:trPr>
           <w:cantSplit/>
         </w:trPr>
@@ -7627,6 +7896,12 @@
         </w:tc>
       </w:tr>
       <w:tr>
+        <w:tblPrEx>
+          <w:tblCellMar>
+            <w:top w:w="0" w:type="dxa"/>
+            <w:bottom w:w="0" w:type="dxa"/>
+          </w:tblCellMar>
+        </w:tblPrEx>
         <w:trPr>
           <w:cantSplit/>
         </w:trPr>
@@ -7692,6 +7967,12 @@
         </w:tc>
       </w:tr>
       <w:tr>
+        <w:tblPrEx>
+          <w:tblCellMar>
+            <w:top w:w="0" w:type="dxa"/>
+            <w:bottom w:w="0" w:type="dxa"/>
+          </w:tblCellMar>
+        </w:tblPrEx>
         <w:trPr>
           <w:cantSplit/>
         </w:trPr>
@@ -7762,7 +8043,7 @@
         <w:pStyle w:val="Heading2"/>
         <w:spacing w:before="280" w:after="120"/>
       </w:pPr>
-      <w:bookmarkStart w:id="8" w:name="_Toc240549849"/>
+      <w:bookmarkStart w:id="8" w:name="_Toc240555533"/>
       <w:r>
         <w:rPr>
           <w:b/>
@@ -7806,6 +8087,12 @@
         <w:gridCol w:w="3931"/>
       </w:tblGrid>
       <w:tr>
+        <w:tblPrEx>
+          <w:tblCellMar>
+            <w:top w:w="0" w:type="dxa"/>
+            <w:bottom w:w="0" w:type="dxa"/>
+          </w:tblCellMar>
+        </w:tblPrEx>
         <w:trPr>
           <w:tblHeader/>
         </w:trPr>
@@ -7880,6 +8167,12 @@
         </w:tc>
       </w:tr>
       <w:tr>
+        <w:tblPrEx>
+          <w:tblCellMar>
+            <w:top w:w="0" w:type="dxa"/>
+            <w:bottom w:w="0" w:type="dxa"/>
+          </w:tblCellMar>
+        </w:tblPrEx>
         <w:trPr>
           <w:cantSplit/>
         </w:trPr>
@@ -7945,6 +8238,12 @@
         </w:tc>
       </w:tr>
       <w:tr>
+        <w:tblPrEx>
+          <w:tblCellMar>
+            <w:top w:w="0" w:type="dxa"/>
+            <w:bottom w:w="0" w:type="dxa"/>
+          </w:tblCellMar>
+        </w:tblPrEx>
         <w:trPr>
           <w:cantSplit/>
         </w:trPr>
@@ -8010,6 +8309,12 @@
         </w:tc>
       </w:tr>
       <w:tr>
+        <w:tblPrEx>
+          <w:tblCellMar>
+            <w:top w:w="0" w:type="dxa"/>
+            <w:bottom w:w="0" w:type="dxa"/>
+          </w:tblCellMar>
+        </w:tblPrEx>
         <w:trPr>
           <w:cantSplit/>
         </w:trPr>
@@ -8075,6 +8380,12 @@
         </w:tc>
       </w:tr>
       <w:tr>
+        <w:tblPrEx>
+          <w:tblCellMar>
+            <w:top w:w="0" w:type="dxa"/>
+            <w:bottom w:w="0" w:type="dxa"/>
+          </w:tblCellMar>
+        </w:tblPrEx>
         <w:trPr>
           <w:cantSplit/>
         </w:trPr>
@@ -8094,6 +8405,7 @@
                 <w:sz w:val="19"/>
                 <w:szCs w:val="19"/>
               </w:rPr>
+              <w:lastRenderedPageBreak/>
               <w:t>442</w:t>
             </w:r>
           </w:p>
@@ -8140,6 +8452,12 @@
         </w:tc>
       </w:tr>
       <w:tr>
+        <w:tblPrEx>
+          <w:tblCellMar>
+            <w:top w:w="0" w:type="dxa"/>
+            <w:bottom w:w="0" w:type="dxa"/>
+          </w:tblCellMar>
+        </w:tblPrEx>
         <w:trPr>
           <w:cantSplit/>
         </w:trPr>
@@ -8205,6 +8523,12 @@
         </w:tc>
       </w:tr>
       <w:tr>
+        <w:tblPrEx>
+          <w:tblCellMar>
+            <w:top w:w="0" w:type="dxa"/>
+            <w:bottom w:w="0" w:type="dxa"/>
+          </w:tblCellMar>
+        </w:tblPrEx>
         <w:trPr>
           <w:cantSplit/>
         </w:trPr>
@@ -8270,6 +8594,12 @@
         </w:tc>
       </w:tr>
       <w:tr>
+        <w:tblPrEx>
+          <w:tblCellMar>
+            <w:top w:w="0" w:type="dxa"/>
+            <w:bottom w:w="0" w:type="dxa"/>
+          </w:tblCellMar>
+        </w:tblPrEx>
         <w:trPr>
           <w:cantSplit/>
         </w:trPr>
@@ -8335,6 +8665,12 @@
         </w:tc>
       </w:tr>
       <w:tr>
+        <w:tblPrEx>
+          <w:tblCellMar>
+            <w:top w:w="0" w:type="dxa"/>
+            <w:bottom w:w="0" w:type="dxa"/>
+          </w:tblCellMar>
+        </w:tblPrEx>
         <w:trPr>
           <w:cantSplit/>
         </w:trPr>
@@ -8400,6 +8736,12 @@
         </w:tc>
       </w:tr>
       <w:tr>
+        <w:tblPrEx>
+          <w:tblCellMar>
+            <w:top w:w="0" w:type="dxa"/>
+            <w:bottom w:w="0" w:type="dxa"/>
+          </w:tblCellMar>
+        </w:tblPrEx>
         <w:trPr>
           <w:cantSplit/>
         </w:trPr>
@@ -8465,6 +8807,12 @@
         </w:tc>
       </w:tr>
       <w:tr>
+        <w:tblPrEx>
+          <w:tblCellMar>
+            <w:top w:w="0" w:type="dxa"/>
+            <w:bottom w:w="0" w:type="dxa"/>
+          </w:tblCellMar>
+        </w:tblPrEx>
         <w:trPr>
           <w:cantSplit/>
         </w:trPr>
@@ -8530,6 +8878,12 @@
         </w:tc>
       </w:tr>
       <w:tr>
+        <w:tblPrEx>
+          <w:tblCellMar>
+            <w:top w:w="0" w:type="dxa"/>
+            <w:bottom w:w="0" w:type="dxa"/>
+          </w:tblCellMar>
+        </w:tblPrEx>
         <w:trPr>
           <w:cantSplit/>
         </w:trPr>
@@ -8595,6 +8949,12 @@
         </w:tc>
       </w:tr>
       <w:tr>
+        <w:tblPrEx>
+          <w:tblCellMar>
+            <w:top w:w="0" w:type="dxa"/>
+            <w:bottom w:w="0" w:type="dxa"/>
+          </w:tblCellMar>
+        </w:tblPrEx>
         <w:trPr>
           <w:cantSplit/>
         </w:trPr>
@@ -8660,6 +9020,12 @@
         </w:tc>
       </w:tr>
       <w:tr>
+        <w:tblPrEx>
+          <w:tblCellMar>
+            <w:top w:w="0" w:type="dxa"/>
+            <w:bottom w:w="0" w:type="dxa"/>
+          </w:tblCellMar>
+        </w:tblPrEx>
         <w:trPr>
           <w:cantSplit/>
         </w:trPr>
@@ -8725,6 +9091,12 @@
         </w:tc>
       </w:tr>
       <w:tr>
+        <w:tblPrEx>
+          <w:tblCellMar>
+            <w:top w:w="0" w:type="dxa"/>
+            <w:bottom w:w="0" w:type="dxa"/>
+          </w:tblCellMar>
+        </w:tblPrEx>
         <w:trPr>
           <w:cantSplit/>
         </w:trPr>
@@ -8790,6 +9162,12 @@
         </w:tc>
       </w:tr>
       <w:tr>
+        <w:tblPrEx>
+          <w:tblCellMar>
+            <w:top w:w="0" w:type="dxa"/>
+            <w:bottom w:w="0" w:type="dxa"/>
+          </w:tblCellMar>
+        </w:tblPrEx>
         <w:trPr>
           <w:cantSplit/>
         </w:trPr>
@@ -8809,7 +9187,6 @@
                 <w:sz w:val="19"/>
                 <w:szCs w:val="19"/>
               </w:rPr>
-              <w:lastRenderedPageBreak/>
               <w:t>452311</w:t>
             </w:r>
           </w:p>
@@ -8856,6 +9233,12 @@
         </w:tc>
       </w:tr>
       <w:tr>
+        <w:tblPrEx>
+          <w:tblCellMar>
+            <w:top w:w="0" w:type="dxa"/>
+            <w:bottom w:w="0" w:type="dxa"/>
+          </w:tblCellMar>
+        </w:tblPrEx>
         <w:trPr>
           <w:cantSplit/>
         </w:trPr>
@@ -8921,6 +9304,12 @@
         </w:tc>
       </w:tr>
       <w:tr>
+        <w:tblPrEx>
+          <w:tblCellMar>
+            <w:top w:w="0" w:type="dxa"/>
+            <w:bottom w:w="0" w:type="dxa"/>
+          </w:tblCellMar>
+        </w:tblPrEx>
         <w:trPr>
           <w:cantSplit/>
         </w:trPr>
@@ -8986,6 +9375,12 @@
         </w:tc>
       </w:tr>
       <w:tr>
+        <w:tblPrEx>
+          <w:tblCellMar>
+            <w:top w:w="0" w:type="dxa"/>
+            <w:bottom w:w="0" w:type="dxa"/>
+          </w:tblCellMar>
+        </w:tblPrEx>
         <w:trPr>
           <w:cantSplit/>
         </w:trPr>
@@ -9051,6 +9446,12 @@
         </w:tc>
       </w:tr>
       <w:tr>
+        <w:tblPrEx>
+          <w:tblCellMar>
+            <w:top w:w="0" w:type="dxa"/>
+            <w:bottom w:w="0" w:type="dxa"/>
+          </w:tblCellMar>
+        </w:tblPrEx>
         <w:trPr>
           <w:cantSplit/>
         </w:trPr>
@@ -9163,7 +9564,7 @@
         <w:pStyle w:val="Heading2"/>
         <w:spacing w:before="280" w:after="120"/>
       </w:pPr>
-      <w:bookmarkStart w:id="9" w:name="_Toc240549850"/>
+      <w:bookmarkStart w:id="9" w:name="_Toc240555534"/>
       <w:r>
         <w:rPr>
           <w:b/>
@@ -9548,6 +9949,7 @@
           <w:sz w:val="16"/>
           <w:szCs w:val="16"/>
         </w:rPr>
+        <w:lastRenderedPageBreak/>
         <w:t xml:space="preserve">    // EITS returns an array of arrays; row 0 is the header row.</w:t>
       </w:r>
     </w:p>
@@ -9693,7 +10095,7 @@
         <w:pStyle w:val="Heading2"/>
         <w:spacing w:before="280" w:after="120"/>
       </w:pPr>
-      <w:bookmarkStart w:id="10" w:name="_Toc240549851"/>
+      <w:bookmarkStart w:id="10" w:name="_Toc240555535"/>
       <w:r>
         <w:rPr>
           <w:b/>
@@ -9891,738 +10293,738 @@
           <w:sz w:val="16"/>
           <w:szCs w:val="16"/>
         </w:rPr>
+        <w:t xml:space="preserve">    Source =</w:t>
+      </w:r>
+    </w:p>
+    <w:p>
+      <w:pPr>
+        <w:pBdr>
+          <w:left w:val="single" w:sz="12" w:space="6" w:color="A6A6A6"/>
+        </w:pBdr>
+        <w:shd w:val="clear" w:color="auto" w:fill="F2F2F2"/>
+        <w:ind w:left="180"/>
+      </w:pPr>
+      <w:r>
+        <w:rPr>
+          <w:rFonts w:ascii="Consolas" w:eastAsia="Consolas" w:hAnsi="Consolas" w:cs="Consolas"/>
+          <w:sz w:val="16"/>
+          <w:szCs w:val="16"/>
+        </w:rPr>
+        <w:t xml:space="preserve">        Json.Document(</w:t>
+      </w:r>
+    </w:p>
+    <w:p>
+      <w:pPr>
+        <w:pBdr>
+          <w:left w:val="single" w:sz="12" w:space="6" w:color="A6A6A6"/>
+        </w:pBdr>
+        <w:shd w:val="clear" w:color="auto" w:fill="F2F2F2"/>
+        <w:ind w:left="180"/>
+      </w:pPr>
+      <w:r>
+        <w:rPr>
+          <w:rFonts w:ascii="Consolas" w:eastAsia="Consolas" w:hAnsi="Consolas" w:cs="Consolas"/>
+          <w:sz w:val="16"/>
+          <w:szCs w:val="16"/>
+        </w:rPr>
+        <w:t xml:space="preserve">            Web.Contents(</w:t>
+      </w:r>
+    </w:p>
+    <w:p>
+      <w:pPr>
+        <w:pBdr>
+          <w:left w:val="single" w:sz="12" w:space="6" w:color="A6A6A6"/>
+        </w:pBdr>
+        <w:shd w:val="clear" w:color="auto" w:fill="F2F2F2"/>
+        <w:ind w:left="180"/>
+      </w:pPr>
+      <w:r>
+        <w:rPr>
+          <w:rFonts w:ascii="Consolas" w:eastAsia="Consolas" w:hAnsi="Consolas" w:cs="Consolas"/>
+          <w:sz w:val="16"/>
+          <w:szCs w:val="16"/>
+        </w:rPr>
+        <w:t xml:space="preserve">                "https://api.census.gov",</w:t>
+      </w:r>
+    </w:p>
+    <w:p>
+      <w:pPr>
+        <w:pBdr>
+          <w:left w:val="single" w:sz="12" w:space="6" w:color="A6A6A6"/>
+        </w:pBdr>
+        <w:shd w:val="clear" w:color="auto" w:fill="F2F2F2"/>
+        <w:ind w:left="180"/>
+      </w:pPr>
+      <w:r>
+        <w:rPr>
+          <w:rFonts w:ascii="Consolas" w:eastAsia="Consolas" w:hAnsi="Consolas" w:cs="Consolas"/>
+          <w:sz w:val="16"/>
+          <w:szCs w:val="16"/>
+        </w:rPr>
+        <w:t xml:space="preserve">                [</w:t>
+      </w:r>
+    </w:p>
+    <w:p>
+      <w:pPr>
+        <w:pBdr>
+          <w:left w:val="single" w:sz="12" w:space="6" w:color="A6A6A6"/>
+        </w:pBdr>
+        <w:shd w:val="clear" w:color="auto" w:fill="F2F2F2"/>
+        <w:ind w:left="180"/>
+      </w:pPr>
+      <w:r>
+        <w:rPr>
+          <w:rFonts w:ascii="Consolas" w:eastAsia="Consolas" w:hAnsi="Consolas" w:cs="Consolas"/>
+          <w:sz w:val="16"/>
+          <w:szCs w:val="16"/>
+        </w:rPr>
+        <w:t xml:space="preserve">                    RelativePath = "data/timeseries/eits/marts",</w:t>
+      </w:r>
+    </w:p>
+    <w:p>
+      <w:pPr>
+        <w:pBdr>
+          <w:left w:val="single" w:sz="12" w:space="6" w:color="A6A6A6"/>
+        </w:pBdr>
+        <w:shd w:val="clear" w:color="auto" w:fill="F2F2F2"/>
+        <w:ind w:left="180"/>
+      </w:pPr>
+      <w:r>
+        <w:rPr>
+          <w:rFonts w:ascii="Consolas" w:eastAsia="Consolas" w:hAnsi="Consolas" w:cs="Consolas"/>
+          <w:sz w:val="16"/>
+          <w:szCs w:val="16"/>
+        </w:rPr>
+        <w:t xml:space="preserve">                    Query =</w:t>
+      </w:r>
+    </w:p>
+    <w:p>
+      <w:pPr>
+        <w:pBdr>
+          <w:left w:val="single" w:sz="12" w:space="6" w:color="A6A6A6"/>
+        </w:pBdr>
+        <w:shd w:val="clear" w:color="auto" w:fill="F2F2F2"/>
+        <w:ind w:left="180"/>
+      </w:pPr>
+      <w:r>
+        <w:rPr>
+          <w:rFonts w:ascii="Consolas" w:eastAsia="Consolas" w:hAnsi="Consolas" w:cs="Consolas"/>
+          <w:sz w:val="16"/>
+          <w:szCs w:val="16"/>
+        </w:rPr>
+        <w:t xml:space="preserve">                    [</w:t>
+      </w:r>
+    </w:p>
+    <w:p>
+      <w:pPr>
+        <w:pBdr>
+          <w:left w:val="single" w:sz="12" w:space="6" w:color="A6A6A6"/>
+        </w:pBdr>
+        <w:shd w:val="clear" w:color="auto" w:fill="F2F2F2"/>
+        <w:ind w:left="180"/>
+      </w:pPr>
+      <w:r>
+        <w:rPr>
+          <w:rFonts w:ascii="Consolas" w:eastAsia="Consolas" w:hAnsi="Consolas" w:cs="Consolas"/>
+          <w:sz w:val="16"/>
+          <w:szCs w:val="16"/>
+        </w:rPr>
+        <w:t xml:space="preserve">                        get            = Fields,</w:t>
+      </w:r>
+    </w:p>
+    <w:p>
+      <w:pPr>
+        <w:pBdr>
+          <w:left w:val="single" w:sz="12" w:space="6" w:color="A6A6A6"/>
+        </w:pBdr>
+        <w:shd w:val="clear" w:color="auto" w:fill="F2F2F2"/>
+        <w:ind w:left="180"/>
+      </w:pPr>
+      <w:r>
+        <w:rPr>
+          <w:rFonts w:ascii="Consolas" w:eastAsia="Consolas" w:hAnsi="Consolas" w:cs="Consolas"/>
+          <w:sz w:val="16"/>
+          <w:szCs w:val="16"/>
+        </w:rPr>
+        <w:t xml:space="preserve">                        #"for"         = "us:*",</w:t>
+      </w:r>
+    </w:p>
+    <w:p>
+      <w:pPr>
+        <w:pBdr>
+          <w:left w:val="single" w:sz="12" w:space="6" w:color="A6A6A6"/>
+        </w:pBdr>
+        <w:shd w:val="clear" w:color="auto" w:fill="F2F2F2"/>
+        <w:ind w:left="180"/>
+      </w:pPr>
+      <w:r>
+        <w:rPr>
+          <w:rFonts w:ascii="Consolas" w:eastAsia="Consolas" w:hAnsi="Consolas" w:cs="Consolas"/>
+          <w:sz w:val="16"/>
+          <w:szCs w:val="16"/>
+        </w:rPr>
+        <w:t xml:space="preserve">                        time           = "from " &amp; pStartPeriod &amp; " to " &amp; pEndPeriod,</w:t>
+      </w:r>
+    </w:p>
+    <w:p>
+      <w:pPr>
+        <w:pBdr>
+          <w:left w:val="single" w:sz="12" w:space="6" w:color="A6A6A6"/>
+        </w:pBdr>
+        <w:shd w:val="clear" w:color="auto" w:fill="F2F2F2"/>
+        <w:ind w:left="180"/>
+      </w:pPr>
+      <w:r>
+        <w:rPr>
+          <w:rFonts w:ascii="Consolas" w:eastAsia="Consolas" w:hAnsi="Consolas" w:cs="Consolas"/>
+          <w:sz w:val="16"/>
+          <w:szCs w:val="16"/>
+        </w:rPr>
+        <w:t xml:space="preserve">                        category_code  = CategoryList,</w:t>
+      </w:r>
+    </w:p>
+    <w:p>
+      <w:pPr>
+        <w:pBdr>
+          <w:left w:val="single" w:sz="12" w:space="6" w:color="A6A6A6"/>
+        </w:pBdr>
+        <w:shd w:val="clear" w:color="auto" w:fill="F2F2F2"/>
+        <w:ind w:left="180"/>
+      </w:pPr>
+      <w:r>
+        <w:rPr>
+          <w:rFonts w:ascii="Consolas" w:eastAsia="Consolas" w:hAnsi="Consolas" w:cs="Consolas"/>
+          <w:sz w:val="16"/>
+          <w:szCs w:val="16"/>
+        </w:rPr>
+        <w:t xml:space="preserve">                        data_type_code = "SM",</w:t>
+      </w:r>
+    </w:p>
+    <w:p>
+      <w:pPr>
+        <w:pBdr>
+          <w:left w:val="single" w:sz="12" w:space="6" w:color="A6A6A6"/>
+        </w:pBdr>
+        <w:shd w:val="clear" w:color="auto" w:fill="F2F2F2"/>
+        <w:ind w:left="180"/>
+      </w:pPr>
+      <w:r>
+        <w:rPr>
+          <w:rFonts w:ascii="Consolas" w:eastAsia="Consolas" w:hAnsi="Consolas" w:cs="Consolas"/>
+          <w:sz w:val="16"/>
+          <w:szCs w:val="16"/>
+        </w:rPr>
+        <w:t xml:space="preserve">                        seasonally_adj = "yes",</w:t>
+      </w:r>
+    </w:p>
+    <w:p>
+      <w:pPr>
+        <w:pBdr>
+          <w:left w:val="single" w:sz="12" w:space="6" w:color="A6A6A6"/>
+        </w:pBdr>
+        <w:shd w:val="clear" w:color="auto" w:fill="F2F2F2"/>
+        <w:ind w:left="180"/>
+      </w:pPr>
+      <w:r>
+        <w:rPr>
+          <w:rFonts w:ascii="Consolas" w:eastAsia="Consolas" w:hAnsi="Consolas" w:cs="Consolas"/>
+          <w:sz w:val="16"/>
+          <w:szCs w:val="16"/>
+        </w:rPr>
+        <w:t xml:space="preserve">                        key            = pCensusKey</w:t>
+      </w:r>
+    </w:p>
+    <w:p>
+      <w:pPr>
+        <w:pBdr>
+          <w:left w:val="single" w:sz="12" w:space="6" w:color="A6A6A6"/>
+        </w:pBdr>
+        <w:shd w:val="clear" w:color="auto" w:fill="F2F2F2"/>
+        <w:ind w:left="180"/>
+      </w:pPr>
+      <w:r>
+        <w:rPr>
+          <w:rFonts w:ascii="Consolas" w:eastAsia="Consolas" w:hAnsi="Consolas" w:cs="Consolas"/>
+          <w:sz w:val="16"/>
+          <w:szCs w:val="16"/>
+        </w:rPr>
+        <w:t xml:space="preserve">                    ]</w:t>
+      </w:r>
+    </w:p>
+    <w:p>
+      <w:pPr>
+        <w:pBdr>
+          <w:left w:val="single" w:sz="12" w:space="6" w:color="A6A6A6"/>
+        </w:pBdr>
+        <w:shd w:val="clear" w:color="auto" w:fill="F2F2F2"/>
+        <w:ind w:left="180"/>
+      </w:pPr>
+      <w:r>
+        <w:rPr>
+          <w:rFonts w:ascii="Consolas" w:eastAsia="Consolas" w:hAnsi="Consolas" w:cs="Consolas"/>
+          <w:sz w:val="16"/>
+          <w:szCs w:val="16"/>
+        </w:rPr>
+        <w:t xml:space="preserve">                ]</w:t>
+      </w:r>
+    </w:p>
+    <w:p>
+      <w:pPr>
+        <w:pBdr>
+          <w:left w:val="single" w:sz="12" w:space="6" w:color="A6A6A6"/>
+        </w:pBdr>
+        <w:shd w:val="clear" w:color="auto" w:fill="F2F2F2"/>
+        <w:ind w:left="180"/>
+      </w:pPr>
+      <w:r>
+        <w:rPr>
+          <w:rFonts w:ascii="Consolas" w:eastAsia="Consolas" w:hAnsi="Consolas" w:cs="Consolas"/>
+          <w:sz w:val="16"/>
+          <w:szCs w:val="16"/>
+        </w:rPr>
+        <w:t xml:space="preserve">            )</w:t>
+      </w:r>
+    </w:p>
+    <w:p>
+      <w:pPr>
+        <w:pBdr>
+          <w:left w:val="single" w:sz="12" w:space="6" w:color="A6A6A6"/>
+        </w:pBdr>
+        <w:shd w:val="clear" w:color="auto" w:fill="F2F2F2"/>
+        <w:ind w:left="180"/>
+      </w:pPr>
+      <w:r>
+        <w:rPr>
+          <w:rFonts w:ascii="Consolas" w:eastAsia="Consolas" w:hAnsi="Consolas" w:cs="Consolas"/>
+          <w:sz w:val="16"/>
+          <w:szCs w:val="16"/>
+        </w:rPr>
+        <w:t xml:space="preserve">        ),</w:t>
+      </w:r>
+    </w:p>
+    <w:p>
+      <w:pPr>
+        <w:pBdr>
+          <w:left w:val="single" w:sz="12" w:space="6" w:color="A6A6A6"/>
+        </w:pBdr>
+        <w:shd w:val="clear" w:color="auto" w:fill="F2F2F2"/>
+        <w:ind w:left="180"/>
+      </w:pPr>
+      <w:r>
+        <w:rPr>
+          <w:rFonts w:ascii="Consolas" w:eastAsia="Consolas" w:hAnsi="Consolas" w:cs="Consolas"/>
+          <w:sz w:val="16"/>
+          <w:szCs w:val="16"/>
+        </w:rPr>
+        <w:t xml:space="preserve"> </w:t>
+      </w:r>
+    </w:p>
+    <w:p>
+      <w:pPr>
+        <w:pBdr>
+          <w:left w:val="single" w:sz="12" w:space="6" w:color="A6A6A6"/>
+        </w:pBdr>
+        <w:shd w:val="clear" w:color="auto" w:fill="F2F2F2"/>
+        <w:ind w:left="180"/>
+      </w:pPr>
+      <w:r>
+        <w:rPr>
+          <w:rFonts w:ascii="Consolas" w:eastAsia="Consolas" w:hAnsi="Consolas" w:cs="Consolas"/>
+          <w:sz w:val="16"/>
+          <w:szCs w:val="16"/>
+        </w:rPr>
+        <w:t xml:space="preserve">    AsTable = Table.FromRows(List.Skip(Source, 1), List.First(Source)),</w:t>
+      </w:r>
+    </w:p>
+    <w:p>
+      <w:pPr>
+        <w:pBdr>
+          <w:left w:val="single" w:sz="12" w:space="6" w:color="A6A6A6"/>
+        </w:pBdr>
+        <w:shd w:val="clear" w:color="auto" w:fill="F2F2F2"/>
+        <w:ind w:left="180"/>
+      </w:pPr>
+      <w:r>
+        <w:rPr>
+          <w:rFonts w:ascii="Consolas" w:eastAsia="Consolas" w:hAnsi="Consolas" w:cs="Consolas"/>
+          <w:sz w:val="16"/>
+          <w:szCs w:val="16"/>
+        </w:rPr>
+        <w:t xml:space="preserve"> </w:t>
+      </w:r>
+    </w:p>
+    <w:p>
+      <w:pPr>
+        <w:pBdr>
+          <w:left w:val="single" w:sz="12" w:space="6" w:color="A6A6A6"/>
+        </w:pBdr>
+        <w:shd w:val="clear" w:color="auto" w:fill="F2F2F2"/>
+        <w:ind w:left="180"/>
+      </w:pPr>
+      <w:r>
+        <w:rPr>
+          <w:rFonts w:ascii="Consolas" w:eastAsia="Consolas" w:hAnsi="Consolas" w:cs="Consolas"/>
+          <w:sz w:val="16"/>
+          <w:szCs w:val="16"/>
+        </w:rPr>
+        <w:t xml:space="preserve">    // time_slot_name arrives as "July 2026"; normalise to a month start.</w:t>
+      </w:r>
+    </w:p>
+    <w:p>
+      <w:pPr>
+        <w:pBdr>
+          <w:left w:val="single" w:sz="12" w:space="6" w:color="A6A6A6"/>
+        </w:pBdr>
+        <w:shd w:val="clear" w:color="auto" w:fill="F2F2F2"/>
+        <w:ind w:left="180"/>
+      </w:pPr>
+      <w:r>
+        <w:rPr>
+          <w:rFonts w:ascii="Consolas" w:eastAsia="Consolas" w:hAnsi="Consolas" w:cs="Consolas"/>
+          <w:sz w:val="16"/>
+          <w:szCs w:val="16"/>
+        </w:rPr>
+        <w:t xml:space="preserve">    AddDate = Table.AddColumn(</w:t>
+      </w:r>
+    </w:p>
+    <w:p>
+      <w:pPr>
+        <w:pBdr>
+          <w:left w:val="single" w:sz="12" w:space="6" w:color="A6A6A6"/>
+        </w:pBdr>
+        <w:shd w:val="clear" w:color="auto" w:fill="F2F2F2"/>
+        <w:ind w:left="180"/>
+      </w:pPr>
+      <w:r>
+        <w:rPr>
+          <w:rFonts w:ascii="Consolas" w:eastAsia="Consolas" w:hAnsi="Consolas" w:cs="Consolas"/>
+          <w:sz w:val="16"/>
+          <w:szCs w:val="16"/>
+        </w:rPr>
+        <w:t xml:space="preserve">                  AsTable, "ReportDate",</w:t>
+      </w:r>
+    </w:p>
+    <w:p>
+      <w:pPr>
+        <w:pBdr>
+          <w:left w:val="single" w:sz="12" w:space="6" w:color="A6A6A6"/>
+        </w:pBdr>
+        <w:shd w:val="clear" w:color="auto" w:fill="F2F2F2"/>
+        <w:ind w:left="180"/>
+      </w:pPr>
+      <w:r>
+        <w:rPr>
+          <w:rFonts w:ascii="Consolas" w:eastAsia="Consolas" w:hAnsi="Consolas" w:cs="Consolas"/>
+          <w:sz w:val="16"/>
+          <w:szCs w:val="16"/>
+        </w:rPr>
+        <w:t xml:space="preserve">                  each Date.StartOfMonth(Date.From([time_slot_name])),</w:t>
+      </w:r>
+    </w:p>
+    <w:p>
+      <w:pPr>
+        <w:pBdr>
+          <w:left w:val="single" w:sz="12" w:space="6" w:color="A6A6A6"/>
+        </w:pBdr>
+        <w:shd w:val="clear" w:color="auto" w:fill="F2F2F2"/>
+        <w:ind w:left="180"/>
+      </w:pPr>
+      <w:r>
+        <w:rPr>
+          <w:rFonts w:ascii="Consolas" w:eastAsia="Consolas" w:hAnsi="Consolas" w:cs="Consolas"/>
+          <w:sz w:val="16"/>
+          <w:szCs w:val="16"/>
+        </w:rPr>
+        <w:t xml:space="preserve">                  type date</w:t>
+      </w:r>
+    </w:p>
+    <w:p>
+      <w:pPr>
+        <w:pBdr>
+          <w:left w:val="single" w:sz="12" w:space="6" w:color="A6A6A6"/>
+        </w:pBdr>
+        <w:shd w:val="clear" w:color="auto" w:fill="F2F2F2"/>
+        <w:ind w:left="180"/>
+      </w:pPr>
+      <w:r>
+        <w:rPr>
+          <w:rFonts w:ascii="Consolas" w:eastAsia="Consolas" w:hAnsi="Consolas" w:cs="Consolas"/>
+          <w:sz w:val="16"/>
+          <w:szCs w:val="16"/>
+        </w:rPr>
+        <w:t xml:space="preserve">              ),</w:t>
+      </w:r>
+    </w:p>
+    <w:p>
+      <w:pPr>
+        <w:pBdr>
+          <w:left w:val="single" w:sz="12" w:space="6" w:color="A6A6A6"/>
+        </w:pBdr>
+        <w:shd w:val="clear" w:color="auto" w:fill="F2F2F2"/>
+        <w:ind w:left="180"/>
+      </w:pPr>
+      <w:r>
+        <w:rPr>
+          <w:rFonts w:ascii="Consolas" w:eastAsia="Consolas" w:hAnsi="Consolas" w:cs="Consolas"/>
+          <w:sz w:val="16"/>
+          <w:szCs w:val="16"/>
+        </w:rPr>
+        <w:t xml:space="preserve"> </w:t>
+      </w:r>
+    </w:p>
+    <w:p>
+      <w:pPr>
+        <w:pBdr>
+          <w:left w:val="single" w:sz="12" w:space="6" w:color="A6A6A6"/>
+        </w:pBdr>
+        <w:shd w:val="clear" w:color="auto" w:fill="F2F2F2"/>
+        <w:ind w:left="180"/>
+      </w:pPr>
+      <w:r>
+        <w:rPr>
+          <w:rFonts w:ascii="Consolas" w:eastAsia="Consolas" w:hAnsi="Consolas" w:cs="Consolas"/>
+          <w:sz w:val="16"/>
+          <w:szCs w:val="16"/>
+        </w:rPr>
+        <w:t xml:space="preserve">    AddKey  = Table.AddColumn(</w:t>
+      </w:r>
+    </w:p>
+    <w:p>
+      <w:pPr>
+        <w:pBdr>
+          <w:left w:val="single" w:sz="12" w:space="6" w:color="A6A6A6"/>
+        </w:pBdr>
+        <w:shd w:val="clear" w:color="auto" w:fill="F2F2F2"/>
+        <w:ind w:left="180"/>
+      </w:pPr>
+      <w:r>
+        <w:rPr>
+          <w:rFonts w:ascii="Consolas" w:eastAsia="Consolas" w:hAnsi="Consolas" w:cs="Consolas"/>
+          <w:sz w:val="16"/>
+          <w:szCs w:val="16"/>
+        </w:rPr>
+        <w:t xml:space="preserve">                  AddDate, "DateKey",</w:t>
+      </w:r>
+    </w:p>
+    <w:p>
+      <w:pPr>
+        <w:pBdr>
+          <w:left w:val="single" w:sz="12" w:space="6" w:color="A6A6A6"/>
+        </w:pBdr>
+        <w:shd w:val="clear" w:color="auto" w:fill="F2F2F2"/>
+        <w:ind w:left="180"/>
+      </w:pPr>
+      <w:r>
+        <w:rPr>
+          <w:rFonts w:ascii="Consolas" w:eastAsia="Consolas" w:hAnsi="Consolas" w:cs="Consolas"/>
+          <w:sz w:val="16"/>
+          <w:szCs w:val="16"/>
+        </w:rPr>
+        <w:t xml:space="preserve">                  each Date.Year([ReportDate]) * 10000</w:t>
+      </w:r>
+    </w:p>
+    <w:p>
+      <w:pPr>
+        <w:pBdr>
+          <w:left w:val="single" w:sz="12" w:space="6" w:color="A6A6A6"/>
+        </w:pBdr>
+        <w:shd w:val="clear" w:color="auto" w:fill="F2F2F2"/>
+        <w:ind w:left="180"/>
+      </w:pPr>
+      <w:r>
+        <w:rPr>
+          <w:rFonts w:ascii="Consolas" w:eastAsia="Consolas" w:hAnsi="Consolas" w:cs="Consolas"/>
+          <w:sz w:val="16"/>
+          <w:szCs w:val="16"/>
+        </w:rPr>
+        <w:t xml:space="preserve">                     + Date.Month([ReportDate]) * 100 + 1,</w:t>
+      </w:r>
+    </w:p>
+    <w:p>
+      <w:pPr>
+        <w:pBdr>
+          <w:left w:val="single" w:sz="12" w:space="6" w:color="A6A6A6"/>
+        </w:pBdr>
+        <w:shd w:val="clear" w:color="auto" w:fill="F2F2F2"/>
+        <w:ind w:left="180"/>
+      </w:pPr>
+      <w:r>
+        <w:rPr>
+          <w:rFonts w:ascii="Consolas" w:eastAsia="Consolas" w:hAnsi="Consolas" w:cs="Consolas"/>
+          <w:sz w:val="16"/>
+          <w:szCs w:val="16"/>
+        </w:rPr>
+        <w:t xml:space="preserve">                  Int64.Type</w:t>
+      </w:r>
+    </w:p>
+    <w:p>
+      <w:pPr>
+        <w:pBdr>
+          <w:left w:val="single" w:sz="12" w:space="6" w:color="A6A6A6"/>
+        </w:pBdr>
+        <w:shd w:val="clear" w:color="auto" w:fill="F2F2F2"/>
+        <w:ind w:left="180"/>
+      </w:pPr>
+      <w:r>
+        <w:rPr>
+          <w:rFonts w:ascii="Consolas" w:eastAsia="Consolas" w:hAnsi="Consolas" w:cs="Consolas"/>
+          <w:sz w:val="16"/>
+          <w:szCs w:val="16"/>
+        </w:rPr>
+        <w:t xml:space="preserve">              ),</w:t>
+      </w:r>
+    </w:p>
+    <w:p>
+      <w:pPr>
+        <w:pBdr>
+          <w:left w:val="single" w:sz="12" w:space="6" w:color="A6A6A6"/>
+        </w:pBdr>
+        <w:shd w:val="clear" w:color="auto" w:fill="F2F2F2"/>
+        <w:ind w:left="180"/>
+      </w:pPr>
+      <w:r>
+        <w:rPr>
+          <w:rFonts w:ascii="Consolas" w:eastAsia="Consolas" w:hAnsi="Consolas" w:cs="Consolas"/>
+          <w:sz w:val="16"/>
+          <w:szCs w:val="16"/>
+        </w:rPr>
+        <w:t xml:space="preserve"> </w:t>
+      </w:r>
+    </w:p>
+    <w:p>
+      <w:pPr>
+        <w:pBdr>
+          <w:left w:val="single" w:sz="12" w:space="6" w:color="A6A6A6"/>
+        </w:pBdr>
+        <w:shd w:val="clear" w:color="auto" w:fill="F2F2F2"/>
+        <w:ind w:left="180"/>
+      </w:pPr>
+      <w:r>
+        <w:rPr>
+          <w:rFonts w:ascii="Consolas" w:eastAsia="Consolas" w:hAnsi="Consolas" w:cs="Consolas"/>
+          <w:sz w:val="16"/>
+          <w:szCs w:val="16"/>
+        </w:rPr>
+        <w:t xml:space="preserve">    Typed   = Table.TransformColumnTypes(</w:t>
+      </w:r>
+    </w:p>
+    <w:p>
+      <w:pPr>
+        <w:pBdr>
+          <w:left w:val="single" w:sz="12" w:space="6" w:color="A6A6A6"/>
+        </w:pBdr>
+        <w:shd w:val="clear" w:color="auto" w:fill="F2F2F2"/>
+        <w:ind w:left="180"/>
+      </w:pPr>
+      <w:r>
+        <w:rPr>
+          <w:rFonts w:ascii="Consolas" w:eastAsia="Consolas" w:hAnsi="Consolas" w:cs="Consolas"/>
+          <w:sz w:val="16"/>
+          <w:szCs w:val="16"/>
+        </w:rPr>
+        <w:t xml:space="preserve">                  AddKey,</w:t>
+      </w:r>
+    </w:p>
+    <w:p>
+      <w:pPr>
+        <w:pBdr>
+          <w:left w:val="single" w:sz="12" w:space="6" w:color="A6A6A6"/>
+        </w:pBdr>
+        <w:shd w:val="clear" w:color="auto" w:fill="F2F2F2"/>
+        <w:ind w:left="180"/>
+      </w:pPr>
+      <w:r>
+        <w:rPr>
+          <w:rFonts w:ascii="Consolas" w:eastAsia="Consolas" w:hAnsi="Consolas" w:cs="Consolas"/>
+          <w:sz w:val="16"/>
+          <w:szCs w:val="16"/>
+        </w:rPr>
+        <w:t xml:space="preserve">                  {</w:t>
+      </w:r>
+    </w:p>
+    <w:p>
+      <w:pPr>
+        <w:pBdr>
+          <w:left w:val="single" w:sz="12" w:space="6" w:color="A6A6A6"/>
+        </w:pBdr>
+        <w:shd w:val="clear" w:color="auto" w:fill="F2F2F2"/>
+        <w:ind w:left="180"/>
+      </w:pPr>
+      <w:r>
+        <w:rPr>
+          <w:rFonts w:ascii="Consolas" w:eastAsia="Consolas" w:hAnsi="Consolas" w:cs="Consolas"/>
+          <w:sz w:val="16"/>
+          <w:szCs w:val="16"/>
+        </w:rPr>
+        <w:t xml:space="preserve">                      {"cell_value",    Int64.Type},</w:t>
+      </w:r>
+    </w:p>
+    <w:p>
+      <w:pPr>
+        <w:pBdr>
+          <w:left w:val="single" w:sz="12" w:space="6" w:color="A6A6A6"/>
+        </w:pBdr>
+        <w:shd w:val="clear" w:color="auto" w:fill="F2F2F2"/>
+        <w:ind w:left="180"/>
+      </w:pPr>
+      <w:r>
+        <w:rPr>
+          <w:rFonts w:ascii="Consolas" w:eastAsia="Consolas" w:hAnsi="Consolas" w:cs="Consolas"/>
+          <w:sz w:val="16"/>
+          <w:szCs w:val="16"/>
+        </w:rPr>
+        <w:t xml:space="preserve">                      {"category_code", type text}</w:t>
+      </w:r>
+    </w:p>
+    <w:p>
+      <w:pPr>
+        <w:pBdr>
+          <w:left w:val="single" w:sz="12" w:space="6" w:color="A6A6A6"/>
+        </w:pBdr>
+        <w:shd w:val="clear" w:color="auto" w:fill="F2F2F2"/>
+        <w:ind w:left="180"/>
+      </w:pPr>
+      <w:r>
+        <w:rPr>
+          <w:rFonts w:ascii="Consolas" w:eastAsia="Consolas" w:hAnsi="Consolas" w:cs="Consolas"/>
+          <w:sz w:val="16"/>
+          <w:szCs w:val="16"/>
+        </w:rPr>
+        <w:t xml:space="preserve">                  }</w:t>
+      </w:r>
+    </w:p>
+    <w:p>
+      <w:pPr>
+        <w:pBdr>
+          <w:left w:val="single" w:sz="12" w:space="6" w:color="A6A6A6"/>
+        </w:pBdr>
+        <w:shd w:val="clear" w:color="auto" w:fill="F2F2F2"/>
+        <w:ind w:left="180"/>
+      </w:pPr>
+      <w:r>
+        <w:rPr>
+          <w:rFonts w:ascii="Consolas" w:eastAsia="Consolas" w:hAnsi="Consolas" w:cs="Consolas"/>
+          <w:sz w:val="16"/>
+          <w:szCs w:val="16"/>
+        </w:rPr>
+        <w:t xml:space="preserve">              ),</w:t>
+      </w:r>
+    </w:p>
+    <w:p>
+      <w:pPr>
+        <w:pBdr>
+          <w:left w:val="single" w:sz="12" w:space="6" w:color="A6A6A6"/>
+        </w:pBdr>
+        <w:shd w:val="clear" w:color="auto" w:fill="F2F2F2"/>
+        <w:ind w:left="180"/>
+      </w:pPr>
+      <w:r>
+        <w:rPr>
+          <w:rFonts w:ascii="Consolas" w:eastAsia="Consolas" w:hAnsi="Consolas" w:cs="Consolas"/>
+          <w:sz w:val="16"/>
+          <w:szCs w:val="16"/>
+        </w:rPr>
         <w:lastRenderedPageBreak/>
-        <w:t xml:space="preserve">    Source =</w:t>
-      </w:r>
-    </w:p>
-    <w:p>
-      <w:pPr>
-        <w:pBdr>
-          <w:left w:val="single" w:sz="12" w:space="6" w:color="A6A6A6"/>
-        </w:pBdr>
-        <w:shd w:val="clear" w:color="auto" w:fill="F2F2F2"/>
-        <w:ind w:left="180"/>
-      </w:pPr>
-      <w:r>
-        <w:rPr>
-          <w:rFonts w:ascii="Consolas" w:eastAsia="Consolas" w:hAnsi="Consolas" w:cs="Consolas"/>
-          <w:sz w:val="16"/>
-          <w:szCs w:val="16"/>
-        </w:rPr>
-        <w:t xml:space="preserve">        Json.Document(</w:t>
-      </w:r>
-    </w:p>
-    <w:p>
-      <w:pPr>
-        <w:pBdr>
-          <w:left w:val="single" w:sz="12" w:space="6" w:color="A6A6A6"/>
-        </w:pBdr>
-        <w:shd w:val="clear" w:color="auto" w:fill="F2F2F2"/>
-        <w:ind w:left="180"/>
-      </w:pPr>
-      <w:r>
-        <w:rPr>
-          <w:rFonts w:ascii="Consolas" w:eastAsia="Consolas" w:hAnsi="Consolas" w:cs="Consolas"/>
-          <w:sz w:val="16"/>
-          <w:szCs w:val="16"/>
-        </w:rPr>
-        <w:t xml:space="preserve">            Web.Contents(</w:t>
-      </w:r>
-    </w:p>
-    <w:p>
-      <w:pPr>
-        <w:pBdr>
-          <w:left w:val="single" w:sz="12" w:space="6" w:color="A6A6A6"/>
-        </w:pBdr>
-        <w:shd w:val="clear" w:color="auto" w:fill="F2F2F2"/>
-        <w:ind w:left="180"/>
-      </w:pPr>
-      <w:r>
-        <w:rPr>
-          <w:rFonts w:ascii="Consolas" w:eastAsia="Consolas" w:hAnsi="Consolas" w:cs="Consolas"/>
-          <w:sz w:val="16"/>
-          <w:szCs w:val="16"/>
-        </w:rPr>
-        <w:t xml:space="preserve">                "https://api.census.gov",</w:t>
-      </w:r>
-    </w:p>
-    <w:p>
-      <w:pPr>
-        <w:pBdr>
-          <w:left w:val="single" w:sz="12" w:space="6" w:color="A6A6A6"/>
-        </w:pBdr>
-        <w:shd w:val="clear" w:color="auto" w:fill="F2F2F2"/>
-        <w:ind w:left="180"/>
-      </w:pPr>
-      <w:r>
-        <w:rPr>
-          <w:rFonts w:ascii="Consolas" w:eastAsia="Consolas" w:hAnsi="Consolas" w:cs="Consolas"/>
-          <w:sz w:val="16"/>
-          <w:szCs w:val="16"/>
-        </w:rPr>
-        <w:t xml:space="preserve">                [</w:t>
-      </w:r>
-    </w:p>
-    <w:p>
-      <w:pPr>
-        <w:pBdr>
-          <w:left w:val="single" w:sz="12" w:space="6" w:color="A6A6A6"/>
-        </w:pBdr>
-        <w:shd w:val="clear" w:color="auto" w:fill="F2F2F2"/>
-        <w:ind w:left="180"/>
-      </w:pPr>
-      <w:r>
-        <w:rPr>
-          <w:rFonts w:ascii="Consolas" w:eastAsia="Consolas" w:hAnsi="Consolas" w:cs="Consolas"/>
-          <w:sz w:val="16"/>
-          <w:szCs w:val="16"/>
-        </w:rPr>
-        <w:t xml:space="preserve">                    RelativePath = "data/timeseries/eits/marts",</w:t>
-      </w:r>
-    </w:p>
-    <w:p>
-      <w:pPr>
-        <w:pBdr>
-          <w:left w:val="single" w:sz="12" w:space="6" w:color="A6A6A6"/>
-        </w:pBdr>
-        <w:shd w:val="clear" w:color="auto" w:fill="F2F2F2"/>
-        <w:ind w:left="180"/>
-      </w:pPr>
-      <w:r>
-        <w:rPr>
-          <w:rFonts w:ascii="Consolas" w:eastAsia="Consolas" w:hAnsi="Consolas" w:cs="Consolas"/>
-          <w:sz w:val="16"/>
-          <w:szCs w:val="16"/>
-        </w:rPr>
-        <w:t xml:space="preserve">                    Query =</w:t>
-      </w:r>
-    </w:p>
-    <w:p>
-      <w:pPr>
-        <w:pBdr>
-          <w:left w:val="single" w:sz="12" w:space="6" w:color="A6A6A6"/>
-        </w:pBdr>
-        <w:shd w:val="clear" w:color="auto" w:fill="F2F2F2"/>
-        <w:ind w:left="180"/>
-      </w:pPr>
-      <w:r>
-        <w:rPr>
-          <w:rFonts w:ascii="Consolas" w:eastAsia="Consolas" w:hAnsi="Consolas" w:cs="Consolas"/>
-          <w:sz w:val="16"/>
-          <w:szCs w:val="16"/>
-        </w:rPr>
-        <w:t xml:space="preserve">                    [</w:t>
-      </w:r>
-    </w:p>
-    <w:p>
-      <w:pPr>
-        <w:pBdr>
-          <w:left w:val="single" w:sz="12" w:space="6" w:color="A6A6A6"/>
-        </w:pBdr>
-        <w:shd w:val="clear" w:color="auto" w:fill="F2F2F2"/>
-        <w:ind w:left="180"/>
-      </w:pPr>
-      <w:r>
-        <w:rPr>
-          <w:rFonts w:ascii="Consolas" w:eastAsia="Consolas" w:hAnsi="Consolas" w:cs="Consolas"/>
-          <w:sz w:val="16"/>
-          <w:szCs w:val="16"/>
-        </w:rPr>
-        <w:t xml:space="preserve">                        get            = Fields,</w:t>
-      </w:r>
-    </w:p>
-    <w:p>
-      <w:pPr>
-        <w:pBdr>
-          <w:left w:val="single" w:sz="12" w:space="6" w:color="A6A6A6"/>
-        </w:pBdr>
-        <w:shd w:val="clear" w:color="auto" w:fill="F2F2F2"/>
-        <w:ind w:left="180"/>
-      </w:pPr>
-      <w:r>
-        <w:rPr>
-          <w:rFonts w:ascii="Consolas" w:eastAsia="Consolas" w:hAnsi="Consolas" w:cs="Consolas"/>
-          <w:sz w:val="16"/>
-          <w:szCs w:val="16"/>
-        </w:rPr>
-        <w:t xml:space="preserve">                        #"for"         = "us:*",</w:t>
-      </w:r>
-    </w:p>
-    <w:p>
-      <w:pPr>
-        <w:pBdr>
-          <w:left w:val="single" w:sz="12" w:space="6" w:color="A6A6A6"/>
-        </w:pBdr>
-        <w:shd w:val="clear" w:color="auto" w:fill="F2F2F2"/>
-        <w:ind w:left="180"/>
-      </w:pPr>
-      <w:r>
-        <w:rPr>
-          <w:rFonts w:ascii="Consolas" w:eastAsia="Consolas" w:hAnsi="Consolas" w:cs="Consolas"/>
-          <w:sz w:val="16"/>
-          <w:szCs w:val="16"/>
-        </w:rPr>
-        <w:t xml:space="preserve">                        time           = "from " &amp; pStartPeriod &amp; " to " &amp; pEndPeriod,</w:t>
-      </w:r>
-    </w:p>
-    <w:p>
-      <w:pPr>
-        <w:pBdr>
-          <w:left w:val="single" w:sz="12" w:space="6" w:color="A6A6A6"/>
-        </w:pBdr>
-        <w:shd w:val="clear" w:color="auto" w:fill="F2F2F2"/>
-        <w:ind w:left="180"/>
-      </w:pPr>
-      <w:r>
-        <w:rPr>
-          <w:rFonts w:ascii="Consolas" w:eastAsia="Consolas" w:hAnsi="Consolas" w:cs="Consolas"/>
-          <w:sz w:val="16"/>
-          <w:szCs w:val="16"/>
-        </w:rPr>
-        <w:t xml:space="preserve">                        category_code  = CategoryList,</w:t>
-      </w:r>
-    </w:p>
-    <w:p>
-      <w:pPr>
-        <w:pBdr>
-          <w:left w:val="single" w:sz="12" w:space="6" w:color="A6A6A6"/>
-        </w:pBdr>
-        <w:shd w:val="clear" w:color="auto" w:fill="F2F2F2"/>
-        <w:ind w:left="180"/>
-      </w:pPr>
-      <w:r>
-        <w:rPr>
-          <w:rFonts w:ascii="Consolas" w:eastAsia="Consolas" w:hAnsi="Consolas" w:cs="Consolas"/>
-          <w:sz w:val="16"/>
-          <w:szCs w:val="16"/>
-        </w:rPr>
-        <w:t xml:space="preserve">                        data_type_code = "SM",</w:t>
-      </w:r>
-    </w:p>
-    <w:p>
-      <w:pPr>
-        <w:pBdr>
-          <w:left w:val="single" w:sz="12" w:space="6" w:color="A6A6A6"/>
-        </w:pBdr>
-        <w:shd w:val="clear" w:color="auto" w:fill="F2F2F2"/>
-        <w:ind w:left="180"/>
-      </w:pPr>
-      <w:r>
-        <w:rPr>
-          <w:rFonts w:ascii="Consolas" w:eastAsia="Consolas" w:hAnsi="Consolas" w:cs="Consolas"/>
-          <w:sz w:val="16"/>
-          <w:szCs w:val="16"/>
-        </w:rPr>
-        <w:t xml:space="preserve">                        seasonally_adj = "yes",</w:t>
-      </w:r>
-    </w:p>
-    <w:p>
-      <w:pPr>
-        <w:pBdr>
-          <w:left w:val="single" w:sz="12" w:space="6" w:color="A6A6A6"/>
-        </w:pBdr>
-        <w:shd w:val="clear" w:color="auto" w:fill="F2F2F2"/>
-        <w:ind w:left="180"/>
-      </w:pPr>
-      <w:r>
-        <w:rPr>
-          <w:rFonts w:ascii="Consolas" w:eastAsia="Consolas" w:hAnsi="Consolas" w:cs="Consolas"/>
-          <w:sz w:val="16"/>
-          <w:szCs w:val="16"/>
-        </w:rPr>
-        <w:t xml:space="preserve">                        key            = pCensusKey</w:t>
-      </w:r>
-    </w:p>
-    <w:p>
-      <w:pPr>
-        <w:pBdr>
-          <w:left w:val="single" w:sz="12" w:space="6" w:color="A6A6A6"/>
-        </w:pBdr>
-        <w:shd w:val="clear" w:color="auto" w:fill="F2F2F2"/>
-        <w:ind w:left="180"/>
-      </w:pPr>
-      <w:r>
-        <w:rPr>
-          <w:rFonts w:ascii="Consolas" w:eastAsia="Consolas" w:hAnsi="Consolas" w:cs="Consolas"/>
-          <w:sz w:val="16"/>
-          <w:szCs w:val="16"/>
-        </w:rPr>
-        <w:t xml:space="preserve">                    ]</w:t>
-      </w:r>
-    </w:p>
-    <w:p>
-      <w:pPr>
-        <w:pBdr>
-          <w:left w:val="single" w:sz="12" w:space="6" w:color="A6A6A6"/>
-        </w:pBdr>
-        <w:shd w:val="clear" w:color="auto" w:fill="F2F2F2"/>
-        <w:ind w:left="180"/>
-      </w:pPr>
-      <w:r>
-        <w:rPr>
-          <w:rFonts w:ascii="Consolas" w:eastAsia="Consolas" w:hAnsi="Consolas" w:cs="Consolas"/>
-          <w:sz w:val="16"/>
-          <w:szCs w:val="16"/>
-        </w:rPr>
-        <w:t xml:space="preserve">                ]</w:t>
-      </w:r>
-    </w:p>
-    <w:p>
-      <w:pPr>
-        <w:pBdr>
-          <w:left w:val="single" w:sz="12" w:space="6" w:color="A6A6A6"/>
-        </w:pBdr>
-        <w:shd w:val="clear" w:color="auto" w:fill="F2F2F2"/>
-        <w:ind w:left="180"/>
-      </w:pPr>
-      <w:r>
-        <w:rPr>
-          <w:rFonts w:ascii="Consolas" w:eastAsia="Consolas" w:hAnsi="Consolas" w:cs="Consolas"/>
-          <w:sz w:val="16"/>
-          <w:szCs w:val="16"/>
-        </w:rPr>
-        <w:t xml:space="preserve">            )</w:t>
-      </w:r>
-    </w:p>
-    <w:p>
-      <w:pPr>
-        <w:pBdr>
-          <w:left w:val="single" w:sz="12" w:space="6" w:color="A6A6A6"/>
-        </w:pBdr>
-        <w:shd w:val="clear" w:color="auto" w:fill="F2F2F2"/>
-        <w:ind w:left="180"/>
-      </w:pPr>
-      <w:r>
-        <w:rPr>
-          <w:rFonts w:ascii="Consolas" w:eastAsia="Consolas" w:hAnsi="Consolas" w:cs="Consolas"/>
-          <w:sz w:val="16"/>
-          <w:szCs w:val="16"/>
-        </w:rPr>
-        <w:t xml:space="preserve">        ),</w:t>
-      </w:r>
-    </w:p>
-    <w:p>
-      <w:pPr>
-        <w:pBdr>
-          <w:left w:val="single" w:sz="12" w:space="6" w:color="A6A6A6"/>
-        </w:pBdr>
-        <w:shd w:val="clear" w:color="auto" w:fill="F2F2F2"/>
-        <w:ind w:left="180"/>
-      </w:pPr>
-      <w:r>
-        <w:rPr>
-          <w:rFonts w:ascii="Consolas" w:eastAsia="Consolas" w:hAnsi="Consolas" w:cs="Consolas"/>
-          <w:sz w:val="16"/>
-          <w:szCs w:val="16"/>
-        </w:rPr>
-        <w:t xml:space="preserve"> </w:t>
-      </w:r>
-    </w:p>
-    <w:p>
-      <w:pPr>
-        <w:pBdr>
-          <w:left w:val="single" w:sz="12" w:space="6" w:color="A6A6A6"/>
-        </w:pBdr>
-        <w:shd w:val="clear" w:color="auto" w:fill="F2F2F2"/>
-        <w:ind w:left="180"/>
-      </w:pPr>
-      <w:r>
-        <w:rPr>
-          <w:rFonts w:ascii="Consolas" w:eastAsia="Consolas" w:hAnsi="Consolas" w:cs="Consolas"/>
-          <w:sz w:val="16"/>
-          <w:szCs w:val="16"/>
-        </w:rPr>
-        <w:t xml:space="preserve">    AsTable = Table.FromRows(List.Skip(Source, 1), List.First(Source)),</w:t>
-      </w:r>
-    </w:p>
-    <w:p>
-      <w:pPr>
-        <w:pBdr>
-          <w:left w:val="single" w:sz="12" w:space="6" w:color="A6A6A6"/>
-        </w:pBdr>
-        <w:shd w:val="clear" w:color="auto" w:fill="F2F2F2"/>
-        <w:ind w:left="180"/>
-      </w:pPr>
-      <w:r>
-        <w:rPr>
-          <w:rFonts w:ascii="Consolas" w:eastAsia="Consolas" w:hAnsi="Consolas" w:cs="Consolas"/>
-          <w:sz w:val="16"/>
-          <w:szCs w:val="16"/>
-        </w:rPr>
-        <w:t xml:space="preserve"> </w:t>
-      </w:r>
-    </w:p>
-    <w:p>
-      <w:pPr>
-        <w:pBdr>
-          <w:left w:val="single" w:sz="12" w:space="6" w:color="A6A6A6"/>
-        </w:pBdr>
-        <w:shd w:val="clear" w:color="auto" w:fill="F2F2F2"/>
-        <w:ind w:left="180"/>
-      </w:pPr>
-      <w:r>
-        <w:rPr>
-          <w:rFonts w:ascii="Consolas" w:eastAsia="Consolas" w:hAnsi="Consolas" w:cs="Consolas"/>
-          <w:sz w:val="16"/>
-          <w:szCs w:val="16"/>
-        </w:rPr>
-        <w:t xml:space="preserve">    // time_slot_name arrives as "July 2026"; normalise to a month start.</w:t>
-      </w:r>
-    </w:p>
-    <w:p>
-      <w:pPr>
-        <w:pBdr>
-          <w:left w:val="single" w:sz="12" w:space="6" w:color="A6A6A6"/>
-        </w:pBdr>
-        <w:shd w:val="clear" w:color="auto" w:fill="F2F2F2"/>
-        <w:ind w:left="180"/>
-      </w:pPr>
-      <w:r>
-        <w:rPr>
-          <w:rFonts w:ascii="Consolas" w:eastAsia="Consolas" w:hAnsi="Consolas" w:cs="Consolas"/>
-          <w:sz w:val="16"/>
-          <w:szCs w:val="16"/>
-        </w:rPr>
-        <w:t xml:space="preserve">    AddDate = Table.AddColumn(</w:t>
-      </w:r>
-    </w:p>
-    <w:p>
-      <w:pPr>
-        <w:pBdr>
-          <w:left w:val="single" w:sz="12" w:space="6" w:color="A6A6A6"/>
-        </w:pBdr>
-        <w:shd w:val="clear" w:color="auto" w:fill="F2F2F2"/>
-        <w:ind w:left="180"/>
-      </w:pPr>
-      <w:r>
-        <w:rPr>
-          <w:rFonts w:ascii="Consolas" w:eastAsia="Consolas" w:hAnsi="Consolas" w:cs="Consolas"/>
-          <w:sz w:val="16"/>
-          <w:szCs w:val="16"/>
-        </w:rPr>
-        <w:t xml:space="preserve">                  AsTable, "ReportDate",</w:t>
-      </w:r>
-    </w:p>
-    <w:p>
-      <w:pPr>
-        <w:pBdr>
-          <w:left w:val="single" w:sz="12" w:space="6" w:color="A6A6A6"/>
-        </w:pBdr>
-        <w:shd w:val="clear" w:color="auto" w:fill="F2F2F2"/>
-        <w:ind w:left="180"/>
-      </w:pPr>
-      <w:r>
-        <w:rPr>
-          <w:rFonts w:ascii="Consolas" w:eastAsia="Consolas" w:hAnsi="Consolas" w:cs="Consolas"/>
-          <w:sz w:val="16"/>
-          <w:szCs w:val="16"/>
-        </w:rPr>
-        <w:t xml:space="preserve">                  each Date.StartOfMonth(Date.From([time_slot_name])),</w:t>
-      </w:r>
-    </w:p>
-    <w:p>
-      <w:pPr>
-        <w:pBdr>
-          <w:left w:val="single" w:sz="12" w:space="6" w:color="A6A6A6"/>
-        </w:pBdr>
-        <w:shd w:val="clear" w:color="auto" w:fill="F2F2F2"/>
-        <w:ind w:left="180"/>
-      </w:pPr>
-      <w:r>
-        <w:rPr>
-          <w:rFonts w:ascii="Consolas" w:eastAsia="Consolas" w:hAnsi="Consolas" w:cs="Consolas"/>
-          <w:sz w:val="16"/>
-          <w:szCs w:val="16"/>
-        </w:rPr>
-        <w:t xml:space="preserve">                  type date</w:t>
-      </w:r>
-    </w:p>
-    <w:p>
-      <w:pPr>
-        <w:pBdr>
-          <w:left w:val="single" w:sz="12" w:space="6" w:color="A6A6A6"/>
-        </w:pBdr>
-        <w:shd w:val="clear" w:color="auto" w:fill="F2F2F2"/>
-        <w:ind w:left="180"/>
-      </w:pPr>
-      <w:r>
-        <w:rPr>
-          <w:rFonts w:ascii="Consolas" w:eastAsia="Consolas" w:hAnsi="Consolas" w:cs="Consolas"/>
-          <w:sz w:val="16"/>
-          <w:szCs w:val="16"/>
-        </w:rPr>
-        <w:t xml:space="preserve">              ),</w:t>
-      </w:r>
-    </w:p>
-    <w:p>
-      <w:pPr>
-        <w:pBdr>
-          <w:left w:val="single" w:sz="12" w:space="6" w:color="A6A6A6"/>
-        </w:pBdr>
-        <w:shd w:val="clear" w:color="auto" w:fill="F2F2F2"/>
-        <w:ind w:left="180"/>
-      </w:pPr>
-      <w:r>
-        <w:rPr>
-          <w:rFonts w:ascii="Consolas" w:eastAsia="Consolas" w:hAnsi="Consolas" w:cs="Consolas"/>
-          <w:sz w:val="16"/>
-          <w:szCs w:val="16"/>
-        </w:rPr>
-        <w:t xml:space="preserve"> </w:t>
-      </w:r>
-    </w:p>
-    <w:p>
-      <w:pPr>
-        <w:pBdr>
-          <w:left w:val="single" w:sz="12" w:space="6" w:color="A6A6A6"/>
-        </w:pBdr>
-        <w:shd w:val="clear" w:color="auto" w:fill="F2F2F2"/>
-        <w:ind w:left="180"/>
-      </w:pPr>
-      <w:r>
-        <w:rPr>
-          <w:rFonts w:ascii="Consolas" w:eastAsia="Consolas" w:hAnsi="Consolas" w:cs="Consolas"/>
-          <w:sz w:val="16"/>
-          <w:szCs w:val="16"/>
-        </w:rPr>
-        <w:t xml:space="preserve">    AddKey  = Table.AddColumn(</w:t>
-      </w:r>
-    </w:p>
-    <w:p>
-      <w:pPr>
-        <w:pBdr>
-          <w:left w:val="single" w:sz="12" w:space="6" w:color="A6A6A6"/>
-        </w:pBdr>
-        <w:shd w:val="clear" w:color="auto" w:fill="F2F2F2"/>
-        <w:ind w:left="180"/>
-      </w:pPr>
-      <w:r>
-        <w:rPr>
-          <w:rFonts w:ascii="Consolas" w:eastAsia="Consolas" w:hAnsi="Consolas" w:cs="Consolas"/>
-          <w:sz w:val="16"/>
-          <w:szCs w:val="16"/>
-        </w:rPr>
-        <w:t xml:space="preserve">                  AddDate, "DateKey",</w:t>
-      </w:r>
-    </w:p>
-    <w:p>
-      <w:pPr>
-        <w:pBdr>
-          <w:left w:val="single" w:sz="12" w:space="6" w:color="A6A6A6"/>
-        </w:pBdr>
-        <w:shd w:val="clear" w:color="auto" w:fill="F2F2F2"/>
-        <w:ind w:left="180"/>
-      </w:pPr>
-      <w:r>
-        <w:rPr>
-          <w:rFonts w:ascii="Consolas" w:eastAsia="Consolas" w:hAnsi="Consolas" w:cs="Consolas"/>
-          <w:sz w:val="16"/>
-          <w:szCs w:val="16"/>
-        </w:rPr>
-        <w:t xml:space="preserve">                  each Date.Year([ReportDate]) * 10000</w:t>
-      </w:r>
-    </w:p>
-    <w:p>
-      <w:pPr>
-        <w:pBdr>
-          <w:left w:val="single" w:sz="12" w:space="6" w:color="A6A6A6"/>
-        </w:pBdr>
-        <w:shd w:val="clear" w:color="auto" w:fill="F2F2F2"/>
-        <w:ind w:left="180"/>
-      </w:pPr>
-      <w:r>
-        <w:rPr>
-          <w:rFonts w:ascii="Consolas" w:eastAsia="Consolas" w:hAnsi="Consolas" w:cs="Consolas"/>
-          <w:sz w:val="16"/>
-          <w:szCs w:val="16"/>
-        </w:rPr>
-        <w:t xml:space="preserve">                     + Date.Month([ReportDate]) * 100 + 1,</w:t>
-      </w:r>
-    </w:p>
-    <w:p>
-      <w:pPr>
-        <w:pBdr>
-          <w:left w:val="single" w:sz="12" w:space="6" w:color="A6A6A6"/>
-        </w:pBdr>
-        <w:shd w:val="clear" w:color="auto" w:fill="F2F2F2"/>
-        <w:ind w:left="180"/>
-      </w:pPr>
-      <w:r>
-        <w:rPr>
-          <w:rFonts w:ascii="Consolas" w:eastAsia="Consolas" w:hAnsi="Consolas" w:cs="Consolas"/>
-          <w:sz w:val="16"/>
-          <w:szCs w:val="16"/>
-        </w:rPr>
-        <w:t xml:space="preserve">                  Int64.Type</w:t>
-      </w:r>
-    </w:p>
-    <w:p>
-      <w:pPr>
-        <w:pBdr>
-          <w:left w:val="single" w:sz="12" w:space="6" w:color="A6A6A6"/>
-        </w:pBdr>
-        <w:shd w:val="clear" w:color="auto" w:fill="F2F2F2"/>
-        <w:ind w:left="180"/>
-      </w:pPr>
-      <w:r>
-        <w:rPr>
-          <w:rFonts w:ascii="Consolas" w:eastAsia="Consolas" w:hAnsi="Consolas" w:cs="Consolas"/>
-          <w:sz w:val="16"/>
-          <w:szCs w:val="16"/>
-        </w:rPr>
-        <w:t xml:space="preserve">              ),</w:t>
-      </w:r>
-    </w:p>
-    <w:p>
-      <w:pPr>
-        <w:pBdr>
-          <w:left w:val="single" w:sz="12" w:space="6" w:color="A6A6A6"/>
-        </w:pBdr>
-        <w:shd w:val="clear" w:color="auto" w:fill="F2F2F2"/>
-        <w:ind w:left="180"/>
-      </w:pPr>
-      <w:r>
-        <w:rPr>
-          <w:rFonts w:ascii="Consolas" w:eastAsia="Consolas" w:hAnsi="Consolas" w:cs="Consolas"/>
-          <w:sz w:val="16"/>
-          <w:szCs w:val="16"/>
-        </w:rPr>
-        <w:t xml:space="preserve"> </w:t>
-      </w:r>
-    </w:p>
-    <w:p>
-      <w:pPr>
-        <w:pBdr>
-          <w:left w:val="single" w:sz="12" w:space="6" w:color="A6A6A6"/>
-        </w:pBdr>
-        <w:shd w:val="clear" w:color="auto" w:fill="F2F2F2"/>
-        <w:ind w:left="180"/>
-      </w:pPr>
-      <w:r>
-        <w:rPr>
-          <w:rFonts w:ascii="Consolas" w:eastAsia="Consolas" w:hAnsi="Consolas" w:cs="Consolas"/>
-          <w:sz w:val="16"/>
-          <w:szCs w:val="16"/>
-        </w:rPr>
-        <w:t xml:space="preserve">    Typed   = Table.TransformColumnTypes(</w:t>
-      </w:r>
-    </w:p>
-    <w:p>
-      <w:pPr>
-        <w:pBdr>
-          <w:left w:val="single" w:sz="12" w:space="6" w:color="A6A6A6"/>
-        </w:pBdr>
-        <w:shd w:val="clear" w:color="auto" w:fill="F2F2F2"/>
-        <w:ind w:left="180"/>
-      </w:pPr>
-      <w:r>
-        <w:rPr>
-          <w:rFonts w:ascii="Consolas" w:eastAsia="Consolas" w:hAnsi="Consolas" w:cs="Consolas"/>
-          <w:sz w:val="16"/>
-          <w:szCs w:val="16"/>
-        </w:rPr>
-        <w:t xml:space="preserve">                  AddKey,</w:t>
-      </w:r>
-    </w:p>
-    <w:p>
-      <w:pPr>
-        <w:pBdr>
-          <w:left w:val="single" w:sz="12" w:space="6" w:color="A6A6A6"/>
-        </w:pBdr>
-        <w:shd w:val="clear" w:color="auto" w:fill="F2F2F2"/>
-        <w:ind w:left="180"/>
-      </w:pPr>
-      <w:r>
-        <w:rPr>
-          <w:rFonts w:ascii="Consolas" w:eastAsia="Consolas" w:hAnsi="Consolas" w:cs="Consolas"/>
-          <w:sz w:val="16"/>
-          <w:szCs w:val="16"/>
-        </w:rPr>
-        <w:t xml:space="preserve">                  {</w:t>
-      </w:r>
-    </w:p>
-    <w:p>
-      <w:pPr>
-        <w:pBdr>
-          <w:left w:val="single" w:sz="12" w:space="6" w:color="A6A6A6"/>
-        </w:pBdr>
-        <w:shd w:val="clear" w:color="auto" w:fill="F2F2F2"/>
-        <w:ind w:left="180"/>
-      </w:pPr>
-      <w:r>
-        <w:rPr>
-          <w:rFonts w:ascii="Consolas" w:eastAsia="Consolas" w:hAnsi="Consolas" w:cs="Consolas"/>
-          <w:sz w:val="16"/>
-          <w:szCs w:val="16"/>
-        </w:rPr>
-        <w:t xml:space="preserve">                      {"cell_value",    Int64.Type},</w:t>
-      </w:r>
-    </w:p>
-    <w:p>
-      <w:pPr>
-        <w:pBdr>
-          <w:left w:val="single" w:sz="12" w:space="6" w:color="A6A6A6"/>
-        </w:pBdr>
-        <w:shd w:val="clear" w:color="auto" w:fill="F2F2F2"/>
-        <w:ind w:left="180"/>
-      </w:pPr>
-      <w:r>
-        <w:rPr>
-          <w:rFonts w:ascii="Consolas" w:eastAsia="Consolas" w:hAnsi="Consolas" w:cs="Consolas"/>
-          <w:sz w:val="16"/>
-          <w:szCs w:val="16"/>
-        </w:rPr>
-        <w:t xml:space="preserve">                      {"category_code", type text}</w:t>
-      </w:r>
-    </w:p>
-    <w:p>
-      <w:pPr>
-        <w:pBdr>
-          <w:left w:val="single" w:sz="12" w:space="6" w:color="A6A6A6"/>
-        </w:pBdr>
-        <w:shd w:val="clear" w:color="auto" w:fill="F2F2F2"/>
-        <w:ind w:left="180"/>
-      </w:pPr>
-      <w:r>
-        <w:rPr>
-          <w:rFonts w:ascii="Consolas" w:eastAsia="Consolas" w:hAnsi="Consolas" w:cs="Consolas"/>
-          <w:sz w:val="16"/>
-          <w:szCs w:val="16"/>
-        </w:rPr>
-        <w:t xml:space="preserve">                  }</w:t>
-      </w:r>
-    </w:p>
-    <w:p>
-      <w:pPr>
-        <w:pBdr>
-          <w:left w:val="single" w:sz="12" w:space="6" w:color="A6A6A6"/>
-        </w:pBdr>
-        <w:shd w:val="clear" w:color="auto" w:fill="F2F2F2"/>
-        <w:ind w:left="180"/>
-      </w:pPr>
-      <w:r>
-        <w:rPr>
-          <w:rFonts w:ascii="Consolas" w:eastAsia="Consolas" w:hAnsi="Consolas" w:cs="Consolas"/>
-          <w:sz w:val="16"/>
-          <w:szCs w:val="16"/>
-        </w:rPr>
-        <w:t xml:space="preserve">              ),</w:t>
-      </w:r>
-    </w:p>
-    <w:p>
-      <w:pPr>
-        <w:pBdr>
-          <w:left w:val="single" w:sz="12" w:space="6" w:color="A6A6A6"/>
-        </w:pBdr>
-        <w:shd w:val="clear" w:color="auto" w:fill="F2F2F2"/>
-        <w:ind w:left="180"/>
-      </w:pPr>
-      <w:r>
-        <w:rPr>
-          <w:rFonts w:ascii="Consolas" w:eastAsia="Consolas" w:hAnsi="Consolas" w:cs="Consolas"/>
-          <w:sz w:val="16"/>
-          <w:szCs w:val="16"/>
-        </w:rPr>
         <w:t xml:space="preserve"> </w:t>
       </w:r>
     </w:p>
@@ -10819,7 +11221,7 @@
         <w:pStyle w:val="Heading2"/>
         <w:spacing w:before="280" w:after="120"/>
       </w:pPr>
-      <w:bookmarkStart w:id="11" w:name="_Toc240549852"/>
+      <w:bookmarkStart w:id="11" w:name="_Toc240555536"/>
       <w:r>
         <w:rPr>
           <w:b/>
@@ -10845,7 +11247,6 @@
         <w:spacing w:after="120" w:line="276" w:lineRule="auto"/>
       </w:pPr>
       <w:r>
-        <w:lastRenderedPageBreak/>
         <w:t>Microsoft documents two exceptions that do refresh, and both are used above: Web.Contents called with the RelativePath and Query options, and queries that reference Power Query parameters. Keeping the base URL a static literal and pushing everything variable into the Query record satisfies both.</w:t>
       </w:r>
     </w:p>
@@ -10862,7 +11263,7 @@
         <w:pStyle w:val="Heading1"/>
         <w:spacing w:before="360" w:after="160"/>
       </w:pPr>
-      <w:bookmarkStart w:id="12" w:name="_Toc240549853"/>
+      <w:bookmarkStart w:id="12" w:name="_Toc240555537"/>
       <w:r>
         <w:rPr>
           <w:b/>
@@ -10888,7 +11289,7 @@
         <w:pStyle w:val="Heading2"/>
         <w:spacing w:before="280" w:after="120"/>
       </w:pPr>
-      <w:bookmarkStart w:id="13" w:name="_Toc240549854"/>
+      <w:bookmarkStart w:id="13" w:name="_Toc240555538"/>
       <w:r>
         <w:rPr>
           <w:b/>
@@ -10925,6 +11326,12 @@
         <w:gridCol w:w="1866"/>
       </w:tblGrid>
       <w:tr>
+        <w:tblPrEx>
+          <w:tblCellMar>
+            <w:top w:w="0" w:type="dxa"/>
+            <w:bottom w:w="0" w:type="dxa"/>
+          </w:tblCellMar>
+        </w:tblPrEx>
         <w:trPr>
           <w:tblHeader/>
         </w:trPr>
@@ -11022,6 +11429,12 @@
         </w:tc>
       </w:tr>
       <w:tr>
+        <w:tblPrEx>
+          <w:tblCellMar>
+            <w:top w:w="0" w:type="dxa"/>
+            <w:bottom w:w="0" w:type="dxa"/>
+          </w:tblCellMar>
+        </w:tblPrEx>
         <w:trPr>
           <w:cantSplit/>
         </w:trPr>
@@ -11107,6 +11520,12 @@
         </w:tc>
       </w:tr>
       <w:tr>
+        <w:tblPrEx>
+          <w:tblCellMar>
+            <w:top w:w="0" w:type="dxa"/>
+            <w:bottom w:w="0" w:type="dxa"/>
+          </w:tblCellMar>
+        </w:tblPrEx>
         <w:trPr>
           <w:cantSplit/>
         </w:trPr>
@@ -11192,6 +11611,12 @@
         </w:tc>
       </w:tr>
       <w:tr>
+        <w:tblPrEx>
+          <w:tblCellMar>
+            <w:top w:w="0" w:type="dxa"/>
+            <w:bottom w:w="0" w:type="dxa"/>
+          </w:tblCellMar>
+        </w:tblPrEx>
         <w:trPr>
           <w:cantSplit/>
         </w:trPr>
@@ -11277,6 +11702,12 @@
         </w:tc>
       </w:tr>
       <w:tr>
+        <w:tblPrEx>
+          <w:tblCellMar>
+            <w:top w:w="0" w:type="dxa"/>
+            <w:bottom w:w="0" w:type="dxa"/>
+          </w:tblCellMar>
+        </w:tblPrEx>
         <w:trPr>
           <w:cantSplit/>
         </w:trPr>
@@ -11362,6 +11793,12 @@
         </w:tc>
       </w:tr>
       <w:tr>
+        <w:tblPrEx>
+          <w:tblCellMar>
+            <w:top w:w="0" w:type="dxa"/>
+            <w:bottom w:w="0" w:type="dxa"/>
+          </w:tblCellMar>
+        </w:tblPrEx>
         <w:trPr>
           <w:cantSplit/>
         </w:trPr>
@@ -11447,6 +11884,12 @@
         </w:tc>
       </w:tr>
       <w:tr>
+        <w:tblPrEx>
+          <w:tblCellMar>
+            <w:top w:w="0" w:type="dxa"/>
+            <w:bottom w:w="0" w:type="dxa"/>
+          </w:tblCellMar>
+        </w:tblPrEx>
         <w:trPr>
           <w:cantSplit/>
         </w:trPr>
@@ -11532,6 +11975,12 @@
         </w:tc>
       </w:tr>
       <w:tr>
+        <w:tblPrEx>
+          <w:tblCellMar>
+            <w:top w:w="0" w:type="dxa"/>
+            <w:bottom w:w="0" w:type="dxa"/>
+          </w:tblCellMar>
+        </w:tblPrEx>
         <w:trPr>
           <w:cantSplit/>
         </w:trPr>
@@ -11617,6 +12066,12 @@
         </w:tc>
       </w:tr>
       <w:tr>
+        <w:tblPrEx>
+          <w:tblCellMar>
+            <w:top w:w="0" w:type="dxa"/>
+            <w:bottom w:w="0" w:type="dxa"/>
+          </w:tblCellMar>
+        </w:tblPrEx>
         <w:trPr>
           <w:cantSplit/>
         </w:trPr>
@@ -11636,6 +12091,7 @@
                 <w:sz w:val="19"/>
                 <w:szCs w:val="19"/>
               </w:rPr>
+              <w:lastRenderedPageBreak/>
               <w:t>PSAVERT</w:t>
             </w:r>
           </w:p>
@@ -11702,6 +12158,12 @@
         </w:tc>
       </w:tr>
       <w:tr>
+        <w:tblPrEx>
+          <w:tblCellMar>
+            <w:top w:w="0" w:type="dxa"/>
+            <w:bottom w:w="0" w:type="dxa"/>
+          </w:tblCellMar>
+        </w:tblPrEx>
         <w:trPr>
           <w:cantSplit/>
         </w:trPr>
@@ -11807,7 +12269,7 @@
         <w:pStyle w:val="Heading2"/>
         <w:spacing w:before="280" w:after="120"/>
       </w:pPr>
-      <w:bookmarkStart w:id="14" w:name="_Toc240549855"/>
+      <w:bookmarkStart w:id="14" w:name="_Toc240555539"/>
       <w:r>
         <w:rPr>
           <w:b/>
@@ -12073,7 +12535,6 @@
           <w:sz w:val="16"/>
           <w:szCs w:val="16"/>
         </w:rPr>
-        <w:lastRenderedPageBreak/>
         <w:t xml:space="preserve"> </w:t>
       </w:r>
     </w:p>
@@ -12729,7 +13190,7 @@
         <w:pStyle w:val="Heading2"/>
         <w:spacing w:before="280" w:after="120"/>
       </w:pPr>
-      <w:bookmarkStart w:id="15" w:name="_Toc240549856"/>
+      <w:bookmarkStart w:id="15" w:name="_Toc240555540"/>
       <w:r>
         <w:rPr>
           <w:b/>
@@ -12738,6 +13199,7 @@
           <w:sz w:val="25"/>
           <w:szCs w:val="25"/>
         </w:rPr>
+        <w:lastRenderedPageBreak/>
         <w:t>4.3 FactMacro</w:t>
       </w:r>
       <w:bookmarkEnd w:id="15"/>
@@ -13071,7 +13533,6 @@
           <w:sz w:val="16"/>
           <w:szCs w:val="16"/>
         </w:rPr>
-        <w:lastRenderedPageBreak/>
         <w:t xml:space="preserve">                   {</w:t>
       </w:r>
     </w:p>
@@ -13278,7 +13739,7 @@
         <w:pStyle w:val="Heading2"/>
         <w:spacing w:before="280" w:after="120"/>
       </w:pPr>
-      <w:bookmarkStart w:id="16" w:name="_Toc240549857"/>
+      <w:bookmarkStart w:id="16" w:name="_Toc240555541"/>
       <w:r>
         <w:rPr>
           <w:b/>
@@ -13304,7 +13765,7 @@
         <w:pStyle w:val="Heading1"/>
         <w:spacing w:before="360" w:after="160"/>
       </w:pPr>
-      <w:bookmarkStart w:id="17" w:name="_Toc240549858"/>
+      <w:bookmarkStart w:id="17" w:name="_Toc240555542"/>
       <w:r>
         <w:rPr>
           <w:b/>
@@ -13330,7 +13791,7 @@
         <w:pStyle w:val="Heading2"/>
         <w:spacing w:before="280" w:after="120"/>
       </w:pPr>
-      <w:bookmarkStart w:id="18" w:name="_Toc240549859"/>
+      <w:bookmarkStart w:id="18" w:name="_Toc240555543"/>
       <w:r>
         <w:rPr>
           <w:b/>
@@ -13365,6 +13826,12 @@
         <w:gridCol w:w="6739"/>
       </w:tblGrid>
       <w:tr>
+        <w:tblPrEx>
+          <w:tblCellMar>
+            <w:top w:w="0" w:type="dxa"/>
+            <w:bottom w:w="0" w:type="dxa"/>
+          </w:tblCellMar>
+        </w:tblPrEx>
         <w:trPr>
           <w:tblHeader/>
         </w:trPr>
@@ -13416,6 +13883,12 @@
         </w:tc>
       </w:tr>
       <w:tr>
+        <w:tblPrEx>
+          <w:tblCellMar>
+            <w:top w:w="0" w:type="dxa"/>
+            <w:bottom w:w="0" w:type="dxa"/>
+          </w:tblCellMar>
+        </w:tblPrEx>
         <w:trPr>
           <w:cantSplit/>
         </w:trPr>
@@ -13461,6 +13934,12 @@
         </w:tc>
       </w:tr>
       <w:tr>
+        <w:tblPrEx>
+          <w:tblCellMar>
+            <w:top w:w="0" w:type="dxa"/>
+            <w:bottom w:w="0" w:type="dxa"/>
+          </w:tblCellMar>
+        </w:tblPrEx>
         <w:trPr>
           <w:cantSplit/>
         </w:trPr>
@@ -13506,6 +13985,12 @@
         </w:tc>
       </w:tr>
       <w:tr>
+        <w:tblPrEx>
+          <w:tblCellMar>
+            <w:top w:w="0" w:type="dxa"/>
+            <w:bottom w:w="0" w:type="dxa"/>
+          </w:tblCellMar>
+        </w:tblPrEx>
         <w:trPr>
           <w:cantSplit/>
         </w:trPr>
@@ -13525,6 +14010,7 @@
                 <w:sz w:val="19"/>
                 <w:szCs w:val="19"/>
               </w:rPr>
+              <w:lastRenderedPageBreak/>
               <w:t>Rows / period</w:t>
             </w:r>
           </w:p>
@@ -13551,6 +14037,12 @@
         </w:tc>
       </w:tr>
       <w:tr>
+        <w:tblPrEx>
+          <w:tblCellMar>
+            <w:top w:w="0" w:type="dxa"/>
+            <w:bottom w:w="0" w:type="dxa"/>
+          </w:tblCellMar>
+        </w:tblPrEx>
         <w:trPr>
           <w:cantSplit/>
         </w:trPr>
@@ -13596,6 +14088,12 @@
         </w:tc>
       </w:tr>
       <w:tr>
+        <w:tblPrEx>
+          <w:tblCellMar>
+            <w:top w:w="0" w:type="dxa"/>
+            <w:bottom w:w="0" w:type="dxa"/>
+          </w:tblCellMar>
+        </w:tblPrEx>
         <w:trPr>
           <w:cantSplit/>
         </w:trPr>
@@ -13641,6 +14139,12 @@
         </w:tc>
       </w:tr>
       <w:tr>
+        <w:tblPrEx>
+          <w:tblCellMar>
+            <w:top w:w="0" w:type="dxa"/>
+            <w:bottom w:w="0" w:type="dxa"/>
+          </w:tblCellMar>
+        </w:tblPrEx>
         <w:trPr>
           <w:cantSplit/>
         </w:trPr>
@@ -13686,6 +14190,12 @@
         </w:tc>
       </w:tr>
       <w:tr>
+        <w:tblPrEx>
+          <w:tblCellMar>
+            <w:top w:w="0" w:type="dxa"/>
+            <w:bottom w:w="0" w:type="dxa"/>
+          </w:tblCellMar>
+        </w:tblPrEx>
         <w:trPr>
           <w:cantSplit/>
         </w:trPr>
@@ -13736,7 +14246,7 @@
         <w:pStyle w:val="Heading2"/>
         <w:spacing w:before="280" w:after="120"/>
       </w:pPr>
-      <w:bookmarkStart w:id="19" w:name="_Toc240549860"/>
+      <w:bookmarkStart w:id="19" w:name="_Toc240555544"/>
       <w:r>
         <w:rPr>
           <w:b/>
@@ -13883,7 +14393,6 @@
           <w:sz w:val="16"/>
           <w:szCs w:val="16"/>
         </w:rPr>
-        <w:lastRenderedPageBreak/>
         <w:t>https://data.montgomerycountymd.gov/resource/v76h-r7br.json?$select=count(*)</w:t>
       </w:r>
     </w:p>
@@ -13952,7 +14461,7 @@
         <w:pStyle w:val="Heading2"/>
         <w:spacing w:before="280" w:after="120"/>
       </w:pPr>
-      <w:bookmarkStart w:id="20" w:name="_Toc240549861"/>
+      <w:bookmarkStart w:id="20" w:name="_Toc240555545"/>
       <w:r>
         <w:rPr>
           <w:b/>
@@ -14108,7 +14617,7 @@
         <w:pStyle w:val="Heading2"/>
         <w:spacing w:before="280" w:after="120"/>
       </w:pPr>
-      <w:bookmarkStart w:id="21" w:name="_Toc240549862"/>
+      <w:bookmarkStart w:id="21" w:name="_Toc240555546"/>
       <w:r>
         <w:rPr>
           <w:b/>
@@ -14331,6 +14840,7 @@
           <w:sz w:val="16"/>
           <w:szCs w:val="16"/>
         </w:rPr>
+        <w:lastRenderedPageBreak/>
         <w:t>);</w:t>
       </w:r>
     </w:p>
@@ -14639,7 +15149,7 @@
         <w:pStyle w:val="Heading2"/>
         <w:spacing w:before="280" w:after="120"/>
       </w:pPr>
-      <w:bookmarkStart w:id="22" w:name="_Toc240549863"/>
+      <w:bookmarkStart w:id="22" w:name="_Toc240555547"/>
       <w:r>
         <w:rPr>
           <w:b/>
@@ -14657,7 +15167,6 @@
         <w:spacing w:after="120" w:line="276" w:lineRule="auto"/>
       </w:pPr>
       <w:r>
-        <w:lastRenderedPageBreak/>
         <w:t>Run these before building anything. They are also the evidence base for the data-quality section of the published reports — a reviewer who sees the defects named is more inclined to trust the numbers than one who sees a clean result with no working.</w:t>
       </w:r>
     </w:p>
@@ -15188,7 +15697,7 @@
         <w:pStyle w:val="Heading2"/>
         <w:spacing w:before="280" w:after="120"/>
       </w:pPr>
-      <w:bookmarkStart w:id="23" w:name="_Toc240549864"/>
+      <w:bookmarkStart w:id="23" w:name="_Toc240555548"/>
       <w:r>
         <w:rPr>
           <w:b/>
@@ -15197,6 +15706,7 @@
           <w:sz w:val="25"/>
           <w:szCs w:val="25"/>
         </w:rPr>
+        <w:lastRenderedPageBreak/>
         <w:t>5.6 Dimensions</w:t>
       </w:r>
       <w:bookmarkEnd w:id="23"/>
@@ -15590,738 +16100,738 @@
           <w:sz w:val="16"/>
           <w:szCs w:val="16"/>
         </w:rPr>
+        <w:t xml:space="preserve">    ItemType        NVARCHAR(100)     NOT NULL,</w:t>
+      </w:r>
+    </w:p>
+    <w:p>
+      <w:pPr>
+        <w:pBdr>
+          <w:left w:val="single" w:sz="12" w:space="6" w:color="A6A6A6"/>
+        </w:pBdr>
+        <w:shd w:val="clear" w:color="auto" w:fill="F2F2F2"/>
+        <w:ind w:left="180"/>
+      </w:pPr>
+      <w:r>
+        <w:rPr>
+          <w:rFonts w:ascii="Consolas" w:eastAsia="Consolas" w:hAnsi="Consolas" w:cs="Consolas"/>
+          <w:sz w:val="16"/>
+          <w:szCs w:val="16"/>
+        </w:rPr>
+        <w:t xml:space="preserve">    CONSTRAINT PK_DimItem PRIMARY KEY CLUSTERED (ItemKey),</w:t>
+      </w:r>
+    </w:p>
+    <w:p>
+      <w:pPr>
+        <w:pBdr>
+          <w:left w:val="single" w:sz="12" w:space="6" w:color="A6A6A6"/>
+        </w:pBdr>
+        <w:shd w:val="clear" w:color="auto" w:fill="F2F2F2"/>
+        <w:ind w:left="180"/>
+      </w:pPr>
+      <w:r>
+        <w:rPr>
+          <w:rFonts w:ascii="Consolas" w:eastAsia="Consolas" w:hAnsi="Consolas" w:cs="Consolas"/>
+          <w:sz w:val="16"/>
+          <w:szCs w:val="16"/>
+        </w:rPr>
+        <w:t xml:space="preserve">    CONSTRAINT UQ_DimItem_Code UNIQUE (ItemCode)</w:t>
+      </w:r>
+    </w:p>
+    <w:p>
+      <w:pPr>
+        <w:pBdr>
+          <w:left w:val="single" w:sz="12" w:space="6" w:color="A6A6A6"/>
+        </w:pBdr>
+        <w:shd w:val="clear" w:color="auto" w:fill="F2F2F2"/>
+        <w:ind w:left="180"/>
+      </w:pPr>
+      <w:r>
+        <w:rPr>
+          <w:rFonts w:ascii="Consolas" w:eastAsia="Consolas" w:hAnsi="Consolas" w:cs="Consolas"/>
+          <w:sz w:val="16"/>
+          <w:szCs w:val="16"/>
+        </w:rPr>
+        <w:t>);</w:t>
+      </w:r>
+    </w:p>
+    <w:p>
+      <w:pPr>
+        <w:pBdr>
+          <w:left w:val="single" w:sz="12" w:space="6" w:color="A6A6A6"/>
+        </w:pBdr>
+        <w:shd w:val="clear" w:color="auto" w:fill="F2F2F2"/>
+        <w:ind w:left="180"/>
+      </w:pPr>
+      <w:r>
+        <w:rPr>
+          <w:rFonts w:ascii="Consolas" w:eastAsia="Consolas" w:hAnsi="Consolas" w:cs="Consolas"/>
+          <w:sz w:val="16"/>
+          <w:szCs w:val="16"/>
+        </w:rPr>
+        <w:t>GO</w:t>
+      </w:r>
+    </w:p>
+    <w:p>
+      <w:pPr>
+        <w:pBdr>
+          <w:left w:val="single" w:sz="12" w:space="6" w:color="A6A6A6"/>
+        </w:pBdr>
+        <w:shd w:val="clear" w:color="auto" w:fill="F2F2F2"/>
+        <w:ind w:left="180"/>
+      </w:pPr>
+      <w:r>
+        <w:rPr>
+          <w:rFonts w:ascii="Consolas" w:eastAsia="Consolas" w:hAnsi="Consolas" w:cs="Consolas"/>
+          <w:sz w:val="16"/>
+          <w:szCs w:val="16"/>
+        </w:rPr>
+        <w:t xml:space="preserve"> </w:t>
+      </w:r>
+    </w:p>
+    <w:p>
+      <w:pPr>
+        <w:pBdr>
+          <w:left w:val="single" w:sz="12" w:space="6" w:color="A6A6A6"/>
+        </w:pBdr>
+        <w:shd w:val="clear" w:color="auto" w:fill="F2F2F2"/>
+        <w:ind w:left="180"/>
+      </w:pPr>
+      <w:r>
+        <w:rPr>
+          <w:rFonts w:ascii="Consolas" w:eastAsia="Consolas" w:hAnsi="Consolas" w:cs="Consolas"/>
+          <w:sz w:val="16"/>
+          <w:szCs w:val="16"/>
+        </w:rPr>
+        <w:t>INSERT INTO dw.DimItem (ItemCode, ItemDescription, ItemType)</w:t>
+      </w:r>
+    </w:p>
+    <w:p>
+      <w:pPr>
+        <w:pBdr>
+          <w:left w:val="single" w:sz="12" w:space="6" w:color="A6A6A6"/>
+        </w:pBdr>
+        <w:shd w:val="clear" w:color="auto" w:fill="F2F2F2"/>
+        <w:ind w:left="180"/>
+      </w:pPr>
+      <w:r>
+        <w:rPr>
+          <w:rFonts w:ascii="Consolas" w:eastAsia="Consolas" w:hAnsi="Consolas" w:cs="Consolas"/>
+          <w:sz w:val="16"/>
+          <w:szCs w:val="16"/>
+        </w:rPr>
+        <w:t>SELECT  LTRIM(RTRIM([ITEM CODE])),</w:t>
+      </w:r>
+    </w:p>
+    <w:p>
+      <w:pPr>
+        <w:pBdr>
+          <w:left w:val="single" w:sz="12" w:space="6" w:color="A6A6A6"/>
+        </w:pBdr>
+        <w:shd w:val="clear" w:color="auto" w:fill="F2F2F2"/>
+        <w:ind w:left="180"/>
+      </w:pPr>
+      <w:r>
+        <w:rPr>
+          <w:rFonts w:ascii="Consolas" w:eastAsia="Consolas" w:hAnsi="Consolas" w:cs="Consolas"/>
+          <w:sz w:val="16"/>
+          <w:szCs w:val="16"/>
+        </w:rPr>
+        <w:t xml:space="preserve">        MAX(LTRIM(RTRIM([ITEM DESCRIPTION]))),</w:t>
+      </w:r>
+    </w:p>
+    <w:p>
+      <w:pPr>
+        <w:pBdr>
+          <w:left w:val="single" w:sz="12" w:space="6" w:color="A6A6A6"/>
+        </w:pBdr>
+        <w:shd w:val="clear" w:color="auto" w:fill="F2F2F2"/>
+        <w:ind w:left="180"/>
+      </w:pPr>
+      <w:r>
+        <w:rPr>
+          <w:rFonts w:ascii="Consolas" w:eastAsia="Consolas" w:hAnsi="Consolas" w:cs="Consolas"/>
+          <w:sz w:val="16"/>
+          <w:szCs w:val="16"/>
+        </w:rPr>
+        <w:t xml:space="preserve">        COALESCE(NULLIF(LTRIM(RTRIM(MAX([ITEM TYPE]))), ''), 'Unclassified')</w:t>
+      </w:r>
+    </w:p>
+    <w:p>
+      <w:pPr>
+        <w:pBdr>
+          <w:left w:val="single" w:sz="12" w:space="6" w:color="A6A6A6"/>
+        </w:pBdr>
+        <w:shd w:val="clear" w:color="auto" w:fill="F2F2F2"/>
+        <w:ind w:left="180"/>
+      </w:pPr>
+      <w:r>
+        <w:rPr>
+          <w:rFonts w:ascii="Consolas" w:eastAsia="Consolas" w:hAnsi="Consolas" w:cs="Consolas"/>
+          <w:sz w:val="16"/>
+          <w:szCs w:val="16"/>
+        </w:rPr>
+        <w:t>FROM    stg.WarehouseRetailSales</w:t>
+      </w:r>
+    </w:p>
+    <w:p>
+      <w:pPr>
+        <w:pBdr>
+          <w:left w:val="single" w:sz="12" w:space="6" w:color="A6A6A6"/>
+        </w:pBdr>
+        <w:shd w:val="clear" w:color="auto" w:fill="F2F2F2"/>
+        <w:ind w:left="180"/>
+      </w:pPr>
+      <w:r>
+        <w:rPr>
+          <w:rFonts w:ascii="Consolas" w:eastAsia="Consolas" w:hAnsi="Consolas" w:cs="Consolas"/>
+          <w:sz w:val="16"/>
+          <w:szCs w:val="16"/>
+        </w:rPr>
+        <w:t>WHERE   NULLIF(LTRIM(RTRIM([ITEM CODE])), '') IS NOT NULL</w:t>
+      </w:r>
+    </w:p>
+    <w:p>
+      <w:pPr>
+        <w:pBdr>
+          <w:left w:val="single" w:sz="12" w:space="6" w:color="A6A6A6"/>
+        </w:pBdr>
+        <w:shd w:val="clear" w:color="auto" w:fill="F2F2F2"/>
+        <w:ind w:left="180"/>
+      </w:pPr>
+      <w:r>
+        <w:rPr>
+          <w:rFonts w:ascii="Consolas" w:eastAsia="Consolas" w:hAnsi="Consolas" w:cs="Consolas"/>
+          <w:sz w:val="16"/>
+          <w:szCs w:val="16"/>
+        </w:rPr>
+        <w:t>GROUP BY LTRIM(RTRIM([ITEM CODE]));</w:t>
+      </w:r>
+    </w:p>
+    <w:p>
+      <w:pPr>
+        <w:pBdr>
+          <w:left w:val="single" w:sz="12" w:space="6" w:color="A6A6A6"/>
+        </w:pBdr>
+        <w:shd w:val="clear" w:color="auto" w:fill="F2F2F2"/>
+        <w:ind w:left="180"/>
+      </w:pPr>
+      <w:r>
+        <w:rPr>
+          <w:rFonts w:ascii="Consolas" w:eastAsia="Consolas" w:hAnsi="Consolas" w:cs="Consolas"/>
+          <w:sz w:val="16"/>
+          <w:szCs w:val="16"/>
+        </w:rPr>
+        <w:t>GO</w:t>
+      </w:r>
+    </w:p>
+    <w:p>
+      <w:pPr>
+        <w:pBdr>
+          <w:left w:val="single" w:sz="12" w:space="6" w:color="A6A6A6"/>
+        </w:pBdr>
+        <w:shd w:val="clear" w:color="auto" w:fill="F2F2F2"/>
+        <w:ind w:left="180"/>
+      </w:pPr>
+      <w:r>
+        <w:rPr>
+          <w:rFonts w:ascii="Consolas" w:eastAsia="Consolas" w:hAnsi="Consolas" w:cs="Consolas"/>
+          <w:sz w:val="16"/>
+          <w:szCs w:val="16"/>
+        </w:rPr>
+        <w:t xml:space="preserve"> </w:t>
+      </w:r>
+    </w:p>
+    <w:p>
+      <w:pPr>
+        <w:pBdr>
+          <w:left w:val="single" w:sz="12" w:space="6" w:color="A6A6A6"/>
+        </w:pBdr>
+        <w:shd w:val="clear" w:color="auto" w:fill="F2F2F2"/>
+        <w:ind w:left="180"/>
+      </w:pPr>
+      <w:r>
+        <w:rPr>
+          <w:rFonts w:ascii="Consolas" w:eastAsia="Consolas" w:hAnsi="Consolas" w:cs="Consolas"/>
+          <w:sz w:val="16"/>
+          <w:szCs w:val="16"/>
+        </w:rPr>
+        <w:t>/* ---------- Date: MONTHLY, shared by all three tiers ---------- */</w:t>
+      </w:r>
+    </w:p>
+    <w:p>
+      <w:pPr>
+        <w:pBdr>
+          <w:left w:val="single" w:sz="12" w:space="6" w:color="A6A6A6"/>
+        </w:pBdr>
+        <w:shd w:val="clear" w:color="auto" w:fill="F2F2F2"/>
+        <w:ind w:left="180"/>
+      </w:pPr>
+      <w:r>
+        <w:rPr>
+          <w:rFonts w:ascii="Consolas" w:eastAsia="Consolas" w:hAnsi="Consolas" w:cs="Consolas"/>
+          <w:sz w:val="16"/>
+          <w:szCs w:val="16"/>
+        </w:rPr>
+        <w:t>CREATE TABLE dw.DimDate</w:t>
+      </w:r>
+    </w:p>
+    <w:p>
+      <w:pPr>
+        <w:pBdr>
+          <w:left w:val="single" w:sz="12" w:space="6" w:color="A6A6A6"/>
+        </w:pBdr>
+        <w:shd w:val="clear" w:color="auto" w:fill="F2F2F2"/>
+        <w:ind w:left="180"/>
+      </w:pPr>
+      <w:r>
+        <w:rPr>
+          <w:rFonts w:ascii="Consolas" w:eastAsia="Consolas" w:hAnsi="Consolas" w:cs="Consolas"/>
+          <w:sz w:val="16"/>
+          <w:szCs w:val="16"/>
+        </w:rPr>
+        <w:t>(</w:t>
+      </w:r>
+    </w:p>
+    <w:p>
+      <w:pPr>
+        <w:pBdr>
+          <w:left w:val="single" w:sz="12" w:space="6" w:color="A6A6A6"/>
+        </w:pBdr>
+        <w:shd w:val="clear" w:color="auto" w:fill="F2F2F2"/>
+        <w:ind w:left="180"/>
+      </w:pPr>
+      <w:r>
+        <w:rPr>
+          <w:rFonts w:ascii="Consolas" w:eastAsia="Consolas" w:hAnsi="Consolas" w:cs="Consolas"/>
+          <w:sz w:val="16"/>
+          <w:szCs w:val="16"/>
+        </w:rPr>
+        <w:t xml:space="preserve">    DateKey     INT         NOT NULL,   -- YYYYMM01</w:t>
+      </w:r>
+    </w:p>
+    <w:p>
+      <w:pPr>
+        <w:pBdr>
+          <w:left w:val="single" w:sz="12" w:space="6" w:color="A6A6A6"/>
+        </w:pBdr>
+        <w:shd w:val="clear" w:color="auto" w:fill="F2F2F2"/>
+        <w:ind w:left="180"/>
+      </w:pPr>
+      <w:r>
+        <w:rPr>
+          <w:rFonts w:ascii="Consolas" w:eastAsia="Consolas" w:hAnsi="Consolas" w:cs="Consolas"/>
+          <w:sz w:val="16"/>
+          <w:szCs w:val="16"/>
+        </w:rPr>
+        <w:t xml:space="preserve">    [Date]      DATE        NOT NULL,</w:t>
+      </w:r>
+    </w:p>
+    <w:p>
+      <w:pPr>
+        <w:pBdr>
+          <w:left w:val="single" w:sz="12" w:space="6" w:color="A6A6A6"/>
+        </w:pBdr>
+        <w:shd w:val="clear" w:color="auto" w:fill="F2F2F2"/>
+        <w:ind w:left="180"/>
+      </w:pPr>
+      <w:r>
+        <w:rPr>
+          <w:rFonts w:ascii="Consolas" w:eastAsia="Consolas" w:hAnsi="Consolas" w:cs="Consolas"/>
+          <w:sz w:val="16"/>
+          <w:szCs w:val="16"/>
+        </w:rPr>
+        <w:t xml:space="preserve">    [Year]      SMALLINT    NOT NULL,</w:t>
+      </w:r>
+    </w:p>
+    <w:p>
+      <w:pPr>
+        <w:pBdr>
+          <w:left w:val="single" w:sz="12" w:space="6" w:color="A6A6A6"/>
+        </w:pBdr>
+        <w:shd w:val="clear" w:color="auto" w:fill="F2F2F2"/>
+        <w:ind w:left="180"/>
+      </w:pPr>
+      <w:r>
+        <w:rPr>
+          <w:rFonts w:ascii="Consolas" w:eastAsia="Consolas" w:hAnsi="Consolas" w:cs="Consolas"/>
+          <w:sz w:val="16"/>
+          <w:szCs w:val="16"/>
+        </w:rPr>
+        <w:t xml:space="preserve">    [Quarter]   TINYINT     NOT NULL,</w:t>
+      </w:r>
+    </w:p>
+    <w:p>
+      <w:pPr>
+        <w:pBdr>
+          <w:left w:val="single" w:sz="12" w:space="6" w:color="A6A6A6"/>
+        </w:pBdr>
+        <w:shd w:val="clear" w:color="auto" w:fill="F2F2F2"/>
+        <w:ind w:left="180"/>
+      </w:pPr>
+      <w:r>
+        <w:rPr>
+          <w:rFonts w:ascii="Consolas" w:eastAsia="Consolas" w:hAnsi="Consolas" w:cs="Consolas"/>
+          <w:sz w:val="16"/>
+          <w:szCs w:val="16"/>
+        </w:rPr>
+        <w:t xml:space="preserve">    QuarterName CHAR(7)     NOT NULL,</w:t>
+      </w:r>
+    </w:p>
+    <w:p>
+      <w:pPr>
+        <w:pBdr>
+          <w:left w:val="single" w:sz="12" w:space="6" w:color="A6A6A6"/>
+        </w:pBdr>
+        <w:shd w:val="clear" w:color="auto" w:fill="F2F2F2"/>
+        <w:ind w:left="180"/>
+      </w:pPr>
+      <w:r>
+        <w:rPr>
+          <w:rFonts w:ascii="Consolas" w:eastAsia="Consolas" w:hAnsi="Consolas" w:cs="Consolas"/>
+          <w:sz w:val="16"/>
+          <w:szCs w:val="16"/>
+        </w:rPr>
+        <w:t xml:space="preserve">    MonthNumber TINYINT     NOT NULL,</w:t>
+      </w:r>
+    </w:p>
+    <w:p>
+      <w:pPr>
+        <w:pBdr>
+          <w:left w:val="single" w:sz="12" w:space="6" w:color="A6A6A6"/>
+        </w:pBdr>
+        <w:shd w:val="clear" w:color="auto" w:fill="F2F2F2"/>
+        <w:ind w:left="180"/>
+      </w:pPr>
+      <w:r>
+        <w:rPr>
+          <w:rFonts w:ascii="Consolas" w:eastAsia="Consolas" w:hAnsi="Consolas" w:cs="Consolas"/>
+          <w:sz w:val="16"/>
+          <w:szCs w:val="16"/>
+        </w:rPr>
+        <w:t xml:space="preserve">    MonthName   VARCHAR(12) NOT NULL,</w:t>
+      </w:r>
+    </w:p>
+    <w:p>
+      <w:pPr>
+        <w:pBdr>
+          <w:left w:val="single" w:sz="12" w:space="6" w:color="A6A6A6"/>
+        </w:pBdr>
+        <w:shd w:val="clear" w:color="auto" w:fill="F2F2F2"/>
+        <w:ind w:left="180"/>
+      </w:pPr>
+      <w:r>
+        <w:rPr>
+          <w:rFonts w:ascii="Consolas" w:eastAsia="Consolas" w:hAnsi="Consolas" w:cs="Consolas"/>
+          <w:sz w:val="16"/>
+          <w:szCs w:val="16"/>
+        </w:rPr>
+        <w:t xml:space="preserve">    MonthYear   CHAR(8)     NOT NULL,</w:t>
+      </w:r>
+    </w:p>
+    <w:p>
+      <w:pPr>
+        <w:pBdr>
+          <w:left w:val="single" w:sz="12" w:space="6" w:color="A6A6A6"/>
+        </w:pBdr>
+        <w:shd w:val="clear" w:color="auto" w:fill="F2F2F2"/>
+        <w:ind w:left="180"/>
+      </w:pPr>
+      <w:r>
+        <w:rPr>
+          <w:rFonts w:ascii="Consolas" w:eastAsia="Consolas" w:hAnsi="Consolas" w:cs="Consolas"/>
+          <w:sz w:val="16"/>
+          <w:szCs w:val="16"/>
+        </w:rPr>
+        <w:t xml:space="preserve">    CONSTRAINT PK_DimDate PRIMARY KEY CLUSTERED (DateKey)</w:t>
+      </w:r>
+    </w:p>
+    <w:p>
+      <w:pPr>
+        <w:pBdr>
+          <w:left w:val="single" w:sz="12" w:space="6" w:color="A6A6A6"/>
+        </w:pBdr>
+        <w:shd w:val="clear" w:color="auto" w:fill="F2F2F2"/>
+        <w:ind w:left="180"/>
+      </w:pPr>
+      <w:r>
+        <w:rPr>
+          <w:rFonts w:ascii="Consolas" w:eastAsia="Consolas" w:hAnsi="Consolas" w:cs="Consolas"/>
+          <w:sz w:val="16"/>
+          <w:szCs w:val="16"/>
+        </w:rPr>
+        <w:t>);</w:t>
+      </w:r>
+    </w:p>
+    <w:p>
+      <w:pPr>
+        <w:pBdr>
+          <w:left w:val="single" w:sz="12" w:space="6" w:color="A6A6A6"/>
+        </w:pBdr>
+        <w:shd w:val="clear" w:color="auto" w:fill="F2F2F2"/>
+        <w:ind w:left="180"/>
+      </w:pPr>
+      <w:r>
+        <w:rPr>
+          <w:rFonts w:ascii="Consolas" w:eastAsia="Consolas" w:hAnsi="Consolas" w:cs="Consolas"/>
+          <w:sz w:val="16"/>
+          <w:szCs w:val="16"/>
+        </w:rPr>
+        <w:t>GO</w:t>
+      </w:r>
+    </w:p>
+    <w:p>
+      <w:pPr>
+        <w:pBdr>
+          <w:left w:val="single" w:sz="12" w:space="6" w:color="A6A6A6"/>
+        </w:pBdr>
+        <w:shd w:val="clear" w:color="auto" w:fill="F2F2F2"/>
+        <w:ind w:left="180"/>
+      </w:pPr>
+      <w:r>
+        <w:rPr>
+          <w:rFonts w:ascii="Consolas" w:eastAsia="Consolas" w:hAnsi="Consolas" w:cs="Consolas"/>
+          <w:sz w:val="16"/>
+          <w:szCs w:val="16"/>
+        </w:rPr>
+        <w:t xml:space="preserve"> </w:t>
+      </w:r>
+    </w:p>
+    <w:p>
+      <w:pPr>
+        <w:pBdr>
+          <w:left w:val="single" w:sz="12" w:space="6" w:color="A6A6A6"/>
+        </w:pBdr>
+        <w:shd w:val="clear" w:color="auto" w:fill="F2F2F2"/>
+        <w:ind w:left="180"/>
+      </w:pPr>
+      <w:r>
+        <w:rPr>
+          <w:rFonts w:ascii="Consolas" w:eastAsia="Consolas" w:hAnsi="Consolas" w:cs="Consolas"/>
+          <w:sz w:val="16"/>
+          <w:szCs w:val="16"/>
+        </w:rPr>
+        <w:t>;WITH Months AS (</w:t>
+      </w:r>
+    </w:p>
+    <w:p>
+      <w:pPr>
+        <w:pBdr>
+          <w:left w:val="single" w:sz="12" w:space="6" w:color="A6A6A6"/>
+        </w:pBdr>
+        <w:shd w:val="clear" w:color="auto" w:fill="F2F2F2"/>
+        <w:ind w:left="180"/>
+      </w:pPr>
+      <w:r>
+        <w:rPr>
+          <w:rFonts w:ascii="Consolas" w:eastAsia="Consolas" w:hAnsi="Consolas" w:cs="Consolas"/>
+          <w:sz w:val="16"/>
+          <w:szCs w:val="16"/>
+        </w:rPr>
+        <w:t xml:space="preserve">    SELECT CAST('2015-01-01' AS DATE) AS d</w:t>
+      </w:r>
+    </w:p>
+    <w:p>
+      <w:pPr>
+        <w:pBdr>
+          <w:left w:val="single" w:sz="12" w:space="6" w:color="A6A6A6"/>
+        </w:pBdr>
+        <w:shd w:val="clear" w:color="auto" w:fill="F2F2F2"/>
+        <w:ind w:left="180"/>
+      </w:pPr>
+      <w:r>
+        <w:rPr>
+          <w:rFonts w:ascii="Consolas" w:eastAsia="Consolas" w:hAnsi="Consolas" w:cs="Consolas"/>
+          <w:sz w:val="16"/>
+          <w:szCs w:val="16"/>
+        </w:rPr>
+        <w:t xml:space="preserve">    UNION ALL</w:t>
+      </w:r>
+    </w:p>
+    <w:p>
+      <w:pPr>
+        <w:pBdr>
+          <w:left w:val="single" w:sz="12" w:space="6" w:color="A6A6A6"/>
+        </w:pBdr>
+        <w:shd w:val="clear" w:color="auto" w:fill="F2F2F2"/>
+        <w:ind w:left="180"/>
+      </w:pPr>
+      <w:r>
+        <w:rPr>
+          <w:rFonts w:ascii="Consolas" w:eastAsia="Consolas" w:hAnsi="Consolas" w:cs="Consolas"/>
+          <w:sz w:val="16"/>
+          <w:szCs w:val="16"/>
+        </w:rPr>
+        <w:t xml:space="preserve">    SELECT DATEADD(MONTH, 1, d) FROM Months WHERE d &lt; '2030-12-01'</w:t>
+      </w:r>
+    </w:p>
+    <w:p>
+      <w:pPr>
+        <w:pBdr>
+          <w:left w:val="single" w:sz="12" w:space="6" w:color="A6A6A6"/>
+        </w:pBdr>
+        <w:shd w:val="clear" w:color="auto" w:fill="F2F2F2"/>
+        <w:ind w:left="180"/>
+      </w:pPr>
+      <w:r>
+        <w:rPr>
+          <w:rFonts w:ascii="Consolas" w:eastAsia="Consolas" w:hAnsi="Consolas" w:cs="Consolas"/>
+          <w:sz w:val="16"/>
+          <w:szCs w:val="16"/>
+        </w:rPr>
+        <w:t>)</w:t>
+      </w:r>
+    </w:p>
+    <w:p>
+      <w:pPr>
+        <w:pBdr>
+          <w:left w:val="single" w:sz="12" w:space="6" w:color="A6A6A6"/>
+        </w:pBdr>
+        <w:shd w:val="clear" w:color="auto" w:fill="F2F2F2"/>
+        <w:ind w:left="180"/>
+      </w:pPr>
+      <w:r>
+        <w:rPr>
+          <w:rFonts w:ascii="Consolas" w:eastAsia="Consolas" w:hAnsi="Consolas" w:cs="Consolas"/>
+          <w:sz w:val="16"/>
+          <w:szCs w:val="16"/>
+        </w:rPr>
+        <w:t>INSERT INTO dw.DimDate</w:t>
+      </w:r>
+    </w:p>
+    <w:p>
+      <w:pPr>
+        <w:pBdr>
+          <w:left w:val="single" w:sz="12" w:space="6" w:color="A6A6A6"/>
+        </w:pBdr>
+        <w:shd w:val="clear" w:color="auto" w:fill="F2F2F2"/>
+        <w:ind w:left="180"/>
+      </w:pPr>
+      <w:r>
+        <w:rPr>
+          <w:rFonts w:ascii="Consolas" w:eastAsia="Consolas" w:hAnsi="Consolas" w:cs="Consolas"/>
+          <w:sz w:val="16"/>
+          <w:szCs w:val="16"/>
+        </w:rPr>
+        <w:t xml:space="preserve">        (DateKey, [Date], [Year], [Quarter], QuarterName,</w:t>
+      </w:r>
+    </w:p>
+    <w:p>
+      <w:pPr>
+        <w:pBdr>
+          <w:left w:val="single" w:sz="12" w:space="6" w:color="A6A6A6"/>
+        </w:pBdr>
+        <w:shd w:val="clear" w:color="auto" w:fill="F2F2F2"/>
+        <w:ind w:left="180"/>
+      </w:pPr>
+      <w:r>
+        <w:rPr>
+          <w:rFonts w:ascii="Consolas" w:eastAsia="Consolas" w:hAnsi="Consolas" w:cs="Consolas"/>
+          <w:sz w:val="16"/>
+          <w:szCs w:val="16"/>
+        </w:rPr>
+        <w:t xml:space="preserve">         MonthNumber, MonthName, MonthYear)</w:t>
+      </w:r>
+    </w:p>
+    <w:p>
+      <w:pPr>
+        <w:pBdr>
+          <w:left w:val="single" w:sz="12" w:space="6" w:color="A6A6A6"/>
+        </w:pBdr>
+        <w:shd w:val="clear" w:color="auto" w:fill="F2F2F2"/>
+        <w:ind w:left="180"/>
+      </w:pPr>
+      <w:r>
+        <w:rPr>
+          <w:rFonts w:ascii="Consolas" w:eastAsia="Consolas" w:hAnsi="Consolas" w:cs="Consolas"/>
+          <w:sz w:val="16"/>
+          <w:szCs w:val="16"/>
+        </w:rPr>
+        <w:t>SELECT  YEAR(d) * 10000 + MONTH(d) * 100 + 1,</w:t>
+      </w:r>
+    </w:p>
+    <w:p>
+      <w:pPr>
+        <w:pBdr>
+          <w:left w:val="single" w:sz="12" w:space="6" w:color="A6A6A6"/>
+        </w:pBdr>
+        <w:shd w:val="clear" w:color="auto" w:fill="F2F2F2"/>
+        <w:ind w:left="180"/>
+      </w:pPr>
+      <w:r>
+        <w:rPr>
+          <w:rFonts w:ascii="Consolas" w:eastAsia="Consolas" w:hAnsi="Consolas" w:cs="Consolas"/>
+          <w:sz w:val="16"/>
+          <w:szCs w:val="16"/>
+        </w:rPr>
+        <w:t xml:space="preserve">        d, YEAR(d), DATEPART(QUARTER, d),</w:t>
+      </w:r>
+    </w:p>
+    <w:p>
+      <w:pPr>
+        <w:pBdr>
+          <w:left w:val="single" w:sz="12" w:space="6" w:color="A6A6A6"/>
+        </w:pBdr>
+        <w:shd w:val="clear" w:color="auto" w:fill="F2F2F2"/>
+        <w:ind w:left="180"/>
+      </w:pPr>
+      <w:r>
+        <w:rPr>
+          <w:rFonts w:ascii="Consolas" w:eastAsia="Consolas" w:hAnsi="Consolas" w:cs="Consolas"/>
+          <w:sz w:val="16"/>
+          <w:szCs w:val="16"/>
+        </w:rPr>
+        <w:t xml:space="preserve">        CAST(YEAR(d) AS CHAR(4)) + ' Q' + CAST(DATEPART(QUARTER, d) AS CHAR(1)),</w:t>
+      </w:r>
+    </w:p>
+    <w:p>
+      <w:pPr>
+        <w:pBdr>
+          <w:left w:val="single" w:sz="12" w:space="6" w:color="A6A6A6"/>
+        </w:pBdr>
+        <w:shd w:val="clear" w:color="auto" w:fill="F2F2F2"/>
+        <w:ind w:left="180"/>
+      </w:pPr>
+      <w:r>
+        <w:rPr>
+          <w:rFonts w:ascii="Consolas" w:eastAsia="Consolas" w:hAnsi="Consolas" w:cs="Consolas"/>
+          <w:sz w:val="16"/>
+          <w:szCs w:val="16"/>
+        </w:rPr>
+        <w:t xml:space="preserve">        MONTH(d), DATENAME(MONTH, d),</w:t>
+      </w:r>
+    </w:p>
+    <w:p>
+      <w:pPr>
+        <w:pBdr>
+          <w:left w:val="single" w:sz="12" w:space="6" w:color="A6A6A6"/>
+        </w:pBdr>
+        <w:shd w:val="clear" w:color="auto" w:fill="F2F2F2"/>
+        <w:ind w:left="180"/>
+      </w:pPr>
+      <w:r>
+        <w:rPr>
+          <w:rFonts w:ascii="Consolas" w:eastAsia="Consolas" w:hAnsi="Consolas" w:cs="Consolas"/>
+          <w:sz w:val="16"/>
+          <w:szCs w:val="16"/>
+        </w:rPr>
+        <w:t xml:space="preserve">        LEFT(DATENAME(MONTH, d), 3) + ' ' + CAST(YEAR(d) AS CHAR(4))</w:t>
+      </w:r>
+    </w:p>
+    <w:p>
+      <w:pPr>
+        <w:pBdr>
+          <w:left w:val="single" w:sz="12" w:space="6" w:color="A6A6A6"/>
+        </w:pBdr>
+        <w:shd w:val="clear" w:color="auto" w:fill="F2F2F2"/>
+        <w:ind w:left="180"/>
+      </w:pPr>
+      <w:r>
+        <w:rPr>
+          <w:rFonts w:ascii="Consolas" w:eastAsia="Consolas" w:hAnsi="Consolas" w:cs="Consolas"/>
+          <w:sz w:val="16"/>
+          <w:szCs w:val="16"/>
+        </w:rPr>
         <w:lastRenderedPageBreak/>
-        <w:t xml:space="preserve">    ItemType        NVARCHAR(100)     NOT NULL,</w:t>
-      </w:r>
-    </w:p>
-    <w:p>
-      <w:pPr>
-        <w:pBdr>
-          <w:left w:val="single" w:sz="12" w:space="6" w:color="A6A6A6"/>
-        </w:pBdr>
-        <w:shd w:val="clear" w:color="auto" w:fill="F2F2F2"/>
-        <w:ind w:left="180"/>
-      </w:pPr>
-      <w:r>
-        <w:rPr>
-          <w:rFonts w:ascii="Consolas" w:eastAsia="Consolas" w:hAnsi="Consolas" w:cs="Consolas"/>
-          <w:sz w:val="16"/>
-          <w:szCs w:val="16"/>
-        </w:rPr>
-        <w:t xml:space="preserve">    CONSTRAINT PK_DimItem PRIMARY KEY CLUSTERED (ItemKey),</w:t>
-      </w:r>
-    </w:p>
-    <w:p>
-      <w:pPr>
-        <w:pBdr>
-          <w:left w:val="single" w:sz="12" w:space="6" w:color="A6A6A6"/>
-        </w:pBdr>
-        <w:shd w:val="clear" w:color="auto" w:fill="F2F2F2"/>
-        <w:ind w:left="180"/>
-      </w:pPr>
-      <w:r>
-        <w:rPr>
-          <w:rFonts w:ascii="Consolas" w:eastAsia="Consolas" w:hAnsi="Consolas" w:cs="Consolas"/>
-          <w:sz w:val="16"/>
-          <w:szCs w:val="16"/>
-        </w:rPr>
-        <w:t xml:space="preserve">    CONSTRAINT UQ_DimItem_Code UNIQUE (ItemCode)</w:t>
-      </w:r>
-    </w:p>
-    <w:p>
-      <w:pPr>
-        <w:pBdr>
-          <w:left w:val="single" w:sz="12" w:space="6" w:color="A6A6A6"/>
-        </w:pBdr>
-        <w:shd w:val="clear" w:color="auto" w:fill="F2F2F2"/>
-        <w:ind w:left="180"/>
-      </w:pPr>
-      <w:r>
-        <w:rPr>
-          <w:rFonts w:ascii="Consolas" w:eastAsia="Consolas" w:hAnsi="Consolas" w:cs="Consolas"/>
-          <w:sz w:val="16"/>
-          <w:szCs w:val="16"/>
-        </w:rPr>
-        <w:t>);</w:t>
-      </w:r>
-    </w:p>
-    <w:p>
-      <w:pPr>
-        <w:pBdr>
-          <w:left w:val="single" w:sz="12" w:space="6" w:color="A6A6A6"/>
-        </w:pBdr>
-        <w:shd w:val="clear" w:color="auto" w:fill="F2F2F2"/>
-        <w:ind w:left="180"/>
-      </w:pPr>
-      <w:r>
-        <w:rPr>
-          <w:rFonts w:ascii="Consolas" w:eastAsia="Consolas" w:hAnsi="Consolas" w:cs="Consolas"/>
-          <w:sz w:val="16"/>
-          <w:szCs w:val="16"/>
-        </w:rPr>
-        <w:t>GO</w:t>
-      </w:r>
-    </w:p>
-    <w:p>
-      <w:pPr>
-        <w:pBdr>
-          <w:left w:val="single" w:sz="12" w:space="6" w:color="A6A6A6"/>
-        </w:pBdr>
-        <w:shd w:val="clear" w:color="auto" w:fill="F2F2F2"/>
-        <w:ind w:left="180"/>
-      </w:pPr>
-      <w:r>
-        <w:rPr>
-          <w:rFonts w:ascii="Consolas" w:eastAsia="Consolas" w:hAnsi="Consolas" w:cs="Consolas"/>
-          <w:sz w:val="16"/>
-          <w:szCs w:val="16"/>
-        </w:rPr>
-        <w:t xml:space="preserve"> </w:t>
-      </w:r>
-    </w:p>
-    <w:p>
-      <w:pPr>
-        <w:pBdr>
-          <w:left w:val="single" w:sz="12" w:space="6" w:color="A6A6A6"/>
-        </w:pBdr>
-        <w:shd w:val="clear" w:color="auto" w:fill="F2F2F2"/>
-        <w:ind w:left="180"/>
-      </w:pPr>
-      <w:r>
-        <w:rPr>
-          <w:rFonts w:ascii="Consolas" w:eastAsia="Consolas" w:hAnsi="Consolas" w:cs="Consolas"/>
-          <w:sz w:val="16"/>
-          <w:szCs w:val="16"/>
-        </w:rPr>
-        <w:t>INSERT INTO dw.DimItem (ItemCode, ItemDescription, ItemType)</w:t>
-      </w:r>
-    </w:p>
-    <w:p>
-      <w:pPr>
-        <w:pBdr>
-          <w:left w:val="single" w:sz="12" w:space="6" w:color="A6A6A6"/>
-        </w:pBdr>
-        <w:shd w:val="clear" w:color="auto" w:fill="F2F2F2"/>
-        <w:ind w:left="180"/>
-      </w:pPr>
-      <w:r>
-        <w:rPr>
-          <w:rFonts w:ascii="Consolas" w:eastAsia="Consolas" w:hAnsi="Consolas" w:cs="Consolas"/>
-          <w:sz w:val="16"/>
-          <w:szCs w:val="16"/>
-        </w:rPr>
-        <w:t>SELECT  LTRIM(RTRIM([ITEM CODE])),</w:t>
-      </w:r>
-    </w:p>
-    <w:p>
-      <w:pPr>
-        <w:pBdr>
-          <w:left w:val="single" w:sz="12" w:space="6" w:color="A6A6A6"/>
-        </w:pBdr>
-        <w:shd w:val="clear" w:color="auto" w:fill="F2F2F2"/>
-        <w:ind w:left="180"/>
-      </w:pPr>
-      <w:r>
-        <w:rPr>
-          <w:rFonts w:ascii="Consolas" w:eastAsia="Consolas" w:hAnsi="Consolas" w:cs="Consolas"/>
-          <w:sz w:val="16"/>
-          <w:szCs w:val="16"/>
-        </w:rPr>
-        <w:t xml:space="preserve">        MAX(LTRIM(RTRIM([ITEM DESCRIPTION]))),</w:t>
-      </w:r>
-    </w:p>
-    <w:p>
-      <w:pPr>
-        <w:pBdr>
-          <w:left w:val="single" w:sz="12" w:space="6" w:color="A6A6A6"/>
-        </w:pBdr>
-        <w:shd w:val="clear" w:color="auto" w:fill="F2F2F2"/>
-        <w:ind w:left="180"/>
-      </w:pPr>
-      <w:r>
-        <w:rPr>
-          <w:rFonts w:ascii="Consolas" w:eastAsia="Consolas" w:hAnsi="Consolas" w:cs="Consolas"/>
-          <w:sz w:val="16"/>
-          <w:szCs w:val="16"/>
-        </w:rPr>
-        <w:t xml:space="preserve">        COALESCE(NULLIF(LTRIM(RTRIM(MAX([ITEM TYPE]))), ''), 'Unclassified')</w:t>
-      </w:r>
-    </w:p>
-    <w:p>
-      <w:pPr>
-        <w:pBdr>
-          <w:left w:val="single" w:sz="12" w:space="6" w:color="A6A6A6"/>
-        </w:pBdr>
-        <w:shd w:val="clear" w:color="auto" w:fill="F2F2F2"/>
-        <w:ind w:left="180"/>
-      </w:pPr>
-      <w:r>
-        <w:rPr>
-          <w:rFonts w:ascii="Consolas" w:eastAsia="Consolas" w:hAnsi="Consolas" w:cs="Consolas"/>
-          <w:sz w:val="16"/>
-          <w:szCs w:val="16"/>
-        </w:rPr>
-        <w:t>FROM    stg.WarehouseRetailSales</w:t>
-      </w:r>
-    </w:p>
-    <w:p>
-      <w:pPr>
-        <w:pBdr>
-          <w:left w:val="single" w:sz="12" w:space="6" w:color="A6A6A6"/>
-        </w:pBdr>
-        <w:shd w:val="clear" w:color="auto" w:fill="F2F2F2"/>
-        <w:ind w:left="180"/>
-      </w:pPr>
-      <w:r>
-        <w:rPr>
-          <w:rFonts w:ascii="Consolas" w:eastAsia="Consolas" w:hAnsi="Consolas" w:cs="Consolas"/>
-          <w:sz w:val="16"/>
-          <w:szCs w:val="16"/>
-        </w:rPr>
-        <w:t>WHERE   NULLIF(LTRIM(RTRIM([ITEM CODE])), '') IS NOT NULL</w:t>
-      </w:r>
-    </w:p>
-    <w:p>
-      <w:pPr>
-        <w:pBdr>
-          <w:left w:val="single" w:sz="12" w:space="6" w:color="A6A6A6"/>
-        </w:pBdr>
-        <w:shd w:val="clear" w:color="auto" w:fill="F2F2F2"/>
-        <w:ind w:left="180"/>
-      </w:pPr>
-      <w:r>
-        <w:rPr>
-          <w:rFonts w:ascii="Consolas" w:eastAsia="Consolas" w:hAnsi="Consolas" w:cs="Consolas"/>
-          <w:sz w:val="16"/>
-          <w:szCs w:val="16"/>
-        </w:rPr>
-        <w:t>GROUP BY LTRIM(RTRIM([ITEM CODE]));</w:t>
-      </w:r>
-    </w:p>
-    <w:p>
-      <w:pPr>
-        <w:pBdr>
-          <w:left w:val="single" w:sz="12" w:space="6" w:color="A6A6A6"/>
-        </w:pBdr>
-        <w:shd w:val="clear" w:color="auto" w:fill="F2F2F2"/>
-        <w:ind w:left="180"/>
-      </w:pPr>
-      <w:r>
-        <w:rPr>
-          <w:rFonts w:ascii="Consolas" w:eastAsia="Consolas" w:hAnsi="Consolas" w:cs="Consolas"/>
-          <w:sz w:val="16"/>
-          <w:szCs w:val="16"/>
-        </w:rPr>
-        <w:t>GO</w:t>
-      </w:r>
-    </w:p>
-    <w:p>
-      <w:pPr>
-        <w:pBdr>
-          <w:left w:val="single" w:sz="12" w:space="6" w:color="A6A6A6"/>
-        </w:pBdr>
-        <w:shd w:val="clear" w:color="auto" w:fill="F2F2F2"/>
-        <w:ind w:left="180"/>
-      </w:pPr>
-      <w:r>
-        <w:rPr>
-          <w:rFonts w:ascii="Consolas" w:eastAsia="Consolas" w:hAnsi="Consolas" w:cs="Consolas"/>
-          <w:sz w:val="16"/>
-          <w:szCs w:val="16"/>
-        </w:rPr>
-        <w:t xml:space="preserve"> </w:t>
-      </w:r>
-    </w:p>
-    <w:p>
-      <w:pPr>
-        <w:pBdr>
-          <w:left w:val="single" w:sz="12" w:space="6" w:color="A6A6A6"/>
-        </w:pBdr>
-        <w:shd w:val="clear" w:color="auto" w:fill="F2F2F2"/>
-        <w:ind w:left="180"/>
-      </w:pPr>
-      <w:r>
-        <w:rPr>
-          <w:rFonts w:ascii="Consolas" w:eastAsia="Consolas" w:hAnsi="Consolas" w:cs="Consolas"/>
-          <w:sz w:val="16"/>
-          <w:szCs w:val="16"/>
-        </w:rPr>
-        <w:t>/* ---------- Date: MONTHLY, shared by all three tiers ---------- */</w:t>
-      </w:r>
-    </w:p>
-    <w:p>
-      <w:pPr>
-        <w:pBdr>
-          <w:left w:val="single" w:sz="12" w:space="6" w:color="A6A6A6"/>
-        </w:pBdr>
-        <w:shd w:val="clear" w:color="auto" w:fill="F2F2F2"/>
-        <w:ind w:left="180"/>
-      </w:pPr>
-      <w:r>
-        <w:rPr>
-          <w:rFonts w:ascii="Consolas" w:eastAsia="Consolas" w:hAnsi="Consolas" w:cs="Consolas"/>
-          <w:sz w:val="16"/>
-          <w:szCs w:val="16"/>
-        </w:rPr>
-        <w:t>CREATE TABLE dw.DimDate</w:t>
-      </w:r>
-    </w:p>
-    <w:p>
-      <w:pPr>
-        <w:pBdr>
-          <w:left w:val="single" w:sz="12" w:space="6" w:color="A6A6A6"/>
-        </w:pBdr>
-        <w:shd w:val="clear" w:color="auto" w:fill="F2F2F2"/>
-        <w:ind w:left="180"/>
-      </w:pPr>
-      <w:r>
-        <w:rPr>
-          <w:rFonts w:ascii="Consolas" w:eastAsia="Consolas" w:hAnsi="Consolas" w:cs="Consolas"/>
-          <w:sz w:val="16"/>
-          <w:szCs w:val="16"/>
-        </w:rPr>
-        <w:t>(</w:t>
-      </w:r>
-    </w:p>
-    <w:p>
-      <w:pPr>
-        <w:pBdr>
-          <w:left w:val="single" w:sz="12" w:space="6" w:color="A6A6A6"/>
-        </w:pBdr>
-        <w:shd w:val="clear" w:color="auto" w:fill="F2F2F2"/>
-        <w:ind w:left="180"/>
-      </w:pPr>
-      <w:r>
-        <w:rPr>
-          <w:rFonts w:ascii="Consolas" w:eastAsia="Consolas" w:hAnsi="Consolas" w:cs="Consolas"/>
-          <w:sz w:val="16"/>
-          <w:szCs w:val="16"/>
-        </w:rPr>
-        <w:t xml:space="preserve">    DateKey     INT         NOT NULL,   -- YYYYMM01</w:t>
-      </w:r>
-    </w:p>
-    <w:p>
-      <w:pPr>
-        <w:pBdr>
-          <w:left w:val="single" w:sz="12" w:space="6" w:color="A6A6A6"/>
-        </w:pBdr>
-        <w:shd w:val="clear" w:color="auto" w:fill="F2F2F2"/>
-        <w:ind w:left="180"/>
-      </w:pPr>
-      <w:r>
-        <w:rPr>
-          <w:rFonts w:ascii="Consolas" w:eastAsia="Consolas" w:hAnsi="Consolas" w:cs="Consolas"/>
-          <w:sz w:val="16"/>
-          <w:szCs w:val="16"/>
-        </w:rPr>
-        <w:t xml:space="preserve">    [Date]      DATE        NOT NULL,</w:t>
-      </w:r>
-    </w:p>
-    <w:p>
-      <w:pPr>
-        <w:pBdr>
-          <w:left w:val="single" w:sz="12" w:space="6" w:color="A6A6A6"/>
-        </w:pBdr>
-        <w:shd w:val="clear" w:color="auto" w:fill="F2F2F2"/>
-        <w:ind w:left="180"/>
-      </w:pPr>
-      <w:r>
-        <w:rPr>
-          <w:rFonts w:ascii="Consolas" w:eastAsia="Consolas" w:hAnsi="Consolas" w:cs="Consolas"/>
-          <w:sz w:val="16"/>
-          <w:szCs w:val="16"/>
-        </w:rPr>
-        <w:t xml:space="preserve">    [Year]      SMALLINT    NOT NULL,</w:t>
-      </w:r>
-    </w:p>
-    <w:p>
-      <w:pPr>
-        <w:pBdr>
-          <w:left w:val="single" w:sz="12" w:space="6" w:color="A6A6A6"/>
-        </w:pBdr>
-        <w:shd w:val="clear" w:color="auto" w:fill="F2F2F2"/>
-        <w:ind w:left="180"/>
-      </w:pPr>
-      <w:r>
-        <w:rPr>
-          <w:rFonts w:ascii="Consolas" w:eastAsia="Consolas" w:hAnsi="Consolas" w:cs="Consolas"/>
-          <w:sz w:val="16"/>
-          <w:szCs w:val="16"/>
-        </w:rPr>
-        <w:t xml:space="preserve">    [Quarter]   TINYINT     NOT NULL,</w:t>
-      </w:r>
-    </w:p>
-    <w:p>
-      <w:pPr>
-        <w:pBdr>
-          <w:left w:val="single" w:sz="12" w:space="6" w:color="A6A6A6"/>
-        </w:pBdr>
-        <w:shd w:val="clear" w:color="auto" w:fill="F2F2F2"/>
-        <w:ind w:left="180"/>
-      </w:pPr>
-      <w:r>
-        <w:rPr>
-          <w:rFonts w:ascii="Consolas" w:eastAsia="Consolas" w:hAnsi="Consolas" w:cs="Consolas"/>
-          <w:sz w:val="16"/>
-          <w:szCs w:val="16"/>
-        </w:rPr>
-        <w:t xml:space="preserve">    QuarterName CHAR(7)     NOT NULL,</w:t>
-      </w:r>
-    </w:p>
-    <w:p>
-      <w:pPr>
-        <w:pBdr>
-          <w:left w:val="single" w:sz="12" w:space="6" w:color="A6A6A6"/>
-        </w:pBdr>
-        <w:shd w:val="clear" w:color="auto" w:fill="F2F2F2"/>
-        <w:ind w:left="180"/>
-      </w:pPr>
-      <w:r>
-        <w:rPr>
-          <w:rFonts w:ascii="Consolas" w:eastAsia="Consolas" w:hAnsi="Consolas" w:cs="Consolas"/>
-          <w:sz w:val="16"/>
-          <w:szCs w:val="16"/>
-        </w:rPr>
-        <w:t xml:space="preserve">    MonthNumber TINYINT     NOT NULL,</w:t>
-      </w:r>
-    </w:p>
-    <w:p>
-      <w:pPr>
-        <w:pBdr>
-          <w:left w:val="single" w:sz="12" w:space="6" w:color="A6A6A6"/>
-        </w:pBdr>
-        <w:shd w:val="clear" w:color="auto" w:fill="F2F2F2"/>
-        <w:ind w:left="180"/>
-      </w:pPr>
-      <w:r>
-        <w:rPr>
-          <w:rFonts w:ascii="Consolas" w:eastAsia="Consolas" w:hAnsi="Consolas" w:cs="Consolas"/>
-          <w:sz w:val="16"/>
-          <w:szCs w:val="16"/>
-        </w:rPr>
-        <w:t xml:space="preserve">    MonthName   VARCHAR(12) NOT NULL,</w:t>
-      </w:r>
-    </w:p>
-    <w:p>
-      <w:pPr>
-        <w:pBdr>
-          <w:left w:val="single" w:sz="12" w:space="6" w:color="A6A6A6"/>
-        </w:pBdr>
-        <w:shd w:val="clear" w:color="auto" w:fill="F2F2F2"/>
-        <w:ind w:left="180"/>
-      </w:pPr>
-      <w:r>
-        <w:rPr>
-          <w:rFonts w:ascii="Consolas" w:eastAsia="Consolas" w:hAnsi="Consolas" w:cs="Consolas"/>
-          <w:sz w:val="16"/>
-          <w:szCs w:val="16"/>
-        </w:rPr>
-        <w:t xml:space="preserve">    MonthYear   CHAR(8)     NOT NULL,</w:t>
-      </w:r>
-    </w:p>
-    <w:p>
-      <w:pPr>
-        <w:pBdr>
-          <w:left w:val="single" w:sz="12" w:space="6" w:color="A6A6A6"/>
-        </w:pBdr>
-        <w:shd w:val="clear" w:color="auto" w:fill="F2F2F2"/>
-        <w:ind w:left="180"/>
-      </w:pPr>
-      <w:r>
-        <w:rPr>
-          <w:rFonts w:ascii="Consolas" w:eastAsia="Consolas" w:hAnsi="Consolas" w:cs="Consolas"/>
-          <w:sz w:val="16"/>
-          <w:szCs w:val="16"/>
-        </w:rPr>
-        <w:t xml:space="preserve">    CONSTRAINT PK_DimDate PRIMARY KEY CLUSTERED (DateKey)</w:t>
-      </w:r>
-    </w:p>
-    <w:p>
-      <w:pPr>
-        <w:pBdr>
-          <w:left w:val="single" w:sz="12" w:space="6" w:color="A6A6A6"/>
-        </w:pBdr>
-        <w:shd w:val="clear" w:color="auto" w:fill="F2F2F2"/>
-        <w:ind w:left="180"/>
-      </w:pPr>
-      <w:r>
-        <w:rPr>
-          <w:rFonts w:ascii="Consolas" w:eastAsia="Consolas" w:hAnsi="Consolas" w:cs="Consolas"/>
-          <w:sz w:val="16"/>
-          <w:szCs w:val="16"/>
-        </w:rPr>
-        <w:t>);</w:t>
-      </w:r>
-    </w:p>
-    <w:p>
-      <w:pPr>
-        <w:pBdr>
-          <w:left w:val="single" w:sz="12" w:space="6" w:color="A6A6A6"/>
-        </w:pBdr>
-        <w:shd w:val="clear" w:color="auto" w:fill="F2F2F2"/>
-        <w:ind w:left="180"/>
-      </w:pPr>
-      <w:r>
-        <w:rPr>
-          <w:rFonts w:ascii="Consolas" w:eastAsia="Consolas" w:hAnsi="Consolas" w:cs="Consolas"/>
-          <w:sz w:val="16"/>
-          <w:szCs w:val="16"/>
-        </w:rPr>
-        <w:t>GO</w:t>
-      </w:r>
-    </w:p>
-    <w:p>
-      <w:pPr>
-        <w:pBdr>
-          <w:left w:val="single" w:sz="12" w:space="6" w:color="A6A6A6"/>
-        </w:pBdr>
-        <w:shd w:val="clear" w:color="auto" w:fill="F2F2F2"/>
-        <w:ind w:left="180"/>
-      </w:pPr>
-      <w:r>
-        <w:rPr>
-          <w:rFonts w:ascii="Consolas" w:eastAsia="Consolas" w:hAnsi="Consolas" w:cs="Consolas"/>
-          <w:sz w:val="16"/>
-          <w:szCs w:val="16"/>
-        </w:rPr>
-        <w:t xml:space="preserve"> </w:t>
-      </w:r>
-    </w:p>
-    <w:p>
-      <w:pPr>
-        <w:pBdr>
-          <w:left w:val="single" w:sz="12" w:space="6" w:color="A6A6A6"/>
-        </w:pBdr>
-        <w:shd w:val="clear" w:color="auto" w:fill="F2F2F2"/>
-        <w:ind w:left="180"/>
-      </w:pPr>
-      <w:r>
-        <w:rPr>
-          <w:rFonts w:ascii="Consolas" w:eastAsia="Consolas" w:hAnsi="Consolas" w:cs="Consolas"/>
-          <w:sz w:val="16"/>
-          <w:szCs w:val="16"/>
-        </w:rPr>
-        <w:t>;WITH Months AS (</w:t>
-      </w:r>
-    </w:p>
-    <w:p>
-      <w:pPr>
-        <w:pBdr>
-          <w:left w:val="single" w:sz="12" w:space="6" w:color="A6A6A6"/>
-        </w:pBdr>
-        <w:shd w:val="clear" w:color="auto" w:fill="F2F2F2"/>
-        <w:ind w:left="180"/>
-      </w:pPr>
-      <w:r>
-        <w:rPr>
-          <w:rFonts w:ascii="Consolas" w:eastAsia="Consolas" w:hAnsi="Consolas" w:cs="Consolas"/>
-          <w:sz w:val="16"/>
-          <w:szCs w:val="16"/>
-        </w:rPr>
-        <w:t xml:space="preserve">    SELECT CAST('2015-01-01' AS DATE) AS d</w:t>
-      </w:r>
-    </w:p>
-    <w:p>
-      <w:pPr>
-        <w:pBdr>
-          <w:left w:val="single" w:sz="12" w:space="6" w:color="A6A6A6"/>
-        </w:pBdr>
-        <w:shd w:val="clear" w:color="auto" w:fill="F2F2F2"/>
-        <w:ind w:left="180"/>
-      </w:pPr>
-      <w:r>
-        <w:rPr>
-          <w:rFonts w:ascii="Consolas" w:eastAsia="Consolas" w:hAnsi="Consolas" w:cs="Consolas"/>
-          <w:sz w:val="16"/>
-          <w:szCs w:val="16"/>
-        </w:rPr>
-        <w:t xml:space="preserve">    UNION ALL</w:t>
-      </w:r>
-    </w:p>
-    <w:p>
-      <w:pPr>
-        <w:pBdr>
-          <w:left w:val="single" w:sz="12" w:space="6" w:color="A6A6A6"/>
-        </w:pBdr>
-        <w:shd w:val="clear" w:color="auto" w:fill="F2F2F2"/>
-        <w:ind w:left="180"/>
-      </w:pPr>
-      <w:r>
-        <w:rPr>
-          <w:rFonts w:ascii="Consolas" w:eastAsia="Consolas" w:hAnsi="Consolas" w:cs="Consolas"/>
-          <w:sz w:val="16"/>
-          <w:szCs w:val="16"/>
-        </w:rPr>
-        <w:t xml:space="preserve">    SELECT DATEADD(MONTH, 1, d) FROM Months WHERE d &lt; '2030-12-01'</w:t>
-      </w:r>
-    </w:p>
-    <w:p>
-      <w:pPr>
-        <w:pBdr>
-          <w:left w:val="single" w:sz="12" w:space="6" w:color="A6A6A6"/>
-        </w:pBdr>
-        <w:shd w:val="clear" w:color="auto" w:fill="F2F2F2"/>
-        <w:ind w:left="180"/>
-      </w:pPr>
-      <w:r>
-        <w:rPr>
-          <w:rFonts w:ascii="Consolas" w:eastAsia="Consolas" w:hAnsi="Consolas" w:cs="Consolas"/>
-          <w:sz w:val="16"/>
-          <w:szCs w:val="16"/>
-        </w:rPr>
-        <w:t>)</w:t>
-      </w:r>
-    </w:p>
-    <w:p>
-      <w:pPr>
-        <w:pBdr>
-          <w:left w:val="single" w:sz="12" w:space="6" w:color="A6A6A6"/>
-        </w:pBdr>
-        <w:shd w:val="clear" w:color="auto" w:fill="F2F2F2"/>
-        <w:ind w:left="180"/>
-      </w:pPr>
-      <w:r>
-        <w:rPr>
-          <w:rFonts w:ascii="Consolas" w:eastAsia="Consolas" w:hAnsi="Consolas" w:cs="Consolas"/>
-          <w:sz w:val="16"/>
-          <w:szCs w:val="16"/>
-        </w:rPr>
-        <w:t>INSERT INTO dw.DimDate</w:t>
-      </w:r>
-    </w:p>
-    <w:p>
-      <w:pPr>
-        <w:pBdr>
-          <w:left w:val="single" w:sz="12" w:space="6" w:color="A6A6A6"/>
-        </w:pBdr>
-        <w:shd w:val="clear" w:color="auto" w:fill="F2F2F2"/>
-        <w:ind w:left="180"/>
-      </w:pPr>
-      <w:r>
-        <w:rPr>
-          <w:rFonts w:ascii="Consolas" w:eastAsia="Consolas" w:hAnsi="Consolas" w:cs="Consolas"/>
-          <w:sz w:val="16"/>
-          <w:szCs w:val="16"/>
-        </w:rPr>
-        <w:t xml:space="preserve">        (DateKey, [Date], [Year], [Quarter], QuarterName,</w:t>
-      </w:r>
-    </w:p>
-    <w:p>
-      <w:pPr>
-        <w:pBdr>
-          <w:left w:val="single" w:sz="12" w:space="6" w:color="A6A6A6"/>
-        </w:pBdr>
-        <w:shd w:val="clear" w:color="auto" w:fill="F2F2F2"/>
-        <w:ind w:left="180"/>
-      </w:pPr>
-      <w:r>
-        <w:rPr>
-          <w:rFonts w:ascii="Consolas" w:eastAsia="Consolas" w:hAnsi="Consolas" w:cs="Consolas"/>
-          <w:sz w:val="16"/>
-          <w:szCs w:val="16"/>
-        </w:rPr>
-        <w:t xml:space="preserve">         MonthNumber, MonthName, MonthYear)</w:t>
-      </w:r>
-    </w:p>
-    <w:p>
-      <w:pPr>
-        <w:pBdr>
-          <w:left w:val="single" w:sz="12" w:space="6" w:color="A6A6A6"/>
-        </w:pBdr>
-        <w:shd w:val="clear" w:color="auto" w:fill="F2F2F2"/>
-        <w:ind w:left="180"/>
-      </w:pPr>
-      <w:r>
-        <w:rPr>
-          <w:rFonts w:ascii="Consolas" w:eastAsia="Consolas" w:hAnsi="Consolas" w:cs="Consolas"/>
-          <w:sz w:val="16"/>
-          <w:szCs w:val="16"/>
-        </w:rPr>
-        <w:t>SELECT  YEAR(d) * 10000 + MONTH(d) * 100 + 1,</w:t>
-      </w:r>
-    </w:p>
-    <w:p>
-      <w:pPr>
-        <w:pBdr>
-          <w:left w:val="single" w:sz="12" w:space="6" w:color="A6A6A6"/>
-        </w:pBdr>
-        <w:shd w:val="clear" w:color="auto" w:fill="F2F2F2"/>
-        <w:ind w:left="180"/>
-      </w:pPr>
-      <w:r>
-        <w:rPr>
-          <w:rFonts w:ascii="Consolas" w:eastAsia="Consolas" w:hAnsi="Consolas" w:cs="Consolas"/>
-          <w:sz w:val="16"/>
-          <w:szCs w:val="16"/>
-        </w:rPr>
-        <w:t xml:space="preserve">        d, YEAR(d), DATEPART(QUARTER, d),</w:t>
-      </w:r>
-    </w:p>
-    <w:p>
-      <w:pPr>
-        <w:pBdr>
-          <w:left w:val="single" w:sz="12" w:space="6" w:color="A6A6A6"/>
-        </w:pBdr>
-        <w:shd w:val="clear" w:color="auto" w:fill="F2F2F2"/>
-        <w:ind w:left="180"/>
-      </w:pPr>
-      <w:r>
-        <w:rPr>
-          <w:rFonts w:ascii="Consolas" w:eastAsia="Consolas" w:hAnsi="Consolas" w:cs="Consolas"/>
-          <w:sz w:val="16"/>
-          <w:szCs w:val="16"/>
-        </w:rPr>
-        <w:t xml:space="preserve">        CAST(YEAR(d) AS CHAR(4)) + ' Q' + CAST(DATEPART(QUARTER, d) AS CHAR(1)),</w:t>
-      </w:r>
-    </w:p>
-    <w:p>
-      <w:pPr>
-        <w:pBdr>
-          <w:left w:val="single" w:sz="12" w:space="6" w:color="A6A6A6"/>
-        </w:pBdr>
-        <w:shd w:val="clear" w:color="auto" w:fill="F2F2F2"/>
-        <w:ind w:left="180"/>
-      </w:pPr>
-      <w:r>
-        <w:rPr>
-          <w:rFonts w:ascii="Consolas" w:eastAsia="Consolas" w:hAnsi="Consolas" w:cs="Consolas"/>
-          <w:sz w:val="16"/>
-          <w:szCs w:val="16"/>
-        </w:rPr>
-        <w:t xml:space="preserve">        MONTH(d), DATENAME(MONTH, d),</w:t>
-      </w:r>
-    </w:p>
-    <w:p>
-      <w:pPr>
-        <w:pBdr>
-          <w:left w:val="single" w:sz="12" w:space="6" w:color="A6A6A6"/>
-        </w:pBdr>
-        <w:shd w:val="clear" w:color="auto" w:fill="F2F2F2"/>
-        <w:ind w:left="180"/>
-      </w:pPr>
-      <w:r>
-        <w:rPr>
-          <w:rFonts w:ascii="Consolas" w:eastAsia="Consolas" w:hAnsi="Consolas" w:cs="Consolas"/>
-          <w:sz w:val="16"/>
-          <w:szCs w:val="16"/>
-        </w:rPr>
-        <w:t xml:space="preserve">        LEFT(DATENAME(MONTH, d), 3) + ' ' + CAST(YEAR(d) AS CHAR(4))</w:t>
-      </w:r>
-    </w:p>
-    <w:p>
-      <w:pPr>
-        <w:pBdr>
-          <w:left w:val="single" w:sz="12" w:space="6" w:color="A6A6A6"/>
-        </w:pBdr>
-        <w:shd w:val="clear" w:color="auto" w:fill="F2F2F2"/>
-        <w:ind w:left="180"/>
-      </w:pPr>
-      <w:r>
-        <w:rPr>
-          <w:rFonts w:ascii="Consolas" w:eastAsia="Consolas" w:hAnsi="Consolas" w:cs="Consolas"/>
-          <w:sz w:val="16"/>
-          <w:szCs w:val="16"/>
-        </w:rPr>
         <w:t>FROM    Months</w:t>
       </w:r>
     </w:p>
@@ -16365,7 +16875,7 @@
         <w:pStyle w:val="Heading2"/>
         <w:spacing w:before="280" w:after="120"/>
       </w:pPr>
-      <w:bookmarkStart w:id="24" w:name="_Toc240549865"/>
+      <w:bookmarkStart w:id="24" w:name="_Toc240555549"/>
       <w:r>
         <w:rPr>
           <w:b/>
@@ -16699,722 +17209,722 @@
           <w:sz w:val="16"/>
           <w:szCs w:val="16"/>
         </w:rPr>
+        <w:t xml:space="preserve"> </w:t>
+      </w:r>
+    </w:p>
+    <w:p>
+      <w:pPr>
+        <w:pBdr>
+          <w:left w:val="single" w:sz="12" w:space="6" w:color="A6A6A6"/>
+        </w:pBdr>
+        <w:shd w:val="clear" w:color="auto" w:fill="F2F2F2"/>
+        <w:ind w:left="180"/>
+      </w:pPr>
+      <w:r>
+        <w:rPr>
+          <w:rFonts w:ascii="Consolas" w:eastAsia="Consolas" w:hAnsi="Consolas" w:cs="Consolas"/>
+          <w:sz w:val="16"/>
+          <w:szCs w:val="16"/>
+        </w:rPr>
+        <w:t>CREATE OR ALTER PROCEDURE dw.usp_LoadFactItemMovement</w:t>
+      </w:r>
+    </w:p>
+    <w:p>
+      <w:pPr>
+        <w:pBdr>
+          <w:left w:val="single" w:sz="12" w:space="6" w:color="A6A6A6"/>
+        </w:pBdr>
+        <w:shd w:val="clear" w:color="auto" w:fill="F2F2F2"/>
+        <w:ind w:left="180"/>
+      </w:pPr>
+      <w:r>
+        <w:rPr>
+          <w:rFonts w:ascii="Consolas" w:eastAsia="Consolas" w:hAnsi="Consolas" w:cs="Consolas"/>
+          <w:sz w:val="16"/>
+          <w:szCs w:val="16"/>
+        </w:rPr>
+        <w:t>AS</w:t>
+      </w:r>
+    </w:p>
+    <w:p>
+      <w:pPr>
+        <w:pBdr>
+          <w:left w:val="single" w:sz="12" w:space="6" w:color="A6A6A6"/>
+        </w:pBdr>
+        <w:shd w:val="clear" w:color="auto" w:fill="F2F2F2"/>
+        <w:ind w:left="180"/>
+      </w:pPr>
+      <w:r>
+        <w:rPr>
+          <w:rFonts w:ascii="Consolas" w:eastAsia="Consolas" w:hAnsi="Consolas" w:cs="Consolas"/>
+          <w:sz w:val="16"/>
+          <w:szCs w:val="16"/>
+        </w:rPr>
+        <w:t>BEGIN</w:t>
+      </w:r>
+    </w:p>
+    <w:p>
+      <w:pPr>
+        <w:pBdr>
+          <w:left w:val="single" w:sz="12" w:space="6" w:color="A6A6A6"/>
+        </w:pBdr>
+        <w:shd w:val="clear" w:color="auto" w:fill="F2F2F2"/>
+        <w:ind w:left="180"/>
+      </w:pPr>
+      <w:r>
+        <w:rPr>
+          <w:rFonts w:ascii="Consolas" w:eastAsia="Consolas" w:hAnsi="Consolas" w:cs="Consolas"/>
+          <w:sz w:val="16"/>
+          <w:szCs w:val="16"/>
+        </w:rPr>
+        <w:t xml:space="preserve">    SET NOCOUNT ON;</w:t>
+      </w:r>
+    </w:p>
+    <w:p>
+      <w:pPr>
+        <w:pBdr>
+          <w:left w:val="single" w:sz="12" w:space="6" w:color="A6A6A6"/>
+        </w:pBdr>
+        <w:shd w:val="clear" w:color="auto" w:fill="F2F2F2"/>
+        <w:ind w:left="180"/>
+      </w:pPr>
+      <w:r>
+        <w:rPr>
+          <w:rFonts w:ascii="Consolas" w:eastAsia="Consolas" w:hAnsi="Consolas" w:cs="Consolas"/>
+          <w:sz w:val="16"/>
+          <w:szCs w:val="16"/>
+        </w:rPr>
+        <w:t xml:space="preserve">    SET XACT_ABORT ON;</w:t>
+      </w:r>
+    </w:p>
+    <w:p>
+      <w:pPr>
+        <w:pBdr>
+          <w:left w:val="single" w:sz="12" w:space="6" w:color="A6A6A6"/>
+        </w:pBdr>
+        <w:shd w:val="clear" w:color="auto" w:fill="F2F2F2"/>
+        <w:ind w:left="180"/>
+      </w:pPr>
+      <w:r>
+        <w:rPr>
+          <w:rFonts w:ascii="Consolas" w:eastAsia="Consolas" w:hAnsi="Consolas" w:cs="Consolas"/>
+          <w:sz w:val="16"/>
+          <w:szCs w:val="16"/>
+        </w:rPr>
+        <w:t xml:space="preserve"> </w:t>
+      </w:r>
+    </w:p>
+    <w:p>
+      <w:pPr>
+        <w:pBdr>
+          <w:left w:val="single" w:sz="12" w:space="6" w:color="A6A6A6"/>
+        </w:pBdr>
+        <w:shd w:val="clear" w:color="auto" w:fill="F2F2F2"/>
+        <w:ind w:left="180"/>
+      </w:pPr>
+      <w:r>
+        <w:rPr>
+          <w:rFonts w:ascii="Consolas" w:eastAsia="Consolas" w:hAnsi="Consolas" w:cs="Consolas"/>
+          <w:sz w:val="16"/>
+          <w:szCs w:val="16"/>
+        </w:rPr>
+        <w:t xml:space="preserve">    BEGIN TRAN;</w:t>
+      </w:r>
+    </w:p>
+    <w:p>
+      <w:pPr>
+        <w:pBdr>
+          <w:left w:val="single" w:sz="12" w:space="6" w:color="A6A6A6"/>
+        </w:pBdr>
+        <w:shd w:val="clear" w:color="auto" w:fill="F2F2F2"/>
+        <w:ind w:left="180"/>
+      </w:pPr>
+      <w:r>
+        <w:rPr>
+          <w:rFonts w:ascii="Consolas" w:eastAsia="Consolas" w:hAnsi="Consolas" w:cs="Consolas"/>
+          <w:sz w:val="16"/>
+          <w:szCs w:val="16"/>
+        </w:rPr>
+        <w:t xml:space="preserve"> </w:t>
+      </w:r>
+    </w:p>
+    <w:p>
+      <w:pPr>
+        <w:pBdr>
+          <w:left w:val="single" w:sz="12" w:space="6" w:color="A6A6A6"/>
+        </w:pBdr>
+        <w:shd w:val="clear" w:color="auto" w:fill="F2F2F2"/>
+        <w:ind w:left="180"/>
+      </w:pPr>
+      <w:r>
+        <w:rPr>
+          <w:rFonts w:ascii="Consolas" w:eastAsia="Consolas" w:hAnsi="Consolas" w:cs="Consolas"/>
+          <w:sz w:val="16"/>
+          <w:szCs w:val="16"/>
+        </w:rPr>
+        <w:t xml:space="preserve">        TRUNCATE TABLE dw.FactItemMovement;</w:t>
+      </w:r>
+    </w:p>
+    <w:p>
+      <w:pPr>
+        <w:pBdr>
+          <w:left w:val="single" w:sz="12" w:space="6" w:color="A6A6A6"/>
+        </w:pBdr>
+        <w:shd w:val="clear" w:color="auto" w:fill="F2F2F2"/>
+        <w:ind w:left="180"/>
+      </w:pPr>
+      <w:r>
+        <w:rPr>
+          <w:rFonts w:ascii="Consolas" w:eastAsia="Consolas" w:hAnsi="Consolas" w:cs="Consolas"/>
+          <w:sz w:val="16"/>
+          <w:szCs w:val="16"/>
+        </w:rPr>
+        <w:t xml:space="preserve"> </w:t>
+      </w:r>
+    </w:p>
+    <w:p>
+      <w:pPr>
+        <w:pBdr>
+          <w:left w:val="single" w:sz="12" w:space="6" w:color="A6A6A6"/>
+        </w:pBdr>
+        <w:shd w:val="clear" w:color="auto" w:fill="F2F2F2"/>
+        <w:ind w:left="180"/>
+      </w:pPr>
+      <w:r>
+        <w:rPr>
+          <w:rFonts w:ascii="Consolas" w:eastAsia="Consolas" w:hAnsi="Consolas" w:cs="Consolas"/>
+          <w:sz w:val="16"/>
+          <w:szCs w:val="16"/>
+        </w:rPr>
+        <w:t xml:space="preserve">        INSERT INTO dw.FactItemMovement</w:t>
+      </w:r>
+    </w:p>
+    <w:p>
+      <w:pPr>
+        <w:pBdr>
+          <w:left w:val="single" w:sz="12" w:space="6" w:color="A6A6A6"/>
+        </w:pBdr>
+        <w:shd w:val="clear" w:color="auto" w:fill="F2F2F2"/>
+        <w:ind w:left="180"/>
+      </w:pPr>
+      <w:r>
+        <w:rPr>
+          <w:rFonts w:ascii="Consolas" w:eastAsia="Consolas" w:hAnsi="Consolas" w:cs="Consolas"/>
+          <w:sz w:val="16"/>
+          <w:szCs w:val="16"/>
+        </w:rPr>
+        <w:t xml:space="preserve">                (DateKey, SupplierKey, ItemKey,</w:t>
+      </w:r>
+    </w:p>
+    <w:p>
+      <w:pPr>
+        <w:pBdr>
+          <w:left w:val="single" w:sz="12" w:space="6" w:color="A6A6A6"/>
+        </w:pBdr>
+        <w:shd w:val="clear" w:color="auto" w:fill="F2F2F2"/>
+        <w:ind w:left="180"/>
+      </w:pPr>
+      <w:r>
+        <w:rPr>
+          <w:rFonts w:ascii="Consolas" w:eastAsia="Consolas" w:hAnsi="Consolas" w:cs="Consolas"/>
+          <w:sz w:val="16"/>
+          <w:szCs w:val="16"/>
+        </w:rPr>
+        <w:t xml:space="preserve">                 RetailSales, RetailTransfers, WarehouseSales)</w:t>
+      </w:r>
+    </w:p>
+    <w:p>
+      <w:pPr>
+        <w:pBdr>
+          <w:left w:val="single" w:sz="12" w:space="6" w:color="A6A6A6"/>
+        </w:pBdr>
+        <w:shd w:val="clear" w:color="auto" w:fill="F2F2F2"/>
+        <w:ind w:left="180"/>
+      </w:pPr>
+      <w:r>
+        <w:rPr>
+          <w:rFonts w:ascii="Consolas" w:eastAsia="Consolas" w:hAnsi="Consolas" w:cs="Consolas"/>
+          <w:sz w:val="16"/>
+          <w:szCs w:val="16"/>
+        </w:rPr>
+        <w:t xml:space="preserve">        SELECT  d.DateKey,</w:t>
+      </w:r>
+    </w:p>
+    <w:p>
+      <w:pPr>
+        <w:pBdr>
+          <w:left w:val="single" w:sz="12" w:space="6" w:color="A6A6A6"/>
+        </w:pBdr>
+        <w:shd w:val="clear" w:color="auto" w:fill="F2F2F2"/>
+        <w:ind w:left="180"/>
+      </w:pPr>
+      <w:r>
+        <w:rPr>
+          <w:rFonts w:ascii="Consolas" w:eastAsia="Consolas" w:hAnsi="Consolas" w:cs="Consolas"/>
+          <w:sz w:val="16"/>
+          <w:szCs w:val="16"/>
+        </w:rPr>
+        <w:t xml:space="preserve">                s.SupplierKey,</w:t>
+      </w:r>
+    </w:p>
+    <w:p>
+      <w:pPr>
+        <w:pBdr>
+          <w:left w:val="single" w:sz="12" w:space="6" w:color="A6A6A6"/>
+        </w:pBdr>
+        <w:shd w:val="clear" w:color="auto" w:fill="F2F2F2"/>
+        <w:ind w:left="180"/>
+      </w:pPr>
+      <w:r>
+        <w:rPr>
+          <w:rFonts w:ascii="Consolas" w:eastAsia="Consolas" w:hAnsi="Consolas" w:cs="Consolas"/>
+          <w:sz w:val="16"/>
+          <w:szCs w:val="16"/>
+        </w:rPr>
+        <w:t xml:space="preserve">                i.ItemKey,</w:t>
+      </w:r>
+    </w:p>
+    <w:p>
+      <w:pPr>
+        <w:pBdr>
+          <w:left w:val="single" w:sz="12" w:space="6" w:color="A6A6A6"/>
+        </w:pBdr>
+        <w:shd w:val="clear" w:color="auto" w:fill="F2F2F2"/>
+        <w:ind w:left="180"/>
+      </w:pPr>
+      <w:r>
+        <w:rPr>
+          <w:rFonts w:ascii="Consolas" w:eastAsia="Consolas" w:hAnsi="Consolas" w:cs="Consolas"/>
+          <w:sz w:val="16"/>
+          <w:szCs w:val="16"/>
+        </w:rPr>
+        <w:t xml:space="preserve">                TRY_CONVERT(decimal(18,4), src.[RETAIL SALES]),</w:t>
+      </w:r>
+    </w:p>
+    <w:p>
+      <w:pPr>
+        <w:pBdr>
+          <w:left w:val="single" w:sz="12" w:space="6" w:color="A6A6A6"/>
+        </w:pBdr>
+        <w:shd w:val="clear" w:color="auto" w:fill="F2F2F2"/>
+        <w:ind w:left="180"/>
+      </w:pPr>
+      <w:r>
+        <w:rPr>
+          <w:rFonts w:ascii="Consolas" w:eastAsia="Consolas" w:hAnsi="Consolas" w:cs="Consolas"/>
+          <w:sz w:val="16"/>
+          <w:szCs w:val="16"/>
+        </w:rPr>
+        <w:t xml:space="preserve">                TRY_CONVERT(decimal(18,4), src.[RETAIL TRANSFERS]),</w:t>
+      </w:r>
+    </w:p>
+    <w:p>
+      <w:pPr>
+        <w:pBdr>
+          <w:left w:val="single" w:sz="12" w:space="6" w:color="A6A6A6"/>
+        </w:pBdr>
+        <w:shd w:val="clear" w:color="auto" w:fill="F2F2F2"/>
+        <w:ind w:left="180"/>
+      </w:pPr>
+      <w:r>
+        <w:rPr>
+          <w:rFonts w:ascii="Consolas" w:eastAsia="Consolas" w:hAnsi="Consolas" w:cs="Consolas"/>
+          <w:sz w:val="16"/>
+          <w:szCs w:val="16"/>
+        </w:rPr>
+        <w:t xml:space="preserve">                TRY_CONVERT(decimal(18,4), src.[WAREHOUSE SALES])</w:t>
+      </w:r>
+    </w:p>
+    <w:p>
+      <w:pPr>
+        <w:pBdr>
+          <w:left w:val="single" w:sz="12" w:space="6" w:color="A6A6A6"/>
+        </w:pBdr>
+        <w:shd w:val="clear" w:color="auto" w:fill="F2F2F2"/>
+        <w:ind w:left="180"/>
+      </w:pPr>
+      <w:r>
+        <w:rPr>
+          <w:rFonts w:ascii="Consolas" w:eastAsia="Consolas" w:hAnsi="Consolas" w:cs="Consolas"/>
+          <w:sz w:val="16"/>
+          <w:szCs w:val="16"/>
+        </w:rPr>
+        <w:t xml:space="preserve">        FROM    stg.WarehouseRetailSales AS src</w:t>
+      </w:r>
+    </w:p>
+    <w:p>
+      <w:pPr>
+        <w:pBdr>
+          <w:left w:val="single" w:sz="12" w:space="6" w:color="A6A6A6"/>
+        </w:pBdr>
+        <w:shd w:val="clear" w:color="auto" w:fill="F2F2F2"/>
+        <w:ind w:left="180"/>
+      </w:pPr>
+      <w:r>
+        <w:rPr>
+          <w:rFonts w:ascii="Consolas" w:eastAsia="Consolas" w:hAnsi="Consolas" w:cs="Consolas"/>
+          <w:sz w:val="16"/>
+          <w:szCs w:val="16"/>
+        </w:rPr>
+        <w:t xml:space="preserve">                INNER JOIN dw.DimDate AS d</w:t>
+      </w:r>
+    </w:p>
+    <w:p>
+      <w:pPr>
+        <w:pBdr>
+          <w:left w:val="single" w:sz="12" w:space="6" w:color="A6A6A6"/>
+        </w:pBdr>
+        <w:shd w:val="clear" w:color="auto" w:fill="F2F2F2"/>
+        <w:ind w:left="180"/>
+      </w:pPr>
+      <w:r>
+        <w:rPr>
+          <w:rFonts w:ascii="Consolas" w:eastAsia="Consolas" w:hAnsi="Consolas" w:cs="Consolas"/>
+          <w:sz w:val="16"/>
+          <w:szCs w:val="16"/>
+        </w:rPr>
+        <w:t xml:space="preserve">                        ON d.DateKey = TRY_CONVERT(int, src.[YEAR])  * 10000</w:t>
+      </w:r>
+    </w:p>
+    <w:p>
+      <w:pPr>
+        <w:pBdr>
+          <w:left w:val="single" w:sz="12" w:space="6" w:color="A6A6A6"/>
+        </w:pBdr>
+        <w:shd w:val="clear" w:color="auto" w:fill="F2F2F2"/>
+        <w:ind w:left="180"/>
+      </w:pPr>
+      <w:r>
+        <w:rPr>
+          <w:rFonts w:ascii="Consolas" w:eastAsia="Consolas" w:hAnsi="Consolas" w:cs="Consolas"/>
+          <w:sz w:val="16"/>
+          <w:szCs w:val="16"/>
+        </w:rPr>
+        <w:t xml:space="preserve">                                     + TRY_CONVERT(int, src.[MONTH]) * 100 + 1</w:t>
+      </w:r>
+    </w:p>
+    <w:p>
+      <w:pPr>
+        <w:pBdr>
+          <w:left w:val="single" w:sz="12" w:space="6" w:color="A6A6A6"/>
+        </w:pBdr>
+        <w:shd w:val="clear" w:color="auto" w:fill="F2F2F2"/>
+        <w:ind w:left="180"/>
+      </w:pPr>
+      <w:r>
+        <w:rPr>
+          <w:rFonts w:ascii="Consolas" w:eastAsia="Consolas" w:hAnsi="Consolas" w:cs="Consolas"/>
+          <w:sz w:val="16"/>
+          <w:szCs w:val="16"/>
+        </w:rPr>
+        <w:t xml:space="preserve">                INNER JOIN dw.DimSupplier AS s</w:t>
+      </w:r>
+    </w:p>
+    <w:p>
+      <w:pPr>
+        <w:pBdr>
+          <w:left w:val="single" w:sz="12" w:space="6" w:color="A6A6A6"/>
+        </w:pBdr>
+        <w:shd w:val="clear" w:color="auto" w:fill="F2F2F2"/>
+        <w:ind w:left="180"/>
+      </w:pPr>
+      <w:r>
+        <w:rPr>
+          <w:rFonts w:ascii="Consolas" w:eastAsia="Consolas" w:hAnsi="Consolas" w:cs="Consolas"/>
+          <w:sz w:val="16"/>
+          <w:szCs w:val="16"/>
+        </w:rPr>
+        <w:t xml:space="preserve">                        ON s.SupplierName = COALESCE(</w:t>
+      </w:r>
+    </w:p>
+    <w:p>
+      <w:pPr>
+        <w:pBdr>
+          <w:left w:val="single" w:sz="12" w:space="6" w:color="A6A6A6"/>
+        </w:pBdr>
+        <w:shd w:val="clear" w:color="auto" w:fill="F2F2F2"/>
+        <w:ind w:left="180"/>
+      </w:pPr>
+      <w:r>
+        <w:rPr>
+          <w:rFonts w:ascii="Consolas" w:eastAsia="Consolas" w:hAnsi="Consolas" w:cs="Consolas"/>
+          <w:sz w:val="16"/>
+          <w:szCs w:val="16"/>
+        </w:rPr>
+        <w:t xml:space="preserve">                               NULLIF(LTRIM(RTRIM(src.[SUPPLIER])), ''),</w:t>
+      </w:r>
+    </w:p>
+    <w:p>
+      <w:pPr>
+        <w:pBdr>
+          <w:left w:val="single" w:sz="12" w:space="6" w:color="A6A6A6"/>
+        </w:pBdr>
+        <w:shd w:val="clear" w:color="auto" w:fill="F2F2F2"/>
+        <w:ind w:left="180"/>
+      </w:pPr>
+      <w:r>
+        <w:rPr>
+          <w:rFonts w:ascii="Consolas" w:eastAsia="Consolas" w:hAnsi="Consolas" w:cs="Consolas"/>
+          <w:sz w:val="16"/>
+          <w:szCs w:val="16"/>
+        </w:rPr>
+        <w:t xml:space="preserve">                               'Unknown Supplier')</w:t>
+      </w:r>
+    </w:p>
+    <w:p>
+      <w:pPr>
+        <w:pBdr>
+          <w:left w:val="single" w:sz="12" w:space="6" w:color="A6A6A6"/>
+        </w:pBdr>
+        <w:shd w:val="clear" w:color="auto" w:fill="F2F2F2"/>
+        <w:ind w:left="180"/>
+      </w:pPr>
+      <w:r>
+        <w:rPr>
+          <w:rFonts w:ascii="Consolas" w:eastAsia="Consolas" w:hAnsi="Consolas" w:cs="Consolas"/>
+          <w:sz w:val="16"/>
+          <w:szCs w:val="16"/>
+        </w:rPr>
+        <w:t xml:space="preserve">                INNER JOIN dw.DimItem AS i</w:t>
+      </w:r>
+    </w:p>
+    <w:p>
+      <w:pPr>
+        <w:pBdr>
+          <w:left w:val="single" w:sz="12" w:space="6" w:color="A6A6A6"/>
+        </w:pBdr>
+        <w:shd w:val="clear" w:color="auto" w:fill="F2F2F2"/>
+        <w:ind w:left="180"/>
+      </w:pPr>
+      <w:r>
+        <w:rPr>
+          <w:rFonts w:ascii="Consolas" w:eastAsia="Consolas" w:hAnsi="Consolas" w:cs="Consolas"/>
+          <w:sz w:val="16"/>
+          <w:szCs w:val="16"/>
+        </w:rPr>
+        <w:t xml:space="preserve">                        ON i.ItemCode = LTRIM(RTRIM(src.[ITEM CODE]))</w:t>
+      </w:r>
+    </w:p>
+    <w:p>
+      <w:pPr>
+        <w:pBdr>
+          <w:left w:val="single" w:sz="12" w:space="6" w:color="A6A6A6"/>
+        </w:pBdr>
+        <w:shd w:val="clear" w:color="auto" w:fill="F2F2F2"/>
+        <w:ind w:left="180"/>
+      </w:pPr>
+      <w:r>
+        <w:rPr>
+          <w:rFonts w:ascii="Consolas" w:eastAsia="Consolas" w:hAnsi="Consolas" w:cs="Consolas"/>
+          <w:sz w:val="16"/>
+          <w:szCs w:val="16"/>
+        </w:rPr>
+        <w:t xml:space="preserve">        WHERE   TRY_CONVERT(int, src.[YEAR])  IS NOT NULL</w:t>
+      </w:r>
+    </w:p>
+    <w:p>
+      <w:pPr>
+        <w:pBdr>
+          <w:left w:val="single" w:sz="12" w:space="6" w:color="A6A6A6"/>
+        </w:pBdr>
+        <w:shd w:val="clear" w:color="auto" w:fill="F2F2F2"/>
+        <w:ind w:left="180"/>
+      </w:pPr>
+      <w:r>
+        <w:rPr>
+          <w:rFonts w:ascii="Consolas" w:eastAsia="Consolas" w:hAnsi="Consolas" w:cs="Consolas"/>
+          <w:sz w:val="16"/>
+          <w:szCs w:val="16"/>
+        </w:rPr>
+        <w:t xml:space="preserve">          AND   TRY_CONVERT(int, src.[MONTH]) BETWEEN 1 AND 12;</w:t>
+      </w:r>
+    </w:p>
+    <w:p>
+      <w:pPr>
+        <w:pBdr>
+          <w:left w:val="single" w:sz="12" w:space="6" w:color="A6A6A6"/>
+        </w:pBdr>
+        <w:shd w:val="clear" w:color="auto" w:fill="F2F2F2"/>
+        <w:ind w:left="180"/>
+      </w:pPr>
+      <w:r>
+        <w:rPr>
+          <w:rFonts w:ascii="Consolas" w:eastAsia="Consolas" w:hAnsi="Consolas" w:cs="Consolas"/>
+          <w:sz w:val="16"/>
+          <w:szCs w:val="16"/>
+        </w:rPr>
+        <w:t xml:space="preserve"> </w:t>
+      </w:r>
+    </w:p>
+    <w:p>
+      <w:pPr>
+        <w:pBdr>
+          <w:left w:val="single" w:sz="12" w:space="6" w:color="A6A6A6"/>
+        </w:pBdr>
+        <w:shd w:val="clear" w:color="auto" w:fill="F2F2F2"/>
+        <w:ind w:left="180"/>
+      </w:pPr>
+      <w:r>
+        <w:rPr>
+          <w:rFonts w:ascii="Consolas" w:eastAsia="Consolas" w:hAnsi="Consolas" w:cs="Consolas"/>
+          <w:sz w:val="16"/>
+          <w:szCs w:val="16"/>
+        </w:rPr>
+        <w:t xml:space="preserve">    COMMIT TRAN;</w:t>
+      </w:r>
+    </w:p>
+    <w:p>
+      <w:pPr>
+        <w:pBdr>
+          <w:left w:val="single" w:sz="12" w:space="6" w:color="A6A6A6"/>
+        </w:pBdr>
+        <w:shd w:val="clear" w:color="auto" w:fill="F2F2F2"/>
+        <w:ind w:left="180"/>
+      </w:pPr>
+      <w:r>
+        <w:rPr>
+          <w:rFonts w:ascii="Consolas" w:eastAsia="Consolas" w:hAnsi="Consolas" w:cs="Consolas"/>
+          <w:sz w:val="16"/>
+          <w:szCs w:val="16"/>
+        </w:rPr>
+        <w:t xml:space="preserve"> </w:t>
+      </w:r>
+    </w:p>
+    <w:p>
+      <w:pPr>
+        <w:pBdr>
+          <w:left w:val="single" w:sz="12" w:space="6" w:color="A6A6A6"/>
+        </w:pBdr>
+        <w:shd w:val="clear" w:color="auto" w:fill="F2F2F2"/>
+        <w:ind w:left="180"/>
+      </w:pPr>
+      <w:r>
+        <w:rPr>
+          <w:rFonts w:ascii="Consolas" w:eastAsia="Consolas" w:hAnsi="Consolas" w:cs="Consolas"/>
+          <w:sz w:val="16"/>
+          <w:szCs w:val="16"/>
+        </w:rPr>
+        <w:t xml:space="preserve">    -- Reconciliation: this is not optional output</w:t>
+      </w:r>
+    </w:p>
+    <w:p>
+      <w:pPr>
+        <w:pBdr>
+          <w:left w:val="single" w:sz="12" w:space="6" w:color="A6A6A6"/>
+        </w:pBdr>
+        <w:shd w:val="clear" w:color="auto" w:fill="F2F2F2"/>
+        <w:ind w:left="180"/>
+      </w:pPr>
+      <w:r>
+        <w:rPr>
+          <w:rFonts w:ascii="Consolas" w:eastAsia="Consolas" w:hAnsi="Consolas" w:cs="Consolas"/>
+          <w:sz w:val="16"/>
+          <w:szCs w:val="16"/>
+        </w:rPr>
+        <w:t xml:space="preserve">    SELECT (SELECT COUNT(*) FROM stg.WarehouseRetailSales) AS StagedRows,</w:t>
+      </w:r>
+    </w:p>
+    <w:p>
+      <w:pPr>
+        <w:pBdr>
+          <w:left w:val="single" w:sz="12" w:space="6" w:color="A6A6A6"/>
+        </w:pBdr>
+        <w:shd w:val="clear" w:color="auto" w:fill="F2F2F2"/>
+        <w:ind w:left="180"/>
+      </w:pPr>
+      <w:r>
+        <w:rPr>
+          <w:rFonts w:ascii="Consolas" w:eastAsia="Consolas" w:hAnsi="Consolas" w:cs="Consolas"/>
+          <w:sz w:val="16"/>
+          <w:szCs w:val="16"/>
+        </w:rPr>
+        <w:t xml:space="preserve">           (SELECT COUNT(*) FROM dw.FactItemMovement)      AS LoadedRows;</w:t>
+      </w:r>
+    </w:p>
+    <w:p>
+      <w:pPr>
+        <w:pBdr>
+          <w:left w:val="single" w:sz="12" w:space="6" w:color="A6A6A6"/>
+        </w:pBdr>
+        <w:shd w:val="clear" w:color="auto" w:fill="F2F2F2"/>
+        <w:ind w:left="180"/>
+      </w:pPr>
+      <w:r>
+        <w:rPr>
+          <w:rFonts w:ascii="Consolas" w:eastAsia="Consolas" w:hAnsi="Consolas" w:cs="Consolas"/>
+          <w:sz w:val="16"/>
+          <w:szCs w:val="16"/>
+        </w:rPr>
+        <w:t>END;</w:t>
+      </w:r>
+    </w:p>
+    <w:p>
+      <w:pPr>
+        <w:pBdr>
+          <w:left w:val="single" w:sz="12" w:space="6" w:color="A6A6A6"/>
+        </w:pBdr>
+        <w:shd w:val="clear" w:color="auto" w:fill="F2F2F2"/>
+        <w:ind w:left="180"/>
+      </w:pPr>
+      <w:r>
+        <w:rPr>
+          <w:rFonts w:ascii="Consolas" w:eastAsia="Consolas" w:hAnsi="Consolas" w:cs="Consolas"/>
+          <w:sz w:val="16"/>
+          <w:szCs w:val="16"/>
+        </w:rPr>
+        <w:t>GO</w:t>
+      </w:r>
+    </w:p>
+    <w:p>
+      <w:pPr>
+        <w:pBdr>
+          <w:left w:val="single" w:sz="12" w:space="6" w:color="A6A6A6"/>
+        </w:pBdr>
+        <w:shd w:val="clear" w:color="auto" w:fill="F2F2F2"/>
+        <w:ind w:left="180"/>
+      </w:pPr>
+      <w:r>
+        <w:rPr>
+          <w:rFonts w:ascii="Consolas" w:eastAsia="Consolas" w:hAnsi="Consolas" w:cs="Consolas"/>
+          <w:sz w:val="16"/>
+          <w:szCs w:val="16"/>
+        </w:rPr>
+        <w:t xml:space="preserve"> </w:t>
+      </w:r>
+    </w:p>
+    <w:p>
+      <w:pPr>
+        <w:pBdr>
+          <w:left w:val="single" w:sz="12" w:space="6" w:color="A6A6A6"/>
+        </w:pBdr>
+        <w:shd w:val="clear" w:color="auto" w:fill="F2F2F2"/>
+        <w:ind w:left="180"/>
+      </w:pPr>
+      <w:r>
+        <w:rPr>
+          <w:rFonts w:ascii="Consolas" w:eastAsia="Consolas" w:hAnsi="Consolas" w:cs="Consolas"/>
+          <w:sz w:val="16"/>
+          <w:szCs w:val="16"/>
+        </w:rPr>
+        <w:t>EXEC dw.usp_LoadFactItemMovement;</w:t>
+      </w:r>
+    </w:p>
+    <w:p>
+      <w:pPr>
+        <w:pBdr>
+          <w:left w:val="single" w:sz="12" w:space="6" w:color="A6A6A6"/>
+        </w:pBdr>
+        <w:shd w:val="clear" w:color="auto" w:fill="F2F2F2"/>
+        <w:spacing w:after="160"/>
+        <w:ind w:left="180"/>
+      </w:pPr>
+      <w:r>
+        <w:rPr>
+          <w:rFonts w:ascii="Consolas" w:eastAsia="Consolas" w:hAnsi="Consolas" w:cs="Consolas"/>
+          <w:sz w:val="16"/>
+          <w:szCs w:val="16"/>
+        </w:rPr>
         <w:lastRenderedPageBreak/>
-        <w:t xml:space="preserve"> </w:t>
-      </w:r>
-    </w:p>
-    <w:p>
-      <w:pPr>
-        <w:pBdr>
-          <w:left w:val="single" w:sz="12" w:space="6" w:color="A6A6A6"/>
-        </w:pBdr>
-        <w:shd w:val="clear" w:color="auto" w:fill="F2F2F2"/>
-        <w:ind w:left="180"/>
-      </w:pPr>
-      <w:r>
-        <w:rPr>
-          <w:rFonts w:ascii="Consolas" w:eastAsia="Consolas" w:hAnsi="Consolas" w:cs="Consolas"/>
-          <w:sz w:val="16"/>
-          <w:szCs w:val="16"/>
-        </w:rPr>
-        <w:t>CREATE OR ALTER PROCEDURE dw.usp_LoadFactItemMovement</w:t>
-      </w:r>
-    </w:p>
-    <w:p>
-      <w:pPr>
-        <w:pBdr>
-          <w:left w:val="single" w:sz="12" w:space="6" w:color="A6A6A6"/>
-        </w:pBdr>
-        <w:shd w:val="clear" w:color="auto" w:fill="F2F2F2"/>
-        <w:ind w:left="180"/>
-      </w:pPr>
-      <w:r>
-        <w:rPr>
-          <w:rFonts w:ascii="Consolas" w:eastAsia="Consolas" w:hAnsi="Consolas" w:cs="Consolas"/>
-          <w:sz w:val="16"/>
-          <w:szCs w:val="16"/>
-        </w:rPr>
-        <w:t>AS</w:t>
-      </w:r>
-    </w:p>
-    <w:p>
-      <w:pPr>
-        <w:pBdr>
-          <w:left w:val="single" w:sz="12" w:space="6" w:color="A6A6A6"/>
-        </w:pBdr>
-        <w:shd w:val="clear" w:color="auto" w:fill="F2F2F2"/>
-        <w:ind w:left="180"/>
-      </w:pPr>
-      <w:r>
-        <w:rPr>
-          <w:rFonts w:ascii="Consolas" w:eastAsia="Consolas" w:hAnsi="Consolas" w:cs="Consolas"/>
-          <w:sz w:val="16"/>
-          <w:szCs w:val="16"/>
-        </w:rPr>
-        <w:t>BEGIN</w:t>
-      </w:r>
-    </w:p>
-    <w:p>
-      <w:pPr>
-        <w:pBdr>
-          <w:left w:val="single" w:sz="12" w:space="6" w:color="A6A6A6"/>
-        </w:pBdr>
-        <w:shd w:val="clear" w:color="auto" w:fill="F2F2F2"/>
-        <w:ind w:left="180"/>
-      </w:pPr>
-      <w:r>
-        <w:rPr>
-          <w:rFonts w:ascii="Consolas" w:eastAsia="Consolas" w:hAnsi="Consolas" w:cs="Consolas"/>
-          <w:sz w:val="16"/>
-          <w:szCs w:val="16"/>
-        </w:rPr>
-        <w:t xml:space="preserve">    SET NOCOUNT ON;</w:t>
-      </w:r>
-    </w:p>
-    <w:p>
-      <w:pPr>
-        <w:pBdr>
-          <w:left w:val="single" w:sz="12" w:space="6" w:color="A6A6A6"/>
-        </w:pBdr>
-        <w:shd w:val="clear" w:color="auto" w:fill="F2F2F2"/>
-        <w:ind w:left="180"/>
-      </w:pPr>
-      <w:r>
-        <w:rPr>
-          <w:rFonts w:ascii="Consolas" w:eastAsia="Consolas" w:hAnsi="Consolas" w:cs="Consolas"/>
-          <w:sz w:val="16"/>
-          <w:szCs w:val="16"/>
-        </w:rPr>
-        <w:t xml:space="preserve">    SET XACT_ABORT ON;</w:t>
-      </w:r>
-    </w:p>
-    <w:p>
-      <w:pPr>
-        <w:pBdr>
-          <w:left w:val="single" w:sz="12" w:space="6" w:color="A6A6A6"/>
-        </w:pBdr>
-        <w:shd w:val="clear" w:color="auto" w:fill="F2F2F2"/>
-        <w:ind w:left="180"/>
-      </w:pPr>
-      <w:r>
-        <w:rPr>
-          <w:rFonts w:ascii="Consolas" w:eastAsia="Consolas" w:hAnsi="Consolas" w:cs="Consolas"/>
-          <w:sz w:val="16"/>
-          <w:szCs w:val="16"/>
-        </w:rPr>
-        <w:t xml:space="preserve"> </w:t>
-      </w:r>
-    </w:p>
-    <w:p>
-      <w:pPr>
-        <w:pBdr>
-          <w:left w:val="single" w:sz="12" w:space="6" w:color="A6A6A6"/>
-        </w:pBdr>
-        <w:shd w:val="clear" w:color="auto" w:fill="F2F2F2"/>
-        <w:ind w:left="180"/>
-      </w:pPr>
-      <w:r>
-        <w:rPr>
-          <w:rFonts w:ascii="Consolas" w:eastAsia="Consolas" w:hAnsi="Consolas" w:cs="Consolas"/>
-          <w:sz w:val="16"/>
-          <w:szCs w:val="16"/>
-        </w:rPr>
-        <w:t xml:space="preserve">    BEGIN TRAN;</w:t>
-      </w:r>
-    </w:p>
-    <w:p>
-      <w:pPr>
-        <w:pBdr>
-          <w:left w:val="single" w:sz="12" w:space="6" w:color="A6A6A6"/>
-        </w:pBdr>
-        <w:shd w:val="clear" w:color="auto" w:fill="F2F2F2"/>
-        <w:ind w:left="180"/>
-      </w:pPr>
-      <w:r>
-        <w:rPr>
-          <w:rFonts w:ascii="Consolas" w:eastAsia="Consolas" w:hAnsi="Consolas" w:cs="Consolas"/>
-          <w:sz w:val="16"/>
-          <w:szCs w:val="16"/>
-        </w:rPr>
-        <w:t xml:space="preserve"> </w:t>
-      </w:r>
-    </w:p>
-    <w:p>
-      <w:pPr>
-        <w:pBdr>
-          <w:left w:val="single" w:sz="12" w:space="6" w:color="A6A6A6"/>
-        </w:pBdr>
-        <w:shd w:val="clear" w:color="auto" w:fill="F2F2F2"/>
-        <w:ind w:left="180"/>
-      </w:pPr>
-      <w:r>
-        <w:rPr>
-          <w:rFonts w:ascii="Consolas" w:eastAsia="Consolas" w:hAnsi="Consolas" w:cs="Consolas"/>
-          <w:sz w:val="16"/>
-          <w:szCs w:val="16"/>
-        </w:rPr>
-        <w:t xml:space="preserve">        TRUNCATE TABLE dw.FactItemMovement;</w:t>
-      </w:r>
-    </w:p>
-    <w:p>
-      <w:pPr>
-        <w:pBdr>
-          <w:left w:val="single" w:sz="12" w:space="6" w:color="A6A6A6"/>
-        </w:pBdr>
-        <w:shd w:val="clear" w:color="auto" w:fill="F2F2F2"/>
-        <w:ind w:left="180"/>
-      </w:pPr>
-      <w:r>
-        <w:rPr>
-          <w:rFonts w:ascii="Consolas" w:eastAsia="Consolas" w:hAnsi="Consolas" w:cs="Consolas"/>
-          <w:sz w:val="16"/>
-          <w:szCs w:val="16"/>
-        </w:rPr>
-        <w:t xml:space="preserve"> </w:t>
-      </w:r>
-    </w:p>
-    <w:p>
-      <w:pPr>
-        <w:pBdr>
-          <w:left w:val="single" w:sz="12" w:space="6" w:color="A6A6A6"/>
-        </w:pBdr>
-        <w:shd w:val="clear" w:color="auto" w:fill="F2F2F2"/>
-        <w:ind w:left="180"/>
-      </w:pPr>
-      <w:r>
-        <w:rPr>
-          <w:rFonts w:ascii="Consolas" w:eastAsia="Consolas" w:hAnsi="Consolas" w:cs="Consolas"/>
-          <w:sz w:val="16"/>
-          <w:szCs w:val="16"/>
-        </w:rPr>
-        <w:t xml:space="preserve">        INSERT INTO dw.FactItemMovement</w:t>
-      </w:r>
-    </w:p>
-    <w:p>
-      <w:pPr>
-        <w:pBdr>
-          <w:left w:val="single" w:sz="12" w:space="6" w:color="A6A6A6"/>
-        </w:pBdr>
-        <w:shd w:val="clear" w:color="auto" w:fill="F2F2F2"/>
-        <w:ind w:left="180"/>
-      </w:pPr>
-      <w:r>
-        <w:rPr>
-          <w:rFonts w:ascii="Consolas" w:eastAsia="Consolas" w:hAnsi="Consolas" w:cs="Consolas"/>
-          <w:sz w:val="16"/>
-          <w:szCs w:val="16"/>
-        </w:rPr>
-        <w:t xml:space="preserve">                (DateKey, SupplierKey, ItemKey,</w:t>
-      </w:r>
-    </w:p>
-    <w:p>
-      <w:pPr>
-        <w:pBdr>
-          <w:left w:val="single" w:sz="12" w:space="6" w:color="A6A6A6"/>
-        </w:pBdr>
-        <w:shd w:val="clear" w:color="auto" w:fill="F2F2F2"/>
-        <w:ind w:left="180"/>
-      </w:pPr>
-      <w:r>
-        <w:rPr>
-          <w:rFonts w:ascii="Consolas" w:eastAsia="Consolas" w:hAnsi="Consolas" w:cs="Consolas"/>
-          <w:sz w:val="16"/>
-          <w:szCs w:val="16"/>
-        </w:rPr>
-        <w:t xml:space="preserve">                 RetailSales, RetailTransfers, WarehouseSales)</w:t>
-      </w:r>
-    </w:p>
-    <w:p>
-      <w:pPr>
-        <w:pBdr>
-          <w:left w:val="single" w:sz="12" w:space="6" w:color="A6A6A6"/>
-        </w:pBdr>
-        <w:shd w:val="clear" w:color="auto" w:fill="F2F2F2"/>
-        <w:ind w:left="180"/>
-      </w:pPr>
-      <w:r>
-        <w:rPr>
-          <w:rFonts w:ascii="Consolas" w:eastAsia="Consolas" w:hAnsi="Consolas" w:cs="Consolas"/>
-          <w:sz w:val="16"/>
-          <w:szCs w:val="16"/>
-        </w:rPr>
-        <w:t xml:space="preserve">        SELECT  d.DateKey,</w:t>
-      </w:r>
-    </w:p>
-    <w:p>
-      <w:pPr>
-        <w:pBdr>
-          <w:left w:val="single" w:sz="12" w:space="6" w:color="A6A6A6"/>
-        </w:pBdr>
-        <w:shd w:val="clear" w:color="auto" w:fill="F2F2F2"/>
-        <w:ind w:left="180"/>
-      </w:pPr>
-      <w:r>
-        <w:rPr>
-          <w:rFonts w:ascii="Consolas" w:eastAsia="Consolas" w:hAnsi="Consolas" w:cs="Consolas"/>
-          <w:sz w:val="16"/>
-          <w:szCs w:val="16"/>
-        </w:rPr>
-        <w:t xml:space="preserve">                s.SupplierKey,</w:t>
-      </w:r>
-    </w:p>
-    <w:p>
-      <w:pPr>
-        <w:pBdr>
-          <w:left w:val="single" w:sz="12" w:space="6" w:color="A6A6A6"/>
-        </w:pBdr>
-        <w:shd w:val="clear" w:color="auto" w:fill="F2F2F2"/>
-        <w:ind w:left="180"/>
-      </w:pPr>
-      <w:r>
-        <w:rPr>
-          <w:rFonts w:ascii="Consolas" w:eastAsia="Consolas" w:hAnsi="Consolas" w:cs="Consolas"/>
-          <w:sz w:val="16"/>
-          <w:szCs w:val="16"/>
-        </w:rPr>
-        <w:t xml:space="preserve">                i.ItemKey,</w:t>
-      </w:r>
-    </w:p>
-    <w:p>
-      <w:pPr>
-        <w:pBdr>
-          <w:left w:val="single" w:sz="12" w:space="6" w:color="A6A6A6"/>
-        </w:pBdr>
-        <w:shd w:val="clear" w:color="auto" w:fill="F2F2F2"/>
-        <w:ind w:left="180"/>
-      </w:pPr>
-      <w:r>
-        <w:rPr>
-          <w:rFonts w:ascii="Consolas" w:eastAsia="Consolas" w:hAnsi="Consolas" w:cs="Consolas"/>
-          <w:sz w:val="16"/>
-          <w:szCs w:val="16"/>
-        </w:rPr>
-        <w:t xml:space="preserve">                TRY_CONVERT(decimal(18,4), src.[RETAIL SALES]),</w:t>
-      </w:r>
-    </w:p>
-    <w:p>
-      <w:pPr>
-        <w:pBdr>
-          <w:left w:val="single" w:sz="12" w:space="6" w:color="A6A6A6"/>
-        </w:pBdr>
-        <w:shd w:val="clear" w:color="auto" w:fill="F2F2F2"/>
-        <w:ind w:left="180"/>
-      </w:pPr>
-      <w:r>
-        <w:rPr>
-          <w:rFonts w:ascii="Consolas" w:eastAsia="Consolas" w:hAnsi="Consolas" w:cs="Consolas"/>
-          <w:sz w:val="16"/>
-          <w:szCs w:val="16"/>
-        </w:rPr>
-        <w:t xml:space="preserve">                TRY_CONVERT(decimal(18,4), src.[RETAIL TRANSFERS]),</w:t>
-      </w:r>
-    </w:p>
-    <w:p>
-      <w:pPr>
-        <w:pBdr>
-          <w:left w:val="single" w:sz="12" w:space="6" w:color="A6A6A6"/>
-        </w:pBdr>
-        <w:shd w:val="clear" w:color="auto" w:fill="F2F2F2"/>
-        <w:ind w:left="180"/>
-      </w:pPr>
-      <w:r>
-        <w:rPr>
-          <w:rFonts w:ascii="Consolas" w:eastAsia="Consolas" w:hAnsi="Consolas" w:cs="Consolas"/>
-          <w:sz w:val="16"/>
-          <w:szCs w:val="16"/>
-        </w:rPr>
-        <w:t xml:space="preserve">                TRY_CONVERT(decimal(18,4), src.[WAREHOUSE SALES])</w:t>
-      </w:r>
-    </w:p>
-    <w:p>
-      <w:pPr>
-        <w:pBdr>
-          <w:left w:val="single" w:sz="12" w:space="6" w:color="A6A6A6"/>
-        </w:pBdr>
-        <w:shd w:val="clear" w:color="auto" w:fill="F2F2F2"/>
-        <w:ind w:left="180"/>
-      </w:pPr>
-      <w:r>
-        <w:rPr>
-          <w:rFonts w:ascii="Consolas" w:eastAsia="Consolas" w:hAnsi="Consolas" w:cs="Consolas"/>
-          <w:sz w:val="16"/>
-          <w:szCs w:val="16"/>
-        </w:rPr>
-        <w:t xml:space="preserve">        FROM    stg.WarehouseRetailSales AS src</w:t>
-      </w:r>
-    </w:p>
-    <w:p>
-      <w:pPr>
-        <w:pBdr>
-          <w:left w:val="single" w:sz="12" w:space="6" w:color="A6A6A6"/>
-        </w:pBdr>
-        <w:shd w:val="clear" w:color="auto" w:fill="F2F2F2"/>
-        <w:ind w:left="180"/>
-      </w:pPr>
-      <w:r>
-        <w:rPr>
-          <w:rFonts w:ascii="Consolas" w:eastAsia="Consolas" w:hAnsi="Consolas" w:cs="Consolas"/>
-          <w:sz w:val="16"/>
-          <w:szCs w:val="16"/>
-        </w:rPr>
-        <w:t xml:space="preserve">                INNER JOIN dw.DimDate AS d</w:t>
-      </w:r>
-    </w:p>
-    <w:p>
-      <w:pPr>
-        <w:pBdr>
-          <w:left w:val="single" w:sz="12" w:space="6" w:color="A6A6A6"/>
-        </w:pBdr>
-        <w:shd w:val="clear" w:color="auto" w:fill="F2F2F2"/>
-        <w:ind w:left="180"/>
-      </w:pPr>
-      <w:r>
-        <w:rPr>
-          <w:rFonts w:ascii="Consolas" w:eastAsia="Consolas" w:hAnsi="Consolas" w:cs="Consolas"/>
-          <w:sz w:val="16"/>
-          <w:szCs w:val="16"/>
-        </w:rPr>
-        <w:t xml:space="preserve">                        ON d.DateKey = TRY_CONVERT(int, src.[YEAR])  * 10000</w:t>
-      </w:r>
-    </w:p>
-    <w:p>
-      <w:pPr>
-        <w:pBdr>
-          <w:left w:val="single" w:sz="12" w:space="6" w:color="A6A6A6"/>
-        </w:pBdr>
-        <w:shd w:val="clear" w:color="auto" w:fill="F2F2F2"/>
-        <w:ind w:left="180"/>
-      </w:pPr>
-      <w:r>
-        <w:rPr>
-          <w:rFonts w:ascii="Consolas" w:eastAsia="Consolas" w:hAnsi="Consolas" w:cs="Consolas"/>
-          <w:sz w:val="16"/>
-          <w:szCs w:val="16"/>
-        </w:rPr>
-        <w:t xml:space="preserve">                                     + TRY_CONVERT(int, src.[MONTH]) * 100 + 1</w:t>
-      </w:r>
-    </w:p>
-    <w:p>
-      <w:pPr>
-        <w:pBdr>
-          <w:left w:val="single" w:sz="12" w:space="6" w:color="A6A6A6"/>
-        </w:pBdr>
-        <w:shd w:val="clear" w:color="auto" w:fill="F2F2F2"/>
-        <w:ind w:left="180"/>
-      </w:pPr>
-      <w:r>
-        <w:rPr>
-          <w:rFonts w:ascii="Consolas" w:eastAsia="Consolas" w:hAnsi="Consolas" w:cs="Consolas"/>
-          <w:sz w:val="16"/>
-          <w:szCs w:val="16"/>
-        </w:rPr>
-        <w:t xml:space="preserve">                INNER JOIN dw.DimSupplier AS s</w:t>
-      </w:r>
-    </w:p>
-    <w:p>
-      <w:pPr>
-        <w:pBdr>
-          <w:left w:val="single" w:sz="12" w:space="6" w:color="A6A6A6"/>
-        </w:pBdr>
-        <w:shd w:val="clear" w:color="auto" w:fill="F2F2F2"/>
-        <w:ind w:left="180"/>
-      </w:pPr>
-      <w:r>
-        <w:rPr>
-          <w:rFonts w:ascii="Consolas" w:eastAsia="Consolas" w:hAnsi="Consolas" w:cs="Consolas"/>
-          <w:sz w:val="16"/>
-          <w:szCs w:val="16"/>
-        </w:rPr>
-        <w:t xml:space="preserve">                        ON s.SupplierName = COALESCE(</w:t>
-      </w:r>
-    </w:p>
-    <w:p>
-      <w:pPr>
-        <w:pBdr>
-          <w:left w:val="single" w:sz="12" w:space="6" w:color="A6A6A6"/>
-        </w:pBdr>
-        <w:shd w:val="clear" w:color="auto" w:fill="F2F2F2"/>
-        <w:ind w:left="180"/>
-      </w:pPr>
-      <w:r>
-        <w:rPr>
-          <w:rFonts w:ascii="Consolas" w:eastAsia="Consolas" w:hAnsi="Consolas" w:cs="Consolas"/>
-          <w:sz w:val="16"/>
-          <w:szCs w:val="16"/>
-        </w:rPr>
-        <w:t xml:space="preserve">                               NULLIF(LTRIM(RTRIM(src.[SUPPLIER])), ''),</w:t>
-      </w:r>
-    </w:p>
-    <w:p>
-      <w:pPr>
-        <w:pBdr>
-          <w:left w:val="single" w:sz="12" w:space="6" w:color="A6A6A6"/>
-        </w:pBdr>
-        <w:shd w:val="clear" w:color="auto" w:fill="F2F2F2"/>
-        <w:ind w:left="180"/>
-      </w:pPr>
-      <w:r>
-        <w:rPr>
-          <w:rFonts w:ascii="Consolas" w:eastAsia="Consolas" w:hAnsi="Consolas" w:cs="Consolas"/>
-          <w:sz w:val="16"/>
-          <w:szCs w:val="16"/>
-        </w:rPr>
-        <w:t xml:space="preserve">                               'Unknown Supplier')</w:t>
-      </w:r>
-    </w:p>
-    <w:p>
-      <w:pPr>
-        <w:pBdr>
-          <w:left w:val="single" w:sz="12" w:space="6" w:color="A6A6A6"/>
-        </w:pBdr>
-        <w:shd w:val="clear" w:color="auto" w:fill="F2F2F2"/>
-        <w:ind w:left="180"/>
-      </w:pPr>
-      <w:r>
-        <w:rPr>
-          <w:rFonts w:ascii="Consolas" w:eastAsia="Consolas" w:hAnsi="Consolas" w:cs="Consolas"/>
-          <w:sz w:val="16"/>
-          <w:szCs w:val="16"/>
-        </w:rPr>
-        <w:t xml:space="preserve">                INNER JOIN dw.DimItem AS i</w:t>
-      </w:r>
-    </w:p>
-    <w:p>
-      <w:pPr>
-        <w:pBdr>
-          <w:left w:val="single" w:sz="12" w:space="6" w:color="A6A6A6"/>
-        </w:pBdr>
-        <w:shd w:val="clear" w:color="auto" w:fill="F2F2F2"/>
-        <w:ind w:left="180"/>
-      </w:pPr>
-      <w:r>
-        <w:rPr>
-          <w:rFonts w:ascii="Consolas" w:eastAsia="Consolas" w:hAnsi="Consolas" w:cs="Consolas"/>
-          <w:sz w:val="16"/>
-          <w:szCs w:val="16"/>
-        </w:rPr>
-        <w:t xml:space="preserve">                        ON i.ItemCode = LTRIM(RTRIM(src.[ITEM CODE]))</w:t>
-      </w:r>
-    </w:p>
-    <w:p>
-      <w:pPr>
-        <w:pBdr>
-          <w:left w:val="single" w:sz="12" w:space="6" w:color="A6A6A6"/>
-        </w:pBdr>
-        <w:shd w:val="clear" w:color="auto" w:fill="F2F2F2"/>
-        <w:ind w:left="180"/>
-      </w:pPr>
-      <w:r>
-        <w:rPr>
-          <w:rFonts w:ascii="Consolas" w:eastAsia="Consolas" w:hAnsi="Consolas" w:cs="Consolas"/>
-          <w:sz w:val="16"/>
-          <w:szCs w:val="16"/>
-        </w:rPr>
-        <w:t xml:space="preserve">        WHERE   TRY_CONVERT(int, src.[YEAR])  IS NOT NULL</w:t>
-      </w:r>
-    </w:p>
-    <w:p>
-      <w:pPr>
-        <w:pBdr>
-          <w:left w:val="single" w:sz="12" w:space="6" w:color="A6A6A6"/>
-        </w:pBdr>
-        <w:shd w:val="clear" w:color="auto" w:fill="F2F2F2"/>
-        <w:ind w:left="180"/>
-      </w:pPr>
-      <w:r>
-        <w:rPr>
-          <w:rFonts w:ascii="Consolas" w:eastAsia="Consolas" w:hAnsi="Consolas" w:cs="Consolas"/>
-          <w:sz w:val="16"/>
-          <w:szCs w:val="16"/>
-        </w:rPr>
-        <w:t xml:space="preserve">          AND   TRY_CONVERT(int, src.[MONTH]) BETWEEN 1 AND 12;</w:t>
-      </w:r>
-    </w:p>
-    <w:p>
-      <w:pPr>
-        <w:pBdr>
-          <w:left w:val="single" w:sz="12" w:space="6" w:color="A6A6A6"/>
-        </w:pBdr>
-        <w:shd w:val="clear" w:color="auto" w:fill="F2F2F2"/>
-        <w:ind w:left="180"/>
-      </w:pPr>
-      <w:r>
-        <w:rPr>
-          <w:rFonts w:ascii="Consolas" w:eastAsia="Consolas" w:hAnsi="Consolas" w:cs="Consolas"/>
-          <w:sz w:val="16"/>
-          <w:szCs w:val="16"/>
-        </w:rPr>
-        <w:t xml:space="preserve"> </w:t>
-      </w:r>
-    </w:p>
-    <w:p>
-      <w:pPr>
-        <w:pBdr>
-          <w:left w:val="single" w:sz="12" w:space="6" w:color="A6A6A6"/>
-        </w:pBdr>
-        <w:shd w:val="clear" w:color="auto" w:fill="F2F2F2"/>
-        <w:ind w:left="180"/>
-      </w:pPr>
-      <w:r>
-        <w:rPr>
-          <w:rFonts w:ascii="Consolas" w:eastAsia="Consolas" w:hAnsi="Consolas" w:cs="Consolas"/>
-          <w:sz w:val="16"/>
-          <w:szCs w:val="16"/>
-        </w:rPr>
-        <w:t xml:space="preserve">    COMMIT TRAN;</w:t>
-      </w:r>
-    </w:p>
-    <w:p>
-      <w:pPr>
-        <w:pBdr>
-          <w:left w:val="single" w:sz="12" w:space="6" w:color="A6A6A6"/>
-        </w:pBdr>
-        <w:shd w:val="clear" w:color="auto" w:fill="F2F2F2"/>
-        <w:ind w:left="180"/>
-      </w:pPr>
-      <w:r>
-        <w:rPr>
-          <w:rFonts w:ascii="Consolas" w:eastAsia="Consolas" w:hAnsi="Consolas" w:cs="Consolas"/>
-          <w:sz w:val="16"/>
-          <w:szCs w:val="16"/>
-        </w:rPr>
-        <w:t xml:space="preserve"> </w:t>
-      </w:r>
-    </w:p>
-    <w:p>
-      <w:pPr>
-        <w:pBdr>
-          <w:left w:val="single" w:sz="12" w:space="6" w:color="A6A6A6"/>
-        </w:pBdr>
-        <w:shd w:val="clear" w:color="auto" w:fill="F2F2F2"/>
-        <w:ind w:left="180"/>
-      </w:pPr>
-      <w:r>
-        <w:rPr>
-          <w:rFonts w:ascii="Consolas" w:eastAsia="Consolas" w:hAnsi="Consolas" w:cs="Consolas"/>
-          <w:sz w:val="16"/>
-          <w:szCs w:val="16"/>
-        </w:rPr>
-        <w:t xml:space="preserve">    -- Reconciliation: this is not optional output</w:t>
-      </w:r>
-    </w:p>
-    <w:p>
-      <w:pPr>
-        <w:pBdr>
-          <w:left w:val="single" w:sz="12" w:space="6" w:color="A6A6A6"/>
-        </w:pBdr>
-        <w:shd w:val="clear" w:color="auto" w:fill="F2F2F2"/>
-        <w:ind w:left="180"/>
-      </w:pPr>
-      <w:r>
-        <w:rPr>
-          <w:rFonts w:ascii="Consolas" w:eastAsia="Consolas" w:hAnsi="Consolas" w:cs="Consolas"/>
-          <w:sz w:val="16"/>
-          <w:szCs w:val="16"/>
-        </w:rPr>
-        <w:t xml:space="preserve">    SELECT (SELECT COUNT(*) FROM stg.WarehouseRetailSales) AS StagedRows,</w:t>
-      </w:r>
-    </w:p>
-    <w:p>
-      <w:pPr>
-        <w:pBdr>
-          <w:left w:val="single" w:sz="12" w:space="6" w:color="A6A6A6"/>
-        </w:pBdr>
-        <w:shd w:val="clear" w:color="auto" w:fill="F2F2F2"/>
-        <w:ind w:left="180"/>
-      </w:pPr>
-      <w:r>
-        <w:rPr>
-          <w:rFonts w:ascii="Consolas" w:eastAsia="Consolas" w:hAnsi="Consolas" w:cs="Consolas"/>
-          <w:sz w:val="16"/>
-          <w:szCs w:val="16"/>
-        </w:rPr>
-        <w:t xml:space="preserve">           (SELECT COUNT(*) FROM dw.FactItemMovement)      AS LoadedRows;</w:t>
-      </w:r>
-    </w:p>
-    <w:p>
-      <w:pPr>
-        <w:pBdr>
-          <w:left w:val="single" w:sz="12" w:space="6" w:color="A6A6A6"/>
-        </w:pBdr>
-        <w:shd w:val="clear" w:color="auto" w:fill="F2F2F2"/>
-        <w:ind w:left="180"/>
-      </w:pPr>
-      <w:r>
-        <w:rPr>
-          <w:rFonts w:ascii="Consolas" w:eastAsia="Consolas" w:hAnsi="Consolas" w:cs="Consolas"/>
-          <w:sz w:val="16"/>
-          <w:szCs w:val="16"/>
-        </w:rPr>
-        <w:t>END;</w:t>
-      </w:r>
-    </w:p>
-    <w:p>
-      <w:pPr>
-        <w:pBdr>
-          <w:left w:val="single" w:sz="12" w:space="6" w:color="A6A6A6"/>
-        </w:pBdr>
-        <w:shd w:val="clear" w:color="auto" w:fill="F2F2F2"/>
-        <w:ind w:left="180"/>
-      </w:pPr>
-      <w:r>
-        <w:rPr>
-          <w:rFonts w:ascii="Consolas" w:eastAsia="Consolas" w:hAnsi="Consolas" w:cs="Consolas"/>
-          <w:sz w:val="16"/>
-          <w:szCs w:val="16"/>
-        </w:rPr>
-        <w:t>GO</w:t>
-      </w:r>
-    </w:p>
-    <w:p>
-      <w:pPr>
-        <w:pBdr>
-          <w:left w:val="single" w:sz="12" w:space="6" w:color="A6A6A6"/>
-        </w:pBdr>
-        <w:shd w:val="clear" w:color="auto" w:fill="F2F2F2"/>
-        <w:ind w:left="180"/>
-      </w:pPr>
-      <w:r>
-        <w:rPr>
-          <w:rFonts w:ascii="Consolas" w:eastAsia="Consolas" w:hAnsi="Consolas" w:cs="Consolas"/>
-          <w:sz w:val="16"/>
-          <w:szCs w:val="16"/>
-        </w:rPr>
-        <w:t xml:space="preserve"> </w:t>
-      </w:r>
-    </w:p>
-    <w:p>
-      <w:pPr>
-        <w:pBdr>
-          <w:left w:val="single" w:sz="12" w:space="6" w:color="A6A6A6"/>
-        </w:pBdr>
-        <w:shd w:val="clear" w:color="auto" w:fill="F2F2F2"/>
-        <w:ind w:left="180"/>
-      </w:pPr>
-      <w:r>
-        <w:rPr>
-          <w:rFonts w:ascii="Consolas" w:eastAsia="Consolas" w:hAnsi="Consolas" w:cs="Consolas"/>
-          <w:sz w:val="16"/>
-          <w:szCs w:val="16"/>
-        </w:rPr>
-        <w:t>EXEC dw.usp_LoadFactItemMovement;</w:t>
-      </w:r>
-    </w:p>
-    <w:p>
-      <w:pPr>
-        <w:pBdr>
-          <w:left w:val="single" w:sz="12" w:space="6" w:color="A6A6A6"/>
-        </w:pBdr>
-        <w:shd w:val="clear" w:color="auto" w:fill="F2F2F2"/>
-        <w:spacing w:after="160"/>
-        <w:ind w:left="180"/>
-      </w:pPr>
-      <w:r>
-        <w:rPr>
-          <w:rFonts w:ascii="Consolas" w:eastAsia="Consolas" w:hAnsi="Consolas" w:cs="Consolas"/>
-          <w:sz w:val="16"/>
-          <w:szCs w:val="16"/>
-        </w:rPr>
         <w:t>GO</w:t>
       </w:r>
     </w:p>
@@ -17450,7 +17960,7 @@
         <w:pStyle w:val="Heading2"/>
         <w:spacing w:before="280" w:after="120"/>
       </w:pPr>
-      <w:bookmarkStart w:id="25" w:name="_Toc240549866"/>
+      <w:bookmarkStart w:id="25" w:name="_Toc240555550"/>
       <w:r>
         <w:rPr>
           <w:b/>
@@ -17588,7 +18098,6 @@
           <w:sz w:val="16"/>
           <w:szCs w:val="16"/>
         </w:rPr>
-        <w:lastRenderedPageBreak/>
         <w:t xml:space="preserve"> </w:t>
       </w:r>
     </w:p>
@@ -17956,7 +18465,7 @@
         <w:pStyle w:val="Heading2"/>
         <w:spacing w:before="280" w:after="120"/>
       </w:pPr>
-      <w:bookmarkStart w:id="26" w:name="_Toc240549867"/>
+      <w:bookmarkStart w:id="26" w:name="_Toc240555551"/>
       <w:r>
         <w:rPr>
           <w:b/>
@@ -18009,6 +18518,7 @@
           <w:sz w:val="16"/>
           <w:szCs w:val="16"/>
         </w:rPr>
+        <w:lastRenderedPageBreak/>
         <w:t xml:space="preserve">    ON dw.FactItemMovement</w:t>
       </w:r>
     </w:p>
@@ -18154,7 +18664,7 @@
         <w:pStyle w:val="Heading2"/>
         <w:spacing w:before="280" w:after="120"/>
       </w:pPr>
-      <w:bookmarkStart w:id="27" w:name="_Toc240549868"/>
+      <w:bookmarkStart w:id="27" w:name="_Toc240555552"/>
       <w:r>
         <w:rPr>
           <w:b/>
@@ -18292,7 +18802,6 @@
           <w:sz w:val="16"/>
           <w:szCs w:val="16"/>
         </w:rPr>
-        <w:lastRenderedPageBreak/>
         <w:t xml:space="preserve">        f.RetailTransfers,</w:t>
       </w:r>
     </w:p>
@@ -18497,7 +19006,7 @@
         <w:pStyle w:val="Heading2"/>
         <w:spacing w:before="280" w:after="120"/>
       </w:pPr>
-      <w:bookmarkStart w:id="28" w:name="_Toc240549869"/>
+      <w:bookmarkStart w:id="28" w:name="_Toc240555553"/>
       <w:r>
         <w:rPr>
           <w:b/>
@@ -18580,7 +19089,7 @@
         <w:pStyle w:val="Heading1"/>
         <w:spacing w:before="360" w:after="160"/>
       </w:pPr>
-      <w:bookmarkStart w:id="29" w:name="_Toc240549870"/>
+      <w:bookmarkStart w:id="29" w:name="_Toc240555554"/>
       <w:r>
         <w:rPr>
           <w:b/>
@@ -18606,7 +19115,7 @@
         <w:pStyle w:val="Heading2"/>
         <w:spacing w:before="280" w:after="120"/>
       </w:pPr>
-      <w:bookmarkStart w:id="30" w:name="_Toc240549871"/>
+      <w:bookmarkStart w:id="30" w:name="_Toc240555555"/>
       <w:r>
         <w:rPr>
           <w:b/>
@@ -18624,6 +19133,7 @@
         <w:spacing w:after="120" w:line="276" w:lineRule="auto"/>
       </w:pPr>
       <w:r>
+        <w:lastRenderedPageBreak/>
         <w:t>Create C:\Data\RetailEconomics\RefMappings.xlsx with two worksheets, each formatted as an Excel Table (Ctrl+T) so the connector binds to a named range rather than a sheet extent that grows unpredictably.</w:t>
       </w:r>
     </w:p>
@@ -18650,6 +19160,12 @@
         <w:gridCol w:w="4867"/>
       </w:tblGrid>
       <w:tr>
+        <w:tblPrEx>
+          <w:tblCellMar>
+            <w:top w:w="0" w:type="dxa"/>
+            <w:bottom w:w="0" w:type="dxa"/>
+          </w:tblCellMar>
+        </w:tblPrEx>
         <w:trPr>
           <w:tblHeader/>
         </w:trPr>
@@ -18724,6 +19240,12 @@
         </w:tc>
       </w:tr>
       <w:tr>
+        <w:tblPrEx>
+          <w:tblCellMar>
+            <w:top w:w="0" w:type="dxa"/>
+            <w:bottom w:w="0" w:type="dxa"/>
+          </w:tblCellMar>
+        </w:tblPrEx>
         <w:trPr>
           <w:cantSplit/>
         </w:trPr>
@@ -18798,6 +19320,12 @@
         </w:tc>
       </w:tr>
       <w:tr>
+        <w:tblPrEx>
+          <w:tblCellMar>
+            <w:top w:w="0" w:type="dxa"/>
+            <w:bottom w:w="0" w:type="dxa"/>
+          </w:tblCellMar>
+        </w:tblPrEx>
         <w:trPr>
           <w:cantSplit/>
         </w:trPr>
@@ -18877,7 +19405,7 @@
         <w:pStyle w:val="Heading2"/>
         <w:spacing w:before="280" w:after="120"/>
       </w:pPr>
-      <w:bookmarkStart w:id="31" w:name="_Toc240549872"/>
+      <w:bookmarkStart w:id="31" w:name="_Toc240555556"/>
       <w:r>
         <w:rPr>
           <w:b/>
@@ -18973,7 +19501,6 @@
           <w:sz w:val="16"/>
           <w:szCs w:val="16"/>
         </w:rPr>
-        <w:lastRenderedPageBreak/>
         <w:t xml:space="preserve">               ),</w:t>
       </w:r>
     </w:p>
@@ -19425,7 +19952,7 @@
         <w:pStyle w:val="Heading2"/>
         <w:spacing w:before="280" w:after="120"/>
       </w:pPr>
-      <w:bookmarkStart w:id="32" w:name="_Toc240549873"/>
+      <w:bookmarkStart w:id="32" w:name="_Toc240555557"/>
       <w:r>
         <w:rPr>
           <w:b/>
@@ -19623,6 +20150,7 @@
           <w:sz w:val="16"/>
           <w:szCs w:val="16"/>
         </w:rPr>
+        <w:lastRenderedPageBreak/>
         <w:t xml:space="preserve">    Joined   = Table.NestedJoin(</w:t>
       </w:r>
     </w:p>
@@ -19972,7 +20500,7 @@
         <w:pStyle w:val="Heading2"/>
         <w:spacing w:before="280" w:after="120"/>
       </w:pPr>
-      <w:bookmarkStart w:id="33" w:name="_Toc240549874"/>
+      <w:bookmarkStart w:id="33" w:name="_Toc240555558"/>
       <w:r>
         <w:rPr>
           <w:b/>
@@ -19990,7 +20518,6 @@
         <w:spacing w:after="120" w:line="276" w:lineRule="auto"/>
       </w:pPr>
       <w:r>
-        <w:lastRenderedPageBreak/>
         <w:t>A reference workbook is the one place in this project where a human types values into the model, so its provenance has to be stated rather than assumed. Each column below is either DERIVED from a source, in which case the source is named and the value can be regenerated, or it is ANALYST JUDGEMENT, in which case it is a presentation or grouping choice that changes how results are displayed but never what they are.</w:t>
       </w:r>
     </w:p>
@@ -20017,6 +20544,12 @@
         <w:gridCol w:w="5428"/>
       </w:tblGrid>
       <w:tr>
+        <w:tblPrEx>
+          <w:tblCellMar>
+            <w:top w:w="0" w:type="dxa"/>
+            <w:bottom w:w="0" w:type="dxa"/>
+          </w:tblCellMar>
+        </w:tblPrEx>
         <w:trPr>
           <w:tblHeader/>
         </w:trPr>
@@ -20091,6 +20624,12 @@
         </w:tc>
       </w:tr>
       <w:tr>
+        <w:tblPrEx>
+          <w:tblCellMar>
+            <w:top w:w="0" w:type="dxa"/>
+            <w:bottom w:w="0" w:type="dxa"/>
+          </w:tblCellMar>
+        </w:tblPrEx>
         <w:trPr>
           <w:cantSplit/>
         </w:trPr>
@@ -20156,6 +20695,12 @@
         </w:tc>
       </w:tr>
       <w:tr>
+        <w:tblPrEx>
+          <w:tblCellMar>
+            <w:top w:w="0" w:type="dxa"/>
+            <w:bottom w:w="0" w:type="dxa"/>
+          </w:tblCellMar>
+        </w:tblPrEx>
         <w:trPr>
           <w:cantSplit/>
         </w:trPr>
@@ -20221,6 +20766,12 @@
         </w:tc>
       </w:tr>
       <w:tr>
+        <w:tblPrEx>
+          <w:tblCellMar>
+            <w:top w:w="0" w:type="dxa"/>
+            <w:bottom w:w="0" w:type="dxa"/>
+          </w:tblCellMar>
+        </w:tblPrEx>
         <w:trPr>
           <w:cantSplit/>
         </w:trPr>
@@ -20286,6 +20837,12 @@
         </w:tc>
       </w:tr>
       <w:tr>
+        <w:tblPrEx>
+          <w:tblCellMar>
+            <w:top w:w="0" w:type="dxa"/>
+            <w:bottom w:w="0" w:type="dxa"/>
+          </w:tblCellMar>
+        </w:tblPrEx>
         <w:trPr>
           <w:cantSplit/>
         </w:trPr>
@@ -20351,6 +20908,12 @@
         </w:tc>
       </w:tr>
       <w:tr>
+        <w:tblPrEx>
+          <w:tblCellMar>
+            <w:top w:w="0" w:type="dxa"/>
+            <w:bottom w:w="0" w:type="dxa"/>
+          </w:tblCellMar>
+        </w:tblPrEx>
         <w:trPr>
           <w:cantSplit/>
         </w:trPr>
@@ -20416,6 +20979,12 @@
         </w:tc>
       </w:tr>
       <w:tr>
+        <w:tblPrEx>
+          <w:tblCellMar>
+            <w:top w:w="0" w:type="dxa"/>
+            <w:bottom w:w="0" w:type="dxa"/>
+          </w:tblCellMar>
+        </w:tblPrEx>
         <w:trPr>
           <w:cantSplit/>
         </w:trPr>
@@ -20481,6 +21050,12 @@
         </w:tc>
       </w:tr>
       <w:tr>
+        <w:tblPrEx>
+          <w:tblCellMar>
+            <w:top w:w="0" w:type="dxa"/>
+            <w:bottom w:w="0" w:type="dxa"/>
+          </w:tblCellMar>
+        </w:tblPrEx>
         <w:trPr>
           <w:cantSplit/>
         </w:trPr>
@@ -20585,7 +21160,22 @@
           <w:sz w:val="21"/>
           <w:szCs w:val="21"/>
         </w:rPr>
-        <w:t>Two columns were removed from an earlier draft for exactly that reason. ABVBand assigned an alcohol-by-volume band to each item type, but ABV appears nowhere in the source and no measure consumed it. PriceTier assigned Premium / Mid / Value, and there is no price data anywhere in this project — the county file records CASES, and Census reports dollars only at category level with no item detail. A tier column would have been a number typed from outside the evidence, carrying a whole report page on top of it. Report 2 Page 2 now measures mix shift between item types instead, which the data supports directly.</w:t>
+        <w:t xml:space="preserve">Two columns were removed from an earlier draft for exactly that reason. ABVBand assigned an alcohol-by-volume band to each item type, but ABV appears nowhere in the source and no measure consumed it. PriceTier assigned Premium / Mid / Value, and there is no price data anywhere in this project — the county file records CASES, and Census reports dollars only at category level with no item detail. A tier column would have been a number typed from outside the evidence, </w:t>
+      </w:r>
+      <w:r>
+        <w:rPr>
+          <w:sz w:val="21"/>
+          <w:szCs w:val="21"/>
+        </w:rPr>
+        <w:lastRenderedPageBreak/>
+        <w:t>carrying a whole report page on top of it.</w:t>
+      </w:r>
+      <w:r>
+        <w:rPr>
+          <w:sz w:val="21"/>
+          <w:szCs w:val="21"/>
+        </w:rPr>
+        <w:t xml:space="preserve"> Report 2 Page 2 now measures mix shift between item types instead, which the data supports directly.</w:t>
       </w:r>
     </w:p>
     <w:p>
@@ -20593,7 +21183,7 @@
         <w:pStyle w:val="Heading2"/>
         <w:spacing w:before="280" w:after="120"/>
       </w:pPr>
-      <w:bookmarkStart w:id="34" w:name="_Toc240549875"/>
+      <w:bookmarkStart w:id="34" w:name="_Toc240555559"/>
       <w:r>
         <w:rPr>
           <w:b/>
@@ -20808,7 +21398,7 @@
         <w:pStyle w:val="Heading1"/>
         <w:spacing w:before="360" w:after="160"/>
       </w:pPr>
-      <w:bookmarkStart w:id="35" w:name="_Toc240549876"/>
+      <w:bookmarkStart w:id="35" w:name="_Toc240555560"/>
       <w:r>
         <w:rPr>
           <w:b/>
@@ -20817,7 +21407,6 @@
           <w:sz w:val="30"/>
           <w:szCs w:val="30"/>
         </w:rPr>
-        <w:lastRenderedPageBreak/>
         <w:t>7. Building the Semantic Model</w:t>
       </w:r>
       <w:bookmarkEnd w:id="35"/>
@@ -20827,7 +21416,7 @@
         <w:pStyle w:val="Heading2"/>
         <w:spacing w:before="280" w:after="120"/>
       </w:pPr>
-      <w:bookmarkStart w:id="36" w:name="_Toc240549877"/>
+      <w:bookmarkStart w:id="36" w:name="_Toc240555561"/>
       <w:r>
         <w:rPr>
           <w:b/>
@@ -20871,6 +21460,12 @@
         <w:gridCol w:w="5990"/>
       </w:tblGrid>
       <w:tr>
+        <w:tblPrEx>
+          <w:tblCellMar>
+            <w:top w:w="0" w:type="dxa"/>
+            <w:bottom w:w="0" w:type="dxa"/>
+          </w:tblCellMar>
+        </w:tblPrEx>
         <w:trPr>
           <w:tblHeader/>
         </w:trPr>
@@ -20945,6 +21540,12 @@
         </w:tc>
       </w:tr>
       <w:tr>
+        <w:tblPrEx>
+          <w:tblCellMar>
+            <w:top w:w="0" w:type="dxa"/>
+            <w:bottom w:w="0" w:type="dxa"/>
+          </w:tblCellMar>
+        </w:tblPrEx>
         <w:trPr>
           <w:cantSplit/>
         </w:trPr>
@@ -21010,6 +21611,12 @@
         </w:tc>
       </w:tr>
       <w:tr>
+        <w:tblPrEx>
+          <w:tblCellMar>
+            <w:top w:w="0" w:type="dxa"/>
+            <w:bottom w:w="0" w:type="dxa"/>
+          </w:tblCellMar>
+        </w:tblPrEx>
         <w:trPr>
           <w:cantSplit/>
         </w:trPr>
@@ -21075,6 +21682,12 @@
         </w:tc>
       </w:tr>
       <w:tr>
+        <w:tblPrEx>
+          <w:tblCellMar>
+            <w:top w:w="0" w:type="dxa"/>
+            <w:bottom w:w="0" w:type="dxa"/>
+          </w:tblCellMar>
+        </w:tblPrEx>
         <w:trPr>
           <w:cantSplit/>
         </w:trPr>
@@ -21140,6 +21753,12 @@
         </w:tc>
       </w:tr>
       <w:tr>
+        <w:tblPrEx>
+          <w:tblCellMar>
+            <w:top w:w="0" w:type="dxa"/>
+            <w:bottom w:w="0" w:type="dxa"/>
+          </w:tblCellMar>
+        </w:tblPrEx>
         <w:trPr>
           <w:cantSplit/>
         </w:trPr>
@@ -21205,6 +21824,12 @@
         </w:tc>
       </w:tr>
       <w:tr>
+        <w:tblPrEx>
+          <w:tblCellMar>
+            <w:top w:w="0" w:type="dxa"/>
+            <w:bottom w:w="0" w:type="dxa"/>
+          </w:tblCellMar>
+        </w:tblPrEx>
         <w:trPr>
           <w:cantSplit/>
         </w:trPr>
@@ -21270,6 +21895,12 @@
         </w:tc>
       </w:tr>
       <w:tr>
+        <w:tblPrEx>
+          <w:tblCellMar>
+            <w:top w:w="0" w:type="dxa"/>
+            <w:bottom w:w="0" w:type="dxa"/>
+          </w:tblCellMar>
+        </w:tblPrEx>
         <w:trPr>
           <w:cantSplit/>
         </w:trPr>
@@ -21335,6 +21966,12 @@
         </w:tc>
       </w:tr>
       <w:tr>
+        <w:tblPrEx>
+          <w:tblCellMar>
+            <w:top w:w="0" w:type="dxa"/>
+            <w:bottom w:w="0" w:type="dxa"/>
+          </w:tblCellMar>
+        </w:tblPrEx>
         <w:trPr>
           <w:cantSplit/>
         </w:trPr>
@@ -21400,6 +22037,12 @@
         </w:tc>
       </w:tr>
       <w:tr>
+        <w:tblPrEx>
+          <w:tblCellMar>
+            <w:top w:w="0" w:type="dxa"/>
+            <w:bottom w:w="0" w:type="dxa"/>
+          </w:tblCellMar>
+        </w:tblPrEx>
         <w:trPr>
           <w:cantSplit/>
         </w:trPr>
@@ -21465,6 +22108,12 @@
         </w:tc>
       </w:tr>
       <w:tr>
+        <w:tblPrEx>
+          <w:tblCellMar>
+            <w:top w:w="0" w:type="dxa"/>
+            <w:bottom w:w="0" w:type="dxa"/>
+          </w:tblCellMar>
+        </w:tblPrEx>
         <w:trPr>
           <w:cantSplit/>
         </w:trPr>
@@ -21535,7 +22184,7 @@
         <w:pStyle w:val="Heading2"/>
         <w:spacing w:before="280" w:after="120"/>
       </w:pPr>
-      <w:bookmarkStart w:id="37" w:name="_Toc240549878"/>
+      <w:bookmarkStart w:id="37" w:name="_Toc240555562"/>
       <w:r>
         <w:rPr>
           <w:b/>
@@ -21579,6 +22228,12 @@
         <w:gridCol w:w="3557"/>
       </w:tblGrid>
       <w:tr>
+        <w:tblPrEx>
+          <w:tblCellMar>
+            <w:top w:w="0" w:type="dxa"/>
+            <w:bottom w:w="0" w:type="dxa"/>
+          </w:tblCellMar>
+        </w:tblPrEx>
         <w:trPr>
           <w:tblHeader/>
         </w:trPr>
@@ -21653,6 +22308,12 @@
         </w:tc>
       </w:tr>
       <w:tr>
+        <w:tblPrEx>
+          <w:tblCellMar>
+            <w:top w:w="0" w:type="dxa"/>
+            <w:bottom w:w="0" w:type="dxa"/>
+          </w:tblCellMar>
+        </w:tblPrEx>
         <w:trPr>
           <w:cantSplit/>
         </w:trPr>
@@ -21718,6 +22379,12 @@
         </w:tc>
       </w:tr>
       <w:tr>
+        <w:tblPrEx>
+          <w:tblCellMar>
+            <w:top w:w="0" w:type="dxa"/>
+            <w:bottom w:w="0" w:type="dxa"/>
+          </w:tblCellMar>
+        </w:tblPrEx>
         <w:trPr>
           <w:cantSplit/>
         </w:trPr>
@@ -21783,6 +22450,12 @@
         </w:tc>
       </w:tr>
       <w:tr>
+        <w:tblPrEx>
+          <w:tblCellMar>
+            <w:top w:w="0" w:type="dxa"/>
+            <w:bottom w:w="0" w:type="dxa"/>
+          </w:tblCellMar>
+        </w:tblPrEx>
         <w:trPr>
           <w:cantSplit/>
         </w:trPr>
@@ -21802,6 +22475,7 @@
                 <w:sz w:val="19"/>
                 <w:szCs w:val="19"/>
               </w:rPr>
+              <w:lastRenderedPageBreak/>
               <w:t>DimDate[DateKey]</w:t>
             </w:r>
           </w:p>
@@ -21848,6 +22522,12 @@
         </w:tc>
       </w:tr>
       <w:tr>
+        <w:tblPrEx>
+          <w:tblCellMar>
+            <w:top w:w="0" w:type="dxa"/>
+            <w:bottom w:w="0" w:type="dxa"/>
+          </w:tblCellMar>
+        </w:tblPrEx>
         <w:trPr>
           <w:cantSplit/>
         </w:trPr>
@@ -21913,6 +22593,12 @@
         </w:tc>
       </w:tr>
       <w:tr>
+        <w:tblPrEx>
+          <w:tblCellMar>
+            <w:top w:w="0" w:type="dxa"/>
+            <w:bottom w:w="0" w:type="dxa"/>
+          </w:tblCellMar>
+        </w:tblPrEx>
         <w:trPr>
           <w:cantSplit/>
         </w:trPr>
@@ -21978,6 +22664,12 @@
         </w:tc>
       </w:tr>
       <w:tr>
+        <w:tblPrEx>
+          <w:tblCellMar>
+            <w:top w:w="0" w:type="dxa"/>
+            <w:bottom w:w="0" w:type="dxa"/>
+          </w:tblCellMar>
+        </w:tblPrEx>
         <w:trPr>
           <w:cantSplit/>
         </w:trPr>
@@ -22043,6 +22735,12 @@
         </w:tc>
       </w:tr>
       <w:tr>
+        <w:tblPrEx>
+          <w:tblCellMar>
+            <w:top w:w="0" w:type="dxa"/>
+            <w:bottom w:w="0" w:type="dxa"/>
+          </w:tblCellMar>
+        </w:tblPrEx>
         <w:trPr>
           <w:cantSplit/>
         </w:trPr>
@@ -22113,7 +22811,7 @@
         <w:pStyle w:val="Heading2"/>
         <w:spacing w:before="280" w:after="120"/>
       </w:pPr>
-      <w:bookmarkStart w:id="38" w:name="_Toc240549879"/>
+      <w:bookmarkStart w:id="38" w:name="_Toc240555563"/>
       <w:r>
         <w:rPr>
           <w:b/>
@@ -22162,7 +22860,6 @@
         <w:spacing w:after="60" w:line="276" w:lineRule="auto"/>
       </w:pPr>
       <w:r>
-        <w:lastRenderedPageBreak/>
         <w:t>Hide from Report view: every DateKey, SeriesId, CategoryCode, SupplierKey, ItemKey, ReportDate, FirstSeenDateKey, LastSeenDateKey, Quarter, DisplayOrder.</w:t>
       </w:r>
     </w:p>
@@ -22239,7 +22936,7 @@
         <w:pStyle w:val="Heading1"/>
         <w:spacing w:before="360" w:after="160"/>
       </w:pPr>
-      <w:bookmarkStart w:id="39" w:name="_Toc240549880"/>
+      <w:bookmarkStart w:id="39" w:name="_Toc240555564"/>
       <w:r>
         <w:rPr>
           <w:b/>
@@ -22292,7 +22989,7 @@
         <w:pStyle w:val="Heading2"/>
         <w:spacing w:before="280" w:after="120"/>
       </w:pPr>
-      <w:bookmarkStart w:id="40" w:name="_Toc240549881"/>
+      <w:bookmarkStart w:id="40" w:name="_Toc240555565"/>
       <w:r>
         <w:rPr>
           <w:b/>
@@ -22310,6 +23007,7 @@
         <w:spacing w:after="120" w:line="276" w:lineRule="auto"/>
       </w:pPr>
       <w:r>
+        <w:lastRenderedPageBreak/>
         <w:t>Every measure in this project lives in the semantic model file, on a dedicated table, and nowhere else. Get the location right before writing a single definition, because moving measures afterwards breaks every reference to them.</w:t>
       </w:r>
     </w:p>
@@ -22414,6 +23112,12 @@
         <w:gridCol w:w="4306"/>
       </w:tblGrid>
       <w:tr>
+        <w:tblPrEx>
+          <w:tblCellMar>
+            <w:top w:w="0" w:type="dxa"/>
+            <w:bottom w:w="0" w:type="dxa"/>
+          </w:tblCellMar>
+        </w:tblPrEx>
         <w:trPr>
           <w:tblHeader/>
         </w:trPr>
@@ -22436,7 +23140,6 @@
                 <w:sz w:val="19"/>
                 <w:szCs w:val="19"/>
               </w:rPr>
-              <w:lastRenderedPageBreak/>
               <w:t>Property</w:t>
             </w:r>
           </w:p>
@@ -22489,6 +23192,12 @@
         </w:tc>
       </w:tr>
       <w:tr>
+        <w:tblPrEx>
+          <w:tblCellMar>
+            <w:top w:w="0" w:type="dxa"/>
+            <w:bottom w:w="0" w:type="dxa"/>
+          </w:tblCellMar>
+        </w:tblPrEx>
         <w:trPr>
           <w:cantSplit/>
         </w:trPr>
@@ -22554,6 +23263,12 @@
         </w:tc>
       </w:tr>
       <w:tr>
+        <w:tblPrEx>
+          <w:tblCellMar>
+            <w:top w:w="0" w:type="dxa"/>
+            <w:bottom w:w="0" w:type="dxa"/>
+          </w:tblCellMar>
+        </w:tblPrEx>
         <w:trPr>
           <w:cantSplit/>
         </w:trPr>
@@ -22619,6 +23334,12 @@
         </w:tc>
       </w:tr>
       <w:tr>
+        <w:tblPrEx>
+          <w:tblCellMar>
+            <w:top w:w="0" w:type="dxa"/>
+            <w:bottom w:w="0" w:type="dxa"/>
+          </w:tblCellMar>
+        </w:tblPrEx>
         <w:trPr>
           <w:cantSplit/>
         </w:trPr>
@@ -22684,6 +23405,12 @@
         </w:tc>
       </w:tr>
       <w:tr>
+        <w:tblPrEx>
+          <w:tblCellMar>
+            <w:top w:w="0" w:type="dxa"/>
+            <w:bottom w:w="0" w:type="dxa"/>
+          </w:tblCellMar>
+        </w:tblPrEx>
         <w:trPr>
           <w:cantSplit/>
         </w:trPr>
@@ -22796,7 +23523,7 @@
         <w:pStyle w:val="Heading2"/>
         <w:spacing w:before="280" w:after="120"/>
       </w:pPr>
-      <w:bookmarkStart w:id="41" w:name="_Toc240549882"/>
+      <w:bookmarkStart w:id="41" w:name="_Toc240555566"/>
       <w:r>
         <w:rPr>
           <w:b/>
@@ -22845,6 +23572,7 @@
         <w:spacing w:after="60" w:line="276" w:lineRule="auto"/>
       </w:pPr>
       <w:r>
+        <w:lastRenderedPageBreak/>
         <w:t>Naming carries the unit. A measure ending % returns a decimal formatted as a percentage. One ending (pp) returns a difference between two percentages, expressed in percentage points — those two are not the same thing and mixing them is the defect this convention prevents. A measure ending Real is deflated; without it, nominal.</w:t>
       </w:r>
     </w:p>
@@ -23060,7 +23788,6 @@
           <w:sz w:val="16"/>
           <w:szCs w:val="16"/>
         </w:rPr>
-        <w:lastRenderedPageBreak/>
         <w:t xml:space="preserve"> </w:t>
       </w:r>
     </w:p>
@@ -23111,7 +23838,7 @@
         <w:pStyle w:val="Heading2"/>
         <w:spacing w:before="280" w:after="120"/>
       </w:pPr>
-      <w:bookmarkStart w:id="42" w:name="_Toc240549883"/>
+      <w:bookmarkStart w:id="42" w:name="_Toc240555567"/>
       <w:r>
         <w:rPr>
           <w:b/>
@@ -23157,6 +23884,12 @@
         <w:gridCol w:w="3369"/>
       </w:tblGrid>
       <w:tr>
+        <w:tblPrEx>
+          <w:tblCellMar>
+            <w:top w:w="0" w:type="dxa"/>
+            <w:bottom w:w="0" w:type="dxa"/>
+          </w:tblCellMar>
+        </w:tblPrEx>
         <w:trPr>
           <w:tblHeader/>
         </w:trPr>
@@ -23277,6 +24010,12 @@
         </w:tc>
       </w:tr>
       <w:tr>
+        <w:tblPrEx>
+          <w:tblCellMar>
+            <w:top w:w="0" w:type="dxa"/>
+            <w:bottom w:w="0" w:type="dxa"/>
+          </w:tblCellMar>
+        </w:tblPrEx>
         <w:trPr>
           <w:cantSplit/>
         </w:trPr>
@@ -23382,6 +24121,12 @@
         </w:tc>
       </w:tr>
       <w:tr>
+        <w:tblPrEx>
+          <w:tblCellMar>
+            <w:top w:w="0" w:type="dxa"/>
+            <w:bottom w:w="0" w:type="dxa"/>
+          </w:tblCellMar>
+        </w:tblPrEx>
         <w:trPr>
           <w:cantSplit/>
         </w:trPr>
@@ -23487,6 +24232,12 @@
         </w:tc>
       </w:tr>
       <w:tr>
+        <w:tblPrEx>
+          <w:tblCellMar>
+            <w:top w:w="0" w:type="dxa"/>
+            <w:bottom w:w="0" w:type="dxa"/>
+          </w:tblCellMar>
+        </w:tblPrEx>
         <w:trPr>
           <w:cantSplit/>
         </w:trPr>
@@ -23592,6 +24343,12 @@
         </w:tc>
       </w:tr>
       <w:tr>
+        <w:tblPrEx>
+          <w:tblCellMar>
+            <w:top w:w="0" w:type="dxa"/>
+            <w:bottom w:w="0" w:type="dxa"/>
+          </w:tblCellMar>
+        </w:tblPrEx>
         <w:trPr>
           <w:cantSplit/>
         </w:trPr>
@@ -23697,6 +24454,12 @@
         </w:tc>
       </w:tr>
       <w:tr>
+        <w:tblPrEx>
+          <w:tblCellMar>
+            <w:top w:w="0" w:type="dxa"/>
+            <w:bottom w:w="0" w:type="dxa"/>
+          </w:tblCellMar>
+        </w:tblPrEx>
         <w:trPr>
           <w:cantSplit/>
         </w:trPr>
@@ -23802,6 +24565,12 @@
         </w:tc>
       </w:tr>
       <w:tr>
+        <w:tblPrEx>
+          <w:tblCellMar>
+            <w:top w:w="0" w:type="dxa"/>
+            <w:bottom w:w="0" w:type="dxa"/>
+          </w:tblCellMar>
+        </w:tblPrEx>
         <w:trPr>
           <w:cantSplit/>
         </w:trPr>
@@ -23821,6 +24590,7 @@
                 <w:sz w:val="19"/>
                 <w:szCs w:val="19"/>
               </w:rPr>
+              <w:lastRenderedPageBreak/>
               <w:t>6</w:t>
             </w:r>
           </w:p>
@@ -23907,6 +24677,12 @@
         </w:tc>
       </w:tr>
       <w:tr>
+        <w:tblPrEx>
+          <w:tblCellMar>
+            <w:top w:w="0" w:type="dxa"/>
+            <w:bottom w:w="0" w:type="dxa"/>
+          </w:tblCellMar>
+        </w:tblPrEx>
         <w:trPr>
           <w:cantSplit/>
         </w:trPr>
@@ -24012,6 +24788,12 @@
         </w:tc>
       </w:tr>
       <w:tr>
+        <w:tblPrEx>
+          <w:tblCellMar>
+            <w:top w:w="0" w:type="dxa"/>
+            <w:bottom w:w="0" w:type="dxa"/>
+          </w:tblCellMar>
+        </w:tblPrEx>
         <w:trPr>
           <w:cantSplit/>
         </w:trPr>
@@ -24117,6 +24899,12 @@
         </w:tc>
       </w:tr>
       <w:tr>
+        <w:tblPrEx>
+          <w:tblCellMar>
+            <w:top w:w="0" w:type="dxa"/>
+            <w:bottom w:w="0" w:type="dxa"/>
+          </w:tblCellMar>
+        </w:tblPrEx>
         <w:trPr>
           <w:cantSplit/>
         </w:trPr>
@@ -24222,6 +25010,12 @@
         </w:tc>
       </w:tr>
       <w:tr>
+        <w:tblPrEx>
+          <w:tblCellMar>
+            <w:top w:w="0" w:type="dxa"/>
+            <w:bottom w:w="0" w:type="dxa"/>
+          </w:tblCellMar>
+        </w:tblPrEx>
         <w:trPr>
           <w:cantSplit/>
         </w:trPr>
@@ -24374,11 +25168,7 @@
         <w:spacing w:after="120" w:line="276" w:lineRule="auto"/>
       </w:pPr>
       <w:r>
-        <w:t xml:space="preserve">The catalog follows: one table per display folder, in build order, on the landscape pages after this one. Every row carries what the measure depends on, its definition exactly as it should be entered, its format </w:t>
-      </w:r>
-      <w:r>
-        <w:lastRenderedPageBreak/>
-        <w:t>string, what it is for, and any caveat that governs when it is valid. The pages turn landscape because the definitions do not read at portrait width, and turn back afterwards.</w:t>
+        <w:t>The catalog follows: one table per display folder, in build order, on the landscape pages after this one. Every row carries what the measure depends on, its definition exactly as it should be entered, its format string, what it is for, and any caveat that governs when it is valid. The pages turn landscape because the definitions do not read at portrait width, and turn back afterwards.</w:t>
       </w:r>
     </w:p>
     <w:p>
@@ -24423,7 +25213,7 @@
         <w:pStyle w:val="Heading2"/>
         <w:spacing w:before="280" w:after="120"/>
       </w:pPr>
-      <w:bookmarkStart w:id="43" w:name="_Toc240549884"/>
+      <w:bookmarkStart w:id="43" w:name="_Toc240555568"/>
       <w:r>
         <w:rPr>
           <w:b/>
@@ -24471,6 +25261,12 @@
         <w:gridCol w:w="2074"/>
       </w:tblGrid>
       <w:tr>
+        <w:tblPrEx>
+          <w:tblCellMar>
+            <w:top w:w="0" w:type="dxa"/>
+            <w:bottom w:w="0" w:type="dxa"/>
+          </w:tblCellMar>
+        </w:tblPrEx>
         <w:trPr>
           <w:tblHeader/>
         </w:trPr>
@@ -24632,6 +25428,12 @@
         </w:tc>
       </w:tr>
       <w:tr>
+        <w:tblPrEx>
+          <w:tblCellMar>
+            <w:top w:w="0" w:type="dxa"/>
+            <w:bottom w:w="0" w:type="dxa"/>
+          </w:tblCellMar>
+        </w:tblPrEx>
         <w:tc>
           <w:tcPr>
             <w:tcW w:w="1426" w:type="dxa"/>
@@ -24774,6 +25576,12 @@
         </w:tc>
       </w:tr>
       <w:tr>
+        <w:tblPrEx>
+          <w:tblCellMar>
+            <w:top w:w="0" w:type="dxa"/>
+            <w:bottom w:w="0" w:type="dxa"/>
+          </w:tblCellMar>
+        </w:tblPrEx>
         <w:tc>
           <w:tcPr>
             <w:tcW w:w="1426" w:type="dxa"/>
@@ -24928,6 +25736,12 @@
         </w:tc>
       </w:tr>
       <w:tr>
+        <w:tblPrEx>
+          <w:tblCellMar>
+            <w:top w:w="0" w:type="dxa"/>
+            <w:bottom w:w="0" w:type="dxa"/>
+          </w:tblCellMar>
+        </w:tblPrEx>
         <w:tc>
           <w:tcPr>
             <w:tcW w:w="1426" w:type="dxa"/>
@@ -25082,6 +25896,12 @@
         </w:tc>
       </w:tr>
       <w:tr>
+        <w:tblPrEx>
+          <w:tblCellMar>
+            <w:top w:w="0" w:type="dxa"/>
+            <w:bottom w:w="0" w:type="dxa"/>
+          </w:tblCellMar>
+        </w:tblPrEx>
         <w:tc>
           <w:tcPr>
             <w:tcW w:w="1426" w:type="dxa"/>
@@ -25236,6 +26056,12 @@
         </w:tc>
       </w:tr>
       <w:tr>
+        <w:tblPrEx>
+          <w:tblCellMar>
+            <w:top w:w="0" w:type="dxa"/>
+            <w:bottom w:w="0" w:type="dxa"/>
+          </w:tblCellMar>
+        </w:tblPrEx>
         <w:tc>
           <w:tcPr>
             <w:tcW w:w="1426" w:type="dxa"/>
@@ -25429,6 +26255,12 @@
         </w:tc>
       </w:tr>
       <w:tr>
+        <w:tblPrEx>
+          <w:tblCellMar>
+            <w:top w:w="0" w:type="dxa"/>
+            <w:bottom w:w="0" w:type="dxa"/>
+          </w:tblCellMar>
+        </w:tblPrEx>
         <w:tc>
           <w:tcPr>
             <w:tcW w:w="1426" w:type="dxa"/>
@@ -25583,6 +26415,12 @@
         </w:tc>
       </w:tr>
       <w:tr>
+        <w:tblPrEx>
+          <w:tblCellMar>
+            <w:top w:w="0" w:type="dxa"/>
+            <w:bottom w:w="0" w:type="dxa"/>
+          </w:tblCellMar>
+        </w:tblPrEx>
         <w:tc>
           <w:tcPr>
             <w:tcW w:w="1426" w:type="dxa"/>
@@ -25737,6 +26575,12 @@
         </w:tc>
       </w:tr>
       <w:tr>
+        <w:tblPrEx>
+          <w:tblCellMar>
+            <w:top w:w="0" w:type="dxa"/>
+            <w:bottom w:w="0" w:type="dxa"/>
+          </w:tblCellMar>
+        </w:tblPrEx>
         <w:tc>
           <w:tcPr>
             <w:tcW w:w="1426" w:type="dxa"/>
@@ -25963,7 +26807,7 @@
         <w:pStyle w:val="Heading2"/>
         <w:spacing w:before="280" w:after="120"/>
       </w:pPr>
-      <w:bookmarkStart w:id="44" w:name="_Toc240549885"/>
+      <w:bookmarkStart w:id="44" w:name="_Toc240555569"/>
       <w:r>
         <w:rPr>
           <w:b/>
@@ -26010,6 +26854,12 @@
         <w:gridCol w:w="2074"/>
       </w:tblGrid>
       <w:tr>
+        <w:tblPrEx>
+          <w:tblCellMar>
+            <w:top w:w="0" w:type="dxa"/>
+            <w:bottom w:w="0" w:type="dxa"/>
+          </w:tblCellMar>
+        </w:tblPrEx>
         <w:trPr>
           <w:tblHeader/>
         </w:trPr>
@@ -26171,6 +27021,12 @@
         </w:tc>
       </w:tr>
       <w:tr>
+        <w:tblPrEx>
+          <w:tblCellMar>
+            <w:top w:w="0" w:type="dxa"/>
+            <w:bottom w:w="0" w:type="dxa"/>
+          </w:tblCellMar>
+        </w:tblPrEx>
         <w:tc>
           <w:tcPr>
             <w:tcW w:w="1426" w:type="dxa"/>
@@ -26313,6 +27169,12 @@
         </w:tc>
       </w:tr>
       <w:tr>
+        <w:tblPrEx>
+          <w:tblCellMar>
+            <w:top w:w="0" w:type="dxa"/>
+            <w:bottom w:w="0" w:type="dxa"/>
+          </w:tblCellMar>
+        </w:tblPrEx>
         <w:tc>
           <w:tcPr>
             <w:tcW w:w="1426" w:type="dxa"/>
@@ -26469,6 +27331,12 @@
         </w:tc>
       </w:tr>
       <w:tr>
+        <w:tblPrEx>
+          <w:tblCellMar>
+            <w:top w:w="0" w:type="dxa"/>
+            <w:bottom w:w="0" w:type="dxa"/>
+          </w:tblCellMar>
+        </w:tblPrEx>
         <w:tc>
           <w:tcPr>
             <w:tcW w:w="1426" w:type="dxa"/>
@@ -26611,6 +27479,12 @@
         </w:tc>
       </w:tr>
       <w:tr>
+        <w:tblPrEx>
+          <w:tblCellMar>
+            <w:top w:w="0" w:type="dxa"/>
+            <w:bottom w:w="0" w:type="dxa"/>
+          </w:tblCellMar>
+        </w:tblPrEx>
         <w:tc>
           <w:tcPr>
             <w:tcW w:w="1426" w:type="dxa"/>
@@ -26778,6 +27652,12 @@
         </w:tc>
       </w:tr>
       <w:tr>
+        <w:tblPrEx>
+          <w:tblCellMar>
+            <w:top w:w="0" w:type="dxa"/>
+            <w:bottom w:w="0" w:type="dxa"/>
+          </w:tblCellMar>
+        </w:tblPrEx>
         <w:tc>
           <w:tcPr>
             <w:tcW w:w="1426" w:type="dxa"/>
@@ -26945,6 +27825,12 @@
         </w:tc>
       </w:tr>
       <w:tr>
+        <w:tblPrEx>
+          <w:tblCellMar>
+            <w:top w:w="0" w:type="dxa"/>
+            <w:bottom w:w="0" w:type="dxa"/>
+          </w:tblCellMar>
+        </w:tblPrEx>
         <w:tc>
           <w:tcPr>
             <w:tcW w:w="1426" w:type="dxa"/>
@@ -27112,6 +27998,12 @@
         </w:tc>
       </w:tr>
       <w:tr>
+        <w:tblPrEx>
+          <w:tblCellMar>
+            <w:top w:w="0" w:type="dxa"/>
+            <w:bottom w:w="0" w:type="dxa"/>
+          </w:tblCellMar>
+        </w:tblPrEx>
         <w:tc>
           <w:tcPr>
             <w:tcW w:w="1426" w:type="dxa"/>
@@ -27279,6 +28171,12 @@
         </w:tc>
       </w:tr>
       <w:tr>
+        <w:tblPrEx>
+          <w:tblCellMar>
+            <w:top w:w="0" w:type="dxa"/>
+            <w:bottom w:w="0" w:type="dxa"/>
+          </w:tblCellMar>
+        </w:tblPrEx>
         <w:tc>
           <w:tcPr>
             <w:tcW w:w="1426" w:type="dxa"/>
@@ -27459,6 +28357,12 @@
         </w:tc>
       </w:tr>
       <w:tr>
+        <w:tblPrEx>
+          <w:tblCellMar>
+            <w:top w:w="0" w:type="dxa"/>
+            <w:bottom w:w="0" w:type="dxa"/>
+          </w:tblCellMar>
+        </w:tblPrEx>
         <w:tc>
           <w:tcPr>
             <w:tcW w:w="1426" w:type="dxa"/>
@@ -27652,6 +28556,12 @@
         </w:tc>
       </w:tr>
       <w:tr>
+        <w:tblPrEx>
+          <w:tblCellMar>
+            <w:top w:w="0" w:type="dxa"/>
+            <w:bottom w:w="0" w:type="dxa"/>
+          </w:tblCellMar>
+        </w:tblPrEx>
         <w:tc>
           <w:tcPr>
             <w:tcW w:w="1426" w:type="dxa"/>
@@ -27814,7 +28724,7 @@
         <w:pStyle w:val="Heading2"/>
         <w:spacing w:before="280" w:after="120"/>
       </w:pPr>
-      <w:bookmarkStart w:id="45" w:name="_Toc240549886"/>
+      <w:bookmarkStart w:id="45" w:name="_Toc240555570"/>
       <w:r>
         <w:rPr>
           <w:b/>
@@ -27861,6 +28771,12 @@
         <w:gridCol w:w="2074"/>
       </w:tblGrid>
       <w:tr>
+        <w:tblPrEx>
+          <w:tblCellMar>
+            <w:top w:w="0" w:type="dxa"/>
+            <w:bottom w:w="0" w:type="dxa"/>
+          </w:tblCellMar>
+        </w:tblPrEx>
         <w:trPr>
           <w:tblHeader/>
         </w:trPr>
@@ -28022,6 +28938,12 @@
         </w:tc>
       </w:tr>
       <w:tr>
+        <w:tblPrEx>
+          <w:tblCellMar>
+            <w:top w:w="0" w:type="dxa"/>
+            <w:bottom w:w="0" w:type="dxa"/>
+          </w:tblCellMar>
+        </w:tblPrEx>
         <w:tc>
           <w:tcPr>
             <w:tcW w:w="1426" w:type="dxa"/>
@@ -28164,6 +29086,12 @@
         </w:tc>
       </w:tr>
       <w:tr>
+        <w:tblPrEx>
+          <w:tblCellMar>
+            <w:top w:w="0" w:type="dxa"/>
+            <w:bottom w:w="0" w:type="dxa"/>
+          </w:tblCellMar>
+        </w:tblPrEx>
         <w:tc>
           <w:tcPr>
             <w:tcW w:w="1426" w:type="dxa"/>
@@ -28306,6 +29234,12 @@
         </w:tc>
       </w:tr>
       <w:tr>
+        <w:tblPrEx>
+          <w:tblCellMar>
+            <w:top w:w="0" w:type="dxa"/>
+            <w:bottom w:w="0" w:type="dxa"/>
+          </w:tblCellMar>
+        </w:tblPrEx>
         <w:tc>
           <w:tcPr>
             <w:tcW w:w="1426" w:type="dxa"/>
@@ -28448,6 +29382,12 @@
         </w:tc>
       </w:tr>
       <w:tr>
+        <w:tblPrEx>
+          <w:tblCellMar>
+            <w:top w:w="0" w:type="dxa"/>
+            <w:bottom w:w="0" w:type="dxa"/>
+          </w:tblCellMar>
+        </w:tblPrEx>
         <w:tc>
           <w:tcPr>
             <w:tcW w:w="1426" w:type="dxa"/>
@@ -28591,6 +29531,12 @@
         </w:tc>
       </w:tr>
       <w:tr>
+        <w:tblPrEx>
+          <w:tblCellMar>
+            <w:top w:w="0" w:type="dxa"/>
+            <w:bottom w:w="0" w:type="dxa"/>
+          </w:tblCellMar>
+        </w:tblPrEx>
         <w:tc>
           <w:tcPr>
             <w:tcW w:w="1426" w:type="dxa"/>
@@ -28771,6 +29717,12 @@
         </w:tc>
       </w:tr>
       <w:tr>
+        <w:tblPrEx>
+          <w:tblCellMar>
+            <w:top w:w="0" w:type="dxa"/>
+            <w:bottom w:w="0" w:type="dxa"/>
+          </w:tblCellMar>
+        </w:tblPrEx>
         <w:tc>
           <w:tcPr>
             <w:tcW w:w="1426" w:type="dxa"/>
@@ -28951,6 +29903,12 @@
         </w:tc>
       </w:tr>
       <w:tr>
+        <w:tblPrEx>
+          <w:tblCellMar>
+            <w:top w:w="0" w:type="dxa"/>
+            <w:bottom w:w="0" w:type="dxa"/>
+          </w:tblCellMar>
+        </w:tblPrEx>
         <w:tc>
           <w:tcPr>
             <w:tcW w:w="1426" w:type="dxa"/>
@@ -29093,6 +30051,12 @@
         </w:tc>
       </w:tr>
       <w:tr>
+        <w:tblPrEx>
+          <w:tblCellMar>
+            <w:top w:w="0" w:type="dxa"/>
+            <w:bottom w:w="0" w:type="dxa"/>
+          </w:tblCellMar>
+        </w:tblPrEx>
         <w:tc>
           <w:tcPr>
             <w:tcW w:w="1426" w:type="dxa"/>
@@ -29235,6 +30199,12 @@
         </w:tc>
       </w:tr>
       <w:tr>
+        <w:tblPrEx>
+          <w:tblCellMar>
+            <w:top w:w="0" w:type="dxa"/>
+            <w:bottom w:w="0" w:type="dxa"/>
+          </w:tblCellMar>
+        </w:tblPrEx>
         <w:tc>
           <w:tcPr>
             <w:tcW w:w="1426" w:type="dxa"/>
@@ -29377,6 +30347,12 @@
         </w:tc>
       </w:tr>
       <w:tr>
+        <w:tblPrEx>
+          <w:tblCellMar>
+            <w:top w:w="0" w:type="dxa"/>
+            <w:bottom w:w="0" w:type="dxa"/>
+          </w:tblCellMar>
+        </w:tblPrEx>
         <w:tc>
           <w:tcPr>
             <w:tcW w:w="1426" w:type="dxa"/>
@@ -29519,6 +30495,12 @@
         </w:tc>
       </w:tr>
       <w:tr>
+        <w:tblPrEx>
+          <w:tblCellMar>
+            <w:top w:w="0" w:type="dxa"/>
+            <w:bottom w:w="0" w:type="dxa"/>
+          </w:tblCellMar>
+        </w:tblPrEx>
         <w:tc>
           <w:tcPr>
             <w:tcW w:w="1426" w:type="dxa"/>
@@ -29713,6 +30695,12 @@
         </w:tc>
       </w:tr>
       <w:tr>
+        <w:tblPrEx>
+          <w:tblCellMar>
+            <w:top w:w="0" w:type="dxa"/>
+            <w:bottom w:w="0" w:type="dxa"/>
+          </w:tblCellMar>
+        </w:tblPrEx>
         <w:tc>
           <w:tcPr>
             <w:tcW w:w="1426" w:type="dxa"/>
@@ -29888,7 +30876,7 @@
         <w:pStyle w:val="Heading2"/>
         <w:spacing w:before="280" w:after="120"/>
       </w:pPr>
-      <w:bookmarkStart w:id="46" w:name="_Toc240549887"/>
+      <w:bookmarkStart w:id="46" w:name="_Toc240555571"/>
       <w:r>
         <w:rPr>
           <w:b/>
@@ -29935,6 +30923,12 @@
         <w:gridCol w:w="2074"/>
       </w:tblGrid>
       <w:tr>
+        <w:tblPrEx>
+          <w:tblCellMar>
+            <w:top w:w="0" w:type="dxa"/>
+            <w:bottom w:w="0" w:type="dxa"/>
+          </w:tblCellMar>
+        </w:tblPrEx>
         <w:trPr>
           <w:tblHeader/>
         </w:trPr>
@@ -30096,6 +31090,12 @@
         </w:tc>
       </w:tr>
       <w:tr>
+        <w:tblPrEx>
+          <w:tblCellMar>
+            <w:top w:w="0" w:type="dxa"/>
+            <w:bottom w:w="0" w:type="dxa"/>
+          </w:tblCellMar>
+        </w:tblPrEx>
         <w:tc>
           <w:tcPr>
             <w:tcW w:w="1426" w:type="dxa"/>
@@ -30263,6 +31263,12 @@
         </w:tc>
       </w:tr>
       <w:tr>
+        <w:tblPrEx>
+          <w:tblCellMar>
+            <w:top w:w="0" w:type="dxa"/>
+            <w:bottom w:w="0" w:type="dxa"/>
+          </w:tblCellMar>
+        </w:tblPrEx>
         <w:tc>
           <w:tcPr>
             <w:tcW w:w="1426" w:type="dxa"/>
@@ -30444,6 +31450,12 @@
         </w:tc>
       </w:tr>
       <w:tr>
+        <w:tblPrEx>
+          <w:tblCellMar>
+            <w:top w:w="0" w:type="dxa"/>
+            <w:bottom w:w="0" w:type="dxa"/>
+          </w:tblCellMar>
+        </w:tblPrEx>
         <w:tc>
           <w:tcPr>
             <w:tcW w:w="1426" w:type="dxa"/>
@@ -30624,6 +31636,12 @@
         </w:tc>
       </w:tr>
       <w:tr>
+        <w:tblPrEx>
+          <w:tblCellMar>
+            <w:top w:w="0" w:type="dxa"/>
+            <w:bottom w:w="0" w:type="dxa"/>
+          </w:tblCellMar>
+        </w:tblPrEx>
         <w:tc>
           <w:tcPr>
             <w:tcW w:w="1426" w:type="dxa"/>
@@ -30804,6 +31822,12 @@
         </w:tc>
       </w:tr>
       <w:tr>
+        <w:tblPrEx>
+          <w:tblCellMar>
+            <w:top w:w="0" w:type="dxa"/>
+            <w:bottom w:w="0" w:type="dxa"/>
+          </w:tblCellMar>
+        </w:tblPrEx>
         <w:tc>
           <w:tcPr>
             <w:tcW w:w="1426" w:type="dxa"/>
@@ -30946,6 +31970,12 @@
         </w:tc>
       </w:tr>
       <w:tr>
+        <w:tblPrEx>
+          <w:tblCellMar>
+            <w:top w:w="0" w:type="dxa"/>
+            <w:bottom w:w="0" w:type="dxa"/>
+          </w:tblCellMar>
+        </w:tblPrEx>
         <w:tc>
           <w:tcPr>
             <w:tcW w:w="1426" w:type="dxa"/>
@@ -31121,7 +32151,7 @@
         <w:pStyle w:val="Heading2"/>
         <w:spacing w:before="280" w:after="120"/>
       </w:pPr>
-      <w:bookmarkStart w:id="47" w:name="_Toc240549888"/>
+      <w:bookmarkStart w:id="47" w:name="_Toc240555572"/>
       <w:r>
         <w:rPr>
           <w:b/>
@@ -31168,6 +32198,12 @@
         <w:gridCol w:w="2074"/>
       </w:tblGrid>
       <w:tr>
+        <w:tblPrEx>
+          <w:tblCellMar>
+            <w:top w:w="0" w:type="dxa"/>
+            <w:bottom w:w="0" w:type="dxa"/>
+          </w:tblCellMar>
+        </w:tblPrEx>
         <w:trPr>
           <w:tblHeader/>
         </w:trPr>
@@ -31329,6 +32365,12 @@
         </w:tc>
       </w:tr>
       <w:tr>
+        <w:tblPrEx>
+          <w:tblCellMar>
+            <w:top w:w="0" w:type="dxa"/>
+            <w:bottom w:w="0" w:type="dxa"/>
+          </w:tblCellMar>
+        </w:tblPrEx>
         <w:tc>
           <w:tcPr>
             <w:tcW w:w="1426" w:type="dxa"/>
@@ -31471,6 +32513,12 @@
         </w:tc>
       </w:tr>
       <w:tr>
+        <w:tblPrEx>
+          <w:tblCellMar>
+            <w:top w:w="0" w:type="dxa"/>
+            <w:bottom w:w="0" w:type="dxa"/>
+          </w:tblCellMar>
+        </w:tblPrEx>
         <w:tc>
           <w:tcPr>
             <w:tcW w:w="1426" w:type="dxa"/>
@@ -31613,6 +32661,12 @@
         </w:tc>
       </w:tr>
       <w:tr>
+        <w:tblPrEx>
+          <w:tblCellMar>
+            <w:top w:w="0" w:type="dxa"/>
+            <w:bottom w:w="0" w:type="dxa"/>
+          </w:tblCellMar>
+        </w:tblPrEx>
         <w:tc>
           <w:tcPr>
             <w:tcW w:w="1426" w:type="dxa"/>
@@ -31755,6 +32809,12 @@
         </w:tc>
       </w:tr>
       <w:tr>
+        <w:tblPrEx>
+          <w:tblCellMar>
+            <w:top w:w="0" w:type="dxa"/>
+            <w:bottom w:w="0" w:type="dxa"/>
+          </w:tblCellMar>
+        </w:tblPrEx>
         <w:tc>
           <w:tcPr>
             <w:tcW w:w="1426" w:type="dxa"/>
@@ -31909,6 +32969,12 @@
         </w:tc>
       </w:tr>
       <w:tr>
+        <w:tblPrEx>
+          <w:tblCellMar>
+            <w:top w:w="0" w:type="dxa"/>
+            <w:bottom w:w="0" w:type="dxa"/>
+          </w:tblCellMar>
+        </w:tblPrEx>
         <w:tc>
           <w:tcPr>
             <w:tcW w:w="1426" w:type="dxa"/>
@@ -32051,6 +33117,12 @@
         </w:tc>
       </w:tr>
       <w:tr>
+        <w:tblPrEx>
+          <w:tblCellMar>
+            <w:top w:w="0" w:type="dxa"/>
+            <w:bottom w:w="0" w:type="dxa"/>
+          </w:tblCellMar>
+        </w:tblPrEx>
         <w:tc>
           <w:tcPr>
             <w:tcW w:w="1426" w:type="dxa"/>
@@ -32219,6 +33291,12 @@
         </w:tc>
       </w:tr>
       <w:tr>
+        <w:tblPrEx>
+          <w:tblCellMar>
+            <w:top w:w="0" w:type="dxa"/>
+            <w:bottom w:w="0" w:type="dxa"/>
+          </w:tblCellMar>
+        </w:tblPrEx>
         <w:tc>
           <w:tcPr>
             <w:tcW w:w="1426" w:type="dxa"/>
@@ -32361,6 +33439,12 @@
         </w:tc>
       </w:tr>
       <w:tr>
+        <w:tblPrEx>
+          <w:tblCellMar>
+            <w:top w:w="0" w:type="dxa"/>
+            <w:bottom w:w="0" w:type="dxa"/>
+          </w:tblCellMar>
+        </w:tblPrEx>
         <w:tc>
           <w:tcPr>
             <w:tcW w:w="1426" w:type="dxa"/>
@@ -32554,6 +33638,12 @@
         </w:tc>
       </w:tr>
       <w:tr>
+        <w:tblPrEx>
+          <w:tblCellMar>
+            <w:top w:w="0" w:type="dxa"/>
+            <w:bottom w:w="0" w:type="dxa"/>
+          </w:tblCellMar>
+        </w:tblPrEx>
         <w:tc>
           <w:tcPr>
             <w:tcW w:w="1426" w:type="dxa"/>
@@ -32793,7 +33883,7 @@
         <w:pStyle w:val="Heading2"/>
         <w:spacing w:before="280" w:after="120"/>
       </w:pPr>
-      <w:bookmarkStart w:id="48" w:name="_Toc240549889"/>
+      <w:bookmarkStart w:id="48" w:name="_Toc240555573"/>
       <w:r>
         <w:rPr>
           <w:b/>
@@ -32840,6 +33930,12 @@
         <w:gridCol w:w="2074"/>
       </w:tblGrid>
       <w:tr>
+        <w:tblPrEx>
+          <w:tblCellMar>
+            <w:top w:w="0" w:type="dxa"/>
+            <w:bottom w:w="0" w:type="dxa"/>
+          </w:tblCellMar>
+        </w:tblPrEx>
         <w:trPr>
           <w:tblHeader/>
         </w:trPr>
@@ -33001,6 +34097,12 @@
         </w:tc>
       </w:tr>
       <w:tr>
+        <w:tblPrEx>
+          <w:tblCellMar>
+            <w:top w:w="0" w:type="dxa"/>
+            <w:bottom w:w="0" w:type="dxa"/>
+          </w:tblCellMar>
+        </w:tblPrEx>
         <w:tc>
           <w:tcPr>
             <w:tcW w:w="1426" w:type="dxa"/>
@@ -33155,6 +34257,12 @@
         </w:tc>
       </w:tr>
       <w:tr>
+        <w:tblPrEx>
+          <w:tblCellMar>
+            <w:top w:w="0" w:type="dxa"/>
+            <w:bottom w:w="0" w:type="dxa"/>
+          </w:tblCellMar>
+        </w:tblPrEx>
         <w:tc>
           <w:tcPr>
             <w:tcW w:w="1426" w:type="dxa"/>
@@ -33309,6 +34417,12 @@
         </w:tc>
       </w:tr>
       <w:tr>
+        <w:tblPrEx>
+          <w:tblCellMar>
+            <w:top w:w="0" w:type="dxa"/>
+            <w:bottom w:w="0" w:type="dxa"/>
+          </w:tblCellMar>
+        </w:tblPrEx>
         <w:tc>
           <w:tcPr>
             <w:tcW w:w="1426" w:type="dxa"/>
@@ -33463,6 +34577,12 @@
         </w:tc>
       </w:tr>
       <w:tr>
+        <w:tblPrEx>
+          <w:tblCellMar>
+            <w:top w:w="0" w:type="dxa"/>
+            <w:bottom w:w="0" w:type="dxa"/>
+          </w:tblCellMar>
+        </w:tblPrEx>
         <w:tc>
           <w:tcPr>
             <w:tcW w:w="1426" w:type="dxa"/>
@@ -33643,6 +34763,12 @@
         </w:tc>
       </w:tr>
       <w:tr>
+        <w:tblPrEx>
+          <w:tblCellMar>
+            <w:top w:w="0" w:type="dxa"/>
+            <w:bottom w:w="0" w:type="dxa"/>
+          </w:tblCellMar>
+        </w:tblPrEx>
         <w:tc>
           <w:tcPr>
             <w:tcW w:w="1426" w:type="dxa"/>
@@ -33942,6 +35068,12 @@
         </w:tc>
       </w:tr>
       <w:tr>
+        <w:tblPrEx>
+          <w:tblCellMar>
+            <w:top w:w="0" w:type="dxa"/>
+            <w:bottom w:w="0" w:type="dxa"/>
+          </w:tblCellMar>
+        </w:tblPrEx>
         <w:tc>
           <w:tcPr>
             <w:tcW w:w="1426" w:type="dxa"/>
@@ -34213,6 +35345,12 @@
         </w:tc>
       </w:tr>
       <w:tr>
+        <w:tblPrEx>
+          <w:tblCellMar>
+            <w:top w:w="0" w:type="dxa"/>
+            <w:bottom w:w="0" w:type="dxa"/>
+          </w:tblCellMar>
+        </w:tblPrEx>
         <w:tc>
           <w:tcPr>
             <w:tcW w:w="1426" w:type="dxa"/>
@@ -34381,6 +35519,12 @@
         </w:tc>
       </w:tr>
       <w:tr>
+        <w:tblPrEx>
+          <w:tblCellMar>
+            <w:top w:w="0" w:type="dxa"/>
+            <w:bottom w:w="0" w:type="dxa"/>
+          </w:tblCellMar>
+        </w:tblPrEx>
         <w:tc>
           <w:tcPr>
             <w:tcW w:w="1426" w:type="dxa"/>
@@ -34561,6 +35705,12 @@
         </w:tc>
       </w:tr>
       <w:tr>
+        <w:tblPrEx>
+          <w:tblCellMar>
+            <w:top w:w="0" w:type="dxa"/>
+            <w:bottom w:w="0" w:type="dxa"/>
+          </w:tblCellMar>
+        </w:tblPrEx>
         <w:tc>
           <w:tcPr>
             <w:tcW w:w="1426" w:type="dxa"/>
@@ -34728,6 +35878,12 @@
         </w:tc>
       </w:tr>
       <w:tr>
+        <w:tblPrEx>
+          <w:tblCellMar>
+            <w:top w:w="0" w:type="dxa"/>
+            <w:bottom w:w="0" w:type="dxa"/>
+          </w:tblCellMar>
+        </w:tblPrEx>
         <w:tc>
           <w:tcPr>
             <w:tcW w:w="1426" w:type="dxa"/>
@@ -34908,6 +36064,12 @@
         </w:tc>
       </w:tr>
       <w:tr>
+        <w:tblPrEx>
+          <w:tblCellMar>
+            <w:top w:w="0" w:type="dxa"/>
+            <w:bottom w:w="0" w:type="dxa"/>
+          </w:tblCellMar>
+        </w:tblPrEx>
         <w:tc>
           <w:tcPr>
             <w:tcW w:w="1426" w:type="dxa"/>
@@ -35050,6 +36212,12 @@
         </w:tc>
       </w:tr>
       <w:tr>
+        <w:tblPrEx>
+          <w:tblCellMar>
+            <w:top w:w="0" w:type="dxa"/>
+            <w:bottom w:w="0" w:type="dxa"/>
+          </w:tblCellMar>
+        </w:tblPrEx>
         <w:tc>
           <w:tcPr>
             <w:tcW w:w="1426" w:type="dxa"/>
@@ -35277,7 +36445,7 @@
         <w:pStyle w:val="Heading2"/>
         <w:spacing w:before="280" w:after="120"/>
       </w:pPr>
-      <w:bookmarkStart w:id="49" w:name="_Toc240549890"/>
+      <w:bookmarkStart w:id="49" w:name="_Toc240555574"/>
       <w:r>
         <w:rPr>
           <w:b/>
@@ -35324,6 +36492,12 @@
         <w:gridCol w:w="2074"/>
       </w:tblGrid>
       <w:tr>
+        <w:tblPrEx>
+          <w:tblCellMar>
+            <w:top w:w="0" w:type="dxa"/>
+            <w:bottom w:w="0" w:type="dxa"/>
+          </w:tblCellMar>
+        </w:tblPrEx>
         <w:trPr>
           <w:tblHeader/>
         </w:trPr>
@@ -35485,6 +36659,12 @@
         </w:tc>
       </w:tr>
       <w:tr>
+        <w:tblPrEx>
+          <w:tblCellMar>
+            <w:top w:w="0" w:type="dxa"/>
+            <w:bottom w:w="0" w:type="dxa"/>
+          </w:tblCellMar>
+        </w:tblPrEx>
         <w:tc>
           <w:tcPr>
             <w:tcW w:w="1426" w:type="dxa"/>
@@ -35665,6 +36845,12 @@
         </w:tc>
       </w:tr>
       <w:tr>
+        <w:tblPrEx>
+          <w:tblCellMar>
+            <w:top w:w="0" w:type="dxa"/>
+            <w:bottom w:w="0" w:type="dxa"/>
+          </w:tblCellMar>
+        </w:tblPrEx>
         <w:tc>
           <w:tcPr>
             <w:tcW w:w="1426" w:type="dxa"/>
@@ -35845,6 +37031,12 @@
         </w:tc>
       </w:tr>
       <w:tr>
+        <w:tblPrEx>
+          <w:tblCellMar>
+            <w:top w:w="0" w:type="dxa"/>
+            <w:bottom w:w="0" w:type="dxa"/>
+          </w:tblCellMar>
+        </w:tblPrEx>
         <w:tc>
           <w:tcPr>
             <w:tcW w:w="1426" w:type="dxa"/>
@@ -36025,6 +37217,12 @@
         </w:tc>
       </w:tr>
       <w:tr>
+        <w:tblPrEx>
+          <w:tblCellMar>
+            <w:top w:w="0" w:type="dxa"/>
+            <w:bottom w:w="0" w:type="dxa"/>
+          </w:tblCellMar>
+        </w:tblPrEx>
         <w:tc>
           <w:tcPr>
             <w:tcW w:w="1426" w:type="dxa"/>
@@ -36218,6 +37416,12 @@
         </w:tc>
       </w:tr>
       <w:tr>
+        <w:tblPrEx>
+          <w:tblCellMar>
+            <w:top w:w="0" w:type="dxa"/>
+            <w:bottom w:w="0" w:type="dxa"/>
+          </w:tblCellMar>
+        </w:tblPrEx>
         <w:tc>
           <w:tcPr>
             <w:tcW w:w="1426" w:type="dxa"/>
@@ -36509,7 +37713,7 @@
         <w:pStyle w:val="Heading2"/>
         <w:spacing w:before="280" w:after="120"/>
       </w:pPr>
-      <w:bookmarkStart w:id="50" w:name="_Toc240549891"/>
+      <w:bookmarkStart w:id="50" w:name="_Toc240555575"/>
       <w:r>
         <w:rPr>
           <w:b/>
@@ -36556,6 +37760,12 @@
         <w:gridCol w:w="2074"/>
       </w:tblGrid>
       <w:tr>
+        <w:tblPrEx>
+          <w:tblCellMar>
+            <w:top w:w="0" w:type="dxa"/>
+            <w:bottom w:w="0" w:type="dxa"/>
+          </w:tblCellMar>
+        </w:tblPrEx>
         <w:trPr>
           <w:tblHeader/>
         </w:trPr>
@@ -36717,6 +37927,12 @@
         </w:tc>
       </w:tr>
       <w:tr>
+        <w:tblPrEx>
+          <w:tblCellMar>
+            <w:top w:w="0" w:type="dxa"/>
+            <w:bottom w:w="0" w:type="dxa"/>
+          </w:tblCellMar>
+        </w:tblPrEx>
         <w:tc>
           <w:tcPr>
             <w:tcW w:w="1426" w:type="dxa"/>
@@ -36885,6 +38101,12 @@
         </w:tc>
       </w:tr>
       <w:tr>
+        <w:tblPrEx>
+          <w:tblCellMar>
+            <w:top w:w="0" w:type="dxa"/>
+            <w:bottom w:w="0" w:type="dxa"/>
+          </w:tblCellMar>
+        </w:tblPrEx>
         <w:tc>
           <w:tcPr>
             <w:tcW w:w="1426" w:type="dxa"/>
@@ -37103,6 +38325,12 @@
         </w:tc>
       </w:tr>
       <w:tr>
+        <w:tblPrEx>
+          <w:tblCellMar>
+            <w:top w:w="0" w:type="dxa"/>
+            <w:bottom w:w="0" w:type="dxa"/>
+          </w:tblCellMar>
+        </w:tblPrEx>
         <w:tc>
           <w:tcPr>
             <w:tcW w:w="1426" w:type="dxa"/>
@@ -37245,6 +38473,12 @@
         </w:tc>
       </w:tr>
       <w:tr>
+        <w:tblPrEx>
+          <w:tblCellMar>
+            <w:top w:w="0" w:type="dxa"/>
+            <w:bottom w:w="0" w:type="dxa"/>
+          </w:tblCellMar>
+        </w:tblPrEx>
         <w:tc>
           <w:tcPr>
             <w:tcW w:w="1426" w:type="dxa"/>
@@ -37400,6 +38634,12 @@
         </w:tc>
       </w:tr>
       <w:tr>
+        <w:tblPrEx>
+          <w:tblCellMar>
+            <w:top w:w="0" w:type="dxa"/>
+            <w:bottom w:w="0" w:type="dxa"/>
+          </w:tblCellMar>
+        </w:tblPrEx>
         <w:tc>
           <w:tcPr>
             <w:tcW w:w="1426" w:type="dxa"/>
@@ -37568,6 +38808,12 @@
         </w:tc>
       </w:tr>
       <w:tr>
+        <w:tblPrEx>
+          <w:tblCellMar>
+            <w:top w:w="0" w:type="dxa"/>
+            <w:bottom w:w="0" w:type="dxa"/>
+          </w:tblCellMar>
+        </w:tblPrEx>
         <w:tc>
           <w:tcPr>
             <w:tcW w:w="1426" w:type="dxa"/>
@@ -37736,6 +38982,12 @@
         </w:tc>
       </w:tr>
       <w:tr>
+        <w:tblPrEx>
+          <w:tblCellMar>
+            <w:top w:w="0" w:type="dxa"/>
+            <w:bottom w:w="0" w:type="dxa"/>
+          </w:tblCellMar>
+        </w:tblPrEx>
         <w:tc>
           <w:tcPr>
             <w:tcW w:w="1426" w:type="dxa"/>
@@ -37878,6 +39130,12 @@
         </w:tc>
       </w:tr>
       <w:tr>
+        <w:tblPrEx>
+          <w:tblCellMar>
+            <w:top w:w="0" w:type="dxa"/>
+            <w:bottom w:w="0" w:type="dxa"/>
+          </w:tblCellMar>
+        </w:tblPrEx>
         <w:tc>
           <w:tcPr>
             <w:tcW w:w="1426" w:type="dxa"/>
@@ -38045,6 +39303,12 @@
         </w:tc>
       </w:tr>
       <w:tr>
+        <w:tblPrEx>
+          <w:tblCellMar>
+            <w:top w:w="0" w:type="dxa"/>
+            <w:bottom w:w="0" w:type="dxa"/>
+          </w:tblCellMar>
+        </w:tblPrEx>
         <w:tc>
           <w:tcPr>
             <w:tcW w:w="1426" w:type="dxa"/>
@@ -38264,6 +39528,12 @@
         </w:tc>
       </w:tr>
       <w:tr>
+        <w:tblPrEx>
+          <w:tblCellMar>
+            <w:top w:w="0" w:type="dxa"/>
+            <w:bottom w:w="0" w:type="dxa"/>
+          </w:tblCellMar>
+        </w:tblPrEx>
         <w:tc>
           <w:tcPr>
             <w:tcW w:w="1426" w:type="dxa"/>
@@ -38516,7 +39786,7 @@
         <w:pStyle w:val="Heading2"/>
         <w:spacing w:before="280" w:after="120"/>
       </w:pPr>
-      <w:bookmarkStart w:id="51" w:name="_Toc240549892"/>
+      <w:bookmarkStart w:id="51" w:name="_Toc240555576"/>
       <w:r>
         <w:rPr>
           <w:b/>
@@ -38563,6 +39833,12 @@
         <w:gridCol w:w="2074"/>
       </w:tblGrid>
       <w:tr>
+        <w:tblPrEx>
+          <w:tblCellMar>
+            <w:top w:w="0" w:type="dxa"/>
+            <w:bottom w:w="0" w:type="dxa"/>
+          </w:tblCellMar>
+        </w:tblPrEx>
         <w:trPr>
           <w:tblHeader/>
         </w:trPr>
@@ -38725,6 +40001,12 @@
         </w:tc>
       </w:tr>
       <w:tr>
+        <w:tblPrEx>
+          <w:tblCellMar>
+            <w:top w:w="0" w:type="dxa"/>
+            <w:bottom w:w="0" w:type="dxa"/>
+          </w:tblCellMar>
+        </w:tblPrEx>
         <w:tc>
           <w:tcPr>
             <w:tcW w:w="1426" w:type="dxa"/>
@@ -38906,6 +40188,12 @@
         </w:tc>
       </w:tr>
       <w:tr>
+        <w:tblPrEx>
+          <w:tblCellMar>
+            <w:top w:w="0" w:type="dxa"/>
+            <w:bottom w:w="0" w:type="dxa"/>
+          </w:tblCellMar>
+        </w:tblPrEx>
         <w:tc>
           <w:tcPr>
             <w:tcW w:w="1426" w:type="dxa"/>
@@ -39120,7 +40408,7 @@
         <w:pStyle w:val="Heading2"/>
         <w:spacing w:before="280" w:after="120"/>
       </w:pPr>
-      <w:bookmarkStart w:id="52" w:name="_Toc240549893"/>
+      <w:bookmarkStart w:id="52" w:name="_Toc240555577"/>
       <w:r>
         <w:rPr>
           <w:b/>
@@ -39167,6 +40455,12 @@
         <w:gridCol w:w="2074"/>
       </w:tblGrid>
       <w:tr>
+        <w:tblPrEx>
+          <w:tblCellMar>
+            <w:top w:w="0" w:type="dxa"/>
+            <w:bottom w:w="0" w:type="dxa"/>
+          </w:tblCellMar>
+        </w:tblPrEx>
         <w:trPr>
           <w:tblHeader/>
         </w:trPr>
@@ -39328,6 +40622,12 @@
         </w:tc>
       </w:tr>
       <w:tr>
+        <w:tblPrEx>
+          <w:tblCellMar>
+            <w:top w:w="0" w:type="dxa"/>
+            <w:bottom w:w="0" w:type="dxa"/>
+          </w:tblCellMar>
+        </w:tblPrEx>
         <w:tc>
           <w:tcPr>
             <w:tcW w:w="1426" w:type="dxa"/>
@@ -39586,6 +40886,12 @@
         </w:tc>
       </w:tr>
       <w:tr>
+        <w:tblPrEx>
+          <w:tblCellMar>
+            <w:top w:w="0" w:type="dxa"/>
+            <w:bottom w:w="0" w:type="dxa"/>
+          </w:tblCellMar>
+        </w:tblPrEx>
         <w:tc>
           <w:tcPr>
             <w:tcW w:w="1426" w:type="dxa"/>
@@ -39728,6 +41034,12 @@
         </w:tc>
       </w:tr>
       <w:tr>
+        <w:tblPrEx>
+          <w:tblCellMar>
+            <w:top w:w="0" w:type="dxa"/>
+            <w:bottom w:w="0" w:type="dxa"/>
+          </w:tblCellMar>
+        </w:tblPrEx>
         <w:tc>
           <w:tcPr>
             <w:tcW w:w="1426" w:type="dxa"/>
@@ -39934,6 +41246,12 @@
         </w:tc>
       </w:tr>
       <w:tr>
+        <w:tblPrEx>
+          <w:tblCellMar>
+            <w:top w:w="0" w:type="dxa"/>
+            <w:bottom w:w="0" w:type="dxa"/>
+          </w:tblCellMar>
+        </w:tblPrEx>
         <w:tc>
           <w:tcPr>
             <w:tcW w:w="1426" w:type="dxa"/>
@@ -40114,6 +41432,12 @@
         </w:tc>
       </w:tr>
       <w:tr>
+        <w:tblPrEx>
+          <w:tblCellMar>
+            <w:top w:w="0" w:type="dxa"/>
+            <w:bottom w:w="0" w:type="dxa"/>
+          </w:tblCellMar>
+        </w:tblPrEx>
         <w:tc>
           <w:tcPr>
             <w:tcW w:w="1426" w:type="dxa"/>
@@ -40324,7 +41648,7 @@
         <w:pStyle w:val="Heading1"/>
         <w:spacing w:before="360" w:after="160"/>
       </w:pPr>
-      <w:bookmarkStart w:id="53" w:name="_Toc240549894"/>
+      <w:bookmarkStart w:id="53" w:name="_Toc240555578"/>
       <w:r>
         <w:rPr>
           <w:b/>
@@ -40369,6 +41693,12 @@
         <w:gridCol w:w="5523"/>
       </w:tblGrid>
       <w:tr>
+        <w:tblPrEx>
+          <w:tblCellMar>
+            <w:top w:w="0" w:type="dxa"/>
+            <w:bottom w:w="0" w:type="dxa"/>
+          </w:tblCellMar>
+        </w:tblPrEx>
         <w:trPr>
           <w:tblHeader/>
         </w:trPr>
@@ -40443,6 +41773,12 @@
         </w:tc>
       </w:tr>
       <w:tr>
+        <w:tblPrEx>
+          <w:tblCellMar>
+            <w:top w:w="0" w:type="dxa"/>
+            <w:bottom w:w="0" w:type="dxa"/>
+          </w:tblCellMar>
+        </w:tblPrEx>
         <w:trPr>
           <w:cantSplit/>
         </w:trPr>
@@ -40508,6 +41844,12 @@
         </w:tc>
       </w:tr>
       <w:tr>
+        <w:tblPrEx>
+          <w:tblCellMar>
+            <w:top w:w="0" w:type="dxa"/>
+            <w:bottom w:w="0" w:type="dxa"/>
+          </w:tblCellMar>
+        </w:tblPrEx>
         <w:trPr>
           <w:cantSplit/>
         </w:trPr>
@@ -40573,6 +41915,12 @@
         </w:tc>
       </w:tr>
       <w:tr>
+        <w:tblPrEx>
+          <w:tblCellMar>
+            <w:top w:w="0" w:type="dxa"/>
+            <w:bottom w:w="0" w:type="dxa"/>
+          </w:tblCellMar>
+        </w:tblPrEx>
         <w:trPr>
           <w:cantSplit/>
         </w:trPr>
@@ -40638,6 +41986,12 @@
         </w:tc>
       </w:tr>
       <w:tr>
+        <w:tblPrEx>
+          <w:tblCellMar>
+            <w:top w:w="0" w:type="dxa"/>
+            <w:bottom w:w="0" w:type="dxa"/>
+          </w:tblCellMar>
+        </w:tblPrEx>
         <w:trPr>
           <w:cantSplit/>
         </w:trPr>
@@ -40703,6 +42057,12 @@
         </w:tc>
       </w:tr>
       <w:tr>
+        <w:tblPrEx>
+          <w:tblCellMar>
+            <w:top w:w="0" w:type="dxa"/>
+            <w:bottom w:w="0" w:type="dxa"/>
+          </w:tblCellMar>
+        </w:tblPrEx>
         <w:trPr>
           <w:cantSplit/>
         </w:trPr>
@@ -40768,6 +42128,12 @@
         </w:tc>
       </w:tr>
       <w:tr>
+        <w:tblPrEx>
+          <w:tblCellMar>
+            <w:top w:w="0" w:type="dxa"/>
+            <w:bottom w:w="0" w:type="dxa"/>
+          </w:tblCellMar>
+        </w:tblPrEx>
         <w:trPr>
           <w:cantSplit/>
         </w:trPr>
@@ -40833,6 +42199,12 @@
         </w:tc>
       </w:tr>
       <w:tr>
+        <w:tblPrEx>
+          <w:tblCellMar>
+            <w:top w:w="0" w:type="dxa"/>
+            <w:bottom w:w="0" w:type="dxa"/>
+          </w:tblCellMar>
+        </w:tblPrEx>
         <w:trPr>
           <w:cantSplit/>
         </w:trPr>
@@ -40898,6 +42270,12 @@
         </w:tc>
       </w:tr>
       <w:tr>
+        <w:tblPrEx>
+          <w:tblCellMar>
+            <w:top w:w="0" w:type="dxa"/>
+            <w:bottom w:w="0" w:type="dxa"/>
+          </w:tblCellMar>
+        </w:tblPrEx>
         <w:trPr>
           <w:cantSplit/>
         </w:trPr>
@@ -40963,6 +42341,12 @@
         </w:tc>
       </w:tr>
       <w:tr>
+        <w:tblPrEx>
+          <w:tblCellMar>
+            <w:top w:w="0" w:type="dxa"/>
+            <w:bottom w:w="0" w:type="dxa"/>
+          </w:tblCellMar>
+        </w:tblPrEx>
         <w:trPr>
           <w:cantSplit/>
         </w:trPr>
@@ -41028,6 +42412,12 @@
         </w:tc>
       </w:tr>
       <w:tr>
+        <w:tblPrEx>
+          <w:tblCellMar>
+            <w:top w:w="0" w:type="dxa"/>
+            <w:bottom w:w="0" w:type="dxa"/>
+          </w:tblCellMar>
+        </w:tblPrEx>
         <w:trPr>
           <w:cantSplit/>
         </w:trPr>
@@ -41093,6 +42483,12 @@
         </w:tc>
       </w:tr>
       <w:tr>
+        <w:tblPrEx>
+          <w:tblCellMar>
+            <w:top w:w="0" w:type="dxa"/>
+            <w:bottom w:w="0" w:type="dxa"/>
+          </w:tblCellMar>
+        </w:tblPrEx>
         <w:trPr>
           <w:cantSplit/>
         </w:trPr>
@@ -41158,6 +42554,12 @@
         </w:tc>
       </w:tr>
       <w:tr>
+        <w:tblPrEx>
+          <w:tblCellMar>
+            <w:top w:w="0" w:type="dxa"/>
+            <w:bottom w:w="0" w:type="dxa"/>
+          </w:tblCellMar>
+        </w:tblPrEx>
         <w:trPr>
           <w:cantSplit/>
         </w:trPr>
@@ -41223,6 +42625,12 @@
         </w:tc>
       </w:tr>
       <w:tr>
+        <w:tblPrEx>
+          <w:tblCellMar>
+            <w:top w:w="0" w:type="dxa"/>
+            <w:bottom w:w="0" w:type="dxa"/>
+          </w:tblCellMar>
+        </w:tblPrEx>
         <w:trPr>
           <w:cantSplit/>
         </w:trPr>
@@ -41288,6 +42696,12 @@
         </w:tc>
       </w:tr>
       <w:tr>
+        <w:tblPrEx>
+          <w:tblCellMar>
+            <w:top w:w="0" w:type="dxa"/>
+            <w:bottom w:w="0" w:type="dxa"/>
+          </w:tblCellMar>
+        </w:tblPrEx>
         <w:trPr>
           <w:cantSplit/>
         </w:trPr>
@@ -41353,6 +42767,12 @@
         </w:tc>
       </w:tr>
       <w:tr>
+        <w:tblPrEx>
+          <w:tblCellMar>
+            <w:top w:w="0" w:type="dxa"/>
+            <w:bottom w:w="0" w:type="dxa"/>
+          </w:tblCellMar>
+        </w:tblPrEx>
         <w:trPr>
           <w:cantSplit/>
         </w:trPr>
@@ -41418,6 +42838,12 @@
         </w:tc>
       </w:tr>
       <w:tr>
+        <w:tblPrEx>
+          <w:tblCellMar>
+            <w:top w:w="0" w:type="dxa"/>
+            <w:bottom w:w="0" w:type="dxa"/>
+          </w:tblCellMar>
+        </w:tblPrEx>
         <w:trPr>
           <w:cantSplit/>
         </w:trPr>
@@ -41483,6 +42909,12 @@
         </w:tc>
       </w:tr>
       <w:tr>
+        <w:tblPrEx>
+          <w:tblCellMar>
+            <w:top w:w="0" w:type="dxa"/>
+            <w:bottom w:w="0" w:type="dxa"/>
+          </w:tblCellMar>
+        </w:tblPrEx>
         <w:trPr>
           <w:cantSplit/>
         </w:trPr>
@@ -41553,7 +42985,7 @@
         <w:pStyle w:val="Heading1"/>
         <w:spacing w:before="360" w:after="160"/>
       </w:pPr>
-      <w:bookmarkStart w:id="54" w:name="_Toc240549895"/>
+      <w:bookmarkStart w:id="54" w:name="_Toc240555579"/>
       <w:r>
         <w:rPr>
           <w:b/>
@@ -41711,7 +43143,7 @@
         <w:pStyle w:val="Heading1"/>
         <w:spacing w:before="360" w:after="160"/>
       </w:pPr>
-      <w:bookmarkStart w:id="55" w:name="_Toc240549896"/>
+      <w:bookmarkStart w:id="55" w:name="_Toc240555580"/>
       <w:r>
         <w:rPr>
           <w:b/>
@@ -41746,6 +43178,12 @@
         <w:gridCol w:w="6552"/>
       </w:tblGrid>
       <w:tr>
+        <w:tblPrEx>
+          <w:tblCellMar>
+            <w:top w:w="0" w:type="dxa"/>
+            <w:bottom w:w="0" w:type="dxa"/>
+          </w:tblCellMar>
+        </w:tblPrEx>
         <w:trPr>
           <w:tblHeader/>
         </w:trPr>
@@ -41797,6 +43235,12 @@
         </w:tc>
       </w:tr>
       <w:tr>
+        <w:tblPrEx>
+          <w:tblCellMar>
+            <w:top w:w="0" w:type="dxa"/>
+            <w:bottom w:w="0" w:type="dxa"/>
+          </w:tblCellMar>
+        </w:tblPrEx>
         <w:trPr>
           <w:cantSplit/>
         </w:trPr>
@@ -41842,6 +43286,12 @@
         </w:tc>
       </w:tr>
       <w:tr>
+        <w:tblPrEx>
+          <w:tblCellMar>
+            <w:top w:w="0" w:type="dxa"/>
+            <w:bottom w:w="0" w:type="dxa"/>
+          </w:tblCellMar>
+        </w:tblPrEx>
         <w:trPr>
           <w:cantSplit/>
         </w:trPr>
@@ -41887,6 +43337,12 @@
         </w:tc>
       </w:tr>
       <w:tr>
+        <w:tblPrEx>
+          <w:tblCellMar>
+            <w:top w:w="0" w:type="dxa"/>
+            <w:bottom w:w="0" w:type="dxa"/>
+          </w:tblCellMar>
+        </w:tblPrEx>
         <w:trPr>
           <w:cantSplit/>
         </w:trPr>
@@ -41932,6 +43388,12 @@
         </w:tc>
       </w:tr>
       <w:tr>
+        <w:tblPrEx>
+          <w:tblCellMar>
+            <w:top w:w="0" w:type="dxa"/>
+            <w:bottom w:w="0" w:type="dxa"/>
+          </w:tblCellMar>
+        </w:tblPrEx>
         <w:trPr>
           <w:cantSplit/>
         </w:trPr>
@@ -41977,6 +43439,12 @@
         </w:tc>
       </w:tr>
       <w:tr>
+        <w:tblPrEx>
+          <w:tblCellMar>
+            <w:top w:w="0" w:type="dxa"/>
+            <w:bottom w:w="0" w:type="dxa"/>
+          </w:tblCellMar>
+        </w:tblPrEx>
         <w:trPr>
           <w:cantSplit/>
         </w:trPr>
@@ -42022,6 +43490,12 @@
         </w:tc>
       </w:tr>
       <w:tr>
+        <w:tblPrEx>
+          <w:tblCellMar>
+            <w:top w:w="0" w:type="dxa"/>
+            <w:bottom w:w="0" w:type="dxa"/>
+          </w:tblCellMar>
+        </w:tblPrEx>
         <w:trPr>
           <w:cantSplit/>
         </w:trPr>
@@ -42067,6 +43541,12 @@
         </w:tc>
       </w:tr>
       <w:tr>
+        <w:tblPrEx>
+          <w:tblCellMar>
+            <w:top w:w="0" w:type="dxa"/>
+            <w:bottom w:w="0" w:type="dxa"/>
+          </w:tblCellMar>
+        </w:tblPrEx>
         <w:trPr>
           <w:cantSplit/>
         </w:trPr>
@@ -42112,6 +43592,12 @@
         </w:tc>
       </w:tr>
       <w:tr>
+        <w:tblPrEx>
+          <w:tblCellMar>
+            <w:top w:w="0" w:type="dxa"/>
+            <w:bottom w:w="0" w:type="dxa"/>
+          </w:tblCellMar>
+        </w:tblPrEx>
         <w:trPr>
           <w:cantSplit/>
         </w:trPr>
@@ -42157,6 +43643,12 @@
         </w:tc>
       </w:tr>
       <w:tr>
+        <w:tblPrEx>
+          <w:tblCellMar>
+            <w:top w:w="0" w:type="dxa"/>
+            <w:bottom w:w="0" w:type="dxa"/>
+          </w:tblCellMar>
+        </w:tblPrEx>
         <w:trPr>
           <w:cantSplit/>
         </w:trPr>
@@ -42203,6 +43695,12 @@
         </w:tc>
       </w:tr>
       <w:tr>
+        <w:tblPrEx>
+          <w:tblCellMar>
+            <w:top w:w="0" w:type="dxa"/>
+            <w:bottom w:w="0" w:type="dxa"/>
+          </w:tblCellMar>
+        </w:tblPrEx>
         <w:trPr>
           <w:cantSplit/>
         </w:trPr>
@@ -42253,7 +43751,7 @@
         <w:pStyle w:val="Heading1"/>
         <w:spacing w:before="360" w:after="160"/>
       </w:pPr>
-      <w:bookmarkStart w:id="56" w:name="_Toc240549897"/>
+      <w:bookmarkStart w:id="56" w:name="_Toc240555581"/>
       <w:r>
         <w:rPr>
           <w:b/>
@@ -42279,7 +43777,7 @@
         <w:pStyle w:val="Heading2"/>
         <w:spacing w:before="280" w:after="120"/>
       </w:pPr>
-      <w:bookmarkStart w:id="57" w:name="_Toc240549898"/>
+      <w:bookmarkStart w:id="57" w:name="_Toc240555582"/>
       <w:r>
         <w:rPr>
           <w:b/>
@@ -42481,7 +43979,7 @@
         <w:pStyle w:val="Heading2"/>
         <w:spacing w:before="280" w:after="120"/>
       </w:pPr>
-      <w:bookmarkStart w:id="58" w:name="_Toc240549899"/>
+      <w:bookmarkStart w:id="58" w:name="_Toc240555583"/>
       <w:r>
         <w:rPr>
           <w:b/>
@@ -42757,7 +44255,7 @@
         <w:pStyle w:val="Heading1"/>
         <w:spacing w:before="360" w:after="160"/>
       </w:pPr>
-      <w:bookmarkStart w:id="59" w:name="_Toc240549900"/>
+      <w:bookmarkStart w:id="59" w:name="_Toc240555584"/>
       <w:r>
         <w:rPr>
           <w:b/>
@@ -42799,13 +44297,99 @@
 <file path=word/numbering.xml><?xml version="1.0" encoding="utf-8"?>
 <w:numbering xmlns:wpc="http://schemas.microsoft.com/office/word/2010/wordprocessingCanvas" xmlns:cx="http://schemas.microsoft.com/office/drawing/2014/chartex" xmlns:cx1="http://schemas.microsoft.com/office/drawing/2015/9/8/chartex" xmlns:cx2="http://schemas.microsoft.com/office/drawing/2015/10/21/chartex" xmlns:cx3="http://schemas.microsoft.com/office/drawing/2016/5/9/chartex" xmlns:cx4="http://schemas.microsoft.com/office/drawing/2016/5/10/chartex" xmlns:cx5="http://schemas.microsoft.com/office/drawing/2016/5/11/chartex" xmlns:cx6="http://schemas.microsoft.com/office/drawing/2016/5/12/chartex" xmlns:cx7="http://schemas.microsoft.com/office/drawing/2016/5/13/chartex" xmlns:cx8="http://schemas.microsoft.com/office/drawing/2016/5/14/chartex" xmlns:mc="http://schemas.openxmlformats.org/markup-compatibility/2006" xmlns:aink="http://schemas.microsoft.com/office/drawing/2016/ink" xmlns:am3d="http://schemas.microsoft.com/office/drawing/2017/model3d" xmlns:o="urn:schemas-microsoft-com:office:office" xmlns:oel="http://schemas.microsoft.com/office/2019/extlst" xmlns:r="http://schemas.openxmlformats.org/officeDocument/2006/relationships" xmlns:m="http://schemas.openxmlformats.org/officeDocument/2006/math" xmlns:v="urn:schemas-microsoft-com:vml" xmlns:wp14="http://schemas.microsoft.com/office/word/2010/wordprocessingDrawing" xmlns:wp="http://schemas.openxmlformats.org/drawingml/2006/wordprocessingDrawing" xmlns:w10="urn:schemas-microsoft-com:office:word" xmlns:w="http://schemas.openxmlformats.org/wordprocessingml/2006/main" xmlns:w14="http://schemas.microsoft.com/office/word/2010/wordml" xmlns:w15="http://schemas.microsoft.com/office/word/2012/wordml" xmlns:w16cex="http://schemas.microsoft.com/office/word/2018/wordml/cex" xmlns:w16cid="http://schemas.microsoft.com/office/word/2016/wordml/cid" xmlns:w16="http://schemas.microsoft.com/office/word/2018/wordml" xmlns:w16du="http://schemas.microsoft.com/office/word/2023/wordml/word16du" xmlns:w16sdtdh="http://schemas.microsoft.com/office/word/2020/wordml/sdtdatahash" xmlns:w16sdtfl="http://schemas.microsoft.com/office/word/2024/wordml/sdtformatlock" xmlns:w16se="http://schemas.microsoft.com/office/word/2015/wordml/symex" xmlns:wpg="http://schemas.microsoft.com/office/word/2010/wordprocessingGroup" xmlns:wpi="http://schemas.microsoft.com/office/word/2010/wordprocessingInk" xmlns:wne="http://schemas.microsoft.com/office/word/2006/wordml" xmlns:wps="http://schemas.microsoft.com/office/word/2010/wordprocessingShape" mc:Ignorable="w14 w15 w16se w16cid w16 w16cex w16sdtdh w16sdtfl w16du wp14">
   <w:abstractNum w:abstractNumId="0" w15:restartNumberingAfterBreak="0">
-    <w:nsid w:val="2B3C4E4D"/>
+    <w:nsid w:val="12156248"/>
     <w:multiLevelType w:val="hybridMultilevel"/>
-    <w:tmpl w:val="7034F1B8"/>
-    <w:lvl w:ilvl="0" w:tplc="ABC8C57C">
+    <w:tmpl w:val="DF6608DA"/>
+    <w:lvl w:ilvl="0" w:tplc="01FA2CAA">
       <w:start w:val="1"/>
-      <w:numFmt w:val="decimal"/>
-      <w:lvlText w:val="%1."/>
+      <w:numFmt w:val="bullet"/>
+      <w:lvlText w:val="●"/>
+      <w:lvlJc w:val="left"/>
+      <w:pPr>
+        <w:ind w:left="720" w:hanging="360"/>
+      </w:pPr>
+    </w:lvl>
+    <w:lvl w:ilvl="1" w:tplc="BDE8E31A">
+      <w:start w:val="1"/>
+      <w:numFmt w:val="bullet"/>
+      <w:lvlText w:val="○"/>
+      <w:lvlJc w:val="left"/>
+      <w:pPr>
+        <w:ind w:left="1440" w:hanging="360"/>
+      </w:pPr>
+    </w:lvl>
+    <w:lvl w:ilvl="2" w:tplc="FFE0C09E">
+      <w:start w:val="1"/>
+      <w:numFmt w:val="bullet"/>
+      <w:lvlText w:val="■"/>
+      <w:lvlJc w:val="left"/>
+      <w:pPr>
+        <w:ind w:left="2160" w:hanging="360"/>
+      </w:pPr>
+    </w:lvl>
+    <w:lvl w:ilvl="3" w:tplc="279E26CC">
+      <w:start w:val="1"/>
+      <w:numFmt w:val="bullet"/>
+      <w:lvlText w:val="●"/>
+      <w:lvlJc w:val="left"/>
+      <w:pPr>
+        <w:ind w:left="2880" w:hanging="360"/>
+      </w:pPr>
+    </w:lvl>
+    <w:lvl w:ilvl="4" w:tplc="D07814B0">
+      <w:start w:val="1"/>
+      <w:numFmt w:val="bullet"/>
+      <w:lvlText w:val="○"/>
+      <w:lvlJc w:val="left"/>
+      <w:pPr>
+        <w:ind w:left="3600" w:hanging="360"/>
+      </w:pPr>
+    </w:lvl>
+    <w:lvl w:ilvl="5" w:tplc="137CD476">
+      <w:start w:val="1"/>
+      <w:numFmt w:val="bullet"/>
+      <w:lvlText w:val="■"/>
+      <w:lvlJc w:val="left"/>
+      <w:pPr>
+        <w:ind w:left="4320" w:hanging="360"/>
+      </w:pPr>
+    </w:lvl>
+    <w:lvl w:ilvl="6" w:tplc="3D28728A">
+      <w:start w:val="1"/>
+      <w:numFmt w:val="bullet"/>
+      <w:lvlText w:val="●"/>
+      <w:lvlJc w:val="left"/>
+      <w:pPr>
+        <w:ind w:left="5040" w:hanging="360"/>
+      </w:pPr>
+    </w:lvl>
+    <w:lvl w:ilvl="7" w:tplc="A016E5D4">
+      <w:start w:val="1"/>
+      <w:numFmt w:val="bullet"/>
+      <w:lvlText w:val="●"/>
+      <w:lvlJc w:val="left"/>
+      <w:pPr>
+        <w:ind w:left="5760" w:hanging="360"/>
+      </w:pPr>
+    </w:lvl>
+    <w:lvl w:ilvl="8" w:tplc="B8F8B9D4">
+      <w:start w:val="1"/>
+      <w:numFmt w:val="bullet"/>
+      <w:lvlText w:val="●"/>
+      <w:lvlJc w:val="left"/>
+      <w:pPr>
+        <w:ind w:left="6480" w:hanging="360"/>
+      </w:pPr>
+    </w:lvl>
+  </w:abstractNum>
+  <w:abstractNum w:abstractNumId="1" w15:restartNumberingAfterBreak="0">
+    <w:nsid w:val="47F65EB7"/>
+    <w:multiLevelType w:val="hybridMultilevel"/>
+    <w:tmpl w:val="CE9A93C4"/>
+    <w:lvl w:ilvl="0" w:tplc="2D660390">
+      <w:start w:val="1"/>
+      <w:numFmt w:val="bullet"/>
+      <w:lvlText w:val="•"/>
       <w:lvlJc w:val="left"/>
       <w:pPr>
         <w:ind w:left="460" w:hanging="260"/>
@@ -42816,58 +44400,13 @@
         <w:szCs w:val="22"/>
       </w:rPr>
     </w:lvl>
-    <w:lvl w:ilvl="1" w:tplc="984AC89E">
-      <w:numFmt w:val="decimal"/>
-      <w:lvlText w:val=""/>
-      <w:lvlJc w:val="left"/>
-    </w:lvl>
-    <w:lvl w:ilvl="2" w:tplc="FEE8A60C">
-      <w:numFmt w:val="decimal"/>
-      <w:lvlText w:val=""/>
-      <w:lvlJc w:val="left"/>
-    </w:lvl>
-    <w:lvl w:ilvl="3" w:tplc="8DAEC432">
-      <w:numFmt w:val="decimal"/>
-      <w:lvlText w:val=""/>
-      <w:lvlJc w:val="left"/>
-    </w:lvl>
-    <w:lvl w:ilvl="4" w:tplc="6D1888E8">
-      <w:numFmt w:val="decimal"/>
-      <w:lvlText w:val=""/>
-      <w:lvlJc w:val="left"/>
-    </w:lvl>
-    <w:lvl w:ilvl="5" w:tplc="9BA0AE04">
-      <w:numFmt w:val="decimal"/>
-      <w:lvlText w:val=""/>
-      <w:lvlJc w:val="left"/>
-    </w:lvl>
-    <w:lvl w:ilvl="6" w:tplc="610A4E52">
-      <w:numFmt w:val="decimal"/>
-      <w:lvlText w:val=""/>
-      <w:lvlJc w:val="left"/>
-    </w:lvl>
-    <w:lvl w:ilvl="7" w:tplc="1ABC0220">
-      <w:numFmt w:val="decimal"/>
-      <w:lvlText w:val=""/>
-      <w:lvlJc w:val="left"/>
-    </w:lvl>
-    <w:lvl w:ilvl="8" w:tplc="EAC89E5C">
-      <w:numFmt w:val="decimal"/>
-      <w:lvlText w:val=""/>
-      <w:lvlJc w:val="left"/>
-    </w:lvl>
-  </w:abstractNum>
-  <w:abstractNum w:abstractNumId="1" w15:restartNumberingAfterBreak="0">
-    <w:nsid w:val="4B2B7F30"/>
-    <w:multiLevelType w:val="hybridMultilevel"/>
-    <w:tmpl w:val="5600A4BE"/>
-    <w:lvl w:ilvl="0" w:tplc="A1803D1E">
+    <w:lvl w:ilvl="1" w:tplc="0FF8E16E">
       <w:start w:val="1"/>
       <w:numFmt w:val="bullet"/>
-      <w:lvlText w:val="•"/>
+      <w:lvlText w:val="◦"/>
       <w:lvlJc w:val="left"/>
       <w:pPr>
-        <w:ind w:left="460" w:hanging="260"/>
+        <w:ind w:left="920" w:hanging="260"/>
       </w:pPr>
       <w:rPr>
         <w:rFonts w:ascii="Times New Roman" w:eastAsia="Times New Roman" w:hAnsi="Times New Roman" w:cs="Times New Roman"/>
@@ -42875,13 +44414,53 @@
         <w:szCs w:val="22"/>
       </w:rPr>
     </w:lvl>
-    <w:lvl w:ilvl="1" w:tplc="237C949A">
+    <w:lvl w:ilvl="2" w:tplc="B8D2E894">
+      <w:numFmt w:val="decimal"/>
+      <w:lvlText w:val=""/>
+      <w:lvlJc w:val="left"/>
+    </w:lvl>
+    <w:lvl w:ilvl="3" w:tplc="05DC27A0">
+      <w:numFmt w:val="decimal"/>
+      <w:lvlText w:val=""/>
+      <w:lvlJc w:val="left"/>
+    </w:lvl>
+    <w:lvl w:ilvl="4" w:tplc="9B3CDD0E">
+      <w:numFmt w:val="decimal"/>
+      <w:lvlText w:val=""/>
+      <w:lvlJc w:val="left"/>
+    </w:lvl>
+    <w:lvl w:ilvl="5" w:tplc="F5C427D0">
+      <w:numFmt w:val="decimal"/>
+      <w:lvlText w:val=""/>
+      <w:lvlJc w:val="left"/>
+    </w:lvl>
+    <w:lvl w:ilvl="6" w:tplc="CF3E2310">
+      <w:numFmt w:val="decimal"/>
+      <w:lvlText w:val=""/>
+      <w:lvlJc w:val="left"/>
+    </w:lvl>
+    <w:lvl w:ilvl="7" w:tplc="869C8FC6">
+      <w:numFmt w:val="decimal"/>
+      <w:lvlText w:val=""/>
+      <w:lvlJc w:val="left"/>
+    </w:lvl>
+    <w:lvl w:ilvl="8" w:tplc="360CDA06">
+      <w:numFmt w:val="decimal"/>
+      <w:lvlText w:val=""/>
+      <w:lvlJc w:val="left"/>
+    </w:lvl>
+  </w:abstractNum>
+  <w:abstractNum w:abstractNumId="2" w15:restartNumberingAfterBreak="0">
+    <w:nsid w:val="60CF255F"/>
+    <w:multiLevelType w:val="hybridMultilevel"/>
+    <w:tmpl w:val="B798F420"/>
+    <w:lvl w:ilvl="0" w:tplc="2472927C">
       <w:start w:val="1"/>
-      <w:numFmt w:val="bullet"/>
-      <w:lvlText w:val="◦"/>
+      <w:numFmt w:val="decimal"/>
+      <w:lvlText w:val="%1."/>
       <w:lvlJc w:val="left"/>
       <w:pPr>
-        <w:ind w:left="920" w:hanging="260"/>
+        <w:ind w:left="460" w:hanging="260"/>
       </w:pPr>
       <w:rPr>
         <w:rFonts w:ascii="Times New Roman" w:eastAsia="Times New Roman" w:hAnsi="Times New Roman" w:cs="Times New Roman"/>
@@ -42889,172 +44468,91 @@
         <w:szCs w:val="22"/>
       </w:rPr>
     </w:lvl>
-    <w:lvl w:ilvl="2" w:tplc="73561C70">
+    <w:lvl w:ilvl="1" w:tplc="30FEE87C">
       <w:numFmt w:val="decimal"/>
       <w:lvlText w:val=""/>
       <w:lvlJc w:val="left"/>
     </w:lvl>
-    <w:lvl w:ilvl="3" w:tplc="59547E6E">
+    <w:lvl w:ilvl="2" w:tplc="9DF8C5B6">
       <w:numFmt w:val="decimal"/>
       <w:lvlText w:val=""/>
       <w:lvlJc w:val="left"/>
     </w:lvl>
-    <w:lvl w:ilvl="4" w:tplc="E32468D8">
+    <w:lvl w:ilvl="3" w:tplc="68F4F370">
       <w:numFmt w:val="decimal"/>
       <w:lvlText w:val=""/>
       <w:lvlJc w:val="left"/>
     </w:lvl>
-    <w:lvl w:ilvl="5" w:tplc="867EFBE0">
+    <w:lvl w:ilvl="4" w:tplc="AC407F60">
       <w:numFmt w:val="decimal"/>
       <w:lvlText w:val=""/>
       <w:lvlJc w:val="left"/>
     </w:lvl>
-    <w:lvl w:ilvl="6" w:tplc="797050C8">
+    <w:lvl w:ilvl="5" w:tplc="2314157A">
       <w:numFmt w:val="decimal"/>
       <w:lvlText w:val=""/>
       <w:lvlJc w:val="left"/>
     </w:lvl>
-    <w:lvl w:ilvl="7" w:tplc="5E58BC66">
+    <w:lvl w:ilvl="6" w:tplc="60D8D0EA">
       <w:numFmt w:val="decimal"/>
       <w:lvlText w:val=""/>
       <w:lvlJc w:val="left"/>
     </w:lvl>
-    <w:lvl w:ilvl="8" w:tplc="27566D2A">
+    <w:lvl w:ilvl="7" w:tplc="1E202150">
+      <w:numFmt w:val="decimal"/>
+      <w:lvlText w:val=""/>
+      <w:lvlJc w:val="left"/>
+    </w:lvl>
+    <w:lvl w:ilvl="8" w:tplc="61A44EAA">
       <w:numFmt w:val="decimal"/>
       <w:lvlText w:val=""/>
       <w:lvlJc w:val="left"/>
     </w:lvl>
   </w:abstractNum>
-  <w:abstractNum w:abstractNumId="2" w15:restartNumberingAfterBreak="0">
-    <w:nsid w:val="4D93554E"/>
-    <w:multiLevelType w:val="hybridMultilevel"/>
-    <w:tmpl w:val="7FFEA700"/>
-    <w:lvl w:ilvl="0" w:tplc="363042BC">
-      <w:start w:val="1"/>
-      <w:numFmt w:val="bullet"/>
-      <w:lvlText w:val="●"/>
-      <w:lvlJc w:val="left"/>
-      <w:pPr>
-        <w:ind w:left="720" w:hanging="360"/>
-      </w:pPr>
-    </w:lvl>
-    <w:lvl w:ilvl="1" w:tplc="997A617A">
-      <w:start w:val="1"/>
-      <w:numFmt w:val="bullet"/>
-      <w:lvlText w:val="○"/>
-      <w:lvlJc w:val="left"/>
-      <w:pPr>
-        <w:ind w:left="1440" w:hanging="360"/>
-      </w:pPr>
-    </w:lvl>
-    <w:lvl w:ilvl="2" w:tplc="13B0A02C">
-      <w:start w:val="1"/>
-      <w:numFmt w:val="bullet"/>
-      <w:lvlText w:val="■"/>
-      <w:lvlJc w:val="left"/>
-      <w:pPr>
-        <w:ind w:left="2160" w:hanging="360"/>
-      </w:pPr>
-    </w:lvl>
-    <w:lvl w:ilvl="3" w:tplc="59AC6FA2">
-      <w:start w:val="1"/>
-      <w:numFmt w:val="bullet"/>
-      <w:lvlText w:val="●"/>
-      <w:lvlJc w:val="left"/>
-      <w:pPr>
-        <w:ind w:left="2880" w:hanging="360"/>
-      </w:pPr>
-    </w:lvl>
-    <w:lvl w:ilvl="4" w:tplc="137E31EE">
-      <w:start w:val="1"/>
-      <w:numFmt w:val="bullet"/>
-      <w:lvlText w:val="○"/>
-      <w:lvlJc w:val="left"/>
-      <w:pPr>
-        <w:ind w:left="3600" w:hanging="360"/>
-      </w:pPr>
-    </w:lvl>
-    <w:lvl w:ilvl="5" w:tplc="DC568650">
-      <w:start w:val="1"/>
-      <w:numFmt w:val="bullet"/>
-      <w:lvlText w:val="■"/>
-      <w:lvlJc w:val="left"/>
-      <w:pPr>
-        <w:ind w:left="4320" w:hanging="360"/>
-      </w:pPr>
-    </w:lvl>
-    <w:lvl w:ilvl="6" w:tplc="451823AC">
-      <w:start w:val="1"/>
-      <w:numFmt w:val="bullet"/>
-      <w:lvlText w:val="●"/>
-      <w:lvlJc w:val="left"/>
-      <w:pPr>
-        <w:ind w:left="5040" w:hanging="360"/>
-      </w:pPr>
-    </w:lvl>
-    <w:lvl w:ilvl="7" w:tplc="E3F02164">
-      <w:start w:val="1"/>
-      <w:numFmt w:val="bullet"/>
-      <w:lvlText w:val="●"/>
-      <w:lvlJc w:val="left"/>
-      <w:pPr>
-        <w:ind w:left="5760" w:hanging="360"/>
-      </w:pPr>
-    </w:lvl>
-    <w:lvl w:ilvl="8" w:tplc="84DA44D2">
-      <w:start w:val="1"/>
-      <w:numFmt w:val="bullet"/>
-      <w:lvlText w:val="●"/>
-      <w:lvlJc w:val="left"/>
-      <w:pPr>
-        <w:ind w:left="6480" w:hanging="360"/>
-      </w:pPr>
-    </w:lvl>
-  </w:abstractNum>
-  <w:num w:numId="1" w16cid:durableId="1592856474">
+  <w:num w:numId="1" w16cid:durableId="1557160248">
+    <w:abstractNumId w:val="0"/>
+    <w:lvlOverride w:ilvl="0">
+      <w:startOverride w:val="1"/>
+    </w:lvlOverride>
+  </w:num>
+  <w:num w:numId="2" w16cid:durableId="892543983">
     <w:abstractNumId w:val="2"/>
     <w:lvlOverride w:ilvl="0">
       <w:startOverride w:val="1"/>
     </w:lvlOverride>
   </w:num>
-  <w:num w:numId="2" w16cid:durableId="31417409">
-    <w:abstractNumId w:val="0"/>
+  <w:num w:numId="3" w16cid:durableId="515460459">
+    <w:abstractNumId w:val="2"/>
     <w:lvlOverride w:ilvl="0">
       <w:startOverride w:val="1"/>
     </w:lvlOverride>
   </w:num>
-  <w:num w:numId="3" w16cid:durableId="2081977767">
-    <w:abstractNumId w:val="0"/>
+  <w:num w:numId="4" w16cid:durableId="808084856">
+    <w:abstractNumId w:val="2"/>
     <w:lvlOverride w:ilvl="0">
       <w:startOverride w:val="1"/>
     </w:lvlOverride>
   </w:num>
-  <w:num w:numId="4" w16cid:durableId="1603219753">
-    <w:abstractNumId w:val="0"/>
+  <w:num w:numId="5" w16cid:durableId="1724521724">
+    <w:abstractNumId w:val="2"/>
     <w:lvlOverride w:ilvl="0">
       <w:startOverride w:val="1"/>
     </w:lvlOverride>
   </w:num>
-  <w:num w:numId="5" w16cid:durableId="1522664927">
-    <w:abstractNumId w:val="0"/>
+  <w:num w:numId="6" w16cid:durableId="1117721609">
+    <w:abstractNumId w:val="2"/>
     <w:lvlOverride w:ilvl="0">
       <w:startOverride w:val="1"/>
     </w:lvlOverride>
   </w:num>
-  <w:num w:numId="6" w16cid:durableId="262348726">
-    <w:abstractNumId w:val="0"/>
-    <w:lvlOverride w:ilvl="0">
-      <w:startOverride w:val="1"/>
-    </w:lvlOverride>
-  </w:num>
-  <w:num w:numId="7" w16cid:durableId="471366830">
+  <w:num w:numId="7" w16cid:durableId="501820647">
     <w:abstractNumId w:val="1"/>
     <w:lvlOverride w:ilvl="0">
       <w:startOverride w:val="1"/>
     </w:lvlOverride>
   </w:num>
-  <w:num w:numId="8" w16cid:durableId="1675305205">
-    <w:abstractNumId w:val="0"/>
+  <w:num w:numId="8" w16cid:durableId="260338155">
+    <w:abstractNumId w:val="2"/>
     <w:lvlOverride w:ilvl="0">
       <w:startOverride w:val="1"/>
     </w:lvlOverride>
@@ -43665,7 +45163,7 @@
     <w:autoRedefine/>
     <w:uiPriority w:val="39"/>
     <w:unhideWhenUsed/>
-    <w:rsid w:val="009F1B56"/>
+    <w:rsid w:val="00377590"/>
     <w:pPr>
       <w:spacing w:after="100"/>
     </w:pPr>
@@ -43677,7 +45175,7 @@
     <w:autoRedefine/>
     <w:uiPriority w:val="39"/>
     <w:unhideWhenUsed/>
-    <w:rsid w:val="009F1B56"/>
+    <w:rsid w:val="00377590"/>
     <w:pPr>
       <w:spacing w:after="100"/>
       <w:ind w:left="220"/>
@@ -43690,7 +45188,7 @@
     <w:autoRedefine/>
     <w:uiPriority w:val="39"/>
     <w:unhideWhenUsed/>
-    <w:rsid w:val="009F1B56"/>
+    <w:rsid w:val="00377590"/>
     <w:pPr>
       <w:spacing w:after="100"/>
       <w:ind w:left="440"/>

--- a/docs/02_Data_Setup_and_Semantic_Model_Guide.docx
+++ b/docs/02_Data_Setup_and_Semantic_Model_Guide.docx
@@ -42047,7 +42047,20 @@
           <w:sz w:val="22"/>
           <w:szCs w:val="22"/>
         </w:rPr>
-        <w:t xml:space="preserve">Run all seventeen. Record the results in docs/validation_results.md with a date, so the numbers in the reports are reproducible rather than merely present.</w:t>
+        <w:t xml:space="preserve">Run all seventeen. Record every result in document 22, docs/22_Validation_Results.xlsx, on the Check Results tab — the check, the observed value and the date — so the numbers in the reports are reproducible rather than merely present. The Run Summary tab counts the run for you and will not report a pass while any check is still unrecorded.</w:t>
+      </w:r>
+    </w:p>
+    <w:p>
+      <w:pPr>
+        <w:spacing w:after="120" w:line="276"/>
+      </w:pPr>
+      <w:r>
+        <w:rPr>
+          <w:rFonts w:ascii="Times New Roman" w:cs="Times New Roman" w:eastAsia="Times New Roman" w:hAnsi="Times New Roman"/>
+          <w:sz w:val="22"/>
+          <w:szCs w:val="22"/>
+        </w:rPr>
+        <w:t xml:space="preserve">A run is not a one-off. Re-run the whole suite after any fact-table reload; the Check Catalog tab in document 22 marks which eleven checks are data-dependent and must be repeated. Anything recorded as Fail goes on the Failure Log tab and stays open there until a later run re-verifies it.</w:t>
       </w:r>
     </w:p>
     <w:tbl>
@@ -44490,7 +44503,7 @@
         </w:rPr>
         <w:t xml:space="preserve">U.S. Census Bureau — About the Monthly Retail Trade Surveys — </w:t>
       </w:r>
-      <w:hyperlink w:history="1" r:id="rIdkmjiais_hkvlmybjbxpng">
+      <w:hyperlink w:history="1" r:id="rIdxi0s6a9hmwtcergywwv2m">
         <w:r>
           <w:rPr>
             <w:rFonts w:ascii="Times New Roman" w:cs="Times New Roman" w:eastAsia="Times New Roman" w:hAnsi="Times New Roman"/>
@@ -44515,7 +44528,7 @@
         </w:rPr>
         <w:t xml:space="preserve">Census Data API — MARTS time series endpoint — </w:t>
       </w:r>
-      <w:hyperlink w:history="1" r:id="rIdps02f_2dy56kx3d3zo7cm">
+      <w:hyperlink w:history="1" r:id="rIdhygqqcx6d2gqghdeljdrv">
         <w:r>
           <w:rPr>
             <w:rFonts w:ascii="Times New Roman" w:cs="Times New Roman" w:eastAsia="Times New Roman" w:hAnsi="Times New Roman"/>
@@ -44540,7 +44553,7 @@
         </w:rPr>
         <w:t xml:space="preserve">Census Data API — MARTS variables — </w:t>
       </w:r>
-      <w:hyperlink w:history="1" r:id="rIdqukgfmvmx17oqfwxl2p1x">
+      <w:hyperlink w:history="1" r:id="rIdcynekbxldb5visr7ckmea">
         <w:r>
           <w:rPr>
             <w:rFonts w:ascii="Times New Roman" w:cs="Times New Roman" w:eastAsia="Times New Roman" w:hAnsi="Times New Roman"/>
@@ -44565,7 +44578,7 @@
         </w:rPr>
         <w:t xml:space="preserve">Census Data API — key signup — </w:t>
       </w:r>
-      <w:hyperlink w:history="1" r:id="rIdprxq_fqtq8x_2elyj19d5">
+      <w:hyperlink w:history="1" r:id="rIdwctk8h6o5y30vnkk1q8ek">
         <w:r>
           <w:rPr>
             <w:rFonts w:ascii="Times New Roman" w:cs="Times New Roman" w:eastAsia="Times New Roman" w:hAnsi="Times New Roman"/>
@@ -44590,7 +44603,7 @@
         </w:rPr>
         <w:t xml:space="preserve">Federal Reserve Economic Data (FRED) — </w:t>
       </w:r>
-      <w:hyperlink w:history="1" r:id="rIdhgcre2cmgwvwf3jvmctr8">
+      <w:hyperlink w:history="1" r:id="rId_0gy1iipmb3hv50mpi3ov">
         <w:r>
           <w:rPr>
             <w:rFonts w:ascii="Times New Roman" w:cs="Times New Roman" w:eastAsia="Times New Roman" w:hAnsi="Times New Roman"/>
@@ -44615,7 +44628,7 @@
         </w:rPr>
         <w:t xml:space="preserve">Montgomery County, MD — Warehouse and Retail Sales (data.gov) — </w:t>
       </w:r>
-      <w:hyperlink w:history="1" r:id="rIds2zzexkuxjklbbcvojypz">
+      <w:hyperlink w:history="1" r:id="rIdxc5bkszgjhyh-lznyvarg">
         <w:r>
           <w:rPr>
             <w:rFonts w:ascii="Times New Roman" w:cs="Times New Roman" w:eastAsia="Times New Roman" w:hAnsi="Times New Roman"/>
@@ -44640,7 +44653,7 @@
         </w:rPr>
         <w:t xml:space="preserve">Montgomery County open data portal — dataset v76h-r7br — </w:t>
       </w:r>
-      <w:hyperlink w:history="1" r:id="rIdgv6v1p-4q8uns7k24gvcg">
+      <w:hyperlink w:history="1" r:id="rId8znwokixdiig-wfgpf_ui">
         <w:r>
           <w:rPr>
             <w:rFonts w:ascii="Times New Roman" w:cs="Times New Roman" w:eastAsia="Times New Roman" w:hAnsi="Times New Roman"/>
@@ -44665,7 +44678,7 @@
         </w:rPr>
         <w:t xml:space="preserve">Montgomery County — column metadata, the source of the “cases” definition — </w:t>
       </w:r>
-      <w:hyperlink w:history="1" r:id="rIdwkj8azb1jkohn3tir30yc">
+      <w:hyperlink w:history="1" r:id="rIdenmchugzog7zvutqixbrd">
         <w:r>
           <w:rPr>
             <w:rFonts w:ascii="Times New Roman" w:cs="Times New Roman" w:eastAsia="Times New Roman" w:hAnsi="Times New Roman"/>
@@ -44707,7 +44720,7 @@
         </w:rPr>
         <w:t xml:space="preserve">Web.Contents — Power Query M reference (§3.5, §3.6, §4.2) — </w:t>
       </w:r>
-      <w:hyperlink w:history="1" r:id="rIdh4aj5bggu89yyfnqglyyq">
+      <w:hyperlink w:history="1" r:id="rId4wcnhrtajqgz1mk0d1ljj">
         <w:r>
           <w:rPr>
             <w:rFonts w:ascii="Times New Roman" w:cs="Times New Roman" w:eastAsia="Times New Roman" w:hAnsi="Times New Roman"/>
@@ -44732,7 +44745,7 @@
         </w:rPr>
         <w:t xml:space="preserve">Json.Document — Power Query M reference (§3.4, §3.5) — </w:t>
       </w:r>
-      <w:hyperlink w:history="1" r:id="rIdyglkzlk4u_ea0ddcakfgx">
+      <w:hyperlink w:history="1" r:id="rId1s6ykvui5e5vqi2ddz2ct">
         <w:r>
           <w:rPr>
             <w:rFonts w:ascii="Times New Roman" w:cs="Times New Roman" w:eastAsia="Times New Roman" w:hAnsi="Times New Roman"/>
@@ -44757,7 +44770,7 @@
         </w:rPr>
         <w:t xml:space="preserve">Data refresh — Refresh and dynamic data sources (§3.6) — </w:t>
       </w:r>
-      <w:hyperlink w:history="1" r:id="rId4b1h2sot0yymr3bnonmws">
+      <w:hyperlink w:history="1" r:id="rIdjkl4cxdaknhmxbhsuvsdh">
         <w:r>
           <w:rPr>
             <w:rFonts w:ascii="Times New Roman" w:cs="Times New Roman" w:eastAsia="Times New Roman" w:hAnsi="Times New Roman"/>
@@ -44782,7 +44795,7 @@
         </w:rPr>
         <w:t xml:space="preserve">Parameters — Power Query (§3.1) — </w:t>
       </w:r>
-      <w:hyperlink w:history="1" r:id="rId16ctyhmdzo280nxxjle6o">
+      <w:hyperlink w:history="1" r:id="rIdce2iqxkhrj7tyouek93sl">
         <w:r>
           <w:rPr>
             <w:rFonts w:ascii="Times New Roman" w:cs="Times New Roman" w:eastAsia="Times New Roman" w:hAnsi="Times New Roman"/>
@@ -44807,7 +44820,7 @@
         </w:rPr>
         <w:t xml:space="preserve">Power Query SQL Server connector (§5.11) — </w:t>
       </w:r>
-      <w:hyperlink w:history="1" r:id="rIdirnr3dhj6a2trwitxluzv">
+      <w:hyperlink w:history="1" r:id="rIdbf5u57xtq8fomrf9ilzvs">
         <w:r>
           <w:rPr>
             <w:rFonts w:ascii="Times New Roman" w:cs="Times New Roman" w:eastAsia="Times New Roman" w:hAnsi="Times New Roman"/>
@@ -44832,7 +44845,7 @@
         </w:rPr>
         <w:t xml:space="preserve">Understand star schema and the importance for Power BI (§7) — </w:t>
       </w:r>
-      <w:hyperlink w:history="1" r:id="rIdpu3q22fssdi5hfqs04fiz">
+      <w:hyperlink w:history="1" r:id="rId8eubybycisq8bsxvj9pvx">
         <w:r>
           <w:rPr>
             <w:rFonts w:ascii="Times New Roman" w:cs="Times New Roman" w:eastAsia="Times New Roman" w:hAnsi="Times New Roman"/>
@@ -44857,7 +44870,7 @@
         </w:rPr>
         <w:t xml:space="preserve">CALENDAR function — DAX — </w:t>
       </w:r>
-      <w:hyperlink w:history="1" r:id="rIddwhdzbeiqtuvrjhijk5xj">
+      <w:hyperlink w:history="1" r:id="rIdle0mzuhmfru-v883xx44z">
         <w:r>
           <w:rPr>
             <w:rFonts w:ascii="Times New Roman" w:cs="Times New Roman" w:eastAsia="Times New Roman" w:hAnsi="Times New Roman"/>
@@ -44882,7 +44895,7 @@
         </w:rPr>
         <w:t xml:space="preserve">On-premises data gateway (§10) — </w:t>
       </w:r>
-      <w:hyperlink w:history="1" r:id="rIdwrflwep-wdcoejy1qrs9-">
+      <w:hyperlink w:history="1" r:id="rIdklluzjvwyxalytiiusdhv">
         <w:r>
           <w:rPr>
             <w:rFonts w:ascii="Times New Roman" w:cs="Times New Roman" w:eastAsia="Times New Roman" w:hAnsi="Times New Roman"/>
@@ -44907,7 +44920,7 @@
         </w:rPr>
         <w:t xml:space="preserve">Connect to semantic models in the Power BI service from Power BI Desktop (§10) — </w:t>
       </w:r>
-      <w:hyperlink w:history="1" r:id="rIdpaygwq42wcdmwyaodbj0b">
+      <w:hyperlink w:history="1" r:id="rIdbu5jvngeq9jt07loqnozi">
         <w:r>
           <w:rPr>
             <w:rFonts w:ascii="Times New Roman" w:cs="Times New Roman" w:eastAsia="Times New Roman" w:hAnsi="Times New Roman"/>
@@ -44932,7 +44945,7 @@
         </w:rPr>
         <w:t xml:space="preserve">Configure incremental refresh for Power BI semantic models — </w:t>
       </w:r>
-      <w:hyperlink w:history="1" r:id="rIdcdhodpnfb8c9wunkzsqbj">
+      <w:hyperlink w:history="1" r:id="rIdvnuofoer8j1o_fkqttrus">
         <w:r>
           <w:rPr>
             <w:rFonts w:ascii="Times New Roman" w:cs="Times New Roman" w:eastAsia="Times New Roman" w:hAnsi="Times New Roman"/>

--- a/docs/02_Data_Setup_and_Semantic_Model_Guide.docx
+++ b/docs/02_Data_Setup_and_Semantic_Model_Guide.docx
@@ -8608,7 +8608,7 @@
         <w:spacing w:after="60" w:line="276" w:lineRule="auto"/>
       </w:pPr>
       <w:r>
-        <w:t>Create Text parameters pStartPeriod and pEndPeriod, for example 2015-01 and 2026-07.</w:t>
+        <w:t>Create a Text parameter pStartPeriod with the Current Value 2015-01, the first month of dw.DimDate. There is no end-period parameter: the query requests an open-ended range, so every scheduled refresh picks up the latest month Census has published without anyone editing a value. After the first refresh, confirm the latest ReportDate in FactSectorSales matches the most recent MARTS release.</w:t>
       </w:r>
     </w:p>
     <w:p>
@@ -8984,7 +8984,7 @@
                 <w:sz w:val="19"/>
                 <w:szCs w:val="19"/>
               </w:rPr>
-              <w:t>from 2015-01 to 2026-07</w:t>
+              <w:t>from 2015-01 (open-ended, through the latest published month)</w:t>
             </w:r>
           </w:p>
         </w:tc>
@@ -11376,7 +11376,7 @@
           <w:sz w:val="16"/>
           <w:szCs w:val="16"/>
         </w:rPr>
-        <w:t xml:space="preserve">    // Parameters: pCensusKey, pStartPeriod, pEndPeriod</w:t>
+        <w:t xml:space="preserve">    // Parameters: pCensusKey, pStartPeriod</w:t>
       </w:r>
     </w:p>
     <w:p>
@@ -11699,7 +11699,7 @@
           <w:sz w:val="16"/>
           <w:szCs w:val="16"/>
         </w:rPr>
-        <w:t xml:space="preserve">                        time           = "from " &amp; pStartPeriod &amp; " to " &amp; pEndPeriod,</w:t>
+        <w:t xml:space="preserve">                        time           = "from " &amp; pStartPeriod,  // open-ended: through the latest published month</w:t>
       </w:r>
     </w:p>
     <w:p>
@@ -23101,7 +23101,7 @@
                 <w:sz w:val="19"/>
                 <w:szCs w:val="19"/>
               </w:rPr>
-              <w:t>Parameters (pCensusKey, pStartPeriod, pEndPeriod, pRefMappingsPath)</w:t>
+              <w:t>Parameters (pCensusKey, pStartPeriod, pRefMappingsPath)</w:t>
             </w:r>
           </w:p>
         </w:tc>
@@ -24174,7 +24174,7 @@
                 <w:sz w:val="19"/>
                 <w:szCs w:val="19"/>
               </w:rPr>
-              <w:t>Dimension from Excel, fact from the API — §6.4 must pass</w:t>
+              <w:t>Dimension from Excel, fact from the API — §6.5 must pass</w:t>
             </w:r>
           </w:p>
         </w:tc>
@@ -43311,7 +43311,15 @@
         <w:spacing w:after="120" w:line="276" w:lineRule="auto"/>
       </w:pPr>
       <w:r>
-        <w:t>A run is not a one-off. Re-run the whole suite after any fact-table reload; the Check Catalog tab in document 22 marks which eleven checks are data-dependent and must be repeated. Anything recorded as Fail goes on the Failure Log tab and stays open there until a later run re-verifies it.</w:t>
+        <w:t>A run is not a one-off. Re-run the whole suite after any fact-table reload; the Check Catalog tab in document 22 marks which twelve checks are data-dependent and must be repeated. Anything recorded as Fail goes on the Failure Log tab and stays open there until a later run re-verifies it.</w:t>
+      </w:r>
+    </w:p>
+    <w:p>
+      <w:pPr>
+        <w:spacing w:after="120" w:line="276" w:lineRule="auto"/>
+      </w:pPr>
+      <w:r>
+        <w:t xml:space="preserve">When each check can first be run, and which must pass before the model is published and which before each report is published, is document 25, the Validation Timing Guide. Twelve of the seventeen test data and measures and run in the model file; checks 7, 8, 15, 16 and 17 need the report pages, so they complete the run in document 15.</w:t>
       </w:r>
     </w:p>
     <w:tbl>
@@ -43766,7 +43774,7 @@
                 <w:sz w:val="19"/>
                 <w:szCs w:val="19"/>
               </w:rPr>
-              <w:t>The §6.4 coverage query returns zero rows</w:t>
+              <w:t>The §6.5 coverage query returns zero rows</w:t>
             </w:r>
           </w:p>
         </w:tc>
@@ -45384,7 +45392,7 @@
                 <w:sz w:val="19"/>
                 <w:szCs w:val="19"/>
               </w:rPr>
-              <w:t>An unmatched mapping. Run §6.4 for categories; for item types, the merge in §6.3 fills unmatched values with “Unmapped” so they are visible rather than blank.</w:t>
+              <w:t>An unmatched mapping. Run §6.5 for categories; for item types, the merge in §6.3 fills unmatched values with “Unmapped” so they are visible rather than blank.</w:t>
             </w:r>
           </w:p>
         </w:tc>

--- a/docs/02_Data_Setup_and_Semantic_Model_Guide.docx
+++ b/docs/02_Data_Setup_and_Semantic_Model_Guide.docx
@@ -801,7 +801,7 @@
                 <w:bCs/>
                 <w:noProof/>
               </w:rPr>
-              <w:t>3.4 Discovery query — run once, then disable its load</w:t>
+              <w:t>3.4 Discovery query — run once to inspect the category set</w:t>
             </w:r>
             <w:r>
               <w:rPr>
@@ -9055,7 +9055,7 @@
                 <w:sz w:val="19"/>
                 <w:szCs w:val="19"/>
               </w:rPr>
-              <w:t>The nineteen codes in Table 3.1</w:t>
+              <w:t>Discovered at refresh by the query in §3.5; Table 3.1 lists the set published on 22 September 2026</w:t>
             </w:r>
           </w:p>
         </w:tc>
@@ -10765,7 +10765,7 @@
           <w:sz w:val="19"/>
           <w:szCs w:val="19"/>
         </w:rPr>
-        <w:t>Table 3.1 — MARTS categories used in this model.</w:t>
+        <w:t>Table 3.1 — MARTS categories. Reference only: the query in §3.5 discovers the published set at refresh rather than reading this table.</w:t>
       </w:r>
     </w:p>
     <w:p>
@@ -10809,7 +10809,7 @@
           <w:sz w:val="25"/>
           <w:szCs w:val="25"/>
         </w:rPr>
-        <w:t>3.4 Discovery query — run once, then disable its load</w:t>
+        <w:t>3.4 Discovery query — run once to inspect the category set</w:t>
       </w:r>
       <w:bookmarkEnd w:id="10"/>
     </w:p>
@@ -11350,16 +11350,15 @@
           <w:left w:val="single" w:sz="12" w:space="6" w:color="A6A6A6"/>
         </w:pBdr>
         <w:shd w:val="clear" w:color="auto" w:fill="F2F2F2"/>
-        <w:spacing w:before="120"/>
-        <w:ind w:left="180"/>
-      </w:pPr>
-      <w:r>
-        <w:rPr>
-          <w:rFonts w:ascii="Consolas" w:eastAsia="Consolas" w:hAnsi="Consolas" w:cs="Consolas"/>
-          <w:sz w:val="16"/>
-          <w:szCs w:val="16"/>
-        </w:rPr>
-        <w:t>let</w:t>
+        <w:ind w:left="180"/>
+      </w:pPr>
+      <w:r>
+        <w:rPr>
+          <w:rFonts w:ascii="Consolas" w:eastAsia="Consolas" w:hAnsi="Consolas" w:cs="Consolas"/>
+          <w:sz w:val="16"/>
+          <w:szCs w:val="16"/>
+        </w:rPr>
+        <w:t xml:space="preserve">let</w:t>
       </w:r>
     </w:p>
     <w:p>
@@ -11461,41 +11460,7 @@
           <w:sz w:val="16"/>
           <w:szCs w:val="16"/>
         </w:rPr>
-        <w:t xml:space="preserve">    CategoryList =</w:t>
-      </w:r>
-    </w:p>
-    <w:p>
-      <w:pPr>
-        <w:pBdr>
-          <w:left w:val="single" w:sz="12" w:space="6" w:color="A6A6A6"/>
-        </w:pBdr>
-        <w:shd w:val="clear" w:color="auto" w:fill="F2F2F2"/>
-        <w:ind w:left="180"/>
-      </w:pPr>
-      <w:r>
-        <w:rPr>
-          <w:rFonts w:ascii="Consolas" w:eastAsia="Consolas" w:hAnsi="Consolas" w:cs="Consolas"/>
-          <w:sz w:val="16"/>
-          <w:szCs w:val="16"/>
-        </w:rPr>
-        <w:t xml:space="preserve">        "44X72,44000,441,442,443,444,445,4453,446,447,448,"</w:t>
-      </w:r>
-    </w:p>
-    <w:p>
-      <w:pPr>
-        <w:pBdr>
-          <w:left w:val="single" w:sz="12" w:space="6" w:color="A6A6A6"/>
-        </w:pBdr>
-        <w:shd w:val="clear" w:color="auto" w:fill="F2F2F2"/>
-        <w:ind w:left="180"/>
-      </w:pPr>
-      <w:r>
-        <w:rPr>
-          <w:rFonts w:ascii="Consolas" w:eastAsia="Consolas" w:hAnsi="Consolas" w:cs="Consolas"/>
-          <w:sz w:val="16"/>
-          <w:szCs w:val="16"/>
-        </w:rPr>
-        <w:t xml:space="preserve">      &amp; "451,452,4522,452311,453,454,4541,722",</w:t>
+        <w:t xml:space="preserve">    Key = Text.Trim(pCensusKey),</w:t>
       </w:r>
     </w:p>
     <w:p>
@@ -11529,109 +11494,1758 @@
           <w:sz w:val="16"/>
           <w:szCs w:val="16"/>
         </w:rPr>
-        <w:t xml:space="preserve">    Source =</w:t>
-      </w:r>
-    </w:p>
-    <w:p>
-      <w:pPr>
-        <w:pBdr>
-          <w:left w:val="single" w:sz="12" w:space="6" w:color="A6A6A6"/>
-        </w:pBdr>
-        <w:shd w:val="clear" w:color="auto" w:fill="F2F2F2"/>
-        <w:ind w:left="180"/>
-      </w:pPr>
-      <w:r>
-        <w:rPr>
-          <w:rFonts w:ascii="Consolas" w:eastAsia="Consolas" w:hAnsi="Consolas" w:cs="Consolas"/>
-          <w:sz w:val="16"/>
-          <w:szCs w:val="16"/>
-        </w:rPr>
-        <w:t xml:space="preserve">        Json.Document(</w:t>
-      </w:r>
-    </w:p>
-    <w:p>
-      <w:pPr>
-        <w:pBdr>
-          <w:left w:val="single" w:sz="12" w:space="6" w:color="A6A6A6"/>
-        </w:pBdr>
-        <w:shd w:val="clear" w:color="auto" w:fill="F2F2F2"/>
-        <w:ind w:left="180"/>
-      </w:pPr>
-      <w:r>
-        <w:rPr>
-          <w:rFonts w:ascii="Consolas" w:eastAsia="Consolas" w:hAnsi="Consolas" w:cs="Consolas"/>
-          <w:sz w:val="16"/>
-          <w:szCs w:val="16"/>
-        </w:rPr>
-        <w:t xml:space="preserve">            Web.Contents(</w:t>
-      </w:r>
-    </w:p>
-    <w:p>
-      <w:pPr>
-        <w:pBdr>
-          <w:left w:val="single" w:sz="12" w:space="6" w:color="A6A6A6"/>
-        </w:pBdr>
-        <w:shd w:val="clear" w:color="auto" w:fill="F2F2F2"/>
-        <w:ind w:left="180"/>
-      </w:pPr>
-      <w:r>
-        <w:rPr>
-          <w:rFonts w:ascii="Consolas" w:eastAsia="Consolas" w:hAnsi="Consolas" w:cs="Consolas"/>
-          <w:sz w:val="16"/>
-          <w:szCs w:val="16"/>
-        </w:rPr>
-        <w:t xml:space="preserve">                "https://api.census.gov",</w:t>
-      </w:r>
-    </w:p>
-    <w:p>
-      <w:pPr>
-        <w:pBdr>
-          <w:left w:val="single" w:sz="12" w:space="6" w:color="A6A6A6"/>
-        </w:pBdr>
-        <w:shd w:val="clear" w:color="auto" w:fill="F2F2F2"/>
-        <w:ind w:left="180"/>
-      </w:pPr>
-      <w:r>
-        <w:rPr>
-          <w:rFonts w:ascii="Consolas" w:eastAsia="Consolas" w:hAnsi="Consolas" w:cs="Consolas"/>
-          <w:sz w:val="16"/>
-          <w:szCs w:val="16"/>
-        </w:rPr>
-        <w:t xml:space="preserve">                [</w:t>
-      </w:r>
-    </w:p>
-    <w:p>
-      <w:pPr>
-        <w:pBdr>
-          <w:left w:val="single" w:sz="12" w:space="6" w:color="A6A6A6"/>
-        </w:pBdr>
-        <w:shd w:val="clear" w:color="auto" w:fill="F2F2F2"/>
-        <w:ind w:left="180"/>
-      </w:pPr>
-      <w:r>
-        <w:rPr>
-          <w:rFonts w:ascii="Consolas" w:eastAsia="Consolas" w:hAnsi="Consolas" w:cs="Consolas"/>
-          <w:sz w:val="16"/>
-          <w:szCs w:val="16"/>
-        </w:rPr>
-        <w:t xml:space="preserve">                    RelativePath = "data/timeseries/eits/marts",</w:t>
-      </w:r>
-    </w:p>
-    <w:p>
-      <w:pPr>
-        <w:pBdr>
-          <w:left w:val="single" w:sz="12" w:space="6" w:color="A6A6A6"/>
-        </w:pBdr>
-        <w:shd w:val="clear" w:color="auto" w:fill="F2F2F2"/>
-        <w:ind w:left="180"/>
-      </w:pPr>
-      <w:r>
-        <w:rPr>
-          <w:rFonts w:ascii="Consolas" w:eastAsia="Consolas" w:hAnsi="Consolas" w:cs="Consolas"/>
-          <w:sz w:val="16"/>
-          <w:szCs w:val="16"/>
-        </w:rPr>
-        <w:t xml:space="preserve">                    Query =</w:t>
+        <w:t xml:space="preserve">    // ------------------------------------------------------------------</w:t>
+      </w:r>
+    </w:p>
+    <w:p>
+      <w:pPr>
+        <w:pBdr>
+          <w:left w:val="single" w:sz="12" w:space="6" w:color="A6A6A6"/>
+        </w:pBdr>
+        <w:shd w:val="clear" w:color="auto" w:fill="F2F2F2"/>
+        <w:ind w:left="180"/>
+      </w:pPr>
+      <w:r>
+        <w:rPr>
+          <w:rFonts w:ascii="Consolas" w:eastAsia="Consolas" w:hAnsi="Consolas" w:cs="Consolas"/>
+          <w:sz w:val="16"/>
+          <w:szCs w:val="16"/>
+        </w:rPr>
+        <w:t xml:space="preserve">    // Shared caller. This endpoint answers with an EMPTY body - not an HTTP</w:t>
+      </w:r>
+    </w:p>
+    <w:p>
+      <w:pPr>
+        <w:pBdr>
+          <w:left w:val="single" w:sz="12" w:space="6" w:color="A6A6A6"/>
+        </w:pBdr>
+        <w:shd w:val="clear" w:color="auto" w:fill="F2F2F2"/>
+        <w:ind w:left="180"/>
+      </w:pPr>
+      <w:r>
+        <w:rPr>
+          <w:rFonts w:ascii="Consolas" w:eastAsia="Consolas" w:hAnsi="Consolas" w:cs="Consolas"/>
+          <w:sz w:val="16"/>
+          <w:szCs w:val="16"/>
+        </w:rPr>
+        <w:t xml:space="preserve">    // error - for a comma-separated category_code list and for any code it</w:t>
+      </w:r>
+    </w:p>
+    <w:p>
+      <w:pPr>
+        <w:pBdr>
+          <w:left w:val="single" w:sz="12" w:space="6" w:color="A6A6A6"/>
+        </w:pBdr>
+        <w:shd w:val="clear" w:color="auto" w:fill="F2F2F2"/>
+        <w:ind w:left="180"/>
+      </w:pPr>
+      <w:r>
+        <w:rPr>
+          <w:rFonts w:ascii="Consolas" w:eastAsia="Consolas" w:hAnsi="Consolas" w:cs="Consolas"/>
+          <w:sz w:val="16"/>
+          <w:szCs w:val="16"/>
+        </w:rPr>
+        <w:t xml:space="preserve">    // does not publish. Json.Document on an empty body raises</w:t>
+      </w:r>
+    </w:p>
+    <w:p>
+      <w:pPr>
+        <w:pBdr>
+          <w:left w:val="single" w:sz="12" w:space="6" w:color="A6A6A6"/>
+        </w:pBdr>
+        <w:shd w:val="clear" w:color="auto" w:fill="F2F2F2"/>
+        <w:ind w:left="180"/>
+      </w:pPr>
+      <w:r>
+        <w:rPr>
+          <w:rFonts w:ascii="Consolas" w:eastAsia="Consolas" w:hAnsi="Consolas" w:cs="Consolas"/>
+          <w:sz w:val="16"/>
+          <w:szCs w:val="16"/>
+        </w:rPr>
+        <w:t xml:space="preserve">    // "DataFormat.Error: We reached the end of the buffer", so every response</w:t>
+      </w:r>
+    </w:p>
+    <w:p>
+      <w:pPr>
+        <w:pBdr>
+          <w:left w:val="single" w:sz="12" w:space="6" w:color="A6A6A6"/>
+        </w:pBdr>
+        <w:shd w:val="clear" w:color="auto" w:fill="F2F2F2"/>
+        <w:ind w:left="180"/>
+      </w:pPr>
+      <w:r>
+        <w:rPr>
+          <w:rFonts w:ascii="Consolas" w:eastAsia="Consolas" w:hAnsi="Consolas" w:cs="Consolas"/>
+          <w:sz w:val="16"/>
+          <w:szCs w:val="16"/>
+        </w:rPr>
+        <w:t xml:space="preserve">    // is inspected before it is parsed and unusable ones return null.</w:t>
+      </w:r>
+    </w:p>
+    <w:p>
+      <w:pPr>
+        <w:pBdr>
+          <w:left w:val="single" w:sz="12" w:space="6" w:color="A6A6A6"/>
+        </w:pBdr>
+        <w:shd w:val="clear" w:color="auto" w:fill="F2F2F2"/>
+        <w:ind w:left="180"/>
+      </w:pPr>
+      <w:r>
+        <w:rPr>
+          <w:rFonts w:ascii="Consolas" w:eastAsia="Consolas" w:hAnsi="Consolas" w:cs="Consolas"/>
+          <w:sz w:val="16"/>
+          <w:szCs w:val="16"/>
+        </w:rPr>
+        <w:t xml:space="preserve">    // ------------------------------------------------------------------</w:t>
+      </w:r>
+    </w:p>
+    <w:p>
+      <w:pPr>
+        <w:pBdr>
+          <w:left w:val="single" w:sz="12" w:space="6" w:color="A6A6A6"/>
+        </w:pBdr>
+        <w:shd w:val="clear" w:color="auto" w:fill="F2F2F2"/>
+        <w:ind w:left="180"/>
+      </w:pPr>
+      <w:r>
+        <w:rPr>
+          <w:rFonts w:ascii="Consolas" w:eastAsia="Consolas" w:hAnsi="Consolas" w:cs="Consolas"/>
+          <w:sz w:val="16"/>
+          <w:szCs w:val="16"/>
+        </w:rPr>
+        <w:t xml:space="preserve">    Call = (q as record) as nullable list =&gt;</w:t>
+      </w:r>
+    </w:p>
+    <w:p>
+      <w:pPr>
+        <w:pBdr>
+          <w:left w:val="single" w:sz="12" w:space="6" w:color="A6A6A6"/>
+        </w:pBdr>
+        <w:shd w:val="clear" w:color="auto" w:fill="F2F2F2"/>
+        <w:ind w:left="180"/>
+      </w:pPr>
+      <w:r>
+        <w:rPr>
+          <w:rFonts w:ascii="Consolas" w:eastAsia="Consolas" w:hAnsi="Consolas" w:cs="Consolas"/>
+          <w:sz w:val="16"/>
+          <w:szCs w:val="16"/>
+        </w:rPr>
+        <w:t xml:space="preserve">        let</w:t>
+      </w:r>
+    </w:p>
+    <w:p>
+      <w:pPr>
+        <w:pBdr>
+          <w:left w:val="single" w:sz="12" w:space="6" w:color="A6A6A6"/>
+        </w:pBdr>
+        <w:shd w:val="clear" w:color="auto" w:fill="F2F2F2"/>
+        <w:ind w:left="180"/>
+      </w:pPr>
+      <w:r>
+        <w:rPr>
+          <w:rFonts w:ascii="Consolas" w:eastAsia="Consolas" w:hAnsi="Consolas" w:cs="Consolas"/>
+          <w:sz w:val="16"/>
+          <w:szCs w:val="16"/>
+        </w:rPr>
+        <w:t xml:space="preserve">            Response =</w:t>
+      </w:r>
+    </w:p>
+    <w:p>
+      <w:pPr>
+        <w:pBdr>
+          <w:left w:val="single" w:sz="12" w:space="6" w:color="A6A6A6"/>
+        </w:pBdr>
+        <w:shd w:val="clear" w:color="auto" w:fill="F2F2F2"/>
+        <w:ind w:left="180"/>
+      </w:pPr>
+      <w:r>
+        <w:rPr>
+          <w:rFonts w:ascii="Consolas" w:eastAsia="Consolas" w:hAnsi="Consolas" w:cs="Consolas"/>
+          <w:sz w:val="16"/>
+          <w:szCs w:val="16"/>
+        </w:rPr>
+        <w:t xml:space="preserve">                Binary.Buffer(</w:t>
+      </w:r>
+    </w:p>
+    <w:p>
+      <w:pPr>
+        <w:pBdr>
+          <w:left w:val="single" w:sz="12" w:space="6" w:color="A6A6A6"/>
+        </w:pBdr>
+        <w:shd w:val="clear" w:color="auto" w:fill="F2F2F2"/>
+        <w:ind w:left="180"/>
+      </w:pPr>
+      <w:r>
+        <w:rPr>
+          <w:rFonts w:ascii="Consolas" w:eastAsia="Consolas" w:hAnsi="Consolas" w:cs="Consolas"/>
+          <w:sz w:val="16"/>
+          <w:szCs w:val="16"/>
+        </w:rPr>
+        <w:t xml:space="preserve">                    Web.Contents(</w:t>
+      </w:r>
+    </w:p>
+    <w:p>
+      <w:pPr>
+        <w:pBdr>
+          <w:left w:val="single" w:sz="12" w:space="6" w:color="A6A6A6"/>
+        </w:pBdr>
+        <w:shd w:val="clear" w:color="auto" w:fill="F2F2F2"/>
+        <w:ind w:left="180"/>
+      </w:pPr>
+      <w:r>
+        <w:rPr>
+          <w:rFonts w:ascii="Consolas" w:eastAsia="Consolas" w:hAnsi="Consolas" w:cs="Consolas"/>
+          <w:sz w:val="16"/>
+          <w:szCs w:val="16"/>
+        </w:rPr>
+        <w:t xml:space="preserve">                        "https://api.census.gov",</w:t>
+      </w:r>
+    </w:p>
+    <w:p>
+      <w:pPr>
+        <w:pBdr>
+          <w:left w:val="single" w:sz="12" w:space="6" w:color="A6A6A6"/>
+        </w:pBdr>
+        <w:shd w:val="clear" w:color="auto" w:fill="F2F2F2"/>
+        <w:ind w:left="180"/>
+      </w:pPr>
+      <w:r>
+        <w:rPr>
+          <w:rFonts w:ascii="Consolas" w:eastAsia="Consolas" w:hAnsi="Consolas" w:cs="Consolas"/>
+          <w:sz w:val="16"/>
+          <w:szCs w:val="16"/>
+        </w:rPr>
+        <w:t xml:space="preserve">                        [</w:t>
+      </w:r>
+    </w:p>
+    <w:p>
+      <w:pPr>
+        <w:pBdr>
+          <w:left w:val="single" w:sz="12" w:space="6" w:color="A6A6A6"/>
+        </w:pBdr>
+        <w:shd w:val="clear" w:color="auto" w:fill="F2F2F2"/>
+        <w:ind w:left="180"/>
+      </w:pPr>
+      <w:r>
+        <w:rPr>
+          <w:rFonts w:ascii="Consolas" w:eastAsia="Consolas" w:hAnsi="Consolas" w:cs="Consolas"/>
+          <w:sz w:val="16"/>
+          <w:szCs w:val="16"/>
+        </w:rPr>
+        <w:t xml:space="preserve">                            RelativePath = "data/timeseries/eits/marts",</w:t>
+      </w:r>
+    </w:p>
+    <w:p>
+      <w:pPr>
+        <w:pBdr>
+          <w:left w:val="single" w:sz="12" w:space="6" w:color="A6A6A6"/>
+        </w:pBdr>
+        <w:shd w:val="clear" w:color="auto" w:fill="F2F2F2"/>
+        <w:ind w:left="180"/>
+      </w:pPr>
+      <w:r>
+        <w:rPr>
+          <w:rFonts w:ascii="Consolas" w:eastAsia="Consolas" w:hAnsi="Consolas" w:cs="Consolas"/>
+          <w:sz w:val="16"/>
+          <w:szCs w:val="16"/>
+        </w:rPr>
+        <w:t xml:space="preserve">                            Query = q,</w:t>
+      </w:r>
+    </w:p>
+    <w:p>
+      <w:pPr>
+        <w:pBdr>
+          <w:left w:val="single" w:sz="12" w:space="6" w:color="A6A6A6"/>
+        </w:pBdr>
+        <w:shd w:val="clear" w:color="auto" w:fill="F2F2F2"/>
+        <w:ind w:left="180"/>
+      </w:pPr>
+      <w:r>
+        <w:rPr>
+          <w:rFonts w:ascii="Consolas" w:eastAsia="Consolas" w:hAnsi="Consolas" w:cs="Consolas"/>
+          <w:sz w:val="16"/>
+          <w:szCs w:val="16"/>
+        </w:rPr>
+        <w:t xml:space="preserve">                            ManualStatusHandling = {204, 400, 401, 403, 404, 429, 500, 502, 503}</w:t>
+      </w:r>
+    </w:p>
+    <w:p>
+      <w:pPr>
+        <w:pBdr>
+          <w:left w:val="single" w:sz="12" w:space="6" w:color="A6A6A6"/>
+        </w:pBdr>
+        <w:shd w:val="clear" w:color="auto" w:fill="F2F2F2"/>
+        <w:ind w:left="180"/>
+      </w:pPr>
+      <w:r>
+        <w:rPr>
+          <w:rFonts w:ascii="Consolas" w:eastAsia="Consolas" w:hAnsi="Consolas" w:cs="Consolas"/>
+          <w:sz w:val="16"/>
+          <w:szCs w:val="16"/>
+        </w:rPr>
+        <w:t xml:space="preserve">                        ]</w:t>
+      </w:r>
+    </w:p>
+    <w:p>
+      <w:pPr>
+        <w:pBdr>
+          <w:left w:val="single" w:sz="12" w:space="6" w:color="A6A6A6"/>
+        </w:pBdr>
+        <w:shd w:val="clear" w:color="auto" w:fill="F2F2F2"/>
+        <w:ind w:left="180"/>
+      </w:pPr>
+      <w:r>
+        <w:rPr>
+          <w:rFonts w:ascii="Consolas" w:eastAsia="Consolas" w:hAnsi="Consolas" w:cs="Consolas"/>
+          <w:sz w:val="16"/>
+          <w:szCs w:val="16"/>
+        </w:rPr>
+        <w:t xml:space="preserve">                    )</w:t>
+      </w:r>
+    </w:p>
+    <w:p>
+      <w:pPr>
+        <w:pBdr>
+          <w:left w:val="single" w:sz="12" w:space="6" w:color="A6A6A6"/>
+        </w:pBdr>
+        <w:shd w:val="clear" w:color="auto" w:fill="F2F2F2"/>
+        <w:ind w:left="180"/>
+      </w:pPr>
+      <w:r>
+        <w:rPr>
+          <w:rFonts w:ascii="Consolas" w:eastAsia="Consolas" w:hAnsi="Consolas" w:cs="Consolas"/>
+          <w:sz w:val="16"/>
+          <w:szCs w:val="16"/>
+        </w:rPr>
+        <w:t xml:space="preserve">                ),</w:t>
+      </w:r>
+    </w:p>
+    <w:p>
+      <w:pPr>
+        <w:pBdr>
+          <w:left w:val="single" w:sz="12" w:space="6" w:color="A6A6A6"/>
+        </w:pBdr>
+        <w:shd w:val="clear" w:color="auto" w:fill="F2F2F2"/>
+        <w:ind w:left="180"/>
+      </w:pPr>
+      <w:r>
+        <w:rPr>
+          <w:rFonts w:ascii="Consolas" w:eastAsia="Consolas" w:hAnsi="Consolas" w:cs="Consolas"/>
+          <w:sz w:val="16"/>
+          <w:szCs w:val="16"/>
+        </w:rPr>
+        <w:t xml:space="preserve">            Body   = Text.Trim(Text.FromBinary(Response)),</w:t>
+      </w:r>
+    </w:p>
+    <w:p>
+      <w:pPr>
+        <w:pBdr>
+          <w:left w:val="single" w:sz="12" w:space="6" w:color="A6A6A6"/>
+        </w:pBdr>
+        <w:shd w:val="clear" w:color="auto" w:fill="F2F2F2"/>
+        <w:ind w:left="180"/>
+      </w:pPr>
+      <w:r>
+        <w:rPr>
+          <w:rFonts w:ascii="Consolas" w:eastAsia="Consolas" w:hAnsi="Consolas" w:cs="Consolas"/>
+          <w:sz w:val="16"/>
+          <w:szCs w:val="16"/>
+        </w:rPr>
+        <w:t xml:space="preserve">            Parsed = if Text.StartsWith(Body, "[") then Json.Document(Body) else null</w:t>
+      </w:r>
+    </w:p>
+    <w:p>
+      <w:pPr>
+        <w:pBdr>
+          <w:left w:val="single" w:sz="12" w:space="6" w:color="A6A6A6"/>
+        </w:pBdr>
+        <w:shd w:val="clear" w:color="auto" w:fill="F2F2F2"/>
+        <w:ind w:left="180"/>
+      </w:pPr>
+      <w:r>
+        <w:rPr>
+          <w:rFonts w:ascii="Consolas" w:eastAsia="Consolas" w:hAnsi="Consolas" w:cs="Consolas"/>
+          <w:sz w:val="16"/>
+          <w:szCs w:val="16"/>
+        </w:rPr>
+        <w:t xml:space="preserve">        in</w:t>
+      </w:r>
+    </w:p>
+    <w:p>
+      <w:pPr>
+        <w:pBdr>
+          <w:left w:val="single" w:sz="12" w:space="6" w:color="A6A6A6"/>
+        </w:pBdr>
+        <w:shd w:val="clear" w:color="auto" w:fill="F2F2F2"/>
+        <w:ind w:left="180"/>
+      </w:pPr>
+      <w:r>
+        <w:rPr>
+          <w:rFonts w:ascii="Consolas" w:eastAsia="Consolas" w:hAnsi="Consolas" w:cs="Consolas"/>
+          <w:sz w:val="16"/>
+          <w:szCs w:val="16"/>
+        </w:rPr>
+        <w:t xml:space="preserve">            if Parsed = null or List.Count(Parsed) &lt; 2 then null else Parsed,</w:t>
+      </w:r>
+    </w:p>
+    <w:p>
+      <w:pPr>
+        <w:pBdr>
+          <w:left w:val="single" w:sz="12" w:space="6" w:color="A6A6A6"/>
+        </w:pBdr>
+        <w:shd w:val="clear" w:color="auto" w:fill="F2F2F2"/>
+        <w:ind w:left="180"/>
+      </w:pPr>
+      <w:r>
+        <w:rPr>
+          <w:rFonts w:ascii="Consolas" w:eastAsia="Consolas" w:hAnsi="Consolas" w:cs="Consolas"/>
+          <w:sz w:val="16"/>
+          <w:szCs w:val="16"/>
+        </w:rPr>
+        <w:t xml:space="preserve"> </w:t>
+      </w:r>
+    </w:p>
+    <w:p>
+      <w:pPr>
+        <w:pBdr>
+          <w:left w:val="single" w:sz="12" w:space="6" w:color="A6A6A6"/>
+        </w:pBdr>
+        <w:shd w:val="clear" w:color="auto" w:fill="F2F2F2"/>
+        <w:ind w:left="180"/>
+      </w:pPr>
+      <w:r>
+        <w:rPr>
+          <w:rFonts w:ascii="Consolas" w:eastAsia="Consolas" w:hAnsi="Consolas" w:cs="Consolas"/>
+          <w:sz w:val="16"/>
+          <w:szCs w:val="16"/>
+        </w:rPr>
+        <w:t xml:space="preserve">    // The API echoes predicate columns - data_type_code and seasonally_adj on</w:t>
+      </w:r>
+    </w:p>
+    <w:p>
+      <w:pPr>
+        <w:pBdr>
+          <w:left w:val="single" w:sz="12" w:space="6" w:color="A6A6A6"/>
+        </w:pBdr>
+        <w:shd w:val="clear" w:color="auto" w:fill="F2F2F2"/>
+        <w:ind w:left="180"/>
+      </w:pPr>
+      <w:r>
+        <w:rPr>
+          <w:rFonts w:ascii="Consolas" w:eastAsia="Consolas" w:hAnsi="Consolas" w:cs="Consolas"/>
+          <w:sz w:val="16"/>
+          <w:szCs w:val="16"/>
+        </w:rPr>
+        <w:t xml:space="preserve">    // every call, category_code on the history calls - so the header carries</w:t>
+      </w:r>
+    </w:p>
+    <w:p>
+      <w:pPr>
+        <w:pBdr>
+          <w:left w:val="single" w:sz="12" w:space="6" w:color="A6A6A6"/>
+        </w:pBdr>
+        <w:shd w:val="clear" w:color="auto" w:fill="F2F2F2"/>
+        <w:ind w:left="180"/>
+      </w:pPr>
+      <w:r>
+        <w:rPr>
+          <w:rFonts w:ascii="Consolas" w:eastAsia="Consolas" w:hAnsi="Consolas" w:cs="Consolas"/>
+          <w:sz w:val="16"/>
+          <w:szCs w:val="16"/>
+        </w:rPr>
+        <w:t xml:space="preserve">    // repeats. Suffix them; Cleaned keeps only what the model needs.</w:t>
+      </w:r>
+    </w:p>
+    <w:p>
+      <w:pPr>
+        <w:pBdr>
+          <w:left w:val="single" w:sz="12" w:space="6" w:color="A6A6A6"/>
+        </w:pBdr>
+        <w:shd w:val="clear" w:color="auto" w:fill="F2F2F2"/>
+        <w:ind w:left="180"/>
+      </w:pPr>
+      <w:r>
+        <w:rPr>
+          <w:rFonts w:ascii="Consolas" w:eastAsia="Consolas" w:hAnsi="Consolas" w:cs="Consolas"/>
+          <w:sz w:val="16"/>
+          <w:szCs w:val="16"/>
+        </w:rPr>
+        <w:t xml:space="preserve">    ToTable = (parsed as list) as table =&gt;</w:t>
+      </w:r>
+    </w:p>
+    <w:p>
+      <w:pPr>
+        <w:pBdr>
+          <w:left w:val="single" w:sz="12" w:space="6" w:color="A6A6A6"/>
+        </w:pBdr>
+        <w:shd w:val="clear" w:color="auto" w:fill="F2F2F2"/>
+        <w:ind w:left="180"/>
+      </w:pPr>
+      <w:r>
+        <w:rPr>
+          <w:rFonts w:ascii="Consolas" w:eastAsia="Consolas" w:hAnsi="Consolas" w:cs="Consolas"/>
+          <w:sz w:val="16"/>
+          <w:szCs w:val="16"/>
+        </w:rPr>
+        <w:t xml:space="preserve">        let</w:t>
+      </w:r>
+    </w:p>
+    <w:p>
+      <w:pPr>
+        <w:pBdr>
+          <w:left w:val="single" w:sz="12" w:space="6" w:color="A6A6A6"/>
+        </w:pBdr>
+        <w:shd w:val="clear" w:color="auto" w:fill="F2F2F2"/>
+        <w:ind w:left="180"/>
+      </w:pPr>
+      <w:r>
+        <w:rPr>
+          <w:rFonts w:ascii="Consolas" w:eastAsia="Consolas" w:hAnsi="Consolas" w:cs="Consolas"/>
+          <w:sz w:val="16"/>
+          <w:szCs w:val="16"/>
+        </w:rPr>
+        <w:t xml:space="preserve">            RawHeader = List.First(parsed),</w:t>
+      </w:r>
+    </w:p>
+    <w:p>
+      <w:pPr>
+        <w:pBdr>
+          <w:left w:val="single" w:sz="12" w:space="6" w:color="A6A6A6"/>
+        </w:pBdr>
+        <w:shd w:val="clear" w:color="auto" w:fill="F2F2F2"/>
+        <w:ind w:left="180"/>
+      </w:pPr>
+      <w:r>
+        <w:rPr>
+          <w:rFonts w:ascii="Consolas" w:eastAsia="Consolas" w:hAnsi="Consolas" w:cs="Consolas"/>
+          <w:sz w:val="16"/>
+          <w:szCs w:val="16"/>
+        </w:rPr>
+        <w:t xml:space="preserve">            Header =</w:t>
+      </w:r>
+    </w:p>
+    <w:p>
+      <w:pPr>
+        <w:pBdr>
+          <w:left w:val="single" w:sz="12" w:space="6" w:color="A6A6A6"/>
+        </w:pBdr>
+        <w:shd w:val="clear" w:color="auto" w:fill="F2F2F2"/>
+        <w:ind w:left="180"/>
+      </w:pPr>
+      <w:r>
+        <w:rPr>
+          <w:rFonts w:ascii="Consolas" w:eastAsia="Consolas" w:hAnsi="Consolas" w:cs="Consolas"/>
+          <w:sz w:val="16"/>
+          <w:szCs w:val="16"/>
+        </w:rPr>
+        <w:t xml:space="preserve">                List.Accumulate(</w:t>
+      </w:r>
+    </w:p>
+    <w:p>
+      <w:pPr>
+        <w:pBdr>
+          <w:left w:val="single" w:sz="12" w:space="6" w:color="A6A6A6"/>
+        </w:pBdr>
+        <w:shd w:val="clear" w:color="auto" w:fill="F2F2F2"/>
+        <w:ind w:left="180"/>
+      </w:pPr>
+      <w:r>
+        <w:rPr>
+          <w:rFonts w:ascii="Consolas" w:eastAsia="Consolas" w:hAnsi="Consolas" w:cs="Consolas"/>
+          <w:sz w:val="16"/>
+          <w:szCs w:val="16"/>
+        </w:rPr>
+        <w:t xml:space="preserve">                    RawHeader,</w:t>
+      </w:r>
+    </w:p>
+    <w:p>
+      <w:pPr>
+        <w:pBdr>
+          <w:left w:val="single" w:sz="12" w:space="6" w:color="A6A6A6"/>
+        </w:pBdr>
+        <w:shd w:val="clear" w:color="auto" w:fill="F2F2F2"/>
+        <w:ind w:left="180"/>
+      </w:pPr>
+      <w:r>
+        <w:rPr>
+          <w:rFonts w:ascii="Consolas" w:eastAsia="Consolas" w:hAnsi="Consolas" w:cs="Consolas"/>
+          <w:sz w:val="16"/>
+          <w:szCs w:val="16"/>
+        </w:rPr>
+        <w:t xml:space="preserve">                    {},</w:t>
+      </w:r>
+    </w:p>
+    <w:p>
+      <w:pPr>
+        <w:pBdr>
+          <w:left w:val="single" w:sz="12" w:space="6" w:color="A6A6A6"/>
+        </w:pBdr>
+        <w:shd w:val="clear" w:color="auto" w:fill="F2F2F2"/>
+        <w:ind w:left="180"/>
+      </w:pPr>
+      <w:r>
+        <w:rPr>
+          <w:rFonts w:ascii="Consolas" w:eastAsia="Consolas" w:hAnsi="Consolas" w:cs="Consolas"/>
+          <w:sz w:val="16"/>
+          <w:szCs w:val="16"/>
+        </w:rPr>
+        <w:t xml:space="preserve">                    (seen, col) =&gt;</w:t>
+      </w:r>
+    </w:p>
+    <w:p>
+      <w:pPr>
+        <w:pBdr>
+          <w:left w:val="single" w:sz="12" w:space="6" w:color="A6A6A6"/>
+        </w:pBdr>
+        <w:shd w:val="clear" w:color="auto" w:fill="F2F2F2"/>
+        <w:ind w:left="180"/>
+      </w:pPr>
+      <w:r>
+        <w:rPr>
+          <w:rFonts w:ascii="Consolas" w:eastAsia="Consolas" w:hAnsi="Consolas" w:cs="Consolas"/>
+          <w:sz w:val="16"/>
+          <w:szCs w:val="16"/>
+        </w:rPr>
+        <w:t xml:space="preserve">                        seen</w:t>
+      </w:r>
+    </w:p>
+    <w:p>
+      <w:pPr>
+        <w:pBdr>
+          <w:left w:val="single" w:sz="12" w:space="6" w:color="A6A6A6"/>
+        </w:pBdr>
+        <w:shd w:val="clear" w:color="auto" w:fill="F2F2F2"/>
+        <w:ind w:left="180"/>
+      </w:pPr>
+      <w:r>
+        <w:rPr>
+          <w:rFonts w:ascii="Consolas" w:eastAsia="Consolas" w:hAnsi="Consolas" w:cs="Consolas"/>
+          <w:sz w:val="16"/>
+          <w:szCs w:val="16"/>
+        </w:rPr>
+        <w:t xml:space="preserve">                      &amp; { if List.Contains(seen, col)</w:t>
+      </w:r>
+    </w:p>
+    <w:p>
+      <w:pPr>
+        <w:pBdr>
+          <w:left w:val="single" w:sz="12" w:space="6" w:color="A6A6A6"/>
+        </w:pBdr>
+        <w:shd w:val="clear" w:color="auto" w:fill="F2F2F2"/>
+        <w:ind w:left="180"/>
+      </w:pPr>
+      <w:r>
+        <w:rPr>
+          <w:rFonts w:ascii="Consolas" w:eastAsia="Consolas" w:hAnsi="Consolas" w:cs="Consolas"/>
+          <w:sz w:val="16"/>
+          <w:szCs w:val="16"/>
+        </w:rPr>
+        <w:t xml:space="preserve">                          then col &amp; "_echo" &amp; Text.From(List.Count(seen))</w:t>
+      </w:r>
+    </w:p>
+    <w:p>
+      <w:pPr>
+        <w:pBdr>
+          <w:left w:val="single" w:sz="12" w:space="6" w:color="A6A6A6"/>
+        </w:pBdr>
+        <w:shd w:val="clear" w:color="auto" w:fill="F2F2F2"/>
+        <w:ind w:left="180"/>
+      </w:pPr>
+      <w:r>
+        <w:rPr>
+          <w:rFonts w:ascii="Consolas" w:eastAsia="Consolas" w:hAnsi="Consolas" w:cs="Consolas"/>
+          <w:sz w:val="16"/>
+          <w:szCs w:val="16"/>
+        </w:rPr>
+        <w:t xml:space="preserve">                          else col }</w:t>
+      </w:r>
+    </w:p>
+    <w:p>
+      <w:pPr>
+        <w:pBdr>
+          <w:left w:val="single" w:sz="12" w:space="6" w:color="A6A6A6"/>
+        </w:pBdr>
+        <w:shd w:val="clear" w:color="auto" w:fill="F2F2F2"/>
+        <w:ind w:left="180"/>
+      </w:pPr>
+      <w:r>
+        <w:rPr>
+          <w:rFonts w:ascii="Consolas" w:eastAsia="Consolas" w:hAnsi="Consolas" w:cs="Consolas"/>
+          <w:sz w:val="16"/>
+          <w:szCs w:val="16"/>
+        </w:rPr>
+        <w:t xml:space="preserve">                )</w:t>
+      </w:r>
+    </w:p>
+    <w:p>
+      <w:pPr>
+        <w:pBdr>
+          <w:left w:val="single" w:sz="12" w:space="6" w:color="A6A6A6"/>
+        </w:pBdr>
+        <w:shd w:val="clear" w:color="auto" w:fill="F2F2F2"/>
+        <w:ind w:left="180"/>
+      </w:pPr>
+      <w:r>
+        <w:rPr>
+          <w:rFonts w:ascii="Consolas" w:eastAsia="Consolas" w:hAnsi="Consolas" w:cs="Consolas"/>
+          <w:sz w:val="16"/>
+          <w:szCs w:val="16"/>
+        </w:rPr>
+        <w:t xml:space="preserve">        in</w:t>
+      </w:r>
+    </w:p>
+    <w:p>
+      <w:pPr>
+        <w:pBdr>
+          <w:left w:val="single" w:sz="12" w:space="6" w:color="A6A6A6"/>
+        </w:pBdr>
+        <w:shd w:val="clear" w:color="auto" w:fill="F2F2F2"/>
+        <w:ind w:left="180"/>
+      </w:pPr>
+      <w:r>
+        <w:rPr>
+          <w:rFonts w:ascii="Consolas" w:eastAsia="Consolas" w:hAnsi="Consolas" w:cs="Consolas"/>
+          <w:sz w:val="16"/>
+          <w:szCs w:val="16"/>
+        </w:rPr>
+        <w:t xml:space="preserve">            Table.FromRows(List.Skip(parsed, 1), Header),</w:t>
+      </w:r>
+    </w:p>
+    <w:p>
+      <w:pPr>
+        <w:pBdr>
+          <w:left w:val="single" w:sz="12" w:space="6" w:color="A6A6A6"/>
+        </w:pBdr>
+        <w:shd w:val="clear" w:color="auto" w:fill="F2F2F2"/>
+        <w:ind w:left="180"/>
+      </w:pPr>
+      <w:r>
+        <w:rPr>
+          <w:rFonts w:ascii="Consolas" w:eastAsia="Consolas" w:hAnsi="Consolas" w:cs="Consolas"/>
+          <w:sz w:val="16"/>
+          <w:szCs w:val="16"/>
+        </w:rPr>
+        <w:t xml:space="preserve"> </w:t>
+      </w:r>
+    </w:p>
+    <w:p>
+      <w:pPr>
+        <w:pBdr>
+          <w:left w:val="single" w:sz="12" w:space="6" w:color="A6A6A6"/>
+        </w:pBdr>
+        <w:shd w:val="clear" w:color="auto" w:fill="F2F2F2"/>
+        <w:ind w:left="180"/>
+      </w:pPr>
+      <w:r>
+        <w:rPr>
+          <w:rFonts w:ascii="Consolas" w:eastAsia="Consolas" w:hAnsi="Consolas" w:cs="Consolas"/>
+          <w:sz w:val="16"/>
+          <w:szCs w:val="16"/>
+        </w:rPr>
+        <w:t xml:space="preserve">    // ------------------------------------------------------------------</w:t>
+      </w:r>
+    </w:p>
+    <w:p>
+      <w:pPr>
+        <w:pBdr>
+          <w:left w:val="single" w:sz="12" w:space="6" w:color="A6A6A6"/>
+        </w:pBdr>
+        <w:shd w:val="clear" w:color="auto" w:fill="F2F2F2"/>
+        <w:ind w:left="180"/>
+      </w:pPr>
+      <w:r>
+        <w:rPr>
+          <w:rFonts w:ascii="Consolas" w:eastAsia="Consolas" w:hAnsi="Consolas" w:cs="Consolas"/>
+          <w:sz w:val="16"/>
+          <w:szCs w:val="16"/>
+        </w:rPr>
+        <w:t xml:space="preserve">    // 1. DISCOVERY - one recent month, no category_code predicate, so the</w:t>
+      </w:r>
+    </w:p>
+    <w:p>
+      <w:pPr>
+        <w:pBdr>
+          <w:left w:val="single" w:sz="12" w:space="6" w:color="A6A6A6"/>
+        </w:pBdr>
+        <w:shd w:val="clear" w:color="auto" w:fill="F2F2F2"/>
+        <w:ind w:left="180"/>
+      </w:pPr>
+      <w:r>
+        <w:rPr>
+          <w:rFonts w:ascii="Consolas" w:eastAsia="Consolas" w:hAnsi="Consolas" w:cs="Consolas"/>
+          <w:sz w:val="16"/>
+          <w:szCs w:val="16"/>
+        </w:rPr>
+        <w:t xml:space="preserve">    //    response names every code the advance survey currently publishes.</w:t>
+      </w:r>
+    </w:p>
+    <w:p>
+      <w:pPr>
+        <w:pBdr>
+          <w:left w:val="single" w:sz="12" w:space="6" w:color="A6A6A6"/>
+        </w:pBdr>
+        <w:shd w:val="clear" w:color="auto" w:fill="F2F2F2"/>
+        <w:ind w:left="180"/>
+      </w:pPr>
+      <w:r>
+        <w:rPr>
+          <w:rFonts w:ascii="Consolas" w:eastAsia="Consolas" w:hAnsi="Consolas" w:cs="Consolas"/>
+          <w:sz w:val="16"/>
+          <w:szCs w:val="16"/>
+        </w:rPr>
+        <w:t xml:space="preserve">    //    cell_value must be in get: the API rejects a predicate-only get with</w:t>
+      </w:r>
+    </w:p>
+    <w:p>
+      <w:pPr>
+        <w:pBdr>
+          <w:left w:val="single" w:sz="12" w:space="6" w:color="A6A6A6"/>
+        </w:pBdr>
+        <w:shd w:val="clear" w:color="auto" w:fill="F2F2F2"/>
+        <w:ind w:left="180"/>
+      </w:pPr>
+      <w:r>
+        <w:rPr>
+          <w:rFonts w:ascii="Consolas" w:eastAsia="Consolas" w:hAnsi="Consolas" w:cs="Consolas"/>
+          <w:sz w:val="16"/>
+          <w:szCs w:val="16"/>
+        </w:rPr>
+        <w:t xml:space="preserve">    //    "missing required variable/predicate: cell_value". Advance estimates</w:t>
+      </w:r>
+    </w:p>
+    <w:p>
+      <w:pPr>
+        <w:pBdr>
+          <w:left w:val="single" w:sz="12" w:space="6" w:color="A6A6A6"/>
+        </w:pBdr>
+        <w:shd w:val="clear" w:color="auto" w:fill="F2F2F2"/>
+        <w:ind w:left="180"/>
+      </w:pPr>
+      <w:r>
+        <w:rPr>
+          <w:rFonts w:ascii="Consolas" w:eastAsia="Consolas" w:hAnsi="Consolas" w:cs="Consolas"/>
+          <w:sz w:val="16"/>
+          <w:szCs w:val="16"/>
+        </w:rPr>
+        <w:t xml:space="preserve">    //    lag by weeks, so recent months are tried until one returns data.</w:t>
+      </w:r>
+    </w:p>
+    <w:p>
+      <w:pPr>
+        <w:pBdr>
+          <w:left w:val="single" w:sz="12" w:space="6" w:color="A6A6A6"/>
+        </w:pBdr>
+        <w:shd w:val="clear" w:color="auto" w:fill="F2F2F2"/>
+        <w:ind w:left="180"/>
+      </w:pPr>
+      <w:r>
+        <w:rPr>
+          <w:rFonts w:ascii="Consolas" w:eastAsia="Consolas" w:hAnsi="Consolas" w:cs="Consolas"/>
+          <w:sz w:val="16"/>
+          <w:szCs w:val="16"/>
+        </w:rPr>
+        <w:t xml:space="preserve">    // ------------------------------------------------------------------</w:t>
+      </w:r>
+    </w:p>
+    <w:p>
+      <w:pPr>
+        <w:pBdr>
+          <w:left w:val="single" w:sz="12" w:space="6" w:color="A6A6A6"/>
+        </w:pBdr>
+        <w:shd w:val="clear" w:color="auto" w:fill="F2F2F2"/>
+        <w:ind w:left="180"/>
+      </w:pPr>
+      <w:r>
+        <w:rPr>
+          <w:rFonts w:ascii="Consolas" w:eastAsia="Consolas" w:hAnsi="Consolas" w:cs="Consolas"/>
+          <w:sz w:val="16"/>
+          <w:szCs w:val="16"/>
+        </w:rPr>
+        <w:t xml:space="preserve">    MonthText = (offset as number) as text =&gt;</w:t>
+      </w:r>
+    </w:p>
+    <w:p>
+      <w:pPr>
+        <w:pBdr>
+          <w:left w:val="single" w:sz="12" w:space="6" w:color="A6A6A6"/>
+        </w:pBdr>
+        <w:shd w:val="clear" w:color="auto" w:fill="F2F2F2"/>
+        <w:ind w:left="180"/>
+      </w:pPr>
+      <w:r>
+        <w:rPr>
+          <w:rFonts w:ascii="Consolas" w:eastAsia="Consolas" w:hAnsi="Consolas" w:cs="Consolas"/>
+          <w:sz w:val="16"/>
+          <w:szCs w:val="16"/>
+        </w:rPr>
+        <w:t xml:space="preserve">        Date.ToText(Date.AddMonths(Date.From(DateTime.FixedLocalNow()), - offset), "yyyy-MM"),</w:t>
+      </w:r>
+    </w:p>
+    <w:p>
+      <w:pPr>
+        <w:pBdr>
+          <w:left w:val="single" w:sz="12" w:space="6" w:color="A6A6A6"/>
+        </w:pBdr>
+        <w:shd w:val="clear" w:color="auto" w:fill="F2F2F2"/>
+        <w:ind w:left="180"/>
+      </w:pPr>
+      <w:r>
+        <w:rPr>
+          <w:rFonts w:ascii="Consolas" w:eastAsia="Consolas" w:hAnsi="Consolas" w:cs="Consolas"/>
+          <w:sz w:val="16"/>
+          <w:szCs w:val="16"/>
+        </w:rPr>
+        <w:t xml:space="preserve"> </w:t>
+      </w:r>
+    </w:p>
+    <w:p>
+      <w:pPr>
+        <w:pBdr>
+          <w:left w:val="single" w:sz="12" w:space="6" w:color="A6A6A6"/>
+        </w:pBdr>
+        <w:shd w:val="clear" w:color="auto" w:fill="F2F2F2"/>
+        <w:ind w:left="180"/>
+      </w:pPr>
+      <w:r>
+        <w:rPr>
+          <w:rFonts w:ascii="Consolas" w:eastAsia="Consolas" w:hAnsi="Consolas" w:cs="Consolas"/>
+          <w:sz w:val="16"/>
+          <w:szCs w:val="16"/>
+        </w:rPr>
+        <w:t xml:space="preserve">    Discovery =</w:t>
+      </w:r>
+    </w:p>
+    <w:p>
+      <w:pPr>
+        <w:pBdr>
+          <w:left w:val="single" w:sz="12" w:space="6" w:color="A6A6A6"/>
+        </w:pBdr>
+        <w:shd w:val="clear" w:color="auto" w:fill="F2F2F2"/>
+        <w:ind w:left="180"/>
+      </w:pPr>
+      <w:r>
+        <w:rPr>
+          <w:rFonts w:ascii="Consolas" w:eastAsia="Consolas" w:hAnsi="Consolas" w:cs="Consolas"/>
+          <w:sz w:val="16"/>
+          <w:szCs w:val="16"/>
+        </w:rPr>
+        <w:t xml:space="preserve">        List.First(</w:t>
+      </w:r>
+    </w:p>
+    <w:p>
+      <w:pPr>
+        <w:pBdr>
+          <w:left w:val="single" w:sz="12" w:space="6" w:color="A6A6A6"/>
+        </w:pBdr>
+        <w:shd w:val="clear" w:color="auto" w:fill="F2F2F2"/>
+        <w:ind w:left="180"/>
+      </w:pPr>
+      <w:r>
+        <w:rPr>
+          <w:rFonts w:ascii="Consolas" w:eastAsia="Consolas" w:hAnsi="Consolas" w:cs="Consolas"/>
+          <w:sz w:val="16"/>
+          <w:szCs w:val="16"/>
+        </w:rPr>
+        <w:t xml:space="preserve">            List.RemoveNulls(</w:t>
+      </w:r>
+    </w:p>
+    <w:p>
+      <w:pPr>
+        <w:pBdr>
+          <w:left w:val="single" w:sz="12" w:space="6" w:color="A6A6A6"/>
+        </w:pBdr>
+        <w:shd w:val="clear" w:color="auto" w:fill="F2F2F2"/>
+        <w:ind w:left="180"/>
+      </w:pPr>
+      <w:r>
+        <w:rPr>
+          <w:rFonts w:ascii="Consolas" w:eastAsia="Consolas" w:hAnsi="Consolas" w:cs="Consolas"/>
+          <w:sz w:val="16"/>
+          <w:szCs w:val="16"/>
+        </w:rPr>
+        <w:t xml:space="preserve">                List.Transform(</w:t>
+      </w:r>
+    </w:p>
+    <w:p>
+      <w:pPr>
+        <w:pBdr>
+          <w:left w:val="single" w:sz="12" w:space="6" w:color="A6A6A6"/>
+        </w:pBdr>
+        <w:shd w:val="clear" w:color="auto" w:fill="F2F2F2"/>
+        <w:ind w:left="180"/>
+      </w:pPr>
+      <w:r>
+        <w:rPr>
+          <w:rFonts w:ascii="Consolas" w:eastAsia="Consolas" w:hAnsi="Consolas" w:cs="Consolas"/>
+          <w:sz w:val="16"/>
+          <w:szCs w:val="16"/>
+        </w:rPr>
+        <w:t xml:space="preserve">                    {1, 2, 3, 4, 5},</w:t>
+      </w:r>
+    </w:p>
+    <w:p>
+      <w:pPr>
+        <w:pBdr>
+          <w:left w:val="single" w:sz="12" w:space="6" w:color="A6A6A6"/>
+        </w:pBdr>
+        <w:shd w:val="clear" w:color="auto" w:fill="F2F2F2"/>
+        <w:ind w:left="180"/>
+      </w:pPr>
+      <w:r>
+        <w:rPr>
+          <w:rFonts w:ascii="Consolas" w:eastAsia="Consolas" w:hAnsi="Consolas" w:cs="Consolas"/>
+          <w:sz w:val="16"/>
+          <w:szCs w:val="16"/>
+        </w:rPr>
+        <w:t xml:space="preserve">                    each Call(</w:t>
+      </w:r>
+    </w:p>
+    <w:p>
+      <w:pPr>
+        <w:pBdr>
+          <w:left w:val="single" w:sz="12" w:space="6" w:color="A6A6A6"/>
+        </w:pBdr>
+        <w:shd w:val="clear" w:color="auto" w:fill="F2F2F2"/>
+        <w:ind w:left="180"/>
+      </w:pPr>
+      <w:r>
+        <w:rPr>
+          <w:rFonts w:ascii="Consolas" w:eastAsia="Consolas" w:hAnsi="Consolas" w:cs="Consolas"/>
+          <w:sz w:val="16"/>
+          <w:szCs w:val="16"/>
+        </w:rPr>
+        <w:t xml:space="preserve">                        [</w:t>
+      </w:r>
+    </w:p>
+    <w:p>
+      <w:pPr>
+        <w:pBdr>
+          <w:left w:val="single" w:sz="12" w:space="6" w:color="A6A6A6"/>
+        </w:pBdr>
+        <w:shd w:val="clear" w:color="auto" w:fill="F2F2F2"/>
+        <w:ind w:left="180"/>
+      </w:pPr>
+      <w:r>
+        <w:rPr>
+          <w:rFonts w:ascii="Consolas" w:eastAsia="Consolas" w:hAnsi="Consolas" w:cs="Consolas"/>
+          <w:sz w:val="16"/>
+          <w:szCs w:val="16"/>
+        </w:rPr>
+        <w:t xml:space="preserve">                            get            = Fields,</w:t>
+      </w:r>
+    </w:p>
+    <w:p>
+      <w:pPr>
+        <w:pBdr>
+          <w:left w:val="single" w:sz="12" w:space="6" w:color="A6A6A6"/>
+        </w:pBdr>
+        <w:shd w:val="clear" w:color="auto" w:fill="F2F2F2"/>
+        <w:ind w:left="180"/>
+      </w:pPr>
+      <w:r>
+        <w:rPr>
+          <w:rFonts w:ascii="Consolas" w:eastAsia="Consolas" w:hAnsi="Consolas" w:cs="Consolas"/>
+          <w:sz w:val="16"/>
+          <w:szCs w:val="16"/>
+        </w:rPr>
+        <w:t xml:space="preserve">                            #"for"         = "us:*",</w:t>
+      </w:r>
+    </w:p>
+    <w:p>
+      <w:pPr>
+        <w:pBdr>
+          <w:left w:val="single" w:sz="12" w:space="6" w:color="A6A6A6"/>
+        </w:pBdr>
+        <w:shd w:val="clear" w:color="auto" w:fill="F2F2F2"/>
+        <w:ind w:left="180"/>
+      </w:pPr>
+      <w:r>
+        <w:rPr>
+          <w:rFonts w:ascii="Consolas" w:eastAsia="Consolas" w:hAnsi="Consolas" w:cs="Consolas"/>
+          <w:sz w:val="16"/>
+          <w:szCs w:val="16"/>
+        </w:rPr>
+        <w:t xml:space="preserve">                            time           = MonthText(_),</w:t>
+      </w:r>
+    </w:p>
+    <w:p>
+      <w:pPr>
+        <w:pBdr>
+          <w:left w:val="single" w:sz="12" w:space="6" w:color="A6A6A6"/>
+        </w:pBdr>
+        <w:shd w:val="clear" w:color="auto" w:fill="F2F2F2"/>
+        <w:ind w:left="180"/>
+      </w:pPr>
+      <w:r>
+        <w:rPr>
+          <w:rFonts w:ascii="Consolas" w:eastAsia="Consolas" w:hAnsi="Consolas" w:cs="Consolas"/>
+          <w:sz w:val="16"/>
+          <w:szCs w:val="16"/>
+        </w:rPr>
+        <w:t xml:space="preserve">                            data_type_code = "SM",</w:t>
+      </w:r>
+    </w:p>
+    <w:p>
+      <w:pPr>
+        <w:pBdr>
+          <w:left w:val="single" w:sz="12" w:space="6" w:color="A6A6A6"/>
+        </w:pBdr>
+        <w:shd w:val="clear" w:color="auto" w:fill="F2F2F2"/>
+        <w:ind w:left="180"/>
+      </w:pPr>
+      <w:r>
+        <w:rPr>
+          <w:rFonts w:ascii="Consolas" w:eastAsia="Consolas" w:hAnsi="Consolas" w:cs="Consolas"/>
+          <w:sz w:val="16"/>
+          <w:szCs w:val="16"/>
+        </w:rPr>
+        <w:t xml:space="preserve">                            seasonally_adj = "yes",</w:t>
+      </w:r>
+    </w:p>
+    <w:p>
+      <w:pPr>
+        <w:pBdr>
+          <w:left w:val="single" w:sz="12" w:space="6" w:color="A6A6A6"/>
+        </w:pBdr>
+        <w:shd w:val="clear" w:color="auto" w:fill="F2F2F2"/>
+        <w:ind w:left="180"/>
+      </w:pPr>
+      <w:r>
+        <w:rPr>
+          <w:rFonts w:ascii="Consolas" w:eastAsia="Consolas" w:hAnsi="Consolas" w:cs="Consolas"/>
+          <w:sz w:val="16"/>
+          <w:szCs w:val="16"/>
+        </w:rPr>
+        <w:t xml:space="preserve">                            key            = Key</w:t>
+      </w:r>
+    </w:p>
+    <w:p>
+      <w:pPr>
+        <w:pBdr>
+          <w:left w:val="single" w:sz="12" w:space="6" w:color="A6A6A6"/>
+        </w:pBdr>
+        <w:shd w:val="clear" w:color="auto" w:fill="F2F2F2"/>
+        <w:ind w:left="180"/>
+      </w:pPr>
+      <w:r>
+        <w:rPr>
+          <w:rFonts w:ascii="Consolas" w:eastAsia="Consolas" w:hAnsi="Consolas" w:cs="Consolas"/>
+          <w:sz w:val="16"/>
+          <w:szCs w:val="16"/>
+        </w:rPr>
+        <w:t xml:space="preserve">                        ]</w:t>
+      </w:r>
+    </w:p>
+    <w:p>
+      <w:pPr>
+        <w:pBdr>
+          <w:left w:val="single" w:sz="12" w:space="6" w:color="A6A6A6"/>
+        </w:pBdr>
+        <w:shd w:val="clear" w:color="auto" w:fill="F2F2F2"/>
+        <w:ind w:left="180"/>
+      </w:pPr>
+      <w:r>
+        <w:rPr>
+          <w:rFonts w:ascii="Consolas" w:eastAsia="Consolas" w:hAnsi="Consolas" w:cs="Consolas"/>
+          <w:sz w:val="16"/>
+          <w:szCs w:val="16"/>
+        </w:rPr>
+        <w:t xml:space="preserve">                    )</w:t>
+      </w:r>
+    </w:p>
+    <w:p>
+      <w:pPr>
+        <w:pBdr>
+          <w:left w:val="single" w:sz="12" w:space="6" w:color="A6A6A6"/>
+        </w:pBdr>
+        <w:shd w:val="clear" w:color="auto" w:fill="F2F2F2"/>
+        <w:ind w:left="180"/>
+      </w:pPr>
+      <w:r>
+        <w:rPr>
+          <w:rFonts w:ascii="Consolas" w:eastAsia="Consolas" w:hAnsi="Consolas" w:cs="Consolas"/>
+          <w:sz w:val="16"/>
+          <w:szCs w:val="16"/>
+        </w:rPr>
+        <w:t xml:space="preserve">                )</w:t>
+      </w:r>
+    </w:p>
+    <w:p>
+      <w:pPr>
+        <w:pBdr>
+          <w:left w:val="single" w:sz="12" w:space="6" w:color="A6A6A6"/>
+        </w:pBdr>
+        <w:shd w:val="clear" w:color="auto" w:fill="F2F2F2"/>
+        <w:ind w:left="180"/>
+      </w:pPr>
+      <w:r>
+        <w:rPr>
+          <w:rFonts w:ascii="Consolas" w:eastAsia="Consolas" w:hAnsi="Consolas" w:cs="Consolas"/>
+          <w:sz w:val="16"/>
+          <w:szCs w:val="16"/>
+        </w:rPr>
+        <w:t xml:space="preserve">            ),</w:t>
+      </w:r>
+    </w:p>
+    <w:p>
+      <w:pPr>
+        <w:pBdr>
+          <w:left w:val="single" w:sz="12" w:space="6" w:color="A6A6A6"/>
+        </w:pBdr>
+        <w:shd w:val="clear" w:color="auto" w:fill="F2F2F2"/>
+        <w:ind w:left="180"/>
+      </w:pPr>
+      <w:r>
+        <w:rPr>
+          <w:rFonts w:ascii="Consolas" w:eastAsia="Consolas" w:hAnsi="Consolas" w:cs="Consolas"/>
+          <w:sz w:val="16"/>
+          <w:szCs w:val="16"/>
+        </w:rPr>
+        <w:t xml:space="preserve">            null</w:t>
+      </w:r>
+    </w:p>
+    <w:p>
+      <w:pPr>
+        <w:pBdr>
+          <w:left w:val="single" w:sz="12" w:space="6" w:color="A6A6A6"/>
+        </w:pBdr>
+        <w:shd w:val="clear" w:color="auto" w:fill="F2F2F2"/>
+        <w:ind w:left="180"/>
+      </w:pPr>
+      <w:r>
+        <w:rPr>
+          <w:rFonts w:ascii="Consolas" w:eastAsia="Consolas" w:hAnsi="Consolas" w:cs="Consolas"/>
+          <w:sz w:val="16"/>
+          <w:szCs w:val="16"/>
+        </w:rPr>
+        <w:t xml:space="preserve">        ),</w:t>
+      </w:r>
+    </w:p>
+    <w:p>
+      <w:pPr>
+        <w:pBdr>
+          <w:left w:val="single" w:sz="12" w:space="6" w:color="A6A6A6"/>
+        </w:pBdr>
+        <w:shd w:val="clear" w:color="auto" w:fill="F2F2F2"/>
+        <w:ind w:left="180"/>
+      </w:pPr>
+      <w:r>
+        <w:rPr>
+          <w:rFonts w:ascii="Consolas" w:eastAsia="Consolas" w:hAnsi="Consolas" w:cs="Consolas"/>
+          <w:sz w:val="16"/>
+          <w:szCs w:val="16"/>
+        </w:rPr>
+        <w:t xml:space="preserve"> </w:t>
+      </w:r>
+    </w:p>
+    <w:p>
+      <w:pPr>
+        <w:pBdr>
+          <w:left w:val="single" w:sz="12" w:space="6" w:color="A6A6A6"/>
+        </w:pBdr>
+        <w:shd w:val="clear" w:color="auto" w:fill="F2F2F2"/>
+        <w:ind w:left="180"/>
+      </w:pPr>
+      <w:r>
+        <w:rPr>
+          <w:rFonts w:ascii="Consolas" w:eastAsia="Consolas" w:hAnsi="Consolas" w:cs="Consolas"/>
+          <w:sz w:val="16"/>
+          <w:szCs w:val="16"/>
+        </w:rPr>
+        <w:t xml:space="preserve">    PublishedCodes =</w:t>
+      </w:r>
+    </w:p>
+    <w:p>
+      <w:pPr>
+        <w:pBdr>
+          <w:left w:val="single" w:sz="12" w:space="6" w:color="A6A6A6"/>
+        </w:pBdr>
+        <w:shd w:val="clear" w:color="auto" w:fill="F2F2F2"/>
+        <w:ind w:left="180"/>
+      </w:pPr>
+      <w:r>
+        <w:rPr>
+          <w:rFonts w:ascii="Consolas" w:eastAsia="Consolas" w:hAnsi="Consolas" w:cs="Consolas"/>
+          <w:sz w:val="16"/>
+          <w:szCs w:val="16"/>
+        </w:rPr>
+        <w:t xml:space="preserve">        if Discovery = null then</w:t>
+      </w:r>
+    </w:p>
+    <w:p>
+      <w:pPr>
+        <w:pBdr>
+          <w:left w:val="single" w:sz="12" w:space="6" w:color="A6A6A6"/>
+        </w:pBdr>
+        <w:shd w:val="clear" w:color="auto" w:fill="F2F2F2"/>
+        <w:ind w:left="180"/>
+      </w:pPr>
+      <w:r>
+        <w:rPr>
+          <w:rFonts w:ascii="Consolas" w:eastAsia="Consolas" w:hAnsi="Consolas" w:cs="Consolas"/>
+          <w:sz w:val="16"/>
+          <w:szCs w:val="16"/>
+        </w:rPr>
+        <w:t xml:space="preserve">            error Error.Record(</w:t>
+      </w:r>
+    </w:p>
+    <w:p>
+      <w:pPr>
+        <w:pBdr>
+          <w:left w:val="single" w:sz="12" w:space="6" w:color="A6A6A6"/>
+        </w:pBdr>
+        <w:shd w:val="clear" w:color="auto" w:fill="F2F2F2"/>
+        <w:ind w:left="180"/>
+      </w:pPr>
+      <w:r>
+        <w:rPr>
+          <w:rFonts w:ascii="Consolas" w:eastAsia="Consolas" w:hAnsi="Consolas" w:cs="Consolas"/>
+          <w:sz w:val="16"/>
+          <w:szCs w:val="16"/>
+        </w:rPr>
+        <w:t xml:space="preserve">                "Census.DiscoveryFailed",</w:t>
+      </w:r>
+    </w:p>
+    <w:p>
+      <w:pPr>
+        <w:pBdr>
+          <w:left w:val="single" w:sz="12" w:space="6" w:color="A6A6A6"/>
+        </w:pBdr>
+        <w:shd w:val="clear" w:color="auto" w:fill="F2F2F2"/>
+        <w:ind w:left="180"/>
+      </w:pPr>
+      <w:r>
+        <w:rPr>
+          <w:rFonts w:ascii="Consolas" w:eastAsia="Consolas" w:hAnsi="Consolas" w:cs="Consolas"/>
+          <w:sz w:val="16"/>
+          <w:szCs w:val="16"/>
+        </w:rPr>
+        <w:t xml:space="preserve">                "No category codes returned for any of the last five months. Check pCensusKey and the api.census.gov credential."</w:t>
+      </w:r>
+    </w:p>
+    <w:p>
+      <w:pPr>
+        <w:pBdr>
+          <w:left w:val="single" w:sz="12" w:space="6" w:color="A6A6A6"/>
+        </w:pBdr>
+        <w:shd w:val="clear" w:color="auto" w:fill="F2F2F2"/>
+        <w:ind w:left="180"/>
+      </w:pPr>
+      <w:r>
+        <w:rPr>
+          <w:rFonts w:ascii="Consolas" w:eastAsia="Consolas" w:hAnsi="Consolas" w:cs="Consolas"/>
+          <w:sz w:val="16"/>
+          <w:szCs w:val="16"/>
+        </w:rPr>
+        <w:t xml:space="preserve">            )</w:t>
+      </w:r>
+    </w:p>
+    <w:p>
+      <w:pPr>
+        <w:pBdr>
+          <w:left w:val="single" w:sz="12" w:space="6" w:color="A6A6A6"/>
+        </w:pBdr>
+        <w:shd w:val="clear" w:color="auto" w:fill="F2F2F2"/>
+        <w:ind w:left="180"/>
+      </w:pPr>
+      <w:r>
+        <w:rPr>
+          <w:rFonts w:ascii="Consolas" w:eastAsia="Consolas" w:hAnsi="Consolas" w:cs="Consolas"/>
+          <w:sz w:val="16"/>
+          <w:szCs w:val="16"/>
+        </w:rPr>
+        <w:t xml:space="preserve">        else</w:t>
+      </w:r>
+    </w:p>
+    <w:p>
+      <w:pPr>
+        <w:pBdr>
+          <w:left w:val="single" w:sz="12" w:space="6" w:color="A6A6A6"/>
+        </w:pBdr>
+        <w:shd w:val="clear" w:color="auto" w:fill="F2F2F2"/>
+        <w:ind w:left="180"/>
+      </w:pPr>
+      <w:r>
+        <w:rPr>
+          <w:rFonts w:ascii="Consolas" w:eastAsia="Consolas" w:hAnsi="Consolas" w:cs="Consolas"/>
+          <w:sz w:val="16"/>
+          <w:szCs w:val="16"/>
+        </w:rPr>
+        <w:t xml:space="preserve">            List.Sort(</w:t>
+      </w:r>
+    </w:p>
+    <w:p>
+      <w:pPr>
+        <w:pBdr>
+          <w:left w:val="single" w:sz="12" w:space="6" w:color="A6A6A6"/>
+        </w:pBdr>
+        <w:shd w:val="clear" w:color="auto" w:fill="F2F2F2"/>
+        <w:ind w:left="180"/>
+      </w:pPr>
+      <w:r>
+        <w:rPr>
+          <w:rFonts w:ascii="Consolas" w:eastAsia="Consolas" w:hAnsi="Consolas" w:cs="Consolas"/>
+          <w:sz w:val="16"/>
+          <w:szCs w:val="16"/>
+        </w:rPr>
+        <w:t xml:space="preserve">                List.Distinct(</w:t>
+      </w:r>
+    </w:p>
+    <w:p>
+      <w:pPr>
+        <w:pBdr>
+          <w:left w:val="single" w:sz="12" w:space="6" w:color="A6A6A6"/>
+        </w:pBdr>
+        <w:shd w:val="clear" w:color="auto" w:fill="F2F2F2"/>
+        <w:ind w:left="180"/>
+      </w:pPr>
+      <w:r>
+        <w:rPr>
+          <w:rFonts w:ascii="Consolas" w:eastAsia="Consolas" w:hAnsi="Consolas" w:cs="Consolas"/>
+          <w:sz w:val="16"/>
+          <w:szCs w:val="16"/>
+        </w:rPr>
+        <w:t xml:space="preserve">                    List.Transform(</w:t>
+      </w:r>
+    </w:p>
+    <w:p>
+      <w:pPr>
+        <w:pBdr>
+          <w:left w:val="single" w:sz="12" w:space="6" w:color="A6A6A6"/>
+        </w:pBdr>
+        <w:shd w:val="clear" w:color="auto" w:fill="F2F2F2"/>
+        <w:ind w:left="180"/>
+      </w:pPr>
+      <w:r>
+        <w:rPr>
+          <w:rFonts w:ascii="Consolas" w:eastAsia="Consolas" w:hAnsi="Consolas" w:cs="Consolas"/>
+          <w:sz w:val="16"/>
+          <w:szCs w:val="16"/>
+        </w:rPr>
+        <w:t xml:space="preserve">                        Table.Column(</w:t>
+      </w:r>
+    </w:p>
+    <w:p>
+      <w:pPr>
+        <w:pBdr>
+          <w:left w:val="single" w:sz="12" w:space="6" w:color="A6A6A6"/>
+        </w:pBdr>
+        <w:shd w:val="clear" w:color="auto" w:fill="F2F2F2"/>
+        <w:ind w:left="180"/>
+      </w:pPr>
+      <w:r>
+        <w:rPr>
+          <w:rFonts w:ascii="Consolas" w:eastAsia="Consolas" w:hAnsi="Consolas" w:cs="Consolas"/>
+          <w:sz w:val="16"/>
+          <w:szCs w:val="16"/>
+        </w:rPr>
+        <w:t xml:space="preserve">                            Table.SelectRows(</w:t>
+      </w:r>
+    </w:p>
+    <w:p>
+      <w:pPr>
+        <w:pBdr>
+          <w:left w:val="single" w:sz="12" w:space="6" w:color="A6A6A6"/>
+        </w:pBdr>
+        <w:shd w:val="clear" w:color="auto" w:fill="F2F2F2"/>
+        <w:ind w:left="180"/>
+      </w:pPr>
+      <w:r>
+        <w:rPr>
+          <w:rFonts w:ascii="Consolas" w:eastAsia="Consolas" w:hAnsi="Consolas" w:cs="Consolas"/>
+          <w:sz w:val="16"/>
+          <w:szCs w:val="16"/>
+        </w:rPr>
+        <w:t xml:space="preserve">                                ToTable(Discovery),</w:t>
+      </w:r>
+    </w:p>
+    <w:p>
+      <w:pPr>
+        <w:pBdr>
+          <w:left w:val="single" w:sz="12" w:space="6" w:color="A6A6A6"/>
+        </w:pBdr>
+        <w:shd w:val="clear" w:color="auto" w:fill="F2F2F2"/>
+        <w:ind w:left="180"/>
+      </w:pPr>
+      <w:r>
+        <w:rPr>
+          <w:rFonts w:ascii="Consolas" w:eastAsia="Consolas" w:hAnsi="Consolas" w:cs="Consolas"/>
+          <w:sz w:val="16"/>
+          <w:szCs w:val="16"/>
+        </w:rPr>
+        <w:t xml:space="preserve">                                each [data_type_code] = "SM"</w:t>
+      </w:r>
+    </w:p>
+    <w:p>
+      <w:pPr>
+        <w:pBdr>
+          <w:left w:val="single" w:sz="12" w:space="6" w:color="A6A6A6"/>
+        </w:pBdr>
+        <w:shd w:val="clear" w:color="auto" w:fill="F2F2F2"/>
+        <w:ind w:left="180"/>
+      </w:pPr>
+      <w:r>
+        <w:rPr>
+          <w:rFonts w:ascii="Consolas" w:eastAsia="Consolas" w:hAnsi="Consolas" w:cs="Consolas"/>
+          <w:sz w:val="16"/>
+          <w:szCs w:val="16"/>
+        </w:rPr>
+        <w:t xml:space="preserve">                            ),</w:t>
+      </w:r>
+    </w:p>
+    <w:p>
+      <w:pPr>
+        <w:pBdr>
+          <w:left w:val="single" w:sz="12" w:space="6" w:color="A6A6A6"/>
+        </w:pBdr>
+        <w:shd w:val="clear" w:color="auto" w:fill="F2F2F2"/>
+        <w:ind w:left="180"/>
+      </w:pPr>
+      <w:r>
+        <w:rPr>
+          <w:rFonts w:ascii="Consolas" w:eastAsia="Consolas" w:hAnsi="Consolas" w:cs="Consolas"/>
+          <w:sz w:val="16"/>
+          <w:szCs w:val="16"/>
+        </w:rPr>
+        <w:t xml:space="preserve">                            "category_code"</w:t>
+      </w:r>
+    </w:p>
+    <w:p>
+      <w:pPr>
+        <w:pBdr>
+          <w:left w:val="single" w:sz="12" w:space="6" w:color="A6A6A6"/>
+        </w:pBdr>
+        <w:shd w:val="clear" w:color="auto" w:fill="F2F2F2"/>
+        <w:ind w:left="180"/>
+      </w:pPr>
+      <w:r>
+        <w:rPr>
+          <w:rFonts w:ascii="Consolas" w:eastAsia="Consolas" w:hAnsi="Consolas" w:cs="Consolas"/>
+          <w:sz w:val="16"/>
+          <w:szCs w:val="16"/>
+        </w:rPr>
+        <w:t xml:space="preserve">                        ),</w:t>
+      </w:r>
+    </w:p>
+    <w:p>
+      <w:pPr>
+        <w:pBdr>
+          <w:left w:val="single" w:sz="12" w:space="6" w:color="A6A6A6"/>
+        </w:pBdr>
+        <w:shd w:val="clear" w:color="auto" w:fill="F2F2F2"/>
+        <w:ind w:left="180"/>
+      </w:pPr>
+      <w:r>
+        <w:rPr>
+          <w:rFonts w:ascii="Consolas" w:eastAsia="Consolas" w:hAnsi="Consolas" w:cs="Consolas"/>
+          <w:sz w:val="16"/>
+          <w:szCs w:val="16"/>
+        </w:rPr>
+        <w:t xml:space="preserve">                        Text.From</w:t>
+      </w:r>
+    </w:p>
+    <w:p>
+      <w:pPr>
+        <w:pBdr>
+          <w:left w:val="single" w:sz="12" w:space="6" w:color="A6A6A6"/>
+        </w:pBdr>
+        <w:shd w:val="clear" w:color="auto" w:fill="F2F2F2"/>
+        <w:ind w:left="180"/>
+      </w:pPr>
+      <w:r>
+        <w:rPr>
+          <w:rFonts w:ascii="Consolas" w:eastAsia="Consolas" w:hAnsi="Consolas" w:cs="Consolas"/>
+          <w:sz w:val="16"/>
+          <w:szCs w:val="16"/>
+        </w:rPr>
+        <w:t xml:space="preserve">                    )</w:t>
+      </w:r>
+    </w:p>
+    <w:p>
+      <w:pPr>
+        <w:pBdr>
+          <w:left w:val="single" w:sz="12" w:space="6" w:color="A6A6A6"/>
+        </w:pBdr>
+        <w:shd w:val="clear" w:color="auto" w:fill="F2F2F2"/>
+        <w:ind w:left="180"/>
+      </w:pPr>
+      <w:r>
+        <w:rPr>
+          <w:rFonts w:ascii="Consolas" w:eastAsia="Consolas" w:hAnsi="Consolas" w:cs="Consolas"/>
+          <w:sz w:val="16"/>
+          <w:szCs w:val="16"/>
+        </w:rPr>
+        <w:t xml:space="preserve">                )</w:t>
+      </w:r>
+    </w:p>
+    <w:p>
+      <w:pPr>
+        <w:pBdr>
+          <w:left w:val="single" w:sz="12" w:space="6" w:color="A6A6A6"/>
+        </w:pBdr>
+        <w:shd w:val="clear" w:color="auto" w:fill="F2F2F2"/>
+        <w:ind w:left="180"/>
+      </w:pPr>
+      <w:r>
+        <w:rPr>
+          <w:rFonts w:ascii="Consolas" w:eastAsia="Consolas" w:hAnsi="Consolas" w:cs="Consolas"/>
+          <w:sz w:val="16"/>
+          <w:szCs w:val="16"/>
+        </w:rPr>
+        <w:t xml:space="preserve">            ),</w:t>
+      </w:r>
+    </w:p>
+    <w:p>
+      <w:pPr>
+        <w:pBdr>
+          <w:left w:val="single" w:sz="12" w:space="6" w:color="A6A6A6"/>
+        </w:pBdr>
+        <w:shd w:val="clear" w:color="auto" w:fill="F2F2F2"/>
+        <w:ind w:left="180"/>
+      </w:pPr>
+      <w:r>
+        <w:rPr>
+          <w:rFonts w:ascii="Consolas" w:eastAsia="Consolas" w:hAnsi="Consolas" w:cs="Consolas"/>
+          <w:sz w:val="16"/>
+          <w:szCs w:val="16"/>
+        </w:rPr>
+        <w:t xml:space="preserve"> </w:t>
+      </w:r>
+    </w:p>
+    <w:p>
+      <w:pPr>
+        <w:pBdr>
+          <w:left w:val="single" w:sz="12" w:space="6" w:color="A6A6A6"/>
+        </w:pBdr>
+        <w:shd w:val="clear" w:color="auto" w:fill="F2F2F2"/>
+        <w:ind w:left="180"/>
+      </w:pPr>
+      <w:r>
+        <w:rPr>
+          <w:rFonts w:ascii="Consolas" w:eastAsia="Consolas" w:hAnsi="Consolas" w:cs="Consolas"/>
+          <w:sz w:val="16"/>
+          <w:szCs w:val="16"/>
+        </w:rPr>
+        <w:t xml:space="preserve">    // ------------------------------------------------------------------</w:t>
+      </w:r>
+    </w:p>
+    <w:p>
+      <w:pPr>
+        <w:pBdr>
+          <w:left w:val="single" w:sz="12" w:space="6" w:color="A6A6A6"/>
+        </w:pBdr>
+        <w:shd w:val="clear" w:color="auto" w:fill="F2F2F2"/>
+        <w:ind w:left="180"/>
+      </w:pPr>
+      <w:r>
+        <w:rPr>
+          <w:rFonts w:ascii="Consolas" w:eastAsia="Consolas" w:hAnsi="Consolas" w:cs="Consolas"/>
+          <w:sz w:val="16"/>
+          <w:szCs w:val="16"/>
+        </w:rPr>
+        <w:t xml:space="preserve">    // 2. HISTORY - one request per discovered code over the open-ended</w:t>
+      </w:r>
+    </w:p>
+    <w:p>
+      <w:pPr>
+        <w:pBdr>
+          <w:left w:val="single" w:sz="12" w:space="6" w:color="A6A6A6"/>
+        </w:pBdr>
+        <w:shd w:val="clear" w:color="auto" w:fill="F2F2F2"/>
+        <w:ind w:left="180"/>
+      </w:pPr>
+      <w:r>
+        <w:rPr>
+          <w:rFonts w:ascii="Consolas" w:eastAsia="Consolas" w:hAnsi="Consolas" w:cs="Consolas"/>
+          <w:sz w:val="16"/>
+          <w:szCs w:val="16"/>
+        </w:rPr>
+        <w:t xml:space="preserve">    //    range. A code returning nothing is skipped rather than fatal.</w:t>
+      </w:r>
+    </w:p>
+    <w:p>
+      <w:pPr>
+        <w:pBdr>
+          <w:left w:val="single" w:sz="12" w:space="6" w:color="A6A6A6"/>
+        </w:pBdr>
+        <w:shd w:val="clear" w:color="auto" w:fill="F2F2F2"/>
+        <w:ind w:left="180"/>
+      </w:pPr>
+      <w:r>
+        <w:rPr>
+          <w:rFonts w:ascii="Consolas" w:eastAsia="Consolas" w:hAnsi="Consolas" w:cs="Consolas"/>
+          <w:sz w:val="16"/>
+          <w:szCs w:val="16"/>
+        </w:rPr>
+        <w:t xml:space="preserve">    // ------------------------------------------------------------------</w:t>
+      </w:r>
+    </w:p>
+    <w:p>
+      <w:pPr>
+        <w:pBdr>
+          <w:left w:val="single" w:sz="12" w:space="6" w:color="A6A6A6"/>
+        </w:pBdr>
+        <w:shd w:val="clear" w:color="auto" w:fill="F2F2F2"/>
+        <w:ind w:left="180"/>
+      </w:pPr>
+      <w:r>
+        <w:rPr>
+          <w:rFonts w:ascii="Consolas" w:eastAsia="Consolas" w:hAnsi="Consolas" w:cs="Consolas"/>
+          <w:sz w:val="16"/>
+          <w:szCs w:val="16"/>
+        </w:rPr>
+        <w:t xml:space="preserve">    GetOne = (cat as text) as nullable table =&gt;</w:t>
+      </w:r>
+    </w:p>
+    <w:p>
+      <w:pPr>
+        <w:pBdr>
+          <w:left w:val="single" w:sz="12" w:space="6" w:color="A6A6A6"/>
+        </w:pBdr>
+        <w:shd w:val="clear" w:color="auto" w:fill="F2F2F2"/>
+        <w:ind w:left="180"/>
+      </w:pPr>
+      <w:r>
+        <w:rPr>
+          <w:rFonts w:ascii="Consolas" w:eastAsia="Consolas" w:hAnsi="Consolas" w:cs="Consolas"/>
+          <w:sz w:val="16"/>
+          <w:szCs w:val="16"/>
+        </w:rPr>
+        <w:t xml:space="preserve">        let</w:t>
+      </w:r>
+    </w:p>
+    <w:p>
+      <w:pPr>
+        <w:pBdr>
+          <w:left w:val="single" w:sz="12" w:space="6" w:color="A6A6A6"/>
+        </w:pBdr>
+        <w:shd w:val="clear" w:color="auto" w:fill="F2F2F2"/>
+        <w:ind w:left="180"/>
+      </w:pPr>
+      <w:r>
+        <w:rPr>
+          <w:rFonts w:ascii="Consolas" w:eastAsia="Consolas" w:hAnsi="Consolas" w:cs="Consolas"/>
+          <w:sz w:val="16"/>
+          <w:szCs w:val="16"/>
+        </w:rPr>
+        <w:t xml:space="preserve">            Parsed =</w:t>
+      </w:r>
+    </w:p>
+    <w:p>
+      <w:pPr>
+        <w:pBdr>
+          <w:left w:val="single" w:sz="12" w:space="6" w:color="A6A6A6"/>
+        </w:pBdr>
+        <w:shd w:val="clear" w:color="auto" w:fill="F2F2F2"/>
+        <w:ind w:left="180"/>
+      </w:pPr>
+      <w:r>
+        <w:rPr>
+          <w:rFonts w:ascii="Consolas" w:eastAsia="Consolas" w:hAnsi="Consolas" w:cs="Consolas"/>
+          <w:sz w:val="16"/>
+          <w:szCs w:val="16"/>
+        </w:rPr>
+        <w:t xml:space="preserve">                Call(</w:t>
       </w:r>
     </w:p>
     <w:p>
@@ -11699,24 +13313,24 @@
           <w:sz w:val="16"/>
           <w:szCs w:val="16"/>
         </w:rPr>
-        <w:t xml:space="preserve">                        time           = "from " &amp; pStartPeriod,  // open-ended: through the latest published month</w:t>
-      </w:r>
-    </w:p>
-    <w:p>
-      <w:pPr>
-        <w:pBdr>
-          <w:left w:val="single" w:sz="12" w:space="6" w:color="A6A6A6"/>
-        </w:pBdr>
-        <w:shd w:val="clear" w:color="auto" w:fill="F2F2F2"/>
-        <w:ind w:left="180"/>
-      </w:pPr>
-      <w:r>
-        <w:rPr>
-          <w:rFonts w:ascii="Consolas" w:eastAsia="Consolas" w:hAnsi="Consolas" w:cs="Consolas"/>
-          <w:sz w:val="16"/>
-          <w:szCs w:val="16"/>
-        </w:rPr>
-        <w:t xml:space="preserve">                        category_code  = CategoryList,</w:t>
+        <w:t xml:space="preserve">                        time           = "from " &amp; Text.Trim(pStartPeriod),</w:t>
+      </w:r>
+    </w:p>
+    <w:p>
+      <w:pPr>
+        <w:pBdr>
+          <w:left w:val="single" w:sz="12" w:space="6" w:color="A6A6A6"/>
+        </w:pBdr>
+        <w:shd w:val="clear" w:color="auto" w:fill="F2F2F2"/>
+        <w:ind w:left="180"/>
+      </w:pPr>
+      <w:r>
+        <w:rPr>
+          <w:rFonts w:ascii="Consolas" w:eastAsia="Consolas" w:hAnsi="Consolas" w:cs="Consolas"/>
+          <w:sz w:val="16"/>
+          <w:szCs w:val="16"/>
+        </w:rPr>
+        <w:t xml:space="preserve">                        category_code  = cat,</w:t>
       </w:r>
     </w:p>
     <w:p>
@@ -11767,7 +13381,7 @@
           <w:sz w:val="16"/>
           <w:szCs w:val="16"/>
         </w:rPr>
-        <w:t xml:space="preserve">                        key            = pCensusKey</w:t>
+        <w:t xml:space="preserve">                        key            = Key</w:t>
       </w:r>
     </w:p>
     <w:p>
@@ -11801,7 +13415,177 @@
           <w:sz w:val="16"/>
           <w:szCs w:val="16"/>
         </w:rPr>
-        <w:t xml:space="preserve">                ]</w:t>
+        <w:t xml:space="preserve">                )</w:t>
+      </w:r>
+    </w:p>
+    <w:p>
+      <w:pPr>
+        <w:pBdr>
+          <w:left w:val="single" w:sz="12" w:space="6" w:color="A6A6A6"/>
+        </w:pBdr>
+        <w:shd w:val="clear" w:color="auto" w:fill="F2F2F2"/>
+        <w:ind w:left="180"/>
+      </w:pPr>
+      <w:r>
+        <w:rPr>
+          <w:rFonts w:ascii="Consolas" w:eastAsia="Consolas" w:hAnsi="Consolas" w:cs="Consolas"/>
+          <w:sz w:val="16"/>
+          <w:szCs w:val="16"/>
+        </w:rPr>
+        <w:t xml:space="preserve">        in</w:t>
+      </w:r>
+    </w:p>
+    <w:p>
+      <w:pPr>
+        <w:pBdr>
+          <w:left w:val="single" w:sz="12" w:space="6" w:color="A6A6A6"/>
+        </w:pBdr>
+        <w:shd w:val="clear" w:color="auto" w:fill="F2F2F2"/>
+        <w:ind w:left="180"/>
+      </w:pPr>
+      <w:r>
+        <w:rPr>
+          <w:rFonts w:ascii="Consolas" w:eastAsia="Consolas" w:hAnsi="Consolas" w:cs="Consolas"/>
+          <w:sz w:val="16"/>
+          <w:szCs w:val="16"/>
+        </w:rPr>
+        <w:t xml:space="preserve">            if Parsed = null then null else ToTable(Parsed),</w:t>
+      </w:r>
+    </w:p>
+    <w:p>
+      <w:pPr>
+        <w:pBdr>
+          <w:left w:val="single" w:sz="12" w:space="6" w:color="A6A6A6"/>
+        </w:pBdr>
+        <w:shd w:val="clear" w:color="auto" w:fill="F2F2F2"/>
+        <w:ind w:left="180"/>
+      </w:pPr>
+      <w:r>
+        <w:rPr>
+          <w:rFonts w:ascii="Consolas" w:eastAsia="Consolas" w:hAnsi="Consolas" w:cs="Consolas"/>
+          <w:sz w:val="16"/>
+          <w:szCs w:val="16"/>
+        </w:rPr>
+        <w:t xml:space="preserve"> </w:t>
+      </w:r>
+    </w:p>
+    <w:p>
+      <w:pPr>
+        <w:pBdr>
+          <w:left w:val="single" w:sz="12" w:space="6" w:color="A6A6A6"/>
+        </w:pBdr>
+        <w:shd w:val="clear" w:color="auto" w:fill="F2F2F2"/>
+        <w:ind w:left="180"/>
+      </w:pPr>
+      <w:r>
+        <w:rPr>
+          <w:rFonts w:ascii="Consolas" w:eastAsia="Consolas" w:hAnsi="Consolas" w:cs="Consolas"/>
+          <w:sz w:val="16"/>
+          <w:szCs w:val="16"/>
+        </w:rPr>
+        <w:t xml:space="preserve">    Returned = List.RemoveNulls(List.Transform(PublishedCodes, GetOne)),</w:t>
+      </w:r>
+    </w:p>
+    <w:p>
+      <w:pPr>
+        <w:pBdr>
+          <w:left w:val="single" w:sz="12" w:space="6" w:color="A6A6A6"/>
+        </w:pBdr>
+        <w:shd w:val="clear" w:color="auto" w:fill="F2F2F2"/>
+        <w:ind w:left="180"/>
+      </w:pPr>
+      <w:r>
+        <w:rPr>
+          <w:rFonts w:ascii="Consolas" w:eastAsia="Consolas" w:hAnsi="Consolas" w:cs="Consolas"/>
+          <w:sz w:val="16"/>
+          <w:szCs w:val="16"/>
+        </w:rPr>
+        <w:t xml:space="preserve"> </w:t>
+      </w:r>
+    </w:p>
+    <w:p>
+      <w:pPr>
+        <w:pBdr>
+          <w:left w:val="single" w:sz="12" w:space="6" w:color="A6A6A6"/>
+        </w:pBdr>
+        <w:shd w:val="clear" w:color="auto" w:fill="F2F2F2"/>
+        <w:ind w:left="180"/>
+      </w:pPr>
+      <w:r>
+        <w:rPr>
+          <w:rFonts w:ascii="Consolas" w:eastAsia="Consolas" w:hAnsi="Consolas" w:cs="Consolas"/>
+          <w:sz w:val="16"/>
+          <w:szCs w:val="16"/>
+        </w:rPr>
+        <w:t xml:space="preserve">    AsTable =</w:t>
+      </w:r>
+    </w:p>
+    <w:p>
+      <w:pPr>
+        <w:pBdr>
+          <w:left w:val="single" w:sz="12" w:space="6" w:color="A6A6A6"/>
+        </w:pBdr>
+        <w:shd w:val="clear" w:color="auto" w:fill="F2F2F2"/>
+        <w:ind w:left="180"/>
+      </w:pPr>
+      <w:r>
+        <w:rPr>
+          <w:rFonts w:ascii="Consolas" w:eastAsia="Consolas" w:hAnsi="Consolas" w:cs="Consolas"/>
+          <w:sz w:val="16"/>
+          <w:szCs w:val="16"/>
+        </w:rPr>
+        <w:t xml:space="preserve">        if List.Count(Returned) = 0 then</w:t>
+      </w:r>
+    </w:p>
+    <w:p>
+      <w:pPr>
+        <w:pBdr>
+          <w:left w:val="single" w:sz="12" w:space="6" w:color="A6A6A6"/>
+        </w:pBdr>
+        <w:shd w:val="clear" w:color="auto" w:fill="F2F2F2"/>
+        <w:ind w:left="180"/>
+      </w:pPr>
+      <w:r>
+        <w:rPr>
+          <w:rFonts w:ascii="Consolas" w:eastAsia="Consolas" w:hAnsi="Consolas" w:cs="Consolas"/>
+          <w:sz w:val="16"/>
+          <w:szCs w:val="16"/>
+        </w:rPr>
+        <w:t xml:space="preserve">            error Error.Record(</w:t>
+      </w:r>
+    </w:p>
+    <w:p>
+      <w:pPr>
+        <w:pBdr>
+          <w:left w:val="single" w:sz="12" w:space="6" w:color="A6A6A6"/>
+        </w:pBdr>
+        <w:shd w:val="clear" w:color="auto" w:fill="F2F2F2"/>
+        <w:ind w:left="180"/>
+      </w:pPr>
+      <w:r>
+        <w:rPr>
+          <w:rFonts w:ascii="Consolas" w:eastAsia="Consolas" w:hAnsi="Consolas" w:cs="Consolas"/>
+          <w:sz w:val="16"/>
+          <w:szCs w:val="16"/>
+        </w:rPr>
+        <w:t xml:space="preserve">                "Census.NoData",</w:t>
+      </w:r>
+    </w:p>
+    <w:p>
+      <w:pPr>
+        <w:pBdr>
+          <w:left w:val="single" w:sz="12" w:space="6" w:color="A6A6A6"/>
+        </w:pBdr>
+        <w:shd w:val="clear" w:color="auto" w:fill="F2F2F2"/>
+        <w:ind w:left="180"/>
+      </w:pPr>
+      <w:r>
+        <w:rPr>
+          <w:rFonts w:ascii="Consolas" w:eastAsia="Consolas" w:hAnsi="Consolas" w:cs="Consolas"/>
+          <w:sz w:val="16"/>
+          <w:szCs w:val="16"/>
+        </w:rPr>
+        <w:t xml:space="preserve">                "Codes were discovered but every history request came back empty."</w:t>
       </w:r>
     </w:p>
     <w:p>
@@ -11835,7 +13619,24 @@
           <w:sz w:val="16"/>
           <w:szCs w:val="16"/>
         </w:rPr>
-        <w:t xml:space="preserve">        ),</w:t>
+        <w:t xml:space="preserve">        else</w:t>
+      </w:r>
+    </w:p>
+    <w:p>
+      <w:pPr>
+        <w:pBdr>
+          <w:left w:val="single" w:sz="12" w:space="6" w:color="A6A6A6"/>
+        </w:pBdr>
+        <w:shd w:val="clear" w:color="auto" w:fill="F2F2F2"/>
+        <w:ind w:left="180"/>
+      </w:pPr>
+      <w:r>
+        <w:rPr>
+          <w:rFonts w:ascii="Consolas" w:eastAsia="Consolas" w:hAnsi="Consolas" w:cs="Consolas"/>
+          <w:sz w:val="16"/>
+          <w:szCs w:val="16"/>
+        </w:rPr>
+        <w:t xml:space="preserve">            Table.Combine(Returned),</w:t>
       </w:r>
     </w:p>
     <w:p>
@@ -11869,7 +13670,92 @@
           <w:sz w:val="16"/>
           <w:szCs w:val="16"/>
         </w:rPr>
-        <w:t xml:space="preserve">    AsTable = Table.FromRows(List.Skip(Source, 1), List.First(Source)),</w:t>
+        <w:t xml:space="preserve">    // time_slot_name arrives as "July 2026"; normalise to a month start.</w:t>
+      </w:r>
+    </w:p>
+    <w:p>
+      <w:pPr>
+        <w:pBdr>
+          <w:left w:val="single" w:sz="12" w:space="6" w:color="A6A6A6"/>
+        </w:pBdr>
+        <w:shd w:val="clear" w:color="auto" w:fill="F2F2F2"/>
+        <w:ind w:left="180"/>
+      </w:pPr>
+      <w:r>
+        <w:rPr>
+          <w:rFonts w:ascii="Consolas" w:eastAsia="Consolas" w:hAnsi="Consolas" w:cs="Consolas"/>
+          <w:sz w:val="16"/>
+          <w:szCs w:val="16"/>
+        </w:rPr>
+        <w:t xml:space="preserve">    AddDate = Table.AddColumn(</w:t>
+      </w:r>
+    </w:p>
+    <w:p>
+      <w:pPr>
+        <w:pBdr>
+          <w:left w:val="single" w:sz="12" w:space="6" w:color="A6A6A6"/>
+        </w:pBdr>
+        <w:shd w:val="clear" w:color="auto" w:fill="F2F2F2"/>
+        <w:ind w:left="180"/>
+      </w:pPr>
+      <w:r>
+        <w:rPr>
+          <w:rFonts w:ascii="Consolas" w:eastAsia="Consolas" w:hAnsi="Consolas" w:cs="Consolas"/>
+          <w:sz w:val="16"/>
+          <w:szCs w:val="16"/>
+        </w:rPr>
+        <w:t xml:space="preserve">                  AsTable, "ReportDate",</w:t>
+      </w:r>
+    </w:p>
+    <w:p>
+      <w:pPr>
+        <w:pBdr>
+          <w:left w:val="single" w:sz="12" w:space="6" w:color="A6A6A6"/>
+        </w:pBdr>
+        <w:shd w:val="clear" w:color="auto" w:fill="F2F2F2"/>
+        <w:ind w:left="180"/>
+      </w:pPr>
+      <w:r>
+        <w:rPr>
+          <w:rFonts w:ascii="Consolas" w:eastAsia="Consolas" w:hAnsi="Consolas" w:cs="Consolas"/>
+          <w:sz w:val="16"/>
+          <w:szCs w:val="16"/>
+        </w:rPr>
+        <w:t xml:space="preserve">                  each Date.StartOfMonth(Date.From([time_slot_name])),</w:t>
+      </w:r>
+    </w:p>
+    <w:p>
+      <w:pPr>
+        <w:pBdr>
+          <w:left w:val="single" w:sz="12" w:space="6" w:color="A6A6A6"/>
+        </w:pBdr>
+        <w:shd w:val="clear" w:color="auto" w:fill="F2F2F2"/>
+        <w:ind w:left="180"/>
+      </w:pPr>
+      <w:r>
+        <w:rPr>
+          <w:rFonts w:ascii="Consolas" w:eastAsia="Consolas" w:hAnsi="Consolas" w:cs="Consolas"/>
+          <w:sz w:val="16"/>
+          <w:szCs w:val="16"/>
+        </w:rPr>
+        <w:t xml:space="preserve">                  type date</w:t>
+      </w:r>
+    </w:p>
+    <w:p>
+      <w:pPr>
+        <w:pBdr>
+          <w:left w:val="single" w:sz="12" w:space="6" w:color="A6A6A6"/>
+        </w:pBdr>
+        <w:shd w:val="clear" w:color="auto" w:fill="F2F2F2"/>
+        <w:ind w:left="180"/>
+      </w:pPr>
+      <w:r>
+        <w:rPr>
+          <w:rFonts w:ascii="Consolas" w:eastAsia="Consolas" w:hAnsi="Consolas" w:cs="Consolas"/>
+          <w:sz w:val="16"/>
+          <w:szCs w:val="16"/>
+        </w:rPr>
+        <w:t xml:space="preserve">              ),</w:t>
       </w:r>
     </w:p>
     <w:p>
@@ -11903,75 +13789,75 @@
           <w:sz w:val="16"/>
           <w:szCs w:val="16"/>
         </w:rPr>
-        <w:t xml:space="preserve">    // time_slot_name arrives as "July 2026"; normalise to a month start.</w:t>
-      </w:r>
-    </w:p>
-    <w:p>
-      <w:pPr>
-        <w:pBdr>
-          <w:left w:val="single" w:sz="12" w:space="6" w:color="A6A6A6"/>
-        </w:pBdr>
-        <w:shd w:val="clear" w:color="auto" w:fill="F2F2F2"/>
-        <w:ind w:left="180"/>
-      </w:pPr>
-      <w:r>
-        <w:rPr>
-          <w:rFonts w:ascii="Consolas" w:eastAsia="Consolas" w:hAnsi="Consolas" w:cs="Consolas"/>
-          <w:sz w:val="16"/>
-          <w:szCs w:val="16"/>
-        </w:rPr>
-        <w:t xml:space="preserve">    AddDate = Table.AddColumn(</w:t>
-      </w:r>
-    </w:p>
-    <w:p>
-      <w:pPr>
-        <w:pBdr>
-          <w:left w:val="single" w:sz="12" w:space="6" w:color="A6A6A6"/>
-        </w:pBdr>
-        <w:shd w:val="clear" w:color="auto" w:fill="F2F2F2"/>
-        <w:ind w:left="180"/>
-      </w:pPr>
-      <w:r>
-        <w:rPr>
-          <w:rFonts w:ascii="Consolas" w:eastAsia="Consolas" w:hAnsi="Consolas" w:cs="Consolas"/>
-          <w:sz w:val="16"/>
-          <w:szCs w:val="16"/>
-        </w:rPr>
-        <w:t xml:space="preserve">                  AsTable, "ReportDate",</w:t>
-      </w:r>
-    </w:p>
-    <w:p>
-      <w:pPr>
-        <w:pBdr>
-          <w:left w:val="single" w:sz="12" w:space="6" w:color="A6A6A6"/>
-        </w:pBdr>
-        <w:shd w:val="clear" w:color="auto" w:fill="F2F2F2"/>
-        <w:ind w:left="180"/>
-      </w:pPr>
-      <w:r>
-        <w:rPr>
-          <w:rFonts w:ascii="Consolas" w:eastAsia="Consolas" w:hAnsi="Consolas" w:cs="Consolas"/>
-          <w:sz w:val="16"/>
-          <w:szCs w:val="16"/>
-        </w:rPr>
-        <w:t xml:space="preserve">                  each Date.StartOfMonth(Date.From([time_slot_name])),</w:t>
-      </w:r>
-    </w:p>
-    <w:p>
-      <w:pPr>
-        <w:pBdr>
-          <w:left w:val="single" w:sz="12" w:space="6" w:color="A6A6A6"/>
-        </w:pBdr>
-        <w:shd w:val="clear" w:color="auto" w:fill="F2F2F2"/>
-        <w:ind w:left="180"/>
-      </w:pPr>
-      <w:r>
-        <w:rPr>
-          <w:rFonts w:ascii="Consolas" w:eastAsia="Consolas" w:hAnsi="Consolas" w:cs="Consolas"/>
-          <w:sz w:val="16"/>
-          <w:szCs w:val="16"/>
-        </w:rPr>
-        <w:t xml:space="preserve">                  type date</w:t>
+        <w:t xml:space="preserve">    AddKey  = Table.AddColumn(</w:t>
+      </w:r>
+    </w:p>
+    <w:p>
+      <w:pPr>
+        <w:pBdr>
+          <w:left w:val="single" w:sz="12" w:space="6" w:color="A6A6A6"/>
+        </w:pBdr>
+        <w:shd w:val="clear" w:color="auto" w:fill="F2F2F2"/>
+        <w:ind w:left="180"/>
+      </w:pPr>
+      <w:r>
+        <w:rPr>
+          <w:rFonts w:ascii="Consolas" w:eastAsia="Consolas" w:hAnsi="Consolas" w:cs="Consolas"/>
+          <w:sz w:val="16"/>
+          <w:szCs w:val="16"/>
+        </w:rPr>
+        <w:t xml:space="preserve">                  AddDate, "DateKey",</w:t>
+      </w:r>
+    </w:p>
+    <w:p>
+      <w:pPr>
+        <w:pBdr>
+          <w:left w:val="single" w:sz="12" w:space="6" w:color="A6A6A6"/>
+        </w:pBdr>
+        <w:shd w:val="clear" w:color="auto" w:fill="F2F2F2"/>
+        <w:ind w:left="180"/>
+      </w:pPr>
+      <w:r>
+        <w:rPr>
+          <w:rFonts w:ascii="Consolas" w:eastAsia="Consolas" w:hAnsi="Consolas" w:cs="Consolas"/>
+          <w:sz w:val="16"/>
+          <w:szCs w:val="16"/>
+        </w:rPr>
+        <w:t xml:space="preserve">                  each Date.Year([ReportDate]) * 10000</w:t>
+      </w:r>
+    </w:p>
+    <w:p>
+      <w:pPr>
+        <w:pBdr>
+          <w:left w:val="single" w:sz="12" w:space="6" w:color="A6A6A6"/>
+        </w:pBdr>
+        <w:shd w:val="clear" w:color="auto" w:fill="F2F2F2"/>
+        <w:ind w:left="180"/>
+      </w:pPr>
+      <w:r>
+        <w:rPr>
+          <w:rFonts w:ascii="Consolas" w:eastAsia="Consolas" w:hAnsi="Consolas" w:cs="Consolas"/>
+          <w:sz w:val="16"/>
+          <w:szCs w:val="16"/>
+        </w:rPr>
+        <w:t xml:space="preserve">                     + Date.Month([ReportDate]) * 100 + 1,</w:t>
+      </w:r>
+    </w:p>
+    <w:p>
+      <w:pPr>
+        <w:pBdr>
+          <w:left w:val="single" w:sz="12" w:space="6" w:color="A6A6A6"/>
+        </w:pBdr>
+        <w:shd w:val="clear" w:color="auto" w:fill="F2F2F2"/>
+        <w:ind w:left="180"/>
+      </w:pPr>
+      <w:r>
+        <w:rPr>
+          <w:rFonts w:ascii="Consolas" w:eastAsia="Consolas" w:hAnsi="Consolas" w:cs="Consolas"/>
+          <w:sz w:val="16"/>
+          <w:szCs w:val="16"/>
+        </w:rPr>
+        <w:t xml:space="preserve">                  Int64.Type</w:t>
       </w:r>
     </w:p>
     <w:p>
@@ -12022,75 +13908,92 @@
           <w:sz w:val="16"/>
           <w:szCs w:val="16"/>
         </w:rPr>
-        <w:t xml:space="preserve">    AddKey  = Table.AddColumn(</w:t>
-      </w:r>
-    </w:p>
-    <w:p>
-      <w:pPr>
-        <w:pBdr>
-          <w:left w:val="single" w:sz="12" w:space="6" w:color="A6A6A6"/>
-        </w:pBdr>
-        <w:shd w:val="clear" w:color="auto" w:fill="F2F2F2"/>
-        <w:ind w:left="180"/>
-      </w:pPr>
-      <w:r>
-        <w:rPr>
-          <w:rFonts w:ascii="Consolas" w:eastAsia="Consolas" w:hAnsi="Consolas" w:cs="Consolas"/>
-          <w:sz w:val="16"/>
-          <w:szCs w:val="16"/>
-        </w:rPr>
-        <w:t xml:space="preserve">                  AddDate, "DateKey",</w:t>
-      </w:r>
-    </w:p>
-    <w:p>
-      <w:pPr>
-        <w:pBdr>
-          <w:left w:val="single" w:sz="12" w:space="6" w:color="A6A6A6"/>
-        </w:pBdr>
-        <w:shd w:val="clear" w:color="auto" w:fill="F2F2F2"/>
-        <w:ind w:left="180"/>
-      </w:pPr>
-      <w:r>
-        <w:rPr>
-          <w:rFonts w:ascii="Consolas" w:eastAsia="Consolas" w:hAnsi="Consolas" w:cs="Consolas"/>
-          <w:sz w:val="16"/>
-          <w:szCs w:val="16"/>
-        </w:rPr>
-        <w:t xml:space="preserve">                  each Date.Year([ReportDate]) * 10000</w:t>
-      </w:r>
-    </w:p>
-    <w:p>
-      <w:pPr>
-        <w:pBdr>
-          <w:left w:val="single" w:sz="12" w:space="6" w:color="A6A6A6"/>
-        </w:pBdr>
-        <w:shd w:val="clear" w:color="auto" w:fill="F2F2F2"/>
-        <w:ind w:left="180"/>
-      </w:pPr>
-      <w:r>
-        <w:rPr>
-          <w:rFonts w:ascii="Consolas" w:eastAsia="Consolas" w:hAnsi="Consolas" w:cs="Consolas"/>
-          <w:sz w:val="16"/>
-          <w:szCs w:val="16"/>
-        </w:rPr>
-        <w:t xml:space="preserve">                     + Date.Month([ReportDate]) * 100 + 1,</w:t>
-      </w:r>
-    </w:p>
-    <w:p>
-      <w:pPr>
-        <w:pBdr>
-          <w:left w:val="single" w:sz="12" w:space="6" w:color="A6A6A6"/>
-        </w:pBdr>
-        <w:shd w:val="clear" w:color="auto" w:fill="F2F2F2"/>
-        <w:ind w:left="180"/>
-      </w:pPr>
-      <w:r>
-        <w:rPr>
-          <w:rFonts w:ascii="Consolas" w:eastAsia="Consolas" w:hAnsi="Consolas" w:cs="Consolas"/>
-          <w:sz w:val="16"/>
-          <w:szCs w:val="16"/>
-        </w:rPr>
-        <w:t xml:space="preserve">                  Int64.Type</w:t>
+        <w:t xml:space="preserve">    Typed   = Table.TransformColumnTypes(</w:t>
+      </w:r>
+    </w:p>
+    <w:p>
+      <w:pPr>
+        <w:pBdr>
+          <w:left w:val="single" w:sz="12" w:space="6" w:color="A6A6A6"/>
+        </w:pBdr>
+        <w:shd w:val="clear" w:color="auto" w:fill="F2F2F2"/>
+        <w:ind w:left="180"/>
+      </w:pPr>
+      <w:r>
+        <w:rPr>
+          <w:rFonts w:ascii="Consolas" w:eastAsia="Consolas" w:hAnsi="Consolas" w:cs="Consolas"/>
+          <w:sz w:val="16"/>
+          <w:szCs w:val="16"/>
+        </w:rPr>
+        <w:t xml:space="preserve">                  AddKey,</w:t>
+      </w:r>
+    </w:p>
+    <w:p>
+      <w:pPr>
+        <w:pBdr>
+          <w:left w:val="single" w:sz="12" w:space="6" w:color="A6A6A6"/>
+        </w:pBdr>
+        <w:shd w:val="clear" w:color="auto" w:fill="F2F2F2"/>
+        <w:ind w:left="180"/>
+      </w:pPr>
+      <w:r>
+        <w:rPr>
+          <w:rFonts w:ascii="Consolas" w:eastAsia="Consolas" w:hAnsi="Consolas" w:cs="Consolas"/>
+          <w:sz w:val="16"/>
+          <w:szCs w:val="16"/>
+        </w:rPr>
+        <w:t xml:space="preserve">                  {</w:t>
+      </w:r>
+    </w:p>
+    <w:p>
+      <w:pPr>
+        <w:pBdr>
+          <w:left w:val="single" w:sz="12" w:space="6" w:color="A6A6A6"/>
+        </w:pBdr>
+        <w:shd w:val="clear" w:color="auto" w:fill="F2F2F2"/>
+        <w:ind w:left="180"/>
+      </w:pPr>
+      <w:r>
+        <w:rPr>
+          <w:rFonts w:ascii="Consolas" w:eastAsia="Consolas" w:hAnsi="Consolas" w:cs="Consolas"/>
+          <w:sz w:val="16"/>
+          <w:szCs w:val="16"/>
+        </w:rPr>
+        <w:t xml:space="preserve">                      {"cell_value",    Int64.Type},</w:t>
+      </w:r>
+    </w:p>
+    <w:p>
+      <w:pPr>
+        <w:pBdr>
+          <w:left w:val="single" w:sz="12" w:space="6" w:color="A6A6A6"/>
+        </w:pBdr>
+        <w:shd w:val="clear" w:color="auto" w:fill="F2F2F2"/>
+        <w:ind w:left="180"/>
+      </w:pPr>
+      <w:r>
+        <w:rPr>
+          <w:rFonts w:ascii="Consolas" w:eastAsia="Consolas" w:hAnsi="Consolas" w:cs="Consolas"/>
+          <w:sz w:val="16"/>
+          <w:szCs w:val="16"/>
+        </w:rPr>
+        <w:t xml:space="preserve">                      {"category_code", type text}</w:t>
+      </w:r>
+    </w:p>
+    <w:p>
+      <w:pPr>
+        <w:pBdr>
+          <w:left w:val="single" w:sz="12" w:space="6" w:color="A6A6A6"/>
+        </w:pBdr>
+        <w:shd w:val="clear" w:color="auto" w:fill="F2F2F2"/>
+        <w:ind w:left="180"/>
+      </w:pPr>
+      <w:r>
+        <w:rPr>
+          <w:rFonts w:ascii="Consolas" w:eastAsia="Consolas" w:hAnsi="Consolas" w:cs="Consolas"/>
+          <w:sz w:val="16"/>
+          <w:szCs w:val="16"/>
+        </w:rPr>
+        <w:t xml:space="preserve">                  }</w:t>
       </w:r>
     </w:p>
     <w:p>
@@ -12141,93 +14044,92 @@
           <w:sz w:val="16"/>
           <w:szCs w:val="16"/>
         </w:rPr>
-        <w:t xml:space="preserve">    Typed   = Table.TransformColumnTypes(</w:t>
-      </w:r>
-    </w:p>
-    <w:p>
-      <w:pPr>
-        <w:pBdr>
-          <w:left w:val="single" w:sz="12" w:space="6" w:color="A6A6A6"/>
-        </w:pBdr>
-        <w:shd w:val="clear" w:color="auto" w:fill="F2F2F2"/>
-        <w:ind w:left="180"/>
-      </w:pPr>
-      <w:r>
-        <w:rPr>
-          <w:rFonts w:ascii="Consolas" w:eastAsia="Consolas" w:hAnsi="Consolas" w:cs="Consolas"/>
-          <w:sz w:val="16"/>
-          <w:szCs w:val="16"/>
-        </w:rPr>
-        <w:lastRenderedPageBreak/>
-        <w:t xml:space="preserve">                  AddKey,</w:t>
-      </w:r>
-    </w:p>
-    <w:p>
-      <w:pPr>
-        <w:pBdr>
-          <w:left w:val="single" w:sz="12" w:space="6" w:color="A6A6A6"/>
-        </w:pBdr>
-        <w:shd w:val="clear" w:color="auto" w:fill="F2F2F2"/>
-        <w:ind w:left="180"/>
-      </w:pPr>
-      <w:r>
-        <w:rPr>
-          <w:rFonts w:ascii="Consolas" w:eastAsia="Consolas" w:hAnsi="Consolas" w:cs="Consolas"/>
-          <w:sz w:val="16"/>
-          <w:szCs w:val="16"/>
-        </w:rPr>
-        <w:t xml:space="preserve">                  {</w:t>
-      </w:r>
-    </w:p>
-    <w:p>
-      <w:pPr>
-        <w:pBdr>
-          <w:left w:val="single" w:sz="12" w:space="6" w:color="A6A6A6"/>
-        </w:pBdr>
-        <w:shd w:val="clear" w:color="auto" w:fill="F2F2F2"/>
-        <w:ind w:left="180"/>
-      </w:pPr>
-      <w:r>
-        <w:rPr>
-          <w:rFonts w:ascii="Consolas" w:eastAsia="Consolas" w:hAnsi="Consolas" w:cs="Consolas"/>
-          <w:sz w:val="16"/>
-          <w:szCs w:val="16"/>
-        </w:rPr>
-        <w:t xml:space="preserve">                      {"cell_value",    Int64.Type},</w:t>
-      </w:r>
-    </w:p>
-    <w:p>
-      <w:pPr>
-        <w:pBdr>
-          <w:left w:val="single" w:sz="12" w:space="6" w:color="A6A6A6"/>
-        </w:pBdr>
-        <w:shd w:val="clear" w:color="auto" w:fill="F2F2F2"/>
-        <w:ind w:left="180"/>
-      </w:pPr>
-      <w:r>
-        <w:rPr>
-          <w:rFonts w:ascii="Consolas" w:eastAsia="Consolas" w:hAnsi="Consolas" w:cs="Consolas"/>
-          <w:sz w:val="16"/>
-          <w:szCs w:val="16"/>
-        </w:rPr>
-        <w:t xml:space="preserve">                      {"category_code", type text}</w:t>
-      </w:r>
-    </w:p>
-    <w:p>
-      <w:pPr>
-        <w:pBdr>
-          <w:left w:val="single" w:sz="12" w:space="6" w:color="A6A6A6"/>
-        </w:pBdr>
-        <w:shd w:val="clear" w:color="auto" w:fill="F2F2F2"/>
-        <w:ind w:left="180"/>
-      </w:pPr>
-      <w:r>
-        <w:rPr>
-          <w:rFonts w:ascii="Consolas" w:eastAsia="Consolas" w:hAnsi="Consolas" w:cs="Consolas"/>
-          <w:sz w:val="16"/>
-          <w:szCs w:val="16"/>
-        </w:rPr>
-        <w:t xml:space="preserve">                  }</w:t>
+        <w:t xml:space="preserve">    // cell_value under data_type_code "SM" is MILLIONS OF DOLLARS.</w:t>
+      </w:r>
+    </w:p>
+    <w:p>
+      <w:pPr>
+        <w:pBdr>
+          <w:left w:val="single" w:sz="12" w:space="6" w:color="A6A6A6"/>
+        </w:pBdr>
+        <w:shd w:val="clear" w:color="auto" w:fill="F2F2F2"/>
+        <w:ind w:left="180"/>
+      </w:pPr>
+      <w:r>
+        <w:rPr>
+          <w:rFonts w:ascii="Consolas" w:eastAsia="Consolas" w:hAnsi="Consolas" w:cs="Consolas"/>
+          <w:sz w:val="16"/>
+          <w:szCs w:val="16"/>
+        </w:rPr>
+        <w:t xml:space="preserve">    Renamed = Table.RenameColumns(Typed, {{"cell_value", "SalesMillionsUSD"}}),</w:t>
+      </w:r>
+    </w:p>
+    <w:p>
+      <w:pPr>
+        <w:pBdr>
+          <w:left w:val="single" w:sz="12" w:space="6" w:color="A6A6A6"/>
+        </w:pBdr>
+        <w:shd w:val="clear" w:color="auto" w:fill="F2F2F2"/>
+        <w:ind w:left="180"/>
+      </w:pPr>
+      <w:r>
+        <w:rPr>
+          <w:rFonts w:ascii="Consolas" w:eastAsia="Consolas" w:hAnsi="Consolas" w:cs="Consolas"/>
+          <w:sz w:val="16"/>
+          <w:szCs w:val="16"/>
+        </w:rPr>
+        <w:t xml:space="preserve"> </w:t>
+      </w:r>
+    </w:p>
+    <w:p>
+      <w:pPr>
+        <w:pBdr>
+          <w:left w:val="single" w:sz="12" w:space="6" w:color="A6A6A6"/>
+        </w:pBdr>
+        <w:shd w:val="clear" w:color="auto" w:fill="F2F2F2"/>
+        <w:ind w:left="180"/>
+      </w:pPr>
+      <w:r>
+        <w:rPr>
+          <w:rFonts w:ascii="Consolas" w:eastAsia="Consolas" w:hAnsi="Consolas" w:cs="Consolas"/>
+          <w:sz w:val="16"/>
+          <w:szCs w:val="16"/>
+        </w:rPr>
+        <w:t xml:space="preserve">    Cleaned = Table.SelectColumns(</w:t>
+      </w:r>
+    </w:p>
+    <w:p>
+      <w:pPr>
+        <w:pBdr>
+          <w:left w:val="single" w:sz="12" w:space="6" w:color="A6A6A6"/>
+        </w:pBdr>
+        <w:shd w:val="clear" w:color="auto" w:fill="F2F2F2"/>
+        <w:ind w:left="180"/>
+      </w:pPr>
+      <w:r>
+        <w:rPr>
+          <w:rFonts w:ascii="Consolas" w:eastAsia="Consolas" w:hAnsi="Consolas" w:cs="Consolas"/>
+          <w:sz w:val="16"/>
+          <w:szCs w:val="16"/>
+        </w:rPr>
+        <w:t xml:space="preserve">                  Renamed,</w:t>
+      </w:r>
+    </w:p>
+    <w:p>
+      <w:pPr>
+        <w:pBdr>
+          <w:left w:val="single" w:sz="12" w:space="6" w:color="A6A6A6"/>
+        </w:pBdr>
+        <w:shd w:val="clear" w:color="auto" w:fill="F2F2F2"/>
+        <w:ind w:left="180"/>
+      </w:pPr>
+      <w:r>
+        <w:rPr>
+          <w:rFonts w:ascii="Consolas" w:eastAsia="Consolas" w:hAnsi="Consolas" w:cs="Consolas"/>
+          <w:sz w:val="16"/>
+          <w:szCs w:val="16"/>
+        </w:rPr>
+        <w:t xml:space="preserve">                  {"DateKey", "ReportDate", "category_code", "SalesMillionsUSD"}</w:t>
       </w:r>
     </w:p>
     <w:p>
@@ -12278,142 +14180,6 @@
           <w:sz w:val="16"/>
           <w:szCs w:val="16"/>
         </w:rPr>
-        <w:t xml:space="preserve">    // cell_value under data_type_code "SM" is MILLIONS OF DOLLARS.</w:t>
-      </w:r>
-    </w:p>
-    <w:p>
-      <w:pPr>
-        <w:pBdr>
-          <w:left w:val="single" w:sz="12" w:space="6" w:color="A6A6A6"/>
-        </w:pBdr>
-        <w:shd w:val="clear" w:color="auto" w:fill="F2F2F2"/>
-        <w:ind w:left="180"/>
-      </w:pPr>
-      <w:r>
-        <w:rPr>
-          <w:rFonts w:ascii="Consolas" w:eastAsia="Consolas" w:hAnsi="Consolas" w:cs="Consolas"/>
-          <w:sz w:val="16"/>
-          <w:szCs w:val="16"/>
-        </w:rPr>
-        <w:t xml:space="preserve">    Renamed = Table.RenameColumns(Typed, {{"cell_value", "SalesMillionsUSD"}}),</w:t>
-      </w:r>
-    </w:p>
-    <w:p>
-      <w:pPr>
-        <w:pBdr>
-          <w:left w:val="single" w:sz="12" w:space="6" w:color="A6A6A6"/>
-        </w:pBdr>
-        <w:shd w:val="clear" w:color="auto" w:fill="F2F2F2"/>
-        <w:ind w:left="180"/>
-      </w:pPr>
-      <w:r>
-        <w:rPr>
-          <w:rFonts w:ascii="Consolas" w:eastAsia="Consolas" w:hAnsi="Consolas" w:cs="Consolas"/>
-          <w:sz w:val="16"/>
-          <w:szCs w:val="16"/>
-        </w:rPr>
-        <w:t xml:space="preserve"> </w:t>
-      </w:r>
-    </w:p>
-    <w:p>
-      <w:pPr>
-        <w:pBdr>
-          <w:left w:val="single" w:sz="12" w:space="6" w:color="A6A6A6"/>
-        </w:pBdr>
-        <w:shd w:val="clear" w:color="auto" w:fill="F2F2F2"/>
-        <w:ind w:left="180"/>
-      </w:pPr>
-      <w:r>
-        <w:rPr>
-          <w:rFonts w:ascii="Consolas" w:eastAsia="Consolas" w:hAnsi="Consolas" w:cs="Consolas"/>
-          <w:sz w:val="16"/>
-          <w:szCs w:val="16"/>
-        </w:rPr>
-        <w:t xml:space="preserve">    Cleaned = Table.SelectColumns(</w:t>
-      </w:r>
-    </w:p>
-    <w:p>
-      <w:pPr>
-        <w:pBdr>
-          <w:left w:val="single" w:sz="12" w:space="6" w:color="A6A6A6"/>
-        </w:pBdr>
-        <w:shd w:val="clear" w:color="auto" w:fill="F2F2F2"/>
-        <w:ind w:left="180"/>
-      </w:pPr>
-      <w:r>
-        <w:rPr>
-          <w:rFonts w:ascii="Consolas" w:eastAsia="Consolas" w:hAnsi="Consolas" w:cs="Consolas"/>
-          <w:sz w:val="16"/>
-          <w:szCs w:val="16"/>
-        </w:rPr>
-        <w:t xml:space="preserve">                  Renamed,</w:t>
-      </w:r>
-    </w:p>
-    <w:p>
-      <w:pPr>
-        <w:pBdr>
-          <w:left w:val="single" w:sz="12" w:space="6" w:color="A6A6A6"/>
-        </w:pBdr>
-        <w:shd w:val="clear" w:color="auto" w:fill="F2F2F2"/>
-        <w:ind w:left="180"/>
-      </w:pPr>
-      <w:r>
-        <w:rPr>
-          <w:rFonts w:ascii="Consolas" w:eastAsia="Consolas" w:hAnsi="Consolas" w:cs="Consolas"/>
-          <w:sz w:val="16"/>
-          <w:szCs w:val="16"/>
-        </w:rPr>
-        <w:t xml:space="preserve">                  {"DateKey", "ReportDate", "category_code", "SalesMillionsUSD"}</w:t>
-      </w:r>
-    </w:p>
-    <w:p>
-      <w:pPr>
-        <w:pBdr>
-          <w:left w:val="single" w:sz="12" w:space="6" w:color="A6A6A6"/>
-        </w:pBdr>
-        <w:shd w:val="clear" w:color="auto" w:fill="F2F2F2"/>
-        <w:ind w:left="180"/>
-      </w:pPr>
-      <w:r>
-        <w:rPr>
-          <w:rFonts w:ascii="Consolas" w:eastAsia="Consolas" w:hAnsi="Consolas" w:cs="Consolas"/>
-          <w:sz w:val="16"/>
-          <w:szCs w:val="16"/>
-        </w:rPr>
-        <w:t xml:space="preserve">              ),</w:t>
-      </w:r>
-    </w:p>
-    <w:p>
-      <w:pPr>
-        <w:pBdr>
-          <w:left w:val="single" w:sz="12" w:space="6" w:color="A6A6A6"/>
-        </w:pBdr>
-        <w:shd w:val="clear" w:color="auto" w:fill="F2F2F2"/>
-        <w:ind w:left="180"/>
-      </w:pPr>
-      <w:r>
-        <w:rPr>
-          <w:rFonts w:ascii="Consolas" w:eastAsia="Consolas" w:hAnsi="Consolas" w:cs="Consolas"/>
-          <w:sz w:val="16"/>
-          <w:szCs w:val="16"/>
-        </w:rPr>
-        <w:t xml:space="preserve"> </w:t>
-      </w:r>
-    </w:p>
-    <w:p>
-      <w:pPr>
-        <w:pBdr>
-          <w:left w:val="single" w:sz="12" w:space="6" w:color="A6A6A6"/>
-        </w:pBdr>
-        <w:shd w:val="clear" w:color="auto" w:fill="F2F2F2"/>
-        <w:ind w:left="180"/>
-      </w:pPr>
-      <w:r>
-        <w:rPr>
-          <w:rFonts w:ascii="Consolas" w:eastAsia="Consolas" w:hAnsi="Consolas" w:cs="Consolas"/>
-          <w:sz w:val="16"/>
-          <w:szCs w:val="16"/>
-        </w:rPr>
         <w:t xml:space="preserve">    NoNulls = Table.SelectRows(Cleaned, each [SalesMillionsUSD] &lt;&gt; null)</w:t>
       </w:r>
     </w:p>
@@ -12431,16 +14197,15 @@
           <w:sz w:val="16"/>
           <w:szCs w:val="16"/>
         </w:rPr>
-        <w:t>in</w:t>
-      </w:r>
-    </w:p>
-    <w:p>
-      <w:pPr>
-        <w:pBdr>
-          <w:left w:val="single" w:sz="12" w:space="6" w:color="A6A6A6"/>
-        </w:pBdr>
-        <w:shd w:val="clear" w:color="auto" w:fill="F2F2F2"/>
-        <w:spacing w:after="160"/>
+        <w:t xml:space="preserve">in</w:t>
+      </w:r>
+    </w:p>
+    <w:p>
+      <w:pPr>
+        <w:pBdr>
+          <w:left w:val="single" w:sz="12" w:space="6" w:color="A6A6A6"/>
+        </w:pBdr>
+        <w:shd w:val="clear" w:color="auto" w:fill="F2F2F2"/>
         <w:ind w:left="180"/>
       </w:pPr>
       <w:r>

--- a/docs/02_Data_Setup_and_Semantic_Model_Guide.docx
+++ b/docs/02_Data_Setup_and_Semantic_Model_Guide.docx
@@ -2376,7 +2376,7 @@
                 <w:bCs/>
                 <w:noProof/>
               </w:rPr>
-              <w:t>6.5 Referential coverage check</w:t>
+              <w:t>6.5 Label coverage check</w:t>
             </w:r>
             <w:r>
               <w:rPr>
@@ -10792,7 +10792,7 @@
           <w:sz w:val="21"/>
           <w:szCs w:val="21"/>
         </w:rPr>
-        <w:t>Census revises the published category set periodically, and NAICS vintage changes alter what a code means. Run §3.4 once after obtaining your key and reconcile what comes back against this table.</w:t>
+        <w:t xml:space="preserve">Census revises the published category set periodically, and NAICS vintage changes alter what a code means. Checked against the live API on 22 September 2026: the advance survey published 21 codes, and three of the nineteen below were not among them — 4453 beer, wine and liquor stores; 452311 warehouse clubs and supercenters; 4541 electronic shopping and mail-order houses. They are published in the full Monthly Retail Trade Survey (timeseries/eits/mrts), a separate endpoint that lags the advance estimate. Any measure resting on those three — 4453 above all, named below as the national comparator for Tier 3 — needs a second query against that endpoint or a different design.</w:t>
       </w:r>
     </w:p>
     <w:p>
@@ -22323,7 +22323,7 @@
                 <w:sz w:val="19"/>
                 <w:szCs w:val="19"/>
               </w:rPr>
-              <w:t>Maps Census codes to display names and to a Discretionary / Staples / Services grouping. IsAggregate flags 44X72 and 44000 so aggregates are excluded from share denominators. Seed from Table 3.1 — all nineteen codes.</w:t>
+              <w:t>Maps Census codes to display names and to a Discretionary / Staples / Services grouping. IsAggregate flags totals and “excluding” aggregates so they are left out of share denominators. Seed it from the codes the API actually returns — 21 on 22 September 2026, not the nineteen in Table 3.1 — and add rows as Census revises the set. The table supplies labels, not the list of codes the model accepts.</w:t>
             </w:r>
           </w:p>
         </w:tc>
@@ -22501,16 +22501,15 @@
           <w:left w:val="single" w:sz="12" w:space="6" w:color="A6A6A6"/>
         </w:pBdr>
         <w:shd w:val="clear" w:color="auto" w:fill="F2F2F2"/>
-        <w:spacing w:before="120"/>
-        <w:ind w:left="180"/>
-      </w:pPr>
-      <w:r>
-        <w:rPr>
-          <w:rFonts w:ascii="Consolas" w:eastAsia="Consolas" w:hAnsi="Consolas" w:cs="Consolas"/>
-          <w:sz w:val="16"/>
-          <w:szCs w:val="16"/>
-        </w:rPr>
-        <w:t>let</w:t>
+        <w:ind w:left="180"/>
+      </w:pPr>
+      <w:r>
+        <w:rPr>
+          <w:rFonts w:ascii="Consolas" w:eastAsia="Consolas" w:hAnsi="Consolas" w:cs="Consolas"/>
+          <w:sz w:val="16"/>
+          <w:szCs w:val="16"/>
+        </w:rPr>
+        <w:t xml:space="preserve">let</w:t>
       </w:r>
     </w:p>
     <w:p>
@@ -22697,7 +22696,6 @@
           <w:sz w:val="16"/>
           <w:szCs w:val="16"/>
         </w:rPr>
-        <w:lastRenderedPageBreak/>
         <w:t xml:space="preserve">                       {"CategoryCode",  type text},</w:t>
       </w:r>
     </w:p>
@@ -22936,41 +22934,959 @@
           <w:sz w:val="16"/>
           <w:szCs w:val="16"/>
         </w:rPr>
-        <w:t xml:space="preserve">    NoBlanks = Table.SelectRows(</w:t>
-      </w:r>
-    </w:p>
-    <w:p>
-      <w:pPr>
-        <w:pBdr>
-          <w:left w:val="single" w:sz="12" w:space="6" w:color="A6A6A6"/>
-        </w:pBdr>
-        <w:shd w:val="clear" w:color="auto" w:fill="F2F2F2"/>
-        <w:ind w:left="180"/>
-      </w:pPr>
-      <w:r>
-        <w:rPr>
-          <w:rFonts w:ascii="Consolas" w:eastAsia="Consolas" w:hAnsi="Consolas" w:cs="Consolas"/>
-          <w:sz w:val="16"/>
-          <w:szCs w:val="16"/>
-        </w:rPr>
-        <w:t xml:space="preserve">                   Trimmed,</w:t>
-      </w:r>
-    </w:p>
-    <w:p>
-      <w:pPr>
-        <w:pBdr>
-          <w:left w:val="single" w:sz="12" w:space="6" w:color="A6A6A6"/>
-        </w:pBdr>
-        <w:shd w:val="clear" w:color="auto" w:fill="F2F2F2"/>
-        <w:ind w:left="180"/>
-      </w:pPr>
-      <w:r>
-        <w:rPr>
-          <w:rFonts w:ascii="Consolas" w:eastAsia="Consolas" w:hAnsi="Consolas" w:cs="Consolas"/>
-          <w:sz w:val="16"/>
-          <w:szCs w:val="16"/>
-        </w:rPr>
-        <w:t xml:space="preserve">                   each [CategoryCode] &lt;&gt; null and [CategoryCode] &lt;&gt; ""</w:t>
+        <w:t xml:space="preserve">    // Every code the API returned, mapped or not. The workbook supplies the</w:t>
+      </w:r>
+    </w:p>
+    <w:p>
+      <w:pPr>
+        <w:pBdr>
+          <w:left w:val="single" w:sz="12" w:space="6" w:color="A6A6A6"/>
+        </w:pBdr>
+        <w:shd w:val="clear" w:color="auto" w:fill="F2F2F2"/>
+        <w:ind w:left="180"/>
+      </w:pPr>
+      <w:r>
+        <w:rPr>
+          <w:rFonts w:ascii="Consolas" w:eastAsia="Consolas" w:hAnsi="Consolas" w:cs="Consolas"/>
+          <w:sz w:val="16"/>
+          <w:szCs w:val="16"/>
+        </w:rPr>
+        <w:t xml:space="preserve">    // labels; it does not decide which codes exist. A code with no row still</w:t>
+      </w:r>
+    </w:p>
+    <w:p>
+      <w:pPr>
+        <w:pBdr>
+          <w:left w:val="single" w:sz="12" w:space="6" w:color="A6A6A6"/>
+        </w:pBdr>
+        <w:shd w:val="clear" w:color="auto" w:fill="F2F2F2"/>
+        <w:ind w:left="180"/>
+      </w:pPr>
+      <w:r>
+        <w:rPr>
+          <w:rFonts w:ascii="Consolas" w:eastAsia="Consolas" w:hAnsi="Consolas" w:cs="Consolas"/>
+          <w:sz w:val="16"/>
+          <w:szCs w:val="16"/>
+        </w:rPr>
+        <w:t xml:space="preserve">    // gets a dimension member, so a Census revision can never produce a blank.</w:t>
+      </w:r>
+    </w:p>
+    <w:p>
+      <w:pPr>
+        <w:pBdr>
+          <w:left w:val="single" w:sz="12" w:space="6" w:color="A6A6A6"/>
+        </w:pBdr>
+        <w:shd w:val="clear" w:color="auto" w:fill="F2F2F2"/>
+        <w:ind w:left="180"/>
+      </w:pPr>
+      <w:r>
+        <w:rPr>
+          <w:rFonts w:ascii="Consolas" w:eastAsia="Consolas" w:hAnsi="Consolas" w:cs="Consolas"/>
+          <w:sz w:val="16"/>
+          <w:szCs w:val="16"/>
+        </w:rPr>
+        <w:t xml:space="preserve">    ApiCodes = Table.Distinct(Table.SelectColumns(FactSectorSales, {"category_code"})),</w:t>
+      </w:r>
+    </w:p>
+    <w:p>
+      <w:pPr>
+        <w:pBdr>
+          <w:left w:val="single" w:sz="12" w:space="6" w:color="A6A6A6"/>
+        </w:pBdr>
+        <w:shd w:val="clear" w:color="auto" w:fill="F2F2F2"/>
+        <w:ind w:left="180"/>
+      </w:pPr>
+      <w:r>
+        <w:rPr>
+          <w:rFonts w:ascii="Consolas" w:eastAsia="Consolas" w:hAnsi="Consolas" w:cs="Consolas"/>
+          <w:sz w:val="16"/>
+          <w:szCs w:val="16"/>
+        </w:rPr>
+        <w:t xml:space="preserve"> </w:t>
+      </w:r>
+    </w:p>
+    <w:p>
+      <w:pPr>
+        <w:pBdr>
+          <w:left w:val="single" w:sz="12" w:space="6" w:color="A6A6A6"/>
+        </w:pBdr>
+        <w:shd w:val="clear" w:color="auto" w:fill="F2F2F2"/>
+        <w:ind w:left="180"/>
+      </w:pPr>
+      <w:r>
+        <w:rPr>
+          <w:rFonts w:ascii="Consolas" w:eastAsia="Consolas" w:hAnsi="Consolas" w:cs="Consolas"/>
+          <w:sz w:val="16"/>
+          <w:szCs w:val="16"/>
+        </w:rPr>
+        <w:t xml:space="preserve">    Joined   = Table.NestedJoin(ApiCodes, {"category_code"}, Trimmed, {"CategoryCode"},</w:t>
+      </w:r>
+    </w:p>
+    <w:p>
+      <w:pPr>
+        <w:pBdr>
+          <w:left w:val="single" w:sz="12" w:space="6" w:color="A6A6A6"/>
+        </w:pBdr>
+        <w:shd w:val="clear" w:color="auto" w:fill="F2F2F2"/>
+        <w:ind w:left="180"/>
+      </w:pPr>
+      <w:r>
+        <w:rPr>
+          <w:rFonts w:ascii="Consolas" w:eastAsia="Consolas" w:hAnsi="Consolas" w:cs="Consolas"/>
+          <w:sz w:val="16"/>
+          <w:szCs w:val="16"/>
+        </w:rPr>
+        <w:t xml:space="preserve">                                "m", JoinKind.LeftOuter),</w:t>
+      </w:r>
+    </w:p>
+    <w:p>
+      <w:pPr>
+        <w:pBdr>
+          <w:left w:val="single" w:sz="12" w:space="6" w:color="A6A6A6"/>
+        </w:pBdr>
+        <w:shd w:val="clear" w:color="auto" w:fill="F2F2F2"/>
+        <w:ind w:left="180"/>
+      </w:pPr>
+      <w:r>
+        <w:rPr>
+          <w:rFonts w:ascii="Consolas" w:eastAsia="Consolas" w:hAnsi="Consolas" w:cs="Consolas"/>
+          <w:sz w:val="16"/>
+          <w:szCs w:val="16"/>
+        </w:rPr>
+        <w:t xml:space="preserve"> </w:t>
+      </w:r>
+    </w:p>
+    <w:p>
+      <w:pPr>
+        <w:pBdr>
+          <w:left w:val="single" w:sz="12" w:space="6" w:color="A6A6A6"/>
+        </w:pBdr>
+        <w:shd w:val="clear" w:color="auto" w:fill="F2F2F2"/>
+        <w:ind w:left="180"/>
+      </w:pPr>
+      <w:r>
+        <w:rPr>
+          <w:rFonts w:ascii="Consolas" w:eastAsia="Consolas" w:hAnsi="Consolas" w:cs="Consolas"/>
+          <w:sz w:val="16"/>
+          <w:szCs w:val="16"/>
+        </w:rPr>
+        <w:t xml:space="preserve">    Expanded = Table.ExpandTableColumn(</w:t>
+      </w:r>
+    </w:p>
+    <w:p>
+      <w:pPr>
+        <w:pBdr>
+          <w:left w:val="single" w:sz="12" w:space="6" w:color="A6A6A6"/>
+        </w:pBdr>
+        <w:shd w:val="clear" w:color="auto" w:fill="F2F2F2"/>
+        <w:ind w:left="180"/>
+      </w:pPr>
+      <w:r>
+        <w:rPr>
+          <w:rFonts w:ascii="Consolas" w:eastAsia="Consolas" w:hAnsi="Consolas" w:cs="Consolas"/>
+          <w:sz w:val="16"/>
+          <w:szCs w:val="16"/>
+        </w:rPr>
+        <w:t xml:space="preserve">                   Joined, "m",</w:t>
+      </w:r>
+    </w:p>
+    <w:p>
+      <w:pPr>
+        <w:pBdr>
+          <w:left w:val="single" w:sz="12" w:space="6" w:color="A6A6A6"/>
+        </w:pBdr>
+        <w:shd w:val="clear" w:color="auto" w:fill="F2F2F2"/>
+        <w:ind w:left="180"/>
+      </w:pPr>
+      <w:r>
+        <w:rPr>
+          <w:rFonts w:ascii="Consolas" w:eastAsia="Consolas" w:hAnsi="Consolas" w:cs="Consolas"/>
+          <w:sz w:val="16"/>
+          <w:szCs w:val="16"/>
+        </w:rPr>
+        <w:t xml:space="preserve">                   {"CategoryName", "CategoryGroup", "DisplayOrder", "IsAggregate"}</w:t>
+      </w:r>
+    </w:p>
+    <w:p>
+      <w:pPr>
+        <w:pBdr>
+          <w:left w:val="single" w:sz="12" w:space="6" w:color="A6A6A6"/>
+        </w:pBdr>
+        <w:shd w:val="clear" w:color="auto" w:fill="F2F2F2"/>
+        <w:ind w:left="180"/>
+      </w:pPr>
+      <w:r>
+        <w:rPr>
+          <w:rFonts w:ascii="Consolas" w:eastAsia="Consolas" w:hAnsi="Consolas" w:cs="Consolas"/>
+          <w:sz w:val="16"/>
+          <w:szCs w:val="16"/>
+        </w:rPr>
+        <w:t xml:space="preserve">               ),</w:t>
+      </w:r>
+    </w:p>
+    <w:p>
+      <w:pPr>
+        <w:pBdr>
+          <w:left w:val="single" w:sz="12" w:space="6" w:color="A6A6A6"/>
+        </w:pBdr>
+        <w:shd w:val="clear" w:color="auto" w:fill="F2F2F2"/>
+        <w:ind w:left="180"/>
+      </w:pPr>
+      <w:r>
+        <w:rPr>
+          <w:rFonts w:ascii="Consolas" w:eastAsia="Consolas" w:hAnsi="Consolas" w:cs="Consolas"/>
+          <w:sz w:val="16"/>
+          <w:szCs w:val="16"/>
+        </w:rPr>
+        <w:t xml:space="preserve"> </w:t>
+      </w:r>
+    </w:p>
+    <w:p>
+      <w:pPr>
+        <w:pBdr>
+          <w:left w:val="single" w:sz="12" w:space="6" w:color="A6A6A6"/>
+        </w:pBdr>
+        <w:shd w:val="clear" w:color="auto" w:fill="F2F2F2"/>
+        <w:ind w:left="180"/>
+      </w:pPr>
+      <w:r>
+        <w:rPr>
+          <w:rFonts w:ascii="Consolas" w:eastAsia="Consolas" w:hAnsi="Consolas" w:cs="Consolas"/>
+          <w:sz w:val="16"/>
+          <w:szCs w:val="16"/>
+        </w:rPr>
+        <w:t xml:space="preserve">    Named    = Table.ReplaceValue(</w:t>
+      </w:r>
+    </w:p>
+    <w:p>
+      <w:pPr>
+        <w:pBdr>
+          <w:left w:val="single" w:sz="12" w:space="6" w:color="A6A6A6"/>
+        </w:pBdr>
+        <w:shd w:val="clear" w:color="auto" w:fill="F2F2F2"/>
+        <w:ind w:left="180"/>
+      </w:pPr>
+      <w:r>
+        <w:rPr>
+          <w:rFonts w:ascii="Consolas" w:eastAsia="Consolas" w:hAnsi="Consolas" w:cs="Consolas"/>
+          <w:sz w:val="16"/>
+          <w:szCs w:val="16"/>
+        </w:rPr>
+        <w:t xml:space="preserve">                   Expanded,</w:t>
+      </w:r>
+    </w:p>
+    <w:p>
+      <w:pPr>
+        <w:pBdr>
+          <w:left w:val="single" w:sz="12" w:space="6" w:color="A6A6A6"/>
+        </w:pBdr>
+        <w:shd w:val="clear" w:color="auto" w:fill="F2F2F2"/>
+        <w:ind w:left="180"/>
+      </w:pPr>
+      <w:r>
+        <w:rPr>
+          <w:rFonts w:ascii="Consolas" w:eastAsia="Consolas" w:hAnsi="Consolas" w:cs="Consolas"/>
+          <w:sz w:val="16"/>
+          <w:szCs w:val="16"/>
+        </w:rPr>
+        <w:t xml:space="preserve">                   each [CategoryName],</w:t>
+      </w:r>
+    </w:p>
+    <w:p>
+      <w:pPr>
+        <w:pBdr>
+          <w:left w:val="single" w:sz="12" w:space="6" w:color="A6A6A6"/>
+        </w:pBdr>
+        <w:shd w:val="clear" w:color="auto" w:fill="F2F2F2"/>
+        <w:ind w:left="180"/>
+      </w:pPr>
+      <w:r>
+        <w:rPr>
+          <w:rFonts w:ascii="Consolas" w:eastAsia="Consolas" w:hAnsi="Consolas" w:cs="Consolas"/>
+          <w:sz w:val="16"/>
+          <w:szCs w:val="16"/>
+        </w:rPr>
+        <w:t xml:space="preserve">                   each if [CategoryName] = null or [CategoryName] = ""</w:t>
+      </w:r>
+    </w:p>
+    <w:p>
+      <w:pPr>
+        <w:pBdr>
+          <w:left w:val="single" w:sz="12" w:space="6" w:color="A6A6A6"/>
+        </w:pBdr>
+        <w:shd w:val="clear" w:color="auto" w:fill="F2F2F2"/>
+        <w:ind w:left="180"/>
+      </w:pPr>
+      <w:r>
+        <w:rPr>
+          <w:rFonts w:ascii="Consolas" w:eastAsia="Consolas" w:hAnsi="Consolas" w:cs="Consolas"/>
+          <w:sz w:val="16"/>
+          <w:szCs w:val="16"/>
+        </w:rPr>
+        <w:t xml:space="preserve">                        then "(" &amp; [category_code] &amp; ") unmapped"</w:t>
+      </w:r>
+    </w:p>
+    <w:p>
+      <w:pPr>
+        <w:pBdr>
+          <w:left w:val="single" w:sz="12" w:space="6" w:color="A6A6A6"/>
+        </w:pBdr>
+        <w:shd w:val="clear" w:color="auto" w:fill="F2F2F2"/>
+        <w:ind w:left="180"/>
+      </w:pPr>
+      <w:r>
+        <w:rPr>
+          <w:rFonts w:ascii="Consolas" w:eastAsia="Consolas" w:hAnsi="Consolas" w:cs="Consolas"/>
+          <w:sz w:val="16"/>
+          <w:szCs w:val="16"/>
+        </w:rPr>
+        <w:t xml:space="preserve">                        else [CategoryName],</w:t>
+      </w:r>
+    </w:p>
+    <w:p>
+      <w:pPr>
+        <w:pBdr>
+          <w:left w:val="single" w:sz="12" w:space="6" w:color="A6A6A6"/>
+        </w:pBdr>
+        <w:shd w:val="clear" w:color="auto" w:fill="F2F2F2"/>
+        <w:ind w:left="180"/>
+      </w:pPr>
+      <w:r>
+        <w:rPr>
+          <w:rFonts w:ascii="Consolas" w:eastAsia="Consolas" w:hAnsi="Consolas" w:cs="Consolas"/>
+          <w:sz w:val="16"/>
+          <w:szCs w:val="16"/>
+        </w:rPr>
+        <w:t xml:space="preserve">                   Replacer.ReplaceValue, {"CategoryName"}</w:t>
+      </w:r>
+    </w:p>
+    <w:p>
+      <w:pPr>
+        <w:pBdr>
+          <w:left w:val="single" w:sz="12" w:space="6" w:color="A6A6A6"/>
+        </w:pBdr>
+        <w:shd w:val="clear" w:color="auto" w:fill="F2F2F2"/>
+        <w:ind w:left="180"/>
+      </w:pPr>
+      <w:r>
+        <w:rPr>
+          <w:rFonts w:ascii="Consolas" w:eastAsia="Consolas" w:hAnsi="Consolas" w:cs="Consolas"/>
+          <w:sz w:val="16"/>
+          <w:szCs w:val="16"/>
+        </w:rPr>
+        <w:t xml:space="preserve">               ),</w:t>
+      </w:r>
+    </w:p>
+    <w:p>
+      <w:pPr>
+        <w:pBdr>
+          <w:left w:val="single" w:sz="12" w:space="6" w:color="A6A6A6"/>
+        </w:pBdr>
+        <w:shd w:val="clear" w:color="auto" w:fill="F2F2F2"/>
+        <w:ind w:left="180"/>
+      </w:pPr>
+      <w:r>
+        <w:rPr>
+          <w:rFonts w:ascii="Consolas" w:eastAsia="Consolas" w:hAnsi="Consolas" w:cs="Consolas"/>
+          <w:sz w:val="16"/>
+          <w:szCs w:val="16"/>
+        </w:rPr>
+        <w:t xml:space="preserve"> </w:t>
+      </w:r>
+    </w:p>
+    <w:p>
+      <w:pPr>
+        <w:pBdr>
+          <w:left w:val="single" w:sz="12" w:space="6" w:color="A6A6A6"/>
+        </w:pBdr>
+        <w:shd w:val="clear" w:color="auto" w:fill="F2F2F2"/>
+        <w:ind w:left="180"/>
+      </w:pPr>
+      <w:r>
+        <w:rPr>
+          <w:rFonts w:ascii="Consolas" w:eastAsia="Consolas" w:hAnsi="Consolas" w:cs="Consolas"/>
+          <w:sz w:val="16"/>
+          <w:szCs w:val="16"/>
+        </w:rPr>
+        <w:t xml:space="preserve">    Grouped  = Table.ReplaceValue(</w:t>
+      </w:r>
+    </w:p>
+    <w:p>
+      <w:pPr>
+        <w:pBdr>
+          <w:left w:val="single" w:sz="12" w:space="6" w:color="A6A6A6"/>
+        </w:pBdr>
+        <w:shd w:val="clear" w:color="auto" w:fill="F2F2F2"/>
+        <w:ind w:left="180"/>
+      </w:pPr>
+      <w:r>
+        <w:rPr>
+          <w:rFonts w:ascii="Consolas" w:eastAsia="Consolas" w:hAnsi="Consolas" w:cs="Consolas"/>
+          <w:sz w:val="16"/>
+          <w:szCs w:val="16"/>
+        </w:rPr>
+        <w:t xml:space="preserve">                   Named,</w:t>
+      </w:r>
+    </w:p>
+    <w:p>
+      <w:pPr>
+        <w:pBdr>
+          <w:left w:val="single" w:sz="12" w:space="6" w:color="A6A6A6"/>
+        </w:pBdr>
+        <w:shd w:val="clear" w:color="auto" w:fill="F2F2F2"/>
+        <w:ind w:left="180"/>
+      </w:pPr>
+      <w:r>
+        <w:rPr>
+          <w:rFonts w:ascii="Consolas" w:eastAsia="Consolas" w:hAnsi="Consolas" w:cs="Consolas"/>
+          <w:sz w:val="16"/>
+          <w:szCs w:val="16"/>
+        </w:rPr>
+        <w:t xml:space="preserve">                   each [CategoryGroup],</w:t>
+      </w:r>
+    </w:p>
+    <w:p>
+      <w:pPr>
+        <w:pBdr>
+          <w:left w:val="single" w:sz="12" w:space="6" w:color="A6A6A6"/>
+        </w:pBdr>
+        <w:shd w:val="clear" w:color="auto" w:fill="F2F2F2"/>
+        <w:ind w:left="180"/>
+      </w:pPr>
+      <w:r>
+        <w:rPr>
+          <w:rFonts w:ascii="Consolas" w:eastAsia="Consolas" w:hAnsi="Consolas" w:cs="Consolas"/>
+          <w:sz w:val="16"/>
+          <w:szCs w:val="16"/>
+        </w:rPr>
+        <w:t xml:space="preserve">                   each if [CategoryGroup] = null or [CategoryGroup] = ""</w:t>
+      </w:r>
+    </w:p>
+    <w:p>
+      <w:pPr>
+        <w:pBdr>
+          <w:left w:val="single" w:sz="12" w:space="6" w:color="A6A6A6"/>
+        </w:pBdr>
+        <w:shd w:val="clear" w:color="auto" w:fill="F2F2F2"/>
+        <w:ind w:left="180"/>
+      </w:pPr>
+      <w:r>
+        <w:rPr>
+          <w:rFonts w:ascii="Consolas" w:eastAsia="Consolas" w:hAnsi="Consolas" w:cs="Consolas"/>
+          <w:sz w:val="16"/>
+          <w:szCs w:val="16"/>
+        </w:rPr>
+        <w:t xml:space="preserve">                        then "Unclassified"</w:t>
+      </w:r>
+    </w:p>
+    <w:p>
+      <w:pPr>
+        <w:pBdr>
+          <w:left w:val="single" w:sz="12" w:space="6" w:color="A6A6A6"/>
+        </w:pBdr>
+        <w:shd w:val="clear" w:color="auto" w:fill="F2F2F2"/>
+        <w:ind w:left="180"/>
+      </w:pPr>
+      <w:r>
+        <w:rPr>
+          <w:rFonts w:ascii="Consolas" w:eastAsia="Consolas" w:hAnsi="Consolas" w:cs="Consolas"/>
+          <w:sz w:val="16"/>
+          <w:szCs w:val="16"/>
+        </w:rPr>
+        <w:t xml:space="preserve">                        else [CategoryGroup],</w:t>
+      </w:r>
+    </w:p>
+    <w:p>
+      <w:pPr>
+        <w:pBdr>
+          <w:left w:val="single" w:sz="12" w:space="6" w:color="A6A6A6"/>
+        </w:pBdr>
+        <w:shd w:val="clear" w:color="auto" w:fill="F2F2F2"/>
+        <w:ind w:left="180"/>
+      </w:pPr>
+      <w:r>
+        <w:rPr>
+          <w:rFonts w:ascii="Consolas" w:eastAsia="Consolas" w:hAnsi="Consolas" w:cs="Consolas"/>
+          <w:sz w:val="16"/>
+          <w:szCs w:val="16"/>
+        </w:rPr>
+        <w:t xml:space="preserve">                   Replacer.ReplaceValue, {"CategoryGroup"}</w:t>
+      </w:r>
+    </w:p>
+    <w:p>
+      <w:pPr>
+        <w:pBdr>
+          <w:left w:val="single" w:sz="12" w:space="6" w:color="A6A6A6"/>
+        </w:pBdr>
+        <w:shd w:val="clear" w:color="auto" w:fill="F2F2F2"/>
+        <w:ind w:left="180"/>
+      </w:pPr>
+      <w:r>
+        <w:rPr>
+          <w:rFonts w:ascii="Consolas" w:eastAsia="Consolas" w:hAnsi="Consolas" w:cs="Consolas"/>
+          <w:sz w:val="16"/>
+          <w:szCs w:val="16"/>
+        </w:rPr>
+        <w:t xml:space="preserve">               ),</w:t>
+      </w:r>
+    </w:p>
+    <w:p>
+      <w:pPr>
+        <w:pBdr>
+          <w:left w:val="single" w:sz="12" w:space="6" w:color="A6A6A6"/>
+        </w:pBdr>
+        <w:shd w:val="clear" w:color="auto" w:fill="F2F2F2"/>
+        <w:ind w:left="180"/>
+      </w:pPr>
+      <w:r>
+        <w:rPr>
+          <w:rFonts w:ascii="Consolas" w:eastAsia="Consolas" w:hAnsi="Consolas" w:cs="Consolas"/>
+          <w:sz w:val="16"/>
+          <w:szCs w:val="16"/>
+        </w:rPr>
+        <w:t xml:space="preserve"> </w:t>
+      </w:r>
+    </w:p>
+    <w:p>
+      <w:pPr>
+        <w:pBdr>
+          <w:left w:val="single" w:sz="12" w:space="6" w:color="A6A6A6"/>
+        </w:pBdr>
+        <w:shd w:val="clear" w:color="auto" w:fill="F2F2F2"/>
+        <w:ind w:left="180"/>
+      </w:pPr>
+      <w:r>
+        <w:rPr>
+          <w:rFonts w:ascii="Consolas" w:eastAsia="Consolas" w:hAnsi="Consolas" w:cs="Consolas"/>
+          <w:sz w:val="16"/>
+          <w:szCs w:val="16"/>
+        </w:rPr>
+        <w:t xml:space="preserve">    Ordered  = Table.ReplaceValue(</w:t>
+      </w:r>
+    </w:p>
+    <w:p>
+      <w:pPr>
+        <w:pBdr>
+          <w:left w:val="single" w:sz="12" w:space="6" w:color="A6A6A6"/>
+        </w:pBdr>
+        <w:shd w:val="clear" w:color="auto" w:fill="F2F2F2"/>
+        <w:ind w:left="180"/>
+      </w:pPr>
+      <w:r>
+        <w:rPr>
+          <w:rFonts w:ascii="Consolas" w:eastAsia="Consolas" w:hAnsi="Consolas" w:cs="Consolas"/>
+          <w:sz w:val="16"/>
+          <w:szCs w:val="16"/>
+        </w:rPr>
+        <w:t xml:space="preserve">                   Grouped,</w:t>
+      </w:r>
+    </w:p>
+    <w:p>
+      <w:pPr>
+        <w:pBdr>
+          <w:left w:val="single" w:sz="12" w:space="6" w:color="A6A6A6"/>
+        </w:pBdr>
+        <w:shd w:val="clear" w:color="auto" w:fill="F2F2F2"/>
+        <w:ind w:left="180"/>
+      </w:pPr>
+      <w:r>
+        <w:rPr>
+          <w:rFonts w:ascii="Consolas" w:eastAsia="Consolas" w:hAnsi="Consolas" w:cs="Consolas"/>
+          <w:sz w:val="16"/>
+          <w:szCs w:val="16"/>
+        </w:rPr>
+        <w:t xml:space="preserve">                   each [DisplayOrder],</w:t>
+      </w:r>
+    </w:p>
+    <w:p>
+      <w:pPr>
+        <w:pBdr>
+          <w:left w:val="single" w:sz="12" w:space="6" w:color="A6A6A6"/>
+        </w:pBdr>
+        <w:shd w:val="clear" w:color="auto" w:fill="F2F2F2"/>
+        <w:ind w:left="180"/>
+      </w:pPr>
+      <w:r>
+        <w:rPr>
+          <w:rFonts w:ascii="Consolas" w:eastAsia="Consolas" w:hAnsi="Consolas" w:cs="Consolas"/>
+          <w:sz w:val="16"/>
+          <w:szCs w:val="16"/>
+        </w:rPr>
+        <w:t xml:space="preserve">                   each if [DisplayOrder] = null then 9000 else [DisplayOrder],</w:t>
+      </w:r>
+    </w:p>
+    <w:p>
+      <w:pPr>
+        <w:pBdr>
+          <w:left w:val="single" w:sz="12" w:space="6" w:color="A6A6A6"/>
+        </w:pBdr>
+        <w:shd w:val="clear" w:color="auto" w:fill="F2F2F2"/>
+        <w:ind w:left="180"/>
+      </w:pPr>
+      <w:r>
+        <w:rPr>
+          <w:rFonts w:ascii="Consolas" w:eastAsia="Consolas" w:hAnsi="Consolas" w:cs="Consolas"/>
+          <w:sz w:val="16"/>
+          <w:szCs w:val="16"/>
+        </w:rPr>
+        <w:t xml:space="preserve">                   Replacer.ReplaceValue, {"DisplayOrder"}</w:t>
+      </w:r>
+    </w:p>
+    <w:p>
+      <w:pPr>
+        <w:pBdr>
+          <w:left w:val="single" w:sz="12" w:space="6" w:color="A6A6A6"/>
+        </w:pBdr>
+        <w:shd w:val="clear" w:color="auto" w:fill="F2F2F2"/>
+        <w:ind w:left="180"/>
+      </w:pPr>
+      <w:r>
+        <w:rPr>
+          <w:rFonts w:ascii="Consolas" w:eastAsia="Consolas" w:hAnsi="Consolas" w:cs="Consolas"/>
+          <w:sz w:val="16"/>
+          <w:szCs w:val="16"/>
+        </w:rPr>
+        <w:t xml:space="preserve">               ),</w:t>
+      </w:r>
+    </w:p>
+    <w:p>
+      <w:pPr>
+        <w:pBdr>
+          <w:left w:val="single" w:sz="12" w:space="6" w:color="A6A6A6"/>
+        </w:pBdr>
+        <w:shd w:val="clear" w:color="auto" w:fill="F2F2F2"/>
+        <w:ind w:left="180"/>
+      </w:pPr>
+      <w:r>
+        <w:rPr>
+          <w:rFonts w:ascii="Consolas" w:eastAsia="Consolas" w:hAnsi="Consolas" w:cs="Consolas"/>
+          <w:sz w:val="16"/>
+          <w:szCs w:val="16"/>
+        </w:rPr>
+        <w:t xml:space="preserve"> </w:t>
+      </w:r>
+    </w:p>
+    <w:p>
+      <w:pPr>
+        <w:pBdr>
+          <w:left w:val="single" w:sz="12" w:space="6" w:color="A6A6A6"/>
+        </w:pBdr>
+        <w:shd w:val="clear" w:color="auto" w:fill="F2F2F2"/>
+        <w:ind w:left="180"/>
+      </w:pPr>
+      <w:r>
+        <w:rPr>
+          <w:rFonts w:ascii="Consolas" w:eastAsia="Consolas" w:hAnsi="Consolas" w:cs="Consolas"/>
+          <w:sz w:val="16"/>
+          <w:szCs w:val="16"/>
+        </w:rPr>
+        <w:t xml:space="preserve">    // An unlabelled code containing a letter is a Census "excluding" aggregate</w:t>
+      </w:r>
+    </w:p>
+    <w:p>
+      <w:pPr>
+        <w:pBdr>
+          <w:left w:val="single" w:sz="12" w:space="6" w:color="A6A6A6"/>
+        </w:pBdr>
+        <w:shd w:val="clear" w:color="auto" w:fill="F2F2F2"/>
+        <w:ind w:left="180"/>
+      </w:pPr>
+      <w:r>
+        <w:rPr>
+          <w:rFonts w:ascii="Consolas" w:eastAsia="Consolas" w:hAnsi="Consolas" w:cs="Consolas"/>
+          <w:sz w:val="16"/>
+          <w:szCs w:val="16"/>
+        </w:rPr>
+        <w:t xml:space="preserve">    // - 44W72, 44Y72, 44Z72 - and must stay out of share denominators until</w:t>
+      </w:r>
+    </w:p>
+    <w:p>
+      <w:pPr>
+        <w:pBdr>
+          <w:left w:val="single" w:sz="12" w:space="6" w:color="A6A6A6"/>
+        </w:pBdr>
+        <w:shd w:val="clear" w:color="auto" w:fill="F2F2F2"/>
+        <w:ind w:left="180"/>
+      </w:pPr>
+      <w:r>
+        <w:rPr>
+          <w:rFonts w:ascii="Consolas" w:eastAsia="Consolas" w:hAnsi="Consolas" w:cs="Consolas"/>
+          <w:sz w:val="16"/>
+          <w:szCs w:val="16"/>
+        </w:rPr>
+        <w:t xml:space="preserve">    // someone says otherwise.</w:t>
+      </w:r>
+    </w:p>
+    <w:p>
+      <w:pPr>
+        <w:pBdr>
+          <w:left w:val="single" w:sz="12" w:space="6" w:color="A6A6A6"/>
+        </w:pBdr>
+        <w:shd w:val="clear" w:color="auto" w:fill="F2F2F2"/>
+        <w:ind w:left="180"/>
+      </w:pPr>
+      <w:r>
+        <w:rPr>
+          <w:rFonts w:ascii="Consolas" w:eastAsia="Consolas" w:hAnsi="Consolas" w:cs="Consolas"/>
+          <w:sz w:val="16"/>
+          <w:szCs w:val="16"/>
+        </w:rPr>
+        <w:t xml:space="preserve">    Flagged  = Table.ReplaceValue(</w:t>
+      </w:r>
+    </w:p>
+    <w:p>
+      <w:pPr>
+        <w:pBdr>
+          <w:left w:val="single" w:sz="12" w:space="6" w:color="A6A6A6"/>
+        </w:pBdr>
+        <w:shd w:val="clear" w:color="auto" w:fill="F2F2F2"/>
+        <w:ind w:left="180"/>
+      </w:pPr>
+      <w:r>
+        <w:rPr>
+          <w:rFonts w:ascii="Consolas" w:eastAsia="Consolas" w:hAnsi="Consolas" w:cs="Consolas"/>
+          <w:sz w:val="16"/>
+          <w:szCs w:val="16"/>
+        </w:rPr>
+        <w:t xml:space="preserve">                   Ordered,</w:t>
+      </w:r>
+    </w:p>
+    <w:p>
+      <w:pPr>
+        <w:pBdr>
+          <w:left w:val="single" w:sz="12" w:space="6" w:color="A6A6A6"/>
+        </w:pBdr>
+        <w:shd w:val="clear" w:color="auto" w:fill="F2F2F2"/>
+        <w:ind w:left="180"/>
+      </w:pPr>
+      <w:r>
+        <w:rPr>
+          <w:rFonts w:ascii="Consolas" w:eastAsia="Consolas" w:hAnsi="Consolas" w:cs="Consolas"/>
+          <w:sz w:val="16"/>
+          <w:szCs w:val="16"/>
+        </w:rPr>
+        <w:t xml:space="preserve">                   each [IsAggregate],</w:t>
+      </w:r>
+    </w:p>
+    <w:p>
+      <w:pPr>
+        <w:pBdr>
+          <w:left w:val="single" w:sz="12" w:space="6" w:color="A6A6A6"/>
+        </w:pBdr>
+        <w:shd w:val="clear" w:color="auto" w:fill="F2F2F2"/>
+        <w:ind w:left="180"/>
+      </w:pPr>
+      <w:r>
+        <w:rPr>
+          <w:rFonts w:ascii="Consolas" w:eastAsia="Consolas" w:hAnsi="Consolas" w:cs="Consolas"/>
+          <w:sz w:val="16"/>
+          <w:szCs w:val="16"/>
+        </w:rPr>
+        <w:t xml:space="preserve">                   each if [IsAggregate] &lt;&gt; null</w:t>
+      </w:r>
+    </w:p>
+    <w:p>
+      <w:pPr>
+        <w:pBdr>
+          <w:left w:val="single" w:sz="12" w:space="6" w:color="A6A6A6"/>
+        </w:pBdr>
+        <w:shd w:val="clear" w:color="auto" w:fill="F2F2F2"/>
+        <w:ind w:left="180"/>
+      </w:pPr>
+      <w:r>
+        <w:rPr>
+          <w:rFonts w:ascii="Consolas" w:eastAsia="Consolas" w:hAnsi="Consolas" w:cs="Consolas"/>
+          <w:sz w:val="16"/>
+          <w:szCs w:val="16"/>
+        </w:rPr>
+        <w:t xml:space="preserve">                        then [IsAggregate]</w:t>
+      </w:r>
+    </w:p>
+    <w:p>
+      <w:pPr>
+        <w:pBdr>
+          <w:left w:val="single" w:sz="12" w:space="6" w:color="A6A6A6"/>
+        </w:pBdr>
+        <w:shd w:val="clear" w:color="auto" w:fill="F2F2F2"/>
+        <w:ind w:left="180"/>
+      </w:pPr>
+      <w:r>
+        <w:rPr>
+          <w:rFonts w:ascii="Consolas" w:eastAsia="Consolas" w:hAnsi="Consolas" w:cs="Consolas"/>
+          <w:sz w:val="16"/>
+          <w:szCs w:val="16"/>
+        </w:rPr>
+        <w:t xml:space="preserve">                        else List.Count(List.Select(</w:t>
+      </w:r>
+    </w:p>
+    <w:p>
+      <w:pPr>
+        <w:pBdr>
+          <w:left w:val="single" w:sz="12" w:space="6" w:color="A6A6A6"/>
+        </w:pBdr>
+        <w:shd w:val="clear" w:color="auto" w:fill="F2F2F2"/>
+        <w:ind w:left="180"/>
+      </w:pPr>
+      <w:r>
+        <w:rPr>
+          <w:rFonts w:ascii="Consolas" w:eastAsia="Consolas" w:hAnsi="Consolas" w:cs="Consolas"/>
+          <w:sz w:val="16"/>
+          <w:szCs w:val="16"/>
+        </w:rPr>
+        <w:t xml:space="preserve">                                 Text.ToList([category_code]),</w:t>
+      </w:r>
+    </w:p>
+    <w:p>
+      <w:pPr>
+        <w:pBdr>
+          <w:left w:val="single" w:sz="12" w:space="6" w:color="A6A6A6"/>
+        </w:pBdr>
+        <w:shd w:val="clear" w:color="auto" w:fill="F2F2F2"/>
+        <w:ind w:left="180"/>
+      </w:pPr>
+      <w:r>
+        <w:rPr>
+          <w:rFonts w:ascii="Consolas" w:eastAsia="Consolas" w:hAnsi="Consolas" w:cs="Consolas"/>
+          <w:sz w:val="16"/>
+          <w:szCs w:val="16"/>
+        </w:rPr>
+        <w:t xml:space="preserve">                                 each not Value.Is(Value.FromText(_), type number))) &gt; 0,</w:t>
+      </w:r>
+    </w:p>
+    <w:p>
+      <w:pPr>
+        <w:pBdr>
+          <w:left w:val="single" w:sz="12" w:space="6" w:color="A6A6A6"/>
+        </w:pBdr>
+        <w:shd w:val="clear" w:color="auto" w:fill="F2F2F2"/>
+        <w:ind w:left="180"/>
+      </w:pPr>
+      <w:r>
+        <w:rPr>
+          <w:rFonts w:ascii="Consolas" w:eastAsia="Consolas" w:hAnsi="Consolas" w:cs="Consolas"/>
+          <w:sz w:val="16"/>
+          <w:szCs w:val="16"/>
+        </w:rPr>
+        <w:t xml:space="preserve">                   Replacer.ReplaceValue, {"IsAggregate"}</w:t>
+      </w:r>
+    </w:p>
+    <w:p>
+      <w:pPr>
+        <w:pBdr>
+          <w:left w:val="single" w:sz="12" w:space="6" w:color="A6A6A6"/>
+        </w:pBdr>
+        <w:shd w:val="clear" w:color="auto" w:fill="F2F2F2"/>
+        <w:ind w:left="180"/>
+      </w:pPr>
+      <w:r>
+        <w:rPr>
+          <w:rFonts w:ascii="Consolas" w:eastAsia="Consolas" w:hAnsi="Consolas" w:cs="Consolas"/>
+          <w:sz w:val="16"/>
+          <w:szCs w:val="16"/>
+        </w:rPr>
+        <w:t xml:space="preserve">               ),</w:t>
+      </w:r>
+    </w:p>
+    <w:p>
+      <w:pPr>
+        <w:pBdr>
+          <w:left w:val="single" w:sz="12" w:space="6" w:color="A6A6A6"/>
+        </w:pBdr>
+        <w:shd w:val="clear" w:color="auto" w:fill="F2F2F2"/>
+        <w:ind w:left="180"/>
+      </w:pPr>
+      <w:r>
+        <w:rPr>
+          <w:rFonts w:ascii="Consolas" w:eastAsia="Consolas" w:hAnsi="Consolas" w:cs="Consolas"/>
+          <w:sz w:val="16"/>
+          <w:szCs w:val="16"/>
+        </w:rPr>
+        <w:t xml:space="preserve"> </w:t>
+      </w:r>
+    </w:p>
+    <w:p>
+      <w:pPr>
+        <w:pBdr>
+          <w:left w:val="single" w:sz="12" w:space="6" w:color="A6A6A6"/>
+        </w:pBdr>
+        <w:shd w:val="clear" w:color="auto" w:fill="F2F2F2"/>
+        <w:ind w:left="180"/>
+      </w:pPr>
+      <w:r>
+        <w:rPr>
+          <w:rFonts w:ascii="Consolas" w:eastAsia="Consolas" w:hAnsi="Consolas" w:cs="Consolas"/>
+          <w:sz w:val="16"/>
+          <w:szCs w:val="16"/>
+        </w:rPr>
+        <w:t xml:space="preserve">    Renamed  = Table.RenameColumns(Flagged, {{"category_code", "CategoryCode"}}),</w:t>
+      </w:r>
+    </w:p>
+    <w:p>
+      <w:pPr>
+        <w:pBdr>
+          <w:left w:val="single" w:sz="12" w:space="6" w:color="A6A6A6"/>
+        </w:pBdr>
+        <w:shd w:val="clear" w:color="auto" w:fill="F2F2F2"/>
+        <w:ind w:left="180"/>
+      </w:pPr>
+      <w:r>
+        <w:rPr>
+          <w:rFonts w:ascii="Consolas" w:eastAsia="Consolas" w:hAnsi="Consolas" w:cs="Consolas"/>
+          <w:sz w:val="16"/>
+          <w:szCs w:val="16"/>
+        </w:rPr>
+        <w:t xml:space="preserve"> </w:t>
+      </w:r>
+    </w:p>
+    <w:p>
+      <w:pPr>
+        <w:pBdr>
+          <w:left w:val="single" w:sz="12" w:space="6" w:color="A6A6A6"/>
+        </w:pBdr>
+        <w:shd w:val="clear" w:color="auto" w:fill="F2F2F2"/>
+        <w:ind w:left="180"/>
+      </w:pPr>
+      <w:r>
+        <w:rPr>
+          <w:rFonts w:ascii="Consolas" w:eastAsia="Consolas" w:hAnsi="Consolas" w:cs="Consolas"/>
+          <w:sz w:val="16"/>
+          <w:szCs w:val="16"/>
+        </w:rPr>
+        <w:t xml:space="preserve">    Final    = Table.SelectColumns(</w:t>
+      </w:r>
+    </w:p>
+    <w:p>
+      <w:pPr>
+        <w:pBdr>
+          <w:left w:val="single" w:sz="12" w:space="6" w:color="A6A6A6"/>
+        </w:pBdr>
+        <w:shd w:val="clear" w:color="auto" w:fill="F2F2F2"/>
+        <w:ind w:left="180"/>
+      </w:pPr>
+      <w:r>
+        <w:rPr>
+          <w:rFonts w:ascii="Consolas" w:eastAsia="Consolas" w:hAnsi="Consolas" w:cs="Consolas"/>
+          <w:sz w:val="16"/>
+          <w:szCs w:val="16"/>
+        </w:rPr>
+        <w:t xml:space="preserve">                   Renamed,</w:t>
+      </w:r>
+    </w:p>
+    <w:p>
+      <w:pPr>
+        <w:pBdr>
+          <w:left w:val="single" w:sz="12" w:space="6" w:color="A6A6A6"/>
+        </w:pBdr>
+        <w:shd w:val="clear" w:color="auto" w:fill="F2F2F2"/>
+        <w:ind w:left="180"/>
+      </w:pPr>
+      <w:r>
+        <w:rPr>
+          <w:rFonts w:ascii="Consolas" w:eastAsia="Consolas" w:hAnsi="Consolas" w:cs="Consolas"/>
+          <w:sz w:val="16"/>
+          <w:szCs w:val="16"/>
+        </w:rPr>
+        <w:t xml:space="preserve">                   {"CategoryCode", "CategoryName", "CategoryGroup", "DisplayOrder", "IsAggregate"}</w:t>
       </w:r>
     </w:p>
     <w:p>
@@ -23004,25 +23920,24 @@
           <w:sz w:val="16"/>
           <w:szCs w:val="16"/>
         </w:rPr>
-        <w:t>in</w:t>
-      </w:r>
-    </w:p>
-    <w:p>
-      <w:pPr>
-        <w:pBdr>
-          <w:left w:val="single" w:sz="12" w:space="6" w:color="A6A6A6"/>
-        </w:pBdr>
-        <w:shd w:val="clear" w:color="auto" w:fill="F2F2F2"/>
-        <w:spacing w:after="160"/>
-        <w:ind w:left="180"/>
-      </w:pPr>
-      <w:r>
-        <w:rPr>
-          <w:rFonts w:ascii="Consolas" w:eastAsia="Consolas" w:hAnsi="Consolas" w:cs="Consolas"/>
-          <w:sz w:val="16"/>
-          <w:szCs w:val="16"/>
-        </w:rPr>
-        <w:t xml:space="preserve">    NoBlanks</w:t>
+        <w:t xml:space="preserve">in</w:t>
+      </w:r>
+    </w:p>
+    <w:p>
+      <w:pPr>
+        <w:pBdr>
+          <w:left w:val="single" w:sz="12" w:space="6" w:color="A6A6A6"/>
+        </w:pBdr>
+        <w:shd w:val="clear" w:color="auto" w:fill="F2F2F2"/>
+        <w:ind w:left="180"/>
+      </w:pPr>
+      <w:r>
+        <w:rPr>
+          <w:rFonts w:ascii="Consolas" w:eastAsia="Consolas" w:hAnsi="Consolas" w:cs="Consolas"/>
+          <w:sz w:val="16"/>
+          <w:szCs w:val="16"/>
+        </w:rPr>
+        <w:t xml:space="preserve">    Final</w:t>
       </w:r>
     </w:p>
     <w:p>
@@ -24262,7 +25177,7 @@
           <w:sz w:val="25"/>
           <w:szCs w:val="25"/>
         </w:rPr>
-        <w:t>6.5 Referential coverage check</w:t>
+        <w:t>6.5 Label coverage check</w:t>
       </w:r>
       <w:bookmarkEnd w:id="35"/>
     </w:p>
@@ -24271,196 +25186,296 @@
         <w:spacing w:after="120" w:line="276" w:lineRule="auto"/>
       </w:pPr>
       <w:r>
-        <w:t>Before loading, confirm every category_code the API returns exists in the workbook. If this returns any rows, add them to the workbook before proceeding — a missing mapping shows up later as a blank slicer entry that nobody can explain.</w:t>
-      </w:r>
-    </w:p>
-    <w:p>
-      <w:pPr>
-        <w:pBdr>
-          <w:left w:val="single" w:sz="12" w:space="6" w:color="A6A6A6"/>
-        </w:pBdr>
-        <w:shd w:val="clear" w:color="auto" w:fill="F2F2F2"/>
-        <w:spacing w:before="120"/>
-        <w:ind w:left="180"/>
-      </w:pPr>
-      <w:r>
-        <w:rPr>
-          <w:rFonts w:ascii="Consolas" w:eastAsia="Consolas" w:hAnsi="Consolas" w:cs="Consolas"/>
-          <w:sz w:val="16"/>
-          <w:szCs w:val="16"/>
-        </w:rPr>
-        <w:t>let</w:t>
-      </w:r>
-    </w:p>
-    <w:p>
-      <w:pPr>
-        <w:pBdr>
-          <w:left w:val="single" w:sz="12" w:space="6" w:color="A6A6A6"/>
-        </w:pBdr>
-        <w:shd w:val="clear" w:color="auto" w:fill="F2F2F2"/>
-        <w:ind w:left="180"/>
-      </w:pPr>
-      <w:r>
-        <w:rPr>
-          <w:rFonts w:ascii="Consolas" w:eastAsia="Consolas" w:hAnsi="Consolas" w:cs="Consolas"/>
-          <w:sz w:val="16"/>
-          <w:szCs w:val="16"/>
-        </w:rPr>
-        <w:t xml:space="preserve">    Api       = Table.Distinct(Table.SelectColumns(FactSectorSales, {"category_code"})),</w:t>
-      </w:r>
-    </w:p>
-    <w:p>
-      <w:pPr>
-        <w:pBdr>
-          <w:left w:val="single" w:sz="12" w:space="6" w:color="A6A6A6"/>
-        </w:pBdr>
-        <w:shd w:val="clear" w:color="auto" w:fill="F2F2F2"/>
-        <w:ind w:left="180"/>
-      </w:pPr>
-      <w:r>
-        <w:rPr>
-          <w:rFonts w:ascii="Consolas" w:eastAsia="Consolas" w:hAnsi="Consolas" w:cs="Consolas"/>
-          <w:sz w:val="16"/>
-          <w:szCs w:val="16"/>
-        </w:rPr>
-        <w:t xml:space="preserve">    Ref       = Table.SelectColumns(DimCategory, {"CategoryCode"}),</w:t>
-      </w:r>
-    </w:p>
-    <w:p>
-      <w:pPr>
-        <w:pBdr>
-          <w:left w:val="single" w:sz="12" w:space="6" w:color="A6A6A6"/>
-        </w:pBdr>
-        <w:shd w:val="clear" w:color="auto" w:fill="F2F2F2"/>
-        <w:ind w:left="180"/>
-      </w:pPr>
-      <w:r>
-        <w:rPr>
-          <w:rFonts w:ascii="Consolas" w:eastAsia="Consolas" w:hAnsi="Consolas" w:cs="Consolas"/>
-          <w:sz w:val="16"/>
-          <w:szCs w:val="16"/>
-        </w:rPr>
-        <w:t xml:space="preserve">    Joined    = Table.NestedJoin(Api, {"category_code"}, Ref, {"CategoryCode"},</w:t>
-      </w:r>
-    </w:p>
-    <w:p>
-      <w:pPr>
-        <w:pBdr>
-          <w:left w:val="single" w:sz="12" w:space="6" w:color="A6A6A6"/>
-        </w:pBdr>
-        <w:shd w:val="clear" w:color="auto" w:fill="F2F2F2"/>
-        <w:ind w:left="180"/>
-      </w:pPr>
-      <w:r>
-        <w:rPr>
-          <w:rFonts w:ascii="Consolas" w:eastAsia="Consolas" w:hAnsi="Consolas" w:cs="Consolas"/>
-          <w:sz w:val="16"/>
-          <w:szCs w:val="16"/>
-        </w:rPr>
-        <w:t xml:space="preserve">                                 "m", JoinKind.LeftOuter),</w:t>
-      </w:r>
-    </w:p>
-    <w:p>
-      <w:pPr>
-        <w:pBdr>
-          <w:left w:val="single" w:sz="12" w:space="6" w:color="A6A6A6"/>
-        </w:pBdr>
-        <w:shd w:val="clear" w:color="auto" w:fill="F2F2F2"/>
-        <w:ind w:left="180"/>
-      </w:pPr>
-      <w:r>
-        <w:rPr>
-          <w:rFonts w:ascii="Consolas" w:eastAsia="Consolas" w:hAnsi="Consolas" w:cs="Consolas"/>
-          <w:sz w:val="16"/>
-          <w:szCs w:val="16"/>
-        </w:rPr>
-        <w:t xml:space="preserve">    Unmatched = Table.SelectRows(</w:t>
-      </w:r>
-    </w:p>
-    <w:p>
-      <w:pPr>
-        <w:pBdr>
-          <w:left w:val="single" w:sz="12" w:space="6" w:color="A6A6A6"/>
-        </w:pBdr>
-        <w:shd w:val="clear" w:color="auto" w:fill="F2F2F2"/>
-        <w:ind w:left="180"/>
-      </w:pPr>
-      <w:r>
-        <w:rPr>
-          <w:rFonts w:ascii="Consolas" w:eastAsia="Consolas" w:hAnsi="Consolas" w:cs="Consolas"/>
-          <w:sz w:val="16"/>
-          <w:szCs w:val="16"/>
-        </w:rPr>
-        <w:t xml:space="preserve">                    Table.AddColumn(Joined, "n", each Table.RowCount([m]), Int64.Type),</w:t>
-      </w:r>
-    </w:p>
-    <w:p>
-      <w:pPr>
-        <w:pBdr>
-          <w:left w:val="single" w:sz="12" w:space="6" w:color="A6A6A6"/>
-        </w:pBdr>
-        <w:shd w:val="clear" w:color="auto" w:fill="F2F2F2"/>
-        <w:ind w:left="180"/>
-      </w:pPr>
-      <w:r>
-        <w:rPr>
-          <w:rFonts w:ascii="Consolas" w:eastAsia="Consolas" w:hAnsi="Consolas" w:cs="Consolas"/>
-          <w:sz w:val="16"/>
-          <w:szCs w:val="16"/>
-        </w:rPr>
-        <w:t xml:space="preserve">                    each [n] = 0</w:t>
-      </w:r>
-    </w:p>
-    <w:p>
-      <w:pPr>
-        <w:pBdr>
-          <w:left w:val="single" w:sz="12" w:space="6" w:color="A6A6A6"/>
-        </w:pBdr>
-        <w:shd w:val="clear" w:color="auto" w:fill="F2F2F2"/>
-        <w:ind w:left="180"/>
-      </w:pPr>
-      <w:r>
-        <w:rPr>
-          <w:rFonts w:ascii="Consolas" w:eastAsia="Consolas" w:hAnsi="Consolas" w:cs="Consolas"/>
-          <w:sz w:val="16"/>
-          <w:szCs w:val="16"/>
-        </w:rPr>
-        <w:t xml:space="preserve">                )</w:t>
-      </w:r>
-    </w:p>
-    <w:p>
-      <w:pPr>
-        <w:pBdr>
-          <w:left w:val="single" w:sz="12" w:space="6" w:color="A6A6A6"/>
-        </w:pBdr>
-        <w:shd w:val="clear" w:color="auto" w:fill="F2F2F2"/>
-        <w:ind w:left="180"/>
-      </w:pPr>
-      <w:r>
-        <w:rPr>
-          <w:rFonts w:ascii="Consolas" w:eastAsia="Consolas" w:hAnsi="Consolas" w:cs="Consolas"/>
-          <w:sz w:val="16"/>
-          <w:szCs w:val="16"/>
-        </w:rPr>
-        <w:t>in</w:t>
-      </w:r>
-    </w:p>
-    <w:p>
-      <w:pPr>
-        <w:pBdr>
-          <w:left w:val="single" w:sz="12" w:space="6" w:color="A6A6A6"/>
-        </w:pBdr>
-        <w:shd w:val="clear" w:color="auto" w:fill="F2F2F2"/>
-        <w:spacing w:after="160"/>
-        <w:ind w:left="180"/>
-      </w:pPr>
-      <w:r>
-        <w:rPr>
-          <w:rFonts w:ascii="Consolas" w:eastAsia="Consolas" w:hAnsi="Consolas" w:cs="Consolas"/>
-          <w:sz w:val="16"/>
-          <w:szCs w:val="16"/>
-        </w:rPr>
-        <w:t xml:space="preserve">    Table.SelectColumns(Unmatched, {"category_code"})</w:t>
+        <w:t>Every code the API returns reaches the model whether or not the workbook has a row for it: §6.2 falls back to “(code) unmapped” in the Unclassified group. This query lists the codes still carrying that fallback. Rows here are a labelling backlog rather than a blocker — nothing breaks while they sit unlabelled, but an unmapped code is visible to anyone reading a report, so clear them before publishing.</w:t>
+      </w:r>
+    </w:p>
+    <w:p>
+      <w:pPr>
+        <w:pBdr>
+          <w:left w:val="single" w:sz="12" w:space="6" w:color="A6A6A6"/>
+        </w:pBdr>
+        <w:shd w:val="clear" w:color="auto" w:fill="F2F2F2"/>
+        <w:ind w:left="180"/>
+      </w:pPr>
+      <w:r>
+        <w:rPr>
+          <w:rFonts w:ascii="Consolas" w:eastAsia="Consolas" w:hAnsi="Consolas" w:cs="Consolas"/>
+          <w:sz w:val="16"/>
+          <w:szCs w:val="16"/>
+        </w:rPr>
+        <w:t xml:space="preserve">let</w:t>
+      </w:r>
+    </w:p>
+    <w:p>
+      <w:pPr>
+        <w:pBdr>
+          <w:left w:val="single" w:sz="12" w:space="6" w:color="A6A6A6"/>
+        </w:pBdr>
+        <w:shd w:val="clear" w:color="auto" w:fill="F2F2F2"/>
+        <w:ind w:left="180"/>
+      </w:pPr>
+      <w:r>
+        <w:rPr>
+          <w:rFonts w:ascii="Consolas" w:eastAsia="Consolas" w:hAnsi="Consolas" w:cs="Consolas"/>
+          <w:sz w:val="16"/>
+          <w:szCs w:val="16"/>
+        </w:rPr>
+        <w:t xml:space="preserve">    Source     = Excel.Workbook(</w:t>
+      </w:r>
+    </w:p>
+    <w:p>
+      <w:pPr>
+        <w:pBdr>
+          <w:left w:val="single" w:sz="12" w:space="6" w:color="A6A6A6"/>
+        </w:pBdr>
+        <w:shd w:val="clear" w:color="auto" w:fill="F2F2F2"/>
+        <w:ind w:left="180"/>
+      </w:pPr>
+      <w:r>
+        <w:rPr>
+          <w:rFonts w:ascii="Consolas" w:eastAsia="Consolas" w:hAnsi="Consolas" w:cs="Consolas"/>
+          <w:sz w:val="16"/>
+          <w:szCs w:val="16"/>
+        </w:rPr>
+        <w:t xml:space="preserve">                     File.Contents(pRefMappingsPath),</w:t>
+      </w:r>
+    </w:p>
+    <w:p>
+      <w:pPr>
+        <w:pBdr>
+          <w:left w:val="single" w:sz="12" w:space="6" w:color="A6A6A6"/>
+        </w:pBdr>
+        <w:shd w:val="clear" w:color="auto" w:fill="F2F2F2"/>
+        <w:ind w:left="180"/>
+      </w:pPr>
+      <w:r>
+        <w:rPr>
+          <w:rFonts w:ascii="Consolas" w:eastAsia="Consolas" w:hAnsi="Consolas" w:cs="Consolas"/>
+          <w:sz w:val="16"/>
+          <w:szCs w:val="16"/>
+        </w:rPr>
+        <w:t xml:space="preserve">                     null, true</w:t>
+      </w:r>
+    </w:p>
+    <w:p>
+      <w:pPr>
+        <w:pBdr>
+          <w:left w:val="single" w:sz="12" w:space="6" w:color="A6A6A6"/>
+        </w:pBdr>
+        <w:shd w:val="clear" w:color="auto" w:fill="F2F2F2"/>
+        <w:ind w:left="180"/>
+      </w:pPr>
+      <w:r>
+        <w:rPr>
+          <w:rFonts w:ascii="Consolas" w:eastAsia="Consolas" w:hAnsi="Consolas" w:cs="Consolas"/>
+          <w:sz w:val="16"/>
+          <w:szCs w:val="16"/>
+        </w:rPr>
+        <w:t xml:space="preserve">                 ),</w:t>
+      </w:r>
+    </w:p>
+    <w:p>
+      <w:pPr>
+        <w:pBdr>
+          <w:left w:val="single" w:sz="12" w:space="6" w:color="A6A6A6"/>
+        </w:pBdr>
+        <w:shd w:val="clear" w:color="auto" w:fill="F2F2F2"/>
+        <w:ind w:left="180"/>
+      </w:pPr>
+      <w:r>
+        <w:rPr>
+          <w:rFonts w:ascii="Consolas" w:eastAsia="Consolas" w:hAnsi="Consolas" w:cs="Consolas"/>
+          <w:sz w:val="16"/>
+          <w:szCs w:val="16"/>
+        </w:rPr>
+        <w:t xml:space="preserve">    Ref        = Source{[Item = "tbl_CategoryMap", Kind = "Table"]}[Data],</w:t>
+      </w:r>
+    </w:p>
+    <w:p>
+      <w:pPr>
+        <w:pBdr>
+          <w:left w:val="single" w:sz="12" w:space="6" w:color="A6A6A6"/>
+        </w:pBdr>
+        <w:shd w:val="clear" w:color="auto" w:fill="F2F2F2"/>
+        <w:ind w:left="180"/>
+      </w:pPr>
+      <w:r>
+        <w:rPr>
+          <w:rFonts w:ascii="Consolas" w:eastAsia="Consolas" w:hAnsi="Consolas" w:cs="Consolas"/>
+          <w:sz w:val="16"/>
+          <w:szCs w:val="16"/>
+        </w:rPr>
+        <w:t xml:space="preserve"> </w:t>
+      </w:r>
+    </w:p>
+    <w:p>
+      <w:pPr>
+        <w:pBdr>
+          <w:left w:val="single" w:sz="12" w:space="6" w:color="A6A6A6"/>
+        </w:pBdr>
+        <w:shd w:val="clear" w:color="auto" w:fill="F2F2F2"/>
+        <w:ind w:left="180"/>
+      </w:pPr>
+      <w:r>
+        <w:rPr>
+          <w:rFonts w:ascii="Consolas" w:eastAsia="Consolas" w:hAnsi="Consolas" w:cs="Consolas"/>
+          <w:sz w:val="16"/>
+          <w:szCs w:val="16"/>
+        </w:rPr>
+        <w:t xml:space="preserve">    Api        = Table.Distinct(Table.SelectColumns(FactSectorSales, {"category_code"})),</w:t>
+      </w:r>
+    </w:p>
+    <w:p>
+      <w:pPr>
+        <w:pBdr>
+          <w:left w:val="single" w:sz="12" w:space="6" w:color="A6A6A6"/>
+        </w:pBdr>
+        <w:shd w:val="clear" w:color="auto" w:fill="F2F2F2"/>
+        <w:ind w:left="180"/>
+      </w:pPr>
+      <w:r>
+        <w:rPr>
+          <w:rFonts w:ascii="Consolas" w:eastAsia="Consolas" w:hAnsi="Consolas" w:cs="Consolas"/>
+          <w:sz w:val="16"/>
+          <w:szCs w:val="16"/>
+        </w:rPr>
+        <w:t xml:space="preserve"> </w:t>
+      </w:r>
+    </w:p>
+    <w:p>
+      <w:pPr>
+        <w:pBdr>
+          <w:left w:val="single" w:sz="12" w:space="6" w:color="A6A6A6"/>
+        </w:pBdr>
+        <w:shd w:val="clear" w:color="auto" w:fill="F2F2F2"/>
+        <w:ind w:left="180"/>
+      </w:pPr>
+      <w:r>
+        <w:rPr>
+          <w:rFonts w:ascii="Consolas" w:eastAsia="Consolas" w:hAnsi="Consolas" w:cs="Consolas"/>
+          <w:sz w:val="16"/>
+          <w:szCs w:val="16"/>
+        </w:rPr>
+        <w:t xml:space="preserve">    Joined     = Table.NestedJoin(Api, {"category_code"}, Ref, {"CategoryCode"},</w:t>
+      </w:r>
+    </w:p>
+    <w:p>
+      <w:pPr>
+        <w:pBdr>
+          <w:left w:val="single" w:sz="12" w:space="6" w:color="A6A6A6"/>
+        </w:pBdr>
+        <w:shd w:val="clear" w:color="auto" w:fill="F2F2F2"/>
+        <w:ind w:left="180"/>
+      </w:pPr>
+      <w:r>
+        <w:rPr>
+          <w:rFonts w:ascii="Consolas" w:eastAsia="Consolas" w:hAnsi="Consolas" w:cs="Consolas"/>
+          <w:sz w:val="16"/>
+          <w:szCs w:val="16"/>
+        </w:rPr>
+        <w:t xml:space="preserve">                                  "m", JoinKind.LeftOuter),</w:t>
+      </w:r>
+    </w:p>
+    <w:p>
+      <w:pPr>
+        <w:pBdr>
+          <w:left w:val="single" w:sz="12" w:space="6" w:color="A6A6A6"/>
+        </w:pBdr>
+        <w:shd w:val="clear" w:color="auto" w:fill="F2F2F2"/>
+        <w:ind w:left="180"/>
+      </w:pPr>
+      <w:r>
+        <w:rPr>
+          <w:rFonts w:ascii="Consolas" w:eastAsia="Consolas" w:hAnsi="Consolas" w:cs="Consolas"/>
+          <w:sz w:val="16"/>
+          <w:szCs w:val="16"/>
+        </w:rPr>
+        <w:t xml:space="preserve">    Unlabelled = Table.SelectRows(</w:t>
+      </w:r>
+    </w:p>
+    <w:p>
+      <w:pPr>
+        <w:pBdr>
+          <w:left w:val="single" w:sz="12" w:space="6" w:color="A6A6A6"/>
+        </w:pBdr>
+        <w:shd w:val="clear" w:color="auto" w:fill="F2F2F2"/>
+        <w:ind w:left="180"/>
+      </w:pPr>
+      <w:r>
+        <w:rPr>
+          <w:rFonts w:ascii="Consolas" w:eastAsia="Consolas" w:hAnsi="Consolas" w:cs="Consolas"/>
+          <w:sz w:val="16"/>
+          <w:szCs w:val="16"/>
+        </w:rPr>
+        <w:t xml:space="preserve">                     Table.AddColumn(Joined, "n", each Table.RowCount([m]), Int64.Type),</w:t>
+      </w:r>
+    </w:p>
+    <w:p>
+      <w:pPr>
+        <w:pBdr>
+          <w:left w:val="single" w:sz="12" w:space="6" w:color="A6A6A6"/>
+        </w:pBdr>
+        <w:shd w:val="clear" w:color="auto" w:fill="F2F2F2"/>
+        <w:ind w:left="180"/>
+      </w:pPr>
+      <w:r>
+        <w:rPr>
+          <w:rFonts w:ascii="Consolas" w:eastAsia="Consolas" w:hAnsi="Consolas" w:cs="Consolas"/>
+          <w:sz w:val="16"/>
+          <w:szCs w:val="16"/>
+        </w:rPr>
+        <w:t xml:space="preserve">                     each [n] = 0</w:t>
+      </w:r>
+    </w:p>
+    <w:p>
+      <w:pPr>
+        <w:pBdr>
+          <w:left w:val="single" w:sz="12" w:space="6" w:color="A6A6A6"/>
+        </w:pBdr>
+        <w:shd w:val="clear" w:color="auto" w:fill="F2F2F2"/>
+        <w:ind w:left="180"/>
+      </w:pPr>
+      <w:r>
+        <w:rPr>
+          <w:rFonts w:ascii="Consolas" w:eastAsia="Consolas" w:hAnsi="Consolas" w:cs="Consolas"/>
+          <w:sz w:val="16"/>
+          <w:szCs w:val="16"/>
+        </w:rPr>
+        <w:t xml:space="preserve">                 )</w:t>
+      </w:r>
+    </w:p>
+    <w:p>
+      <w:pPr>
+        <w:pBdr>
+          <w:left w:val="single" w:sz="12" w:space="6" w:color="A6A6A6"/>
+        </w:pBdr>
+        <w:shd w:val="clear" w:color="auto" w:fill="F2F2F2"/>
+        <w:ind w:left="180"/>
+      </w:pPr>
+      <w:r>
+        <w:rPr>
+          <w:rFonts w:ascii="Consolas" w:eastAsia="Consolas" w:hAnsi="Consolas" w:cs="Consolas"/>
+          <w:sz w:val="16"/>
+          <w:szCs w:val="16"/>
+        </w:rPr>
+        <w:t xml:space="preserve">in</w:t>
+      </w:r>
+    </w:p>
+    <w:p>
+      <w:pPr>
+        <w:pBdr>
+          <w:left w:val="single" w:sz="12" w:space="6" w:color="A6A6A6"/>
+        </w:pBdr>
+        <w:shd w:val="clear" w:color="auto" w:fill="F2F2F2"/>
+        <w:ind w:left="180"/>
+      </w:pPr>
+      <w:r>
+        <w:rPr>
+          <w:rFonts w:ascii="Consolas" w:eastAsia="Consolas" w:hAnsi="Consolas" w:cs="Consolas"/>
+          <w:sz w:val="16"/>
+          <w:szCs w:val="16"/>
+        </w:rPr>
+        <w:t xml:space="preserve">    Table.SelectColumns(Unlabelled, {"category_code"})</w:t>
       </w:r>
     </w:p>
     <w:p>

--- a/docs/02_Data_Setup_and_Semantic_Model_Guide.docx
+++ b/docs/02_Data_Setup_and_Semantic_Model_Guide.docx
@@ -9055,7 +9055,7 @@
                 <w:sz w:val="19"/>
                 <w:szCs w:val="19"/>
               </w:rPr>
-              <w:t>The nineteen codes in Table 3.1</w:t>
+              <w:t>Discovered at refresh by the §3.4 query — 21 codes on 22 September 2026. No fixed list is sent; Table 3.1 is a snapshot</w:t>
             </w:r>
           </w:p>
         </w:tc>
